--- a/Documentacao/Documentacao.docx
+++ b/Documentacao/Documentacao.docx
@@ -12,7 +12,6 @@
           <w:szCs w:val="24"/>
         </w:rPr>
       </w:pPr>
-      <w:bookmarkStart w:id="0" w:name="_GoBack"/>
       <w:r>
         <w:rPr>
           <w:rFonts w:ascii="Arial" w:hAnsi="Arial" w:cs="Arial"/>
@@ -400,17 +399,7 @@
           <w:sz w:val="28"/>
           <w:szCs w:val="24"/>
         </w:rPr>
-        <w:t>platafo</w:t>
-      </w:r>
-      <w:r>
-        <w:rPr>
-          <w:rFonts w:ascii="Arial" w:hAnsi="Arial" w:cs="Arial"/>
-          <w:b/>
-          <w:bCs/>
-          <w:sz w:val="28"/>
-          <w:szCs w:val="24"/>
-        </w:rPr>
-        <w:t>rma de adaptação didática com IA para alunos com TEA</w:t>
+        <w:t>plataforma de adaptação didática com IA para alunos com TEA</w:t>
       </w:r>
     </w:p>
     <w:p>
@@ -746,17 +735,7 @@
           <w:sz w:val="28"/>
           <w:szCs w:val="24"/>
         </w:rPr>
-        <w:t>platafo</w:t>
-      </w:r>
-      <w:r>
-        <w:rPr>
-          <w:rFonts w:ascii="Arial" w:hAnsi="Arial" w:cs="Arial"/>
-          <w:b/>
-          <w:bCs/>
-          <w:sz w:val="28"/>
-          <w:szCs w:val="24"/>
-        </w:rPr>
-        <w:t>rma de adaptação didática com IA para alunos com TEA</w:t>
+        <w:t>plataforma de adaptação didática com IA para alunos com TEA</w:t>
       </w:r>
     </w:p>
     <w:p>
@@ -1139,7 +1118,7 @@
           <w:szCs w:val="24"/>
           <w:lang w:val="en-US"/>
         </w:rPr>
-        <w:t>Inclusão</w:t>
+        <w:t>In</w:t>
       </w:r>
       <w:r>
         <w:rPr>
@@ -1148,6 +1127,15 @@
           <w:szCs w:val="24"/>
           <w:lang w:val="en-US"/>
         </w:rPr>
+        <w:t>clusão</w:t>
+      </w:r>
+      <w:r>
+        <w:rPr>
+          <w:rFonts w:ascii="Arial" w:hAnsi="Arial" w:cs="Arial"/>
+          <w:sz w:val="24"/>
+          <w:szCs w:val="24"/>
+          <w:lang w:val="en-US"/>
+        </w:rPr>
         <w:t>.</w:t>
       </w:r>
     </w:p>
@@ -2192,23 +2180,23 @@
     </w:p>
     <w:p>
       <w:pPr>
-        <w:spacing w:line="240" w:lineRule="auto"/>
-        <w:rPr>
-          <w:rFonts w:ascii="Arial" w:eastAsia="Times New Roman" w:hAnsi="Arial" w:cs="Arial"/>
-          <w:b/>
-          <w:bCs/>
-          <w:sz w:val="30"/>
-          <w:szCs w:val="30"/>
-          <w:lang w:eastAsia="pt-BR"/>
-        </w:rPr>
-      </w:pPr>
-      <w:r>
-        <w:rPr>
-          <w:rFonts w:ascii="Arial" w:eastAsia="Times New Roman" w:hAnsi="Arial" w:cs="Arial"/>
-          <w:b/>
-          <w:bCs/>
-          <w:sz w:val="30"/>
-          <w:szCs w:val="30"/>
+        <w:spacing w:after="0" w:line="360" w:lineRule="auto"/>
+        <w:rPr>
+          <w:rFonts w:ascii="Arial" w:eastAsia="Times New Roman" w:hAnsi="Arial" w:cs="Arial"/>
+          <w:b/>
+          <w:bCs/>
+          <w:sz w:val="24"/>
+          <w:szCs w:val="24"/>
+          <w:lang w:eastAsia="pt-BR"/>
+        </w:rPr>
+      </w:pPr>
+      <w:r>
+        <w:rPr>
+          <w:rFonts w:ascii="Arial" w:eastAsia="Times New Roman" w:hAnsi="Arial" w:cs="Arial"/>
+          <w:b/>
+          <w:bCs/>
+          <w:sz w:val="24"/>
+          <w:szCs w:val="24"/>
           <w:lang w:eastAsia="pt-BR"/>
         </w:rPr>
         <w:t>INTRODUÇÃO</w:t>
@@ -2216,7 +2204,7 @@
     </w:p>
     <w:p>
       <w:pPr>
-        <w:spacing w:line="240" w:lineRule="auto"/>
+        <w:spacing w:after="0" w:line="360" w:lineRule="auto"/>
         <w:rPr>
           <w:rFonts w:ascii="Arial" w:eastAsia="Times New Roman" w:hAnsi="Arial" w:cs="Arial"/>
           <w:b/>
@@ -2240,7 +2228,7 @@
     </w:p>
     <w:p>
       <w:pPr>
-        <w:spacing w:line="240" w:lineRule="auto"/>
+        <w:spacing w:after="0" w:line="360" w:lineRule="auto"/>
         <w:rPr>
           <w:rFonts w:ascii="Arial" w:eastAsia="Times New Roman" w:hAnsi="Arial" w:cs="Arial"/>
           <w:sz w:val="24"/>
@@ -2260,7 +2248,7 @@
     </w:p>
     <w:p>
       <w:pPr>
-        <w:spacing w:line="240" w:lineRule="auto"/>
+        <w:spacing w:after="0" w:line="360" w:lineRule="auto"/>
         <w:rPr>
           <w:rFonts w:ascii="Arial" w:eastAsia="Times New Roman" w:hAnsi="Arial" w:cs="Arial"/>
           <w:sz w:val="24"/>
@@ -2294,14 +2282,6 @@
           <w:lang w:eastAsia="pt-BR"/>
         </w:rPr>
         <w:tab/>
-      </w:r>
-      <w:r>
-        <w:rPr>
-          <w:rFonts w:ascii="Arial" w:eastAsia="Times New Roman" w:hAnsi="Arial" w:cs="Arial"/>
-          <w:sz w:val="24"/>
-          <w:szCs w:val="24"/>
-          <w:lang w:eastAsia="pt-BR"/>
-        </w:rPr>
         <w:t>agógicos identificados compreendem:</w:t>
       </w:r>
     </w:p>
@@ -2311,7 +2291,7 @@
           <w:ilvl w:val="0"/>
           <w:numId w:val="32"/>
         </w:numPr>
-        <w:spacing w:after="0" w:line="240" w:lineRule="auto"/>
+        <w:spacing w:after="0" w:line="360" w:lineRule="auto"/>
         <w:ind w:left="0"/>
         <w:rPr>
           <w:rFonts w:ascii="Arial" w:eastAsia="Times New Roman" w:hAnsi="Arial" w:cs="Arial"/>
@@ -2347,7 +2327,7 @@
           <w:ilvl w:val="0"/>
           <w:numId w:val="32"/>
         </w:numPr>
-        <w:spacing w:after="0" w:line="240" w:lineRule="auto"/>
+        <w:spacing w:after="0" w:line="360" w:lineRule="auto"/>
         <w:ind w:left="0"/>
         <w:rPr>
           <w:rFonts w:ascii="Arial" w:eastAsia="Times New Roman" w:hAnsi="Arial" w:cs="Arial"/>
@@ -2383,7 +2363,7 @@
           <w:ilvl w:val="0"/>
           <w:numId w:val="32"/>
         </w:numPr>
-        <w:spacing w:after="0" w:line="240" w:lineRule="auto"/>
+        <w:spacing w:after="0" w:line="360" w:lineRule="auto"/>
         <w:ind w:left="0"/>
         <w:rPr>
           <w:rFonts w:ascii="Arial" w:eastAsia="Times New Roman" w:hAnsi="Arial" w:cs="Arial"/>
@@ -2415,7 +2395,7 @@
     </w:p>
     <w:p>
       <w:pPr>
-        <w:spacing w:line="240" w:lineRule="auto"/>
+        <w:spacing w:after="0" w:line="360" w:lineRule="auto"/>
         <w:rPr>
           <w:rFonts w:ascii="Arial" w:eastAsia="Times New Roman" w:hAnsi="Arial" w:cs="Arial"/>
           <w:sz w:val="24"/>
@@ -2435,7 +2415,7 @@
     </w:p>
     <w:p>
       <w:pPr>
-        <w:spacing w:line="240" w:lineRule="auto"/>
+        <w:spacing w:after="0" w:line="360" w:lineRule="auto"/>
         <w:rPr>
           <w:rFonts w:ascii="Arial" w:eastAsia="Times New Roman" w:hAnsi="Arial" w:cs="Arial"/>
           <w:b/>
@@ -2459,7 +2439,7 @@
     </w:p>
     <w:p>
       <w:pPr>
-        <w:spacing w:line="240" w:lineRule="auto"/>
+        <w:spacing w:after="0" w:line="360" w:lineRule="auto"/>
         <w:rPr>
           <w:rFonts w:ascii="Arial" w:eastAsia="Times New Roman" w:hAnsi="Arial" w:cs="Arial"/>
           <w:sz w:val="24"/>
@@ -2494,12 +2474,30 @@
           <w:szCs w:val="24"/>
           <w:lang w:eastAsia="pt-BR"/>
         </w:rPr>
-        <w:t>, uma ferramenta baseada em Inteligência Artificial que apoia professores do ensino médio na adaptação rápida e automatizada de materiais pedagógicos (textos, PDFs, slides e atividades) em versões acessíveis para alunos com TEA nível 1.</w:t>
-      </w:r>
-    </w:p>
-    <w:p>
-      <w:pPr>
-        <w:spacing w:line="240" w:lineRule="auto"/>
+        <w:t>, uma ferramenta baseada em Inteligência Artificial que a</w:t>
+      </w:r>
+      <w:r>
+        <w:rPr>
+          <w:rFonts w:ascii="Arial" w:eastAsia="Times New Roman" w:hAnsi="Arial" w:cs="Arial"/>
+          <w:sz w:val="24"/>
+          <w:szCs w:val="24"/>
+          <w:lang w:eastAsia="pt-BR"/>
+        </w:rPr>
+        <w:t>poia professores da ETEC Professor Camargo Aranha</w:t>
+      </w:r>
+      <w:r>
+        <w:rPr>
+          <w:rFonts w:ascii="Arial" w:eastAsia="Times New Roman" w:hAnsi="Arial" w:cs="Arial"/>
+          <w:sz w:val="24"/>
+          <w:szCs w:val="24"/>
+          <w:lang w:eastAsia="pt-BR"/>
+        </w:rPr>
+        <w:t xml:space="preserve"> na adaptação rápida e automatizada de materiais pedagógicos (textos, PDFs, slides e atividades) em versões acessíveis para alunos com TEA nível 1.</w:t>
+      </w:r>
+    </w:p>
+    <w:p>
+      <w:pPr>
+        <w:spacing w:after="0" w:line="360" w:lineRule="auto"/>
         <w:rPr>
           <w:rFonts w:ascii="Arial" w:eastAsia="Times New Roman" w:hAnsi="Arial" w:cs="Arial"/>
           <w:b/>
@@ -2523,107 +2521,185 @@
     </w:p>
     <w:p>
       <w:pPr>
-        <w:numPr>
-          <w:ilvl w:val="0"/>
-          <w:numId w:val="33"/>
-        </w:numPr>
-        <w:spacing w:after="0" w:line="240" w:lineRule="auto"/>
-        <w:ind w:left="0"/>
-        <w:rPr>
-          <w:rFonts w:ascii="Arial" w:eastAsia="Times New Roman" w:hAnsi="Arial" w:cs="Arial"/>
-          <w:sz w:val="24"/>
-          <w:szCs w:val="24"/>
-          <w:lang w:eastAsia="pt-BR"/>
-        </w:rPr>
-      </w:pPr>
-      <w:r>
-        <w:rPr>
-          <w:rFonts w:ascii="Arial" w:eastAsia="Times New Roman" w:hAnsi="Arial" w:cs="Arial"/>
-          <w:sz w:val="24"/>
-          <w:szCs w:val="24"/>
-          <w:lang w:eastAsia="pt-BR"/>
-        </w:rPr>
-        <w:t>Implementar algoritmos de Inteligência Artificial para simplificar a linguagem, estruturar conteúdos em etapas e destacar conceitos-chave de forma automatizada.</w:t>
-      </w:r>
-    </w:p>
-    <w:p>
-      <w:pPr>
-        <w:numPr>
-          <w:ilvl w:val="0"/>
-          <w:numId w:val="33"/>
-        </w:numPr>
-        <w:spacing w:after="0" w:line="240" w:lineRule="auto"/>
-        <w:ind w:left="0"/>
-        <w:rPr>
-          <w:rFonts w:ascii="Arial" w:eastAsia="Times New Roman" w:hAnsi="Arial" w:cs="Arial"/>
-          <w:sz w:val="24"/>
-          <w:szCs w:val="24"/>
-          <w:lang w:eastAsia="pt-BR"/>
-        </w:rPr>
-      </w:pPr>
-      <w:r>
-        <w:rPr>
-          <w:rFonts w:ascii="Arial" w:eastAsia="Times New Roman" w:hAnsi="Arial" w:cs="Arial"/>
-          <w:sz w:val="24"/>
-          <w:szCs w:val="24"/>
-          <w:lang w:eastAsia="pt-BR"/>
-        </w:rPr>
-        <w:t>Aplicar as diretrizes do Desenho Universal para a Aprendizagem (DUA) e o design instrucional do modelo ADDIE na interface e nas saídas da plataforma.</w:t>
-      </w:r>
-    </w:p>
-    <w:p>
-      <w:pPr>
-        <w:numPr>
-          <w:ilvl w:val="0"/>
-          <w:numId w:val="33"/>
-        </w:numPr>
-        <w:spacing w:after="0" w:line="240" w:lineRule="auto"/>
-        <w:ind w:left="0"/>
-        <w:rPr>
-          <w:rFonts w:ascii="Arial" w:eastAsia="Times New Roman" w:hAnsi="Arial" w:cs="Arial"/>
-          <w:sz w:val="24"/>
-          <w:szCs w:val="24"/>
-          <w:lang w:eastAsia="pt-BR"/>
-        </w:rPr>
-      </w:pPr>
-      <w:r>
-        <w:rPr>
-          <w:rFonts w:ascii="Arial" w:eastAsia="Times New Roman" w:hAnsi="Arial" w:cs="Arial"/>
-          <w:sz w:val="24"/>
-          <w:szCs w:val="24"/>
-          <w:lang w:eastAsia="pt-BR"/>
-        </w:rPr>
-        <w:t>Validar a eficácia do sistema através de pesquisas de campo em parceria com a clínica especializada Movthera e a comunidade escolar.</w:t>
-      </w:r>
-    </w:p>
-    <w:p>
-      <w:pPr>
-        <w:numPr>
-          <w:ilvl w:val="0"/>
-          <w:numId w:val="33"/>
-        </w:numPr>
-        <w:spacing w:after="0" w:line="240" w:lineRule="auto"/>
-        <w:ind w:left="0"/>
-        <w:rPr>
-          <w:rFonts w:ascii="Arial" w:eastAsia="Times New Roman" w:hAnsi="Arial" w:cs="Arial"/>
-          <w:sz w:val="24"/>
-          <w:szCs w:val="24"/>
-          <w:lang w:eastAsia="pt-BR"/>
-        </w:rPr>
-      </w:pPr>
-      <w:r>
-        <w:rPr>
-          <w:rFonts w:ascii="Arial" w:eastAsia="Times New Roman" w:hAnsi="Arial" w:cs="Arial"/>
-          <w:sz w:val="24"/>
-          <w:szCs w:val="24"/>
-          <w:lang w:eastAsia="pt-BR"/>
-        </w:rPr>
-        <w:t>Delimitar o escopo inicial de adaptação para as disciplinas da área de Humanas e Linguagens: Língua Portuguesa, Literatura, História, Geografia, Sociologia e Filosofia.</w:t>
-      </w:r>
-    </w:p>
-    <w:p>
-      <w:pPr>
-        <w:spacing w:line="240" w:lineRule="auto"/>
+        <w:spacing w:after="0" w:line="360" w:lineRule="auto"/>
+        <w:rPr>
+          <w:rFonts w:ascii="Arial" w:eastAsia="Times New Roman" w:hAnsi="Arial" w:cs="Arial"/>
+          <w:bCs/>
+          <w:sz w:val="24"/>
+          <w:szCs w:val="24"/>
+          <w:lang w:eastAsia="pt-BR"/>
+        </w:rPr>
+      </w:pPr>
+      <w:r>
+        <w:rPr>
+          <w:rFonts w:ascii="Arial" w:eastAsia="Times New Roman" w:hAnsi="Arial" w:cs="Arial"/>
+          <w:b/>
+          <w:bCs/>
+          <w:sz w:val="24"/>
+          <w:szCs w:val="24"/>
+          <w:lang w:eastAsia="pt-BR"/>
+        </w:rPr>
+        <w:t xml:space="preserve">RF01 - </w:t>
+      </w:r>
+      <w:r>
+        <w:rPr>
+          <w:rFonts w:ascii="Arial" w:eastAsia="Times New Roman" w:hAnsi="Arial" w:cs="Arial"/>
+          <w:bCs/>
+          <w:sz w:val="24"/>
+          <w:szCs w:val="24"/>
+          <w:lang w:eastAsia="pt-BR"/>
+        </w:rPr>
+        <w:t>Upload de Documentos: O sistema deve permitir o envio de arquivos no formato .pdf.</w:t>
+      </w:r>
+    </w:p>
+    <w:p>
+      <w:pPr>
+        <w:spacing w:after="0" w:line="360" w:lineRule="auto"/>
+        <w:rPr>
+          <w:rFonts w:ascii="Arial" w:eastAsia="Times New Roman" w:hAnsi="Arial" w:cs="Arial"/>
+          <w:bCs/>
+          <w:sz w:val="24"/>
+          <w:szCs w:val="24"/>
+          <w:lang w:eastAsia="pt-BR"/>
+        </w:rPr>
+      </w:pPr>
+      <w:r>
+        <w:rPr>
+          <w:rFonts w:ascii="Arial" w:eastAsia="Times New Roman" w:hAnsi="Arial" w:cs="Arial"/>
+          <w:b/>
+          <w:bCs/>
+          <w:sz w:val="24"/>
+          <w:szCs w:val="24"/>
+          <w:lang w:eastAsia="pt-BR"/>
+        </w:rPr>
+        <w:t xml:space="preserve">RF02 - </w:t>
+      </w:r>
+      <w:r>
+        <w:rPr>
+          <w:rFonts w:ascii="Arial" w:eastAsia="Times New Roman" w:hAnsi="Arial" w:cs="Arial"/>
+          <w:bCs/>
+          <w:sz w:val="24"/>
+          <w:szCs w:val="24"/>
+          <w:lang w:eastAsia="pt-BR"/>
+        </w:rPr>
+        <w:t>Validação de Entrada: O sistema deve verificar o formato antes de iniciar o processamento.</w:t>
+      </w:r>
+    </w:p>
+    <w:p>
+      <w:pPr>
+        <w:spacing w:after="0" w:line="360" w:lineRule="auto"/>
+        <w:rPr>
+          <w:rFonts w:ascii="Arial" w:eastAsia="Times New Roman" w:hAnsi="Arial" w:cs="Arial"/>
+          <w:b/>
+          <w:bCs/>
+          <w:sz w:val="24"/>
+          <w:szCs w:val="24"/>
+          <w:lang w:eastAsia="pt-BR"/>
+        </w:rPr>
+      </w:pPr>
+      <w:r>
+        <w:rPr>
+          <w:rFonts w:ascii="Arial" w:eastAsia="Times New Roman" w:hAnsi="Arial" w:cs="Arial"/>
+          <w:b/>
+          <w:bCs/>
+          <w:sz w:val="24"/>
+          <w:szCs w:val="24"/>
+          <w:lang w:eastAsia="pt-BR"/>
+        </w:rPr>
+        <w:lastRenderedPageBreak/>
+        <w:t xml:space="preserve">RF03 - </w:t>
+      </w:r>
+      <w:r>
+        <w:rPr>
+          <w:rFonts w:ascii="Arial" w:eastAsia="Times New Roman" w:hAnsi="Arial" w:cs="Arial"/>
+          <w:bCs/>
+          <w:sz w:val="24"/>
+          <w:szCs w:val="24"/>
+          <w:lang w:eastAsia="pt-BR"/>
+        </w:rPr>
+        <w:t xml:space="preserve">Extração de Conteúdo: O sistema deve extrair o </w:t>
+      </w:r>
+      <w:r>
+        <w:rPr>
+          <w:rFonts w:ascii="Arial" w:eastAsia="Times New Roman" w:hAnsi="Arial" w:cs="Arial"/>
+          <w:bCs/>
+          <w:sz w:val="24"/>
+          <w:szCs w:val="24"/>
+          <w:lang w:eastAsia="pt-BR"/>
+        </w:rPr>
+        <w:t>conteúdo e identificar, com o auxílio da IA, as ambiguidades ou possíveis interferências (com base nos parâmetros passados), do arquivo selecionado</w:t>
+      </w:r>
+    </w:p>
+    <w:p>
+      <w:pPr>
+        <w:spacing w:after="0" w:line="360" w:lineRule="auto"/>
+        <w:rPr>
+          <w:rFonts w:ascii="Arial" w:eastAsia="Times New Roman" w:hAnsi="Arial" w:cs="Arial"/>
+          <w:bCs/>
+          <w:sz w:val="24"/>
+          <w:szCs w:val="24"/>
+          <w:lang w:eastAsia="pt-BR"/>
+        </w:rPr>
+      </w:pPr>
+      <w:r>
+        <w:rPr>
+          <w:rFonts w:ascii="Arial" w:eastAsia="Times New Roman" w:hAnsi="Arial" w:cs="Arial"/>
+          <w:b/>
+          <w:bCs/>
+          <w:sz w:val="24"/>
+          <w:szCs w:val="24"/>
+          <w:lang w:eastAsia="pt-BR"/>
+        </w:rPr>
+        <w:t xml:space="preserve">RF04 - </w:t>
+      </w:r>
+      <w:r>
+        <w:rPr>
+          <w:rFonts w:ascii="Arial" w:eastAsia="Times New Roman" w:hAnsi="Arial" w:cs="Arial"/>
+          <w:bCs/>
+          <w:sz w:val="24"/>
+          <w:szCs w:val="24"/>
+          <w:lang w:eastAsia="pt-BR"/>
+        </w:rPr>
+        <w:t>O sistema deve ter um botão para acionar a conversão</w:t>
+      </w:r>
+    </w:p>
+    <w:p>
+      <w:pPr>
+        <w:spacing w:after="0" w:line="360" w:lineRule="auto"/>
+        <w:rPr>
+          <w:rFonts w:ascii="Arial" w:eastAsia="Times New Roman" w:hAnsi="Arial" w:cs="Arial"/>
+          <w:b/>
+          <w:bCs/>
+          <w:sz w:val="24"/>
+          <w:szCs w:val="24"/>
+          <w:lang w:eastAsia="pt-BR"/>
+        </w:rPr>
+      </w:pPr>
+      <w:r>
+        <w:rPr>
+          <w:rFonts w:ascii="Arial" w:eastAsia="Times New Roman" w:hAnsi="Arial" w:cs="Arial"/>
+          <w:b/>
+          <w:bCs/>
+          <w:sz w:val="24"/>
+          <w:szCs w:val="24"/>
+          <w:lang w:eastAsia="pt-BR"/>
+        </w:rPr>
+        <w:t xml:space="preserve">RF05 – </w:t>
+      </w:r>
+      <w:r>
+        <w:rPr>
+          <w:rFonts w:ascii="Arial" w:eastAsia="Times New Roman" w:hAnsi="Arial" w:cs="Arial"/>
+          <w:bCs/>
+          <w:sz w:val="24"/>
+          <w:szCs w:val="24"/>
+          <w:lang w:eastAsia="pt-BR"/>
+        </w:rPr>
+        <w:t>O download do arquivo ficará disponibilizado na tela assim que finalizado com um breve resumo do que foi mudado e melhorado</w:t>
+      </w:r>
+    </w:p>
+    <w:p>
+      <w:pPr>
+        <w:spacing w:after="0" w:line="360" w:lineRule="auto"/>
         <w:rPr>
           <w:rFonts w:ascii="Arial" w:eastAsia="Times New Roman" w:hAnsi="Arial" w:cs="Arial"/>
           <w:b/>
@@ -2647,7 +2723,7 @@
     </w:p>
     <w:p>
       <w:pPr>
-        <w:spacing w:line="240" w:lineRule="auto"/>
+        <w:spacing w:after="0" w:line="360" w:lineRule="auto"/>
         <w:rPr>
           <w:rFonts w:ascii="Arial" w:eastAsia="Times New Roman" w:hAnsi="Arial" w:cs="Arial"/>
           <w:sz w:val="24"/>
@@ -2664,6 +2740,17 @@
         </w:rPr>
         <w:t>A metodologia deste projeto é de natureza aplicada e qualitativa, estruturada sob os seguintes pilares:</w:t>
       </w:r>
+    </w:p>
+    <w:p>
+      <w:pPr>
+        <w:spacing w:after="0" w:line="360" w:lineRule="auto"/>
+        <w:rPr>
+          <w:rFonts w:ascii="Arial" w:eastAsia="Times New Roman" w:hAnsi="Arial" w:cs="Arial"/>
+          <w:sz w:val="24"/>
+          <w:szCs w:val="24"/>
+          <w:lang w:eastAsia="pt-BR"/>
+        </w:rPr>
+      </w:pPr>
     </w:p>
     <w:p>
       <w:pPr>
@@ -2671,75 +2758,51 @@
           <w:ilvl w:val="0"/>
           <w:numId w:val="34"/>
         </w:numPr>
-        <w:spacing w:after="0" w:line="240" w:lineRule="auto"/>
+        <w:spacing w:after="0" w:line="360" w:lineRule="auto"/>
         <w:ind w:left="0"/>
         <w:rPr>
           <w:rFonts w:ascii="Arial" w:eastAsia="Times New Roman" w:hAnsi="Arial" w:cs="Arial"/>
           <w:sz w:val="24"/>
           <w:szCs w:val="24"/>
-          <w:lang w:eastAsia="pt-BR"/>
-        </w:rPr>
-      </w:pPr>
-      <w:r>
-        <w:rPr>
-          <w:rFonts w:ascii="Arial" w:eastAsia="Times New Roman" w:hAnsi="Arial" w:cs="Arial"/>
-          <w:b/>
-          <w:bCs/>
-          <w:sz w:val="24"/>
-          <w:szCs w:val="24"/>
-          <w:lang w:eastAsia="pt-BR"/>
-        </w:rPr>
-        <w:lastRenderedPageBreak/>
-        <w:t>Engenharia de Software e Design Instrucional:</w:t>
-      </w:r>
-      <w:r>
-        <w:rPr>
-          <w:rFonts w:ascii="Arial" w:eastAsia="Times New Roman" w:hAnsi="Arial" w:cs="Arial"/>
-          <w:sz w:val="24"/>
-          <w:szCs w:val="24"/>
-          <w:lang w:eastAsia="pt-BR"/>
-        </w:rPr>
-        <w:t xml:space="preserve"> Uso do modelo </w:t>
-      </w:r>
-      <w:r>
-        <w:rPr>
-          <w:rFonts w:ascii="Arial" w:eastAsia="Times New Roman" w:hAnsi="Arial" w:cs="Arial"/>
-          <w:b/>
-          <w:bCs/>
-          <w:sz w:val="24"/>
-          <w:szCs w:val="24"/>
-          <w:lang w:eastAsia="pt-BR"/>
-        </w:rPr>
-        <w:t>ADDIE</w:t>
-      </w:r>
-      <w:r>
-        <w:rPr>
-          <w:rFonts w:ascii="Arial" w:eastAsia="Times New Roman" w:hAnsi="Arial" w:cs="Arial"/>
-          <w:sz w:val="24"/>
-          <w:szCs w:val="24"/>
-          <w:lang w:eastAsia="pt-BR"/>
-        </w:rPr>
-        <w:t xml:space="preserve"> (Análise, Design, Desenvolvimento, Implementação e Avaliação) para o fluxo geral do sistema e a metodologia ágil </w:t>
-      </w:r>
-      <w:r>
-        <w:rPr>
-          <w:rFonts w:ascii="Arial" w:eastAsia="Times New Roman" w:hAnsi="Arial" w:cs="Arial"/>
-          <w:b/>
-          <w:bCs/>
-          <w:sz w:val="24"/>
-          <w:szCs w:val="24"/>
-          <w:lang w:eastAsia="pt-BR"/>
-        </w:rPr>
-        <w:t>Scrum</w:t>
-      </w:r>
-      <w:r>
-        <w:rPr>
-          <w:rFonts w:ascii="Arial" w:eastAsia="Times New Roman" w:hAnsi="Arial" w:cs="Arial"/>
-          <w:sz w:val="24"/>
-          <w:szCs w:val="24"/>
-          <w:lang w:eastAsia="pt-BR"/>
-        </w:rPr>
-        <w:t xml:space="preserve"> para a gestão do desenvolvimento.</w:t>
+          <w:lang w:val="en-US" w:eastAsia="pt-BR"/>
+        </w:rPr>
+      </w:pPr>
+      <w:r>
+        <w:rPr>
+          <w:rFonts w:ascii="Arial" w:eastAsia="Times New Roman" w:hAnsi="Arial" w:cs="Arial"/>
+          <w:b/>
+          <w:sz w:val="24"/>
+          <w:szCs w:val="24"/>
+          <w:lang w:val="en-US" w:eastAsia="pt-BR"/>
+        </w:rPr>
+        <w:t>Tecnologias Utilizadas:</w:t>
+      </w:r>
+      <w:r>
+        <w:rPr>
+          <w:rFonts w:ascii="Arial" w:eastAsia="Times New Roman" w:hAnsi="Arial" w:cs="Arial"/>
+          <w:sz w:val="24"/>
+          <w:szCs w:val="24"/>
+          <w:lang w:val="en-US" w:eastAsia="pt-BR"/>
+        </w:rPr>
+        <w:t xml:space="preserve"> Java, Spring Boot, Spring Security, JWT Au</w:t>
+      </w:r>
+      <w:r>
+        <w:rPr>
+          <w:rFonts w:ascii="Arial" w:eastAsia="Times New Roman" w:hAnsi="Arial" w:cs="Arial"/>
+          <w:sz w:val="24"/>
+          <w:szCs w:val="24"/>
+          <w:lang w:val="en-US" w:eastAsia="pt-BR"/>
+        </w:rPr>
+        <w:t>thenti</w:t>
+      </w:r>
+      <w:r>
+        <w:rPr>
+          <w:rFonts w:ascii="Arial" w:eastAsia="Times New Roman" w:hAnsi="Arial" w:cs="Arial"/>
+          <w:sz w:val="24"/>
+          <w:szCs w:val="24"/>
+          <w:lang w:val="en-US" w:eastAsia="pt-BR"/>
+        </w:rPr>
+        <w:t>cation, Spring Data JPA, Maven, Lombok, Flyway, REST API, PostgreSQL, Spring AI, OpenAI API, Docker, React, CSS, JavaScript, HTML</w:t>
       </w:r>
     </w:p>
     <w:p>
@@ -2748,7 +2811,7 @@
           <w:ilvl w:val="0"/>
           <w:numId w:val="34"/>
         </w:numPr>
-        <w:spacing w:after="0" w:line="240" w:lineRule="auto"/>
+        <w:spacing w:after="0" w:line="360" w:lineRule="auto"/>
         <w:ind w:left="0"/>
         <w:rPr>
           <w:rFonts w:ascii="Arial" w:eastAsia="Times New Roman" w:hAnsi="Arial" w:cs="Arial"/>
@@ -2775,7 +2838,38 @@
           <w:szCs w:val="24"/>
           <w:lang w:eastAsia="pt-BR"/>
         </w:rPr>
-        <w:t xml:space="preserve"> Aplicação dos princípios do </w:t>
+        <w:t xml:space="preserve"> Aplicação dos </w:t>
+      </w:r>
+      <w:r>
+        <w:rPr>
+          <w:rFonts w:ascii="Arial" w:eastAsia="Times New Roman" w:hAnsi="Arial" w:cs="Arial"/>
+          <w:sz w:val="24"/>
+          <w:szCs w:val="24"/>
+          <w:u w:val="single"/>
+          <w:lang w:eastAsia="pt-BR"/>
+        </w:rPr>
+        <w:t>princíp</w:t>
+      </w:r>
+      <w:bookmarkStart w:id="0" w:name="_GoBack"/>
+      <w:bookmarkEnd w:id="0"/>
+      <w:r>
+        <w:rPr>
+          <w:rFonts w:ascii="Arial" w:eastAsia="Times New Roman" w:hAnsi="Arial" w:cs="Arial"/>
+          <w:sz w:val="24"/>
+          <w:szCs w:val="24"/>
+          <w:u w:val="single"/>
+          <w:lang w:eastAsia="pt-BR"/>
+        </w:rPr>
+        <w:t>ios</w:t>
+      </w:r>
+      <w:r>
+        <w:rPr>
+          <w:rFonts w:ascii="Arial" w:eastAsia="Times New Roman" w:hAnsi="Arial" w:cs="Arial"/>
+          <w:sz w:val="24"/>
+          <w:szCs w:val="24"/>
+          <w:lang w:eastAsia="pt-BR"/>
+        </w:rPr>
+        <w:t xml:space="preserve"> do </w:t>
       </w:r>
       <w:r>
         <w:rPr>
@@ -2804,7 +2898,7 @@
           <w:ilvl w:val="0"/>
           <w:numId w:val="34"/>
         </w:numPr>
-        <w:spacing w:after="0" w:line="240" w:lineRule="auto"/>
+        <w:spacing w:after="0" w:line="360" w:lineRule="auto"/>
         <w:ind w:left="0"/>
         <w:rPr>
           <w:rFonts w:ascii="Arial" w:eastAsia="Times New Roman" w:hAnsi="Arial" w:cs="Arial"/>
@@ -2856,7 +2950,92 @@
     </w:p>
     <w:p>
       <w:pPr>
-        <w:spacing w:line="240" w:lineRule="auto"/>
+        <w:numPr>
+          <w:ilvl w:val="0"/>
+          <w:numId w:val="34"/>
+        </w:numPr>
+        <w:spacing w:after="0" w:line="360" w:lineRule="auto"/>
+        <w:ind w:left="0"/>
+        <w:rPr>
+          <w:rFonts w:ascii="Arial" w:eastAsia="Times New Roman" w:hAnsi="Arial" w:cs="Arial"/>
+          <w:sz w:val="24"/>
+          <w:szCs w:val="24"/>
+          <w:lang w:eastAsia="pt-BR"/>
+        </w:rPr>
+      </w:pPr>
+      <w:r>
+        <w:rPr>
+          <w:rFonts w:ascii="Arial" w:eastAsia="Times New Roman" w:hAnsi="Arial" w:cs="Arial"/>
+          <w:b/>
+          <w:bCs/>
+          <w:sz w:val="24"/>
+          <w:szCs w:val="24"/>
+          <w:lang w:eastAsia="pt-BR"/>
+        </w:rPr>
+        <w:t>Engenharia de Software e Design Instrucional:</w:t>
+      </w:r>
+      <w:r>
+        <w:rPr>
+          <w:rFonts w:ascii="Arial" w:eastAsia="Times New Roman" w:hAnsi="Arial" w:cs="Arial"/>
+          <w:sz w:val="24"/>
+          <w:szCs w:val="24"/>
+          <w:lang w:eastAsia="pt-BR"/>
+        </w:rPr>
+        <w:t xml:space="preserve"> Uso do modelo </w:t>
+      </w:r>
+      <w:r>
+        <w:rPr>
+          <w:rFonts w:ascii="Arial" w:eastAsia="Times New Roman" w:hAnsi="Arial" w:cs="Arial"/>
+          <w:b/>
+          <w:bCs/>
+          <w:sz w:val="24"/>
+          <w:szCs w:val="24"/>
+          <w:lang w:eastAsia="pt-BR"/>
+        </w:rPr>
+        <w:t>ADDIE</w:t>
+      </w:r>
+      <w:r>
+        <w:rPr>
+          <w:rFonts w:ascii="Arial" w:eastAsia="Times New Roman" w:hAnsi="Arial" w:cs="Arial"/>
+          <w:sz w:val="24"/>
+          <w:szCs w:val="24"/>
+          <w:lang w:eastAsia="pt-BR"/>
+        </w:rPr>
+        <w:t xml:space="preserve"> (Análise, Design, Desenvolvimento, Implementação e Avaliação) para o fluxo geral do sistema e a metodologia ágil </w:t>
+      </w:r>
+      <w:r>
+        <w:rPr>
+          <w:rFonts w:ascii="Arial" w:eastAsia="Times New Roman" w:hAnsi="Arial" w:cs="Arial"/>
+          <w:b/>
+          <w:bCs/>
+          <w:sz w:val="24"/>
+          <w:szCs w:val="24"/>
+          <w:lang w:eastAsia="pt-BR"/>
+        </w:rPr>
+        <w:t>Scrum</w:t>
+      </w:r>
+      <w:r>
+        <w:rPr>
+          <w:rFonts w:ascii="Arial" w:eastAsia="Times New Roman" w:hAnsi="Arial" w:cs="Arial"/>
+          <w:sz w:val="24"/>
+          <w:szCs w:val="24"/>
+          <w:lang w:eastAsia="pt-BR"/>
+        </w:rPr>
+        <w:t xml:space="preserve"> para a gestão do desenvolvimento</w:t>
+      </w:r>
+      <w:r>
+        <w:rPr>
+          <w:rFonts w:ascii="Arial" w:eastAsia="Times New Roman" w:hAnsi="Arial" w:cs="Arial"/>
+          <w:sz w:val="24"/>
+          <w:szCs w:val="24"/>
+          <w:lang w:eastAsia="pt-BR"/>
+        </w:rPr>
+        <w:t>.</w:t>
+      </w:r>
+    </w:p>
+    <w:p>
+      <w:pPr>
+        <w:spacing w:after="0" w:line="360" w:lineRule="auto"/>
         <w:rPr>
           <w:rFonts w:ascii="Arial" w:eastAsia="Times New Roman" w:hAnsi="Arial" w:cs="Arial"/>
           <w:b/>
@@ -2880,46 +3059,36 @@
     </w:p>
     <w:p>
       <w:pPr>
-        <w:spacing w:line="240" w:lineRule="auto"/>
-        <w:rPr>
-          <w:rFonts w:ascii="Arial" w:eastAsia="Times New Roman" w:hAnsi="Arial" w:cs="Arial"/>
-          <w:sz w:val="24"/>
-          <w:szCs w:val="24"/>
-          <w:lang w:eastAsia="pt-BR"/>
-        </w:rPr>
-      </w:pPr>
-      <w:r>
-        <w:rPr>
-          <w:rFonts w:ascii="Arial" w:eastAsia="Times New Roman" w:hAnsi="Arial" w:cs="Arial"/>
-          <w:sz w:val="24"/>
-          <w:szCs w:val="24"/>
-          <w:lang w:eastAsia="pt-BR"/>
-        </w:rPr>
-        <w:t xml:space="preserve">O </w:t>
-      </w:r>
-      <w:r>
-        <w:rPr>
-          <w:rFonts w:ascii="Arial" w:eastAsia="Times New Roman" w:hAnsi="Arial" w:cs="Arial"/>
-          <w:b/>
-          <w:bCs/>
-          <w:sz w:val="24"/>
-          <w:szCs w:val="24"/>
-          <w:lang w:eastAsia="pt-BR"/>
-        </w:rPr>
-        <w:t>TEA Learn</w:t>
-      </w:r>
-      <w:r>
-        <w:rPr>
-          <w:rFonts w:ascii="Arial" w:eastAsia="Times New Roman" w:hAnsi="Arial" w:cs="Arial"/>
-          <w:sz w:val="24"/>
-          <w:szCs w:val="24"/>
-          <w:lang w:eastAsia="pt-BR"/>
-        </w:rPr>
-        <w:t xml:space="preserve"> resolve o problema da exclusão pedagógica ao automatizar o processo de diferenciação curricular. O professor insere o material didático padrão na plataforma, e a IA reestrutura o conteúdo instantaneamente. O sistema entrega um material reformulado com frases curtas, organização em tópicos, divisão em etapas sequenciais e uma estrutura visual limpa e simplificada. Dessa forma, reduz-se a carga de trabalho do docente e garante-se a autonomia e a inclusão real do estudante com TEA nível 1 no ambiente escolar.</w:t>
-      </w:r>
-    </w:p>
-    <w:p>
-      <w:pPr>
+        <w:spacing w:after="0" w:line="360" w:lineRule="auto"/>
+        <w:rPr>
+          <w:rFonts w:ascii="Arial" w:eastAsia="Times New Roman" w:hAnsi="Arial" w:cs="Arial"/>
+          <w:sz w:val="24"/>
+          <w:szCs w:val="24"/>
+          <w:lang w:eastAsia="pt-BR"/>
+        </w:rPr>
+      </w:pPr>
+      <w:r>
+        <w:rPr>
+          <w:rFonts w:ascii="Arial" w:eastAsia="Times New Roman" w:hAnsi="Arial" w:cs="Arial"/>
+          <w:sz w:val="24"/>
+          <w:szCs w:val="24"/>
+          <w:lang w:eastAsia="pt-BR"/>
+        </w:rPr>
+        <w:t xml:space="preserve">"O TEA Learn automatiza a adaptação de conteúdos para garantir a inclusão de todos os alunos." </w:t>
+      </w:r>
+      <w:r>
+        <w:rPr>
+          <w:rFonts w:ascii="Arial" w:eastAsia="Times New Roman" w:hAnsi="Arial" w:cs="Arial"/>
+          <w:sz w:val="24"/>
+          <w:szCs w:val="24"/>
+          <w:lang w:eastAsia="pt-BR"/>
+        </w:rPr>
+        <w:t>O professor insere o material didático padrão na plataforma, e a IA reestrutura o conteúdo instantaneamente. O sistema entrega um material reformulado com frases curtas, organização em tópicos, divisão em etapas sequenciais e uma estrutura visual limpa e simplificada. Dessa forma, reduz-se a carga de trabalho do docente e garante-se a autonomia e a inclusão real do estudante com TEA nível 1 no ambiente escolar.</w:t>
+      </w:r>
+    </w:p>
+    <w:p>
+      <w:pPr>
+        <w:spacing w:after="0" w:line="360" w:lineRule="auto"/>
         <w:jc w:val="both"/>
         <w:rPr>
           <w:rFonts w:ascii="Arial" w:hAnsi="Arial" w:cs="Arial"/>
@@ -2930,6 +3099,7 @@
     </w:p>
     <w:p>
       <w:pPr>
+        <w:spacing w:after="0" w:line="360" w:lineRule="auto"/>
         <w:jc w:val="both"/>
         <w:rPr>
           <w:rFonts w:ascii="Arial" w:hAnsi="Arial" w:cs="Arial"/>
@@ -2940,19 +3110,20 @@
     </w:p>
     <w:p>
       <w:pPr>
-        <w:jc w:val="center"/>
-        <w:rPr>
-          <w:rFonts w:ascii="Arial" w:hAnsi="Arial" w:cs="Arial"/>
-          <w:b/>
-          <w:sz w:val="32"/>
-          <w:szCs w:val="24"/>
-        </w:rPr>
-      </w:pPr>
-      <w:r>
-        <w:rPr>
-          <w:rFonts w:ascii="Arial" w:hAnsi="Arial" w:cs="Arial"/>
-          <w:b/>
-          <w:sz w:val="32"/>
+        <w:spacing w:after="0" w:line="360" w:lineRule="auto"/>
+        <w:jc w:val="center"/>
+        <w:rPr>
+          <w:rFonts w:ascii="Arial" w:hAnsi="Arial" w:cs="Arial"/>
+          <w:b/>
+          <w:sz w:val="24"/>
+          <w:szCs w:val="24"/>
+        </w:rPr>
+      </w:pPr>
+      <w:r>
+        <w:rPr>
+          <w:rFonts w:ascii="Arial" w:hAnsi="Arial" w:cs="Arial"/>
+          <w:b/>
+          <w:sz w:val="24"/>
           <w:szCs w:val="24"/>
         </w:rPr>
         <w:t>DESENVOLVIMENTO</w:t>
@@ -2960,34 +3131,57 @@
     </w:p>
     <w:p>
       <w:pPr>
-        <w:jc w:val="center"/>
-        <w:rPr>
-          <w:rFonts w:ascii="Arial" w:hAnsi="Arial" w:cs="Arial"/>
-          <w:sz w:val="24"/>
-          <w:szCs w:val="24"/>
-        </w:rPr>
-      </w:pPr>
-    </w:p>
-    <w:p>
-      <w:pPr>
-        <w:jc w:val="center"/>
-        <w:rPr>
-          <w:rFonts w:ascii="Arial" w:hAnsi="Arial" w:cs="Arial"/>
-          <w:b/>
-          <w:sz w:val="28"/>
-        </w:rPr>
-      </w:pPr>
-      <w:r>
-        <w:rPr>
-          <w:rFonts w:ascii="Arial" w:hAnsi="Arial" w:cs="Arial"/>
-          <w:b/>
-          <w:sz w:val="28"/>
+        <w:spacing w:after="0" w:line="360" w:lineRule="auto"/>
+        <w:rPr>
+          <w:rFonts w:ascii="Arial" w:hAnsi="Arial" w:cs="Arial"/>
+          <w:sz w:val="24"/>
+          <w:szCs w:val="24"/>
+        </w:rPr>
+      </w:pPr>
+      <w:r>
+        <w:rPr>
+          <w:rFonts w:ascii="Arial" w:hAnsi="Arial" w:cs="Arial"/>
+          <w:sz w:val="24"/>
+          <w:szCs w:val="24"/>
+        </w:rPr>
+        <w:lastRenderedPageBreak/>
+        <w:t>Após uma série de pesquisas, alguns modelos e métodos foram adotados e aprendidos por nós durante o desenvolvimento desse projeto. Além disso, realizamos resumos para estudo e facilitação da implementação no projeto, como:</w:t>
+      </w:r>
+    </w:p>
+    <w:p>
+      <w:pPr>
+        <w:spacing w:after="0" w:line="360" w:lineRule="auto"/>
+        <w:rPr>
+          <w:rFonts w:ascii="Arial" w:hAnsi="Arial" w:cs="Arial"/>
+          <w:sz w:val="24"/>
+          <w:szCs w:val="24"/>
+        </w:rPr>
+      </w:pPr>
+    </w:p>
+    <w:p>
+      <w:pPr>
+        <w:spacing w:after="0" w:line="360" w:lineRule="auto"/>
+        <w:jc w:val="center"/>
+        <w:rPr>
+          <w:rFonts w:ascii="Arial" w:hAnsi="Arial" w:cs="Arial"/>
+          <w:b/>
+          <w:sz w:val="24"/>
+          <w:szCs w:val="24"/>
+        </w:rPr>
+      </w:pPr>
+      <w:r>
+        <w:rPr>
+          <w:rFonts w:ascii="Arial" w:hAnsi="Arial" w:cs="Arial"/>
+          <w:b/>
+          <w:sz w:val="24"/>
+          <w:szCs w:val="24"/>
         </w:rPr>
         <w:t>TEACCH</w:t>
       </w:r>
     </w:p>
     <w:p>
       <w:pPr>
+        <w:spacing w:after="0" w:line="360" w:lineRule="auto"/>
         <w:ind w:firstLine="708"/>
         <w:jc w:val="both"/>
         <w:rPr>
@@ -3011,6 +3205,7 @@
     </w:p>
     <w:p>
       <w:pPr>
+        <w:spacing w:after="0" w:line="360" w:lineRule="auto"/>
         <w:jc w:val="both"/>
         <w:rPr>
           <w:rFonts w:ascii="Arial" w:hAnsi="Arial" w:cs="Arial"/>
@@ -3023,6 +3218,7 @@
     </w:p>
     <w:p>
       <w:pPr>
+        <w:spacing w:after="0" w:line="360" w:lineRule="auto"/>
         <w:jc w:val="both"/>
         <w:rPr>
           <w:rFonts w:ascii="Arial" w:hAnsi="Arial" w:cs="Arial"/>
@@ -3048,7 +3244,7 @@
           <w:ilvl w:val="0"/>
           <w:numId w:val="19"/>
         </w:numPr>
-        <w:spacing w:line="256" w:lineRule="auto"/>
+        <w:spacing w:after="0" w:line="360" w:lineRule="auto"/>
         <w:jc w:val="both"/>
         <w:rPr>
           <w:rFonts w:ascii="Arial" w:hAnsi="Arial" w:cs="Arial"/>
@@ -3081,7 +3277,7 @@
           <w:ilvl w:val="0"/>
           <w:numId w:val="19"/>
         </w:numPr>
-        <w:spacing w:line="256" w:lineRule="auto"/>
+        <w:spacing w:after="0" w:line="360" w:lineRule="auto"/>
         <w:jc w:val="both"/>
         <w:rPr>
           <w:rFonts w:ascii="Arial" w:hAnsi="Arial" w:cs="Arial"/>
@@ -3114,7 +3310,7 @@
           <w:ilvl w:val="0"/>
           <w:numId w:val="19"/>
         </w:numPr>
-        <w:spacing w:line="256" w:lineRule="auto"/>
+        <w:spacing w:after="0" w:line="360" w:lineRule="auto"/>
         <w:jc w:val="both"/>
         <w:rPr>
           <w:rFonts w:ascii="Arial" w:hAnsi="Arial" w:cs="Arial"/>
@@ -3147,7 +3343,7 @@
           <w:ilvl w:val="0"/>
           <w:numId w:val="19"/>
         </w:numPr>
-        <w:spacing w:line="256" w:lineRule="auto"/>
+        <w:spacing w:after="0" w:line="360" w:lineRule="auto"/>
         <w:jc w:val="both"/>
         <w:rPr>
           <w:rFonts w:ascii="Arial" w:hAnsi="Arial" w:cs="Arial"/>
@@ -3175,6 +3371,7 @@
     </w:p>
     <w:p>
       <w:pPr>
+        <w:spacing w:after="0" w:line="360" w:lineRule="auto"/>
         <w:jc w:val="both"/>
         <w:rPr>
           <w:rFonts w:ascii="Arial" w:hAnsi="Arial" w:cs="Arial"/>
@@ -3185,6 +3382,7 @@
     </w:p>
     <w:p>
       <w:pPr>
+        <w:spacing w:after="0" w:line="360" w:lineRule="auto"/>
         <w:jc w:val="both"/>
         <w:rPr>
           <w:rFonts w:ascii="Arial" w:hAnsi="Arial" w:cs="Arial"/>
@@ -3210,7 +3408,7 @@
           <w:ilvl w:val="0"/>
           <w:numId w:val="20"/>
         </w:numPr>
-        <w:spacing w:line="256" w:lineRule="auto"/>
+        <w:spacing w:after="0" w:line="360" w:lineRule="auto"/>
         <w:jc w:val="both"/>
         <w:rPr>
           <w:rFonts w:ascii="Arial" w:hAnsi="Arial" w:cs="Arial"/>
@@ -3243,7 +3441,7 @@
           <w:ilvl w:val="0"/>
           <w:numId w:val="20"/>
         </w:numPr>
-        <w:spacing w:line="256" w:lineRule="auto"/>
+        <w:spacing w:after="0" w:line="360" w:lineRule="auto"/>
         <w:jc w:val="both"/>
         <w:rPr>
           <w:rFonts w:ascii="Arial" w:hAnsi="Arial" w:cs="Arial"/>
@@ -3258,7 +3456,6 @@
           <w:sz w:val="24"/>
           <w:szCs w:val="24"/>
         </w:rPr>
-        <w:lastRenderedPageBreak/>
         <w:t>Comunicação</w:t>
       </w:r>
       <w:r>
@@ -3277,7 +3474,7 @@
           <w:ilvl w:val="0"/>
           <w:numId w:val="20"/>
         </w:numPr>
-        <w:spacing w:line="256" w:lineRule="auto"/>
+        <w:spacing w:after="0" w:line="360" w:lineRule="auto"/>
         <w:jc w:val="both"/>
         <w:rPr>
           <w:rFonts w:ascii="Arial" w:hAnsi="Arial" w:cs="Arial"/>
@@ -3310,7 +3507,7 @@
           <w:ilvl w:val="0"/>
           <w:numId w:val="20"/>
         </w:numPr>
-        <w:spacing w:line="256" w:lineRule="auto"/>
+        <w:spacing w:after="0" w:line="360" w:lineRule="auto"/>
         <w:jc w:val="both"/>
         <w:rPr>
           <w:rFonts w:ascii="Arial" w:hAnsi="Arial" w:cs="Arial"/>
@@ -3338,6 +3535,7 @@
     </w:p>
     <w:p>
       <w:pPr>
+        <w:spacing w:after="0" w:line="360" w:lineRule="auto"/>
         <w:jc w:val="both"/>
         <w:rPr>
           <w:rFonts w:ascii="Arial" w:hAnsi="Arial" w:cs="Arial"/>
@@ -3348,6 +3546,7 @@
     </w:p>
     <w:p>
       <w:pPr>
+        <w:spacing w:after="0" w:line="360" w:lineRule="auto"/>
         <w:jc w:val="both"/>
         <w:rPr>
           <w:rFonts w:ascii="Arial" w:hAnsi="Arial" w:cs="Arial"/>
@@ -3375,42 +3574,39 @@
     </w:p>
     <w:p>
       <w:pPr>
+        <w:spacing w:after="0" w:line="360" w:lineRule="auto"/>
         <w:jc w:val="both"/>
         <w:rPr>
           <w:rFonts w:ascii="Arial" w:hAnsi="Arial" w:cs="Arial"/>
           <w:sz w:val="24"/>
-        </w:rPr>
-      </w:pPr>
-    </w:p>
-    <w:p>
-      <w:pPr>
-        <w:jc w:val="both"/>
-        <w:rPr>
-          <w:rFonts w:ascii="Arial" w:hAnsi="Arial" w:cs="Arial"/>
-          <w:sz w:val="24"/>
-        </w:rPr>
-      </w:pPr>
-    </w:p>
-    <w:p>
-      <w:pPr>
-        <w:jc w:val="center"/>
-        <w:rPr>
-          <w:rFonts w:ascii="Arial" w:hAnsi="Arial" w:cs="Arial"/>
-          <w:b/>
-          <w:sz w:val="28"/>
-        </w:rPr>
-      </w:pPr>
-      <w:r>
-        <w:rPr>
-          <w:rFonts w:ascii="Arial" w:hAnsi="Arial" w:cs="Arial"/>
-          <w:b/>
-          <w:sz w:val="28"/>
+          <w:szCs w:val="24"/>
+        </w:rPr>
+      </w:pPr>
+    </w:p>
+    <w:p>
+      <w:pPr>
+        <w:spacing w:after="0" w:line="360" w:lineRule="auto"/>
+        <w:jc w:val="center"/>
+        <w:rPr>
+          <w:rFonts w:ascii="Arial" w:hAnsi="Arial" w:cs="Arial"/>
+          <w:b/>
+          <w:sz w:val="24"/>
+          <w:szCs w:val="24"/>
+        </w:rPr>
+      </w:pPr>
+      <w:r>
+        <w:rPr>
+          <w:rFonts w:ascii="Arial" w:hAnsi="Arial" w:cs="Arial"/>
+          <w:b/>
+          <w:sz w:val="24"/>
+          <w:szCs w:val="24"/>
         </w:rPr>
         <w:t>ABA</w:t>
       </w:r>
     </w:p>
     <w:p>
       <w:pPr>
+        <w:spacing w:after="0" w:line="360" w:lineRule="auto"/>
         <w:ind w:firstLine="708"/>
         <w:jc w:val="both"/>
         <w:rPr>
@@ -3425,11 +3621,13 @@
           <w:sz w:val="24"/>
           <w:szCs w:val="24"/>
         </w:rPr>
+        <w:lastRenderedPageBreak/>
         <w:t>Análise do Comportamento Aplicada, é uma intervenção científica baseada no reforço positivo para desenvolver habilidades sociais, acadêmicas e de autonomia em autistas</w:t>
       </w:r>
     </w:p>
     <w:p>
       <w:pPr>
+        <w:spacing w:after="0" w:line="360" w:lineRule="auto"/>
         <w:jc w:val="both"/>
         <w:rPr>
           <w:rFonts w:ascii="Arial" w:hAnsi="Arial" w:cs="Arial"/>
@@ -3441,7 +3639,7 @@
     <w:p>
       <w:pPr>
         <w:shd w:val="clear" w:color="auto" w:fill="FFFFFF"/>
-        <w:spacing w:after="0" w:line="360" w:lineRule="atLeast"/>
+        <w:spacing w:after="0" w:line="360" w:lineRule="auto"/>
         <w:jc w:val="both"/>
         <w:rPr>
           <w:rFonts w:ascii="Arial" w:eastAsia="Times New Roman" w:hAnsi="Arial" w:cs="Arial"/>
@@ -3469,7 +3667,7 @@
     <w:p>
       <w:pPr>
         <w:shd w:val="clear" w:color="auto" w:fill="FFFFFF"/>
-        <w:spacing w:after="0" w:line="360" w:lineRule="atLeast"/>
+        <w:spacing w:after="0" w:line="360" w:lineRule="auto"/>
         <w:jc w:val="both"/>
         <w:rPr>
           <w:rFonts w:ascii="Arial" w:eastAsia="Times New Roman" w:hAnsi="Arial" w:cs="Arial"/>
@@ -3490,7 +3688,7 @@
           <w:numId w:val="21"/>
         </w:numPr>
         <w:shd w:val="clear" w:color="auto" w:fill="FFFFFF"/>
-        <w:spacing w:after="180" w:line="360" w:lineRule="atLeast"/>
+        <w:spacing w:after="0" w:line="360" w:lineRule="auto"/>
         <w:jc w:val="both"/>
         <w:rPr>
           <w:rFonts w:ascii="Arial" w:eastAsia="Times New Roman" w:hAnsi="Arial" w:cs="Arial"/>
@@ -3531,7 +3729,7 @@
           <w:numId w:val="21"/>
         </w:numPr>
         <w:shd w:val="clear" w:color="auto" w:fill="FFFFFF"/>
-        <w:spacing w:after="180" w:line="360" w:lineRule="atLeast"/>
+        <w:spacing w:after="0" w:line="360" w:lineRule="auto"/>
         <w:jc w:val="both"/>
         <w:rPr>
           <w:rFonts w:ascii="Arial" w:eastAsia="Times New Roman" w:hAnsi="Arial" w:cs="Arial"/>
@@ -3572,7 +3770,7 @@
           <w:numId w:val="21"/>
         </w:numPr>
         <w:shd w:val="clear" w:color="auto" w:fill="FFFFFF"/>
-        <w:spacing w:after="180" w:line="360" w:lineRule="atLeast"/>
+        <w:spacing w:after="0" w:line="360" w:lineRule="auto"/>
         <w:jc w:val="both"/>
         <w:rPr>
           <w:rFonts w:ascii="Arial" w:eastAsia="Times New Roman" w:hAnsi="Arial" w:cs="Arial"/>
@@ -3613,7 +3811,7 @@
           <w:numId w:val="21"/>
         </w:numPr>
         <w:shd w:val="clear" w:color="auto" w:fill="FFFFFF"/>
-        <w:spacing w:after="180" w:line="360" w:lineRule="atLeast"/>
+        <w:spacing w:after="0" w:line="360" w:lineRule="auto"/>
         <w:jc w:val="both"/>
         <w:rPr>
           <w:rFonts w:ascii="Arial" w:eastAsia="Times New Roman" w:hAnsi="Arial" w:cs="Arial"/>
@@ -3654,10 +3852,10 @@
           <w:numId w:val="21"/>
         </w:numPr>
         <w:shd w:val="clear" w:color="auto" w:fill="FFFFFF"/>
-        <w:spacing w:after="180" w:line="360" w:lineRule="atLeast"/>
+        <w:spacing w:after="0" w:line="360" w:lineRule="auto"/>
         <w:jc w:val="both"/>
         <w:rPr>
-          <w:rFonts w:ascii="Times New Roman" w:eastAsia="Times New Roman" w:hAnsi="Times New Roman" w:cs="Times New Roman"/>
+          <w:rFonts w:ascii="Arial" w:eastAsia="Times New Roman" w:hAnsi="Arial" w:cs="Arial"/>
           <w:sz w:val="24"/>
           <w:szCs w:val="24"/>
           <w:lang w:eastAsia="pt-BR"/>
@@ -3689,7 +3887,7 @@
     <w:p>
       <w:pPr>
         <w:shd w:val="clear" w:color="auto" w:fill="FFFFFF"/>
-        <w:spacing w:after="0" w:line="360" w:lineRule="atLeast"/>
+        <w:spacing w:after="0" w:line="360" w:lineRule="auto"/>
         <w:jc w:val="both"/>
         <w:rPr>
           <w:rFonts w:ascii="Arial" w:eastAsia="Times New Roman" w:hAnsi="Arial" w:cs="Arial"/>
@@ -3703,7 +3901,7 @@
     <w:p>
       <w:pPr>
         <w:shd w:val="clear" w:color="auto" w:fill="FFFFFF"/>
-        <w:spacing w:after="0" w:line="360" w:lineRule="atLeast"/>
+        <w:spacing w:after="0" w:line="360" w:lineRule="auto"/>
         <w:jc w:val="both"/>
         <w:rPr>
           <w:rFonts w:ascii="Arial" w:eastAsia="Times New Roman" w:hAnsi="Arial" w:cs="Arial"/>
@@ -3731,7 +3929,7 @@
     <w:p>
       <w:pPr>
         <w:shd w:val="clear" w:color="auto" w:fill="FFFFFF"/>
-        <w:spacing w:after="0" w:line="360" w:lineRule="atLeast"/>
+        <w:spacing w:after="0" w:line="360" w:lineRule="auto"/>
         <w:jc w:val="both"/>
         <w:rPr>
           <w:rFonts w:ascii="Arial" w:eastAsia="Times New Roman" w:hAnsi="Arial" w:cs="Arial"/>
@@ -3750,7 +3948,7 @@
           <w:numId w:val="22"/>
         </w:numPr>
         <w:shd w:val="clear" w:color="auto" w:fill="FFFFFF"/>
-        <w:spacing w:after="180" w:line="360" w:lineRule="atLeast"/>
+        <w:spacing w:after="0" w:line="360" w:lineRule="auto"/>
         <w:jc w:val="both"/>
         <w:rPr>
           <w:rFonts w:ascii="Arial" w:eastAsia="Times New Roman" w:hAnsi="Arial" w:cs="Arial"/>
@@ -3791,7 +3989,7 @@
           <w:numId w:val="22"/>
         </w:numPr>
         <w:shd w:val="clear" w:color="auto" w:fill="FFFFFF"/>
-        <w:spacing w:after="180" w:line="360" w:lineRule="atLeast"/>
+        <w:spacing w:after="0" w:line="360" w:lineRule="auto"/>
         <w:jc w:val="both"/>
         <w:rPr>
           <w:rFonts w:ascii="Arial" w:eastAsia="Times New Roman" w:hAnsi="Arial" w:cs="Arial"/>
@@ -3832,7 +4030,7 @@
           <w:numId w:val="22"/>
         </w:numPr>
         <w:shd w:val="clear" w:color="auto" w:fill="FFFFFF"/>
-        <w:spacing w:after="180" w:line="360" w:lineRule="atLeast"/>
+        <w:spacing w:after="0" w:line="360" w:lineRule="auto"/>
         <w:jc w:val="both"/>
         <w:rPr>
           <w:rFonts w:ascii="Arial" w:eastAsia="Times New Roman" w:hAnsi="Arial" w:cs="Arial"/>
@@ -3873,7 +4071,7 @@
           <w:numId w:val="22"/>
         </w:numPr>
         <w:shd w:val="clear" w:color="auto" w:fill="FFFFFF"/>
-        <w:spacing w:after="180" w:line="360" w:lineRule="atLeast"/>
+        <w:spacing w:after="0" w:line="360" w:lineRule="auto"/>
         <w:jc w:val="both"/>
         <w:rPr>
           <w:rFonts w:ascii="Arial" w:eastAsia="Times New Roman" w:hAnsi="Arial" w:cs="Arial"/>
@@ -3893,7 +4091,6 @@
           <w:szCs w:val="24"/>
           <w:lang w:eastAsia="pt-BR"/>
         </w:rPr>
-        <w:lastRenderedPageBreak/>
         <w:t>Redução de Comportamentos:</w:t>
       </w:r>
       <w:r>
@@ -3909,34 +4106,38 @@
     </w:p>
     <w:p>
       <w:pPr>
-        <w:rPr>
-          <w:rFonts w:ascii="Arial" w:hAnsi="Arial" w:cs="Arial"/>
-          <w:sz w:val="24"/>
-          <w:szCs w:val="24"/>
-        </w:rPr>
-      </w:pPr>
-    </w:p>
-    <w:p>
-      <w:pPr>
-        <w:jc w:val="center"/>
-        <w:rPr>
-          <w:rFonts w:ascii="Arial" w:hAnsi="Arial" w:cs="Arial"/>
-          <w:b/>
-          <w:sz w:val="28"/>
-        </w:rPr>
-      </w:pPr>
-      <w:r>
-        <w:rPr>
-          <w:rFonts w:ascii="Arial" w:hAnsi="Arial" w:cs="Arial"/>
-          <w:b/>
-          <w:sz w:val="28"/>
+        <w:spacing w:after="0" w:line="360" w:lineRule="auto"/>
+        <w:rPr>
+          <w:rFonts w:ascii="Arial" w:hAnsi="Arial" w:cs="Arial"/>
+          <w:sz w:val="24"/>
+          <w:szCs w:val="24"/>
+        </w:rPr>
+      </w:pPr>
+    </w:p>
+    <w:p>
+      <w:pPr>
+        <w:spacing w:after="0" w:line="360" w:lineRule="auto"/>
+        <w:jc w:val="center"/>
+        <w:rPr>
+          <w:rFonts w:ascii="Arial" w:hAnsi="Arial" w:cs="Arial"/>
+          <w:b/>
+          <w:sz w:val="24"/>
+          <w:szCs w:val="24"/>
+        </w:rPr>
+      </w:pPr>
+      <w:r>
+        <w:rPr>
+          <w:rFonts w:ascii="Arial" w:hAnsi="Arial" w:cs="Arial"/>
+          <w:b/>
+          <w:sz w:val="24"/>
+          <w:szCs w:val="24"/>
         </w:rPr>
         <w:t>TEA</w:t>
       </w:r>
     </w:p>
     <w:p>
       <w:pPr>
-        <w:spacing w:before="100" w:beforeAutospacing="1" w:after="100" w:afterAutospacing="1" w:line="240" w:lineRule="auto"/>
+        <w:spacing w:before="100" w:beforeAutospacing="1" w:after="0" w:line="360" w:lineRule="auto"/>
         <w:ind w:firstLine="708"/>
         <w:jc w:val="both"/>
         <w:rPr>
@@ -3973,12 +4174,22 @@
           <w:szCs w:val="24"/>
           <w:lang w:eastAsia="pt-BR"/>
         </w:rPr>
-        <w:t xml:space="preserve"> é uma condição do desenvolvimento que afeta principalmente a forma como a pessoa se comunica, interage socialmente e organiza seu comportamento. Ele é chamado de “espectro” porque pode se manifestar de maneiras muito diferentes em cada indivíduo — alguns têm mais autonomia, outros precisam de apoio constante.</w:t>
-      </w:r>
-    </w:p>
-    <w:p>
-      <w:pPr>
-        <w:spacing w:before="100" w:beforeAutospacing="1" w:after="100" w:afterAutospacing="1" w:line="240" w:lineRule="auto"/>
+        <w:t xml:space="preserve"> é uma condição do desenvolvimento que afeta principalmente a forma como a pessoa se comunica, interage socialmente e organiza seu comportamento. Ele é chamado de “espectro” porque pode se </w:t>
+      </w:r>
+      <w:r>
+        <w:rPr>
+          <w:rFonts w:ascii="Arial" w:eastAsia="Times New Roman" w:hAnsi="Arial" w:cs="Arial"/>
+          <w:sz w:val="24"/>
+          <w:szCs w:val="24"/>
+          <w:lang w:eastAsia="pt-BR"/>
+        </w:rPr>
+        <w:lastRenderedPageBreak/>
+        <w:t>manifestar de maneiras muito diferentes em cada indivíduo — alguns têm mais autonomia, outros precisam de apoio constante.</w:t>
+      </w:r>
+    </w:p>
+    <w:p>
+      <w:pPr>
+        <w:spacing w:before="100" w:beforeAutospacing="1" w:after="0" w:line="360" w:lineRule="auto"/>
         <w:jc w:val="both"/>
         <w:outlineLvl w:val="2"/>
         <w:rPr>
@@ -4008,7 +4219,7 @@
           <w:ilvl w:val="0"/>
           <w:numId w:val="29"/>
         </w:numPr>
-        <w:spacing w:before="100" w:beforeAutospacing="1" w:after="100" w:afterAutospacing="1" w:line="240" w:lineRule="auto"/>
+        <w:spacing w:before="100" w:beforeAutospacing="1" w:after="0" w:line="360" w:lineRule="auto"/>
         <w:jc w:val="both"/>
         <w:rPr>
           <w:rFonts w:ascii="Arial" w:eastAsia="Times New Roman" w:hAnsi="Arial" w:cs="Arial"/>
@@ -4044,7 +4255,7 @@
           <w:ilvl w:val="0"/>
           <w:numId w:val="29"/>
         </w:numPr>
-        <w:spacing w:before="100" w:beforeAutospacing="1" w:after="100" w:afterAutospacing="1" w:line="240" w:lineRule="auto"/>
+        <w:spacing w:before="100" w:beforeAutospacing="1" w:after="0" w:line="360" w:lineRule="auto"/>
         <w:jc w:val="both"/>
         <w:rPr>
           <w:rFonts w:ascii="Arial" w:eastAsia="Times New Roman" w:hAnsi="Arial" w:cs="Arial"/>
@@ -4080,7 +4291,7 @@
           <w:ilvl w:val="0"/>
           <w:numId w:val="29"/>
         </w:numPr>
-        <w:spacing w:before="100" w:beforeAutospacing="1" w:after="100" w:afterAutospacing="1" w:line="240" w:lineRule="auto"/>
+        <w:spacing w:before="100" w:beforeAutospacing="1" w:after="0" w:line="360" w:lineRule="auto"/>
         <w:jc w:val="both"/>
         <w:rPr>
           <w:rFonts w:ascii="Arial" w:eastAsia="Times New Roman" w:hAnsi="Arial" w:cs="Arial"/>
@@ -4112,7 +4323,7 @@
     </w:p>
     <w:p>
       <w:pPr>
-        <w:spacing w:before="100" w:beforeAutospacing="1" w:after="100" w:afterAutospacing="1" w:line="240" w:lineRule="auto"/>
+        <w:spacing w:before="100" w:beforeAutospacing="1" w:after="0" w:line="360" w:lineRule="auto"/>
         <w:ind w:firstLine="708"/>
         <w:jc w:val="both"/>
         <w:rPr>
@@ -4154,7 +4365,7 @@
     </w:p>
     <w:p>
       <w:pPr>
-        <w:spacing w:before="100" w:beforeAutospacing="1" w:after="100" w:afterAutospacing="1" w:line="240" w:lineRule="auto"/>
+        <w:spacing w:before="100" w:beforeAutospacing="1" w:after="0" w:line="360" w:lineRule="auto"/>
         <w:jc w:val="both"/>
         <w:outlineLvl w:val="2"/>
         <w:rPr>
@@ -4180,7 +4391,7 @@
     </w:p>
     <w:p>
       <w:pPr>
-        <w:spacing w:before="100" w:beforeAutospacing="1" w:after="100" w:afterAutospacing="1" w:line="240" w:lineRule="auto"/>
+        <w:spacing w:before="100" w:beforeAutospacing="1" w:after="0" w:line="360" w:lineRule="auto"/>
         <w:ind w:firstLine="708"/>
         <w:jc w:val="both"/>
         <w:rPr>
@@ -4226,7 +4437,7 @@
           <w:ilvl w:val="0"/>
           <w:numId w:val="30"/>
         </w:numPr>
-        <w:spacing w:before="100" w:beforeAutospacing="1" w:after="100" w:afterAutospacing="1" w:line="240" w:lineRule="auto"/>
+        <w:spacing w:before="100" w:beforeAutospacing="1" w:after="0" w:line="360" w:lineRule="auto"/>
         <w:jc w:val="both"/>
         <w:rPr>
           <w:rFonts w:ascii="Arial" w:eastAsia="Times New Roman" w:hAnsi="Arial" w:cs="Arial"/>
@@ -4251,7 +4462,7 @@
           <w:ilvl w:val="0"/>
           <w:numId w:val="30"/>
         </w:numPr>
-        <w:spacing w:before="100" w:beforeAutospacing="1" w:after="100" w:afterAutospacing="1" w:line="240" w:lineRule="auto"/>
+        <w:spacing w:before="100" w:beforeAutospacing="1" w:after="0" w:line="360" w:lineRule="auto"/>
         <w:jc w:val="both"/>
         <w:rPr>
           <w:rFonts w:ascii="Arial" w:eastAsia="Times New Roman" w:hAnsi="Arial" w:cs="Arial"/>
@@ -4272,7 +4483,7 @@
     </w:p>
     <w:p>
       <w:pPr>
-        <w:spacing w:before="100" w:beforeAutospacing="1" w:after="100" w:afterAutospacing="1" w:line="240" w:lineRule="auto"/>
+        <w:spacing w:before="100" w:beforeAutospacing="1" w:after="0" w:line="360" w:lineRule="auto"/>
         <w:ind w:firstLine="708"/>
         <w:jc w:val="both"/>
         <w:rPr>
@@ -4294,7 +4505,7 @@
     </w:p>
     <w:p>
       <w:pPr>
-        <w:spacing w:before="100" w:beforeAutospacing="1" w:after="100" w:afterAutospacing="1" w:line="240" w:lineRule="auto"/>
+        <w:spacing w:before="100" w:beforeAutospacing="1" w:after="0" w:line="360" w:lineRule="auto"/>
         <w:jc w:val="both"/>
         <w:outlineLvl w:val="2"/>
         <w:rPr>
@@ -4320,7 +4531,7 @@
     </w:p>
     <w:p>
       <w:pPr>
-        <w:spacing w:before="100" w:beforeAutospacing="1" w:after="100" w:afterAutospacing="1" w:line="240" w:lineRule="auto"/>
+        <w:spacing w:before="100" w:beforeAutospacing="1" w:after="0" w:line="360" w:lineRule="auto"/>
         <w:jc w:val="both"/>
         <w:rPr>
           <w:rFonts w:ascii="Arial" w:eastAsia="Times New Roman" w:hAnsi="Arial" w:cs="Arial"/>
@@ -4345,7 +4556,7 @@
           <w:ilvl w:val="0"/>
           <w:numId w:val="31"/>
         </w:numPr>
-        <w:spacing w:before="100" w:beforeAutospacing="1" w:after="100" w:afterAutospacing="1" w:line="240" w:lineRule="auto"/>
+        <w:spacing w:before="100" w:beforeAutospacing="1" w:after="0" w:line="360" w:lineRule="auto"/>
         <w:jc w:val="both"/>
         <w:rPr>
           <w:rFonts w:ascii="Arial" w:eastAsia="Times New Roman" w:hAnsi="Arial" w:cs="Arial"/>
@@ -4381,7 +4592,7 @@
           <w:ilvl w:val="0"/>
           <w:numId w:val="31"/>
         </w:numPr>
-        <w:spacing w:before="100" w:beforeAutospacing="1" w:after="100" w:afterAutospacing="1" w:line="240" w:lineRule="auto"/>
+        <w:spacing w:before="100" w:beforeAutospacing="1" w:after="0" w:line="360" w:lineRule="auto"/>
         <w:jc w:val="both"/>
         <w:rPr>
           <w:rFonts w:ascii="Arial" w:eastAsia="Times New Roman" w:hAnsi="Arial" w:cs="Arial"/>
@@ -4413,7 +4624,7 @@
     </w:p>
     <w:p>
       <w:pPr>
-        <w:spacing w:before="100" w:beforeAutospacing="1" w:after="100" w:afterAutospacing="1" w:line="240" w:lineRule="auto"/>
+        <w:spacing w:before="100" w:beforeAutospacing="1" w:after="0" w:line="360" w:lineRule="auto"/>
         <w:ind w:firstLine="708"/>
         <w:jc w:val="both"/>
         <w:rPr>
@@ -4430,51 +4641,54 @@
           <w:szCs w:val="24"/>
           <w:lang w:eastAsia="pt-BR"/>
         </w:rPr>
-        <w:t xml:space="preserve">Em resumo, o TEA mostra como cada pessoa se relaciona com o mundo em termos de comunicação e comportamento, enquanto a DI mostra como ela aprende e </w:t>
-      </w:r>
-      <w:r>
-        <w:rPr>
-          <w:rFonts w:ascii="Arial" w:eastAsia="Times New Roman" w:hAnsi="Arial" w:cs="Arial"/>
-          <w:sz w:val="24"/>
-          <w:szCs w:val="24"/>
-          <w:lang w:eastAsia="pt-BR"/>
-        </w:rPr>
         <w:lastRenderedPageBreak/>
-        <w:t>aplica o que sabe. Juntas, essas informações ajudam médicos e terapeutas a definir o tipo de apoio necessário para que o indivíduo tenha mais qualidade de vida e autonomia.</w:t>
-      </w:r>
-    </w:p>
-    <w:p>
-      <w:pPr>
-        <w:jc w:val="center"/>
-        <w:rPr>
-          <w:rFonts w:ascii="Arial" w:hAnsi="Arial" w:cs="Arial"/>
-          <w:sz w:val="24"/>
-          <w:szCs w:val="24"/>
-        </w:rPr>
-      </w:pPr>
-    </w:p>
-    <w:p>
-      <w:pPr>
-        <w:jc w:val="center"/>
-        <w:rPr>
-          <w:rFonts w:ascii="Arial" w:hAnsi="Arial" w:cs="Arial"/>
-          <w:b/>
-          <w:sz w:val="24"/>
-          <w:szCs w:val="24"/>
-        </w:rPr>
-      </w:pPr>
-      <w:r>
-        <w:rPr>
-          <w:rFonts w:ascii="Arial" w:hAnsi="Arial" w:cs="Arial"/>
-          <w:b/>
-          <w:sz w:val="24"/>
-          <w:szCs w:val="24"/>
-        </w:rPr>
-        <w:t>O QUE É ADDIE:</w:t>
-      </w:r>
-    </w:p>
-    <w:p>
-      <w:pPr>
+        <w:t>Em resumo, o TEA mostra como cada pessoa se relaciona com o mundo em termos de comunicação e comportamento, enquanto a DI mostra como ela aprende e aplica o que sabe. Juntas, essas informações ajudam médicos e terapeutas a definir o tipo de apoio necessário para que o indivíduo tenha mais qualidade de vida e autonomia.</w:t>
+      </w:r>
+    </w:p>
+    <w:p>
+      <w:pPr>
+        <w:spacing w:after="0" w:line="360" w:lineRule="auto"/>
+        <w:jc w:val="center"/>
+        <w:rPr>
+          <w:rFonts w:ascii="Arial" w:hAnsi="Arial" w:cs="Arial"/>
+          <w:sz w:val="24"/>
+          <w:szCs w:val="24"/>
+        </w:rPr>
+      </w:pPr>
+    </w:p>
+    <w:p>
+      <w:pPr>
+        <w:spacing w:after="0" w:line="360" w:lineRule="auto"/>
+        <w:jc w:val="center"/>
+        <w:rPr>
+          <w:rFonts w:ascii="Arial" w:hAnsi="Arial" w:cs="Arial"/>
+          <w:b/>
+          <w:sz w:val="24"/>
+          <w:szCs w:val="24"/>
+        </w:rPr>
+      </w:pPr>
+      <w:r>
+        <w:rPr>
+          <w:rFonts w:ascii="Arial" w:hAnsi="Arial" w:cs="Arial"/>
+          <w:b/>
+          <w:sz w:val="24"/>
+          <w:szCs w:val="24"/>
+        </w:rPr>
+        <w:t>ADDIE</w:t>
+      </w:r>
+      <w:r>
+        <w:rPr>
+          <w:rFonts w:ascii="Arial" w:hAnsi="Arial" w:cs="Arial"/>
+          <w:b/>
+          <w:sz w:val="24"/>
+          <w:szCs w:val="24"/>
+        </w:rPr>
+        <w:t>:</w:t>
+      </w:r>
+    </w:p>
+    <w:p>
+      <w:pPr>
+        <w:spacing w:after="0" w:line="360" w:lineRule="auto"/>
         <w:ind w:firstLine="708"/>
         <w:jc w:val="both"/>
         <w:rPr>
@@ -4512,6 +4726,7 @@
     </w:p>
     <w:p>
       <w:pPr>
+        <w:spacing w:after="0" w:line="360" w:lineRule="auto"/>
         <w:ind w:firstLine="708"/>
         <w:jc w:val="both"/>
         <w:rPr>
@@ -4549,6 +4764,7 @@
     </w:p>
     <w:p>
       <w:pPr>
+        <w:spacing w:after="0" w:line="360" w:lineRule="auto"/>
         <w:ind w:firstLine="708"/>
         <w:jc w:val="both"/>
         <w:rPr>
@@ -4586,6 +4802,7 @@
     </w:p>
     <w:p>
       <w:pPr>
+        <w:spacing w:after="0" w:line="360" w:lineRule="auto"/>
         <w:ind w:firstLine="708"/>
         <w:jc w:val="both"/>
         <w:rPr>
@@ -4623,44 +4840,48 @@
     </w:p>
     <w:p>
       <w:pPr>
-        <w:rPr>
-          <w:rFonts w:ascii="Arial" w:hAnsi="Arial" w:cs="Arial"/>
-          <w:sz w:val="24"/>
-          <w:szCs w:val="24"/>
-        </w:rPr>
-      </w:pPr>
-    </w:p>
-    <w:p>
-      <w:pPr>
-        <w:rPr>
-          <w:rFonts w:ascii="Arial" w:hAnsi="Arial" w:cs="Arial"/>
-          <w:sz w:val="24"/>
-          <w:szCs w:val="24"/>
-        </w:rPr>
-      </w:pPr>
-    </w:p>
-    <w:p>
-      <w:pPr>
-        <w:jc w:val="center"/>
-        <w:rPr>
-          <w:rFonts w:ascii="Arial" w:hAnsi="Arial" w:cs="Arial"/>
-          <w:b/>
-          <w:sz w:val="28"/>
-          <w:szCs w:val="24"/>
-        </w:rPr>
-      </w:pPr>
-      <w:r>
-        <w:rPr>
-          <w:rFonts w:ascii="Arial" w:hAnsi="Arial" w:cs="Arial"/>
-          <w:b/>
-          <w:sz w:val="28"/>
-          <w:szCs w:val="24"/>
-        </w:rPr>
-        <w:t>O QUE É DIAGRAMA DE GANTT</w:t>
-      </w:r>
-    </w:p>
-    <w:p>
-      <w:pPr>
+        <w:spacing w:after="0" w:line="360" w:lineRule="auto"/>
+        <w:rPr>
+          <w:rFonts w:ascii="Arial" w:hAnsi="Arial" w:cs="Arial"/>
+          <w:sz w:val="24"/>
+          <w:szCs w:val="24"/>
+        </w:rPr>
+      </w:pPr>
+    </w:p>
+    <w:p>
+      <w:pPr>
+        <w:spacing w:after="0" w:line="360" w:lineRule="auto"/>
+        <w:rPr>
+          <w:rFonts w:ascii="Arial" w:hAnsi="Arial" w:cs="Arial"/>
+          <w:sz w:val="24"/>
+          <w:szCs w:val="24"/>
+        </w:rPr>
+      </w:pPr>
+    </w:p>
+    <w:p>
+      <w:pPr>
+        <w:spacing w:after="0" w:line="360" w:lineRule="auto"/>
+        <w:jc w:val="center"/>
+        <w:rPr>
+          <w:rFonts w:ascii="Arial" w:hAnsi="Arial" w:cs="Arial"/>
+          <w:b/>
+          <w:sz w:val="24"/>
+          <w:szCs w:val="24"/>
+        </w:rPr>
+      </w:pPr>
+      <w:r>
+        <w:rPr>
+          <w:rFonts w:ascii="Arial" w:hAnsi="Arial" w:cs="Arial"/>
+          <w:b/>
+          <w:sz w:val="24"/>
+          <w:szCs w:val="24"/>
+        </w:rPr>
+        <w:t>DIAGRAMA DE GANTT</w:t>
+      </w:r>
+    </w:p>
+    <w:p>
+      <w:pPr>
+        <w:spacing w:after="0" w:line="360" w:lineRule="auto"/>
         <w:jc w:val="both"/>
         <w:rPr>
           <w:rFonts w:ascii="Arial" w:hAnsi="Arial" w:cs="Arial"/>
@@ -4675,33 +4896,43 @@
           <w:szCs w:val="24"/>
         </w:rPr>
         <w:tab/>
-        <w:t>É uma ferramenta visual de gestão de projetos com foco em simplificar datas de entrega, quais as tarefas foram e serão feitas e quanto tempo cada uma levou. A mecânica de estruturação é feita com base na adição de tarefas de forma vertical e os períodos de realização ou prazos de forma horizontal.</w:t>
-      </w:r>
-    </w:p>
-    <w:p>
-      <w:pPr>
-        <w:rPr>
-          <w:rFonts w:ascii="Arial" w:hAnsi="Arial" w:cs="Arial"/>
-          <w:sz w:val="24"/>
-          <w:szCs w:val="24"/>
-        </w:rPr>
-      </w:pPr>
-    </w:p>
-    <w:p>
-      <w:pPr>
-        <w:jc w:val="center"/>
-        <w:rPr>
-          <w:rFonts w:ascii="Arial" w:hAnsi="Arial" w:cs="Arial"/>
-          <w:b/>
-          <w:sz w:val="28"/>
-          <w:szCs w:val="24"/>
-        </w:rPr>
-      </w:pPr>
-      <w:r>
-        <w:rPr>
-          <w:rFonts w:ascii="Arial" w:hAnsi="Arial" w:cs="Arial"/>
-          <w:b/>
-          <w:sz w:val="28"/>
+        <w:t>F</w:t>
+      </w:r>
+      <w:r>
+        <w:rPr>
+          <w:rFonts w:ascii="Arial" w:hAnsi="Arial" w:cs="Arial"/>
+          <w:sz w:val="24"/>
+          <w:szCs w:val="24"/>
+        </w:rPr>
+        <w:t>erramenta visual de gestão de projetos com foco em simplificar datas de entrega, quais as tarefas foram e serão feitas e quanto tempo cada uma levou. A mecânica de estruturação é feita com base na adição de tarefas de forma vertical e os períodos de realização ou prazos de forma horizontal.</w:t>
+      </w:r>
+    </w:p>
+    <w:p>
+      <w:pPr>
+        <w:spacing w:after="0" w:line="360" w:lineRule="auto"/>
+        <w:rPr>
+          <w:rFonts w:ascii="Arial" w:hAnsi="Arial" w:cs="Arial"/>
+          <w:sz w:val="24"/>
+          <w:szCs w:val="24"/>
+        </w:rPr>
+      </w:pPr>
+    </w:p>
+    <w:p>
+      <w:pPr>
+        <w:spacing w:after="0" w:line="360" w:lineRule="auto"/>
+        <w:jc w:val="center"/>
+        <w:rPr>
+          <w:rFonts w:ascii="Arial" w:hAnsi="Arial" w:cs="Arial"/>
+          <w:b/>
+          <w:sz w:val="24"/>
+          <w:szCs w:val="24"/>
+        </w:rPr>
+      </w:pPr>
+      <w:r>
+        <w:rPr>
+          <w:rFonts w:ascii="Arial" w:hAnsi="Arial" w:cs="Arial"/>
+          <w:b/>
+          <w:sz w:val="24"/>
           <w:szCs w:val="24"/>
         </w:rPr>
         <w:t>DUA</w:t>
@@ -4709,38 +4940,44 @@
     </w:p>
     <w:p>
       <w:pPr>
+        <w:spacing w:after="0" w:line="360" w:lineRule="auto"/>
         <w:ind w:firstLine="708"/>
         <w:jc w:val="both"/>
         <w:rPr>
           <w:rFonts w:ascii="Arial" w:hAnsi="Arial" w:cs="Arial"/>
           <w:sz w:val="24"/>
-        </w:rPr>
-      </w:pPr>
-      <w:r>
-        <w:rPr>
-          <w:rFonts w:ascii="Arial" w:hAnsi="Arial" w:cs="Arial"/>
-          <w:bCs/>
-          <w:sz w:val="24"/>
+          <w:szCs w:val="24"/>
+        </w:rPr>
+      </w:pPr>
+      <w:r>
+        <w:rPr>
+          <w:rFonts w:ascii="Arial" w:hAnsi="Arial" w:cs="Arial"/>
+          <w:bCs/>
+          <w:sz w:val="24"/>
+          <w:szCs w:val="24"/>
         </w:rPr>
         <w:t>O Desenho Universal da Aprendizagem (DUA) é uma proposta que ajuda a tornar a escola mais acessível e inclusiva, especialmente para estudantes com Transtorno do Espectro Autista (TEA). Ele busca reduzir barreiras na aprendizagem oferecendo diferentes formas de ensinar, aprender e se expressar.</w:t>
       </w:r>
     </w:p>
     <w:p>
       <w:pPr>
+        <w:spacing w:after="0" w:line="360" w:lineRule="auto"/>
         <w:jc w:val="both"/>
         <w:rPr>
           <w:rFonts w:ascii="Arial" w:hAnsi="Arial" w:cs="Arial"/>
           <w:b/>
           <w:bCs/>
           <w:sz w:val="24"/>
-        </w:rPr>
-      </w:pPr>
-      <w:r>
-        <w:rPr>
-          <w:rFonts w:ascii="Arial" w:hAnsi="Arial" w:cs="Arial"/>
-          <w:b/>
-          <w:bCs/>
-          <w:sz w:val="24"/>
+          <w:szCs w:val="24"/>
+        </w:rPr>
+      </w:pPr>
+      <w:r>
+        <w:rPr>
+          <w:rFonts w:ascii="Arial" w:hAnsi="Arial" w:cs="Arial"/>
+          <w:b/>
+          <w:bCs/>
+          <w:sz w:val="24"/>
+          <w:szCs w:val="24"/>
         </w:rPr>
         <w:t>O que é o DUA</w:t>
       </w:r>
@@ -4751,26 +4988,29 @@
           <w:ilvl w:val="0"/>
           <w:numId w:val="26"/>
         </w:numPr>
+        <w:spacing w:after="0" w:line="360" w:lineRule="auto"/>
         <w:jc w:val="both"/>
         <w:rPr>
           <w:rFonts w:ascii="Arial" w:hAnsi="Arial" w:cs="Arial"/>
           <w:sz w:val="24"/>
-        </w:rPr>
-      </w:pPr>
-      <w:r>
-        <w:rPr>
-          <w:rFonts w:ascii="Arial" w:hAnsi="Arial" w:cs="Arial"/>
-          <w:b/>
-          <w:bCs/>
-          <w:sz w:val="24"/>
-        </w:rPr>
-        <w:lastRenderedPageBreak/>
+          <w:szCs w:val="24"/>
+        </w:rPr>
+      </w:pPr>
+      <w:r>
+        <w:rPr>
+          <w:rFonts w:ascii="Arial" w:hAnsi="Arial" w:cs="Arial"/>
+          <w:b/>
+          <w:bCs/>
+          <w:sz w:val="24"/>
+          <w:szCs w:val="24"/>
+        </w:rPr>
         <w:t>DUA</w:t>
       </w:r>
       <w:r>
         <w:rPr>
           <w:rFonts w:ascii="Arial" w:hAnsi="Arial" w:cs="Arial"/>
           <w:sz w:val="24"/>
+          <w:szCs w:val="24"/>
         </w:rPr>
         <w:t xml:space="preserve"> significa Desenho Universal da Aprendizagem.</w:t>
       </w:r>
@@ -4781,16 +5021,19 @@
           <w:ilvl w:val="0"/>
           <w:numId w:val="26"/>
         </w:numPr>
+        <w:spacing w:after="0" w:line="360" w:lineRule="auto"/>
         <w:jc w:val="both"/>
         <w:rPr>
           <w:rFonts w:ascii="Arial" w:hAnsi="Arial" w:cs="Arial"/>
           <w:sz w:val="24"/>
-        </w:rPr>
-      </w:pPr>
-      <w:r>
-        <w:rPr>
-          <w:rFonts w:ascii="Arial" w:hAnsi="Arial" w:cs="Arial"/>
-          <w:sz w:val="24"/>
+          <w:szCs w:val="24"/>
+        </w:rPr>
+      </w:pPr>
+      <w:r>
+        <w:rPr>
+          <w:rFonts w:ascii="Arial" w:hAnsi="Arial" w:cs="Arial"/>
+          <w:sz w:val="24"/>
+          <w:szCs w:val="24"/>
         </w:rPr>
         <w:t xml:space="preserve">Seu objetivo é </w:t>
       </w:r>
@@ -4800,6 +5043,7 @@
           <w:b/>
           <w:bCs/>
           <w:sz w:val="24"/>
+          <w:szCs w:val="24"/>
         </w:rPr>
         <w:t>criar ambientes e práticas pedagógicas que funcionem para o maior número possível de alunos</w:t>
       </w:r>
@@ -4807,6 +5051,7 @@
         <w:rPr>
           <w:rFonts w:ascii="Arial" w:hAnsi="Arial" w:cs="Arial"/>
           <w:sz w:val="24"/>
+          <w:szCs w:val="24"/>
         </w:rPr>
         <w:t>, sem precisar de muitas adaptações depois.</w:t>
       </w:r>
@@ -4817,16 +5062,19 @@
           <w:ilvl w:val="0"/>
           <w:numId w:val="26"/>
         </w:numPr>
+        <w:spacing w:after="0" w:line="360" w:lineRule="auto"/>
         <w:jc w:val="both"/>
         <w:rPr>
           <w:rFonts w:ascii="Arial" w:hAnsi="Arial" w:cs="Arial"/>
           <w:sz w:val="24"/>
-        </w:rPr>
-      </w:pPr>
-      <w:r>
-        <w:rPr>
-          <w:rFonts w:ascii="Arial" w:hAnsi="Arial" w:cs="Arial"/>
-          <w:sz w:val="24"/>
+          <w:szCs w:val="24"/>
+        </w:rPr>
+      </w:pPr>
+      <w:r>
+        <w:rPr>
+          <w:rFonts w:ascii="Arial" w:hAnsi="Arial" w:cs="Arial"/>
+          <w:sz w:val="24"/>
+          <w:szCs w:val="24"/>
         </w:rPr>
         <w:t>Ele se baseia em três princípios principais:</w:t>
       </w:r>
@@ -4837,18 +5085,21 @@
           <w:ilvl w:val="1"/>
           <w:numId w:val="26"/>
         </w:numPr>
+        <w:spacing w:after="0" w:line="360" w:lineRule="auto"/>
         <w:jc w:val="both"/>
         <w:rPr>
           <w:rFonts w:ascii="Arial" w:hAnsi="Arial" w:cs="Arial"/>
           <w:sz w:val="24"/>
-        </w:rPr>
-      </w:pPr>
-      <w:r>
-        <w:rPr>
-          <w:rFonts w:ascii="Arial" w:hAnsi="Arial" w:cs="Arial"/>
-          <w:b/>
-          <w:bCs/>
-          <w:sz w:val="24"/>
+          <w:szCs w:val="24"/>
+        </w:rPr>
+      </w:pPr>
+      <w:r>
+        <w:rPr>
+          <w:rFonts w:ascii="Arial" w:hAnsi="Arial" w:cs="Arial"/>
+          <w:b/>
+          <w:bCs/>
+          <w:sz w:val="24"/>
+          <w:szCs w:val="24"/>
         </w:rPr>
         <w:t>Múltiplos meios de envolvimento</w:t>
       </w:r>
@@ -4856,6 +5107,7 @@
         <w:rPr>
           <w:rFonts w:ascii="Arial" w:hAnsi="Arial" w:cs="Arial"/>
           <w:sz w:val="24"/>
+          <w:szCs w:val="24"/>
         </w:rPr>
         <w:t>: diferentes formas de motivar e engajar os alunos.</w:t>
       </w:r>
@@ -4866,18 +5118,21 @@
           <w:ilvl w:val="1"/>
           <w:numId w:val="26"/>
         </w:numPr>
+        <w:spacing w:after="0" w:line="360" w:lineRule="auto"/>
         <w:jc w:val="both"/>
         <w:rPr>
           <w:rFonts w:ascii="Arial" w:hAnsi="Arial" w:cs="Arial"/>
           <w:sz w:val="24"/>
-        </w:rPr>
-      </w:pPr>
-      <w:r>
-        <w:rPr>
-          <w:rFonts w:ascii="Arial" w:hAnsi="Arial" w:cs="Arial"/>
-          <w:b/>
-          <w:bCs/>
-          <w:sz w:val="24"/>
+          <w:szCs w:val="24"/>
+        </w:rPr>
+      </w:pPr>
+      <w:r>
+        <w:rPr>
+          <w:rFonts w:ascii="Arial" w:hAnsi="Arial" w:cs="Arial"/>
+          <w:b/>
+          <w:bCs/>
+          <w:sz w:val="24"/>
+          <w:szCs w:val="24"/>
         </w:rPr>
         <w:t>Múltiplos meios de representação</w:t>
       </w:r>
@@ -4885,6 +5140,7 @@
         <w:rPr>
           <w:rFonts w:ascii="Arial" w:hAnsi="Arial" w:cs="Arial"/>
           <w:sz w:val="24"/>
+          <w:szCs w:val="24"/>
         </w:rPr>
         <w:t>: apresentar os conteúdos de várias maneiras (texto, imagem, áudio, prática).</w:t>
       </w:r>
@@ -4895,18 +5151,21 @@
           <w:ilvl w:val="1"/>
           <w:numId w:val="26"/>
         </w:numPr>
+        <w:spacing w:after="0" w:line="360" w:lineRule="auto"/>
         <w:jc w:val="both"/>
         <w:rPr>
           <w:rFonts w:ascii="Arial" w:hAnsi="Arial" w:cs="Arial"/>
           <w:sz w:val="24"/>
-        </w:rPr>
-      </w:pPr>
-      <w:r>
-        <w:rPr>
-          <w:rFonts w:ascii="Arial" w:hAnsi="Arial" w:cs="Arial"/>
-          <w:b/>
-          <w:bCs/>
-          <w:sz w:val="24"/>
+          <w:szCs w:val="24"/>
+        </w:rPr>
+      </w:pPr>
+      <w:r>
+        <w:rPr>
+          <w:rFonts w:ascii="Arial" w:hAnsi="Arial" w:cs="Arial"/>
+          <w:b/>
+          <w:bCs/>
+          <w:sz w:val="24"/>
+          <w:szCs w:val="24"/>
         </w:rPr>
         <w:t>Múltiplos meios de ação e expressão</w:t>
       </w:r>
@@ -4914,26 +5173,30 @@
         <w:rPr>
           <w:rFonts w:ascii="Arial" w:hAnsi="Arial" w:cs="Arial"/>
           <w:sz w:val="24"/>
+          <w:szCs w:val="24"/>
         </w:rPr>
         <w:t>: permitir que os alunos mostrem o que aprenderam de formas diversas (fala, escrita, desenho, tecnologia).</w:t>
       </w:r>
     </w:p>
     <w:p>
       <w:pPr>
+        <w:spacing w:after="0" w:line="360" w:lineRule="auto"/>
         <w:jc w:val="both"/>
         <w:rPr>
           <w:rFonts w:ascii="Arial" w:hAnsi="Arial" w:cs="Arial"/>
           <w:b/>
           <w:bCs/>
           <w:sz w:val="24"/>
-        </w:rPr>
-      </w:pPr>
-      <w:r>
-        <w:rPr>
-          <w:rFonts w:ascii="Arial" w:hAnsi="Arial" w:cs="Arial"/>
-          <w:b/>
-          <w:bCs/>
-          <w:sz w:val="24"/>
+          <w:szCs w:val="24"/>
+        </w:rPr>
+      </w:pPr>
+      <w:r>
+        <w:rPr>
+          <w:rFonts w:ascii="Arial" w:hAnsi="Arial" w:cs="Arial"/>
+          <w:b/>
+          <w:bCs/>
+          <w:sz w:val="24"/>
+          <w:szCs w:val="24"/>
         </w:rPr>
         <w:t>Relação com o TEA</w:t>
       </w:r>
@@ -4944,16 +5207,19 @@
           <w:ilvl w:val="0"/>
           <w:numId w:val="27"/>
         </w:numPr>
+        <w:spacing w:after="0" w:line="360" w:lineRule="auto"/>
         <w:jc w:val="both"/>
         <w:rPr>
           <w:rFonts w:ascii="Arial" w:hAnsi="Arial" w:cs="Arial"/>
           <w:sz w:val="24"/>
-        </w:rPr>
-      </w:pPr>
-      <w:r>
-        <w:rPr>
-          <w:rFonts w:ascii="Arial" w:hAnsi="Arial" w:cs="Arial"/>
-          <w:sz w:val="24"/>
+          <w:szCs w:val="24"/>
+        </w:rPr>
+      </w:pPr>
+      <w:r>
+        <w:rPr>
+          <w:rFonts w:ascii="Arial" w:hAnsi="Arial" w:cs="Arial"/>
+          <w:sz w:val="24"/>
+          <w:szCs w:val="24"/>
         </w:rPr>
         <w:t xml:space="preserve">O </w:t>
       </w:r>
@@ -4963,6 +5229,7 @@
           <w:b/>
           <w:bCs/>
           <w:sz w:val="24"/>
+          <w:szCs w:val="24"/>
         </w:rPr>
         <w:t>TEA</w:t>
       </w:r>
@@ -4970,6 +5237,7 @@
         <w:rPr>
           <w:rFonts w:ascii="Arial" w:hAnsi="Arial" w:cs="Arial"/>
           <w:sz w:val="24"/>
+          <w:szCs w:val="24"/>
         </w:rPr>
         <w:t xml:space="preserve"> é caracterizado por dificuldades na comunicação, interação social e comportamentos repetitivos.</w:t>
       </w:r>
@@ -4980,16 +5248,19 @@
           <w:ilvl w:val="0"/>
           <w:numId w:val="27"/>
         </w:numPr>
+        <w:spacing w:after="0" w:line="360" w:lineRule="auto"/>
         <w:jc w:val="both"/>
         <w:rPr>
           <w:rFonts w:ascii="Arial" w:hAnsi="Arial" w:cs="Arial"/>
           <w:sz w:val="24"/>
-        </w:rPr>
-      </w:pPr>
-      <w:r>
-        <w:rPr>
-          <w:rFonts w:ascii="Arial" w:hAnsi="Arial" w:cs="Arial"/>
-          <w:sz w:val="24"/>
+          <w:szCs w:val="24"/>
+        </w:rPr>
+      </w:pPr>
+      <w:r>
+        <w:rPr>
+          <w:rFonts w:ascii="Arial" w:hAnsi="Arial" w:cs="Arial"/>
+          <w:sz w:val="24"/>
+          <w:szCs w:val="24"/>
         </w:rPr>
         <w:t>Estudantes com TEA podem ter necessidades muito diferentes uns dos outros.</w:t>
       </w:r>
@@ -5000,16 +5271,19 @@
           <w:ilvl w:val="0"/>
           <w:numId w:val="27"/>
         </w:numPr>
+        <w:spacing w:after="0" w:line="360" w:lineRule="auto"/>
         <w:jc w:val="both"/>
         <w:rPr>
           <w:rFonts w:ascii="Arial" w:hAnsi="Arial" w:cs="Arial"/>
           <w:sz w:val="24"/>
-        </w:rPr>
-      </w:pPr>
-      <w:r>
-        <w:rPr>
-          <w:rFonts w:ascii="Arial" w:hAnsi="Arial" w:cs="Arial"/>
-          <w:sz w:val="24"/>
+          <w:szCs w:val="24"/>
+        </w:rPr>
+      </w:pPr>
+      <w:r>
+        <w:rPr>
+          <w:rFonts w:ascii="Arial" w:hAnsi="Arial" w:cs="Arial"/>
+          <w:sz w:val="24"/>
+          <w:szCs w:val="24"/>
         </w:rPr>
         <w:t xml:space="preserve">O DUA ajuda porque </w:t>
       </w:r>
@@ -5019,6 +5293,7 @@
           <w:b/>
           <w:bCs/>
           <w:sz w:val="24"/>
+          <w:szCs w:val="24"/>
         </w:rPr>
         <w:t>oferece alternativas</w:t>
       </w:r>
@@ -5026,26 +5301,30 @@
         <w:rPr>
           <w:rFonts w:ascii="Arial" w:hAnsi="Arial" w:cs="Arial"/>
           <w:sz w:val="24"/>
+          <w:szCs w:val="24"/>
         </w:rPr>
         <w:t>: se um aluno tem dificuldade em se comunicar verbalmente, pode usar imagens ou tecnologia; se não consegue se concentrar em uma atividade longa, pode ter opções mais curtas ou práticas.</w:t>
       </w:r>
     </w:p>
     <w:p>
       <w:pPr>
+        <w:spacing w:after="0" w:line="360" w:lineRule="auto"/>
         <w:jc w:val="both"/>
         <w:rPr>
           <w:rFonts w:ascii="Arial" w:hAnsi="Arial" w:cs="Arial"/>
           <w:b/>
           <w:bCs/>
           <w:sz w:val="24"/>
-        </w:rPr>
-      </w:pPr>
-      <w:r>
-        <w:rPr>
-          <w:rFonts w:ascii="Arial" w:hAnsi="Arial" w:cs="Arial"/>
-          <w:b/>
-          <w:bCs/>
-          <w:sz w:val="24"/>
+          <w:szCs w:val="24"/>
+        </w:rPr>
+      </w:pPr>
+      <w:r>
+        <w:rPr>
+          <w:rFonts w:ascii="Arial" w:hAnsi="Arial" w:cs="Arial"/>
+          <w:b/>
+          <w:bCs/>
+          <w:sz w:val="24"/>
+          <w:szCs w:val="24"/>
         </w:rPr>
         <w:t>Benefícios do DUA para alunos com TEA</w:t>
       </w:r>
@@ -5056,18 +5335,21 @@
           <w:ilvl w:val="0"/>
           <w:numId w:val="28"/>
         </w:numPr>
+        <w:spacing w:after="0" w:line="360" w:lineRule="auto"/>
         <w:jc w:val="both"/>
         <w:rPr>
           <w:rFonts w:ascii="Arial" w:hAnsi="Arial" w:cs="Arial"/>
           <w:sz w:val="24"/>
-        </w:rPr>
-      </w:pPr>
-      <w:r>
-        <w:rPr>
-          <w:rFonts w:ascii="Arial" w:hAnsi="Arial" w:cs="Arial"/>
-          <w:b/>
-          <w:bCs/>
-          <w:sz w:val="24"/>
+          <w:szCs w:val="24"/>
+        </w:rPr>
+      </w:pPr>
+      <w:r>
+        <w:rPr>
+          <w:rFonts w:ascii="Arial" w:hAnsi="Arial" w:cs="Arial"/>
+          <w:b/>
+          <w:bCs/>
+          <w:sz w:val="24"/>
+          <w:szCs w:val="24"/>
         </w:rPr>
         <w:t>Inclusão escolar</w:t>
       </w:r>
@@ -5075,6 +5357,7 @@
         <w:rPr>
           <w:rFonts w:ascii="Arial" w:hAnsi="Arial" w:cs="Arial"/>
           <w:sz w:val="24"/>
+          <w:szCs w:val="24"/>
         </w:rPr>
         <w:t>: garante que o aluno participe junto com os colegas.</w:t>
       </w:r>
@@ -5085,18 +5368,21 @@
           <w:ilvl w:val="0"/>
           <w:numId w:val="28"/>
         </w:numPr>
+        <w:spacing w:after="0" w:line="360" w:lineRule="auto"/>
         <w:jc w:val="both"/>
         <w:rPr>
           <w:rFonts w:ascii="Arial" w:hAnsi="Arial" w:cs="Arial"/>
           <w:sz w:val="24"/>
-        </w:rPr>
-      </w:pPr>
-      <w:r>
-        <w:rPr>
-          <w:rFonts w:ascii="Arial" w:hAnsi="Arial" w:cs="Arial"/>
-          <w:b/>
-          <w:bCs/>
-          <w:sz w:val="24"/>
+          <w:szCs w:val="24"/>
+        </w:rPr>
+      </w:pPr>
+      <w:r>
+        <w:rPr>
+          <w:rFonts w:ascii="Arial" w:hAnsi="Arial" w:cs="Arial"/>
+          <w:b/>
+          <w:bCs/>
+          <w:sz w:val="24"/>
+          <w:szCs w:val="24"/>
         </w:rPr>
         <w:t>Acessibilidade pedagógica</w:t>
       </w:r>
@@ -5104,6 +5390,7 @@
         <w:rPr>
           <w:rFonts w:ascii="Arial" w:hAnsi="Arial" w:cs="Arial"/>
           <w:sz w:val="24"/>
+          <w:szCs w:val="24"/>
         </w:rPr>
         <w:t>: diminui barreiras que atrapalham o aprendizado.</w:t>
       </w:r>
@@ -5114,18 +5401,21 @@
           <w:ilvl w:val="0"/>
           <w:numId w:val="28"/>
         </w:numPr>
+        <w:spacing w:after="0" w:line="360" w:lineRule="auto"/>
         <w:jc w:val="both"/>
         <w:rPr>
           <w:rFonts w:ascii="Arial" w:hAnsi="Arial" w:cs="Arial"/>
           <w:sz w:val="24"/>
-        </w:rPr>
-      </w:pPr>
-      <w:r>
-        <w:rPr>
-          <w:rFonts w:ascii="Arial" w:hAnsi="Arial" w:cs="Arial"/>
-          <w:b/>
-          <w:bCs/>
-          <w:sz w:val="24"/>
+          <w:szCs w:val="24"/>
+        </w:rPr>
+      </w:pPr>
+      <w:r>
+        <w:rPr>
+          <w:rFonts w:ascii="Arial" w:hAnsi="Arial" w:cs="Arial"/>
+          <w:b/>
+          <w:bCs/>
+          <w:sz w:val="24"/>
+          <w:szCs w:val="24"/>
         </w:rPr>
         <w:t>Flexibilidade</w:t>
       </w:r>
@@ -5133,6 +5423,7 @@
         <w:rPr>
           <w:rFonts w:ascii="Arial" w:hAnsi="Arial" w:cs="Arial"/>
           <w:sz w:val="24"/>
+          <w:szCs w:val="24"/>
         </w:rPr>
         <w:t>: adapta o ensino sem precisar criar soluções isoladas para cada aluno.</w:t>
       </w:r>
@@ -5143,18 +5434,21 @@
           <w:ilvl w:val="0"/>
           <w:numId w:val="28"/>
         </w:numPr>
+        <w:spacing w:after="0" w:line="360" w:lineRule="auto"/>
         <w:jc w:val="both"/>
         <w:rPr>
           <w:rFonts w:ascii="Arial" w:hAnsi="Arial" w:cs="Arial"/>
           <w:sz w:val="24"/>
-        </w:rPr>
-      </w:pPr>
-      <w:r>
-        <w:rPr>
-          <w:rFonts w:ascii="Arial" w:hAnsi="Arial" w:cs="Arial"/>
-          <w:b/>
-          <w:bCs/>
-          <w:sz w:val="24"/>
+          <w:szCs w:val="24"/>
+        </w:rPr>
+      </w:pPr>
+      <w:r>
+        <w:rPr>
+          <w:rFonts w:ascii="Arial" w:hAnsi="Arial" w:cs="Arial"/>
+          <w:b/>
+          <w:bCs/>
+          <w:sz w:val="24"/>
+          <w:szCs w:val="24"/>
         </w:rPr>
         <w:t>Valorização das diferenças</w:t>
       </w:r>
@@ -5162,44 +5456,52 @@
         <w:rPr>
           <w:rFonts w:ascii="Arial" w:hAnsi="Arial" w:cs="Arial"/>
           <w:sz w:val="24"/>
+          <w:szCs w:val="24"/>
         </w:rPr>
         <w:t>: reconhece que cada estudante aprende de forma única.</w:t>
       </w:r>
     </w:p>
     <w:p>
       <w:pPr>
+        <w:spacing w:after="0" w:line="360" w:lineRule="auto"/>
         <w:jc w:val="both"/>
         <w:rPr>
           <w:rFonts w:ascii="Arial" w:hAnsi="Arial" w:cs="Arial"/>
           <w:b/>
           <w:bCs/>
           <w:sz w:val="24"/>
-        </w:rPr>
-      </w:pPr>
-      <w:r>
-        <w:rPr>
-          <w:rFonts w:ascii="Arial" w:hAnsi="Arial" w:cs="Arial"/>
-          <w:b/>
-          <w:bCs/>
-          <w:sz w:val="24"/>
+          <w:szCs w:val="24"/>
+        </w:rPr>
+      </w:pPr>
+      <w:r>
+        <w:rPr>
+          <w:rFonts w:ascii="Arial" w:hAnsi="Arial" w:cs="Arial"/>
+          <w:b/>
+          <w:bCs/>
+          <w:sz w:val="24"/>
+          <w:szCs w:val="24"/>
         </w:rPr>
         <w:t>Conclusão</w:t>
       </w:r>
     </w:p>
     <w:p>
       <w:pPr>
+        <w:spacing w:after="0" w:line="360" w:lineRule="auto"/>
         <w:ind w:firstLine="708"/>
         <w:jc w:val="both"/>
         <w:rPr>
           <w:rFonts w:ascii="Arial" w:hAnsi="Arial" w:cs="Arial"/>
           <w:sz w:val="24"/>
-        </w:rPr>
-      </w:pPr>
-      <w:r>
-        <w:rPr>
-          <w:rFonts w:ascii="Arial" w:hAnsi="Arial" w:cs="Arial"/>
-          <w:sz w:val="24"/>
-        </w:rPr>
+          <w:szCs w:val="24"/>
+        </w:rPr>
+      </w:pPr>
+      <w:r>
+        <w:rPr>
+          <w:rFonts w:ascii="Arial" w:hAnsi="Arial" w:cs="Arial"/>
+          <w:sz w:val="24"/>
+          <w:szCs w:val="24"/>
+        </w:rPr>
+        <w:lastRenderedPageBreak/>
         <w:t xml:space="preserve">O DUA é uma forma de pensar a educação que </w:t>
       </w:r>
       <w:r>
@@ -5208,6 +5510,7 @@
           <w:b/>
           <w:bCs/>
           <w:sz w:val="24"/>
+          <w:szCs w:val="24"/>
         </w:rPr>
         <w:t>favorece todos os alunos</w:t>
       </w:r>
@@ -5215,6 +5518,7 @@
         <w:rPr>
           <w:rFonts w:ascii="Arial" w:hAnsi="Arial" w:cs="Arial"/>
           <w:sz w:val="24"/>
+          <w:szCs w:val="24"/>
         </w:rPr>
         <w:t xml:space="preserve">, mas tem impacto especial para quem está no espectro autista. Ele promove </w:t>
       </w:r>
@@ -5224,6 +5528,7 @@
           <w:b/>
           <w:bCs/>
           <w:sz w:val="24"/>
+          <w:szCs w:val="24"/>
         </w:rPr>
         <w:t>uma escola mais justa, acessível e inclusiva</w:t>
       </w:r>
@@ -5231,123 +5536,76 @@
         <w:rPr>
           <w:rFonts w:ascii="Arial" w:hAnsi="Arial" w:cs="Arial"/>
           <w:sz w:val="24"/>
+          <w:szCs w:val="24"/>
         </w:rPr>
         <w:t>, onde cada estudante pode aprender e se expressar de acordo com suas possibilidades.</w:t>
       </w:r>
     </w:p>
-    <w:p/>
-    <w:p>
-      <w:pPr>
-        <w:jc w:val="center"/>
-        <w:rPr>
-          <w:rFonts w:ascii="Arial" w:hAnsi="Arial" w:cs="Arial"/>
-          <w:b/>
-        </w:rPr>
-      </w:pPr>
-      <w:r>
-        <w:rPr>
-          <w:rFonts w:ascii="Arial" w:hAnsi="Arial" w:cs="Arial"/>
-          <w:b/>
-          <w:sz w:val="28"/>
+    <w:p>
+      <w:pPr>
+        <w:spacing w:after="0" w:line="360" w:lineRule="auto"/>
+        <w:rPr>
+          <w:rFonts w:ascii="Arial" w:hAnsi="Arial" w:cs="Arial"/>
+          <w:sz w:val="24"/>
+          <w:szCs w:val="24"/>
+        </w:rPr>
+      </w:pPr>
+    </w:p>
+    <w:p>
+      <w:pPr>
+        <w:spacing w:after="0" w:line="360" w:lineRule="auto"/>
+        <w:jc w:val="center"/>
+        <w:rPr>
+          <w:rFonts w:ascii="Arial" w:hAnsi="Arial" w:cs="Arial"/>
+          <w:b/>
+          <w:sz w:val="24"/>
+          <w:szCs w:val="24"/>
+        </w:rPr>
+      </w:pPr>
+      <w:r>
+        <w:rPr>
+          <w:rFonts w:ascii="Arial" w:hAnsi="Arial" w:cs="Arial"/>
+          <w:b/>
+          <w:sz w:val="24"/>
+          <w:szCs w:val="24"/>
         </w:rPr>
         <w:t>CORES DO FRONT-END</w:t>
       </w:r>
     </w:p>
     <w:p>
       <w:pPr>
+        <w:spacing w:after="0" w:line="360" w:lineRule="auto"/>
         <w:ind w:firstLine="708"/>
         <w:jc w:val="both"/>
         <w:rPr>
           <w:rFonts w:ascii="Arial" w:hAnsi="Arial" w:cs="Arial"/>
           <w:sz w:val="24"/>
-        </w:rPr>
-      </w:pPr>
-      <w:r>
-        <w:rPr>
-          <w:rFonts w:ascii="Arial" w:hAnsi="Arial" w:cs="Arial"/>
-          <w:sz w:val="24"/>
-        </w:rPr>
-        <w:t xml:space="preserve">O estudo de Valério e Bigoli (2021) indica que o design de interfaces para pessoas com TEA deve priorizar a redução da sobrecarga sensorial através de layouts limpos, previsíveis e com uso de cores suaves ou tons pastéis. A pesquisa enfatiza a </w:t>
-      </w:r>
-      <w:r>
-        <w:rPr>
-          <w:rFonts w:ascii="Arial" w:hAnsi="Arial" w:cs="Arial"/>
-          <w:sz w:val="24"/>
-        </w:rPr>
-        <w:lastRenderedPageBreak/>
-        <w:t>necessidade de evitar contrastes agressivos e animações excessivas, optando por padronização visual para facilitar o foco e a navegação.</w:t>
-      </w:r>
-    </w:p>
-    <w:p>
-      <w:pPr>
-        <w:jc w:val="both"/>
-        <w:rPr>
-          <w:rFonts w:ascii="Arial" w:hAnsi="Arial" w:cs="Arial"/>
-          <w:sz w:val="24"/>
-          <w:szCs w:val="24"/>
-        </w:rPr>
-      </w:pPr>
-    </w:p>
-    <w:p>
-      <w:pPr>
-        <w:jc w:val="both"/>
-        <w:rPr>
-          <w:rFonts w:ascii="Arial" w:hAnsi="Arial" w:cs="Arial"/>
-          <w:sz w:val="24"/>
-          <w:szCs w:val="24"/>
-        </w:rPr>
-      </w:pPr>
-    </w:p>
-    <w:p>
-      <w:pPr>
-        <w:jc w:val="center"/>
-        <w:rPr>
-          <w:rFonts w:ascii="Arial" w:hAnsi="Arial" w:cs="Arial"/>
-          <w:sz w:val="24"/>
-          <w:szCs w:val="24"/>
-        </w:rPr>
-      </w:pPr>
-      <w:r>
-        <w:rPr>
-          <w:rFonts w:ascii="Arial" w:hAnsi="Arial" w:cs="Arial"/>
-          <w:sz w:val="24"/>
-          <w:szCs w:val="24"/>
-        </w:rPr>
-        <w:t>CONCLUSÃO</w:t>
-      </w:r>
-    </w:p>
-    <w:p>
-      <w:pPr>
-        <w:jc w:val="center"/>
-        <w:rPr>
-          <w:rFonts w:ascii="Arial" w:hAnsi="Arial" w:cs="Arial"/>
-          <w:sz w:val="24"/>
-          <w:szCs w:val="24"/>
-        </w:rPr>
-      </w:pPr>
-    </w:p>
-    <w:p>
-      <w:pPr>
-        <w:jc w:val="center"/>
-        <w:rPr>
-          <w:rFonts w:ascii="Arial" w:hAnsi="Arial" w:cs="Arial"/>
-          <w:sz w:val="24"/>
-          <w:szCs w:val="24"/>
-        </w:rPr>
-      </w:pPr>
-    </w:p>
-    <w:p>
-      <w:pPr>
-        <w:jc w:val="center"/>
-        <w:rPr>
-          <w:rFonts w:ascii="Arial" w:hAnsi="Arial" w:cs="Arial"/>
-          <w:sz w:val="24"/>
-          <w:szCs w:val="24"/>
-        </w:rPr>
-      </w:pPr>
-    </w:p>
-    <w:p>
-      <w:pPr>
+          <w:szCs w:val="24"/>
+        </w:rPr>
+      </w:pPr>
+      <w:r>
+        <w:rPr>
+          <w:rFonts w:ascii="Arial" w:hAnsi="Arial" w:cs="Arial"/>
+          <w:sz w:val="24"/>
+          <w:szCs w:val="24"/>
+        </w:rPr>
+        <w:t>O estudo de Valério e Bigoli (2021) indica que o design de interfaces para pessoas com TEA deve priorizar a redução da sobrecarga sensorial através de layouts limpos, previsíveis e com uso de cores suaves ou tons pastéis. A pesquisa enfatiza a necessidade de evitar contrastes agressivos e animações excessivas, optando por padronização visual para facilitar o foco e a navegação.</w:t>
+      </w:r>
+    </w:p>
+    <w:p>
+      <w:pPr>
+        <w:spacing w:after="0" w:line="360" w:lineRule="auto"/>
+        <w:jc w:val="center"/>
+        <w:rPr>
+          <w:rFonts w:ascii="Arial" w:hAnsi="Arial" w:cs="Arial"/>
+          <w:sz w:val="24"/>
+          <w:szCs w:val="24"/>
+        </w:rPr>
+      </w:pPr>
+    </w:p>
+    <w:p>
+      <w:pPr>
+        <w:spacing w:after="0" w:line="360" w:lineRule="auto"/>
         <w:rPr>
           <w:rFonts w:ascii="Arial" w:hAnsi="Arial" w:cs="Arial"/>
           <w:sz w:val="24"/>
@@ -5365,6 +5623,7 @@
     </w:p>
     <w:p>
       <w:pPr>
+        <w:spacing w:after="0" w:line="360" w:lineRule="auto"/>
         <w:rPr>
           <w:rFonts w:ascii="Arial" w:hAnsi="Arial" w:cs="Arial"/>
           <w:sz w:val="24"/>
@@ -5424,15 +5683,17 @@
     </w:p>
     <w:p>
       <w:pPr>
-        <w:rPr>
-          <w:rFonts w:ascii="Arial" w:hAnsi="Arial" w:cs="Arial"/>
-          <w:sz w:val="24"/>
-          <w:szCs w:val="24"/>
-        </w:rPr>
-      </w:pPr>
-    </w:p>
-    <w:p>
-      <w:pPr>
+        <w:spacing w:after="0" w:line="360" w:lineRule="auto"/>
+        <w:rPr>
+          <w:rFonts w:ascii="Arial" w:hAnsi="Arial" w:cs="Arial"/>
+          <w:sz w:val="24"/>
+          <w:szCs w:val="24"/>
+        </w:rPr>
+      </w:pPr>
+    </w:p>
+    <w:p>
+      <w:pPr>
+        <w:spacing w:after="0" w:line="360" w:lineRule="auto"/>
         <w:rPr>
           <w:rFonts w:ascii="Arial" w:hAnsi="Arial" w:cs="Arial"/>
           <w:sz w:val="24"/>
@@ -5450,6 +5711,7 @@
     </w:p>
     <w:p>
       <w:pPr>
+        <w:spacing w:after="0" w:line="360" w:lineRule="auto"/>
         <w:rPr>
           <w:rFonts w:ascii="Arial" w:hAnsi="Arial" w:cs="Arial"/>
           <w:sz w:val="24"/>
@@ -5517,6 +5779,7 @@
     </w:p>
     <w:p>
       <w:pPr>
+        <w:spacing w:after="0" w:line="360" w:lineRule="auto"/>
         <w:rPr>
           <w:rFonts w:ascii="Arial" w:hAnsi="Arial" w:cs="Arial"/>
           <w:sz w:val="24"/>
@@ -5577,15 +5840,17 @@
     </w:p>
     <w:p>
       <w:pPr>
-        <w:rPr>
-          <w:rFonts w:ascii="Arial" w:hAnsi="Arial" w:cs="Arial"/>
-          <w:sz w:val="24"/>
-          <w:szCs w:val="24"/>
-        </w:rPr>
-      </w:pPr>
-    </w:p>
-    <w:p>
-      <w:pPr>
+        <w:spacing w:after="0" w:line="360" w:lineRule="auto"/>
+        <w:rPr>
+          <w:rFonts w:ascii="Arial" w:hAnsi="Arial" w:cs="Arial"/>
+          <w:sz w:val="24"/>
+          <w:szCs w:val="24"/>
+        </w:rPr>
+      </w:pPr>
+    </w:p>
+    <w:p>
+      <w:pPr>
+        <w:spacing w:after="0" w:line="360" w:lineRule="auto"/>
         <w:rPr>
           <w:rFonts w:ascii="Arial" w:hAnsi="Arial" w:cs="Arial"/>
           <w:sz w:val="24"/>
@@ -5603,6 +5868,7 @@
     </w:p>
     <w:p>
       <w:pPr>
+        <w:spacing w:after="0" w:line="360" w:lineRule="auto"/>
         <w:rPr>
           <w:rFonts w:ascii="Arial" w:hAnsi="Arial" w:cs="Arial"/>
           <w:sz w:val="24"/>
@@ -5662,132 +5928,147 @@
     </w:p>
     <w:p>
       <w:pPr>
-        <w:rPr>
-          <w:rFonts w:ascii="Arial" w:hAnsi="Arial" w:cs="Arial"/>
-          <w:sz w:val="24"/>
-          <w:szCs w:val="24"/>
-        </w:rPr>
-      </w:pPr>
-    </w:p>
-    <w:p>
-      <w:pPr>
-        <w:rPr>
-          <w:rFonts w:ascii="Arial" w:hAnsi="Arial" w:cs="Arial"/>
-          <w:sz w:val="24"/>
-          <w:szCs w:val="24"/>
-        </w:rPr>
-      </w:pPr>
-    </w:p>
-    <w:p>
-      <w:pPr>
-        <w:rPr>
-          <w:rFonts w:ascii="Arial" w:hAnsi="Arial" w:cs="Arial"/>
-          <w:sz w:val="24"/>
-          <w:szCs w:val="24"/>
-        </w:rPr>
-      </w:pPr>
-    </w:p>
-    <w:p>
-      <w:pPr>
-        <w:rPr>
-          <w:rFonts w:ascii="Arial" w:hAnsi="Arial" w:cs="Arial"/>
-          <w:sz w:val="24"/>
-          <w:szCs w:val="24"/>
-        </w:rPr>
-      </w:pPr>
-    </w:p>
-    <w:p>
-      <w:pPr>
-        <w:rPr>
-          <w:rFonts w:ascii="Arial" w:hAnsi="Arial" w:cs="Arial"/>
-          <w:sz w:val="24"/>
-          <w:szCs w:val="24"/>
-        </w:rPr>
-      </w:pPr>
-    </w:p>
-    <w:p>
-      <w:pPr>
-        <w:rPr>
-          <w:rFonts w:ascii="Arial" w:hAnsi="Arial" w:cs="Arial"/>
-          <w:sz w:val="24"/>
-          <w:szCs w:val="24"/>
-        </w:rPr>
-      </w:pPr>
-    </w:p>
-    <w:p>
-      <w:pPr>
-        <w:rPr>
-          <w:rFonts w:ascii="Arial" w:hAnsi="Arial" w:cs="Arial"/>
-          <w:sz w:val="24"/>
-          <w:szCs w:val="24"/>
-        </w:rPr>
-      </w:pPr>
-    </w:p>
-    <w:p>
-      <w:pPr>
-        <w:rPr>
-          <w:rFonts w:ascii="Arial" w:hAnsi="Arial" w:cs="Arial"/>
-          <w:sz w:val="24"/>
-          <w:szCs w:val="24"/>
-        </w:rPr>
-      </w:pPr>
-    </w:p>
-    <w:p>
-      <w:pPr>
-        <w:rPr>
-          <w:rFonts w:ascii="Arial" w:hAnsi="Arial" w:cs="Arial"/>
-          <w:sz w:val="24"/>
-          <w:szCs w:val="24"/>
-        </w:rPr>
-      </w:pPr>
-    </w:p>
-    <w:p>
-      <w:pPr>
-        <w:rPr>
-          <w:rFonts w:ascii="Arial" w:hAnsi="Arial" w:cs="Arial"/>
-          <w:sz w:val="24"/>
-          <w:szCs w:val="24"/>
-        </w:rPr>
-      </w:pPr>
-    </w:p>
-    <w:p>
-      <w:pPr>
-        <w:rPr>
-          <w:rFonts w:ascii="Arial" w:hAnsi="Arial" w:cs="Arial"/>
-          <w:sz w:val="24"/>
-          <w:szCs w:val="24"/>
-        </w:rPr>
-      </w:pPr>
-    </w:p>
-    <w:p>
-      <w:pPr>
-        <w:rPr>
-          <w:rFonts w:ascii="Arial" w:hAnsi="Arial" w:cs="Arial"/>
-          <w:sz w:val="24"/>
-          <w:szCs w:val="24"/>
-        </w:rPr>
-      </w:pPr>
-    </w:p>
-    <w:p>
-      <w:pPr>
-        <w:rPr>
-          <w:rFonts w:ascii="Arial" w:hAnsi="Arial" w:cs="Arial"/>
-          <w:sz w:val="24"/>
-          <w:szCs w:val="24"/>
-        </w:rPr>
-      </w:pPr>
-    </w:p>
-    <w:p>
-      <w:pPr>
-        <w:rPr>
-          <w:rFonts w:ascii="Arial" w:hAnsi="Arial" w:cs="Arial"/>
-          <w:sz w:val="24"/>
-          <w:szCs w:val="24"/>
-        </w:rPr>
-      </w:pPr>
-    </w:p>
-    <w:p>
-      <w:pPr>
+        <w:spacing w:after="0" w:line="360" w:lineRule="auto"/>
+        <w:rPr>
+          <w:rFonts w:ascii="Arial" w:hAnsi="Arial" w:cs="Arial"/>
+          <w:sz w:val="24"/>
+          <w:szCs w:val="24"/>
+        </w:rPr>
+      </w:pPr>
+    </w:p>
+    <w:p>
+      <w:pPr>
+        <w:spacing w:after="0" w:line="360" w:lineRule="auto"/>
+        <w:rPr>
+          <w:rFonts w:ascii="Arial" w:hAnsi="Arial" w:cs="Arial"/>
+          <w:sz w:val="24"/>
+          <w:szCs w:val="24"/>
+        </w:rPr>
+      </w:pPr>
+    </w:p>
+    <w:p>
+      <w:pPr>
+        <w:spacing w:after="0" w:line="360" w:lineRule="auto"/>
+        <w:rPr>
+          <w:rFonts w:ascii="Arial" w:hAnsi="Arial" w:cs="Arial"/>
+          <w:sz w:val="24"/>
+          <w:szCs w:val="24"/>
+        </w:rPr>
+      </w:pPr>
+    </w:p>
+    <w:p>
+      <w:pPr>
+        <w:spacing w:after="0" w:line="360" w:lineRule="auto"/>
+        <w:rPr>
+          <w:rFonts w:ascii="Arial" w:hAnsi="Arial" w:cs="Arial"/>
+          <w:sz w:val="24"/>
+          <w:szCs w:val="24"/>
+        </w:rPr>
+      </w:pPr>
+    </w:p>
+    <w:p>
+      <w:pPr>
+        <w:spacing w:after="0" w:line="360" w:lineRule="auto"/>
+        <w:rPr>
+          <w:rFonts w:ascii="Arial" w:hAnsi="Arial" w:cs="Arial"/>
+          <w:sz w:val="24"/>
+          <w:szCs w:val="24"/>
+        </w:rPr>
+      </w:pPr>
+    </w:p>
+    <w:p>
+      <w:pPr>
+        <w:spacing w:after="0" w:line="360" w:lineRule="auto"/>
+        <w:rPr>
+          <w:rFonts w:ascii="Arial" w:hAnsi="Arial" w:cs="Arial"/>
+          <w:sz w:val="24"/>
+          <w:szCs w:val="24"/>
+        </w:rPr>
+      </w:pPr>
+    </w:p>
+    <w:p>
+      <w:pPr>
+        <w:spacing w:after="0" w:line="360" w:lineRule="auto"/>
+        <w:rPr>
+          <w:rFonts w:ascii="Arial" w:hAnsi="Arial" w:cs="Arial"/>
+          <w:sz w:val="24"/>
+          <w:szCs w:val="24"/>
+        </w:rPr>
+      </w:pPr>
+    </w:p>
+    <w:p>
+      <w:pPr>
+        <w:spacing w:after="0" w:line="360" w:lineRule="auto"/>
+        <w:rPr>
+          <w:rFonts w:ascii="Arial" w:hAnsi="Arial" w:cs="Arial"/>
+          <w:sz w:val="24"/>
+          <w:szCs w:val="24"/>
+        </w:rPr>
+      </w:pPr>
+    </w:p>
+    <w:p>
+      <w:pPr>
+        <w:spacing w:after="0" w:line="360" w:lineRule="auto"/>
+        <w:rPr>
+          <w:rFonts w:ascii="Arial" w:hAnsi="Arial" w:cs="Arial"/>
+          <w:sz w:val="24"/>
+          <w:szCs w:val="24"/>
+        </w:rPr>
+      </w:pPr>
+    </w:p>
+    <w:p>
+      <w:pPr>
+        <w:spacing w:after="0" w:line="360" w:lineRule="auto"/>
+        <w:rPr>
+          <w:rFonts w:ascii="Arial" w:hAnsi="Arial" w:cs="Arial"/>
+          <w:sz w:val="24"/>
+          <w:szCs w:val="24"/>
+        </w:rPr>
+      </w:pPr>
+    </w:p>
+    <w:p>
+      <w:pPr>
+        <w:spacing w:after="0" w:line="360" w:lineRule="auto"/>
+        <w:rPr>
+          <w:rFonts w:ascii="Arial" w:hAnsi="Arial" w:cs="Arial"/>
+          <w:sz w:val="24"/>
+          <w:szCs w:val="24"/>
+        </w:rPr>
+      </w:pPr>
+    </w:p>
+    <w:p>
+      <w:pPr>
+        <w:spacing w:after="0" w:line="360" w:lineRule="auto"/>
+        <w:rPr>
+          <w:rFonts w:ascii="Arial" w:hAnsi="Arial" w:cs="Arial"/>
+          <w:sz w:val="24"/>
+          <w:szCs w:val="24"/>
+        </w:rPr>
+      </w:pPr>
+    </w:p>
+    <w:p>
+      <w:pPr>
+        <w:spacing w:after="0" w:line="360" w:lineRule="auto"/>
+        <w:rPr>
+          <w:rFonts w:ascii="Arial" w:hAnsi="Arial" w:cs="Arial"/>
+          <w:sz w:val="24"/>
+          <w:szCs w:val="24"/>
+        </w:rPr>
+      </w:pPr>
+    </w:p>
+    <w:p>
+      <w:pPr>
+        <w:spacing w:after="0" w:line="360" w:lineRule="auto"/>
+        <w:rPr>
+          <w:rFonts w:ascii="Arial" w:hAnsi="Arial" w:cs="Arial"/>
+          <w:sz w:val="24"/>
+          <w:szCs w:val="24"/>
+        </w:rPr>
+      </w:pPr>
+    </w:p>
+    <w:p>
+      <w:pPr>
+        <w:spacing w:after="0" w:line="360" w:lineRule="auto"/>
         <w:rPr>
           <w:rFonts w:ascii="Arial" w:hAnsi="Arial" w:cs="Arial"/>
           <w:sz w:val="24"/>
@@ -5805,6 +6086,7 @@
     </w:p>
     <w:p>
       <w:pPr>
+        <w:spacing w:after="0" w:line="360" w:lineRule="auto"/>
         <w:rPr>
           <w:rFonts w:ascii="Arial" w:hAnsi="Arial" w:cs="Arial"/>
           <w:sz w:val="24"/>
@@ -5872,33 +6154,37 @@
     </w:p>
     <w:p>
       <w:pPr>
-        <w:rPr>
-          <w:rFonts w:ascii="Arial" w:hAnsi="Arial" w:cs="Arial"/>
-          <w:sz w:val="24"/>
-          <w:szCs w:val="24"/>
-        </w:rPr>
-      </w:pPr>
-    </w:p>
-    <w:p>
-      <w:pPr>
-        <w:rPr>
-          <w:rFonts w:ascii="Arial" w:hAnsi="Arial" w:cs="Arial"/>
-          <w:sz w:val="24"/>
-          <w:szCs w:val="24"/>
-        </w:rPr>
-      </w:pPr>
-    </w:p>
-    <w:p>
-      <w:pPr>
-        <w:rPr>
-          <w:rFonts w:ascii="Arial" w:hAnsi="Arial" w:cs="Arial"/>
-          <w:sz w:val="24"/>
-          <w:szCs w:val="24"/>
-        </w:rPr>
-      </w:pPr>
-    </w:p>
-    <w:p>
-      <w:pPr>
+        <w:spacing w:after="0" w:line="360" w:lineRule="auto"/>
+        <w:rPr>
+          <w:rFonts w:ascii="Arial" w:hAnsi="Arial" w:cs="Arial"/>
+          <w:sz w:val="24"/>
+          <w:szCs w:val="24"/>
+        </w:rPr>
+      </w:pPr>
+    </w:p>
+    <w:p>
+      <w:pPr>
+        <w:spacing w:after="0" w:line="360" w:lineRule="auto"/>
+        <w:rPr>
+          <w:rFonts w:ascii="Arial" w:hAnsi="Arial" w:cs="Arial"/>
+          <w:sz w:val="24"/>
+          <w:szCs w:val="24"/>
+        </w:rPr>
+      </w:pPr>
+    </w:p>
+    <w:p>
+      <w:pPr>
+        <w:spacing w:after="0" w:line="360" w:lineRule="auto"/>
+        <w:rPr>
+          <w:rFonts w:ascii="Arial" w:hAnsi="Arial" w:cs="Arial"/>
+          <w:sz w:val="24"/>
+          <w:szCs w:val="24"/>
+        </w:rPr>
+      </w:pPr>
+    </w:p>
+    <w:p>
+      <w:pPr>
+        <w:spacing w:after="0" w:line="360" w:lineRule="auto"/>
         <w:rPr>
           <w:rFonts w:ascii="Arial" w:hAnsi="Arial" w:cs="Arial"/>
           <w:sz w:val="24"/>
@@ -5959,6 +6245,7 @@
     </w:p>
     <w:p>
       <w:pPr>
+        <w:spacing w:after="0" w:line="360" w:lineRule="auto"/>
         <w:rPr>
           <w:rFonts w:ascii="Arial" w:hAnsi="Arial" w:cs="Arial"/>
           <w:sz w:val="24"/>
@@ -6018,15 +6305,17 @@
     </w:p>
     <w:p>
       <w:pPr>
-        <w:rPr>
-          <w:rFonts w:ascii="Arial" w:hAnsi="Arial" w:cs="Arial"/>
-          <w:sz w:val="24"/>
-          <w:szCs w:val="24"/>
-        </w:rPr>
-      </w:pPr>
-    </w:p>
-    <w:p>
-      <w:pPr>
+        <w:spacing w:after="0" w:line="360" w:lineRule="auto"/>
+        <w:rPr>
+          <w:rFonts w:ascii="Arial" w:hAnsi="Arial" w:cs="Arial"/>
+          <w:sz w:val="24"/>
+          <w:szCs w:val="24"/>
+        </w:rPr>
+      </w:pPr>
+    </w:p>
+    <w:p>
+      <w:pPr>
+        <w:spacing w:after="0" w:line="360" w:lineRule="auto"/>
         <w:jc w:val="both"/>
         <w:rPr>
           <w:rFonts w:ascii="Arial" w:hAnsi="Arial" w:cs="Arial"/>
@@ -6089,6 +6378,7 @@
     </w:p>
     <w:p>
       <w:pPr>
+        <w:spacing w:after="0" w:line="360" w:lineRule="auto"/>
         <w:jc w:val="both"/>
         <w:rPr>
           <w:rFonts w:ascii="Arial" w:hAnsi="Arial" w:cs="Arial"/>
@@ -6099,6 +6389,7 @@
     </w:p>
     <w:p>
       <w:pPr>
+        <w:spacing w:after="0" w:line="360" w:lineRule="auto"/>
         <w:jc w:val="both"/>
         <w:rPr>
           <w:rFonts w:ascii="Arial" w:hAnsi="Arial" w:cs="Arial"/>
@@ -6109,86 +6400,95 @@
     </w:p>
     <w:p>
       <w:pPr>
-        <w:rPr>
-          <w:rFonts w:ascii="Arial" w:hAnsi="Arial" w:cs="Arial"/>
-          <w:b/>
-          <w:sz w:val="24"/>
-          <w:szCs w:val="24"/>
-        </w:rPr>
-      </w:pPr>
-    </w:p>
-    <w:p>
-      <w:pPr>
-        <w:rPr>
-          <w:rFonts w:ascii="Arial" w:hAnsi="Arial" w:cs="Arial"/>
-          <w:b/>
-          <w:sz w:val="24"/>
-          <w:szCs w:val="24"/>
-        </w:rPr>
-      </w:pPr>
-    </w:p>
-    <w:p>
-      <w:pPr>
-        <w:rPr>
-          <w:rFonts w:ascii="Arial" w:hAnsi="Arial" w:cs="Arial"/>
-          <w:b/>
-          <w:sz w:val="24"/>
-          <w:szCs w:val="24"/>
-        </w:rPr>
-      </w:pPr>
-    </w:p>
-    <w:p>
-      <w:pPr>
-        <w:rPr>
-          <w:rFonts w:ascii="Arial" w:hAnsi="Arial" w:cs="Arial"/>
-          <w:b/>
-          <w:sz w:val="24"/>
-          <w:szCs w:val="24"/>
-        </w:rPr>
-      </w:pPr>
-    </w:p>
-    <w:p>
-      <w:pPr>
-        <w:rPr>
-          <w:rFonts w:ascii="Arial" w:hAnsi="Arial" w:cs="Arial"/>
-          <w:b/>
-          <w:sz w:val="24"/>
-          <w:szCs w:val="24"/>
-        </w:rPr>
-      </w:pPr>
-    </w:p>
-    <w:p>
-      <w:pPr>
-        <w:rPr>
-          <w:rFonts w:ascii="Arial" w:hAnsi="Arial" w:cs="Arial"/>
-          <w:b/>
-          <w:sz w:val="24"/>
-          <w:szCs w:val="24"/>
-        </w:rPr>
-      </w:pPr>
-    </w:p>
-    <w:p>
-      <w:pPr>
-        <w:rPr>
-          <w:rFonts w:ascii="Arial" w:hAnsi="Arial" w:cs="Arial"/>
-          <w:b/>
-          <w:sz w:val="24"/>
-          <w:szCs w:val="24"/>
-        </w:rPr>
-      </w:pPr>
-    </w:p>
-    <w:p>
-      <w:pPr>
-        <w:rPr>
-          <w:rFonts w:ascii="Arial" w:hAnsi="Arial" w:cs="Arial"/>
-          <w:b/>
-          <w:sz w:val="24"/>
-          <w:szCs w:val="24"/>
-        </w:rPr>
-      </w:pPr>
-    </w:p>
-    <w:p>
-      <w:pPr>
+        <w:spacing w:after="0" w:line="360" w:lineRule="auto"/>
+        <w:rPr>
+          <w:rFonts w:ascii="Arial" w:hAnsi="Arial" w:cs="Arial"/>
+          <w:b/>
+          <w:sz w:val="24"/>
+          <w:szCs w:val="24"/>
+        </w:rPr>
+      </w:pPr>
+    </w:p>
+    <w:p>
+      <w:pPr>
+        <w:spacing w:after="0" w:line="360" w:lineRule="auto"/>
+        <w:rPr>
+          <w:rFonts w:ascii="Arial" w:hAnsi="Arial" w:cs="Arial"/>
+          <w:b/>
+          <w:sz w:val="24"/>
+          <w:szCs w:val="24"/>
+        </w:rPr>
+      </w:pPr>
+    </w:p>
+    <w:p>
+      <w:pPr>
+        <w:spacing w:after="0" w:line="360" w:lineRule="auto"/>
+        <w:rPr>
+          <w:rFonts w:ascii="Arial" w:hAnsi="Arial" w:cs="Arial"/>
+          <w:b/>
+          <w:sz w:val="24"/>
+          <w:szCs w:val="24"/>
+        </w:rPr>
+      </w:pPr>
+    </w:p>
+    <w:p>
+      <w:pPr>
+        <w:spacing w:after="0" w:line="360" w:lineRule="auto"/>
+        <w:rPr>
+          <w:rFonts w:ascii="Arial" w:hAnsi="Arial" w:cs="Arial"/>
+          <w:b/>
+          <w:sz w:val="24"/>
+          <w:szCs w:val="24"/>
+        </w:rPr>
+      </w:pPr>
+    </w:p>
+    <w:p>
+      <w:pPr>
+        <w:spacing w:after="0" w:line="360" w:lineRule="auto"/>
+        <w:rPr>
+          <w:rFonts w:ascii="Arial" w:hAnsi="Arial" w:cs="Arial"/>
+          <w:b/>
+          <w:sz w:val="24"/>
+          <w:szCs w:val="24"/>
+        </w:rPr>
+      </w:pPr>
+    </w:p>
+    <w:p>
+      <w:pPr>
+        <w:spacing w:after="0" w:line="360" w:lineRule="auto"/>
+        <w:rPr>
+          <w:rFonts w:ascii="Arial" w:hAnsi="Arial" w:cs="Arial"/>
+          <w:b/>
+          <w:sz w:val="24"/>
+          <w:szCs w:val="24"/>
+        </w:rPr>
+      </w:pPr>
+    </w:p>
+    <w:p>
+      <w:pPr>
+        <w:spacing w:after="0" w:line="360" w:lineRule="auto"/>
+        <w:rPr>
+          <w:rFonts w:ascii="Arial" w:hAnsi="Arial" w:cs="Arial"/>
+          <w:b/>
+          <w:sz w:val="24"/>
+          <w:szCs w:val="24"/>
+        </w:rPr>
+      </w:pPr>
+    </w:p>
+    <w:p>
+      <w:pPr>
+        <w:spacing w:after="0" w:line="360" w:lineRule="auto"/>
+        <w:rPr>
+          <w:rFonts w:ascii="Arial" w:hAnsi="Arial" w:cs="Arial"/>
+          <w:b/>
+          <w:sz w:val="24"/>
+          <w:szCs w:val="24"/>
+        </w:rPr>
+      </w:pPr>
+    </w:p>
+    <w:p>
+      <w:pPr>
+        <w:spacing w:after="0" w:line="360" w:lineRule="auto"/>
         <w:rPr>
           <w:rFonts w:ascii="Arial" w:hAnsi="Arial" w:cs="Arial"/>
           <w:b/>
@@ -6208,6 +6508,7 @@
     </w:p>
     <w:p>
       <w:pPr>
+        <w:spacing w:after="0" w:line="360" w:lineRule="auto"/>
         <w:rPr>
           <w:rFonts w:ascii="Arial" w:hAnsi="Arial" w:cs="Arial"/>
           <w:sz w:val="24"/>
@@ -6238,6 +6539,7 @@
           <w:ilvl w:val="0"/>
           <w:numId w:val="6"/>
         </w:numPr>
+        <w:spacing w:after="0" w:line="360" w:lineRule="auto"/>
         <w:rPr>
           <w:rFonts w:ascii="Arial" w:hAnsi="Arial" w:cs="Arial"/>
           <w:sz w:val="24"/>
@@ -6266,6 +6568,7 @@
     </w:p>
     <w:p>
       <w:pPr>
+        <w:spacing w:after="0" w:line="360" w:lineRule="auto"/>
         <w:rPr>
           <w:rFonts w:ascii="Arial" w:hAnsi="Arial" w:cs="Arial"/>
           <w:sz w:val="24"/>
@@ -6288,6 +6591,7 @@
           <w:ilvl w:val="0"/>
           <w:numId w:val="5"/>
         </w:numPr>
+        <w:spacing w:after="0" w:line="360" w:lineRule="auto"/>
         <w:rPr>
           <w:rFonts w:ascii="Arial" w:hAnsi="Arial" w:cs="Arial"/>
           <w:sz w:val="24"/>
@@ -6321,6 +6625,7 @@
           <w:ilvl w:val="0"/>
           <w:numId w:val="5"/>
         </w:numPr>
+        <w:spacing w:after="0" w:line="360" w:lineRule="auto"/>
         <w:rPr>
           <w:rFonts w:ascii="Arial" w:hAnsi="Arial" w:cs="Arial"/>
           <w:sz w:val="24"/>
@@ -6349,6 +6654,7 @@
     </w:p>
     <w:p>
       <w:pPr>
+        <w:spacing w:after="0" w:line="360" w:lineRule="auto"/>
         <w:rPr>
           <w:rFonts w:ascii="Arial" w:hAnsi="Arial" w:cs="Arial"/>
           <w:sz w:val="24"/>
@@ -6371,6 +6677,7 @@
           <w:ilvl w:val="0"/>
           <w:numId w:val="13"/>
         </w:numPr>
+        <w:spacing w:after="0" w:line="360" w:lineRule="auto"/>
         <w:rPr>
           <w:rFonts w:ascii="Arial" w:hAnsi="Arial" w:cs="Arial"/>
           <w:sz w:val="24"/>
@@ -6404,6 +6711,7 @@
           <w:ilvl w:val="0"/>
           <w:numId w:val="13"/>
         </w:numPr>
+        <w:spacing w:after="0" w:line="360" w:lineRule="auto"/>
         <w:rPr>
           <w:rFonts w:ascii="Arial" w:hAnsi="Arial" w:cs="Arial"/>
           <w:sz w:val="24"/>
@@ -6432,6 +6740,7 @@
     </w:p>
     <w:p>
       <w:pPr>
+        <w:spacing w:after="0" w:line="360" w:lineRule="auto"/>
         <w:rPr>
           <w:rFonts w:ascii="Arial" w:hAnsi="Arial" w:cs="Arial"/>
           <w:sz w:val="24"/>
@@ -6454,6 +6763,7 @@
           <w:ilvl w:val="0"/>
           <w:numId w:val="14"/>
         </w:numPr>
+        <w:spacing w:after="0" w:line="360" w:lineRule="auto"/>
         <w:rPr>
           <w:rFonts w:ascii="Arial" w:hAnsi="Arial" w:cs="Arial"/>
           <w:sz w:val="24"/>
@@ -6482,6 +6792,7 @@
     </w:p>
     <w:p>
       <w:pPr>
+        <w:spacing w:after="0" w:line="360" w:lineRule="auto"/>
         <w:rPr>
           <w:rFonts w:ascii="Arial" w:hAnsi="Arial" w:cs="Arial"/>
           <w:sz w:val="24"/>
@@ -6501,6 +6812,7 @@
     </w:p>
     <w:p>
       <w:pPr>
+        <w:spacing w:after="0" w:line="360" w:lineRule="auto"/>
         <w:rPr>
           <w:rFonts w:ascii="Arial" w:hAnsi="Arial" w:cs="Arial"/>
           <w:sz w:val="24"/>
@@ -6541,6 +6853,7 @@
     </w:p>
     <w:p>
       <w:pPr>
+        <w:spacing w:after="0" w:line="360" w:lineRule="auto"/>
         <w:rPr>
           <w:rFonts w:ascii="Arial" w:hAnsi="Arial" w:cs="Arial"/>
           <w:sz w:val="24"/>
@@ -6551,6 +6864,7 @@
     </w:p>
     <w:p>
       <w:pPr>
+        <w:spacing w:after="0" w:line="360" w:lineRule="auto"/>
         <w:rPr>
           <w:rFonts w:ascii="Arial" w:hAnsi="Arial" w:cs="Arial"/>
           <w:sz w:val="24"/>
@@ -6587,15 +6901,17 @@
     </w:p>
     <w:p>
       <w:pPr>
-        <w:rPr>
-          <w:rFonts w:ascii="Arial" w:hAnsi="Arial" w:cs="Arial"/>
-          <w:sz w:val="24"/>
-          <w:szCs w:val="24"/>
-        </w:rPr>
-      </w:pPr>
-    </w:p>
-    <w:p>
-      <w:pPr>
+        <w:spacing w:after="0" w:line="360" w:lineRule="auto"/>
+        <w:rPr>
+          <w:rFonts w:ascii="Arial" w:hAnsi="Arial" w:cs="Arial"/>
+          <w:sz w:val="24"/>
+          <w:szCs w:val="24"/>
+        </w:rPr>
+      </w:pPr>
+    </w:p>
+    <w:p>
+      <w:pPr>
+        <w:spacing w:after="0" w:line="360" w:lineRule="auto"/>
         <w:rPr>
           <w:rFonts w:ascii="Arial" w:hAnsi="Arial" w:cs="Arial"/>
           <w:sz w:val="24"/>
@@ -6640,15 +6956,17 @@
     </w:p>
     <w:p>
       <w:pPr>
-        <w:rPr>
-          <w:rFonts w:ascii="Arial" w:hAnsi="Arial" w:cs="Arial"/>
-          <w:sz w:val="24"/>
-          <w:szCs w:val="24"/>
-        </w:rPr>
-      </w:pPr>
-    </w:p>
-    <w:p>
-      <w:pPr>
+        <w:spacing w:after="0" w:line="360" w:lineRule="auto"/>
+        <w:rPr>
+          <w:rFonts w:ascii="Arial" w:hAnsi="Arial" w:cs="Arial"/>
+          <w:sz w:val="24"/>
+          <w:szCs w:val="24"/>
+        </w:rPr>
+      </w:pPr>
+    </w:p>
+    <w:p>
+      <w:pPr>
+        <w:spacing w:after="0" w:line="360" w:lineRule="auto"/>
         <w:rPr>
           <w:rFonts w:ascii="Arial" w:hAnsi="Arial" w:cs="Arial"/>
           <w:sz w:val="24"/>
@@ -6666,6 +6984,7 @@
     </w:p>
     <w:p>
       <w:pPr>
+        <w:spacing w:after="0" w:line="360" w:lineRule="auto"/>
         <w:rPr>
           <w:rFonts w:ascii="Arial" w:hAnsi="Arial" w:cs="Arial"/>
           <w:sz w:val="24"/>
@@ -6684,14 +7003,21 @@
         <w:r>
           <w:rPr>
             <w:rStyle w:val="Hyperlink"/>
+            <w:rFonts w:ascii="Arial" w:hAnsi="Arial" w:cs="Arial"/>
+            <w:sz w:val="24"/>
+            <w:szCs w:val="24"/>
           </w:rPr>
           <w:t>https://ric.cps.sp.gov.br/bitstream/123456789/6940/1/1S2021_Gabriel%20Dutra%20Val%C3%A9rio_OD0902.pdf</w:t>
         </w:r>
       </w:hyperlink>
       <w:r>
+        <w:rPr>
+          <w:rFonts w:ascii="Arial" w:hAnsi="Arial" w:cs="Arial"/>
+          <w:sz w:val="24"/>
+          <w:szCs w:val="24"/>
+        </w:rPr>
         <w:t xml:space="preserve"> </w:t>
       </w:r>
-      <w:bookmarkEnd w:id="0"/>
     </w:p>
     <w:sectPr>
       <w:pgSz w:w="11906" w:h="16838" w:code="9"/>
@@ -12050,7 +12376,7 @@
 </file>
 
 <file path=customXml/itemProps1.xml><?xml version="1.0" encoding="utf-8"?>
-<ds:datastoreItem xmlns:ds="http://schemas.openxmlformats.org/officeDocument/2006/customXml" ds:itemID="{C5EEC10D-1BCD-4D56-8985-B51F55D92EE5}">
+<ds:datastoreItem xmlns:ds="http://schemas.openxmlformats.org/officeDocument/2006/customXml" ds:itemID="{AEC09344-5CC3-4AD7-96A1-0FB4D3E17792}">
   <ds:schemaRefs>
     <ds:schemaRef ds:uri="http://schemas.openxmlformats.org/officeDocument/2006/bibliography"/>
   </ds:schemaRefs>

--- a/Documentacao/Documentacao.docx
+++ b/Documentacao/Documentacao.docx
@@ -2263,7 +2263,16 @@
           <w:szCs w:val="24"/>
           <w:lang w:eastAsia="pt-BR"/>
         </w:rPr>
-        <w:t>Os principais desafios ped</w:t>
+        <w:t xml:space="preserve">Os </w:t>
+      </w:r>
+      <w:r>
+        <w:rPr>
+          <w:rFonts w:ascii="Arial" w:eastAsia="Times New Roman" w:hAnsi="Arial" w:cs="Arial"/>
+          <w:sz w:val="24"/>
+          <w:szCs w:val="24"/>
+          <w:lang w:eastAsia="pt-BR"/>
+        </w:rPr>
+        <w:t>principais desafios ped</w:t>
       </w:r>
       <w:r>
         <w:rPr>
@@ -2281,7 +2290,6 @@
           <w:szCs w:val="24"/>
           <w:lang w:eastAsia="pt-BR"/>
         </w:rPr>
-        <w:tab/>
         <w:t>agógicos identificados compreendem:</w:t>
       </w:r>
     </w:p>
@@ -2410,7 +2418,18 @@
           <w:szCs w:val="24"/>
           <w:lang w:eastAsia="pt-BR"/>
         </w:rPr>
-        <w:t>Essa lacuna na formação e na infraestrutura pedagógica prejudica diretamente a aprendizagem, a compreensão do conteúdo e a participação ativa desses alunos em sala de aula.</w:t>
+        <w:t>Essa lacuna na formação e na infraestrutura pedagógica prejudica diretamente a aprendizagem, a compreensã</w:t>
+      </w:r>
+      <w:bookmarkStart w:id="0" w:name="_GoBack"/>
+      <w:bookmarkEnd w:id="0"/>
+      <w:r>
+        <w:rPr>
+          <w:rFonts w:ascii="Arial" w:eastAsia="Times New Roman" w:hAnsi="Arial" w:cs="Arial"/>
+          <w:sz w:val="24"/>
+          <w:szCs w:val="24"/>
+          <w:lang w:eastAsia="pt-BR"/>
+        </w:rPr>
+        <w:t>o do conteúdo e a participação ativa desses alunos em sala de aula.</w:t>
       </w:r>
     </w:p>
     <w:p>
@@ -2549,7 +2568,17 @@
           <w:szCs w:val="24"/>
           <w:lang w:eastAsia="pt-BR"/>
         </w:rPr>
-        <w:t>Upload de Documentos: O sistema deve permitir o envio de arquivos no formato .pdf.</w:t>
+        <w:t xml:space="preserve">Upload de Documentos: O sistema deve permitir o envio de arquivos no </w:t>
+      </w:r>
+      <w:r>
+        <w:rPr>
+          <w:rFonts w:ascii="Arial" w:eastAsia="Times New Roman" w:hAnsi="Arial" w:cs="Arial"/>
+          <w:bCs/>
+          <w:sz w:val="24"/>
+          <w:szCs w:val="24"/>
+          <w:lang w:eastAsia="pt-BR"/>
+        </w:rPr>
+        <w:t>formato .pdf e txt.</w:t>
       </w:r>
     </w:p>
     <w:p>
@@ -2627,7 +2656,27 @@
           <w:szCs w:val="24"/>
           <w:lang w:eastAsia="pt-BR"/>
         </w:rPr>
-        <w:t>conteúdo e identificar, com o auxílio da IA, as ambiguidades ou possíveis interferências (com base nos parâmetros passados), do arquivo selecionado</w:t>
+        <w:t>conteúdo e identificar, com o auxílio da IA, as ambiguidades ou possíveis interferências (com base nos parâmetros passados</w:t>
+      </w:r>
+      <w:r>
+        <w:rPr>
+          <w:rFonts w:ascii="Arial" w:eastAsia="Times New Roman" w:hAnsi="Arial" w:cs="Arial"/>
+          <w:bCs/>
+          <w:sz w:val="24"/>
+          <w:szCs w:val="24"/>
+          <w:lang w:eastAsia="pt-BR"/>
+        </w:rPr>
+        <w:t xml:space="preserve"> no prompt</w:t>
+      </w:r>
+      <w:r>
+        <w:rPr>
+          <w:rFonts w:ascii="Arial" w:eastAsia="Times New Roman" w:hAnsi="Arial" w:cs="Arial"/>
+          <w:bCs/>
+          <w:sz w:val="24"/>
+          <w:szCs w:val="24"/>
+          <w:lang w:eastAsia="pt-BR"/>
+        </w:rPr>
+        <w:t>), do arquivo selecionado</w:t>
       </w:r>
     </w:p>
     <w:p>
@@ -2802,7 +2851,34 @@
           <w:szCs w:val="24"/>
           <w:lang w:val="en-US" w:eastAsia="pt-BR"/>
         </w:rPr>
-        <w:t>cation, Spring Data JPA, Maven, Lombok, Flyway, REST API, PostgreSQL, Spring AI, OpenAI API, Docker, React, CSS, JavaScript, HTML</w:t>
+        <w:t xml:space="preserve">cation, Spring Data JPA, Maven, Lombok, Flyway, REST API, PostgreSQL, Spring AI, OpenAI API, Docker, React, CSS, </w:t>
+      </w:r>
+      <w:r>
+        <w:rPr>
+          <w:rFonts w:ascii="Arial" w:eastAsia="Times New Roman" w:hAnsi="Arial" w:cs="Arial"/>
+          <w:sz w:val="24"/>
+          <w:szCs w:val="24"/>
+          <w:lang w:val="en-US" w:eastAsia="pt-BR"/>
+        </w:rPr>
+        <w:t>TypeScript</w:t>
+      </w:r>
+      <w:r>
+        <w:rPr>
+          <w:rFonts w:ascii="Arial" w:eastAsia="Times New Roman" w:hAnsi="Arial" w:cs="Arial"/>
+          <w:sz w:val="24"/>
+          <w:szCs w:val="24"/>
+          <w:lang w:val="en-US" w:eastAsia="pt-BR"/>
+        </w:rPr>
+        <w:t>, HTML</w:t>
+      </w:r>
+      <w:r>
+        <w:rPr>
+          <w:rFonts w:ascii="Arial" w:eastAsia="Times New Roman" w:hAnsi="Arial" w:cs="Arial"/>
+          <w:sz w:val="24"/>
+          <w:szCs w:val="24"/>
+          <w:lang w:val="en-US" w:eastAsia="pt-BR"/>
+        </w:rPr>
+        <w:t>, Taillwind, Swagger, JUnit, Apache PDFbox, Bucket4j e Spring Validation.</w:t>
       </w:r>
     </w:p>
     <w:p>
@@ -2848,19 +2924,7 @@
           <w:u w:val="single"/>
           <w:lang w:eastAsia="pt-BR"/>
         </w:rPr>
-        <w:t>princíp</w:t>
-      </w:r>
-      <w:bookmarkStart w:id="0" w:name="_GoBack"/>
-      <w:bookmarkEnd w:id="0"/>
-      <w:r>
-        <w:rPr>
-          <w:rFonts w:ascii="Arial" w:eastAsia="Times New Roman" w:hAnsi="Arial" w:cs="Arial"/>
-          <w:sz w:val="24"/>
-          <w:szCs w:val="24"/>
-          <w:u w:val="single"/>
-          <w:lang w:eastAsia="pt-BR"/>
-        </w:rPr>
-        <w:t>ios</w:t>
+        <w:t>princípios</w:t>
       </w:r>
       <w:r>
         <w:rPr>
@@ -3001,7 +3065,25 @@
           <w:szCs w:val="24"/>
           <w:lang w:eastAsia="pt-BR"/>
         </w:rPr>
-        <w:t xml:space="preserve"> (Análise, Design, Desenvolvimento, Implementação e Avaliação) para o fluxo geral do sistema e a metodologia ágil </w:t>
+        <w:t xml:space="preserve"> (Análise, Design, Desenvolvimento, Implementação e Avaliação) </w:t>
+      </w:r>
+      <w:r>
+        <w:rPr>
+          <w:rFonts w:ascii="Arial" w:eastAsia="Times New Roman" w:hAnsi="Arial" w:cs="Arial"/>
+          <w:sz w:val="24"/>
+          <w:szCs w:val="24"/>
+          <w:lang w:eastAsia="pt-BR"/>
+        </w:rPr>
+        <w:t>para o fluxo geral do sistem</w:t>
+      </w:r>
+      <w:r>
+        <w:rPr>
+          <w:rFonts w:ascii="Arial" w:eastAsia="Times New Roman" w:hAnsi="Arial" w:cs="Arial"/>
+          <w:sz w:val="24"/>
+          <w:szCs w:val="24"/>
+          <w:lang w:eastAsia="pt-BR"/>
+        </w:rPr>
+        <w:t xml:space="preserve">a metodologia ágil </w:t>
       </w:r>
       <w:r>
         <w:rPr>
@@ -3030,7 +3112,7 @@
           <w:szCs w:val="24"/>
           <w:lang w:eastAsia="pt-BR"/>
         </w:rPr>
-        <w:t>.</w:t>
+        <w:t xml:space="preserve"> e CI/CD </w:t>
       </w:r>
     </w:p>
     <w:p>
@@ -3074,16 +3156,52 @@
           <w:szCs w:val="24"/>
           <w:lang w:eastAsia="pt-BR"/>
         </w:rPr>
-        <w:t xml:space="preserve">"O TEA Learn automatiza a adaptação de conteúdos para garantir a inclusão de todos os alunos." </w:t>
-      </w:r>
-      <w:r>
-        <w:rPr>
-          <w:rFonts w:ascii="Arial" w:eastAsia="Times New Roman" w:hAnsi="Arial" w:cs="Arial"/>
-          <w:sz w:val="24"/>
-          <w:szCs w:val="24"/>
-          <w:lang w:eastAsia="pt-BR"/>
-        </w:rPr>
-        <w:t>O professor insere o material didático padrão na plataforma, e a IA reestrutura o conteúdo instantaneamente. O sistema entrega um material reformulado com frases curtas, organização em tópicos, divisão em etapas sequenciais e uma estrutura visual limpa e simplificada. Dessa forma, reduz-se a carga de trabalho do docente e garante-se a autonomia e a inclusão real do estudante com TEA nível 1 no ambiente escolar.</w:t>
+        <w:t>"O TEA Learn automatiza a adaptação de conteúdos para garant</w:t>
+      </w:r>
+      <w:r>
+        <w:rPr>
+          <w:rFonts w:ascii="Arial" w:eastAsia="Times New Roman" w:hAnsi="Arial" w:cs="Arial"/>
+          <w:sz w:val="24"/>
+          <w:szCs w:val="24"/>
+          <w:lang w:eastAsia="pt-BR"/>
+        </w:rPr>
+        <w:t>ir a inclusão de alunos com TEA (Transtorno do Espectro Autista)</w:t>
+      </w:r>
+      <w:r>
+        <w:rPr>
+          <w:rFonts w:ascii="Arial" w:eastAsia="Times New Roman" w:hAnsi="Arial" w:cs="Arial"/>
+          <w:sz w:val="24"/>
+          <w:szCs w:val="24"/>
+          <w:lang w:eastAsia="pt-BR"/>
+        </w:rPr>
+        <w:t xml:space="preserve">." </w:t>
+      </w:r>
+      <w:r>
+        <w:rPr>
+          <w:rFonts w:ascii="Arial" w:eastAsia="Times New Roman" w:hAnsi="Arial" w:cs="Arial"/>
+          <w:sz w:val="24"/>
+          <w:szCs w:val="24"/>
+          <w:lang w:eastAsia="pt-BR"/>
+        </w:rPr>
+        <w:t>O professor insere o material didático padrão na plataforma, e a IA reestrutura o conteúdo instantaneamente</w:t>
+      </w:r>
+      <w:r>
+        <w:rPr>
+          <w:rFonts w:ascii="Arial" w:eastAsia="Times New Roman" w:hAnsi="Arial" w:cs="Arial"/>
+          <w:sz w:val="24"/>
+          <w:szCs w:val="24"/>
+          <w:lang w:eastAsia="pt-BR"/>
+        </w:rPr>
+        <w:t xml:space="preserve"> com base nas regras de adaptação</w:t>
+      </w:r>
+      <w:r>
+        <w:rPr>
+          <w:rFonts w:ascii="Arial" w:eastAsia="Times New Roman" w:hAnsi="Arial" w:cs="Arial"/>
+          <w:sz w:val="24"/>
+          <w:szCs w:val="24"/>
+          <w:lang w:eastAsia="pt-BR"/>
+        </w:rPr>
+        <w:t>. O sistema entrega um material reformulado com frases curtas, organização em tópicos, divisão em etapas sequenciais e uma estrutura visual limpa e simplificada. Dessa forma, reduz-se a carga de trabalho do docente e garante-se a autonomia e a inclusão real do estudante com TEA nível 1 no ambiente escolar.</w:t>
       </w:r>
     </w:p>
     <w:p>
@@ -3126,6 +3244,7 @@
           <w:sz w:val="24"/>
           <w:szCs w:val="24"/>
         </w:rPr>
+        <w:lastRenderedPageBreak/>
         <w:t>DESENVOLVIMENTO</w:t>
       </w:r>
     </w:p>
@@ -3144,7 +3263,6 @@
           <w:sz w:val="24"/>
           <w:szCs w:val="24"/>
         </w:rPr>
-        <w:lastRenderedPageBreak/>
         <w:t>Após uma série de pesquisas, alguns modelos e métodos foram adotados e aprendidos por nós durante o desenvolvimento desse projeto. Além disso, realizamos resumos para estudo e facilitação da implementação no projeto, como:</w:t>
       </w:r>
     </w:p>
@@ -12376,7 +12494,7 @@
 </file>
 
 <file path=customXml/itemProps1.xml><?xml version="1.0" encoding="utf-8"?>
-<ds:datastoreItem xmlns:ds="http://schemas.openxmlformats.org/officeDocument/2006/customXml" ds:itemID="{AEC09344-5CC3-4AD7-96A1-0FB4D3E17792}">
+<ds:datastoreItem xmlns:ds="http://schemas.openxmlformats.org/officeDocument/2006/customXml" ds:itemID="{86B05C38-FDFF-4CB8-963F-9F8BFF635788}">
   <ds:schemaRefs>
     <ds:schemaRef ds:uri="http://schemas.openxmlformats.org/officeDocument/2006/bibliography"/>
   </ds:schemaRefs>

--- a/Documentacao/Documentacao.docx
+++ b/Documentacao/Documentacao.docx
@@ -2418,18 +2418,7 @@
           <w:szCs w:val="24"/>
           <w:lang w:eastAsia="pt-BR"/>
         </w:rPr>
-        <w:t>Essa lacuna na formação e na infraestrutura pedagógica prejudica diretamente a aprendizagem, a compreensã</w:t>
-      </w:r>
-      <w:bookmarkStart w:id="0" w:name="_GoBack"/>
-      <w:bookmarkEnd w:id="0"/>
-      <w:r>
-        <w:rPr>
-          <w:rFonts w:ascii="Arial" w:eastAsia="Times New Roman" w:hAnsi="Arial" w:cs="Arial"/>
-          <w:sz w:val="24"/>
-          <w:szCs w:val="24"/>
-          <w:lang w:eastAsia="pt-BR"/>
-        </w:rPr>
-        <w:t>o do conteúdo e a participação ativa desses alunos em sala de aula.</w:t>
+        <w:t>Essa lacuna na formação e na infraestrutura pedagógica prejudica diretamente a aprendizagem, a compreensão do conteúdo e a participação ativa desses alunos em sala de aula.</w:t>
       </w:r>
     </w:p>
     <w:p>
@@ -2953,7 +2942,18 @@
           <w:szCs w:val="24"/>
           <w:lang w:eastAsia="pt-BR"/>
         </w:rPr>
-        <w:t xml:space="preserve"> (Desenho Universal para a Aprendizagem) para garantir múltiplos meios de engajamento e representação.</w:t>
+        <w:t xml:space="preserve"> (Desenho Universal para a Aprendizagem) para garantir múltiplos meios de engajamento e r</w:t>
+      </w:r>
+      <w:bookmarkStart w:id="0" w:name="_GoBack"/>
+      <w:bookmarkEnd w:id="0"/>
+      <w:r>
+        <w:rPr>
+          <w:rFonts w:ascii="Arial" w:eastAsia="Times New Roman" w:hAnsi="Arial" w:cs="Arial"/>
+          <w:sz w:val="24"/>
+          <w:szCs w:val="24"/>
+          <w:lang w:eastAsia="pt-BR"/>
+        </w:rPr>
+        <w:t>epresentação.</w:t>
       </w:r>
     </w:p>
     <w:p>
@@ -4828,10 +4828,11 @@
           <w:rFonts w:ascii="Arial" w:hAnsi="Arial" w:cs="Arial"/>
           <w:b/>
           <w:bCs/>
-          <w:sz w:val="24"/>
-          <w:szCs w:val="24"/>
-        </w:rPr>
-        <w:t>análise</w:t>
+          <w:i/>
+          <w:sz w:val="24"/>
+          <w:szCs w:val="24"/>
+        </w:rPr>
+        <w:t>analysis</w:t>
       </w:r>
       <w:r>
         <w:rPr>
@@ -4866,6 +4867,7 @@
           <w:rFonts w:ascii="Arial" w:hAnsi="Arial" w:cs="Arial"/>
           <w:b/>
           <w:bCs/>
+          <w:i/>
           <w:sz w:val="24"/>
           <w:szCs w:val="24"/>
         </w:rPr>
@@ -4904,10 +4906,11 @@
           <w:rFonts w:ascii="Arial" w:hAnsi="Arial" w:cs="Arial"/>
           <w:b/>
           <w:bCs/>
-          <w:sz w:val="24"/>
-          <w:szCs w:val="24"/>
-        </w:rPr>
-        <w:t>desenvolvimento</w:t>
+          <w:i/>
+          <w:sz w:val="24"/>
+          <w:szCs w:val="24"/>
+        </w:rPr>
+        <w:t>development</w:t>
       </w:r>
       <w:r>
         <w:rPr>
@@ -4935,17 +4938,26 @@
           <w:sz w:val="24"/>
           <w:szCs w:val="24"/>
         </w:rPr>
-        <w:t xml:space="preserve">Por fim, na etapa de </w:t>
-      </w:r>
-      <w:r>
-        <w:rPr>
-          <w:rFonts w:ascii="Arial" w:hAnsi="Arial" w:cs="Arial"/>
-          <w:b/>
-          <w:bCs/>
-          <w:sz w:val="24"/>
-          <w:szCs w:val="24"/>
-        </w:rPr>
-        <w:t>implementação</w:t>
+        <w:t>Além disso</w:t>
+      </w:r>
+      <w:r>
+        <w:rPr>
+          <w:rFonts w:ascii="Arial" w:hAnsi="Arial" w:cs="Arial"/>
+          <w:sz w:val="24"/>
+          <w:szCs w:val="24"/>
+        </w:rPr>
+        <w:t xml:space="preserve">, na etapa de </w:t>
+      </w:r>
+      <w:r>
+        <w:rPr>
+          <w:rFonts w:ascii="Arial" w:hAnsi="Arial" w:cs="Arial"/>
+          <w:b/>
+          <w:bCs/>
+          <w:i/>
+          <w:sz w:val="24"/>
+          <w:szCs w:val="24"/>
+        </w:rPr>
+        <w:t>implementation</w:t>
       </w:r>
       <w:r>
         <w:rPr>
@@ -4959,6 +4971,54 @@
     <w:p>
       <w:pPr>
         <w:spacing w:after="0" w:line="360" w:lineRule="auto"/>
+        <w:ind w:firstLine="708"/>
+        <w:jc w:val="both"/>
+        <w:rPr>
+          <w:rFonts w:ascii="Arial" w:hAnsi="Arial" w:cs="Arial"/>
+          <w:sz w:val="24"/>
+          <w:szCs w:val="24"/>
+        </w:rPr>
+      </w:pPr>
+      <w:r>
+        <w:rPr>
+          <w:rFonts w:ascii="Arial" w:hAnsi="Arial" w:cs="Arial"/>
+          <w:sz w:val="24"/>
+          <w:szCs w:val="24"/>
+        </w:rPr>
+        <w:t xml:space="preserve">Por fim, na fase </w:t>
+      </w:r>
+      <w:r>
+        <w:rPr>
+          <w:rFonts w:ascii="Arial" w:hAnsi="Arial" w:cs="Arial"/>
+          <w:b/>
+          <w:i/>
+          <w:sz w:val="24"/>
+          <w:szCs w:val="24"/>
+        </w:rPr>
+        <w:t>evaluation</w:t>
+      </w:r>
+      <w:r>
+        <w:rPr>
+          <w:rFonts w:ascii="Arial" w:hAnsi="Arial" w:cs="Arial"/>
+          <w:b/>
+          <w:i/>
+          <w:sz w:val="24"/>
+          <w:szCs w:val="24"/>
+        </w:rPr>
+        <w:t xml:space="preserve">, </w:t>
+      </w:r>
+      <w:r>
+        <w:rPr>
+          <w:rFonts w:ascii="Arial" w:hAnsi="Arial" w:cs="Arial"/>
+          <w:sz w:val="24"/>
+          <w:szCs w:val="24"/>
+        </w:rPr>
+        <w:t>o professor e os alunos poderão avaliar a qualidade do material e se o conteúdo está coerente e sem ausência de alguma informação</w:t>
+      </w:r>
+    </w:p>
+    <w:p>
+      <w:pPr>
+        <w:spacing w:after="0" w:line="360" w:lineRule="auto"/>
         <w:rPr>
           <w:rFonts w:ascii="Arial" w:hAnsi="Arial" w:cs="Arial"/>
           <w:sz w:val="24"/>
@@ -5013,6 +5073,7 @@
           <w:sz w:val="24"/>
           <w:szCs w:val="24"/>
         </w:rPr>
+        <w:lastRenderedPageBreak/>
         <w:tab/>
         <w:t>F</w:t>
       </w:r>
@@ -5535,6 +5596,7 @@
           <w:sz w:val="24"/>
           <w:szCs w:val="24"/>
         </w:rPr>
+        <w:lastRenderedPageBreak/>
         <w:t>Flexibilidade</w:t>
       </w:r>
       <w:r>
@@ -5619,7 +5681,6 @@
           <w:sz w:val="24"/>
           <w:szCs w:val="24"/>
         </w:rPr>
-        <w:lastRenderedPageBreak/>
         <w:t xml:space="preserve">O DUA é uma forma de pensar a educação que </w:t>
       </w:r>
       <w:r>
@@ -5844,6 +5905,7 @@
           <w:szCs w:val="24"/>
           <w:lang w:eastAsia="pt-BR"/>
         </w:rPr>
+        <w:lastRenderedPageBreak/>
         <w:drawing>
           <wp:inline distT="0" distB="0" distL="0" distR="0" wp14:anchorId="78D5F3F5" wp14:editId="7C333587">
             <wp:extent cx="5760085" cy="2868295"/>
@@ -5912,7 +5974,6 @@
           <w:szCs w:val="24"/>
           <w:lang w:eastAsia="pt-BR"/>
         </w:rPr>
-        <w:lastRenderedPageBreak/>
         <w:drawing>
           <wp:inline distT="0" distB="0" distL="0" distR="0" wp14:anchorId="3FB65342" wp14:editId="039A0047">
             <wp:extent cx="4049346" cy="3429735"/>
@@ -6001,6 +6062,7 @@
           <w:szCs w:val="24"/>
           <w:lang w:eastAsia="pt-BR"/>
         </w:rPr>
+        <w:lastRenderedPageBreak/>
         <w:drawing>
           <wp:inline distT="0" distB="0" distL="0" distR="0" wp14:anchorId="67CE5B31" wp14:editId="3DDCE975">
             <wp:extent cx="1152525" cy="4295775"/>
@@ -6217,6 +6279,7 @@
           <w:sz w:val="24"/>
           <w:szCs w:val="24"/>
         </w:rPr>
+        <w:lastRenderedPageBreak/>
         <w:tab/>
       </w:r>
       <w:r>
@@ -6317,7 +6380,6 @@
           <w:szCs w:val="24"/>
           <w:lang w:eastAsia="pt-BR"/>
         </w:rPr>
-        <w:lastRenderedPageBreak/>
         <w:drawing>
           <wp:inline distT="0" distB="0" distL="0" distR="0" wp14:anchorId="3C9ABAEB" wp14:editId="642F5A81">
             <wp:extent cx="5760085" cy="2739390"/>
@@ -6378,6 +6440,7 @@
           <w:szCs w:val="24"/>
           <w:lang w:eastAsia="pt-BR"/>
         </w:rPr>
+        <w:lastRenderedPageBreak/>
         <w:drawing>
           <wp:inline distT="0" distB="0" distL="0" distR="0" wp14:anchorId="4879C6C9" wp14:editId="3AF500E0">
             <wp:extent cx="5760085" cy="2732405"/>
@@ -6639,6 +6702,7 @@
           <w:sz w:val="24"/>
           <w:szCs w:val="24"/>
         </w:rPr>
+        <w:lastRenderedPageBreak/>
         <w:t>TEACCH</w:t>
       </w:r>
       <w:r>
@@ -12494,7 +12558,7 @@
 </file>
 
 <file path=customXml/itemProps1.xml><?xml version="1.0" encoding="utf-8"?>
-<ds:datastoreItem xmlns:ds="http://schemas.openxmlformats.org/officeDocument/2006/customXml" ds:itemID="{86B05C38-FDFF-4CB8-963F-9F8BFF635788}">
+<ds:datastoreItem xmlns:ds="http://schemas.openxmlformats.org/officeDocument/2006/customXml" ds:itemID="{31ECE4C9-3ED6-442A-8C43-AB1C17993AE0}">
   <ds:schemaRefs>
     <ds:schemaRef ds:uri="http://schemas.openxmlformats.org/officeDocument/2006/bibliography"/>
   </ds:schemaRefs>

--- a/Documentacao/Documentacao.docx
+++ b/Documentacao/Documentacao.docx
@@ -2706,7 +2706,6 @@
         <w:spacing w:after="0" w:line="360" w:lineRule="auto"/>
         <w:rPr>
           <w:rFonts w:ascii="Arial" w:eastAsia="Times New Roman" w:hAnsi="Arial" w:cs="Arial"/>
-          <w:b/>
           <w:bCs/>
           <w:sz w:val="24"/>
           <w:szCs w:val="24"/>
@@ -2732,8 +2731,53 @@
           <w:szCs w:val="24"/>
           <w:lang w:eastAsia="pt-BR"/>
         </w:rPr>
-        <w:t>O download do arquivo ficará disponibilizado na tela assim que finalizado com um breve resumo do que foi mudado e melhorado</w:t>
-      </w:r>
+        <w:t>O download do arquivo ficará disponibilizado na tela assim que finalizado com um br</w:t>
+      </w:r>
+      <w:r>
+        <w:rPr>
+          <w:rFonts w:ascii="Arial" w:eastAsia="Times New Roman" w:hAnsi="Arial" w:cs="Arial"/>
+          <w:bCs/>
+          <w:sz w:val="24"/>
+          <w:szCs w:val="24"/>
+          <w:lang w:eastAsia="pt-BR"/>
+        </w:rPr>
+        <w:t>eve resumo do que foi mudado e pronto para visualizar na web</w:t>
+      </w:r>
+      <w:bookmarkStart w:id="0" w:name="_GoBack"/>
+      <w:bookmarkEnd w:id="0"/>
+      <w:r>
+        <w:rPr>
+          <w:rFonts w:ascii="Arial" w:eastAsia="Times New Roman" w:hAnsi="Arial" w:cs="Arial"/>
+          <w:bCs/>
+          <w:sz w:val="24"/>
+          <w:szCs w:val="24"/>
+          <w:lang w:eastAsia="pt-BR"/>
+        </w:rPr>
+        <w:tab/>
+      </w:r>
+      <w:r>
+        <w:rPr>
+          <w:rFonts w:ascii="Arial" w:eastAsia="Times New Roman" w:hAnsi="Arial" w:cs="Arial"/>
+          <w:bCs/>
+          <w:sz w:val="24"/>
+          <w:szCs w:val="24"/>
+          <w:lang w:eastAsia="pt-BR"/>
+        </w:rPr>
+        <w:tab/>
+      </w:r>
+    </w:p>
+    <w:p>
+      <w:pPr>
+        <w:spacing w:after="0" w:line="360" w:lineRule="auto"/>
+        <w:rPr>
+          <w:rFonts w:ascii="Arial" w:eastAsia="Times New Roman" w:hAnsi="Arial" w:cs="Arial"/>
+          <w:b/>
+          <w:bCs/>
+          <w:sz w:val="24"/>
+          <w:szCs w:val="24"/>
+          <w:lang w:eastAsia="pt-BR"/>
+        </w:rPr>
+      </w:pPr>
     </w:p>
     <w:p>
       <w:pPr>
@@ -2942,18 +2986,7 @@
           <w:szCs w:val="24"/>
           <w:lang w:eastAsia="pt-BR"/>
         </w:rPr>
-        <w:t xml:space="preserve"> (Desenho Universal para a Aprendizagem) para garantir múltiplos meios de engajamento e r</w:t>
-      </w:r>
-      <w:bookmarkStart w:id="0" w:name="_GoBack"/>
-      <w:bookmarkEnd w:id="0"/>
-      <w:r>
-        <w:rPr>
-          <w:rFonts w:ascii="Arial" w:eastAsia="Times New Roman" w:hAnsi="Arial" w:cs="Arial"/>
-          <w:sz w:val="24"/>
-          <w:szCs w:val="24"/>
-          <w:lang w:eastAsia="pt-BR"/>
-        </w:rPr>
-        <w:t>epresentação.</w:t>
+        <w:t xml:space="preserve"> (Desenho Universal para a Aprendizagem) para garantir múltiplos meios de engajamento e representação.</w:t>
       </w:r>
     </w:p>
     <w:p>
@@ -3244,7 +3277,6 @@
           <w:sz w:val="24"/>
           <w:szCs w:val="24"/>
         </w:rPr>
-        <w:lastRenderedPageBreak/>
         <w:t>DESENVOLVIMENTO</w:t>
       </w:r>
     </w:p>
@@ -3739,7 +3771,6 @@
           <w:sz w:val="24"/>
           <w:szCs w:val="24"/>
         </w:rPr>
-        <w:lastRenderedPageBreak/>
         <w:t>Análise do Comportamento Aplicada, é uma intervenção científica baseada no reforço positivo para desenvolver habilidades sociais, acadêmicas e de autonomia em autistas</w:t>
       </w:r>
     </w:p>
@@ -4292,7 +4323,7 @@
           <w:szCs w:val="24"/>
           <w:lang w:eastAsia="pt-BR"/>
         </w:rPr>
-        <w:t xml:space="preserve"> é uma condição do desenvolvimento que afeta principalmente a forma como a pessoa se comunica, interage socialmente e organiza seu comportamento. Ele é chamado de “espectro” porque pode se </w:t>
+        <w:t xml:space="preserve"> é uma condição do desenvolvimento que afeta principalmente a forma como a pessoa se comunica, interage socialmente </w:t>
       </w:r>
       <w:r>
         <w:rPr>
@@ -4302,7 +4333,7 @@
           <w:lang w:eastAsia="pt-BR"/>
         </w:rPr>
         <w:lastRenderedPageBreak/>
-        <w:t>manifestar de maneiras muito diferentes em cada indivíduo — alguns têm mais autonomia, outros precisam de apoio constante.</w:t>
+        <w:t>e organiza seu comportamento. Ele é chamado de “espectro” porque pode se manifestar de maneiras muito diferentes em cada indivíduo — alguns têm mais autonomia, outros precisam de apoio constante.</w:t>
       </w:r>
     </w:p>
     <w:p>
@@ -4728,6 +4759,7 @@
           <w:szCs w:val="24"/>
           <w:lang w:eastAsia="pt-BR"/>
         </w:rPr>
+        <w:lastRenderedPageBreak/>
         <w:t>Comportamento adaptativo</w:t>
       </w:r>
       <w:r>
@@ -4759,7 +4791,6 @@
           <w:szCs w:val="24"/>
           <w:lang w:eastAsia="pt-BR"/>
         </w:rPr>
-        <w:lastRenderedPageBreak/>
         <w:t>Em resumo, o TEA mostra como cada pessoa se relaciona com o mundo em termos de comunicação e comportamento, enquanto a DI mostra como ela aprende e aplica o que sabe. Juntas, essas informações ajudam médicos e terapeutas a definir o tipo de apoio necessário para que o indivíduo tenha mais qualidade de vida e autonomia.</w:t>
       </w:r>
     </w:p>
@@ -5073,7 +5104,6 @@
           <w:sz w:val="24"/>
           <w:szCs w:val="24"/>
         </w:rPr>
-        <w:lastRenderedPageBreak/>
         <w:tab/>
         <w:t>F</w:t>
       </w:r>
@@ -5563,6 +5593,7 @@
           <w:sz w:val="24"/>
           <w:szCs w:val="24"/>
         </w:rPr>
+        <w:lastRenderedPageBreak/>
         <w:t>Acessibilidade pedagógica</w:t>
       </w:r>
       <w:r>
@@ -5596,7 +5627,6 @@
           <w:sz w:val="24"/>
           <w:szCs w:val="24"/>
         </w:rPr>
-        <w:lastRenderedPageBreak/>
         <w:t>Flexibilidade</w:t>
       </w:r>
       <w:r>
@@ -12558,7 +12588,7 @@
 </file>
 
 <file path=customXml/itemProps1.xml><?xml version="1.0" encoding="utf-8"?>
-<ds:datastoreItem xmlns:ds="http://schemas.openxmlformats.org/officeDocument/2006/customXml" ds:itemID="{31ECE4C9-3ED6-442A-8C43-AB1C17993AE0}">
+<ds:datastoreItem xmlns:ds="http://schemas.openxmlformats.org/officeDocument/2006/customXml" ds:itemID="{9FAA62CA-4374-49E7-83DC-0053ED463025}">
   <ds:schemaRefs>
     <ds:schemaRef ds:uri="http://schemas.openxmlformats.org/officeDocument/2006/bibliography"/>
   </ds:schemaRefs>

--- a/Documentacao/Documentacao.docx
+++ b/Documentacao/Documentacao.docx
@@ -2547,201 +2547,40 @@
           <w:szCs w:val="24"/>
           <w:lang w:eastAsia="pt-BR"/>
         </w:rPr>
-        <w:t xml:space="preserve">RF01 - </w:t>
-      </w:r>
-      <w:r>
-        <w:rPr>
-          <w:rFonts w:ascii="Arial" w:eastAsia="Times New Roman" w:hAnsi="Arial" w:cs="Arial"/>
-          <w:bCs/>
-          <w:sz w:val="24"/>
-          <w:szCs w:val="24"/>
-          <w:lang w:eastAsia="pt-BR"/>
-        </w:rPr>
-        <w:t xml:space="preserve">Upload de Documentos: O sistema deve permitir o envio de arquivos no </w:t>
-      </w:r>
-      <w:r>
-        <w:rPr>
-          <w:rFonts w:ascii="Arial" w:eastAsia="Times New Roman" w:hAnsi="Arial" w:cs="Arial"/>
-          <w:bCs/>
-          <w:sz w:val="24"/>
-          <w:szCs w:val="24"/>
-          <w:lang w:eastAsia="pt-BR"/>
-        </w:rPr>
-        <w:t>formato .pdf e txt.</w:t>
-      </w:r>
-    </w:p>
-    <w:p>
-      <w:pPr>
-        <w:spacing w:after="0" w:line="360" w:lineRule="auto"/>
-        <w:rPr>
-          <w:rFonts w:ascii="Arial" w:eastAsia="Times New Roman" w:hAnsi="Arial" w:cs="Arial"/>
-          <w:bCs/>
-          <w:sz w:val="24"/>
-          <w:szCs w:val="24"/>
-          <w:lang w:eastAsia="pt-BR"/>
-        </w:rPr>
-      </w:pPr>
-      <w:r>
-        <w:rPr>
-          <w:rFonts w:ascii="Arial" w:eastAsia="Times New Roman" w:hAnsi="Arial" w:cs="Arial"/>
-          <w:b/>
-          <w:bCs/>
-          <w:sz w:val="24"/>
-          <w:szCs w:val="24"/>
-          <w:lang w:eastAsia="pt-BR"/>
-        </w:rPr>
-        <w:t xml:space="preserve">RF02 - </w:t>
-      </w:r>
-      <w:r>
-        <w:rPr>
-          <w:rFonts w:ascii="Arial" w:eastAsia="Times New Roman" w:hAnsi="Arial" w:cs="Arial"/>
-          <w:bCs/>
-          <w:sz w:val="24"/>
-          <w:szCs w:val="24"/>
-          <w:lang w:eastAsia="pt-BR"/>
-        </w:rPr>
-        <w:t>Validação de Entrada: O sistema deve verificar o formato antes de iniciar o processamento.</w:t>
-      </w:r>
-    </w:p>
-    <w:p>
-      <w:pPr>
-        <w:spacing w:after="0" w:line="360" w:lineRule="auto"/>
-        <w:rPr>
-          <w:rFonts w:ascii="Arial" w:eastAsia="Times New Roman" w:hAnsi="Arial" w:cs="Arial"/>
-          <w:b/>
-          <w:bCs/>
-          <w:sz w:val="24"/>
-          <w:szCs w:val="24"/>
-          <w:lang w:eastAsia="pt-BR"/>
-        </w:rPr>
-      </w:pPr>
-      <w:r>
-        <w:rPr>
-          <w:rFonts w:ascii="Arial" w:eastAsia="Times New Roman" w:hAnsi="Arial" w:cs="Arial"/>
-          <w:b/>
-          <w:bCs/>
-          <w:sz w:val="24"/>
-          <w:szCs w:val="24"/>
-          <w:lang w:eastAsia="pt-BR"/>
-        </w:rPr>
-        <w:lastRenderedPageBreak/>
-        <w:t xml:space="preserve">RF03 - </w:t>
-      </w:r>
-      <w:r>
-        <w:rPr>
-          <w:rFonts w:ascii="Arial" w:eastAsia="Times New Roman" w:hAnsi="Arial" w:cs="Arial"/>
-          <w:bCs/>
-          <w:sz w:val="24"/>
-          <w:szCs w:val="24"/>
-          <w:lang w:eastAsia="pt-BR"/>
-        </w:rPr>
-        <w:t xml:space="preserve">Extração de Conteúdo: O sistema deve extrair o </w:t>
-      </w:r>
-      <w:r>
-        <w:rPr>
-          <w:rFonts w:ascii="Arial" w:eastAsia="Times New Roman" w:hAnsi="Arial" w:cs="Arial"/>
-          <w:bCs/>
-          <w:sz w:val="24"/>
-          <w:szCs w:val="24"/>
-          <w:lang w:eastAsia="pt-BR"/>
-        </w:rPr>
-        <w:t>conteúdo e identificar, com o auxílio da IA, as ambiguidades ou possíveis interferências (com base nos parâmetros passados</w:t>
-      </w:r>
-      <w:r>
-        <w:rPr>
-          <w:rFonts w:ascii="Arial" w:eastAsia="Times New Roman" w:hAnsi="Arial" w:cs="Arial"/>
-          <w:bCs/>
-          <w:sz w:val="24"/>
-          <w:szCs w:val="24"/>
-          <w:lang w:eastAsia="pt-BR"/>
-        </w:rPr>
-        <w:t xml:space="preserve"> no prompt</w:t>
-      </w:r>
-      <w:r>
-        <w:rPr>
-          <w:rFonts w:ascii="Arial" w:eastAsia="Times New Roman" w:hAnsi="Arial" w:cs="Arial"/>
-          <w:bCs/>
-          <w:sz w:val="24"/>
-          <w:szCs w:val="24"/>
-          <w:lang w:eastAsia="pt-BR"/>
-        </w:rPr>
-        <w:t>), do arquivo selecionado</w:t>
-      </w:r>
-    </w:p>
-    <w:p>
-      <w:pPr>
-        <w:spacing w:after="0" w:line="360" w:lineRule="auto"/>
-        <w:rPr>
-          <w:rFonts w:ascii="Arial" w:eastAsia="Times New Roman" w:hAnsi="Arial" w:cs="Arial"/>
-          <w:bCs/>
-          <w:sz w:val="24"/>
-          <w:szCs w:val="24"/>
-          <w:lang w:eastAsia="pt-BR"/>
-        </w:rPr>
-      </w:pPr>
-      <w:r>
-        <w:rPr>
-          <w:rFonts w:ascii="Arial" w:eastAsia="Times New Roman" w:hAnsi="Arial" w:cs="Arial"/>
-          <w:b/>
-          <w:bCs/>
-          <w:sz w:val="24"/>
-          <w:szCs w:val="24"/>
-          <w:lang w:eastAsia="pt-BR"/>
-        </w:rPr>
-        <w:t xml:space="preserve">RF04 - </w:t>
-      </w:r>
-      <w:r>
-        <w:rPr>
-          <w:rFonts w:ascii="Arial" w:eastAsia="Times New Roman" w:hAnsi="Arial" w:cs="Arial"/>
-          <w:bCs/>
-          <w:sz w:val="24"/>
-          <w:szCs w:val="24"/>
-          <w:lang w:eastAsia="pt-BR"/>
-        </w:rPr>
-        <w:t>O sistema deve ter um botão para acionar a conversão</w:t>
-      </w:r>
-    </w:p>
-    <w:p>
-      <w:pPr>
-        <w:spacing w:after="0" w:line="360" w:lineRule="auto"/>
-        <w:rPr>
-          <w:rFonts w:ascii="Arial" w:eastAsia="Times New Roman" w:hAnsi="Arial" w:cs="Arial"/>
-          <w:bCs/>
-          <w:sz w:val="24"/>
-          <w:szCs w:val="24"/>
-          <w:lang w:eastAsia="pt-BR"/>
-        </w:rPr>
-      </w:pPr>
-      <w:r>
-        <w:rPr>
-          <w:rFonts w:ascii="Arial" w:eastAsia="Times New Roman" w:hAnsi="Arial" w:cs="Arial"/>
-          <w:b/>
-          <w:bCs/>
-          <w:sz w:val="24"/>
-          <w:szCs w:val="24"/>
-          <w:lang w:eastAsia="pt-BR"/>
-        </w:rPr>
-        <w:t xml:space="preserve">RF05 – </w:t>
-      </w:r>
-      <w:r>
-        <w:rPr>
-          <w:rFonts w:ascii="Arial" w:eastAsia="Times New Roman" w:hAnsi="Arial" w:cs="Arial"/>
-          <w:bCs/>
-          <w:sz w:val="24"/>
-          <w:szCs w:val="24"/>
-          <w:lang w:eastAsia="pt-BR"/>
-        </w:rPr>
-        <w:t>O download do arquivo ficará disponibilizado na tela assim que finalizado com um br</w:t>
-      </w:r>
-      <w:r>
-        <w:rPr>
-          <w:rFonts w:ascii="Arial" w:eastAsia="Times New Roman" w:hAnsi="Arial" w:cs="Arial"/>
-          <w:bCs/>
-          <w:sz w:val="24"/>
-          <w:szCs w:val="24"/>
-          <w:lang w:eastAsia="pt-BR"/>
-        </w:rPr>
-        <w:t>eve resumo do que foi mudado e pronto para visualizar na web</w:t>
+        <w:t xml:space="preserve">Requisito Func – 1: </w:t>
+      </w:r>
+      <w:r>
+        <w:rPr>
+          <w:rFonts w:ascii="Arial" w:eastAsia="Times New Roman" w:hAnsi="Arial" w:cs="Arial"/>
+          <w:bCs/>
+          <w:sz w:val="24"/>
+          <w:szCs w:val="24"/>
+          <w:lang w:eastAsia="pt-BR"/>
+        </w:rPr>
+        <w:t>Upload</w:t>
+      </w:r>
+    </w:p>
+    <w:p>
+      <w:pPr>
+        <w:spacing w:after="0" w:line="360" w:lineRule="auto"/>
+        <w:rPr>
+          <w:rFonts w:ascii="Arial" w:eastAsia="Times New Roman" w:hAnsi="Arial" w:cs="Arial"/>
+          <w:bCs/>
+          <w:sz w:val="24"/>
+          <w:szCs w:val="24"/>
+          <w:lang w:eastAsia="pt-BR"/>
+        </w:rPr>
+      </w:pPr>
+      <w:r>
+        <w:rPr>
+          <w:rFonts w:ascii="Arial" w:eastAsia="Times New Roman" w:hAnsi="Arial" w:cs="Arial"/>
+          <w:b/>
+          <w:bCs/>
+          <w:sz w:val="24"/>
+          <w:szCs w:val="24"/>
+          <w:lang w:eastAsia="pt-BR"/>
+        </w:rPr>
+        <w:t xml:space="preserve">Requisito Func – 2: </w:t>
       </w:r>
       <w:bookmarkStart w:id="0" w:name="_GoBack"/>
       <w:bookmarkEnd w:id="0"/>
@@ -2820,6 +2659,7 @@
           <w:szCs w:val="24"/>
           <w:lang w:eastAsia="pt-BR"/>
         </w:rPr>
+        <w:lastRenderedPageBreak/>
         <w:t>A metodologia deste projeto é de natureza aplicada e qualitativa, estruturada sob os seguintes pilares:</w:t>
       </w:r>
     </w:p>
@@ -3350,6 +3190,7 @@
           <w:szCs w:val="24"/>
           <w:shd w:val="clear" w:color="auto" w:fill="FFFFFF"/>
         </w:rPr>
+        <w:lastRenderedPageBreak/>
         <w:t>Tratamento e Educação para Autistas e Crianças com Déficits Relacionados à Comunicação, é uma abordagem psicoeducacional focada na estruturação física e visual do ambiente para maximizar a autonomia de pessoas com autismo.</w:t>
       </w:r>
     </w:p>
@@ -3857,6 +3698,7 @@
           <w:szCs w:val="24"/>
           <w:lang w:eastAsia="pt-BR"/>
         </w:rPr>
+        <w:lastRenderedPageBreak/>
         <w:t>Reforço Positivo:</w:t>
       </w:r>
       <w:r>
@@ -4323,17 +4165,7 @@
           <w:szCs w:val="24"/>
           <w:lang w:eastAsia="pt-BR"/>
         </w:rPr>
-        <w:t xml:space="preserve"> é uma condição do desenvolvimento que afeta principalmente a forma como a pessoa se comunica, interage socialmente </w:t>
-      </w:r>
-      <w:r>
-        <w:rPr>
-          <w:rFonts w:ascii="Arial" w:eastAsia="Times New Roman" w:hAnsi="Arial" w:cs="Arial"/>
-          <w:sz w:val="24"/>
-          <w:szCs w:val="24"/>
-          <w:lang w:eastAsia="pt-BR"/>
-        </w:rPr>
-        <w:lastRenderedPageBreak/>
-        <w:t>e organiza seu comportamento. Ele é chamado de “espectro” porque pode se manifestar de maneiras muito diferentes em cada indivíduo — alguns têm mais autonomia, outros precisam de apoio constante.</w:t>
+        <w:t xml:space="preserve"> é uma condição do desenvolvimento que afeta principalmente a forma como a pessoa se comunica, interage socialmente e organiza seu comportamento. Ele é chamado de “espectro” porque pode se manifestar de maneiras muito diferentes em cada indivíduo — alguns têm mais autonomia, outros precisam de apoio constante.</w:t>
       </w:r>
     </w:p>
     <w:p>
@@ -4422,6 +4254,7 @@
           <w:szCs w:val="24"/>
           <w:lang w:eastAsia="pt-BR"/>
         </w:rPr>
+        <w:lastRenderedPageBreak/>
         <w:t>Nível 2</w:t>
       </w:r>
       <w:r>
@@ -4759,7 +4592,6 @@
           <w:szCs w:val="24"/>
           <w:lang w:eastAsia="pt-BR"/>
         </w:rPr>
-        <w:lastRenderedPageBreak/>
         <w:t>Comportamento adaptativo</w:t>
       </w:r>
       <w:r>
@@ -4823,6 +4655,7 @@
           <w:sz w:val="24"/>
           <w:szCs w:val="24"/>
         </w:rPr>
+        <w:lastRenderedPageBreak/>
         <w:t>ADDIE</w:t>
       </w:r>
       <w:r>
@@ -5165,6 +4998,7 @@
           <w:sz w:val="24"/>
           <w:szCs w:val="24"/>
         </w:rPr>
+        <w:lastRenderedPageBreak/>
         <w:t>O Desenho Universal da Aprendizagem (DUA) é uma proposta que ajuda a tornar a escola mais acessível e inclusiva, especialmente para estudantes com Transtorno do Espectro Autista (TEA). Ele busca reduzir barreiras na aprendizagem oferecendo diferentes formas de ensinar, aprender e se expressar.</w:t>
       </w:r>
     </w:p>
@@ -5593,7 +5427,6 @@
           <w:sz w:val="24"/>
           <w:szCs w:val="24"/>
         </w:rPr>
-        <w:lastRenderedPageBreak/>
         <w:t>Acessibilidade pedagógica</w:t>
       </w:r>
       <w:r>
@@ -5739,7 +5572,18 @@
           <w:sz w:val="24"/>
           <w:szCs w:val="24"/>
         </w:rPr>
-        <w:t>uma escola mais justa, acessível e inclusiva</w:t>
+        <w:t xml:space="preserve">uma </w:t>
+      </w:r>
+      <w:r>
+        <w:rPr>
+          <w:rFonts w:ascii="Arial" w:hAnsi="Arial" w:cs="Arial"/>
+          <w:b/>
+          <w:bCs/>
+          <w:sz w:val="24"/>
+          <w:szCs w:val="24"/>
+        </w:rPr>
+        <w:lastRenderedPageBreak/>
+        <w:t>escola mais justa, acessível e inclusiva</w:t>
       </w:r>
       <w:r>
         <w:rPr>
@@ -5935,7 +5779,6 @@
           <w:szCs w:val="24"/>
           <w:lang w:eastAsia="pt-BR"/>
         </w:rPr>
-        <w:lastRenderedPageBreak/>
         <w:drawing>
           <wp:inline distT="0" distB="0" distL="0" distR="0" wp14:anchorId="78D5F3F5" wp14:editId="7C333587">
             <wp:extent cx="5760085" cy="2868295"/>
@@ -6004,6 +5847,7 @@
           <w:szCs w:val="24"/>
           <w:lang w:eastAsia="pt-BR"/>
         </w:rPr>
+        <w:lastRenderedPageBreak/>
         <w:drawing>
           <wp:inline distT="0" distB="0" distL="0" distR="0" wp14:anchorId="3FB65342" wp14:editId="039A0047">
             <wp:extent cx="4049346" cy="3429735"/>
@@ -6092,7 +5936,6 @@
           <w:szCs w:val="24"/>
           <w:lang w:eastAsia="pt-BR"/>
         </w:rPr>
-        <w:lastRenderedPageBreak/>
         <w:drawing>
           <wp:inline distT="0" distB="0" distL="0" distR="0" wp14:anchorId="67CE5B31" wp14:editId="3DDCE975">
             <wp:extent cx="1152525" cy="4295775"/>
@@ -6309,7 +6152,6 @@
           <w:sz w:val="24"/>
           <w:szCs w:val="24"/>
         </w:rPr>
-        <w:lastRenderedPageBreak/>
         <w:tab/>
       </w:r>
       <w:r>
@@ -6410,6 +6252,7 @@
           <w:szCs w:val="24"/>
           <w:lang w:eastAsia="pt-BR"/>
         </w:rPr>
+        <w:lastRenderedPageBreak/>
         <w:drawing>
           <wp:inline distT="0" distB="0" distL="0" distR="0" wp14:anchorId="3C9ABAEB" wp14:editId="642F5A81">
             <wp:extent cx="5760085" cy="2739390"/>
@@ -6470,7 +6313,6 @@
           <w:szCs w:val="24"/>
           <w:lang w:eastAsia="pt-BR"/>
         </w:rPr>
-        <w:lastRenderedPageBreak/>
         <w:drawing>
           <wp:inline distT="0" distB="0" distL="0" distR="0" wp14:anchorId="4879C6C9" wp14:editId="3AF500E0">
             <wp:extent cx="5760085" cy="2732405"/>
@@ -6732,7 +6574,6 @@
           <w:sz w:val="24"/>
           <w:szCs w:val="24"/>
         </w:rPr>
-        <w:lastRenderedPageBreak/>
         <w:t>TEACCH</w:t>
       </w:r>
       <w:r>
@@ -12588,7 +12429,7 @@
 </file>
 
 <file path=customXml/itemProps1.xml><?xml version="1.0" encoding="utf-8"?>
-<ds:datastoreItem xmlns:ds="http://schemas.openxmlformats.org/officeDocument/2006/customXml" ds:itemID="{9FAA62CA-4374-49E7-83DC-0053ED463025}">
+<ds:datastoreItem xmlns:ds="http://schemas.openxmlformats.org/officeDocument/2006/customXml" ds:itemID="{31B1AD20-1BF0-46D0-AA57-F8141CF28867}">
   <ds:schemaRefs>
     <ds:schemaRef ds:uri="http://schemas.openxmlformats.org/officeDocument/2006/bibliography"/>
   </ds:schemaRefs>

--- a/Documentacao/Documentacao.docx
+++ b/Documentacao/Documentacao.docx
@@ -2582,8 +2582,49 @@
         </w:rPr>
         <w:t xml:space="preserve">Requisito Func – 2: </w:t>
       </w:r>
-      <w:bookmarkStart w:id="0" w:name="_GoBack"/>
-      <w:bookmarkEnd w:id="0"/>
+      <w:r>
+        <w:rPr>
+          <w:rFonts w:ascii="Arial" w:eastAsia="Times New Roman" w:hAnsi="Arial" w:cs="Arial"/>
+          <w:bCs/>
+          <w:sz w:val="24"/>
+          <w:szCs w:val="24"/>
+          <w:lang w:eastAsia="pt-BR"/>
+        </w:rPr>
+        <w:t>Conversão</w:t>
+      </w:r>
+    </w:p>
+    <w:p>
+      <w:pPr>
+        <w:spacing w:after="0" w:line="360" w:lineRule="auto"/>
+        <w:rPr>
+          <w:rFonts w:ascii="Arial" w:eastAsia="Times New Roman" w:hAnsi="Arial" w:cs="Arial"/>
+          <w:bCs/>
+          <w:sz w:val="24"/>
+          <w:szCs w:val="24"/>
+          <w:lang w:eastAsia="pt-BR"/>
+        </w:rPr>
+      </w:pPr>
+      <w:r>
+        <w:rPr>
+          <w:rFonts w:ascii="Arial" w:eastAsia="Times New Roman" w:hAnsi="Arial" w:cs="Arial"/>
+          <w:b/>
+          <w:bCs/>
+          <w:sz w:val="24"/>
+          <w:szCs w:val="24"/>
+          <w:lang w:eastAsia="pt-BR"/>
+        </w:rPr>
+        <w:t xml:space="preserve">Requisito Func – 3: </w:t>
+      </w:r>
+      <w:r>
+        <w:rPr>
+          <w:rFonts w:ascii="Arial" w:eastAsia="Times New Roman" w:hAnsi="Arial" w:cs="Arial"/>
+          <w:bCs/>
+          <w:sz w:val="24"/>
+          <w:szCs w:val="24"/>
+          <w:lang w:eastAsia="pt-BR"/>
+        </w:rPr>
+        <w:t>Download</w:t>
+      </w:r>
       <w:r>
         <w:rPr>
           <w:rFonts w:ascii="Arial" w:eastAsia="Times New Roman" w:hAnsi="Arial" w:cs="Arial"/>
@@ -2639,6 +2680,7 @@
           <w:szCs w:val="24"/>
           <w:lang w:eastAsia="pt-BR"/>
         </w:rPr>
+        <w:lastRenderedPageBreak/>
         <w:t>4. METODOLOGIA</w:t>
       </w:r>
     </w:p>
@@ -2659,7 +2701,6 @@
           <w:szCs w:val="24"/>
           <w:lang w:eastAsia="pt-BR"/>
         </w:rPr>
-        <w:lastRenderedPageBreak/>
         <w:t>A metodologia deste projeto é de natureza aplicada e qualitativa, estruturada sob os seguintes pilares:</w:t>
       </w:r>
     </w:p>
@@ -5743,6 +5784,8 @@
           <w:szCs w:val="24"/>
         </w:rPr>
       </w:pPr>
+      <w:bookmarkStart w:id="0" w:name="_GoBack"/>
+      <w:bookmarkEnd w:id="0"/>
     </w:p>
     <w:p>
       <w:pPr>
@@ -5780,10 +5823,10 @@
           <w:lang w:eastAsia="pt-BR"/>
         </w:rPr>
         <w:drawing>
-          <wp:inline distT="0" distB="0" distL="0" distR="0" wp14:anchorId="78D5F3F5" wp14:editId="7C333587">
-            <wp:extent cx="5760085" cy="2868295"/>
-            <wp:effectExtent l="0" t="0" r="0" b="8255"/>
-            <wp:docPr id="2" name="Imagem 2"/>
+          <wp:inline distT="0" distB="0" distL="0" distR="0" wp14:anchorId="3829F526" wp14:editId="65B4DE1A">
+            <wp:extent cx="5760085" cy="1601470"/>
+            <wp:effectExtent l="0" t="0" r="0" b="0"/>
+            <wp:docPr id="12" name="Imagem 12"/>
             <wp:cNvGraphicFramePr>
               <a:graphicFrameLocks xmlns:a="http://schemas.openxmlformats.org/drawingml/2006/main" noChangeAspect="1"/>
             </wp:cNvGraphicFramePr>
@@ -5791,11 +5834,11 @@
               <a:graphicData uri="http://schemas.openxmlformats.org/drawingml/2006/picture">
                 <pic:pic xmlns:pic="http://schemas.openxmlformats.org/drawingml/2006/picture">
                   <pic:nvPicPr>
-                    <pic:cNvPr id="2" name="UML-TCC.jpg"/>
+                    <pic:cNvPr id="12" name="UML-TCC.jpg"/>
                     <pic:cNvPicPr/>
                   </pic:nvPicPr>
                   <pic:blipFill>
-                    <a:blip r:embed="rId9">
+                    <a:blip r:embed="rId9" cstate="print">
                       <a:extLst>
                         <a:ext uri="{28A0092B-C50C-407E-A947-70E740481C1C}">
                           <a14:useLocalDpi xmlns:a14="http://schemas.microsoft.com/office/drawing/2010/main" val="0"/>
@@ -5809,7 +5852,7 @@
                   <pic:spPr>
                     <a:xfrm>
                       <a:off x="0" y="0"/>
-                      <a:ext cx="5760085" cy="2868295"/>
+                      <a:ext cx="5760085" cy="1601470"/>
                     </a:xfrm>
                     <a:prstGeom prst="rect">
                       <a:avLst/>
@@ -5821,6 +5864,16 @@
           </wp:inline>
         </w:drawing>
       </w:r>
+    </w:p>
+    <w:p>
+      <w:pPr>
+        <w:spacing w:after="0" w:line="360" w:lineRule="auto"/>
+        <w:rPr>
+          <w:rFonts w:ascii="Arial" w:hAnsi="Arial" w:cs="Arial"/>
+          <w:sz w:val="24"/>
+          <w:szCs w:val="24"/>
+        </w:rPr>
+      </w:pPr>
       <w:r>
         <w:rPr>
           <w:rFonts w:ascii="Arial" w:hAnsi="Arial" w:cs="Arial"/>
@@ -6008,152 +6061,25 @@
           <w:szCs w:val="24"/>
         </w:rPr>
       </w:pPr>
-    </w:p>
-    <w:p>
-      <w:pPr>
-        <w:spacing w:after="0" w:line="360" w:lineRule="auto"/>
-        <w:rPr>
-          <w:rFonts w:ascii="Arial" w:hAnsi="Arial" w:cs="Arial"/>
-          <w:sz w:val="24"/>
-          <w:szCs w:val="24"/>
-        </w:rPr>
-      </w:pPr>
-    </w:p>
-    <w:p>
-      <w:pPr>
-        <w:spacing w:after="0" w:line="360" w:lineRule="auto"/>
-        <w:rPr>
-          <w:rFonts w:ascii="Arial" w:hAnsi="Arial" w:cs="Arial"/>
-          <w:sz w:val="24"/>
-          <w:szCs w:val="24"/>
-        </w:rPr>
-      </w:pPr>
-    </w:p>
-    <w:p>
-      <w:pPr>
-        <w:spacing w:after="0" w:line="360" w:lineRule="auto"/>
-        <w:rPr>
-          <w:rFonts w:ascii="Arial" w:hAnsi="Arial" w:cs="Arial"/>
-          <w:sz w:val="24"/>
-          <w:szCs w:val="24"/>
-        </w:rPr>
-      </w:pPr>
-    </w:p>
-    <w:p>
-      <w:pPr>
-        <w:spacing w:after="0" w:line="360" w:lineRule="auto"/>
-        <w:rPr>
-          <w:rFonts w:ascii="Arial" w:hAnsi="Arial" w:cs="Arial"/>
-          <w:sz w:val="24"/>
-          <w:szCs w:val="24"/>
-        </w:rPr>
-      </w:pPr>
-    </w:p>
-    <w:p>
-      <w:pPr>
-        <w:spacing w:after="0" w:line="360" w:lineRule="auto"/>
-        <w:rPr>
-          <w:rFonts w:ascii="Arial" w:hAnsi="Arial" w:cs="Arial"/>
-          <w:sz w:val="24"/>
-          <w:szCs w:val="24"/>
-        </w:rPr>
-      </w:pPr>
-    </w:p>
-    <w:p>
-      <w:pPr>
-        <w:spacing w:after="0" w:line="360" w:lineRule="auto"/>
-        <w:rPr>
-          <w:rFonts w:ascii="Arial" w:hAnsi="Arial" w:cs="Arial"/>
-          <w:sz w:val="24"/>
-          <w:szCs w:val="24"/>
-        </w:rPr>
-      </w:pPr>
-    </w:p>
-    <w:p>
-      <w:pPr>
-        <w:spacing w:after="0" w:line="360" w:lineRule="auto"/>
-        <w:rPr>
-          <w:rFonts w:ascii="Arial" w:hAnsi="Arial" w:cs="Arial"/>
-          <w:sz w:val="24"/>
-          <w:szCs w:val="24"/>
-        </w:rPr>
-      </w:pPr>
-    </w:p>
-    <w:p>
-      <w:pPr>
-        <w:spacing w:after="0" w:line="360" w:lineRule="auto"/>
-        <w:rPr>
-          <w:rFonts w:ascii="Arial" w:hAnsi="Arial" w:cs="Arial"/>
-          <w:sz w:val="24"/>
-          <w:szCs w:val="24"/>
-        </w:rPr>
-      </w:pPr>
-    </w:p>
-    <w:p>
-      <w:pPr>
-        <w:spacing w:after="0" w:line="360" w:lineRule="auto"/>
-        <w:rPr>
-          <w:rFonts w:ascii="Arial" w:hAnsi="Arial" w:cs="Arial"/>
-          <w:sz w:val="24"/>
-          <w:szCs w:val="24"/>
-        </w:rPr>
-      </w:pPr>
-    </w:p>
-    <w:p>
-      <w:pPr>
-        <w:spacing w:after="0" w:line="360" w:lineRule="auto"/>
-        <w:rPr>
-          <w:rFonts w:ascii="Arial" w:hAnsi="Arial" w:cs="Arial"/>
-          <w:sz w:val="24"/>
-          <w:szCs w:val="24"/>
-        </w:rPr>
-      </w:pPr>
-    </w:p>
-    <w:p>
-      <w:pPr>
-        <w:spacing w:after="0" w:line="360" w:lineRule="auto"/>
-        <w:rPr>
-          <w:rFonts w:ascii="Arial" w:hAnsi="Arial" w:cs="Arial"/>
-          <w:sz w:val="24"/>
-          <w:szCs w:val="24"/>
-        </w:rPr>
-      </w:pPr>
-    </w:p>
-    <w:p>
-      <w:pPr>
-        <w:spacing w:after="0" w:line="360" w:lineRule="auto"/>
-        <w:rPr>
-          <w:rFonts w:ascii="Arial" w:hAnsi="Arial" w:cs="Arial"/>
-          <w:sz w:val="24"/>
-          <w:szCs w:val="24"/>
-        </w:rPr>
-      </w:pPr>
-      <w:r>
-        <w:rPr>
-          <w:rFonts w:ascii="Arial" w:hAnsi="Arial" w:cs="Arial"/>
-          <w:sz w:val="24"/>
-          <w:szCs w:val="24"/>
-        </w:rPr>
-        <w:t>ESTRUTURA DO PROTÓTIPO EM TELAS E EXPLICADO</w:t>
-      </w:r>
-    </w:p>
-    <w:p>
-      <w:pPr>
-        <w:spacing w:after="0" w:line="360" w:lineRule="auto"/>
-        <w:rPr>
-          <w:rFonts w:ascii="Arial" w:hAnsi="Arial" w:cs="Arial"/>
-          <w:sz w:val="24"/>
-          <w:szCs w:val="24"/>
-        </w:rPr>
-      </w:pPr>
-      <w:r>
-        <w:rPr>
-          <w:rFonts w:ascii="Arial" w:hAnsi="Arial" w:cs="Arial"/>
-          <w:sz w:val="24"/>
-          <w:szCs w:val="24"/>
-        </w:rPr>
-        <w:tab/>
-      </w:r>
+      <w:r>
+        <w:rPr>
+          <w:rFonts w:ascii="Arial" w:hAnsi="Arial" w:cs="Arial"/>
+          <w:sz w:val="24"/>
+          <w:szCs w:val="24"/>
+        </w:rPr>
+        <w:lastRenderedPageBreak/>
+        <w:t>CASO DE USO</w:t>
+      </w:r>
+    </w:p>
+    <w:p>
+      <w:pPr>
+        <w:spacing w:after="0" w:line="360" w:lineRule="auto"/>
+        <w:rPr>
+          <w:rFonts w:ascii="Arial" w:hAnsi="Arial" w:cs="Arial"/>
+          <w:sz w:val="24"/>
+          <w:szCs w:val="24"/>
+        </w:rPr>
+      </w:pPr>
       <w:r>
         <w:rPr>
           <w:rFonts w:ascii="Arial" w:hAnsi="Arial" w:cs="Arial"/>
@@ -6163,10 +6089,10 @@
           <w:lang w:eastAsia="pt-BR"/>
         </w:rPr>
         <w:drawing>
-          <wp:inline distT="0" distB="0" distL="0" distR="0" wp14:anchorId="00836F1A" wp14:editId="07AFEB7F">
-            <wp:extent cx="5760085" cy="2721610"/>
-            <wp:effectExtent l="0" t="0" r="0" b="2540"/>
-            <wp:docPr id="3" name="Imagem 3"/>
+          <wp:inline distT="0" distB="0" distL="0" distR="0" wp14:anchorId="1E879A4A" wp14:editId="17C21682">
+            <wp:extent cx="5760085" cy="4335780"/>
+            <wp:effectExtent l="0" t="0" r="0" b="7620"/>
+            <wp:docPr id="8" name="Imagem 8"/>
             <wp:cNvGraphicFramePr>
               <a:graphicFrameLocks xmlns:a="http://schemas.openxmlformats.org/drawingml/2006/main" noChangeAspect="1"/>
             </wp:cNvGraphicFramePr>
@@ -6174,7 +6100,7 @@
               <a:graphicData uri="http://schemas.openxmlformats.org/drawingml/2006/picture">
                 <pic:pic xmlns:pic="http://schemas.openxmlformats.org/drawingml/2006/picture">
                   <pic:nvPicPr>
-                    <pic:cNvPr id="3" name="img-3.jpeg"/>
+                    <pic:cNvPr id="8" name="Untitled Diagram.jpg"/>
                     <pic:cNvPicPr/>
                   </pic:nvPicPr>
                   <pic:blipFill>
@@ -6192,7 +6118,7 @@
                   <pic:spPr>
                     <a:xfrm>
                       <a:off x="0" y="0"/>
-                      <a:ext cx="5760085" cy="2721610"/>
+                      <a:ext cx="5760085" cy="4335780"/>
                     </a:xfrm>
                     <a:prstGeom prst="rect">
                       <a:avLst/>
@@ -6224,16 +6150,14 @@
           <w:szCs w:val="24"/>
         </w:rPr>
       </w:pPr>
-    </w:p>
-    <w:p>
-      <w:pPr>
-        <w:spacing w:after="0" w:line="360" w:lineRule="auto"/>
-        <w:rPr>
-          <w:rFonts w:ascii="Arial" w:hAnsi="Arial" w:cs="Arial"/>
-          <w:sz w:val="24"/>
-          <w:szCs w:val="24"/>
-        </w:rPr>
-      </w:pPr>
+      <w:r>
+        <w:rPr>
+          <w:rFonts w:ascii="Arial" w:hAnsi="Arial" w:cs="Arial"/>
+          <w:sz w:val="24"/>
+          <w:szCs w:val="24"/>
+        </w:rPr>
+        <w:t>Fluxograma</w:t>
+      </w:r>
     </w:p>
     <w:p>
       <w:pPr>
@@ -6252,12 +6176,11 @@
           <w:szCs w:val="24"/>
           <w:lang w:eastAsia="pt-BR"/>
         </w:rPr>
-        <w:lastRenderedPageBreak/>
         <w:drawing>
-          <wp:inline distT="0" distB="0" distL="0" distR="0" wp14:anchorId="3C9ABAEB" wp14:editId="642F5A81">
-            <wp:extent cx="5760085" cy="2739390"/>
+          <wp:inline distT="0" distB="0" distL="0" distR="0" wp14:anchorId="5E535A85" wp14:editId="1CF6D136">
+            <wp:extent cx="4857750" cy="3520542"/>
             <wp:effectExtent l="0" t="0" r="0" b="3810"/>
-            <wp:docPr id="4" name="Imagem 4"/>
+            <wp:docPr id="9" name="Imagem 9"/>
             <wp:cNvGraphicFramePr>
               <a:graphicFrameLocks xmlns:a="http://schemas.openxmlformats.org/drawingml/2006/main" noChangeAspect="1"/>
             </wp:cNvGraphicFramePr>
@@ -6265,7 +6188,7 @@
               <a:graphicData uri="http://schemas.openxmlformats.org/drawingml/2006/picture">
                 <pic:pic xmlns:pic="http://schemas.openxmlformats.org/drawingml/2006/picture">
                   <pic:nvPicPr>
-                    <pic:cNvPr id="4" name="img-4.jpeg"/>
+                    <pic:cNvPr id="9" name="Fluxograma.jpg"/>
                     <pic:cNvPicPr/>
                   </pic:nvPicPr>
                   <pic:blipFill>
@@ -6283,7 +6206,7 @@
                   <pic:spPr>
                     <a:xfrm>
                       <a:off x="0" y="0"/>
-                      <a:ext cx="5760085" cy="2739390"/>
+                      <a:ext cx="4891659" cy="3545117"/>
                     </a:xfrm>
                     <a:prstGeom prst="rect">
                       <a:avLst/>
@@ -6305,65 +6228,215 @@
           <w:szCs w:val="24"/>
         </w:rPr>
       </w:pPr>
-      <w:r>
-        <w:rPr>
-          <w:rFonts w:ascii="Arial" w:hAnsi="Arial" w:cs="Arial"/>
+    </w:p>
+    <w:p>
+      <w:pPr>
+        <w:spacing w:after="0" w:line="360" w:lineRule="auto"/>
+        <w:rPr>
+          <w:rFonts w:ascii="Arial" w:hAnsi="Arial" w:cs="Arial"/>
+          <w:sz w:val="24"/>
+          <w:szCs w:val="24"/>
+        </w:rPr>
+      </w:pPr>
+    </w:p>
+    <w:p>
+      <w:pPr>
+        <w:spacing w:after="0" w:line="360" w:lineRule="auto"/>
+        <w:rPr>
+          <w:rFonts w:ascii="Arial" w:hAnsi="Arial" w:cs="Arial"/>
+          <w:sz w:val="24"/>
+          <w:szCs w:val="24"/>
+        </w:rPr>
+      </w:pPr>
+    </w:p>
+    <w:p>
+      <w:pPr>
+        <w:spacing w:after="0" w:line="360" w:lineRule="auto"/>
+        <w:rPr>
+          <w:rFonts w:ascii="Arial" w:hAnsi="Arial" w:cs="Arial"/>
+          <w:sz w:val="24"/>
+          <w:szCs w:val="24"/>
+        </w:rPr>
+      </w:pPr>
+    </w:p>
+    <w:p>
+      <w:pPr>
+        <w:spacing w:after="0" w:line="360" w:lineRule="auto"/>
+        <w:rPr>
+          <w:rFonts w:ascii="Arial" w:hAnsi="Arial" w:cs="Arial"/>
+          <w:sz w:val="24"/>
+          <w:szCs w:val="24"/>
+        </w:rPr>
+      </w:pPr>
+    </w:p>
+    <w:p>
+      <w:pPr>
+        <w:spacing w:after="0" w:line="360" w:lineRule="auto"/>
+        <w:rPr>
+          <w:rFonts w:ascii="Arial" w:hAnsi="Arial" w:cs="Arial"/>
+          <w:sz w:val="24"/>
+          <w:szCs w:val="24"/>
+        </w:rPr>
+      </w:pPr>
+    </w:p>
+    <w:p>
+      <w:pPr>
+        <w:spacing w:after="0" w:line="360" w:lineRule="auto"/>
+        <w:rPr>
+          <w:rFonts w:ascii="Arial" w:hAnsi="Arial" w:cs="Arial"/>
+          <w:sz w:val="24"/>
+          <w:szCs w:val="24"/>
+        </w:rPr>
+      </w:pPr>
+    </w:p>
+    <w:p>
+      <w:pPr>
+        <w:spacing w:after="0" w:line="360" w:lineRule="auto"/>
+        <w:rPr>
+          <w:rFonts w:ascii="Arial" w:hAnsi="Arial" w:cs="Arial"/>
+          <w:sz w:val="24"/>
+          <w:szCs w:val="24"/>
+        </w:rPr>
+      </w:pPr>
+    </w:p>
+    <w:p>
+      <w:pPr>
+        <w:spacing w:after="0" w:line="360" w:lineRule="auto"/>
+        <w:rPr>
+          <w:rFonts w:ascii="Arial" w:hAnsi="Arial" w:cs="Arial"/>
+          <w:sz w:val="24"/>
+          <w:szCs w:val="24"/>
+        </w:rPr>
+      </w:pPr>
+    </w:p>
+    <w:p>
+      <w:pPr>
+        <w:spacing w:after="0" w:line="360" w:lineRule="auto"/>
+        <w:rPr>
+          <w:rFonts w:ascii="Arial" w:hAnsi="Arial" w:cs="Arial"/>
+          <w:sz w:val="24"/>
+          <w:szCs w:val="24"/>
+        </w:rPr>
+      </w:pPr>
+    </w:p>
+    <w:p>
+      <w:pPr>
+        <w:spacing w:after="0" w:line="360" w:lineRule="auto"/>
+        <w:rPr>
+          <w:rFonts w:ascii="Arial" w:hAnsi="Arial" w:cs="Arial"/>
+          <w:sz w:val="24"/>
+          <w:szCs w:val="24"/>
+        </w:rPr>
+      </w:pPr>
+    </w:p>
+    <w:p>
+      <w:pPr>
+        <w:spacing w:after="0" w:line="360" w:lineRule="auto"/>
+        <w:rPr>
+          <w:rFonts w:ascii="Arial" w:hAnsi="Arial" w:cs="Arial"/>
+          <w:sz w:val="24"/>
+          <w:szCs w:val="24"/>
+        </w:rPr>
+      </w:pPr>
+      <w:r>
+        <w:rPr>
+          <w:rFonts w:ascii="Arial" w:hAnsi="Arial" w:cs="Arial"/>
+          <w:sz w:val="24"/>
+          <w:szCs w:val="24"/>
+        </w:rPr>
+        <w:t>ESTRUTURA DO PROTÓTIPO EM TELAS E EXPLICADO</w:t>
+      </w:r>
+    </w:p>
+    <w:p>
+      <w:pPr>
+        <w:spacing w:after="0" w:line="360" w:lineRule="auto"/>
+        <w:rPr>
+          <w:rFonts w:ascii="Arial" w:hAnsi="Arial" w:cs="Arial"/>
+          <w:sz w:val="24"/>
+          <w:szCs w:val="24"/>
+        </w:rPr>
+      </w:pPr>
+      <w:r>
+        <w:rPr>
+          <w:rFonts w:ascii="Arial" w:hAnsi="Arial" w:cs="Arial"/>
+          <w:sz w:val="24"/>
+          <w:szCs w:val="24"/>
+        </w:rPr>
+        <w:tab/>
+      </w:r>
+    </w:p>
+    <w:p>
+      <w:pPr>
+        <w:spacing w:after="0" w:line="360" w:lineRule="auto"/>
+        <w:rPr>
+          <w:rFonts w:ascii="Arial" w:hAnsi="Arial" w:cs="Arial"/>
+          <w:sz w:val="24"/>
+          <w:szCs w:val="24"/>
+        </w:rPr>
+      </w:pPr>
+    </w:p>
+    <w:p>
+      <w:pPr>
+        <w:spacing w:after="0" w:line="360" w:lineRule="auto"/>
+        <w:rPr>
+          <w:rFonts w:ascii="Arial" w:hAnsi="Arial" w:cs="Arial"/>
+          <w:sz w:val="24"/>
+          <w:szCs w:val="24"/>
+        </w:rPr>
+      </w:pPr>
+    </w:p>
+    <w:p>
+      <w:pPr>
+        <w:spacing w:after="0" w:line="360" w:lineRule="auto"/>
+        <w:rPr>
+          <w:rFonts w:ascii="Arial" w:hAnsi="Arial" w:cs="Arial"/>
+          <w:sz w:val="24"/>
+          <w:szCs w:val="24"/>
+        </w:rPr>
+      </w:pPr>
+    </w:p>
+    <w:p>
+      <w:pPr>
+        <w:spacing w:after="0" w:line="360" w:lineRule="auto"/>
+        <w:rPr>
+          <w:rFonts w:ascii="Arial" w:hAnsi="Arial" w:cs="Arial"/>
+          <w:sz w:val="24"/>
+          <w:szCs w:val="24"/>
+        </w:rPr>
+      </w:pPr>
+    </w:p>
+    <w:p>
+      <w:pPr>
+        <w:spacing w:after="0" w:line="360" w:lineRule="auto"/>
+        <w:rPr>
+          <w:rFonts w:ascii="Arial" w:hAnsi="Arial" w:cs="Arial"/>
+          <w:sz w:val="24"/>
+          <w:szCs w:val="24"/>
+        </w:rPr>
+      </w:pPr>
+    </w:p>
+    <w:p>
+      <w:pPr>
+        <w:spacing w:after="0" w:line="360" w:lineRule="auto"/>
+        <w:rPr>
+          <w:rFonts w:ascii="Arial" w:hAnsi="Arial" w:cs="Arial"/>
+          <w:sz w:val="24"/>
+          <w:szCs w:val="24"/>
+        </w:rPr>
+      </w:pPr>
+    </w:p>
+    <w:p>
+      <w:pPr>
+        <w:spacing w:after="0" w:line="360" w:lineRule="auto"/>
+        <w:jc w:val="both"/>
+        <w:rPr>
+          <w:rFonts w:ascii="Arial" w:hAnsi="Arial" w:cs="Arial"/>
+          <w:b/>
           <w:noProof/>
           <w:sz w:val="24"/>
           <w:szCs w:val="24"/>
           <w:lang w:eastAsia="pt-BR"/>
         </w:rPr>
-        <w:drawing>
-          <wp:inline distT="0" distB="0" distL="0" distR="0" wp14:anchorId="4879C6C9" wp14:editId="3AF500E0">
-            <wp:extent cx="5760085" cy="2732405"/>
-            <wp:effectExtent l="0" t="0" r="0" b="0"/>
-            <wp:docPr id="10" name="Imagem 10"/>
-            <wp:cNvGraphicFramePr>
-              <a:graphicFrameLocks xmlns:a="http://schemas.openxmlformats.org/drawingml/2006/main" noChangeAspect="1"/>
-            </wp:cNvGraphicFramePr>
-            <a:graphic xmlns:a="http://schemas.openxmlformats.org/drawingml/2006/main">
-              <a:graphicData uri="http://schemas.openxmlformats.org/drawingml/2006/picture">
-                <pic:pic xmlns:pic="http://schemas.openxmlformats.org/drawingml/2006/picture">
-                  <pic:nvPicPr>
-                    <pic:cNvPr id="10" name="img-1.jpeg"/>
-                    <pic:cNvPicPr/>
-                  </pic:nvPicPr>
-                  <pic:blipFill>
-                    <a:blip r:embed="rId14" cstate="print">
-                      <a:extLst>
-                        <a:ext uri="{28A0092B-C50C-407E-A947-70E740481C1C}">
-                          <a14:useLocalDpi xmlns:a14="http://schemas.microsoft.com/office/drawing/2010/main" val="0"/>
-                        </a:ext>
-                      </a:extLst>
-                    </a:blip>
-                    <a:stretch>
-                      <a:fillRect/>
-                    </a:stretch>
-                  </pic:blipFill>
-                  <pic:spPr>
-                    <a:xfrm>
-                      <a:off x="0" y="0"/>
-                      <a:ext cx="5760085" cy="2732405"/>
-                    </a:xfrm>
-                    <a:prstGeom prst="rect">
-                      <a:avLst/>
-                    </a:prstGeom>
-                  </pic:spPr>
-                </pic:pic>
-              </a:graphicData>
-            </a:graphic>
-          </wp:inline>
-        </w:drawing>
-      </w:r>
-    </w:p>
-    <w:p>
-      <w:pPr>
-        <w:spacing w:after="0" w:line="360" w:lineRule="auto"/>
-        <w:rPr>
-          <w:rFonts w:ascii="Arial" w:hAnsi="Arial" w:cs="Arial"/>
-          <w:sz w:val="24"/>
-          <w:szCs w:val="24"/>
-        </w:rPr>
       </w:pPr>
     </w:p>
     <w:p>
@@ -6373,61 +6446,12 @@
         <w:rPr>
           <w:rFonts w:ascii="Arial" w:hAnsi="Arial" w:cs="Arial"/>
           <w:b/>
-          <w:sz w:val="24"/>
-          <w:szCs w:val="24"/>
-        </w:rPr>
-      </w:pPr>
-      <w:r>
-        <w:rPr>
-          <w:rFonts w:ascii="Arial" w:hAnsi="Arial" w:cs="Arial"/>
-          <w:b/>
           <w:noProof/>
           <w:sz w:val="24"/>
           <w:szCs w:val="24"/>
           <w:lang w:eastAsia="pt-BR"/>
         </w:rPr>
-        <w:drawing>
-          <wp:inline distT="0" distB="0" distL="0" distR="0" wp14:anchorId="1DA600AD" wp14:editId="041BD632">
-            <wp:extent cx="5760085" cy="2750185"/>
-            <wp:effectExtent l="0" t="0" r="0" b="0"/>
-            <wp:docPr id="11" name="Imagem 11"/>
-            <wp:cNvGraphicFramePr>
-              <a:graphicFrameLocks xmlns:a="http://schemas.openxmlformats.org/drawingml/2006/main" noChangeAspect="1"/>
-            </wp:cNvGraphicFramePr>
-            <a:graphic xmlns:a="http://schemas.openxmlformats.org/drawingml/2006/main">
-              <a:graphicData uri="http://schemas.openxmlformats.org/drawingml/2006/picture">
-                <pic:pic xmlns:pic="http://schemas.openxmlformats.org/drawingml/2006/picture">
-                  <pic:nvPicPr>
-                    <pic:cNvPr id="11" name="img-2.jpeg"/>
-                    <pic:cNvPicPr/>
-                  </pic:nvPicPr>
-                  <pic:blipFill>
-                    <a:blip r:embed="rId15" cstate="print">
-                      <a:extLst>
-                        <a:ext uri="{28A0092B-C50C-407E-A947-70E740481C1C}">
-                          <a14:useLocalDpi xmlns:a14="http://schemas.microsoft.com/office/drawing/2010/main" val="0"/>
-                        </a:ext>
-                      </a:extLst>
-                    </a:blip>
-                    <a:stretch>
-                      <a:fillRect/>
-                    </a:stretch>
-                  </pic:blipFill>
-                  <pic:spPr>
-                    <a:xfrm>
-                      <a:off x="0" y="0"/>
-                      <a:ext cx="5760085" cy="2750185"/>
-                    </a:xfrm>
-                    <a:prstGeom prst="rect">
-                      <a:avLst/>
-                    </a:prstGeom>
-                  </pic:spPr>
-                </pic:pic>
-              </a:graphicData>
-            </a:graphic>
-          </wp:inline>
-        </w:drawing>
-      </w:r>
+      </w:pPr>
     </w:p>
     <w:p>
       <w:pPr>
@@ -6435,8 +6459,11 @@
         <w:jc w:val="both"/>
         <w:rPr>
           <w:rFonts w:ascii="Arial" w:hAnsi="Arial" w:cs="Arial"/>
-          <w:sz w:val="24"/>
-          <w:szCs w:val="24"/>
+          <w:b/>
+          <w:noProof/>
+          <w:sz w:val="24"/>
+          <w:szCs w:val="24"/>
+          <w:lang w:eastAsia="pt-BR"/>
         </w:rPr>
       </w:pPr>
     </w:p>
@@ -6446,116 +6473,151 @@
         <w:jc w:val="both"/>
         <w:rPr>
           <w:rFonts w:ascii="Arial" w:hAnsi="Arial" w:cs="Arial"/>
-          <w:sz w:val="24"/>
-          <w:szCs w:val="24"/>
-        </w:rPr>
-      </w:pPr>
-    </w:p>
-    <w:p>
-      <w:pPr>
-        <w:spacing w:after="0" w:line="360" w:lineRule="auto"/>
-        <w:rPr>
-          <w:rFonts w:ascii="Arial" w:hAnsi="Arial" w:cs="Arial"/>
-          <w:b/>
-          <w:sz w:val="24"/>
-          <w:szCs w:val="24"/>
-        </w:rPr>
-      </w:pPr>
-    </w:p>
-    <w:p>
-      <w:pPr>
-        <w:spacing w:after="0" w:line="360" w:lineRule="auto"/>
-        <w:rPr>
-          <w:rFonts w:ascii="Arial" w:hAnsi="Arial" w:cs="Arial"/>
-          <w:b/>
-          <w:sz w:val="24"/>
-          <w:szCs w:val="24"/>
-        </w:rPr>
-      </w:pPr>
-    </w:p>
-    <w:p>
-      <w:pPr>
-        <w:spacing w:after="0" w:line="360" w:lineRule="auto"/>
-        <w:rPr>
-          <w:rFonts w:ascii="Arial" w:hAnsi="Arial" w:cs="Arial"/>
-          <w:b/>
-          <w:sz w:val="24"/>
-          <w:szCs w:val="24"/>
-        </w:rPr>
-      </w:pPr>
-    </w:p>
-    <w:p>
-      <w:pPr>
-        <w:spacing w:after="0" w:line="360" w:lineRule="auto"/>
-        <w:rPr>
-          <w:rFonts w:ascii="Arial" w:hAnsi="Arial" w:cs="Arial"/>
-          <w:b/>
-          <w:sz w:val="24"/>
-          <w:szCs w:val="24"/>
-        </w:rPr>
-      </w:pPr>
-    </w:p>
-    <w:p>
-      <w:pPr>
-        <w:spacing w:after="0" w:line="360" w:lineRule="auto"/>
-        <w:rPr>
-          <w:rFonts w:ascii="Arial" w:hAnsi="Arial" w:cs="Arial"/>
-          <w:b/>
-          <w:sz w:val="24"/>
-          <w:szCs w:val="24"/>
-        </w:rPr>
-      </w:pPr>
-    </w:p>
-    <w:p>
-      <w:pPr>
-        <w:spacing w:after="0" w:line="360" w:lineRule="auto"/>
-        <w:rPr>
-          <w:rFonts w:ascii="Arial" w:hAnsi="Arial" w:cs="Arial"/>
-          <w:b/>
-          <w:sz w:val="24"/>
-          <w:szCs w:val="24"/>
-        </w:rPr>
-      </w:pPr>
-    </w:p>
-    <w:p>
-      <w:pPr>
-        <w:spacing w:after="0" w:line="360" w:lineRule="auto"/>
-        <w:rPr>
-          <w:rFonts w:ascii="Arial" w:hAnsi="Arial" w:cs="Arial"/>
-          <w:b/>
-          <w:sz w:val="24"/>
-          <w:szCs w:val="24"/>
-        </w:rPr>
-      </w:pPr>
-    </w:p>
-    <w:p>
-      <w:pPr>
-        <w:spacing w:after="0" w:line="360" w:lineRule="auto"/>
-        <w:rPr>
-          <w:rFonts w:ascii="Arial" w:hAnsi="Arial" w:cs="Arial"/>
-          <w:b/>
-          <w:sz w:val="24"/>
-          <w:szCs w:val="24"/>
-        </w:rPr>
-      </w:pPr>
-    </w:p>
-    <w:p>
-      <w:pPr>
-        <w:spacing w:after="0" w:line="360" w:lineRule="auto"/>
-        <w:rPr>
-          <w:rFonts w:ascii="Arial" w:hAnsi="Arial" w:cs="Arial"/>
-          <w:b/>
-          <w:sz w:val="24"/>
-          <w:szCs w:val="24"/>
-        </w:rPr>
-      </w:pPr>
-      <w:r>
-        <w:rPr>
-          <w:rFonts w:ascii="Arial" w:hAnsi="Arial" w:cs="Arial"/>
-          <w:b/>
-          <w:sz w:val="24"/>
-          <w:szCs w:val="24"/>
-        </w:rPr>
+          <w:b/>
+          <w:sz w:val="24"/>
+          <w:szCs w:val="24"/>
+        </w:rPr>
+      </w:pPr>
+    </w:p>
+    <w:p>
+      <w:pPr>
+        <w:spacing w:after="0" w:line="360" w:lineRule="auto"/>
+        <w:jc w:val="both"/>
+        <w:rPr>
+          <w:rFonts w:ascii="Arial" w:hAnsi="Arial" w:cs="Arial"/>
+          <w:sz w:val="24"/>
+          <w:szCs w:val="24"/>
+        </w:rPr>
+      </w:pPr>
+    </w:p>
+    <w:p>
+      <w:pPr>
+        <w:spacing w:after="0" w:line="360" w:lineRule="auto"/>
+        <w:jc w:val="both"/>
+        <w:rPr>
+          <w:rFonts w:ascii="Arial" w:hAnsi="Arial" w:cs="Arial"/>
+          <w:sz w:val="24"/>
+          <w:szCs w:val="24"/>
+        </w:rPr>
+      </w:pPr>
+    </w:p>
+    <w:p>
+      <w:pPr>
+        <w:spacing w:after="0" w:line="360" w:lineRule="auto"/>
+        <w:rPr>
+          <w:rFonts w:ascii="Arial" w:hAnsi="Arial" w:cs="Arial"/>
+          <w:b/>
+          <w:sz w:val="24"/>
+          <w:szCs w:val="24"/>
+        </w:rPr>
+      </w:pPr>
+    </w:p>
+    <w:p>
+      <w:pPr>
+        <w:spacing w:after="0" w:line="360" w:lineRule="auto"/>
+        <w:rPr>
+          <w:rFonts w:ascii="Arial" w:hAnsi="Arial" w:cs="Arial"/>
+          <w:b/>
+          <w:sz w:val="24"/>
+          <w:szCs w:val="24"/>
+        </w:rPr>
+      </w:pPr>
+    </w:p>
+    <w:p>
+      <w:pPr>
+        <w:spacing w:after="0" w:line="360" w:lineRule="auto"/>
+        <w:rPr>
+          <w:rFonts w:ascii="Arial" w:hAnsi="Arial" w:cs="Arial"/>
+          <w:b/>
+          <w:sz w:val="24"/>
+          <w:szCs w:val="24"/>
+        </w:rPr>
+      </w:pPr>
+    </w:p>
+    <w:p>
+      <w:pPr>
+        <w:spacing w:after="0" w:line="360" w:lineRule="auto"/>
+        <w:rPr>
+          <w:rFonts w:ascii="Arial" w:hAnsi="Arial" w:cs="Arial"/>
+          <w:b/>
+          <w:sz w:val="24"/>
+          <w:szCs w:val="24"/>
+        </w:rPr>
+      </w:pPr>
+    </w:p>
+    <w:p>
+      <w:pPr>
+        <w:spacing w:after="0" w:line="360" w:lineRule="auto"/>
+        <w:rPr>
+          <w:rFonts w:ascii="Arial" w:hAnsi="Arial" w:cs="Arial"/>
+          <w:b/>
+          <w:sz w:val="24"/>
+          <w:szCs w:val="24"/>
+        </w:rPr>
+      </w:pPr>
+    </w:p>
+    <w:p>
+      <w:pPr>
+        <w:spacing w:after="0" w:line="360" w:lineRule="auto"/>
+        <w:rPr>
+          <w:rFonts w:ascii="Arial" w:hAnsi="Arial" w:cs="Arial"/>
+          <w:b/>
+          <w:sz w:val="24"/>
+          <w:szCs w:val="24"/>
+        </w:rPr>
+      </w:pPr>
+    </w:p>
+    <w:p>
+      <w:pPr>
+        <w:spacing w:after="0" w:line="360" w:lineRule="auto"/>
+        <w:rPr>
+          <w:rFonts w:ascii="Arial" w:hAnsi="Arial" w:cs="Arial"/>
+          <w:b/>
+          <w:sz w:val="24"/>
+          <w:szCs w:val="24"/>
+        </w:rPr>
+      </w:pPr>
+    </w:p>
+    <w:p>
+      <w:pPr>
+        <w:spacing w:after="0" w:line="360" w:lineRule="auto"/>
+        <w:rPr>
+          <w:rFonts w:ascii="Arial" w:hAnsi="Arial" w:cs="Arial"/>
+          <w:b/>
+          <w:sz w:val="24"/>
+          <w:szCs w:val="24"/>
+        </w:rPr>
+      </w:pPr>
+    </w:p>
+    <w:p>
+      <w:pPr>
+        <w:spacing w:after="0" w:line="360" w:lineRule="auto"/>
+        <w:rPr>
+          <w:rFonts w:ascii="Arial" w:hAnsi="Arial" w:cs="Arial"/>
+          <w:b/>
+          <w:sz w:val="24"/>
+          <w:szCs w:val="24"/>
+        </w:rPr>
+      </w:pPr>
+    </w:p>
+    <w:p>
+      <w:pPr>
+        <w:spacing w:after="0" w:line="360" w:lineRule="auto"/>
+        <w:rPr>
+          <w:rFonts w:ascii="Arial" w:hAnsi="Arial" w:cs="Arial"/>
+          <w:b/>
+          <w:sz w:val="24"/>
+          <w:szCs w:val="24"/>
+        </w:rPr>
+      </w:pPr>
+      <w:r>
+        <w:rPr>
+          <w:rFonts w:ascii="Arial" w:hAnsi="Arial" w:cs="Arial"/>
+          <w:b/>
+          <w:sz w:val="24"/>
+          <w:szCs w:val="24"/>
+        </w:rPr>
+        <w:lastRenderedPageBreak/>
         <w:t>Bibliografia</w:t>
       </w:r>
     </w:p>
@@ -6599,7 +6661,7 @@
           <w:szCs w:val="24"/>
         </w:rPr>
       </w:pPr>
-      <w:hyperlink r:id="rId16" w:history="1">
+      <w:hyperlink r:id="rId14" w:history="1">
         <w:r>
           <w:rPr>
             <w:rStyle w:val="Hyperlink"/>
@@ -6651,7 +6713,7 @@
           <w:szCs w:val="24"/>
         </w:rPr>
       </w:pPr>
-      <w:hyperlink r:id="rId17" w:history="1">
+      <w:hyperlink r:id="rId15" w:history="1">
         <w:r>
           <w:rPr>
             <w:rStyle w:val="Hyperlink"/>
@@ -6685,7 +6747,7 @@
           <w:szCs w:val="24"/>
         </w:rPr>
       </w:pPr>
-      <w:hyperlink r:id="rId18" w:history="1">
+      <w:hyperlink r:id="rId16" w:history="1">
         <w:r>
           <w:rPr>
             <w:rStyle w:val="Hyperlink"/>
@@ -6737,7 +6799,7 @@
           <w:szCs w:val="24"/>
         </w:rPr>
       </w:pPr>
-      <w:hyperlink r:id="rId19" w:history="1">
+      <w:hyperlink r:id="rId17" w:history="1">
         <w:r>
           <w:rPr>
             <w:rStyle w:val="Hyperlink"/>
@@ -6771,7 +6833,7 @@
           <w:szCs w:val="24"/>
         </w:rPr>
       </w:pPr>
-      <w:hyperlink r:id="rId20" w:history="1">
+      <w:hyperlink r:id="rId18" w:history="1">
         <w:r>
           <w:rPr>
             <w:rStyle w:val="Hyperlink"/>
@@ -6823,7 +6885,7 @@
           <w:szCs w:val="24"/>
         </w:rPr>
       </w:pPr>
-      <w:hyperlink r:id="rId21" w:history="1">
+      <w:hyperlink r:id="rId19" w:history="1">
         <w:r>
           <w:rPr>
             <w:rStyle w:val="Hyperlink"/>
@@ -6882,7 +6944,7 @@
         </w:rPr>
         <w:tab/>
       </w:r>
-      <w:hyperlink r:id="rId22" w:history="1">
+      <w:hyperlink r:id="rId20" w:history="1">
         <w:r>
           <w:rPr>
             <w:rStyle w:val="Hyperlink"/>
@@ -6932,7 +6994,7 @@
         </w:rPr>
         <w:t xml:space="preserve">Diagrama de Gantt: </w:t>
       </w:r>
-      <w:hyperlink r:id="rId23" w:history="1">
+      <w:hyperlink r:id="rId21" w:history="1">
         <w:r>
           <w:rPr>
             <w:rStyle w:val="Hyperlink"/>
@@ -6987,7 +7049,7 @@
         </w:rPr>
         <w:t xml:space="preserve">: </w:t>
       </w:r>
-      <w:hyperlink r:id="rId24" w:history="1">
+      <w:hyperlink r:id="rId22" w:history="1">
         <w:r>
           <w:rPr>
             <w:rStyle w:val="Hyperlink"/>
@@ -7052,7 +7114,7 @@
         </w:rPr>
         <w:tab/>
       </w:r>
-      <w:hyperlink r:id="rId25" w:history="1">
+      <w:hyperlink r:id="rId23" w:history="1">
         <w:r>
           <w:rPr>
             <w:rStyle w:val="Hyperlink"/>
@@ -12429,7 +12491,7 @@
 </file>
 
 <file path=customXml/itemProps1.xml><?xml version="1.0" encoding="utf-8"?>
-<ds:datastoreItem xmlns:ds="http://schemas.openxmlformats.org/officeDocument/2006/customXml" ds:itemID="{31B1AD20-1BF0-46D0-AA57-F8141CF28867}">
+<ds:datastoreItem xmlns:ds="http://schemas.openxmlformats.org/officeDocument/2006/customXml" ds:itemID="{8D6623F9-54F3-4866-B9AE-7C20F77A63A6}">
   <ds:schemaRefs>
     <ds:schemaRef ds:uri="http://schemas.openxmlformats.org/officeDocument/2006/bibliography"/>
   </ds:schemaRefs>

--- a/Documentacao/Documentacao.docx
+++ b/Documentacao/Documentacao.docx
@@ -5784,8 +5784,6 @@
           <w:szCs w:val="24"/>
         </w:rPr>
       </w:pPr>
-      <w:bookmarkStart w:id="0" w:name="_GoBack"/>
-      <w:bookmarkEnd w:id="0"/>
     </w:p>
     <w:p>
       <w:pPr>
@@ -5971,6 +5969,8 @@
         </w:rPr>
         <w:t>MER</w:t>
       </w:r>
+      <w:bookmarkStart w:id="0" w:name="_GoBack"/>
+      <w:bookmarkEnd w:id="0"/>
     </w:p>
     <w:p>
       <w:pPr>
@@ -6068,6 +6068,215 @@
           <w:szCs w:val="24"/>
         </w:rPr>
         <w:lastRenderedPageBreak/>
+        <w:t>DIAGRAMA DE SEQUÊNCIA</w:t>
+      </w:r>
+    </w:p>
+    <w:p>
+      <w:pPr>
+        <w:spacing w:after="0" w:line="360" w:lineRule="auto"/>
+        <w:rPr>
+          <w:rFonts w:ascii="Arial" w:hAnsi="Arial" w:cs="Arial"/>
+          <w:sz w:val="24"/>
+          <w:szCs w:val="24"/>
+        </w:rPr>
+      </w:pPr>
+      <w:r>
+        <w:rPr>
+          <w:rFonts w:ascii="Arial" w:hAnsi="Arial" w:cs="Arial"/>
+          <w:noProof/>
+          <w:sz w:val="24"/>
+          <w:szCs w:val="24"/>
+          <w:lang w:eastAsia="pt-BR"/>
+        </w:rPr>
+        <w:drawing>
+          <wp:inline distT="0" distB="0" distL="0" distR="0" wp14:anchorId="1BCC38CD" wp14:editId="0873A75E">
+            <wp:extent cx="5760085" cy="5098415"/>
+            <wp:effectExtent l="0" t="0" r="0" b="6985"/>
+            <wp:docPr id="3" name="Imagem 3"/>
+            <wp:cNvGraphicFramePr>
+              <a:graphicFrameLocks xmlns:a="http://schemas.openxmlformats.org/drawingml/2006/main" noChangeAspect="1"/>
+            </wp:cNvGraphicFramePr>
+            <a:graphic xmlns:a="http://schemas.openxmlformats.org/drawingml/2006/main">
+              <a:graphicData uri="http://schemas.openxmlformats.org/drawingml/2006/picture">
+                <pic:pic xmlns:pic="http://schemas.openxmlformats.org/drawingml/2006/picture">
+                  <pic:nvPicPr>
+                    <pic:cNvPr id="3" name="DiagramaDeSequencia.jpg"/>
+                    <pic:cNvPicPr/>
+                  </pic:nvPicPr>
+                  <pic:blipFill>
+                    <a:blip r:embed="rId12">
+                      <a:extLst>
+                        <a:ext uri="{28A0092B-C50C-407E-A947-70E740481C1C}">
+                          <a14:useLocalDpi xmlns:a14="http://schemas.microsoft.com/office/drawing/2010/main" val="0"/>
+                        </a:ext>
+                      </a:extLst>
+                    </a:blip>
+                    <a:stretch>
+                      <a:fillRect/>
+                    </a:stretch>
+                  </pic:blipFill>
+                  <pic:spPr>
+                    <a:xfrm>
+                      <a:off x="0" y="0"/>
+                      <a:ext cx="5760085" cy="5098415"/>
+                    </a:xfrm>
+                    <a:prstGeom prst="rect">
+                      <a:avLst/>
+                    </a:prstGeom>
+                  </pic:spPr>
+                </pic:pic>
+              </a:graphicData>
+            </a:graphic>
+          </wp:inline>
+        </w:drawing>
+      </w:r>
+    </w:p>
+    <w:p>
+      <w:pPr>
+        <w:spacing w:after="0" w:line="360" w:lineRule="auto"/>
+        <w:rPr>
+          <w:rFonts w:ascii="Arial" w:hAnsi="Arial" w:cs="Arial"/>
+          <w:sz w:val="24"/>
+          <w:szCs w:val="24"/>
+        </w:rPr>
+      </w:pPr>
+    </w:p>
+    <w:p>
+      <w:pPr>
+        <w:spacing w:after="0" w:line="360" w:lineRule="auto"/>
+        <w:rPr>
+          <w:rFonts w:ascii="Arial" w:hAnsi="Arial" w:cs="Arial"/>
+          <w:sz w:val="24"/>
+          <w:szCs w:val="24"/>
+        </w:rPr>
+      </w:pPr>
+    </w:p>
+    <w:p>
+      <w:pPr>
+        <w:spacing w:after="0" w:line="360" w:lineRule="auto"/>
+        <w:rPr>
+          <w:rFonts w:ascii="Arial" w:hAnsi="Arial" w:cs="Arial"/>
+          <w:sz w:val="24"/>
+          <w:szCs w:val="24"/>
+        </w:rPr>
+      </w:pPr>
+    </w:p>
+    <w:p>
+      <w:pPr>
+        <w:spacing w:after="0" w:line="360" w:lineRule="auto"/>
+        <w:rPr>
+          <w:rFonts w:ascii="Arial" w:hAnsi="Arial" w:cs="Arial"/>
+          <w:sz w:val="24"/>
+          <w:szCs w:val="24"/>
+        </w:rPr>
+      </w:pPr>
+    </w:p>
+    <w:p>
+      <w:pPr>
+        <w:spacing w:after="0" w:line="360" w:lineRule="auto"/>
+        <w:rPr>
+          <w:rFonts w:ascii="Arial" w:hAnsi="Arial" w:cs="Arial"/>
+          <w:sz w:val="24"/>
+          <w:szCs w:val="24"/>
+        </w:rPr>
+      </w:pPr>
+    </w:p>
+    <w:p>
+      <w:pPr>
+        <w:spacing w:after="0" w:line="360" w:lineRule="auto"/>
+        <w:rPr>
+          <w:rFonts w:ascii="Arial" w:hAnsi="Arial" w:cs="Arial"/>
+          <w:sz w:val="24"/>
+          <w:szCs w:val="24"/>
+        </w:rPr>
+      </w:pPr>
+    </w:p>
+    <w:p>
+      <w:pPr>
+        <w:spacing w:after="0" w:line="360" w:lineRule="auto"/>
+        <w:rPr>
+          <w:rFonts w:ascii="Arial" w:hAnsi="Arial" w:cs="Arial"/>
+          <w:sz w:val="24"/>
+          <w:szCs w:val="24"/>
+        </w:rPr>
+      </w:pPr>
+    </w:p>
+    <w:p>
+      <w:pPr>
+        <w:spacing w:after="0" w:line="360" w:lineRule="auto"/>
+        <w:rPr>
+          <w:rFonts w:ascii="Arial" w:hAnsi="Arial" w:cs="Arial"/>
+          <w:sz w:val="24"/>
+          <w:szCs w:val="24"/>
+        </w:rPr>
+      </w:pPr>
+    </w:p>
+    <w:p>
+      <w:pPr>
+        <w:spacing w:after="0" w:line="360" w:lineRule="auto"/>
+        <w:rPr>
+          <w:rFonts w:ascii="Arial" w:hAnsi="Arial" w:cs="Arial"/>
+          <w:sz w:val="24"/>
+          <w:szCs w:val="24"/>
+        </w:rPr>
+      </w:pPr>
+    </w:p>
+    <w:p>
+      <w:pPr>
+        <w:spacing w:after="0" w:line="360" w:lineRule="auto"/>
+        <w:rPr>
+          <w:rFonts w:ascii="Arial" w:hAnsi="Arial" w:cs="Arial"/>
+          <w:sz w:val="24"/>
+          <w:szCs w:val="24"/>
+        </w:rPr>
+      </w:pPr>
+    </w:p>
+    <w:p>
+      <w:pPr>
+        <w:spacing w:after="0" w:line="360" w:lineRule="auto"/>
+        <w:rPr>
+          <w:rFonts w:ascii="Arial" w:hAnsi="Arial" w:cs="Arial"/>
+          <w:sz w:val="24"/>
+          <w:szCs w:val="24"/>
+        </w:rPr>
+      </w:pPr>
+    </w:p>
+    <w:p>
+      <w:pPr>
+        <w:spacing w:after="0" w:line="360" w:lineRule="auto"/>
+        <w:rPr>
+          <w:rFonts w:ascii="Arial" w:hAnsi="Arial" w:cs="Arial"/>
+          <w:sz w:val="24"/>
+          <w:szCs w:val="24"/>
+        </w:rPr>
+      </w:pPr>
+    </w:p>
+    <w:p>
+      <w:pPr>
+        <w:spacing w:after="0" w:line="360" w:lineRule="auto"/>
+        <w:rPr>
+          <w:rFonts w:ascii="Arial" w:hAnsi="Arial" w:cs="Arial"/>
+          <w:sz w:val="24"/>
+          <w:szCs w:val="24"/>
+        </w:rPr>
+      </w:pPr>
+    </w:p>
+    <w:p>
+      <w:pPr>
+        <w:spacing w:after="0" w:line="360" w:lineRule="auto"/>
+        <w:rPr>
+          <w:rFonts w:ascii="Arial" w:hAnsi="Arial" w:cs="Arial"/>
+          <w:sz w:val="24"/>
+          <w:szCs w:val="24"/>
+        </w:rPr>
+      </w:pPr>
+      <w:r>
+        <w:rPr>
+          <w:rFonts w:ascii="Arial" w:hAnsi="Arial" w:cs="Arial"/>
+          <w:sz w:val="24"/>
+          <w:szCs w:val="24"/>
+        </w:rPr>
+        <w:lastRenderedPageBreak/>
         <w:t>CASO DE USO</w:t>
       </w:r>
     </w:p>
@@ -6104,7 +6313,7 @@
                     <pic:cNvPicPr/>
                   </pic:nvPicPr>
                   <pic:blipFill>
-                    <a:blip r:embed="rId12" cstate="print">
+                    <a:blip r:embed="rId13" cstate="print">
                       <a:extLst>
                         <a:ext uri="{28A0092B-C50C-407E-A947-70E740481C1C}">
                           <a14:useLocalDpi xmlns:a14="http://schemas.microsoft.com/office/drawing/2010/main" val="0"/>
@@ -6192,7 +6401,7 @@
                     <pic:cNvPicPr/>
                   </pic:nvPicPr>
                   <pic:blipFill>
-                    <a:blip r:embed="rId13" cstate="print">
+                    <a:blip r:embed="rId14" cstate="print">
                       <a:extLst>
                         <a:ext uri="{28A0092B-C50C-407E-A947-70E740481C1C}">
                           <a14:useLocalDpi xmlns:a14="http://schemas.microsoft.com/office/drawing/2010/main" val="0"/>
@@ -6661,7 +6870,7 @@
           <w:szCs w:val="24"/>
         </w:rPr>
       </w:pPr>
-      <w:hyperlink r:id="rId14" w:history="1">
+      <w:hyperlink r:id="rId15" w:history="1">
         <w:r>
           <w:rPr>
             <w:rStyle w:val="Hyperlink"/>
@@ -6713,7 +6922,7 @@
           <w:szCs w:val="24"/>
         </w:rPr>
       </w:pPr>
-      <w:hyperlink r:id="rId15" w:history="1">
+      <w:hyperlink r:id="rId16" w:history="1">
         <w:r>
           <w:rPr>
             <w:rStyle w:val="Hyperlink"/>
@@ -6747,7 +6956,7 @@
           <w:szCs w:val="24"/>
         </w:rPr>
       </w:pPr>
-      <w:hyperlink r:id="rId16" w:history="1">
+      <w:hyperlink r:id="rId17" w:history="1">
         <w:r>
           <w:rPr>
             <w:rStyle w:val="Hyperlink"/>
@@ -6799,7 +7008,7 @@
           <w:szCs w:val="24"/>
         </w:rPr>
       </w:pPr>
-      <w:hyperlink r:id="rId17" w:history="1">
+      <w:hyperlink r:id="rId18" w:history="1">
         <w:r>
           <w:rPr>
             <w:rStyle w:val="Hyperlink"/>
@@ -6833,7 +7042,7 @@
           <w:szCs w:val="24"/>
         </w:rPr>
       </w:pPr>
-      <w:hyperlink r:id="rId18" w:history="1">
+      <w:hyperlink r:id="rId19" w:history="1">
         <w:r>
           <w:rPr>
             <w:rStyle w:val="Hyperlink"/>
@@ -6885,7 +7094,7 @@
           <w:szCs w:val="24"/>
         </w:rPr>
       </w:pPr>
-      <w:hyperlink r:id="rId19" w:history="1">
+      <w:hyperlink r:id="rId20" w:history="1">
         <w:r>
           <w:rPr>
             <w:rStyle w:val="Hyperlink"/>
@@ -6944,7 +7153,7 @@
         </w:rPr>
         <w:tab/>
       </w:r>
-      <w:hyperlink r:id="rId20" w:history="1">
+      <w:hyperlink r:id="rId21" w:history="1">
         <w:r>
           <w:rPr>
             <w:rStyle w:val="Hyperlink"/>
@@ -6994,7 +7203,7 @@
         </w:rPr>
         <w:t xml:space="preserve">Diagrama de Gantt: </w:t>
       </w:r>
-      <w:hyperlink r:id="rId21" w:history="1">
+      <w:hyperlink r:id="rId22" w:history="1">
         <w:r>
           <w:rPr>
             <w:rStyle w:val="Hyperlink"/>
@@ -7049,7 +7258,7 @@
         </w:rPr>
         <w:t xml:space="preserve">: </w:t>
       </w:r>
-      <w:hyperlink r:id="rId22" w:history="1">
+      <w:hyperlink r:id="rId23" w:history="1">
         <w:r>
           <w:rPr>
             <w:rStyle w:val="Hyperlink"/>
@@ -7114,7 +7323,7 @@
         </w:rPr>
         <w:tab/>
       </w:r>
-      <w:hyperlink r:id="rId23" w:history="1">
+      <w:hyperlink r:id="rId24" w:history="1">
         <w:r>
           <w:rPr>
             <w:rStyle w:val="Hyperlink"/>
@@ -12491,7 +12700,7 @@
 </file>
 
 <file path=customXml/itemProps1.xml><?xml version="1.0" encoding="utf-8"?>
-<ds:datastoreItem xmlns:ds="http://schemas.openxmlformats.org/officeDocument/2006/customXml" ds:itemID="{8D6623F9-54F3-4866-B9AE-7C20F77A63A6}">
+<ds:datastoreItem xmlns:ds="http://schemas.openxmlformats.org/officeDocument/2006/customXml" ds:itemID="{1278D1EB-4CE8-4CC7-9013-FFD62297FAF7}">
   <ds:schemaRefs>
     <ds:schemaRef ds:uri="http://schemas.openxmlformats.org/officeDocument/2006/bibliography"/>
   </ds:schemaRefs>

--- a/Documentacao/Documentacao.docx
+++ b/Documentacao/Documentacao.docx
@@ -5898,12 +5898,11 @@
           <w:szCs w:val="24"/>
           <w:lang w:eastAsia="pt-BR"/>
         </w:rPr>
-        <w:lastRenderedPageBreak/>
         <w:drawing>
-          <wp:inline distT="0" distB="0" distL="0" distR="0" wp14:anchorId="3FB65342" wp14:editId="039A0047">
-            <wp:extent cx="4049346" cy="3429735"/>
-            <wp:effectExtent l="0" t="0" r="8890" b="0"/>
-            <wp:docPr id="5" name="Imagem 5"/>
+          <wp:inline distT="0" distB="0" distL="0" distR="0" wp14:anchorId="0F99CCBC" wp14:editId="62173AE4">
+            <wp:extent cx="5760085" cy="1136015"/>
+            <wp:effectExtent l="0" t="0" r="0" b="6985"/>
+            <wp:docPr id="4" name="Imagem 4"/>
             <wp:cNvGraphicFramePr>
               <a:graphicFrameLocks xmlns:a="http://schemas.openxmlformats.org/drawingml/2006/main" noChangeAspect="1"/>
             </wp:cNvGraphicFramePr>
@@ -5911,7 +5910,7 @@
               <a:graphicData uri="http://schemas.openxmlformats.org/drawingml/2006/picture">
                 <pic:pic xmlns:pic="http://schemas.openxmlformats.org/drawingml/2006/picture">
                   <pic:nvPicPr>
-                    <pic:cNvPr id="5" name="DER-TCC.jpeg"/>
+                    <pic:cNvPr id="4" name="ERD.jpg"/>
                     <pic:cNvPicPr/>
                   </pic:nvPicPr>
                   <pic:blipFill>
@@ -5929,7 +5928,7 @@
                   <pic:spPr>
                     <a:xfrm>
                       <a:off x="0" y="0"/>
-                      <a:ext cx="4065147" cy="3443118"/>
+                      <a:ext cx="5760085" cy="1136015"/>
                     </a:xfrm>
                     <a:prstGeom prst="rect">
                       <a:avLst/>
@@ -5961,16 +5960,57 @@
           <w:szCs w:val="24"/>
         </w:rPr>
       </w:pPr>
-      <w:r>
-        <w:rPr>
-          <w:rFonts w:ascii="Arial" w:hAnsi="Arial" w:cs="Arial"/>
-          <w:sz w:val="24"/>
-          <w:szCs w:val="24"/>
-        </w:rPr>
-        <w:t>MER</w:t>
-      </w:r>
+    </w:p>
+    <w:p>
+      <w:pPr>
+        <w:spacing w:after="0" w:line="360" w:lineRule="auto"/>
+        <w:rPr>
+          <w:rFonts w:ascii="Arial" w:hAnsi="Arial" w:cs="Arial"/>
+          <w:sz w:val="24"/>
+          <w:szCs w:val="24"/>
+        </w:rPr>
+      </w:pPr>
+    </w:p>
+    <w:p>
+      <w:pPr>
+        <w:spacing w:after="0" w:line="360" w:lineRule="auto"/>
+        <w:rPr>
+          <w:rFonts w:ascii="Arial" w:hAnsi="Arial" w:cs="Arial"/>
+          <w:sz w:val="24"/>
+          <w:szCs w:val="24"/>
+        </w:rPr>
+      </w:pPr>
+    </w:p>
+    <w:p>
+      <w:pPr>
+        <w:spacing w:after="0" w:line="360" w:lineRule="auto"/>
+        <w:rPr>
+          <w:rFonts w:ascii="Arial" w:hAnsi="Arial" w:cs="Arial"/>
+          <w:sz w:val="24"/>
+          <w:szCs w:val="24"/>
+        </w:rPr>
+      </w:pPr>
+    </w:p>
+    <w:p>
+      <w:pPr>
+        <w:spacing w:after="0" w:line="360" w:lineRule="auto"/>
+        <w:rPr>
+          <w:rFonts w:ascii="Arial" w:hAnsi="Arial" w:cs="Arial"/>
+          <w:sz w:val="24"/>
+          <w:szCs w:val="24"/>
+        </w:rPr>
+      </w:pPr>
       <w:bookmarkStart w:id="0" w:name="_GoBack"/>
       <w:bookmarkEnd w:id="0"/>
+      <w:r>
+        <w:rPr>
+          <w:rFonts w:ascii="Arial" w:hAnsi="Arial" w:cs="Arial"/>
+          <w:sz w:val="24"/>
+          <w:szCs w:val="24"/>
+        </w:rPr>
+        <w:lastRenderedPageBreak/>
+        <w:t>MER</w:t>
+      </w:r>
     </w:p>
     <w:p>
       <w:pPr>
@@ -5990,10 +6030,10 @@
           <w:lang w:eastAsia="pt-BR"/>
         </w:rPr>
         <w:drawing>
-          <wp:inline distT="0" distB="0" distL="0" distR="0" wp14:anchorId="67CE5B31" wp14:editId="3DDCE975">
-            <wp:extent cx="1152525" cy="4295775"/>
-            <wp:effectExtent l="0" t="0" r="9525" b="9525"/>
-            <wp:docPr id="6" name="Imagem 6"/>
+          <wp:inline distT="0" distB="0" distL="0" distR="0" wp14:anchorId="451C36C7" wp14:editId="60466870">
+            <wp:extent cx="5760085" cy="1310640"/>
+            <wp:effectExtent l="0" t="0" r="0" b="3810"/>
+            <wp:docPr id="7" name="Imagem 7"/>
             <wp:cNvGraphicFramePr>
               <a:graphicFrameLocks xmlns:a="http://schemas.openxmlformats.org/drawingml/2006/main" noChangeAspect="1"/>
             </wp:cNvGraphicFramePr>
@@ -6001,7 +6041,7 @@
               <a:graphicData uri="http://schemas.openxmlformats.org/drawingml/2006/picture">
                 <pic:pic xmlns:pic="http://schemas.openxmlformats.org/drawingml/2006/picture">
                   <pic:nvPicPr>
-                    <pic:cNvPr id="6" name="MER-TCC.jpg"/>
+                    <pic:cNvPr id="7" name="MER.jpg"/>
                     <pic:cNvPicPr/>
                   </pic:nvPicPr>
                   <pic:blipFill>
@@ -6019,7 +6059,7 @@
                   <pic:spPr>
                     <a:xfrm>
                       <a:off x="0" y="0"/>
-                      <a:ext cx="1152525" cy="4295775"/>
+                      <a:ext cx="5760085" cy="1310640"/>
                     </a:xfrm>
                     <a:prstGeom prst="rect">
                       <a:avLst/>
@@ -6067,7 +6107,6 @@
           <w:sz w:val="24"/>
           <w:szCs w:val="24"/>
         </w:rPr>
-        <w:lastRenderedPageBreak/>
         <w:t>DIAGRAMA DE SEQUÊNCIA</w:t>
       </w:r>
     </w:p>
@@ -6276,7 +6315,6 @@
           <w:sz w:val="24"/>
           <w:szCs w:val="24"/>
         </w:rPr>
-        <w:lastRenderedPageBreak/>
         <w:t>CASO DE USO</w:t>
       </w:r>
     </w:p>
@@ -6385,6 +6423,7 @@
           <w:szCs w:val="24"/>
           <w:lang w:eastAsia="pt-BR"/>
         </w:rPr>
+        <w:lastRenderedPageBreak/>
         <w:drawing>
           <wp:inline distT="0" distB="0" distL="0" distR="0" wp14:anchorId="5E535A85" wp14:editId="1CF6D136">
             <wp:extent cx="4857750" cy="3520542"/>
@@ -6826,7 +6865,6 @@
           <w:sz w:val="24"/>
           <w:szCs w:val="24"/>
         </w:rPr>
-        <w:lastRenderedPageBreak/>
         <w:t>Bibliografia</w:t>
       </w:r>
     </w:p>
@@ -7201,6 +7239,7 @@
           <w:sz w:val="24"/>
           <w:szCs w:val="24"/>
         </w:rPr>
+        <w:lastRenderedPageBreak/>
         <w:t xml:space="preserve">Diagrama de Gantt: </w:t>
       </w:r>
       <w:hyperlink r:id="rId22" w:history="1">
@@ -12700,7 +12739,7 @@
 </file>
 
 <file path=customXml/itemProps1.xml><?xml version="1.0" encoding="utf-8"?>
-<ds:datastoreItem xmlns:ds="http://schemas.openxmlformats.org/officeDocument/2006/customXml" ds:itemID="{1278D1EB-4CE8-4CC7-9013-FFD62297FAF7}">
+<ds:datastoreItem xmlns:ds="http://schemas.openxmlformats.org/officeDocument/2006/customXml" ds:itemID="{BC61F8E0-3AD7-4E3E-9609-478F3738EE68}">
   <ds:schemaRefs>
     <ds:schemaRef ds:uri="http://schemas.openxmlformats.org/officeDocument/2006/bibliography"/>
   </ds:schemaRefs>

--- a/Documentacao/Documentacao.docx
+++ b/Documentacao/Documentacao.docx
@@ -1016,31 +1016,7 @@
           <w:sz w:val="24"/>
           <w:szCs w:val="24"/>
         </w:rPr>
-        <w:t>O presente trabalho de conclusão de curso, propõe uma análise sobre as dificuldades enfrentadas pelos professores da ETEC Professor Camargo Aranha ao tentarem dar aula para com Transtorno do Espectro Autista, verbais e com foco primeiramente no nível 1. No âmbito de uma pesquisa qualitativa, foi investigado e concretizado, por meio de entrevistas individuais com os mesmos, quais eram os principais entraves, sendo eles: a criação de materiais adaptados, garantir o entendimento desses alunos sobre a matéria, lidar com certas situações em sala de aula e aplicar avaliações para eles. A partir desses problemas, o TEA Learn foi criad</w:t>
-      </w:r>
-      <w:r>
-        <w:rPr>
-          <w:rFonts w:ascii="Arial" w:hAnsi="Arial" w:cs="Arial"/>
-          <w:sz w:val="24"/>
-          <w:szCs w:val="24"/>
-        </w:rPr>
-        <w:t>o</w:t>
-      </w:r>
-      <w:r>
-        <w:rPr>
-          <w:rFonts w:ascii="Arial" w:hAnsi="Arial" w:cs="Arial"/>
-          <w:sz w:val="24"/>
-          <w:szCs w:val="24"/>
-        </w:rPr>
-        <w:t xml:space="preserve"> com o objetivo de tentar amenizar esses entraves e ajudar esses lecionadores</w:t>
-      </w:r>
-      <w:r>
-        <w:rPr>
-          <w:rFonts w:ascii="Arial" w:hAnsi="Arial" w:cs="Arial"/>
-          <w:sz w:val="24"/>
-          <w:szCs w:val="24"/>
-        </w:rPr>
-        <w:t xml:space="preserve"> utilizando a IA aplicado a isso.</w:t>
+        <w:t>Este trabalho de conclusão de curso propõe uma análise das dificuldades enfrentadas pelos professores da ETEC Professor Camargo Aranha ao lecionar para alunos verbais com Transtorno do Espectro Autista (TEA) de Nível 1. Por meio de uma abordagem de pesquisa qualitativa, os principais obstáculos foram investigados utilizando entrevistas individuais e registros fornecidos pelo corpo docente. Como resultado, foram identificados os seguintes gargalos: a dificuldade em criar materiais didáticos adaptados e genuinamente inclusivos, além de garantir a compreensão do conteúdo por parte desses alunos. Em resposta a esses desafios, o TEA Learn foi desenvolvido com o objetivo de mitigar essas barreiras e auxiliar os educadores por meio da aplicação da Inteligência Artificial.</w:t>
       </w:r>
     </w:p>
     <w:p>
@@ -1159,9 +1135,353 @@
           <w:rFonts w:ascii="Arial" w:hAnsi="Arial" w:cs="Arial"/>
           <w:sz w:val="24"/>
           <w:szCs w:val="24"/>
+        </w:rPr>
+      </w:pPr>
+    </w:p>
+    <w:p>
+      <w:pPr>
+        <w:spacing w:after="0" w:line="360" w:lineRule="auto"/>
+        <w:jc w:val="center"/>
+        <w:rPr>
+          <w:rFonts w:ascii="Arial" w:hAnsi="Arial" w:cs="Arial"/>
+          <w:sz w:val="24"/>
+          <w:szCs w:val="24"/>
+        </w:rPr>
+      </w:pPr>
+    </w:p>
+    <w:p>
+      <w:pPr>
+        <w:spacing w:after="0" w:line="360" w:lineRule="auto"/>
+        <w:jc w:val="center"/>
+        <w:rPr>
+          <w:rFonts w:ascii="Arial" w:hAnsi="Arial" w:cs="Arial"/>
+          <w:sz w:val="24"/>
+          <w:szCs w:val="24"/>
+        </w:rPr>
+      </w:pPr>
+    </w:p>
+    <w:p>
+      <w:pPr>
+        <w:spacing w:after="0" w:line="360" w:lineRule="auto"/>
+        <w:jc w:val="center"/>
+        <w:rPr>
+          <w:rFonts w:ascii="Arial" w:hAnsi="Arial" w:cs="Arial"/>
+          <w:sz w:val="24"/>
+          <w:szCs w:val="24"/>
+        </w:rPr>
+      </w:pPr>
+    </w:p>
+    <w:p>
+      <w:pPr>
+        <w:spacing w:after="0" w:line="360" w:lineRule="auto"/>
+        <w:jc w:val="center"/>
+        <w:rPr>
+          <w:rFonts w:ascii="Arial" w:hAnsi="Arial" w:cs="Arial"/>
+          <w:sz w:val="24"/>
+          <w:szCs w:val="24"/>
+        </w:rPr>
+      </w:pPr>
+    </w:p>
+    <w:p>
+      <w:pPr>
+        <w:spacing w:after="0" w:line="360" w:lineRule="auto"/>
+        <w:jc w:val="center"/>
+        <w:rPr>
+          <w:rFonts w:ascii="Arial" w:hAnsi="Arial" w:cs="Arial"/>
+          <w:sz w:val="24"/>
+          <w:szCs w:val="24"/>
+        </w:rPr>
+      </w:pPr>
+    </w:p>
+    <w:p>
+      <w:pPr>
+        <w:spacing w:after="0" w:line="360" w:lineRule="auto"/>
+        <w:jc w:val="center"/>
+        <w:rPr>
+          <w:rFonts w:ascii="Arial" w:hAnsi="Arial" w:cs="Arial"/>
+          <w:sz w:val="24"/>
+          <w:szCs w:val="24"/>
+        </w:rPr>
+      </w:pPr>
+    </w:p>
+    <w:p>
+      <w:pPr>
+        <w:spacing w:after="0" w:line="360" w:lineRule="auto"/>
+        <w:jc w:val="center"/>
+        <w:rPr>
+          <w:rFonts w:ascii="Arial" w:hAnsi="Arial" w:cs="Arial"/>
+          <w:sz w:val="24"/>
+          <w:szCs w:val="24"/>
+        </w:rPr>
+      </w:pPr>
+    </w:p>
+    <w:p>
+      <w:pPr>
+        <w:spacing w:after="0" w:line="360" w:lineRule="auto"/>
+        <w:jc w:val="center"/>
+        <w:rPr>
+          <w:rFonts w:ascii="Arial" w:hAnsi="Arial" w:cs="Arial"/>
+          <w:sz w:val="24"/>
+          <w:szCs w:val="24"/>
+        </w:rPr>
+      </w:pPr>
+    </w:p>
+    <w:p>
+      <w:pPr>
+        <w:spacing w:after="0" w:line="360" w:lineRule="auto"/>
+        <w:jc w:val="center"/>
+        <w:rPr>
+          <w:rFonts w:ascii="Arial" w:hAnsi="Arial" w:cs="Arial"/>
+          <w:sz w:val="24"/>
+          <w:szCs w:val="24"/>
+        </w:rPr>
+      </w:pPr>
+    </w:p>
+    <w:p>
+      <w:pPr>
+        <w:spacing w:after="0" w:line="360" w:lineRule="auto"/>
+        <w:jc w:val="center"/>
+        <w:rPr>
+          <w:rFonts w:ascii="Arial" w:hAnsi="Arial" w:cs="Arial"/>
+          <w:sz w:val="24"/>
+          <w:szCs w:val="24"/>
+        </w:rPr>
+      </w:pPr>
+    </w:p>
+    <w:p>
+      <w:pPr>
+        <w:spacing w:after="0" w:line="360" w:lineRule="auto"/>
+        <w:jc w:val="center"/>
+        <w:rPr>
+          <w:rFonts w:ascii="Arial" w:hAnsi="Arial" w:cs="Arial"/>
+          <w:sz w:val="24"/>
+          <w:szCs w:val="24"/>
+        </w:rPr>
+      </w:pPr>
+    </w:p>
+    <w:p>
+      <w:pPr>
+        <w:spacing w:after="0" w:line="360" w:lineRule="auto"/>
+        <w:jc w:val="center"/>
+        <w:rPr>
+          <w:rFonts w:ascii="Arial" w:hAnsi="Arial" w:cs="Arial"/>
+          <w:sz w:val="24"/>
+          <w:szCs w:val="24"/>
+        </w:rPr>
+      </w:pPr>
+    </w:p>
+    <w:p>
+      <w:pPr>
+        <w:spacing w:after="0" w:line="360" w:lineRule="auto"/>
+        <w:jc w:val="center"/>
+        <w:rPr>
+          <w:rFonts w:ascii="Arial" w:hAnsi="Arial" w:cs="Arial"/>
+          <w:sz w:val="24"/>
+          <w:szCs w:val="24"/>
+        </w:rPr>
+      </w:pPr>
+    </w:p>
+    <w:p>
+      <w:pPr>
+        <w:spacing w:after="0" w:line="360" w:lineRule="auto"/>
+        <w:jc w:val="center"/>
+        <w:rPr>
+          <w:rFonts w:ascii="Arial" w:hAnsi="Arial" w:cs="Arial"/>
+          <w:sz w:val="24"/>
+          <w:szCs w:val="24"/>
+        </w:rPr>
+      </w:pPr>
+    </w:p>
+    <w:p>
+      <w:pPr>
+        <w:spacing w:after="0" w:line="360" w:lineRule="auto"/>
+        <w:jc w:val="center"/>
+        <w:rPr>
+          <w:rFonts w:ascii="Arial" w:hAnsi="Arial" w:cs="Arial"/>
+          <w:sz w:val="24"/>
+          <w:szCs w:val="24"/>
+        </w:rPr>
+      </w:pPr>
+    </w:p>
+    <w:p>
+      <w:pPr>
+        <w:spacing w:after="0" w:line="360" w:lineRule="auto"/>
+        <w:jc w:val="center"/>
+        <w:rPr>
+          <w:rFonts w:ascii="Arial" w:hAnsi="Arial" w:cs="Arial"/>
+          <w:sz w:val="24"/>
+          <w:szCs w:val="24"/>
+        </w:rPr>
+      </w:pPr>
+    </w:p>
+    <w:p>
+      <w:pPr>
+        <w:spacing w:after="0" w:line="360" w:lineRule="auto"/>
+        <w:jc w:val="center"/>
+        <w:rPr>
+          <w:rFonts w:ascii="Arial" w:hAnsi="Arial" w:cs="Arial"/>
+          <w:sz w:val="24"/>
+          <w:szCs w:val="24"/>
+        </w:rPr>
+      </w:pPr>
+    </w:p>
+    <w:p>
+      <w:pPr>
+        <w:spacing w:after="0" w:line="360" w:lineRule="auto"/>
+        <w:jc w:val="center"/>
+        <w:rPr>
+          <w:rFonts w:ascii="Arial" w:hAnsi="Arial" w:cs="Arial"/>
+          <w:sz w:val="24"/>
+          <w:szCs w:val="24"/>
+        </w:rPr>
+      </w:pPr>
+    </w:p>
+    <w:p>
+      <w:pPr>
+        <w:spacing w:after="0" w:line="360" w:lineRule="auto"/>
+        <w:jc w:val="center"/>
+        <w:rPr>
+          <w:rFonts w:ascii="Arial" w:hAnsi="Arial" w:cs="Arial"/>
+          <w:sz w:val="24"/>
+          <w:szCs w:val="24"/>
+        </w:rPr>
+      </w:pPr>
+    </w:p>
+    <w:p>
+      <w:pPr>
+        <w:spacing w:after="0" w:line="360" w:lineRule="auto"/>
+        <w:jc w:val="center"/>
+        <w:rPr>
+          <w:rFonts w:ascii="Arial" w:hAnsi="Arial" w:cs="Arial"/>
+          <w:sz w:val="24"/>
+          <w:szCs w:val="24"/>
+        </w:rPr>
+      </w:pPr>
+    </w:p>
+    <w:p>
+      <w:pPr>
+        <w:spacing w:after="0" w:line="360" w:lineRule="auto"/>
+        <w:jc w:val="center"/>
+        <w:rPr>
+          <w:rFonts w:ascii="Arial" w:hAnsi="Arial" w:cs="Arial"/>
+          <w:sz w:val="24"/>
+          <w:szCs w:val="24"/>
+        </w:rPr>
+      </w:pPr>
+    </w:p>
+    <w:p>
+      <w:pPr>
+        <w:spacing w:after="0" w:line="360" w:lineRule="auto"/>
+        <w:jc w:val="center"/>
+        <w:rPr>
+          <w:rFonts w:ascii="Arial" w:hAnsi="Arial" w:cs="Arial"/>
+          <w:sz w:val="24"/>
+          <w:szCs w:val="24"/>
+        </w:rPr>
+      </w:pPr>
+    </w:p>
+    <w:p>
+      <w:pPr>
+        <w:spacing w:after="0" w:line="360" w:lineRule="auto"/>
+        <w:jc w:val="center"/>
+        <w:rPr>
+          <w:rFonts w:ascii="Arial" w:hAnsi="Arial" w:cs="Arial"/>
+          <w:sz w:val="24"/>
+          <w:szCs w:val="24"/>
+        </w:rPr>
+      </w:pPr>
+    </w:p>
+    <w:p>
+      <w:pPr>
+        <w:spacing w:after="0" w:line="360" w:lineRule="auto"/>
+        <w:jc w:val="center"/>
+        <w:rPr>
+          <w:rFonts w:ascii="Arial" w:hAnsi="Arial" w:cs="Arial"/>
+          <w:sz w:val="24"/>
+          <w:szCs w:val="24"/>
+        </w:rPr>
+      </w:pPr>
+    </w:p>
+    <w:p>
+      <w:pPr>
+        <w:spacing w:after="0" w:line="360" w:lineRule="auto"/>
+        <w:rPr>
+          <w:rFonts w:ascii="Arial" w:hAnsi="Arial" w:cs="Arial"/>
+          <w:b/>
+          <w:sz w:val="24"/>
+          <w:szCs w:val="24"/>
           <w:lang w:val="en-US"/>
         </w:rPr>
       </w:pPr>
+      <w:r>
+        <w:rPr>
+          <w:rFonts w:ascii="Arial" w:hAnsi="Arial" w:cs="Arial"/>
+          <w:b/>
+          <w:sz w:val="24"/>
+          <w:szCs w:val="24"/>
+          <w:lang w:val="en-US"/>
+        </w:rPr>
+        <w:t>Abstract</w:t>
+      </w:r>
+    </w:p>
+    <w:p>
+      <w:pPr>
+        <w:spacing w:after="0" w:line="360" w:lineRule="auto"/>
+        <w:jc w:val="both"/>
+        <w:rPr>
+          <w:rFonts w:ascii="Arial" w:hAnsi="Arial" w:cs="Arial"/>
+          <w:sz w:val="24"/>
+          <w:szCs w:val="24"/>
+          <w:lang w:val="en-US"/>
+        </w:rPr>
+      </w:pPr>
+      <w:r>
+        <w:rPr>
+          <w:rFonts w:ascii="Arial" w:hAnsi="Arial" w:cs="Arial"/>
+          <w:sz w:val="24"/>
+          <w:szCs w:val="24"/>
+          <w:lang w:val="en-US"/>
+        </w:rPr>
+        <w:t>This undergraduate thesis proposes an analysis of the difficulties faced by teachers at ETEC Professor Camargo Aranha when teaching verbal students with Level 1 Autism Spectrum Disorder (ASD). Through a qualitative research approach, the main obstacles were investigated using individual interviews and records provided by the faculty. As a result, the following bottlenecks were identified: the difficulty in creating adapted and genuinely inclusive learning materials, alongside ensuring these students' comprehension of the content. In response to these challenges, TEA Learn was developed with the objective of mitigating these barriers and assisting educators through the application of Artificial Intelligence.</w:t>
+      </w:r>
+    </w:p>
+    <w:p>
+      <w:pPr>
+        <w:spacing w:after="0" w:line="360" w:lineRule="auto"/>
+        <w:rPr>
+          <w:rFonts w:ascii="Arial" w:hAnsi="Arial" w:cs="Arial"/>
+          <w:sz w:val="24"/>
+          <w:szCs w:val="24"/>
+        </w:rPr>
+      </w:pPr>
+      <w:r>
+        <w:rPr>
+          <w:rFonts w:ascii="Arial" w:hAnsi="Arial" w:cs="Arial"/>
+          <w:b/>
+          <w:bCs/>
+          <w:sz w:val="24"/>
+          <w:szCs w:val="24"/>
+          <w:lang w:val="en-US"/>
+        </w:rPr>
+        <w:t>Keywords</w:t>
+      </w:r>
+      <w:r>
+        <w:rPr>
+          <w:rFonts w:ascii="Arial" w:hAnsi="Arial" w:cs="Arial"/>
+          <w:sz w:val="24"/>
+          <w:szCs w:val="24"/>
+          <w:lang w:val="en-US"/>
+        </w:rPr>
+        <w:t xml:space="preserve">: Adapted materials. Artificial Intelligence. </w:t>
+      </w:r>
+      <w:r>
+        <w:rPr>
+          <w:rFonts w:ascii="Arial" w:hAnsi="Arial" w:cs="Arial"/>
+          <w:sz w:val="24"/>
+          <w:szCs w:val="24"/>
+        </w:rPr>
+        <w:t>Inclusion.</w:t>
+      </w:r>
     </w:p>
     <w:p>
       <w:pPr>
@@ -1171,7 +1491,6 @@
           <w:rFonts w:ascii="Arial" w:hAnsi="Arial" w:cs="Arial"/>
           <w:sz w:val="24"/>
           <w:szCs w:val="24"/>
-          <w:lang w:val="en-US"/>
         </w:rPr>
       </w:pPr>
     </w:p>
@@ -1183,7 +1502,6 @@
           <w:rFonts w:ascii="Arial" w:hAnsi="Arial" w:cs="Arial"/>
           <w:sz w:val="24"/>
           <w:szCs w:val="24"/>
-          <w:lang w:val="en-US"/>
         </w:rPr>
       </w:pPr>
     </w:p>
@@ -1195,7 +1513,6 @@
           <w:rFonts w:ascii="Arial" w:hAnsi="Arial" w:cs="Arial"/>
           <w:sz w:val="24"/>
           <w:szCs w:val="24"/>
-          <w:lang w:val="en-US"/>
         </w:rPr>
       </w:pPr>
     </w:p>
@@ -1207,7 +1524,6 @@
           <w:rFonts w:ascii="Arial" w:hAnsi="Arial" w:cs="Arial"/>
           <w:sz w:val="24"/>
           <w:szCs w:val="24"/>
-          <w:lang w:val="en-US"/>
         </w:rPr>
       </w:pPr>
     </w:p>
@@ -1219,7 +1535,6 @@
           <w:rFonts w:ascii="Arial" w:hAnsi="Arial" w:cs="Arial"/>
           <w:sz w:val="24"/>
           <w:szCs w:val="24"/>
-          <w:lang w:val="en-US"/>
         </w:rPr>
       </w:pPr>
     </w:p>
@@ -1231,7 +1546,6 @@
           <w:rFonts w:ascii="Arial" w:hAnsi="Arial" w:cs="Arial"/>
           <w:sz w:val="24"/>
           <w:szCs w:val="24"/>
-          <w:lang w:val="en-US"/>
         </w:rPr>
       </w:pPr>
     </w:p>
@@ -1243,7 +1557,6 @@
           <w:rFonts w:ascii="Arial" w:hAnsi="Arial" w:cs="Arial"/>
           <w:sz w:val="24"/>
           <w:szCs w:val="24"/>
-          <w:lang w:val="en-US"/>
         </w:rPr>
       </w:pPr>
     </w:p>
@@ -1255,7 +1568,6 @@
           <w:rFonts w:ascii="Arial" w:hAnsi="Arial" w:cs="Arial"/>
           <w:sz w:val="24"/>
           <w:szCs w:val="24"/>
-          <w:lang w:val="en-US"/>
         </w:rPr>
       </w:pPr>
     </w:p>
@@ -1267,7 +1579,6 @@
           <w:rFonts w:ascii="Arial" w:hAnsi="Arial" w:cs="Arial"/>
           <w:sz w:val="24"/>
           <w:szCs w:val="24"/>
-          <w:lang w:val="en-US"/>
         </w:rPr>
       </w:pPr>
     </w:p>
@@ -1279,7 +1590,6 @@
           <w:rFonts w:ascii="Arial" w:hAnsi="Arial" w:cs="Arial"/>
           <w:sz w:val="24"/>
           <w:szCs w:val="24"/>
-          <w:lang w:val="en-US"/>
         </w:rPr>
       </w:pPr>
     </w:p>
@@ -1291,7 +1601,6 @@
           <w:rFonts w:ascii="Arial" w:hAnsi="Arial" w:cs="Arial"/>
           <w:sz w:val="24"/>
           <w:szCs w:val="24"/>
-          <w:lang w:val="en-US"/>
         </w:rPr>
       </w:pPr>
     </w:p>
@@ -1303,7 +1612,6 @@
           <w:rFonts w:ascii="Arial" w:hAnsi="Arial" w:cs="Arial"/>
           <w:sz w:val="24"/>
           <w:szCs w:val="24"/>
-          <w:lang w:val="en-US"/>
         </w:rPr>
       </w:pPr>
     </w:p>
@@ -1315,7 +1623,6 @@
           <w:rFonts w:ascii="Arial" w:hAnsi="Arial" w:cs="Arial"/>
           <w:sz w:val="24"/>
           <w:szCs w:val="24"/>
-          <w:lang w:val="en-US"/>
         </w:rPr>
       </w:pPr>
     </w:p>
@@ -1327,7 +1634,6 @@
           <w:rFonts w:ascii="Arial" w:hAnsi="Arial" w:cs="Arial"/>
           <w:sz w:val="24"/>
           <w:szCs w:val="24"/>
-          <w:lang w:val="en-US"/>
         </w:rPr>
       </w:pPr>
     </w:p>
@@ -1339,7 +1645,6 @@
           <w:rFonts w:ascii="Arial" w:hAnsi="Arial" w:cs="Arial"/>
           <w:sz w:val="24"/>
           <w:szCs w:val="24"/>
-          <w:lang w:val="en-US"/>
         </w:rPr>
       </w:pPr>
     </w:p>
@@ -1351,7 +1656,6 @@
           <w:rFonts w:ascii="Arial" w:hAnsi="Arial" w:cs="Arial"/>
           <w:sz w:val="24"/>
           <w:szCs w:val="24"/>
-          <w:lang w:val="en-US"/>
         </w:rPr>
       </w:pPr>
     </w:p>
@@ -1363,7 +1667,6 @@
           <w:rFonts w:ascii="Arial" w:hAnsi="Arial" w:cs="Arial"/>
           <w:sz w:val="24"/>
           <w:szCs w:val="24"/>
-          <w:lang w:val="en-US"/>
         </w:rPr>
       </w:pPr>
     </w:p>
@@ -1375,7 +1678,6 @@
           <w:rFonts w:ascii="Arial" w:hAnsi="Arial" w:cs="Arial"/>
           <w:sz w:val="24"/>
           <w:szCs w:val="24"/>
-          <w:lang w:val="en-US"/>
         </w:rPr>
       </w:pPr>
     </w:p>
@@ -1387,7 +1689,6 @@
           <w:rFonts w:ascii="Arial" w:hAnsi="Arial" w:cs="Arial"/>
           <w:sz w:val="24"/>
           <w:szCs w:val="24"/>
-          <w:lang w:val="en-US"/>
         </w:rPr>
       </w:pPr>
     </w:p>
@@ -1399,7 +1700,6 @@
           <w:rFonts w:ascii="Arial" w:hAnsi="Arial" w:cs="Arial"/>
           <w:sz w:val="24"/>
           <w:szCs w:val="24"/>
-          <w:lang w:val="en-US"/>
         </w:rPr>
       </w:pPr>
     </w:p>
@@ -1411,7 +1711,6 @@
           <w:rFonts w:ascii="Arial" w:hAnsi="Arial" w:cs="Arial"/>
           <w:sz w:val="24"/>
           <w:szCs w:val="24"/>
-          <w:lang w:val="en-US"/>
         </w:rPr>
       </w:pPr>
     </w:p>
@@ -1423,7 +1722,6 @@
           <w:rFonts w:ascii="Arial" w:hAnsi="Arial" w:cs="Arial"/>
           <w:sz w:val="24"/>
           <w:szCs w:val="24"/>
-          <w:lang w:val="en-US"/>
         </w:rPr>
       </w:pPr>
     </w:p>
@@ -1435,7 +1733,6 @@
           <w:rFonts w:ascii="Arial" w:hAnsi="Arial" w:cs="Arial"/>
           <w:sz w:val="24"/>
           <w:szCs w:val="24"/>
-          <w:lang w:val="en-US"/>
         </w:rPr>
       </w:pPr>
     </w:p>
@@ -1447,30 +1744,426 @@
           <w:rFonts w:ascii="Arial" w:hAnsi="Arial" w:cs="Arial"/>
           <w:sz w:val="24"/>
           <w:szCs w:val="24"/>
-          <w:lang w:val="en-US"/>
-        </w:rPr>
-      </w:pPr>
-    </w:p>
-    <w:p>
-      <w:pPr>
-        <w:spacing w:after="0" w:line="360" w:lineRule="auto"/>
-        <w:rPr>
-          <w:rFonts w:ascii="Arial" w:hAnsi="Arial" w:cs="Arial"/>
-          <w:b/>
-          <w:sz w:val="24"/>
-          <w:szCs w:val="24"/>
-          <w:lang w:val="en-US"/>
-        </w:rPr>
-      </w:pPr>
-      <w:r>
-        <w:rPr>
-          <w:rFonts w:ascii="Arial" w:hAnsi="Arial" w:cs="Arial"/>
-          <w:b/>
-          <w:sz w:val="24"/>
-          <w:szCs w:val="24"/>
-          <w:lang w:val="en-US"/>
-        </w:rPr>
-        <w:t>Abstract</w:t>
+        </w:rPr>
+      </w:pPr>
+    </w:p>
+    <w:p>
+      <w:pPr>
+        <w:spacing w:after="0" w:line="360" w:lineRule="auto"/>
+        <w:jc w:val="center"/>
+        <w:rPr>
+          <w:rFonts w:ascii="Arial" w:hAnsi="Arial" w:cs="Arial"/>
+          <w:sz w:val="24"/>
+          <w:szCs w:val="24"/>
+        </w:rPr>
+      </w:pPr>
+      <w:r>
+        <w:rPr>
+          <w:rFonts w:ascii="Arial" w:hAnsi="Arial" w:cs="Arial"/>
+          <w:sz w:val="24"/>
+          <w:szCs w:val="24"/>
+        </w:rPr>
+        <w:t>SUMÁRIO</w:t>
+      </w:r>
+    </w:p>
+    <w:p>
+      <w:pPr>
+        <w:spacing w:after="0" w:line="360" w:lineRule="auto"/>
+        <w:jc w:val="center"/>
+        <w:rPr>
+          <w:rFonts w:ascii="Arial" w:hAnsi="Arial" w:cs="Arial"/>
+          <w:sz w:val="24"/>
+          <w:szCs w:val="24"/>
+        </w:rPr>
+      </w:pPr>
+    </w:p>
+    <w:p>
+      <w:pPr>
+        <w:spacing w:after="0" w:line="360" w:lineRule="auto"/>
+        <w:jc w:val="center"/>
+        <w:rPr>
+          <w:rFonts w:ascii="Arial" w:hAnsi="Arial" w:cs="Arial"/>
+          <w:sz w:val="24"/>
+          <w:szCs w:val="24"/>
+        </w:rPr>
+      </w:pPr>
+    </w:p>
+    <w:p>
+      <w:pPr>
+        <w:spacing w:after="0" w:line="360" w:lineRule="auto"/>
+        <w:jc w:val="center"/>
+        <w:rPr>
+          <w:rFonts w:ascii="Arial" w:hAnsi="Arial" w:cs="Arial"/>
+          <w:sz w:val="24"/>
+          <w:szCs w:val="24"/>
+        </w:rPr>
+      </w:pPr>
+    </w:p>
+    <w:p>
+      <w:pPr>
+        <w:spacing w:after="0" w:line="360" w:lineRule="auto"/>
+        <w:jc w:val="center"/>
+        <w:rPr>
+          <w:rFonts w:ascii="Arial" w:hAnsi="Arial" w:cs="Arial"/>
+          <w:sz w:val="24"/>
+          <w:szCs w:val="24"/>
+        </w:rPr>
+      </w:pPr>
+    </w:p>
+    <w:p>
+      <w:pPr>
+        <w:spacing w:after="0" w:line="360" w:lineRule="auto"/>
+        <w:jc w:val="center"/>
+        <w:rPr>
+          <w:rFonts w:ascii="Arial" w:hAnsi="Arial" w:cs="Arial"/>
+          <w:sz w:val="24"/>
+          <w:szCs w:val="24"/>
+        </w:rPr>
+      </w:pPr>
+    </w:p>
+    <w:p>
+      <w:pPr>
+        <w:spacing w:after="0" w:line="360" w:lineRule="auto"/>
+        <w:jc w:val="center"/>
+        <w:rPr>
+          <w:rFonts w:ascii="Arial" w:hAnsi="Arial" w:cs="Arial"/>
+          <w:sz w:val="24"/>
+          <w:szCs w:val="24"/>
+        </w:rPr>
+      </w:pPr>
+    </w:p>
+    <w:p>
+      <w:pPr>
+        <w:spacing w:after="0" w:line="360" w:lineRule="auto"/>
+        <w:jc w:val="center"/>
+        <w:rPr>
+          <w:rFonts w:ascii="Arial" w:hAnsi="Arial" w:cs="Arial"/>
+          <w:sz w:val="24"/>
+          <w:szCs w:val="24"/>
+        </w:rPr>
+      </w:pPr>
+    </w:p>
+    <w:p>
+      <w:pPr>
+        <w:spacing w:after="0" w:line="360" w:lineRule="auto"/>
+        <w:jc w:val="center"/>
+        <w:rPr>
+          <w:rFonts w:ascii="Arial" w:hAnsi="Arial" w:cs="Arial"/>
+          <w:sz w:val="24"/>
+          <w:szCs w:val="24"/>
+        </w:rPr>
+      </w:pPr>
+    </w:p>
+    <w:p>
+      <w:pPr>
+        <w:spacing w:after="0" w:line="360" w:lineRule="auto"/>
+        <w:jc w:val="center"/>
+        <w:rPr>
+          <w:rFonts w:ascii="Arial" w:hAnsi="Arial" w:cs="Arial"/>
+          <w:sz w:val="24"/>
+          <w:szCs w:val="24"/>
+        </w:rPr>
+      </w:pPr>
+    </w:p>
+    <w:p>
+      <w:pPr>
+        <w:spacing w:after="0" w:line="360" w:lineRule="auto"/>
+        <w:jc w:val="center"/>
+        <w:rPr>
+          <w:rFonts w:ascii="Arial" w:hAnsi="Arial" w:cs="Arial"/>
+          <w:sz w:val="24"/>
+          <w:szCs w:val="24"/>
+        </w:rPr>
+      </w:pPr>
+    </w:p>
+    <w:p>
+      <w:pPr>
+        <w:spacing w:after="0" w:line="360" w:lineRule="auto"/>
+        <w:jc w:val="center"/>
+        <w:rPr>
+          <w:rFonts w:ascii="Arial" w:hAnsi="Arial" w:cs="Arial"/>
+          <w:sz w:val="24"/>
+          <w:szCs w:val="24"/>
+        </w:rPr>
+      </w:pPr>
+    </w:p>
+    <w:p>
+      <w:pPr>
+        <w:spacing w:after="0" w:line="360" w:lineRule="auto"/>
+        <w:jc w:val="center"/>
+        <w:rPr>
+          <w:rFonts w:ascii="Arial" w:hAnsi="Arial" w:cs="Arial"/>
+          <w:sz w:val="24"/>
+          <w:szCs w:val="24"/>
+        </w:rPr>
+      </w:pPr>
+    </w:p>
+    <w:p>
+      <w:pPr>
+        <w:spacing w:after="0" w:line="360" w:lineRule="auto"/>
+        <w:jc w:val="center"/>
+        <w:rPr>
+          <w:rFonts w:ascii="Arial" w:hAnsi="Arial" w:cs="Arial"/>
+          <w:sz w:val="24"/>
+          <w:szCs w:val="24"/>
+        </w:rPr>
+      </w:pPr>
+    </w:p>
+    <w:p>
+      <w:pPr>
+        <w:spacing w:after="0" w:line="360" w:lineRule="auto"/>
+        <w:jc w:val="center"/>
+        <w:rPr>
+          <w:rFonts w:ascii="Arial" w:hAnsi="Arial" w:cs="Arial"/>
+          <w:sz w:val="24"/>
+          <w:szCs w:val="24"/>
+        </w:rPr>
+      </w:pPr>
+    </w:p>
+    <w:p>
+      <w:pPr>
+        <w:spacing w:after="0" w:line="360" w:lineRule="auto"/>
+        <w:jc w:val="center"/>
+        <w:rPr>
+          <w:rFonts w:ascii="Arial" w:hAnsi="Arial" w:cs="Arial"/>
+          <w:sz w:val="24"/>
+          <w:szCs w:val="24"/>
+        </w:rPr>
+      </w:pPr>
+    </w:p>
+    <w:p>
+      <w:pPr>
+        <w:spacing w:after="0" w:line="360" w:lineRule="auto"/>
+        <w:jc w:val="center"/>
+        <w:rPr>
+          <w:rFonts w:ascii="Arial" w:hAnsi="Arial" w:cs="Arial"/>
+          <w:sz w:val="24"/>
+          <w:szCs w:val="24"/>
+        </w:rPr>
+      </w:pPr>
+    </w:p>
+    <w:p>
+      <w:pPr>
+        <w:spacing w:after="0" w:line="360" w:lineRule="auto"/>
+        <w:jc w:val="center"/>
+        <w:rPr>
+          <w:rFonts w:ascii="Arial" w:hAnsi="Arial" w:cs="Arial"/>
+          <w:sz w:val="24"/>
+          <w:szCs w:val="24"/>
+        </w:rPr>
+      </w:pPr>
+    </w:p>
+    <w:p>
+      <w:pPr>
+        <w:spacing w:after="0" w:line="360" w:lineRule="auto"/>
+        <w:jc w:val="center"/>
+        <w:rPr>
+          <w:rFonts w:ascii="Arial" w:hAnsi="Arial" w:cs="Arial"/>
+          <w:sz w:val="24"/>
+          <w:szCs w:val="24"/>
+        </w:rPr>
+      </w:pPr>
+    </w:p>
+    <w:p>
+      <w:pPr>
+        <w:spacing w:after="0" w:line="360" w:lineRule="auto"/>
+        <w:jc w:val="center"/>
+        <w:rPr>
+          <w:rFonts w:ascii="Arial" w:hAnsi="Arial" w:cs="Arial"/>
+          <w:sz w:val="24"/>
+          <w:szCs w:val="24"/>
+        </w:rPr>
+      </w:pPr>
+    </w:p>
+    <w:p>
+      <w:pPr>
+        <w:spacing w:after="0" w:line="360" w:lineRule="auto"/>
+        <w:jc w:val="center"/>
+        <w:rPr>
+          <w:rFonts w:ascii="Arial" w:hAnsi="Arial" w:cs="Arial"/>
+          <w:sz w:val="24"/>
+          <w:szCs w:val="24"/>
+        </w:rPr>
+      </w:pPr>
+    </w:p>
+    <w:p>
+      <w:pPr>
+        <w:spacing w:after="0" w:line="360" w:lineRule="auto"/>
+        <w:jc w:val="center"/>
+        <w:rPr>
+          <w:rFonts w:ascii="Arial" w:hAnsi="Arial" w:cs="Arial"/>
+          <w:sz w:val="24"/>
+          <w:szCs w:val="24"/>
+        </w:rPr>
+      </w:pPr>
+    </w:p>
+    <w:p>
+      <w:pPr>
+        <w:spacing w:after="0" w:line="360" w:lineRule="auto"/>
+        <w:jc w:val="center"/>
+        <w:rPr>
+          <w:rFonts w:ascii="Arial" w:hAnsi="Arial" w:cs="Arial"/>
+          <w:sz w:val="24"/>
+          <w:szCs w:val="24"/>
+        </w:rPr>
+      </w:pPr>
+    </w:p>
+    <w:p>
+      <w:pPr>
+        <w:spacing w:after="0" w:line="360" w:lineRule="auto"/>
+        <w:jc w:val="center"/>
+        <w:rPr>
+          <w:rFonts w:ascii="Arial" w:hAnsi="Arial" w:cs="Arial"/>
+          <w:sz w:val="24"/>
+          <w:szCs w:val="24"/>
+        </w:rPr>
+      </w:pPr>
+    </w:p>
+    <w:p>
+      <w:pPr>
+        <w:spacing w:after="0" w:line="360" w:lineRule="auto"/>
+        <w:jc w:val="center"/>
+        <w:rPr>
+          <w:rFonts w:ascii="Arial" w:hAnsi="Arial" w:cs="Arial"/>
+          <w:sz w:val="24"/>
+          <w:szCs w:val="24"/>
+        </w:rPr>
+      </w:pPr>
+    </w:p>
+    <w:p>
+      <w:pPr>
+        <w:spacing w:after="0" w:line="360" w:lineRule="auto"/>
+        <w:jc w:val="center"/>
+        <w:rPr>
+          <w:rFonts w:ascii="Arial" w:hAnsi="Arial" w:cs="Arial"/>
+          <w:sz w:val="24"/>
+          <w:szCs w:val="24"/>
+        </w:rPr>
+      </w:pPr>
+    </w:p>
+    <w:p>
+      <w:pPr>
+        <w:spacing w:after="0" w:line="360" w:lineRule="auto"/>
+        <w:jc w:val="center"/>
+        <w:rPr>
+          <w:rFonts w:ascii="Arial" w:hAnsi="Arial" w:cs="Arial"/>
+          <w:sz w:val="24"/>
+          <w:szCs w:val="24"/>
+        </w:rPr>
+      </w:pPr>
+    </w:p>
+    <w:p>
+      <w:pPr>
+        <w:spacing w:after="0" w:line="360" w:lineRule="auto"/>
+        <w:jc w:val="center"/>
+        <w:rPr>
+          <w:rFonts w:ascii="Arial" w:hAnsi="Arial" w:cs="Arial"/>
+          <w:sz w:val="24"/>
+          <w:szCs w:val="24"/>
+        </w:rPr>
+      </w:pPr>
+    </w:p>
+    <w:p>
+      <w:pPr>
+        <w:spacing w:after="0" w:line="360" w:lineRule="auto"/>
+        <w:rPr>
+          <w:rFonts w:ascii="Arial" w:hAnsi="Arial" w:cs="Arial"/>
+          <w:sz w:val="24"/>
+          <w:szCs w:val="24"/>
+        </w:rPr>
+      </w:pPr>
+    </w:p>
+    <w:p>
+      <w:pPr>
+        <w:spacing w:after="0" w:line="360" w:lineRule="auto"/>
+        <w:rPr>
+          <w:rFonts w:ascii="Arial" w:eastAsia="Times New Roman" w:hAnsi="Arial" w:cs="Arial"/>
+          <w:b/>
+          <w:bCs/>
+          <w:sz w:val="24"/>
+          <w:szCs w:val="24"/>
+          <w:lang w:eastAsia="pt-BR"/>
+        </w:rPr>
+      </w:pPr>
+      <w:r>
+        <w:rPr>
+          <w:rFonts w:ascii="Arial" w:eastAsia="Times New Roman" w:hAnsi="Arial" w:cs="Arial"/>
+          <w:b/>
+          <w:bCs/>
+          <w:sz w:val="24"/>
+          <w:szCs w:val="24"/>
+          <w:lang w:eastAsia="pt-BR"/>
+        </w:rPr>
+        <w:lastRenderedPageBreak/>
+        <w:t xml:space="preserve">1. </w:t>
+      </w:r>
+      <w:r>
+        <w:rPr>
+          <w:rFonts w:ascii="Arial" w:eastAsia="Times New Roman" w:hAnsi="Arial" w:cs="Arial"/>
+          <w:b/>
+          <w:bCs/>
+          <w:sz w:val="24"/>
+          <w:szCs w:val="24"/>
+          <w:lang w:eastAsia="pt-BR"/>
+        </w:rPr>
+        <w:t>INTRODUÇÃO</w:t>
+      </w:r>
+    </w:p>
+    <w:p>
+      <w:pPr>
+        <w:spacing w:after="0" w:line="360" w:lineRule="auto"/>
+        <w:rPr>
+          <w:rFonts w:ascii="Arial" w:eastAsia="Times New Roman" w:hAnsi="Arial" w:cs="Arial"/>
+          <w:b/>
+          <w:bCs/>
+          <w:sz w:val="24"/>
+          <w:szCs w:val="24"/>
+          <w:lang w:eastAsia="pt-BR"/>
+        </w:rPr>
+      </w:pPr>
+      <w:r>
+        <w:rPr>
+          <w:rFonts w:ascii="Arial" w:eastAsia="Times New Roman" w:hAnsi="Arial" w:cs="Arial"/>
+          <w:b/>
+          <w:bCs/>
+          <w:sz w:val="24"/>
+          <w:szCs w:val="24"/>
+          <w:lang w:eastAsia="pt-BR"/>
+        </w:rPr>
+        <w:t>1.</w:t>
+      </w:r>
+      <w:r>
+        <w:rPr>
+          <w:rFonts w:ascii="Arial" w:eastAsia="Times New Roman" w:hAnsi="Arial" w:cs="Arial"/>
+          <w:b/>
+          <w:bCs/>
+          <w:sz w:val="24"/>
+          <w:szCs w:val="24"/>
+          <w:lang w:eastAsia="pt-BR"/>
+        </w:rPr>
+        <w:t>1</w:t>
+      </w:r>
+      <w:r>
+        <w:rPr>
+          <w:rFonts w:ascii="Arial" w:eastAsia="Times New Roman" w:hAnsi="Arial" w:cs="Arial"/>
+          <w:b/>
+          <w:bCs/>
+          <w:sz w:val="24"/>
+          <w:szCs w:val="24"/>
+          <w:lang w:eastAsia="pt-BR"/>
+        </w:rPr>
+        <w:t xml:space="preserve"> PROBLEMA</w:t>
+      </w:r>
+      <w:r>
+        <w:rPr>
+          <w:rFonts w:ascii="Arial" w:eastAsia="Times New Roman" w:hAnsi="Arial" w:cs="Arial"/>
+          <w:b/>
+          <w:bCs/>
+          <w:sz w:val="24"/>
+          <w:szCs w:val="24"/>
+          <w:lang w:eastAsia="pt-BR"/>
+        </w:rPr>
+        <w:t xml:space="preserve"> E CONTEXTUALIZAÇÃO</w:t>
       </w:r>
     </w:p>
     <w:p>
@@ -1478,758 +2171,6 @@
         <w:spacing w:after="0" w:line="360" w:lineRule="auto"/>
         <w:jc w:val="both"/>
         <w:rPr>
-          <w:rFonts w:ascii="Arial" w:hAnsi="Arial" w:cs="Arial"/>
-          <w:sz w:val="24"/>
-          <w:szCs w:val="24"/>
-          <w:lang w:val="en-US"/>
-        </w:rPr>
-      </w:pPr>
-      <w:r>
-        <w:rPr>
-          <w:rFonts w:ascii="Arial" w:hAnsi="Arial" w:cs="Arial"/>
-          <w:sz w:val="24"/>
-          <w:szCs w:val="24"/>
-          <w:lang w:val="en-US"/>
-        </w:rPr>
-        <w:t>This final project proposes an analysis of the difficulties faced by teachers at ETEC Professor Camargo Aranha when attempting to teach students with Autism Spectrum Disorder who are verbal, focusing primarily on Level 1. As part of a qualitative study, individual interviews with these teachers were conducted to identify the main challenges, which were: creating adapted materials, ensuring these students’ understanding of the subject matter, handling certain classroom situations, and administering assessments to them. Based on these challenges, TEA Learn was created with the goal of mitigating these obstacles and assisting these teachers by applying AI to this field.</w:t>
-      </w:r>
-    </w:p>
-    <w:p>
-      <w:pPr>
-        <w:spacing w:after="0" w:line="360" w:lineRule="auto"/>
-        <w:rPr>
-          <w:rFonts w:ascii="Arial" w:hAnsi="Arial" w:cs="Arial"/>
-          <w:sz w:val="24"/>
-          <w:szCs w:val="24"/>
-        </w:rPr>
-      </w:pPr>
-      <w:r>
-        <w:rPr>
-          <w:rFonts w:ascii="Arial" w:hAnsi="Arial" w:cs="Arial"/>
-          <w:b/>
-          <w:bCs/>
-          <w:sz w:val="24"/>
-          <w:szCs w:val="24"/>
-          <w:lang w:val="en-US"/>
-        </w:rPr>
-        <w:t>Keywords</w:t>
-      </w:r>
-      <w:r>
-        <w:rPr>
-          <w:rFonts w:ascii="Arial" w:hAnsi="Arial" w:cs="Arial"/>
-          <w:sz w:val="24"/>
-          <w:szCs w:val="24"/>
-          <w:lang w:val="en-US"/>
-        </w:rPr>
-        <w:t xml:space="preserve">: Adapted materials. Artificial Intelligence. </w:t>
-      </w:r>
-      <w:r>
-        <w:rPr>
-          <w:rFonts w:ascii="Arial" w:hAnsi="Arial" w:cs="Arial"/>
-          <w:sz w:val="24"/>
-          <w:szCs w:val="24"/>
-        </w:rPr>
-        <w:t>Inclusion.</w:t>
-      </w:r>
-    </w:p>
-    <w:p>
-      <w:pPr>
-        <w:spacing w:after="0" w:line="360" w:lineRule="auto"/>
-        <w:jc w:val="center"/>
-        <w:rPr>
-          <w:rFonts w:ascii="Arial" w:hAnsi="Arial" w:cs="Arial"/>
-          <w:sz w:val="24"/>
-          <w:szCs w:val="24"/>
-        </w:rPr>
-      </w:pPr>
-    </w:p>
-    <w:p>
-      <w:pPr>
-        <w:spacing w:after="0" w:line="360" w:lineRule="auto"/>
-        <w:jc w:val="center"/>
-        <w:rPr>
-          <w:rFonts w:ascii="Arial" w:hAnsi="Arial" w:cs="Arial"/>
-          <w:sz w:val="24"/>
-          <w:szCs w:val="24"/>
-        </w:rPr>
-      </w:pPr>
-    </w:p>
-    <w:p>
-      <w:pPr>
-        <w:spacing w:after="0" w:line="360" w:lineRule="auto"/>
-        <w:jc w:val="center"/>
-        <w:rPr>
-          <w:rFonts w:ascii="Arial" w:hAnsi="Arial" w:cs="Arial"/>
-          <w:sz w:val="24"/>
-          <w:szCs w:val="24"/>
-        </w:rPr>
-      </w:pPr>
-    </w:p>
-    <w:p>
-      <w:pPr>
-        <w:spacing w:after="0" w:line="360" w:lineRule="auto"/>
-        <w:jc w:val="center"/>
-        <w:rPr>
-          <w:rFonts w:ascii="Arial" w:hAnsi="Arial" w:cs="Arial"/>
-          <w:sz w:val="24"/>
-          <w:szCs w:val="24"/>
-        </w:rPr>
-      </w:pPr>
-    </w:p>
-    <w:p>
-      <w:pPr>
-        <w:spacing w:after="0" w:line="360" w:lineRule="auto"/>
-        <w:jc w:val="center"/>
-        <w:rPr>
-          <w:rFonts w:ascii="Arial" w:hAnsi="Arial" w:cs="Arial"/>
-          <w:sz w:val="24"/>
-          <w:szCs w:val="24"/>
-        </w:rPr>
-      </w:pPr>
-    </w:p>
-    <w:p>
-      <w:pPr>
-        <w:spacing w:after="0" w:line="360" w:lineRule="auto"/>
-        <w:jc w:val="center"/>
-        <w:rPr>
-          <w:rFonts w:ascii="Arial" w:hAnsi="Arial" w:cs="Arial"/>
-          <w:sz w:val="24"/>
-          <w:szCs w:val="24"/>
-        </w:rPr>
-      </w:pPr>
-    </w:p>
-    <w:p>
-      <w:pPr>
-        <w:spacing w:after="0" w:line="360" w:lineRule="auto"/>
-        <w:jc w:val="center"/>
-        <w:rPr>
-          <w:rFonts w:ascii="Arial" w:hAnsi="Arial" w:cs="Arial"/>
-          <w:sz w:val="24"/>
-          <w:szCs w:val="24"/>
-        </w:rPr>
-      </w:pPr>
-    </w:p>
-    <w:p>
-      <w:pPr>
-        <w:spacing w:after="0" w:line="360" w:lineRule="auto"/>
-        <w:jc w:val="center"/>
-        <w:rPr>
-          <w:rFonts w:ascii="Arial" w:hAnsi="Arial" w:cs="Arial"/>
-          <w:sz w:val="24"/>
-          <w:szCs w:val="24"/>
-        </w:rPr>
-      </w:pPr>
-    </w:p>
-    <w:p>
-      <w:pPr>
-        <w:spacing w:after="0" w:line="360" w:lineRule="auto"/>
-        <w:jc w:val="center"/>
-        <w:rPr>
-          <w:rFonts w:ascii="Arial" w:hAnsi="Arial" w:cs="Arial"/>
-          <w:sz w:val="24"/>
-          <w:szCs w:val="24"/>
-        </w:rPr>
-      </w:pPr>
-    </w:p>
-    <w:p>
-      <w:pPr>
-        <w:spacing w:after="0" w:line="360" w:lineRule="auto"/>
-        <w:jc w:val="center"/>
-        <w:rPr>
-          <w:rFonts w:ascii="Arial" w:hAnsi="Arial" w:cs="Arial"/>
-          <w:sz w:val="24"/>
-          <w:szCs w:val="24"/>
-        </w:rPr>
-      </w:pPr>
-    </w:p>
-    <w:p>
-      <w:pPr>
-        <w:spacing w:after="0" w:line="360" w:lineRule="auto"/>
-        <w:jc w:val="center"/>
-        <w:rPr>
-          <w:rFonts w:ascii="Arial" w:hAnsi="Arial" w:cs="Arial"/>
-          <w:sz w:val="24"/>
-          <w:szCs w:val="24"/>
-        </w:rPr>
-      </w:pPr>
-    </w:p>
-    <w:p>
-      <w:pPr>
-        <w:spacing w:after="0" w:line="360" w:lineRule="auto"/>
-        <w:jc w:val="center"/>
-        <w:rPr>
-          <w:rFonts w:ascii="Arial" w:hAnsi="Arial" w:cs="Arial"/>
-          <w:sz w:val="24"/>
-          <w:szCs w:val="24"/>
-        </w:rPr>
-      </w:pPr>
-    </w:p>
-    <w:p>
-      <w:pPr>
-        <w:spacing w:after="0" w:line="360" w:lineRule="auto"/>
-        <w:jc w:val="center"/>
-        <w:rPr>
-          <w:rFonts w:ascii="Arial" w:hAnsi="Arial" w:cs="Arial"/>
-          <w:sz w:val="24"/>
-          <w:szCs w:val="24"/>
-        </w:rPr>
-      </w:pPr>
-    </w:p>
-    <w:p>
-      <w:pPr>
-        <w:spacing w:after="0" w:line="360" w:lineRule="auto"/>
-        <w:jc w:val="center"/>
-        <w:rPr>
-          <w:rFonts w:ascii="Arial" w:hAnsi="Arial" w:cs="Arial"/>
-          <w:sz w:val="24"/>
-          <w:szCs w:val="24"/>
-        </w:rPr>
-      </w:pPr>
-    </w:p>
-    <w:p>
-      <w:pPr>
-        <w:spacing w:after="0" w:line="360" w:lineRule="auto"/>
-        <w:jc w:val="center"/>
-        <w:rPr>
-          <w:rFonts w:ascii="Arial" w:hAnsi="Arial" w:cs="Arial"/>
-          <w:sz w:val="24"/>
-          <w:szCs w:val="24"/>
-        </w:rPr>
-      </w:pPr>
-    </w:p>
-    <w:p>
-      <w:pPr>
-        <w:spacing w:after="0" w:line="360" w:lineRule="auto"/>
-        <w:jc w:val="center"/>
-        <w:rPr>
-          <w:rFonts w:ascii="Arial" w:hAnsi="Arial" w:cs="Arial"/>
-          <w:sz w:val="24"/>
-          <w:szCs w:val="24"/>
-        </w:rPr>
-      </w:pPr>
-    </w:p>
-    <w:p>
-      <w:pPr>
-        <w:spacing w:after="0" w:line="360" w:lineRule="auto"/>
-        <w:jc w:val="center"/>
-        <w:rPr>
-          <w:rFonts w:ascii="Arial" w:hAnsi="Arial" w:cs="Arial"/>
-          <w:sz w:val="24"/>
-          <w:szCs w:val="24"/>
-        </w:rPr>
-      </w:pPr>
-    </w:p>
-    <w:p>
-      <w:pPr>
-        <w:spacing w:after="0" w:line="360" w:lineRule="auto"/>
-        <w:jc w:val="center"/>
-        <w:rPr>
-          <w:rFonts w:ascii="Arial" w:hAnsi="Arial" w:cs="Arial"/>
-          <w:sz w:val="24"/>
-          <w:szCs w:val="24"/>
-        </w:rPr>
-      </w:pPr>
-    </w:p>
-    <w:p>
-      <w:pPr>
-        <w:spacing w:after="0" w:line="360" w:lineRule="auto"/>
-        <w:jc w:val="center"/>
-        <w:rPr>
-          <w:rFonts w:ascii="Arial" w:hAnsi="Arial" w:cs="Arial"/>
-          <w:sz w:val="24"/>
-          <w:szCs w:val="24"/>
-        </w:rPr>
-      </w:pPr>
-    </w:p>
-    <w:p>
-      <w:pPr>
-        <w:spacing w:after="0" w:line="360" w:lineRule="auto"/>
-        <w:jc w:val="center"/>
-        <w:rPr>
-          <w:rFonts w:ascii="Arial" w:hAnsi="Arial" w:cs="Arial"/>
-          <w:sz w:val="24"/>
-          <w:szCs w:val="24"/>
-        </w:rPr>
-      </w:pPr>
-    </w:p>
-    <w:p>
-      <w:pPr>
-        <w:spacing w:after="0" w:line="360" w:lineRule="auto"/>
-        <w:jc w:val="center"/>
-        <w:rPr>
-          <w:rFonts w:ascii="Arial" w:hAnsi="Arial" w:cs="Arial"/>
-          <w:sz w:val="24"/>
-          <w:szCs w:val="24"/>
-        </w:rPr>
-      </w:pPr>
-    </w:p>
-    <w:p>
-      <w:pPr>
-        <w:spacing w:after="0" w:line="360" w:lineRule="auto"/>
-        <w:jc w:val="center"/>
-        <w:rPr>
-          <w:rFonts w:ascii="Arial" w:hAnsi="Arial" w:cs="Arial"/>
-          <w:sz w:val="24"/>
-          <w:szCs w:val="24"/>
-        </w:rPr>
-      </w:pPr>
-    </w:p>
-    <w:p>
-      <w:pPr>
-        <w:spacing w:after="0" w:line="360" w:lineRule="auto"/>
-        <w:jc w:val="center"/>
-        <w:rPr>
-          <w:rFonts w:ascii="Arial" w:hAnsi="Arial" w:cs="Arial"/>
-          <w:sz w:val="24"/>
-          <w:szCs w:val="24"/>
-        </w:rPr>
-      </w:pPr>
-    </w:p>
-    <w:p>
-      <w:pPr>
-        <w:spacing w:after="0" w:line="360" w:lineRule="auto"/>
-        <w:jc w:val="center"/>
-        <w:rPr>
-          <w:rFonts w:ascii="Arial" w:hAnsi="Arial" w:cs="Arial"/>
-          <w:sz w:val="24"/>
-          <w:szCs w:val="24"/>
-        </w:rPr>
-      </w:pPr>
-    </w:p>
-    <w:p>
-      <w:pPr>
-        <w:spacing w:after="0" w:line="360" w:lineRule="auto"/>
-        <w:jc w:val="center"/>
-        <w:rPr>
-          <w:rFonts w:ascii="Arial" w:hAnsi="Arial" w:cs="Arial"/>
-          <w:sz w:val="24"/>
-          <w:szCs w:val="24"/>
-        </w:rPr>
-      </w:pPr>
-      <w:r>
-        <w:rPr>
-          <w:rFonts w:ascii="Arial" w:hAnsi="Arial" w:cs="Arial"/>
-          <w:sz w:val="24"/>
-          <w:szCs w:val="24"/>
-        </w:rPr>
-        <w:t>SUMÁRIO</w:t>
-      </w:r>
-    </w:p>
-    <w:p>
-      <w:pPr>
-        <w:spacing w:after="0" w:line="360" w:lineRule="auto"/>
-        <w:jc w:val="center"/>
-        <w:rPr>
-          <w:rFonts w:ascii="Arial" w:hAnsi="Arial" w:cs="Arial"/>
-          <w:sz w:val="24"/>
-          <w:szCs w:val="24"/>
-        </w:rPr>
-      </w:pPr>
-    </w:p>
-    <w:p>
-      <w:pPr>
-        <w:spacing w:after="0" w:line="360" w:lineRule="auto"/>
-        <w:jc w:val="center"/>
-        <w:rPr>
-          <w:rFonts w:ascii="Arial" w:hAnsi="Arial" w:cs="Arial"/>
-          <w:sz w:val="24"/>
-          <w:szCs w:val="24"/>
-        </w:rPr>
-      </w:pPr>
-    </w:p>
-    <w:p>
-      <w:pPr>
-        <w:spacing w:after="0" w:line="360" w:lineRule="auto"/>
-        <w:jc w:val="center"/>
-        <w:rPr>
-          <w:rFonts w:ascii="Arial" w:hAnsi="Arial" w:cs="Arial"/>
-          <w:sz w:val="24"/>
-          <w:szCs w:val="24"/>
-        </w:rPr>
-      </w:pPr>
-    </w:p>
-    <w:p>
-      <w:pPr>
-        <w:spacing w:after="0" w:line="360" w:lineRule="auto"/>
-        <w:jc w:val="center"/>
-        <w:rPr>
-          <w:rFonts w:ascii="Arial" w:hAnsi="Arial" w:cs="Arial"/>
-          <w:sz w:val="24"/>
-          <w:szCs w:val="24"/>
-        </w:rPr>
-      </w:pPr>
-    </w:p>
-    <w:p>
-      <w:pPr>
-        <w:spacing w:after="0" w:line="360" w:lineRule="auto"/>
-        <w:jc w:val="center"/>
-        <w:rPr>
-          <w:rFonts w:ascii="Arial" w:hAnsi="Arial" w:cs="Arial"/>
-          <w:sz w:val="24"/>
-          <w:szCs w:val="24"/>
-        </w:rPr>
-      </w:pPr>
-    </w:p>
-    <w:p>
-      <w:pPr>
-        <w:spacing w:after="0" w:line="360" w:lineRule="auto"/>
-        <w:jc w:val="center"/>
-        <w:rPr>
-          <w:rFonts w:ascii="Arial" w:hAnsi="Arial" w:cs="Arial"/>
-          <w:sz w:val="24"/>
-          <w:szCs w:val="24"/>
-        </w:rPr>
-      </w:pPr>
-    </w:p>
-    <w:p>
-      <w:pPr>
-        <w:spacing w:after="0" w:line="360" w:lineRule="auto"/>
-        <w:jc w:val="center"/>
-        <w:rPr>
-          <w:rFonts w:ascii="Arial" w:hAnsi="Arial" w:cs="Arial"/>
-          <w:sz w:val="24"/>
-          <w:szCs w:val="24"/>
-        </w:rPr>
-      </w:pPr>
-    </w:p>
-    <w:p>
-      <w:pPr>
-        <w:spacing w:after="0" w:line="360" w:lineRule="auto"/>
-        <w:jc w:val="center"/>
-        <w:rPr>
-          <w:rFonts w:ascii="Arial" w:hAnsi="Arial" w:cs="Arial"/>
-          <w:sz w:val="24"/>
-          <w:szCs w:val="24"/>
-        </w:rPr>
-      </w:pPr>
-    </w:p>
-    <w:p>
-      <w:pPr>
-        <w:spacing w:after="0" w:line="360" w:lineRule="auto"/>
-        <w:jc w:val="center"/>
-        <w:rPr>
-          <w:rFonts w:ascii="Arial" w:hAnsi="Arial" w:cs="Arial"/>
-          <w:sz w:val="24"/>
-          <w:szCs w:val="24"/>
-        </w:rPr>
-      </w:pPr>
-    </w:p>
-    <w:p>
-      <w:pPr>
-        <w:spacing w:after="0" w:line="360" w:lineRule="auto"/>
-        <w:jc w:val="center"/>
-        <w:rPr>
-          <w:rFonts w:ascii="Arial" w:hAnsi="Arial" w:cs="Arial"/>
-          <w:sz w:val="24"/>
-          <w:szCs w:val="24"/>
-        </w:rPr>
-      </w:pPr>
-    </w:p>
-    <w:p>
-      <w:pPr>
-        <w:spacing w:after="0" w:line="360" w:lineRule="auto"/>
-        <w:jc w:val="center"/>
-        <w:rPr>
-          <w:rFonts w:ascii="Arial" w:hAnsi="Arial" w:cs="Arial"/>
-          <w:sz w:val="24"/>
-          <w:szCs w:val="24"/>
-        </w:rPr>
-      </w:pPr>
-    </w:p>
-    <w:p>
-      <w:pPr>
-        <w:spacing w:after="0" w:line="360" w:lineRule="auto"/>
-        <w:jc w:val="center"/>
-        <w:rPr>
-          <w:rFonts w:ascii="Arial" w:hAnsi="Arial" w:cs="Arial"/>
-          <w:sz w:val="24"/>
-          <w:szCs w:val="24"/>
-        </w:rPr>
-      </w:pPr>
-    </w:p>
-    <w:p>
-      <w:pPr>
-        <w:spacing w:after="0" w:line="360" w:lineRule="auto"/>
-        <w:jc w:val="center"/>
-        <w:rPr>
-          <w:rFonts w:ascii="Arial" w:hAnsi="Arial" w:cs="Arial"/>
-          <w:sz w:val="24"/>
-          <w:szCs w:val="24"/>
-        </w:rPr>
-      </w:pPr>
-    </w:p>
-    <w:p>
-      <w:pPr>
-        <w:spacing w:after="0" w:line="360" w:lineRule="auto"/>
-        <w:jc w:val="center"/>
-        <w:rPr>
-          <w:rFonts w:ascii="Arial" w:hAnsi="Arial" w:cs="Arial"/>
-          <w:sz w:val="24"/>
-          <w:szCs w:val="24"/>
-        </w:rPr>
-      </w:pPr>
-    </w:p>
-    <w:p>
-      <w:pPr>
-        <w:spacing w:after="0" w:line="360" w:lineRule="auto"/>
-        <w:jc w:val="center"/>
-        <w:rPr>
-          <w:rFonts w:ascii="Arial" w:hAnsi="Arial" w:cs="Arial"/>
-          <w:sz w:val="24"/>
-          <w:szCs w:val="24"/>
-        </w:rPr>
-      </w:pPr>
-    </w:p>
-    <w:p>
-      <w:pPr>
-        <w:spacing w:after="0" w:line="360" w:lineRule="auto"/>
-        <w:jc w:val="center"/>
-        <w:rPr>
-          <w:rFonts w:ascii="Arial" w:hAnsi="Arial" w:cs="Arial"/>
-          <w:sz w:val="24"/>
-          <w:szCs w:val="24"/>
-        </w:rPr>
-      </w:pPr>
-    </w:p>
-    <w:p>
-      <w:pPr>
-        <w:spacing w:after="0" w:line="360" w:lineRule="auto"/>
-        <w:jc w:val="center"/>
-        <w:rPr>
-          <w:rFonts w:ascii="Arial" w:hAnsi="Arial" w:cs="Arial"/>
-          <w:sz w:val="24"/>
-          <w:szCs w:val="24"/>
-        </w:rPr>
-      </w:pPr>
-    </w:p>
-    <w:p>
-      <w:pPr>
-        <w:spacing w:after="0" w:line="360" w:lineRule="auto"/>
-        <w:jc w:val="center"/>
-        <w:rPr>
-          <w:rFonts w:ascii="Arial" w:hAnsi="Arial" w:cs="Arial"/>
-          <w:sz w:val="24"/>
-          <w:szCs w:val="24"/>
-        </w:rPr>
-      </w:pPr>
-    </w:p>
-    <w:p>
-      <w:pPr>
-        <w:spacing w:after="0" w:line="360" w:lineRule="auto"/>
-        <w:jc w:val="center"/>
-        <w:rPr>
-          <w:rFonts w:ascii="Arial" w:hAnsi="Arial" w:cs="Arial"/>
-          <w:sz w:val="24"/>
-          <w:szCs w:val="24"/>
-        </w:rPr>
-      </w:pPr>
-    </w:p>
-    <w:p>
-      <w:pPr>
-        <w:spacing w:after="0" w:line="360" w:lineRule="auto"/>
-        <w:jc w:val="center"/>
-        <w:rPr>
-          <w:rFonts w:ascii="Arial" w:hAnsi="Arial" w:cs="Arial"/>
-          <w:sz w:val="24"/>
-          <w:szCs w:val="24"/>
-        </w:rPr>
-      </w:pPr>
-    </w:p>
-    <w:p>
-      <w:pPr>
-        <w:spacing w:after="0" w:line="360" w:lineRule="auto"/>
-        <w:jc w:val="center"/>
-        <w:rPr>
-          <w:rFonts w:ascii="Arial" w:hAnsi="Arial" w:cs="Arial"/>
-          <w:sz w:val="24"/>
-          <w:szCs w:val="24"/>
-        </w:rPr>
-      </w:pPr>
-    </w:p>
-    <w:p>
-      <w:pPr>
-        <w:spacing w:after="0" w:line="360" w:lineRule="auto"/>
-        <w:jc w:val="center"/>
-        <w:rPr>
-          <w:rFonts w:ascii="Arial" w:hAnsi="Arial" w:cs="Arial"/>
-          <w:sz w:val="24"/>
-          <w:szCs w:val="24"/>
-        </w:rPr>
-      </w:pPr>
-    </w:p>
-    <w:p>
-      <w:pPr>
-        <w:spacing w:after="0" w:line="360" w:lineRule="auto"/>
-        <w:jc w:val="center"/>
-        <w:rPr>
-          <w:rFonts w:ascii="Arial" w:hAnsi="Arial" w:cs="Arial"/>
-          <w:sz w:val="24"/>
-          <w:szCs w:val="24"/>
-        </w:rPr>
-      </w:pPr>
-    </w:p>
-    <w:p>
-      <w:pPr>
-        <w:spacing w:after="0" w:line="360" w:lineRule="auto"/>
-        <w:jc w:val="center"/>
-        <w:rPr>
-          <w:rFonts w:ascii="Arial" w:hAnsi="Arial" w:cs="Arial"/>
-          <w:sz w:val="24"/>
-          <w:szCs w:val="24"/>
-        </w:rPr>
-      </w:pPr>
-    </w:p>
-    <w:p>
-      <w:pPr>
-        <w:spacing w:after="0" w:line="360" w:lineRule="auto"/>
-        <w:jc w:val="center"/>
-        <w:rPr>
-          <w:rFonts w:ascii="Arial" w:hAnsi="Arial" w:cs="Arial"/>
-          <w:sz w:val="24"/>
-          <w:szCs w:val="24"/>
-        </w:rPr>
-      </w:pPr>
-    </w:p>
-    <w:p>
-      <w:pPr>
-        <w:spacing w:after="0" w:line="360" w:lineRule="auto"/>
-        <w:jc w:val="center"/>
-        <w:rPr>
-          <w:rFonts w:ascii="Arial" w:hAnsi="Arial" w:cs="Arial"/>
-          <w:sz w:val="24"/>
-          <w:szCs w:val="24"/>
-        </w:rPr>
-      </w:pPr>
-    </w:p>
-    <w:p>
-      <w:pPr>
-        <w:spacing w:after="0" w:line="360" w:lineRule="auto"/>
-        <w:jc w:val="center"/>
-        <w:rPr>
-          <w:rFonts w:ascii="Arial" w:hAnsi="Arial" w:cs="Arial"/>
-          <w:sz w:val="24"/>
-          <w:szCs w:val="24"/>
-        </w:rPr>
-      </w:pPr>
-    </w:p>
-    <w:p>
-      <w:pPr>
-        <w:spacing w:after="0" w:line="360" w:lineRule="auto"/>
-        <w:jc w:val="center"/>
-        <w:rPr>
-          <w:rFonts w:ascii="Arial" w:hAnsi="Arial" w:cs="Arial"/>
-          <w:sz w:val="24"/>
-          <w:szCs w:val="24"/>
-        </w:rPr>
-      </w:pPr>
-    </w:p>
-    <w:p>
-      <w:pPr>
-        <w:spacing w:after="0" w:line="360" w:lineRule="auto"/>
-        <w:jc w:val="center"/>
-        <w:rPr>
-          <w:rFonts w:ascii="Arial" w:hAnsi="Arial" w:cs="Arial"/>
-          <w:sz w:val="24"/>
-          <w:szCs w:val="24"/>
-        </w:rPr>
-      </w:pPr>
-    </w:p>
-    <w:p>
-      <w:pPr>
-        <w:spacing w:after="0" w:line="360" w:lineRule="auto"/>
-        <w:jc w:val="center"/>
-        <w:rPr>
-          <w:rFonts w:ascii="Arial" w:hAnsi="Arial" w:cs="Arial"/>
-          <w:sz w:val="24"/>
-          <w:szCs w:val="24"/>
-        </w:rPr>
-      </w:pPr>
-    </w:p>
-    <w:p>
-      <w:pPr>
-        <w:spacing w:after="0" w:line="360" w:lineRule="auto"/>
-        <w:jc w:val="center"/>
-        <w:rPr>
-          <w:rFonts w:ascii="Arial" w:hAnsi="Arial" w:cs="Arial"/>
-          <w:sz w:val="24"/>
-          <w:szCs w:val="24"/>
-        </w:rPr>
-      </w:pPr>
-    </w:p>
-    <w:p>
-      <w:pPr>
-        <w:spacing w:after="0" w:line="360" w:lineRule="auto"/>
-        <w:jc w:val="center"/>
-        <w:rPr>
-          <w:rFonts w:ascii="Arial" w:hAnsi="Arial" w:cs="Arial"/>
-          <w:sz w:val="24"/>
-          <w:szCs w:val="24"/>
-        </w:rPr>
-      </w:pPr>
-    </w:p>
-    <w:p>
-      <w:pPr>
-        <w:spacing w:after="0" w:line="360" w:lineRule="auto"/>
-        <w:jc w:val="center"/>
-        <w:rPr>
-          <w:rFonts w:ascii="Arial" w:hAnsi="Arial" w:cs="Arial"/>
-          <w:sz w:val="24"/>
-          <w:szCs w:val="24"/>
-        </w:rPr>
-      </w:pPr>
-    </w:p>
-    <w:p>
-      <w:pPr>
-        <w:spacing w:after="0" w:line="360" w:lineRule="auto"/>
-        <w:rPr>
-          <w:rFonts w:ascii="Arial" w:eastAsia="Times New Roman" w:hAnsi="Arial" w:cs="Arial"/>
-          <w:b/>
-          <w:bCs/>
-          <w:sz w:val="24"/>
-          <w:szCs w:val="24"/>
-          <w:lang w:eastAsia="pt-BR"/>
-        </w:rPr>
-      </w:pPr>
-      <w:r>
-        <w:rPr>
-          <w:rFonts w:ascii="Arial" w:eastAsia="Times New Roman" w:hAnsi="Arial" w:cs="Arial"/>
-          <w:b/>
-          <w:bCs/>
-          <w:sz w:val="24"/>
-          <w:szCs w:val="24"/>
-          <w:lang w:eastAsia="pt-BR"/>
-        </w:rPr>
-        <w:t>INTRODUÇÃO</w:t>
-      </w:r>
-    </w:p>
-    <w:p>
-      <w:pPr>
-        <w:spacing w:after="0" w:line="360" w:lineRule="auto"/>
-        <w:rPr>
-          <w:rFonts w:ascii="Arial" w:eastAsia="Times New Roman" w:hAnsi="Arial" w:cs="Arial"/>
-          <w:b/>
-          <w:bCs/>
-          <w:sz w:val="24"/>
-          <w:szCs w:val="24"/>
-          <w:lang w:eastAsia="pt-BR"/>
-        </w:rPr>
-      </w:pPr>
-      <w:r>
-        <w:rPr>
-          <w:rFonts w:ascii="Arial" w:eastAsia="Times New Roman" w:hAnsi="Arial" w:cs="Arial"/>
-          <w:b/>
-          <w:bCs/>
-          <w:sz w:val="24"/>
-          <w:szCs w:val="24"/>
-          <w:lang w:eastAsia="pt-BR"/>
-        </w:rPr>
-        <w:t>1. PROBLEMA</w:t>
-      </w:r>
-    </w:p>
-    <w:p>
-      <w:pPr>
-        <w:spacing w:after="0" w:line="360" w:lineRule="auto"/>
-        <w:rPr>
           <w:rFonts w:ascii="Arial" w:eastAsia="Times New Roman" w:hAnsi="Arial" w:cs="Arial"/>
           <w:sz w:val="24"/>
           <w:szCs w:val="24"/>
@@ -2245,17 +2186,15 @@
         </w:rPr>
         <w:t>Com base em pesquisas de campo realizadas com o corpo docente da ETEC Professor Camargo Aranha e com especialistas da Clínica Movthera, identificou-se que, embora as diretrizes educacionais busquem a inclusão, estudantes com Transtorno do Espectro Autista (TEA) nível 1 enfrentam barreiras severas no uso de materiais didáticos tradicionais. Esta realidade tornou-se ainda mais evidente com a abertura de vagas afirmativas para alunos com TEA no processo seletivo (vestibulinho) da instituição para o ano letivo de 2026.</w:t>
       </w:r>
-    </w:p>
-    <w:p>
-      <w:pPr>
-        <w:spacing w:after="0" w:line="360" w:lineRule="auto"/>
-        <w:rPr>
-          <w:rFonts w:ascii="Arial" w:eastAsia="Times New Roman" w:hAnsi="Arial" w:cs="Arial"/>
-          <w:sz w:val="24"/>
-          <w:szCs w:val="24"/>
-          <w:lang w:eastAsia="pt-BR"/>
-        </w:rPr>
-      </w:pPr>
+      <w:r>
+        <w:rPr>
+          <w:rFonts w:ascii="Arial" w:eastAsia="Times New Roman" w:hAnsi="Arial" w:cs="Arial"/>
+          <w:sz w:val="24"/>
+          <w:szCs w:val="24"/>
+          <w:lang w:eastAsia="pt-BR"/>
+        </w:rPr>
+        <w:t xml:space="preserve"> </w:t>
+      </w:r>
       <w:r>
         <w:rPr>
           <w:rFonts w:ascii="Arial" w:eastAsia="Times New Roman" w:hAnsi="Arial" w:cs="Arial"/>
@@ -2273,15 +2212,6 @@
           <w:lang w:eastAsia="pt-BR"/>
         </w:rPr>
         <w:t>principais desafios ped</w:t>
-      </w:r>
-      <w:r>
-        <w:rPr>
-          <w:rFonts w:ascii="Arial" w:eastAsia="Times New Roman" w:hAnsi="Arial" w:cs="Arial"/>
-          <w:sz w:val="24"/>
-          <w:szCs w:val="24"/>
-          <w:lang w:eastAsia="pt-BR"/>
-        </w:rPr>
-        <w:tab/>
       </w:r>
       <w:r>
         <w:rPr>
@@ -2301,6 +2231,7 @@
         </w:numPr>
         <w:spacing w:after="0" w:line="360" w:lineRule="auto"/>
         <w:ind w:left="0"/>
+        <w:jc w:val="both"/>
         <w:rPr>
           <w:rFonts w:ascii="Arial" w:eastAsia="Times New Roman" w:hAnsi="Arial" w:cs="Arial"/>
           <w:sz w:val="24"/>
@@ -2326,7 +2257,16 @@
           <w:szCs w:val="24"/>
           <w:lang w:eastAsia="pt-BR"/>
         </w:rPr>
-        <w:t xml:space="preserve"> Textos longos, densos e com linguagem abstrata ou metafórica.</w:t>
+        <w:t xml:space="preserve"> Textos longos, densos e com </w:t>
+      </w:r>
+      <w:r>
+        <w:rPr>
+          <w:rFonts w:ascii="Arial" w:eastAsia="Times New Roman" w:hAnsi="Arial" w:cs="Arial"/>
+          <w:sz w:val="24"/>
+          <w:szCs w:val="24"/>
+          <w:lang w:eastAsia="pt-BR"/>
+        </w:rPr>
+        <w:t>ambiguidades.</w:t>
       </w:r>
     </w:p>
     <w:p>
@@ -2337,6 +2277,7 @@
         </w:numPr>
         <w:spacing w:after="0" w:line="360" w:lineRule="auto"/>
         <w:ind w:left="0"/>
+        <w:jc w:val="both"/>
         <w:rPr>
           <w:rFonts w:ascii="Arial" w:eastAsia="Times New Roman" w:hAnsi="Arial" w:cs="Arial"/>
           <w:sz w:val="24"/>
@@ -2373,6 +2314,7 @@
         </w:numPr>
         <w:spacing w:after="0" w:line="360" w:lineRule="auto"/>
         <w:ind w:left="0"/>
+        <w:jc w:val="both"/>
         <w:rPr>
           <w:rFonts w:ascii="Arial" w:eastAsia="Times New Roman" w:hAnsi="Arial" w:cs="Arial"/>
           <w:sz w:val="24"/>
@@ -2404,6 +2346,7 @@
     <w:p>
       <w:pPr>
         <w:spacing w:after="0" w:line="360" w:lineRule="auto"/>
+        <w:jc w:val="both"/>
         <w:rPr>
           <w:rFonts w:ascii="Arial" w:eastAsia="Times New Roman" w:hAnsi="Arial" w:cs="Arial"/>
           <w:sz w:val="24"/>
@@ -2426,23 +2369,80 @@
         <w:spacing w:after="0" w:line="360" w:lineRule="auto"/>
         <w:rPr>
           <w:rFonts w:ascii="Arial" w:eastAsia="Times New Roman" w:hAnsi="Arial" w:cs="Arial"/>
-          <w:b/>
-          <w:bCs/>
-          <w:sz w:val="24"/>
-          <w:szCs w:val="24"/>
-          <w:lang w:eastAsia="pt-BR"/>
-        </w:rPr>
-      </w:pPr>
-      <w:r>
-        <w:rPr>
-          <w:rFonts w:ascii="Arial" w:eastAsia="Times New Roman" w:hAnsi="Arial" w:cs="Arial"/>
-          <w:b/>
-          <w:bCs/>
-          <w:sz w:val="24"/>
-          <w:szCs w:val="24"/>
-          <w:lang w:eastAsia="pt-BR"/>
-        </w:rPr>
-        <w:t>2. OBJETIVO GERAL</w:t>
+          <w:sz w:val="24"/>
+          <w:szCs w:val="24"/>
+          <w:lang w:eastAsia="pt-BR"/>
+        </w:rPr>
+      </w:pPr>
+    </w:p>
+    <w:p>
+      <w:pPr>
+        <w:spacing w:after="0" w:line="360" w:lineRule="auto"/>
+        <w:rPr>
+          <w:rFonts w:ascii="Arial" w:eastAsia="Times New Roman" w:hAnsi="Arial" w:cs="Arial"/>
+          <w:b/>
+          <w:bCs/>
+          <w:sz w:val="24"/>
+          <w:szCs w:val="24"/>
+          <w:lang w:eastAsia="pt-BR"/>
+        </w:rPr>
+      </w:pPr>
+      <w:r>
+        <w:rPr>
+          <w:rFonts w:ascii="Arial" w:eastAsia="Times New Roman" w:hAnsi="Arial" w:cs="Arial"/>
+          <w:b/>
+          <w:bCs/>
+          <w:sz w:val="24"/>
+          <w:szCs w:val="24"/>
+          <w:lang w:eastAsia="pt-BR"/>
+        </w:rPr>
+        <w:t>2. OBJETIVOS DO PROJETO</w:t>
+      </w:r>
+    </w:p>
+    <w:p>
+      <w:pPr>
+        <w:spacing w:after="0" w:line="360" w:lineRule="auto"/>
+        <w:rPr>
+          <w:rFonts w:ascii="Arial" w:eastAsia="Times New Roman" w:hAnsi="Arial" w:cs="Arial"/>
+          <w:b/>
+          <w:bCs/>
+          <w:sz w:val="24"/>
+          <w:szCs w:val="24"/>
+          <w:lang w:eastAsia="pt-BR"/>
+        </w:rPr>
+      </w:pPr>
+      <w:r>
+        <w:rPr>
+          <w:rFonts w:ascii="Arial" w:eastAsia="Times New Roman" w:hAnsi="Arial" w:cs="Arial"/>
+          <w:b/>
+          <w:bCs/>
+          <w:sz w:val="24"/>
+          <w:szCs w:val="24"/>
+          <w:lang w:eastAsia="pt-BR"/>
+        </w:rPr>
+        <w:t>2.</w:t>
+      </w:r>
+      <w:r>
+        <w:rPr>
+          <w:rFonts w:ascii="Arial" w:eastAsia="Times New Roman" w:hAnsi="Arial" w:cs="Arial"/>
+          <w:b/>
+          <w:bCs/>
+          <w:sz w:val="24"/>
+          <w:szCs w:val="24"/>
+          <w:lang w:eastAsia="pt-BR"/>
+        </w:rPr>
+        <w:t>1</w:t>
+      </w:r>
+      <w:r>
+        <w:rPr>
+          <w:rFonts w:ascii="Arial" w:eastAsia="Times New Roman" w:hAnsi="Arial" w:cs="Arial"/>
+          <w:b/>
+          <w:bCs/>
+          <w:sz w:val="24"/>
+          <w:szCs w:val="24"/>
+          <w:lang w:eastAsia="pt-BR"/>
+        </w:rPr>
+        <w:t xml:space="preserve"> OBJETIVO GERAL</w:t>
       </w:r>
     </w:p>
     <w:p>
@@ -2482,49 +2482,116 @@
           <w:szCs w:val="24"/>
           <w:lang w:eastAsia="pt-BR"/>
         </w:rPr>
-        <w:t>, uma ferramenta baseada em Inteligência Artificial que a</w:t>
-      </w:r>
-      <w:r>
-        <w:rPr>
-          <w:rFonts w:ascii="Arial" w:eastAsia="Times New Roman" w:hAnsi="Arial" w:cs="Arial"/>
-          <w:sz w:val="24"/>
-          <w:szCs w:val="24"/>
-          <w:lang w:eastAsia="pt-BR"/>
-        </w:rPr>
-        <w:t>poia professores da ETEC Professor Camargo Aranha</w:t>
-      </w:r>
-      <w:r>
-        <w:rPr>
-          <w:rFonts w:ascii="Arial" w:eastAsia="Times New Roman" w:hAnsi="Arial" w:cs="Arial"/>
-          <w:sz w:val="24"/>
-          <w:szCs w:val="24"/>
-          <w:lang w:eastAsia="pt-BR"/>
-        </w:rPr>
-        <w:t xml:space="preserve"> na adaptação rápida e automatizada de materiais pedagógicos (textos, PDFs, slides e atividades) em versões acessíveis para alunos com TEA nível 1.</w:t>
-      </w:r>
-    </w:p>
-    <w:p>
-      <w:pPr>
-        <w:spacing w:after="0" w:line="360" w:lineRule="auto"/>
-        <w:rPr>
-          <w:rFonts w:ascii="Arial" w:eastAsia="Times New Roman" w:hAnsi="Arial" w:cs="Arial"/>
-          <w:b/>
-          <w:bCs/>
-          <w:sz w:val="24"/>
-          <w:szCs w:val="24"/>
-          <w:lang w:eastAsia="pt-BR"/>
-        </w:rPr>
-      </w:pPr>
-      <w:r>
-        <w:rPr>
-          <w:rFonts w:ascii="Arial" w:eastAsia="Times New Roman" w:hAnsi="Arial" w:cs="Arial"/>
-          <w:b/>
-          <w:bCs/>
-          <w:sz w:val="24"/>
-          <w:szCs w:val="24"/>
-          <w:lang w:eastAsia="pt-BR"/>
-        </w:rPr>
-        <w:t>3. OBJETIVOS ESPECÍFICOS</w:t>
+        <w:t>, uma ferramenta baseada</w:t>
+      </w:r>
+      <w:r>
+        <w:rPr>
+          <w:rFonts w:ascii="Arial" w:eastAsia="Times New Roman" w:hAnsi="Arial" w:cs="Arial"/>
+          <w:sz w:val="24"/>
+          <w:szCs w:val="24"/>
+          <w:lang w:eastAsia="pt-BR"/>
+        </w:rPr>
+        <w:t xml:space="preserve"> no auxílio aos professores da ETEC Professor Camargo Aranha em relação</w:t>
+      </w:r>
+      <w:r>
+        <w:rPr>
+          <w:rFonts w:ascii="Arial" w:eastAsia="Times New Roman" w:hAnsi="Arial" w:cs="Arial"/>
+          <w:sz w:val="24"/>
+          <w:szCs w:val="24"/>
+          <w:lang w:eastAsia="pt-BR"/>
+        </w:rPr>
+        <w:t xml:space="preserve"> </w:t>
+      </w:r>
+      <w:r>
+        <w:rPr>
+          <w:rFonts w:ascii="Arial" w:eastAsia="Times New Roman" w:hAnsi="Arial" w:cs="Arial"/>
+          <w:sz w:val="24"/>
+          <w:szCs w:val="24"/>
+          <w:lang w:eastAsia="pt-BR"/>
+        </w:rPr>
+        <w:t xml:space="preserve">à </w:t>
+      </w:r>
+      <w:r>
+        <w:rPr>
+          <w:rFonts w:ascii="Arial" w:eastAsia="Times New Roman" w:hAnsi="Arial" w:cs="Arial"/>
+          <w:sz w:val="24"/>
+          <w:szCs w:val="24"/>
+          <w:lang w:eastAsia="pt-BR"/>
+        </w:rPr>
+        <w:t>adaptação rápida e automatizada de mat</w:t>
+      </w:r>
+      <w:r>
+        <w:rPr>
+          <w:rFonts w:ascii="Arial" w:eastAsia="Times New Roman" w:hAnsi="Arial" w:cs="Arial"/>
+          <w:sz w:val="24"/>
+          <w:szCs w:val="24"/>
+          <w:lang w:eastAsia="pt-BR"/>
+        </w:rPr>
+        <w:t>eriais pedagógicos (PDFs</w:t>
+      </w:r>
+      <w:r>
+        <w:rPr>
+          <w:rFonts w:ascii="Arial" w:eastAsia="Times New Roman" w:hAnsi="Arial" w:cs="Arial"/>
+          <w:sz w:val="24"/>
+          <w:szCs w:val="24"/>
+          <w:lang w:eastAsia="pt-BR"/>
+        </w:rPr>
+        <w:t>) em versões acessív</w:t>
+      </w:r>
+      <w:r>
+        <w:rPr>
+          <w:rFonts w:ascii="Arial" w:eastAsia="Times New Roman" w:hAnsi="Arial" w:cs="Arial"/>
+          <w:sz w:val="24"/>
+          <w:szCs w:val="24"/>
+          <w:lang w:eastAsia="pt-BR"/>
+        </w:rPr>
+        <w:t xml:space="preserve">eis para alunos com TEA nível 1 através da Inteligência Artificial. </w:t>
+      </w:r>
+    </w:p>
+    <w:p>
+      <w:pPr>
+        <w:spacing w:after="0" w:line="360" w:lineRule="auto"/>
+        <w:rPr>
+          <w:rFonts w:ascii="Arial" w:eastAsia="Times New Roman" w:hAnsi="Arial" w:cs="Arial"/>
+          <w:sz w:val="24"/>
+          <w:szCs w:val="24"/>
+          <w:lang w:eastAsia="pt-BR"/>
+        </w:rPr>
+      </w:pPr>
+    </w:p>
+    <w:p>
+      <w:pPr>
+        <w:spacing w:after="0" w:line="360" w:lineRule="auto"/>
+        <w:rPr>
+          <w:rFonts w:ascii="Arial" w:eastAsia="Times New Roman" w:hAnsi="Arial" w:cs="Arial"/>
+          <w:b/>
+          <w:bCs/>
+          <w:sz w:val="24"/>
+          <w:szCs w:val="24"/>
+          <w:lang w:eastAsia="pt-BR"/>
+        </w:rPr>
+      </w:pPr>
+      <w:r>
+        <w:rPr>
+          <w:rFonts w:ascii="Arial" w:eastAsia="Times New Roman" w:hAnsi="Arial" w:cs="Arial"/>
+          <w:b/>
+          <w:bCs/>
+          <w:sz w:val="24"/>
+          <w:szCs w:val="24"/>
+          <w:lang w:eastAsia="pt-BR"/>
+        </w:rPr>
+        <w:t>2.2</w:t>
+      </w:r>
+      <w:r>
+        <w:rPr>
+          <w:rFonts w:ascii="Arial" w:eastAsia="Times New Roman" w:hAnsi="Arial" w:cs="Arial"/>
+          <w:b/>
+          <w:bCs/>
+          <w:sz w:val="24"/>
+          <w:szCs w:val="24"/>
+          <w:lang w:eastAsia="pt-BR"/>
+        </w:rPr>
+        <w:t>. OBJETIVOS ESPECÍFICOS</w:t>
       </w:r>
     </w:p>
     <w:p>
@@ -2625,6 +2692,1541 @@
         </w:rPr>
         <w:t>Download</w:t>
       </w:r>
+    </w:p>
+    <w:p>
+      <w:pPr>
+        <w:spacing w:after="0" w:line="360" w:lineRule="auto"/>
+        <w:rPr>
+          <w:rFonts w:ascii="Arial" w:eastAsia="Times New Roman" w:hAnsi="Arial" w:cs="Arial"/>
+          <w:bCs/>
+          <w:sz w:val="24"/>
+          <w:szCs w:val="24"/>
+          <w:lang w:eastAsia="pt-BR"/>
+        </w:rPr>
+      </w:pPr>
+    </w:p>
+    <w:p>
+      <w:pPr>
+        <w:spacing w:after="0" w:line="360" w:lineRule="auto"/>
+        <w:rPr>
+          <w:rFonts w:ascii="Arial" w:eastAsia="Times New Roman" w:hAnsi="Arial" w:cs="Arial"/>
+          <w:bCs/>
+          <w:sz w:val="24"/>
+          <w:szCs w:val="24"/>
+          <w:lang w:eastAsia="pt-BR"/>
+        </w:rPr>
+      </w:pPr>
+    </w:p>
+    <w:p>
+      <w:pPr>
+        <w:spacing w:after="0" w:line="360" w:lineRule="auto"/>
+        <w:rPr>
+          <w:rFonts w:ascii="Arial" w:eastAsia="Times New Roman" w:hAnsi="Arial" w:cs="Arial"/>
+          <w:bCs/>
+          <w:sz w:val="24"/>
+          <w:szCs w:val="24"/>
+          <w:lang w:eastAsia="pt-BR"/>
+        </w:rPr>
+      </w:pPr>
+    </w:p>
+    <w:p>
+      <w:pPr>
+        <w:spacing w:after="0" w:line="360" w:lineRule="auto"/>
+        <w:jc w:val="both"/>
+        <w:rPr>
+          <w:rFonts w:ascii="Arial" w:eastAsia="Times New Roman" w:hAnsi="Arial" w:cs="Arial"/>
+          <w:sz w:val="24"/>
+          <w:szCs w:val="24"/>
+          <w:lang w:eastAsia="pt-BR"/>
+        </w:rPr>
+      </w:pPr>
+      <w:r>
+        <w:rPr>
+          <w:rFonts w:ascii="Arial" w:eastAsia="Times New Roman" w:hAnsi="Arial" w:cs="Arial"/>
+          <w:b/>
+          <w:bCs/>
+          <w:sz w:val="24"/>
+          <w:szCs w:val="24"/>
+          <w:lang w:eastAsia="pt-BR"/>
+        </w:rPr>
+        <w:lastRenderedPageBreak/>
+        <w:t>2.3. ESCOPOS</w:t>
+      </w:r>
+      <w:r>
+        <w:rPr>
+          <w:rFonts w:ascii="Arial" w:eastAsia="Times New Roman" w:hAnsi="Arial" w:cs="Arial"/>
+          <w:sz w:val="24"/>
+          <w:szCs w:val="24"/>
+          <w:lang w:eastAsia="pt-BR"/>
+        </w:rPr>
+        <w:t xml:space="preserve"> </w:t>
+      </w:r>
+    </w:p>
+    <w:p>
+      <w:pPr>
+        <w:spacing w:after="0" w:line="360" w:lineRule="auto"/>
+        <w:jc w:val="both"/>
+        <w:rPr>
+          <w:rFonts w:ascii="Arial" w:eastAsia="Times New Roman" w:hAnsi="Arial" w:cs="Arial"/>
+          <w:sz w:val="24"/>
+          <w:szCs w:val="24"/>
+          <w:lang w:eastAsia="pt-BR"/>
+        </w:rPr>
+      </w:pPr>
+      <w:r>
+        <w:rPr>
+          <w:rFonts w:ascii="Arial" w:eastAsia="Times New Roman" w:hAnsi="Arial" w:cs="Arial"/>
+          <w:sz w:val="24"/>
+          <w:szCs w:val="24"/>
+          <w:lang w:eastAsia="pt-BR"/>
+        </w:rPr>
+        <w:t>Este capítulo define as fronteiras de atuação do sistema TEA Learn, especificando as funcionalidades que compõem o produto final entregue neste Trabalho de Conclusão de Curso, bem como as delimitações técnicas que definem o que não faz parte do escopo atual do desenvolvimento.</w:t>
+      </w:r>
+    </w:p>
+    <w:p>
+      <w:pPr>
+        <w:spacing w:after="0" w:line="360" w:lineRule="auto"/>
+        <w:rPr>
+          <w:rFonts w:ascii="Arial" w:eastAsia="Times New Roman" w:hAnsi="Arial" w:cs="Arial"/>
+          <w:b/>
+          <w:bCs/>
+          <w:sz w:val="24"/>
+          <w:szCs w:val="24"/>
+          <w:lang w:eastAsia="pt-BR"/>
+        </w:rPr>
+      </w:pPr>
+    </w:p>
+    <w:p>
+      <w:pPr>
+        <w:spacing w:after="0" w:line="360" w:lineRule="auto"/>
+        <w:rPr>
+          <w:rFonts w:ascii="Arial" w:eastAsia="Times New Roman" w:hAnsi="Arial" w:cs="Arial"/>
+          <w:b/>
+          <w:bCs/>
+          <w:sz w:val="24"/>
+          <w:szCs w:val="24"/>
+          <w:lang w:eastAsia="pt-BR"/>
+        </w:rPr>
+      </w:pPr>
+      <w:r>
+        <w:rPr>
+          <w:rFonts w:ascii="Arial" w:eastAsia="Times New Roman" w:hAnsi="Arial" w:cs="Arial"/>
+          <w:b/>
+          <w:bCs/>
+          <w:sz w:val="24"/>
+          <w:szCs w:val="24"/>
+          <w:lang w:eastAsia="pt-BR"/>
+        </w:rPr>
+        <w:t>2.3.1. ESCOPO DO PROJETO</w:t>
+      </w:r>
+    </w:p>
+    <w:p>
+      <w:pPr>
+        <w:spacing w:after="0" w:line="360" w:lineRule="auto"/>
+        <w:jc w:val="both"/>
+        <w:rPr>
+          <w:rFonts w:ascii="Arial" w:eastAsia="Times New Roman" w:hAnsi="Arial" w:cs="Arial"/>
+          <w:sz w:val="24"/>
+          <w:szCs w:val="24"/>
+          <w:lang w:eastAsia="pt-BR"/>
+        </w:rPr>
+      </w:pPr>
+      <w:r>
+        <w:rPr>
+          <w:rFonts w:ascii="Arial" w:eastAsia="Times New Roman" w:hAnsi="Arial" w:cs="Arial"/>
+          <w:sz w:val="24"/>
+          <w:szCs w:val="24"/>
+          <w:lang w:eastAsia="pt-BR"/>
+        </w:rPr>
+        <w:t xml:space="preserve">O TEA Learn consiste em uma plataforma web de apoio docente, desenvolvida para ser </w:t>
+      </w:r>
+      <w:r>
+        <w:rPr>
+          <w:rFonts w:ascii="Arial" w:eastAsia="Times New Roman" w:hAnsi="Arial" w:cs="Arial"/>
+          <w:b/>
+          <w:sz w:val="24"/>
+          <w:szCs w:val="24"/>
+          <w:lang w:eastAsia="pt-BR"/>
+        </w:rPr>
+        <w:t>utilizada pelos professores</w:t>
+      </w:r>
+      <w:r>
+        <w:rPr>
+          <w:rFonts w:ascii="Arial" w:eastAsia="Times New Roman" w:hAnsi="Arial" w:cs="Arial"/>
+          <w:sz w:val="24"/>
+          <w:szCs w:val="24"/>
+          <w:lang w:eastAsia="pt-BR"/>
+        </w:rPr>
+        <w:t xml:space="preserve"> da ETEC Professor Camargo Aranha.</w:t>
+      </w:r>
+      <w:r>
+        <w:rPr>
+          <w:rFonts w:ascii="Arial" w:eastAsia="Times New Roman" w:hAnsi="Arial" w:cs="Arial"/>
+          <w:sz w:val="24"/>
+          <w:szCs w:val="24"/>
+          <w:lang w:eastAsia="pt-BR"/>
+        </w:rPr>
+        <w:t xml:space="preserve"> Além disso, os materiais adaptados serão utilizados pelos alunos com </w:t>
+      </w:r>
+      <w:r>
+        <w:rPr>
+          <w:rFonts w:ascii="Arial" w:eastAsia="Times New Roman" w:hAnsi="Arial" w:cs="Arial"/>
+          <w:b/>
+          <w:sz w:val="24"/>
+          <w:szCs w:val="24"/>
+          <w:lang w:eastAsia="pt-BR"/>
+        </w:rPr>
+        <w:t>TEA Nível 1</w:t>
+      </w:r>
+      <w:r>
+        <w:rPr>
+          <w:rFonts w:ascii="Arial" w:eastAsia="Times New Roman" w:hAnsi="Arial" w:cs="Arial"/>
+          <w:sz w:val="24"/>
+          <w:szCs w:val="24"/>
+          <w:lang w:eastAsia="pt-BR"/>
+        </w:rPr>
+        <w:t>.</w:t>
+      </w:r>
+      <w:r>
+        <w:rPr>
+          <w:rFonts w:ascii="Arial" w:eastAsia="Times New Roman" w:hAnsi="Arial" w:cs="Arial"/>
+          <w:sz w:val="24"/>
+          <w:szCs w:val="24"/>
+          <w:lang w:eastAsia="pt-BR"/>
+        </w:rPr>
+        <w:t xml:space="preserve"> </w:t>
+      </w:r>
+      <w:r>
+        <w:rPr>
+          <w:rFonts w:ascii="Arial" w:eastAsia="Times New Roman" w:hAnsi="Arial" w:cs="Arial"/>
+          <w:sz w:val="24"/>
+          <w:szCs w:val="24"/>
+          <w:lang w:eastAsia="pt-BR"/>
+        </w:rPr>
+        <w:t xml:space="preserve">O sistema é especializado em materiais didáticos de disciplinas da área de </w:t>
+      </w:r>
+      <w:r>
+        <w:rPr>
+          <w:rFonts w:ascii="Arial" w:eastAsia="Times New Roman" w:hAnsi="Arial" w:cs="Arial"/>
+          <w:b/>
+          <w:sz w:val="24"/>
+          <w:szCs w:val="24"/>
+          <w:lang w:eastAsia="pt-BR"/>
+        </w:rPr>
+        <w:t>Humanas</w:t>
+      </w:r>
+      <w:r>
+        <w:rPr>
+          <w:rFonts w:ascii="Arial" w:eastAsia="Times New Roman" w:hAnsi="Arial" w:cs="Arial"/>
+          <w:sz w:val="24"/>
+          <w:szCs w:val="24"/>
+          <w:lang w:eastAsia="pt-BR"/>
+        </w:rPr>
+        <w:t xml:space="preserve">, onde o motor pedagógico da IA está calibrado para lidar com textos discursivos, interpretação e organização lógica </w:t>
+      </w:r>
+      <w:r>
+        <w:rPr>
+          <w:rFonts w:ascii="Arial" w:eastAsia="Times New Roman" w:hAnsi="Arial" w:cs="Arial"/>
+          <w:sz w:val="24"/>
+          <w:szCs w:val="24"/>
+          <w:lang w:eastAsia="pt-BR"/>
+        </w:rPr>
+        <w:t>de conteúdos.</w:t>
+      </w:r>
+    </w:p>
+    <w:p>
+      <w:pPr>
+        <w:spacing w:after="0" w:line="360" w:lineRule="auto"/>
+        <w:jc w:val="both"/>
+        <w:rPr>
+          <w:rFonts w:ascii="Arial" w:eastAsia="Times New Roman" w:hAnsi="Arial" w:cs="Arial"/>
+          <w:sz w:val="24"/>
+          <w:szCs w:val="24"/>
+          <w:lang w:eastAsia="pt-BR"/>
+        </w:rPr>
+      </w:pPr>
+    </w:p>
+    <w:p>
+      <w:pPr>
+        <w:spacing w:after="0" w:line="360" w:lineRule="auto"/>
+        <w:jc w:val="both"/>
+        <w:rPr>
+          <w:rFonts w:ascii="Arial" w:eastAsia="Times New Roman" w:hAnsi="Arial" w:cs="Arial"/>
+          <w:sz w:val="24"/>
+          <w:szCs w:val="24"/>
+          <w:lang w:eastAsia="pt-BR"/>
+        </w:rPr>
+      </w:pPr>
+      <w:r>
+        <w:rPr>
+          <w:rFonts w:ascii="Arial" w:eastAsia="Times New Roman" w:hAnsi="Arial" w:cs="Arial"/>
+          <w:sz w:val="24"/>
+          <w:szCs w:val="24"/>
+          <w:lang w:eastAsia="pt-BR"/>
+        </w:rPr>
+        <w:t xml:space="preserve">O fluxo geral do sistema segue a metodologia ADDIE junto ao Desenho Universal da Aprendizagem (DUA): </w:t>
+      </w:r>
+    </w:p>
+    <w:p>
+      <w:pPr>
+        <w:pStyle w:val="PargrafodaLista"/>
+        <w:numPr>
+          <w:ilvl w:val="0"/>
+          <w:numId w:val="39"/>
+        </w:numPr>
+        <w:spacing w:after="0" w:line="360" w:lineRule="auto"/>
+        <w:jc w:val="both"/>
+        <w:rPr>
+          <w:rFonts w:ascii="Arial" w:eastAsia="Times New Roman" w:hAnsi="Arial" w:cs="Arial"/>
+          <w:sz w:val="24"/>
+          <w:szCs w:val="24"/>
+          <w:lang w:eastAsia="pt-BR"/>
+        </w:rPr>
+      </w:pPr>
+      <w:r>
+        <w:rPr>
+          <w:rFonts w:ascii="Arial" w:eastAsia="Times New Roman" w:hAnsi="Arial" w:cs="Arial"/>
+          <w:b/>
+          <w:sz w:val="24"/>
+          <w:szCs w:val="24"/>
+          <w:lang w:eastAsia="pt-BR"/>
+        </w:rPr>
+        <w:t>Etapa de Análise (Analysis)</w:t>
+      </w:r>
+      <w:r>
+        <w:rPr>
+          <w:rFonts w:ascii="Arial" w:eastAsia="Times New Roman" w:hAnsi="Arial" w:cs="Arial"/>
+          <w:sz w:val="24"/>
+          <w:szCs w:val="24"/>
+          <w:lang w:eastAsia="pt-BR"/>
+        </w:rPr>
+        <w:t xml:space="preserve">: O material didático original é examinado para identificar problemas de acessibilidade, como linguagem complexa, </w:t>
+      </w:r>
+      <w:r>
+        <w:rPr>
+          <w:rFonts w:ascii="Arial" w:eastAsia="Times New Roman" w:hAnsi="Arial" w:cs="Arial"/>
+          <w:b/>
+          <w:sz w:val="24"/>
+          <w:szCs w:val="24"/>
+          <w:lang w:eastAsia="pt-BR"/>
+        </w:rPr>
+        <w:t>excesso de informação</w:t>
+      </w:r>
+      <w:r>
+        <w:rPr>
+          <w:rFonts w:ascii="Arial" w:eastAsia="Times New Roman" w:hAnsi="Arial" w:cs="Arial"/>
+          <w:sz w:val="24"/>
+          <w:szCs w:val="24"/>
+          <w:lang w:eastAsia="pt-BR"/>
+        </w:rPr>
+        <w:t xml:space="preserve"> ou abstração. Também são consideradas características do TEA nível 1, como a preferência por clareza, dificuldade com </w:t>
+      </w:r>
+      <w:r>
+        <w:rPr>
+          <w:rFonts w:ascii="Arial" w:eastAsia="Times New Roman" w:hAnsi="Arial" w:cs="Arial"/>
+          <w:b/>
+          <w:sz w:val="24"/>
+          <w:szCs w:val="24"/>
+          <w:lang w:eastAsia="pt-BR"/>
+        </w:rPr>
+        <w:t>ambiguidade</w:t>
+      </w:r>
+      <w:r>
+        <w:rPr>
+          <w:rFonts w:ascii="Arial" w:eastAsia="Times New Roman" w:hAnsi="Arial" w:cs="Arial"/>
+          <w:sz w:val="24"/>
+          <w:szCs w:val="24"/>
+          <w:lang w:eastAsia="pt-BR"/>
+        </w:rPr>
+        <w:t xml:space="preserve"> e necessidade de estrutura. O resultado dessa fase é uma lista de requisitos de adaptação. </w:t>
+      </w:r>
+    </w:p>
+    <w:p>
+      <w:pPr>
+        <w:pStyle w:val="PargrafodaLista"/>
+        <w:numPr>
+          <w:ilvl w:val="0"/>
+          <w:numId w:val="39"/>
+        </w:numPr>
+        <w:spacing w:after="0" w:line="360" w:lineRule="auto"/>
+        <w:jc w:val="both"/>
+        <w:rPr>
+          <w:rFonts w:ascii="Arial" w:eastAsia="Times New Roman" w:hAnsi="Arial" w:cs="Arial"/>
+          <w:sz w:val="24"/>
+          <w:szCs w:val="24"/>
+          <w:lang w:eastAsia="pt-BR"/>
+        </w:rPr>
+      </w:pPr>
+      <w:r>
+        <w:rPr>
+          <w:rFonts w:ascii="Arial" w:eastAsia="Times New Roman" w:hAnsi="Arial" w:cs="Arial"/>
+          <w:b/>
+          <w:sz w:val="24"/>
+          <w:szCs w:val="24"/>
+          <w:lang w:eastAsia="pt-BR"/>
+        </w:rPr>
+        <w:t>Etapa de Design (Design)</w:t>
+      </w:r>
+      <w:r>
+        <w:rPr>
+          <w:rFonts w:ascii="Arial" w:eastAsia="Times New Roman" w:hAnsi="Arial" w:cs="Arial"/>
+          <w:sz w:val="24"/>
+          <w:szCs w:val="24"/>
+          <w:lang w:eastAsia="pt-BR"/>
+        </w:rPr>
+        <w:t xml:space="preserve">: Esses requisitos são transformados em regras pedagógicas </w:t>
+      </w:r>
+      <w:r>
+        <w:rPr>
+          <w:rFonts w:ascii="Arial" w:eastAsia="Times New Roman" w:hAnsi="Arial" w:cs="Arial"/>
+          <w:b/>
+          <w:sz w:val="24"/>
+          <w:szCs w:val="24"/>
+          <w:lang w:eastAsia="pt-BR"/>
+        </w:rPr>
+        <w:t>baseadas no DUA</w:t>
+      </w:r>
+      <w:r>
+        <w:rPr>
+          <w:rFonts w:ascii="Arial" w:eastAsia="Times New Roman" w:hAnsi="Arial" w:cs="Arial"/>
+          <w:sz w:val="24"/>
+          <w:szCs w:val="24"/>
+          <w:lang w:eastAsia="pt-BR"/>
+        </w:rPr>
+        <w:t xml:space="preserve">. Isso inclui múltiplas formas de representação, como </w:t>
+      </w:r>
+      <w:r>
+        <w:rPr>
+          <w:rFonts w:ascii="Arial" w:eastAsia="Times New Roman" w:hAnsi="Arial" w:cs="Arial"/>
+          <w:b/>
+          <w:sz w:val="24"/>
+          <w:szCs w:val="24"/>
+          <w:lang w:eastAsia="pt-BR"/>
+        </w:rPr>
+        <w:t>textos simplificados e exemplos concretos</w:t>
+      </w:r>
+      <w:r>
+        <w:rPr>
+          <w:rFonts w:ascii="Arial" w:eastAsia="Times New Roman" w:hAnsi="Arial" w:cs="Arial"/>
+          <w:sz w:val="24"/>
+          <w:szCs w:val="24"/>
+          <w:lang w:eastAsia="pt-BR"/>
+        </w:rPr>
+        <w:t xml:space="preserve">, organização do conteúdo em etapas e tópicos, além da eliminação de ambiguidades e destaque de palavras-chave. O resultado é um conjunto de regras de adaptação que funciona como o “motor pedagógico” do sistema. </w:t>
+      </w:r>
+    </w:p>
+    <w:p>
+      <w:pPr>
+        <w:pStyle w:val="PargrafodaLista"/>
+        <w:numPr>
+          <w:ilvl w:val="0"/>
+          <w:numId w:val="39"/>
+        </w:numPr>
+        <w:spacing w:after="0" w:line="360" w:lineRule="auto"/>
+        <w:jc w:val="both"/>
+        <w:rPr>
+          <w:rFonts w:ascii="Arial" w:eastAsia="Times New Roman" w:hAnsi="Arial" w:cs="Arial"/>
+          <w:sz w:val="24"/>
+          <w:szCs w:val="24"/>
+          <w:lang w:eastAsia="pt-BR"/>
+        </w:rPr>
+      </w:pPr>
+      <w:r>
+        <w:rPr>
+          <w:rFonts w:ascii="Arial" w:eastAsia="Times New Roman" w:hAnsi="Arial" w:cs="Arial"/>
+          <w:b/>
+          <w:sz w:val="24"/>
+          <w:szCs w:val="24"/>
+          <w:lang w:eastAsia="pt-BR"/>
+        </w:rPr>
+        <w:t>Etapa de Desenvolvimento (Development)</w:t>
+      </w:r>
+      <w:r>
+        <w:rPr>
+          <w:rFonts w:ascii="Arial" w:eastAsia="Times New Roman" w:hAnsi="Arial" w:cs="Arial"/>
+          <w:sz w:val="24"/>
+          <w:szCs w:val="24"/>
+          <w:lang w:eastAsia="pt-BR"/>
+        </w:rPr>
+        <w:t xml:space="preserve">: A inteligência artificial aplica essas regras ao material original. O processamento envolve simplificação de texto, segmentação do conteúdo, reorganização lógica, geração de exemplos e destaque de conceitos-chave. O resultado é o material adaptado. </w:t>
+      </w:r>
+    </w:p>
+    <w:p>
+      <w:pPr>
+        <w:pStyle w:val="PargrafodaLista"/>
+        <w:numPr>
+          <w:ilvl w:val="0"/>
+          <w:numId w:val="39"/>
+        </w:numPr>
+        <w:spacing w:after="0" w:line="360" w:lineRule="auto"/>
+        <w:jc w:val="both"/>
+        <w:rPr>
+          <w:rFonts w:ascii="Arial" w:eastAsia="Times New Roman" w:hAnsi="Arial" w:cs="Arial"/>
+          <w:sz w:val="24"/>
+          <w:szCs w:val="24"/>
+          <w:lang w:eastAsia="pt-BR"/>
+        </w:rPr>
+      </w:pPr>
+      <w:r>
+        <w:rPr>
+          <w:rFonts w:ascii="Arial" w:eastAsia="Times New Roman" w:hAnsi="Arial" w:cs="Arial"/>
+          <w:b/>
+          <w:sz w:val="24"/>
+          <w:szCs w:val="24"/>
+          <w:lang w:eastAsia="pt-BR"/>
+        </w:rPr>
+        <w:lastRenderedPageBreak/>
+        <w:t>Etapa de Implementação (Implementation)</w:t>
+      </w:r>
+      <w:r>
+        <w:rPr>
+          <w:rFonts w:ascii="Arial" w:eastAsia="Times New Roman" w:hAnsi="Arial" w:cs="Arial"/>
+          <w:sz w:val="24"/>
+          <w:szCs w:val="24"/>
+          <w:lang w:eastAsia="pt-BR"/>
+        </w:rPr>
+        <w:t xml:space="preserve">: Esse material adaptado é disponibilizado na plataforma para uso por professores e alunos, garantindo que o conteúdo seja acessível e aplicado de forma inclusiva. </w:t>
+      </w:r>
+    </w:p>
+    <w:p>
+      <w:pPr>
+        <w:spacing w:after="0" w:line="360" w:lineRule="auto"/>
+        <w:jc w:val="both"/>
+        <w:rPr>
+          <w:rFonts w:ascii="Arial" w:eastAsia="Times New Roman" w:hAnsi="Arial" w:cs="Arial"/>
+          <w:sz w:val="24"/>
+          <w:szCs w:val="24"/>
+          <w:lang w:eastAsia="pt-BR"/>
+        </w:rPr>
+      </w:pPr>
+    </w:p>
+    <w:p>
+      <w:pPr>
+        <w:spacing w:after="0" w:line="360" w:lineRule="auto"/>
+        <w:jc w:val="both"/>
+        <w:rPr>
+          <w:rFonts w:ascii="Arial" w:eastAsia="Times New Roman" w:hAnsi="Arial" w:cs="Arial"/>
+          <w:sz w:val="24"/>
+          <w:szCs w:val="24"/>
+          <w:lang w:eastAsia="pt-BR"/>
+        </w:rPr>
+      </w:pPr>
+      <w:r>
+        <w:rPr>
+          <w:rFonts w:ascii="Arial" w:eastAsia="Times New Roman" w:hAnsi="Arial" w:cs="Arial"/>
+          <w:sz w:val="24"/>
+          <w:szCs w:val="24"/>
+          <w:lang w:eastAsia="pt-BR"/>
+        </w:rPr>
+        <w:t>Além</w:t>
+      </w:r>
+      <w:r>
+        <w:rPr>
+          <w:rFonts w:ascii="Arial" w:eastAsia="Times New Roman" w:hAnsi="Arial" w:cs="Arial"/>
+          <w:sz w:val="24"/>
+          <w:szCs w:val="24"/>
+          <w:lang w:eastAsia="pt-BR"/>
+        </w:rPr>
+        <w:t xml:space="preserve"> desse fluxo</w:t>
+      </w:r>
+      <w:r>
+        <w:rPr>
+          <w:rFonts w:ascii="Arial" w:eastAsia="Times New Roman" w:hAnsi="Arial" w:cs="Arial"/>
+          <w:sz w:val="24"/>
+          <w:szCs w:val="24"/>
+          <w:lang w:eastAsia="pt-BR"/>
+        </w:rPr>
+        <w:t>, o escopo do projeto abrange as seguintes funcionalidades técnicas</w:t>
+      </w:r>
+      <w:r>
+        <w:rPr>
+          <w:rFonts w:ascii="Arial" w:eastAsia="Times New Roman" w:hAnsi="Arial" w:cs="Arial"/>
+          <w:sz w:val="24"/>
+          <w:szCs w:val="24"/>
+          <w:lang w:eastAsia="pt-BR"/>
+        </w:rPr>
+        <w:t>:</w:t>
+      </w:r>
+    </w:p>
+    <w:p>
+      <w:pPr>
+        <w:pStyle w:val="PargrafodaLista"/>
+        <w:numPr>
+          <w:ilvl w:val="0"/>
+          <w:numId w:val="42"/>
+        </w:numPr>
+        <w:spacing w:after="0" w:line="360" w:lineRule="auto"/>
+        <w:jc w:val="both"/>
+        <w:rPr>
+          <w:rFonts w:ascii="Arial" w:eastAsia="Times New Roman" w:hAnsi="Arial" w:cs="Arial"/>
+          <w:sz w:val="24"/>
+          <w:szCs w:val="24"/>
+          <w:lang w:eastAsia="pt-BR"/>
+        </w:rPr>
+      </w:pPr>
+      <w:r>
+        <w:rPr>
+          <w:rFonts w:ascii="Arial" w:eastAsia="Times New Roman" w:hAnsi="Arial" w:cs="Arial"/>
+          <w:sz w:val="24"/>
+          <w:szCs w:val="24"/>
+          <w:lang w:eastAsia="pt-BR"/>
+        </w:rPr>
+        <w:t>Autenticaç</w:t>
+      </w:r>
+      <w:r>
+        <w:rPr>
+          <w:rFonts w:ascii="Arial" w:eastAsia="Times New Roman" w:hAnsi="Arial" w:cs="Arial"/>
+          <w:sz w:val="24"/>
+          <w:szCs w:val="24"/>
+          <w:lang w:eastAsia="pt-BR"/>
+        </w:rPr>
+        <w:t>ão do</w:t>
+      </w:r>
+      <w:r>
+        <w:rPr>
+          <w:rFonts w:ascii="Arial" w:eastAsia="Times New Roman" w:hAnsi="Arial" w:cs="Arial"/>
+          <w:sz w:val="24"/>
+          <w:szCs w:val="24"/>
+          <w:lang w:eastAsia="pt-BR"/>
+        </w:rPr>
+        <w:t xml:space="preserve"> L</w:t>
+      </w:r>
+      <w:r>
+        <w:rPr>
+          <w:rFonts w:ascii="Arial" w:eastAsia="Times New Roman" w:hAnsi="Arial" w:cs="Arial"/>
+          <w:sz w:val="24"/>
+          <w:szCs w:val="24"/>
+          <w:lang w:eastAsia="pt-BR"/>
+        </w:rPr>
+        <w:t xml:space="preserve">ogin </w:t>
+      </w:r>
+    </w:p>
+    <w:p>
+      <w:pPr>
+        <w:pStyle w:val="PargrafodaLista"/>
+        <w:numPr>
+          <w:ilvl w:val="0"/>
+          <w:numId w:val="42"/>
+        </w:numPr>
+        <w:spacing w:after="0" w:line="360" w:lineRule="auto"/>
+        <w:jc w:val="both"/>
+        <w:rPr>
+          <w:rFonts w:ascii="Arial" w:eastAsia="Times New Roman" w:hAnsi="Arial" w:cs="Arial"/>
+          <w:sz w:val="24"/>
+          <w:szCs w:val="24"/>
+          <w:lang w:eastAsia="pt-BR"/>
+        </w:rPr>
+      </w:pPr>
+      <w:r>
+        <w:rPr>
+          <w:rFonts w:ascii="Arial" w:eastAsia="Times New Roman" w:hAnsi="Arial" w:cs="Arial"/>
+          <w:sz w:val="24"/>
+          <w:szCs w:val="24"/>
+          <w:lang w:eastAsia="pt-BR"/>
+        </w:rPr>
+        <w:t>Funcionalidade de upload de arquivos no formato de PDF com verificação de tipo do arquivo</w:t>
+      </w:r>
+    </w:p>
+    <w:p>
+      <w:pPr>
+        <w:pStyle w:val="PargrafodaLista"/>
+        <w:numPr>
+          <w:ilvl w:val="0"/>
+          <w:numId w:val="42"/>
+        </w:numPr>
+        <w:spacing w:after="0" w:line="360" w:lineRule="auto"/>
+        <w:jc w:val="both"/>
+        <w:rPr>
+          <w:rFonts w:ascii="Arial" w:eastAsia="Times New Roman" w:hAnsi="Arial" w:cs="Arial"/>
+          <w:sz w:val="24"/>
+          <w:szCs w:val="24"/>
+          <w:lang w:eastAsia="pt-BR"/>
+        </w:rPr>
+      </w:pPr>
+      <w:r>
+        <w:rPr>
+          <w:rFonts w:ascii="Arial" w:eastAsia="Times New Roman" w:hAnsi="Arial" w:cs="Arial"/>
+          <w:sz w:val="24"/>
+          <w:szCs w:val="24"/>
+          <w:lang w:eastAsia="pt-BR"/>
+        </w:rPr>
+        <w:t xml:space="preserve">Interface desenvolvida com foco na redução da sobrecarga sensorial, utilizando layouts limpos e cores suaves. </w:t>
+      </w:r>
+    </w:p>
+    <w:p>
+      <w:pPr>
+        <w:pStyle w:val="PargrafodaLista"/>
+        <w:numPr>
+          <w:ilvl w:val="0"/>
+          <w:numId w:val="42"/>
+        </w:numPr>
+        <w:spacing w:after="0" w:line="360" w:lineRule="auto"/>
+        <w:jc w:val="both"/>
+        <w:rPr>
+          <w:rFonts w:ascii="Arial" w:eastAsia="Times New Roman" w:hAnsi="Arial" w:cs="Arial"/>
+          <w:sz w:val="24"/>
+          <w:szCs w:val="24"/>
+          <w:lang w:eastAsia="pt-BR"/>
+        </w:rPr>
+      </w:pPr>
+      <w:r>
+        <w:rPr>
+          <w:rFonts w:ascii="Arial" w:eastAsia="Times New Roman" w:hAnsi="Arial" w:cs="Arial"/>
+          <w:sz w:val="24"/>
+          <w:szCs w:val="24"/>
+          <w:lang w:eastAsia="pt-BR"/>
+        </w:rPr>
+        <w:t xml:space="preserve">Armazenamento de materiais </w:t>
+      </w:r>
+      <w:r>
+        <w:rPr>
+          <w:rFonts w:ascii="Arial" w:eastAsia="Times New Roman" w:hAnsi="Arial" w:cs="Arial"/>
+          <w:sz w:val="24"/>
+          <w:szCs w:val="24"/>
+          <w:lang w:eastAsia="pt-BR"/>
+        </w:rPr>
+        <w:t>adaptados e não adaptados na plataforma</w:t>
+      </w:r>
+    </w:p>
+    <w:p>
+      <w:pPr>
+        <w:pStyle w:val="PargrafodaLista"/>
+        <w:numPr>
+          <w:ilvl w:val="0"/>
+          <w:numId w:val="42"/>
+        </w:numPr>
+        <w:spacing w:after="0" w:line="360" w:lineRule="auto"/>
+        <w:jc w:val="both"/>
+        <w:rPr>
+          <w:rFonts w:ascii="Arial" w:eastAsia="Times New Roman" w:hAnsi="Arial" w:cs="Arial"/>
+          <w:sz w:val="24"/>
+          <w:szCs w:val="24"/>
+          <w:lang w:eastAsia="pt-BR"/>
+        </w:rPr>
+      </w:pPr>
+      <w:r>
+        <w:rPr>
+          <w:rFonts w:ascii="Arial" w:eastAsia="Times New Roman" w:hAnsi="Arial" w:cs="Arial"/>
+          <w:sz w:val="24"/>
+          <w:szCs w:val="24"/>
+          <w:lang w:eastAsia="pt-BR"/>
+        </w:rPr>
+        <w:t>Download do material adaptado</w:t>
+      </w:r>
+    </w:p>
+    <w:p>
+      <w:pPr>
+        <w:pStyle w:val="PargrafodaLista"/>
+        <w:numPr>
+          <w:ilvl w:val="0"/>
+          <w:numId w:val="42"/>
+        </w:numPr>
+        <w:spacing w:after="0" w:line="360" w:lineRule="auto"/>
+        <w:jc w:val="both"/>
+        <w:rPr>
+          <w:rFonts w:ascii="Arial" w:eastAsia="Times New Roman" w:hAnsi="Arial" w:cs="Arial"/>
+          <w:sz w:val="24"/>
+          <w:szCs w:val="24"/>
+          <w:lang w:eastAsia="pt-BR"/>
+        </w:rPr>
+      </w:pPr>
+      <w:r>
+        <w:rPr>
+          <w:rFonts w:ascii="Arial" w:eastAsia="Times New Roman" w:hAnsi="Arial" w:cs="Arial"/>
+          <w:sz w:val="24"/>
+          <w:szCs w:val="24"/>
+          <w:lang w:eastAsia="pt-BR"/>
+        </w:rPr>
+        <w:t>Os materiais só podem ser da parte de Humanas</w:t>
+      </w:r>
+    </w:p>
+    <w:p>
+      <w:pPr>
+        <w:spacing w:after="0" w:line="360" w:lineRule="auto"/>
+        <w:rPr>
+          <w:rFonts w:ascii="Arial" w:eastAsia="Times New Roman" w:hAnsi="Arial" w:cs="Arial"/>
+          <w:b/>
+          <w:bCs/>
+          <w:sz w:val="28"/>
+          <w:szCs w:val="24"/>
+          <w:lang w:eastAsia="pt-BR"/>
+        </w:rPr>
+      </w:pPr>
+    </w:p>
+    <w:p>
+      <w:pPr>
+        <w:spacing w:after="0" w:line="360" w:lineRule="auto"/>
+        <w:rPr>
+          <w:rFonts w:ascii="Arial" w:eastAsia="Times New Roman" w:hAnsi="Arial" w:cs="Arial"/>
+          <w:b/>
+          <w:bCs/>
+          <w:sz w:val="24"/>
+          <w:szCs w:val="24"/>
+          <w:lang w:eastAsia="pt-BR"/>
+        </w:rPr>
+      </w:pPr>
+      <w:r>
+        <w:rPr>
+          <w:rFonts w:ascii="Arial" w:eastAsia="Times New Roman" w:hAnsi="Arial" w:cs="Arial"/>
+          <w:b/>
+          <w:bCs/>
+          <w:sz w:val="24"/>
+          <w:szCs w:val="24"/>
+          <w:lang w:eastAsia="pt-BR"/>
+        </w:rPr>
+        <w:t>2.3</w:t>
+      </w:r>
+      <w:r>
+        <w:rPr>
+          <w:rFonts w:ascii="Arial" w:eastAsia="Times New Roman" w:hAnsi="Arial" w:cs="Arial"/>
+          <w:b/>
+          <w:bCs/>
+          <w:sz w:val="24"/>
+          <w:szCs w:val="24"/>
+          <w:lang w:eastAsia="pt-BR"/>
+        </w:rPr>
+        <w:t>.</w:t>
+      </w:r>
+      <w:r>
+        <w:rPr>
+          <w:rFonts w:ascii="Arial" w:eastAsia="Times New Roman" w:hAnsi="Arial" w:cs="Arial"/>
+          <w:b/>
+          <w:bCs/>
+          <w:sz w:val="24"/>
+          <w:szCs w:val="24"/>
+          <w:lang w:eastAsia="pt-BR"/>
+        </w:rPr>
+        <w:t>2.</w:t>
+      </w:r>
+      <w:r>
+        <w:rPr>
+          <w:rFonts w:ascii="Arial" w:eastAsia="Times New Roman" w:hAnsi="Arial" w:cs="Arial"/>
+          <w:b/>
+          <w:bCs/>
+          <w:sz w:val="24"/>
+          <w:szCs w:val="24"/>
+          <w:lang w:eastAsia="pt-BR"/>
+        </w:rPr>
+        <w:t xml:space="preserve"> ESCOPO </w:t>
+      </w:r>
+      <w:r>
+        <w:rPr>
+          <w:rFonts w:ascii="Arial" w:eastAsia="Times New Roman" w:hAnsi="Arial" w:cs="Arial"/>
+          <w:b/>
+          <w:bCs/>
+          <w:sz w:val="24"/>
+          <w:szCs w:val="24"/>
+          <w:lang w:eastAsia="pt-BR"/>
+        </w:rPr>
+        <w:t>GLOBAL</w:t>
+      </w:r>
+      <w:r>
+        <w:rPr>
+          <w:rFonts w:ascii="Arial" w:eastAsia="Times New Roman" w:hAnsi="Arial" w:cs="Arial"/>
+          <w:b/>
+          <w:bCs/>
+          <w:sz w:val="24"/>
+          <w:szCs w:val="24"/>
+          <w:lang w:eastAsia="pt-BR"/>
+        </w:rPr>
+        <w:t xml:space="preserve"> E VISÃO DE FUTURO</w:t>
+      </w:r>
+    </w:p>
+    <w:p>
+      <w:pPr>
+        <w:spacing w:after="0" w:line="360" w:lineRule="auto"/>
+        <w:rPr>
+          <w:rFonts w:ascii="Arial" w:eastAsia="Times New Roman" w:hAnsi="Arial" w:cs="Arial"/>
+          <w:bCs/>
+          <w:sz w:val="24"/>
+          <w:szCs w:val="24"/>
+          <w:lang w:eastAsia="pt-BR"/>
+        </w:rPr>
+      </w:pPr>
+      <w:r>
+        <w:rPr>
+          <w:rFonts w:ascii="Arial" w:eastAsia="Times New Roman" w:hAnsi="Arial" w:cs="Arial"/>
+          <w:bCs/>
+          <w:sz w:val="24"/>
+          <w:szCs w:val="24"/>
+          <w:lang w:eastAsia="pt-BR"/>
+        </w:rPr>
+        <w:t>Embora o presente trabalho de conclusão de curso foque no desenvolvimento de um Produto Mínimo Viável (MVP), delimitado pela adaptação de textos em formato PDF para alunos com TEA Nível 1, o escopo global do projeto TEA Learn prevê a maturação e a escalabilidade da plataforma como um ecossistema educacional inclusivo. A visão de longo prazo contempla as seguintes frentes de evolução:</w:t>
+      </w:r>
+    </w:p>
+    <w:p>
+      <w:pPr>
+        <w:spacing w:after="0" w:line="360" w:lineRule="auto"/>
+        <w:rPr>
+          <w:rFonts w:ascii="Arial" w:eastAsia="Times New Roman" w:hAnsi="Arial" w:cs="Arial"/>
+          <w:bCs/>
+          <w:sz w:val="24"/>
+          <w:szCs w:val="24"/>
+          <w:lang w:eastAsia="pt-BR"/>
+        </w:rPr>
+      </w:pPr>
+    </w:p>
+    <w:p>
+      <w:pPr>
+        <w:pStyle w:val="PargrafodaLista"/>
+        <w:numPr>
+          <w:ilvl w:val="0"/>
+          <w:numId w:val="43"/>
+        </w:numPr>
+        <w:spacing w:after="0" w:line="360" w:lineRule="auto"/>
+        <w:rPr>
+          <w:rFonts w:ascii="Arial" w:eastAsia="Times New Roman" w:hAnsi="Arial" w:cs="Arial"/>
+          <w:bCs/>
+          <w:sz w:val="24"/>
+          <w:szCs w:val="24"/>
+          <w:lang w:eastAsia="pt-BR"/>
+        </w:rPr>
+      </w:pPr>
+      <w:r>
+        <w:rPr>
+          <w:rFonts w:ascii="Arial" w:eastAsia="Times New Roman" w:hAnsi="Arial" w:cs="Arial"/>
+          <w:b/>
+          <w:bCs/>
+          <w:sz w:val="24"/>
+          <w:szCs w:val="24"/>
+          <w:lang w:eastAsia="pt-BR"/>
+        </w:rPr>
+        <w:t>Multimodalidade e Pro</w:t>
+      </w:r>
+      <w:r>
+        <w:rPr>
+          <w:rFonts w:ascii="Arial" w:eastAsia="Times New Roman" w:hAnsi="Arial" w:cs="Arial"/>
+          <w:b/>
+          <w:bCs/>
+          <w:sz w:val="24"/>
+          <w:szCs w:val="24"/>
+          <w:lang w:eastAsia="pt-BR"/>
+        </w:rPr>
+        <w:t>cessamento de Mídias Complexas</w:t>
+      </w:r>
+      <w:r>
+        <w:rPr>
+          <w:rFonts w:ascii="Arial" w:eastAsia="Times New Roman" w:hAnsi="Arial" w:cs="Arial"/>
+          <w:bCs/>
+          <w:sz w:val="24"/>
+          <w:szCs w:val="24"/>
+          <w:lang w:eastAsia="pt-BR"/>
+        </w:rPr>
+        <w:t xml:space="preserve">: </w:t>
+      </w:r>
+      <w:r>
+        <w:rPr>
+          <w:rFonts w:ascii="Arial" w:eastAsia="Times New Roman" w:hAnsi="Arial" w:cs="Arial"/>
+          <w:bCs/>
+          <w:sz w:val="24"/>
+          <w:szCs w:val="24"/>
+          <w:lang w:eastAsia="pt-BR"/>
+        </w:rPr>
+        <w:t>A evolução do sistema visa a superação da limitação atual de formatos de arquivo. O escopo global integra a capacidade de processamento de imagens, vídeos e áudios. O objetivo é que qualquer material didático, independentemente da sua fonte ou formato original, possa ser adaptado para o público-alvo.</w:t>
+      </w:r>
+    </w:p>
+    <w:p>
+      <w:pPr>
+        <w:pStyle w:val="PargrafodaLista"/>
+        <w:spacing w:after="0" w:line="360" w:lineRule="auto"/>
+        <w:rPr>
+          <w:rFonts w:ascii="Arial" w:eastAsia="Times New Roman" w:hAnsi="Arial" w:cs="Arial"/>
+          <w:bCs/>
+          <w:sz w:val="24"/>
+          <w:szCs w:val="24"/>
+          <w:lang w:eastAsia="pt-BR"/>
+        </w:rPr>
+      </w:pPr>
+    </w:p>
+    <w:p>
+      <w:pPr>
+        <w:pStyle w:val="PargrafodaLista"/>
+        <w:numPr>
+          <w:ilvl w:val="0"/>
+          <w:numId w:val="43"/>
+        </w:numPr>
+        <w:spacing w:after="0" w:line="360" w:lineRule="auto"/>
+        <w:rPr>
+          <w:rFonts w:ascii="Arial" w:eastAsia="Times New Roman" w:hAnsi="Arial" w:cs="Arial"/>
+          <w:bCs/>
+          <w:sz w:val="24"/>
+          <w:szCs w:val="24"/>
+          <w:lang w:eastAsia="pt-BR"/>
+        </w:rPr>
+      </w:pPr>
+      <w:r>
+        <w:rPr>
+          <w:rFonts w:ascii="Arial" w:eastAsia="Times New Roman" w:hAnsi="Arial" w:cs="Arial"/>
+          <w:b/>
+          <w:bCs/>
+          <w:sz w:val="24"/>
+          <w:szCs w:val="24"/>
+          <w:lang w:eastAsia="pt-BR"/>
+        </w:rPr>
+        <w:t>Amplitudade de Sup</w:t>
+      </w:r>
+      <w:r>
+        <w:rPr>
+          <w:rFonts w:ascii="Arial" w:eastAsia="Times New Roman" w:hAnsi="Arial" w:cs="Arial"/>
+          <w:b/>
+          <w:bCs/>
+          <w:sz w:val="24"/>
+          <w:szCs w:val="24"/>
+          <w:lang w:eastAsia="pt-BR"/>
+        </w:rPr>
+        <w:t>orte Pedagógico (Níveis 2 e 3)</w:t>
+      </w:r>
+      <w:r>
+        <w:rPr>
+          <w:rFonts w:ascii="Arial" w:eastAsia="Times New Roman" w:hAnsi="Arial" w:cs="Arial"/>
+          <w:bCs/>
+          <w:sz w:val="24"/>
+          <w:szCs w:val="24"/>
+          <w:lang w:eastAsia="pt-BR"/>
+        </w:rPr>
+        <w:t xml:space="preserve">: </w:t>
+      </w:r>
+      <w:r>
+        <w:rPr>
+          <w:rFonts w:ascii="Arial" w:eastAsia="Times New Roman" w:hAnsi="Arial" w:cs="Arial"/>
+          <w:bCs/>
+          <w:sz w:val="24"/>
+          <w:szCs w:val="24"/>
+          <w:lang w:eastAsia="pt-BR"/>
+        </w:rPr>
+        <w:t>O TEA Learn projeta o aprimoramento de seus algoritmos para contemplar os níveis 2 e 3 de suporte do espectro autista, bem como alunos não verbais. Isso incluirá a adaptação do motor pedagógico para suportes mais substanciais e estruturados, respeitando as singularidades de cada perfil.</w:t>
+      </w:r>
+    </w:p>
+    <w:p>
+      <w:pPr>
+        <w:spacing w:after="0" w:line="360" w:lineRule="auto"/>
+        <w:rPr>
+          <w:rFonts w:ascii="Arial" w:eastAsia="Times New Roman" w:hAnsi="Arial" w:cs="Arial"/>
+          <w:bCs/>
+          <w:sz w:val="24"/>
+          <w:szCs w:val="24"/>
+          <w:lang w:eastAsia="pt-BR"/>
+        </w:rPr>
+      </w:pPr>
+    </w:p>
+    <w:p>
+      <w:pPr>
+        <w:pStyle w:val="PargrafodaLista"/>
+        <w:numPr>
+          <w:ilvl w:val="0"/>
+          <w:numId w:val="43"/>
+        </w:numPr>
+        <w:spacing w:after="0" w:line="360" w:lineRule="auto"/>
+        <w:rPr>
+          <w:rFonts w:ascii="Arial" w:eastAsia="Times New Roman" w:hAnsi="Arial" w:cs="Arial"/>
+          <w:bCs/>
+          <w:sz w:val="24"/>
+          <w:szCs w:val="24"/>
+          <w:lang w:eastAsia="pt-BR"/>
+        </w:rPr>
+      </w:pPr>
+      <w:r>
+        <w:rPr>
+          <w:rFonts w:ascii="Arial" w:eastAsia="Times New Roman" w:hAnsi="Arial" w:cs="Arial"/>
+          <w:b/>
+          <w:bCs/>
+          <w:sz w:val="24"/>
+          <w:szCs w:val="24"/>
+          <w:lang w:eastAsia="pt-BR"/>
+        </w:rPr>
+        <w:lastRenderedPageBreak/>
+        <w:t>Diversificação de</w:t>
+      </w:r>
+      <w:r>
+        <w:rPr>
+          <w:rFonts w:ascii="Arial" w:eastAsia="Times New Roman" w:hAnsi="Arial" w:cs="Arial"/>
+          <w:b/>
+          <w:bCs/>
+          <w:sz w:val="24"/>
+          <w:szCs w:val="24"/>
+          <w:lang w:eastAsia="pt-BR"/>
+        </w:rPr>
+        <w:t xml:space="preserve"> Saída e Formatos Educacionais</w:t>
+      </w:r>
+      <w:r>
+        <w:rPr>
+          <w:rFonts w:ascii="Arial" w:eastAsia="Times New Roman" w:hAnsi="Arial" w:cs="Arial"/>
+          <w:bCs/>
+          <w:sz w:val="24"/>
+          <w:szCs w:val="24"/>
+          <w:lang w:eastAsia="pt-BR"/>
+        </w:rPr>
+        <w:t xml:space="preserve">: </w:t>
+      </w:r>
+      <w:r>
+        <w:rPr>
+          <w:rFonts w:ascii="Arial" w:eastAsia="Times New Roman" w:hAnsi="Arial" w:cs="Arial"/>
+          <w:bCs/>
+          <w:sz w:val="24"/>
+          <w:szCs w:val="24"/>
+          <w:lang w:eastAsia="pt-BR"/>
+        </w:rPr>
+        <w:t>Para além do formato PDF, o escopo global prevê que a plataforma automatize a criação de outros recursos didáticos essenciais para a inclusão, como a geração de mapas mentais, apresentações de slides (PPT), documentos editáveis (.docx) e blocos de notas organizados visualmente, ampliando as possibilidades pedagógicas do docente.</w:t>
+      </w:r>
+    </w:p>
+    <w:p>
+      <w:pPr>
+        <w:spacing w:after="0" w:line="360" w:lineRule="auto"/>
+        <w:rPr>
+          <w:rFonts w:ascii="Arial" w:eastAsia="Times New Roman" w:hAnsi="Arial" w:cs="Arial"/>
+          <w:bCs/>
+          <w:sz w:val="24"/>
+          <w:szCs w:val="24"/>
+          <w:lang w:eastAsia="pt-BR"/>
+        </w:rPr>
+      </w:pPr>
+    </w:p>
+    <w:p>
+      <w:pPr>
+        <w:pStyle w:val="PargrafodaLista"/>
+        <w:numPr>
+          <w:ilvl w:val="0"/>
+          <w:numId w:val="43"/>
+        </w:numPr>
+        <w:spacing w:after="0" w:line="360" w:lineRule="auto"/>
+        <w:rPr>
+          <w:rFonts w:ascii="Arial" w:eastAsia="Times New Roman" w:hAnsi="Arial" w:cs="Arial"/>
+          <w:bCs/>
+          <w:sz w:val="24"/>
+          <w:szCs w:val="24"/>
+          <w:lang w:eastAsia="pt-BR"/>
+        </w:rPr>
+      </w:pPr>
+      <w:r>
+        <w:rPr>
+          <w:rFonts w:ascii="Arial" w:eastAsia="Times New Roman" w:hAnsi="Arial" w:cs="Arial"/>
+          <w:b/>
+          <w:bCs/>
+          <w:sz w:val="24"/>
+          <w:szCs w:val="24"/>
+          <w:lang w:eastAsia="pt-BR"/>
+        </w:rPr>
+        <w:t>Conclu</w:t>
+      </w:r>
+      <w:r>
+        <w:rPr>
+          <w:rFonts w:ascii="Arial" w:eastAsia="Times New Roman" w:hAnsi="Arial" w:cs="Arial"/>
+          <w:b/>
+          <w:bCs/>
+          <w:sz w:val="24"/>
+          <w:szCs w:val="24"/>
+          <w:lang w:eastAsia="pt-BR"/>
+        </w:rPr>
+        <w:t>são do Ciclo ADDIE (Avaliação)</w:t>
+      </w:r>
+      <w:r>
+        <w:rPr>
+          <w:rFonts w:ascii="Arial" w:eastAsia="Times New Roman" w:hAnsi="Arial" w:cs="Arial"/>
+          <w:bCs/>
+          <w:sz w:val="24"/>
+          <w:szCs w:val="24"/>
+          <w:lang w:eastAsia="pt-BR"/>
+        </w:rPr>
+        <w:t xml:space="preserve">: </w:t>
+      </w:r>
+      <w:r>
+        <w:rPr>
+          <w:rFonts w:ascii="Arial" w:eastAsia="Times New Roman" w:hAnsi="Arial" w:cs="Arial"/>
+          <w:bCs/>
+          <w:sz w:val="24"/>
+          <w:szCs w:val="24"/>
+          <w:lang w:eastAsia="pt-BR"/>
+        </w:rPr>
+        <w:t>Enquanto o escopo atual concentra-se nas fases de Análise, Design, Desenvolvimento e Implementação (ADDI), o projeto global visa a integração plena da fase de Avaliação (Evaluation). Isso envolve a coleta de dados de Learning Analytics para medir, de forma quantitativa e qualitativa, a eficácia das adaptações no desempenho escolar dos alunos, permitindo uma retroalimentação constante do "motor pedagógico" da IA.</w:t>
+      </w:r>
+    </w:p>
+    <w:p>
+      <w:pPr>
+        <w:pStyle w:val="PargrafodaLista"/>
+        <w:rPr>
+          <w:rFonts w:ascii="Arial" w:eastAsia="Times New Roman" w:hAnsi="Arial" w:cs="Arial"/>
+          <w:bCs/>
+          <w:sz w:val="24"/>
+          <w:szCs w:val="24"/>
+          <w:lang w:eastAsia="pt-BR"/>
+        </w:rPr>
+      </w:pPr>
+    </w:p>
+    <w:p>
+      <w:pPr>
+        <w:pStyle w:val="PargrafodaLista"/>
+        <w:spacing w:after="0" w:line="360" w:lineRule="auto"/>
+        <w:rPr>
+          <w:rFonts w:ascii="Arial" w:eastAsia="Times New Roman" w:hAnsi="Arial" w:cs="Arial"/>
+          <w:bCs/>
+          <w:sz w:val="24"/>
+          <w:szCs w:val="24"/>
+          <w:lang w:eastAsia="pt-BR"/>
+        </w:rPr>
+      </w:pPr>
+    </w:p>
+    <w:p>
+      <w:pPr>
+        <w:pStyle w:val="PargrafodaLista"/>
+        <w:numPr>
+          <w:ilvl w:val="0"/>
+          <w:numId w:val="43"/>
+        </w:numPr>
+        <w:spacing w:after="0" w:line="360" w:lineRule="auto"/>
+        <w:rPr>
+          <w:rFonts w:ascii="Arial" w:eastAsia="Times New Roman" w:hAnsi="Arial" w:cs="Arial"/>
+          <w:bCs/>
+          <w:sz w:val="24"/>
+          <w:szCs w:val="24"/>
+          <w:lang w:eastAsia="pt-BR"/>
+        </w:rPr>
+      </w:pPr>
+      <w:r>
+        <w:rPr>
+          <w:rFonts w:ascii="Arial" w:eastAsia="Times New Roman" w:hAnsi="Arial" w:cs="Arial"/>
+          <w:b/>
+          <w:bCs/>
+          <w:sz w:val="24"/>
+          <w:szCs w:val="24"/>
+          <w:lang w:eastAsia="pt-BR"/>
+        </w:rPr>
+        <w:t>Interdisciplinaridade e Expansão para Exatas</w:t>
+      </w:r>
+      <w:r>
+        <w:rPr>
+          <w:rFonts w:ascii="Arial" w:eastAsia="Times New Roman" w:hAnsi="Arial" w:cs="Arial"/>
+          <w:bCs/>
+          <w:sz w:val="24"/>
+          <w:szCs w:val="24"/>
+          <w:lang w:eastAsia="pt-BR"/>
+        </w:rPr>
+        <w:t>: O projeto prevê, em futuras versões, a expansão do motor pedagógico para suportar disciplinas de Exatas (Matemática, Física e Química). Isso envolverá o desenvolvimento de algoritmos capazes de realizar a adaptaç</w:t>
+      </w:r>
+      <w:bookmarkStart w:id="0" w:name="_GoBack"/>
+      <w:bookmarkEnd w:id="0"/>
+      <w:r>
+        <w:rPr>
+          <w:rFonts w:ascii="Arial" w:eastAsia="Times New Roman" w:hAnsi="Arial" w:cs="Arial"/>
+          <w:bCs/>
+          <w:sz w:val="24"/>
+          <w:szCs w:val="24"/>
+          <w:lang w:eastAsia="pt-BR"/>
+        </w:rPr>
+        <w:t>ão de notações matemáticas, simplificação de fórmulas e acessibilidade para gráficos e equações, garantindo que o suporte do TEA Learn se torne verdadeiramente multidisciplinar.</w:t>
+      </w:r>
+    </w:p>
+    <w:p>
+      <w:pPr>
+        <w:pStyle w:val="PargrafodaLista"/>
+        <w:spacing w:after="0" w:line="360" w:lineRule="auto"/>
+        <w:rPr>
+          <w:rFonts w:ascii="Arial" w:eastAsia="Times New Roman" w:hAnsi="Arial" w:cs="Arial"/>
+          <w:bCs/>
+          <w:sz w:val="24"/>
+          <w:szCs w:val="24"/>
+          <w:lang w:eastAsia="pt-BR"/>
+        </w:rPr>
+      </w:pPr>
+    </w:p>
+    <w:p>
+      <w:pPr>
+        <w:pStyle w:val="PargrafodaLista"/>
+        <w:numPr>
+          <w:ilvl w:val="0"/>
+          <w:numId w:val="43"/>
+        </w:numPr>
+        <w:spacing w:after="0" w:line="360" w:lineRule="auto"/>
+        <w:rPr>
+          <w:rFonts w:ascii="Arial" w:eastAsia="Times New Roman" w:hAnsi="Arial" w:cs="Arial"/>
+          <w:bCs/>
+          <w:sz w:val="24"/>
+          <w:szCs w:val="24"/>
+          <w:lang w:eastAsia="pt-BR"/>
+        </w:rPr>
+      </w:pPr>
+      <w:r>
+        <w:rPr>
+          <w:rFonts w:ascii="Arial" w:eastAsia="Times New Roman" w:hAnsi="Arial" w:cs="Arial"/>
+          <w:b/>
+          <w:bCs/>
+          <w:sz w:val="24"/>
+          <w:szCs w:val="24"/>
+          <w:lang w:eastAsia="pt-BR"/>
+        </w:rPr>
+        <w:t>Personalização Pedagógica por Aluno</w:t>
+      </w:r>
+      <w:r>
+        <w:rPr>
+          <w:rFonts w:ascii="Arial" w:eastAsia="Times New Roman" w:hAnsi="Arial" w:cs="Arial"/>
+          <w:bCs/>
+          <w:sz w:val="24"/>
+          <w:szCs w:val="24"/>
+          <w:lang w:eastAsia="pt-BR"/>
+        </w:rPr>
+        <w:t>: Implementação de um módulo de gestão de perfis onde o professor poderá selecionar um aluno específico. O sistema permitirá a configuração de parâmetros de adaptação únicos para cada estudante, baseando-se em suas facilidades de aprendizado, preferências visuais e necessidades pedagógicas específicas.</w:t>
+      </w:r>
+    </w:p>
+    <w:p>
+      <w:pPr>
+        <w:pStyle w:val="PargrafodaLista"/>
+        <w:spacing w:after="0" w:line="360" w:lineRule="auto"/>
+        <w:rPr>
+          <w:rFonts w:ascii="Arial" w:eastAsia="Times New Roman" w:hAnsi="Arial" w:cs="Arial"/>
+          <w:bCs/>
+          <w:sz w:val="24"/>
+          <w:szCs w:val="24"/>
+          <w:lang w:eastAsia="pt-BR"/>
+        </w:rPr>
+      </w:pPr>
+    </w:p>
+    <w:p>
+      <w:pPr>
+        <w:pStyle w:val="PargrafodaLista"/>
+        <w:numPr>
+          <w:ilvl w:val="0"/>
+          <w:numId w:val="43"/>
+        </w:numPr>
+        <w:spacing w:after="0" w:line="360" w:lineRule="auto"/>
+        <w:rPr>
+          <w:rFonts w:ascii="Arial" w:eastAsia="Times New Roman" w:hAnsi="Arial" w:cs="Arial"/>
+          <w:bCs/>
+          <w:sz w:val="24"/>
+          <w:szCs w:val="24"/>
+          <w:lang w:eastAsia="pt-BR"/>
+        </w:rPr>
+      </w:pPr>
+      <w:r>
+        <w:rPr>
+          <w:rFonts w:ascii="Arial" w:eastAsia="Times New Roman" w:hAnsi="Arial" w:cs="Arial"/>
+          <w:b/>
+          <w:bCs/>
+          <w:sz w:val="24"/>
+          <w:szCs w:val="24"/>
+          <w:lang w:eastAsia="pt-BR"/>
+        </w:rPr>
+        <w:t>Histórico de Desempenho e IA Preditiva</w:t>
+      </w:r>
+      <w:r>
+        <w:rPr>
+          <w:rFonts w:ascii="Arial" w:eastAsia="Times New Roman" w:hAnsi="Arial" w:cs="Arial"/>
+          <w:bCs/>
+          <w:sz w:val="24"/>
+          <w:szCs w:val="24"/>
+          <w:lang w:eastAsia="pt-BR"/>
+        </w:rPr>
+        <w:t xml:space="preserve">: A plataforma evoluirá para registrar o histórico de adaptações e o desempenho do aluno em materiais anteriores. Com base nestes dados e nas indicações pedagógicas (oriundas de laudos e observação docente), a IA sugerirá automaticamente ao </w:t>
+      </w:r>
+      <w:r>
+        <w:rPr>
+          <w:rFonts w:ascii="Arial" w:eastAsia="Times New Roman" w:hAnsi="Arial" w:cs="Arial"/>
+          <w:bCs/>
+          <w:sz w:val="24"/>
+          <w:szCs w:val="24"/>
+          <w:lang w:eastAsia="pt-BR"/>
+        </w:rPr>
+        <w:lastRenderedPageBreak/>
+        <w:t>professor quais parâmetros de adaptação serão mais eficazes para aquele aluno, refinando o "motor pedagógico" continuamente.</w:t>
+      </w:r>
+    </w:p>
+    <w:p>
+      <w:pPr>
+        <w:spacing w:after="0" w:line="360" w:lineRule="auto"/>
+        <w:rPr>
+          <w:rFonts w:ascii="Arial" w:eastAsia="Times New Roman" w:hAnsi="Arial" w:cs="Arial"/>
+          <w:b/>
+          <w:bCs/>
+          <w:sz w:val="24"/>
+          <w:szCs w:val="24"/>
+          <w:lang w:eastAsia="pt-BR"/>
+        </w:rPr>
+      </w:pPr>
+    </w:p>
+    <w:p>
+      <w:pPr>
+        <w:spacing w:after="0" w:line="360" w:lineRule="auto"/>
+        <w:rPr>
+          <w:rFonts w:ascii="Arial" w:eastAsia="Times New Roman" w:hAnsi="Arial" w:cs="Arial"/>
+          <w:b/>
+          <w:bCs/>
+          <w:sz w:val="24"/>
+          <w:szCs w:val="24"/>
+          <w:lang w:eastAsia="pt-BR"/>
+        </w:rPr>
+      </w:pPr>
+      <w:r>
+        <w:rPr>
+          <w:rFonts w:ascii="Arial" w:eastAsia="Times New Roman" w:hAnsi="Arial" w:cs="Arial"/>
+          <w:b/>
+          <w:bCs/>
+          <w:sz w:val="24"/>
+          <w:szCs w:val="24"/>
+          <w:lang w:eastAsia="pt-BR"/>
+        </w:rPr>
+        <w:t>2.3</w:t>
+      </w:r>
+      <w:r>
+        <w:rPr>
+          <w:rFonts w:ascii="Arial" w:eastAsia="Times New Roman" w:hAnsi="Arial" w:cs="Arial"/>
+          <w:b/>
+          <w:bCs/>
+          <w:sz w:val="24"/>
+          <w:szCs w:val="24"/>
+          <w:lang w:eastAsia="pt-BR"/>
+        </w:rPr>
+        <w:t>.</w:t>
+      </w:r>
+      <w:r>
+        <w:rPr>
+          <w:rFonts w:ascii="Arial" w:eastAsia="Times New Roman" w:hAnsi="Arial" w:cs="Arial"/>
+          <w:b/>
+          <w:bCs/>
+          <w:sz w:val="24"/>
+          <w:szCs w:val="24"/>
+          <w:lang w:eastAsia="pt-BR"/>
+        </w:rPr>
+        <w:t>3.</w:t>
+      </w:r>
+      <w:r>
+        <w:rPr>
+          <w:rFonts w:ascii="Arial" w:eastAsia="Times New Roman" w:hAnsi="Arial" w:cs="Arial"/>
+          <w:b/>
+          <w:bCs/>
+          <w:sz w:val="24"/>
+          <w:szCs w:val="24"/>
+          <w:lang w:eastAsia="pt-BR"/>
+        </w:rPr>
+        <w:t xml:space="preserve"> FORA DO ESCOPO</w:t>
+      </w:r>
+    </w:p>
+    <w:p>
+      <w:pPr>
+        <w:spacing w:after="0" w:line="360" w:lineRule="auto"/>
+        <w:rPr>
+          <w:rFonts w:ascii="Arial" w:eastAsia="Times New Roman" w:hAnsi="Arial" w:cs="Arial"/>
+          <w:bCs/>
+          <w:sz w:val="24"/>
+          <w:szCs w:val="24"/>
+          <w:lang w:eastAsia="pt-BR"/>
+        </w:rPr>
+      </w:pPr>
+      <w:r>
+        <w:rPr>
+          <w:rFonts w:ascii="Arial" w:eastAsia="Times New Roman" w:hAnsi="Arial" w:cs="Arial"/>
+          <w:bCs/>
+          <w:sz w:val="24"/>
+          <w:szCs w:val="24"/>
+          <w:lang w:eastAsia="pt-BR"/>
+        </w:rPr>
+        <w:t>A plataforma não</w:t>
+      </w:r>
+      <w:r>
+        <w:rPr>
+          <w:rFonts w:ascii="Arial" w:eastAsia="Times New Roman" w:hAnsi="Arial" w:cs="Arial"/>
+          <w:bCs/>
+          <w:sz w:val="24"/>
+          <w:szCs w:val="24"/>
+          <w:lang w:eastAsia="pt-BR"/>
+        </w:rPr>
+        <w:t xml:space="preserve"> tem</w:t>
+      </w:r>
+      <w:r>
+        <w:rPr>
+          <w:rFonts w:ascii="Arial" w:eastAsia="Times New Roman" w:hAnsi="Arial" w:cs="Arial"/>
+          <w:bCs/>
+          <w:sz w:val="24"/>
+          <w:szCs w:val="24"/>
+          <w:lang w:eastAsia="pt-BR"/>
+        </w:rPr>
+        <w:t xml:space="preserve"> as seguintes funcionalidades, metodologias e implementações:</w:t>
+      </w:r>
+    </w:p>
+    <w:p>
+      <w:pPr>
+        <w:pStyle w:val="PargrafodaLista"/>
+        <w:numPr>
+          <w:ilvl w:val="0"/>
+          <w:numId w:val="41"/>
+        </w:numPr>
+        <w:spacing w:after="0" w:line="360" w:lineRule="auto"/>
+        <w:rPr>
+          <w:rFonts w:ascii="Arial" w:eastAsia="Times New Roman" w:hAnsi="Arial" w:cs="Arial"/>
+          <w:b/>
+          <w:bCs/>
+          <w:sz w:val="24"/>
+          <w:szCs w:val="24"/>
+          <w:lang w:eastAsia="pt-BR"/>
+        </w:rPr>
+      </w:pPr>
+      <w:r>
+        <w:rPr>
+          <w:rFonts w:ascii="Arial" w:eastAsia="Times New Roman" w:hAnsi="Arial" w:cs="Arial"/>
+          <w:b/>
+          <w:bCs/>
+          <w:sz w:val="24"/>
+          <w:szCs w:val="24"/>
+          <w:lang w:eastAsia="pt-BR"/>
+        </w:rPr>
+        <w:t>Processamento de mídias complexas</w:t>
+      </w:r>
+      <w:r>
+        <w:rPr>
+          <w:rFonts w:ascii="Arial" w:eastAsia="Times New Roman" w:hAnsi="Arial" w:cs="Arial"/>
+          <w:bCs/>
+          <w:sz w:val="24"/>
+          <w:szCs w:val="24"/>
+          <w:lang w:eastAsia="pt-BR"/>
+        </w:rPr>
+        <w:t>: O escopo do projeto tem como foco, apenas os arquivos do tipo PDF e não permite a entrada ou qualquer relaç</w:t>
+      </w:r>
+      <w:r>
+        <w:rPr>
+          <w:rFonts w:ascii="Arial" w:eastAsia="Times New Roman" w:hAnsi="Arial" w:cs="Arial"/>
+          <w:bCs/>
+          <w:sz w:val="24"/>
+          <w:szCs w:val="24"/>
+          <w:lang w:eastAsia="pt-BR"/>
+        </w:rPr>
+        <w:t>ão com imagens, vídeos, áudios e arquivos (txt, docs).</w:t>
+      </w:r>
+    </w:p>
+    <w:p>
+      <w:pPr>
+        <w:pStyle w:val="PargrafodaLista"/>
+        <w:numPr>
+          <w:ilvl w:val="0"/>
+          <w:numId w:val="41"/>
+        </w:numPr>
+        <w:spacing w:after="0" w:line="360" w:lineRule="auto"/>
+        <w:rPr>
+          <w:rFonts w:ascii="Arial" w:eastAsia="Times New Roman" w:hAnsi="Arial" w:cs="Arial"/>
+          <w:b/>
+          <w:bCs/>
+          <w:sz w:val="24"/>
+          <w:szCs w:val="24"/>
+          <w:lang w:eastAsia="pt-BR"/>
+        </w:rPr>
+      </w:pPr>
+      <w:r>
+        <w:rPr>
+          <w:rFonts w:ascii="Arial" w:eastAsia="Times New Roman" w:hAnsi="Arial" w:cs="Arial"/>
+          <w:b/>
+          <w:bCs/>
+          <w:sz w:val="24"/>
+          <w:szCs w:val="24"/>
+          <w:lang w:eastAsia="pt-BR"/>
+        </w:rPr>
+        <w:t>Expansão para outros níveis de suporte</w:t>
+      </w:r>
+      <w:r>
+        <w:rPr>
+          <w:rFonts w:ascii="Arial" w:eastAsia="Times New Roman" w:hAnsi="Arial" w:cs="Arial"/>
+          <w:bCs/>
+          <w:sz w:val="24"/>
+          <w:szCs w:val="24"/>
+          <w:lang w:eastAsia="pt-BR"/>
+        </w:rPr>
+        <w:t>: O foco atual não engloba os níveis 2 e 3 do TEA (Transtorno do Espectro Autista) nesta versão, focando apenas no nível 1.</w:t>
+      </w:r>
       <w:r>
         <w:rPr>
           <w:rFonts w:ascii="Arial" w:eastAsia="Times New Roman" w:hAnsi="Arial" w:cs="Arial"/>
@@ -2635,6 +4237,154 @@
         </w:rPr>
         <w:tab/>
       </w:r>
+    </w:p>
+    <w:p>
+      <w:pPr>
+        <w:pStyle w:val="PargrafodaLista"/>
+        <w:numPr>
+          <w:ilvl w:val="0"/>
+          <w:numId w:val="41"/>
+        </w:numPr>
+        <w:spacing w:after="0" w:line="360" w:lineRule="auto"/>
+        <w:rPr>
+          <w:rFonts w:ascii="Arial" w:eastAsia="Times New Roman" w:hAnsi="Arial" w:cs="Arial"/>
+          <w:b/>
+          <w:bCs/>
+          <w:sz w:val="24"/>
+          <w:szCs w:val="24"/>
+          <w:lang w:eastAsia="pt-BR"/>
+        </w:rPr>
+      </w:pPr>
+      <w:r>
+        <w:rPr>
+          <w:rFonts w:ascii="Arial" w:eastAsia="Times New Roman" w:hAnsi="Arial" w:cs="Arial"/>
+          <w:b/>
+          <w:bCs/>
+          <w:sz w:val="24"/>
+          <w:szCs w:val="24"/>
+          <w:lang w:eastAsia="pt-BR"/>
+        </w:rPr>
+        <w:t xml:space="preserve">Criação de outros arquivos: </w:t>
+      </w:r>
+      <w:r>
+        <w:rPr>
+          <w:rFonts w:ascii="Arial" w:eastAsia="Times New Roman" w:hAnsi="Arial" w:cs="Arial"/>
+          <w:bCs/>
+          <w:sz w:val="24"/>
+          <w:szCs w:val="24"/>
+          <w:lang w:eastAsia="pt-BR"/>
+        </w:rPr>
+        <w:t>A plataforma não consegue criar nenhum outro tipo de arquivo além do PDF, como mapas mentais, .docs, blocos de notas, slides e etc.</w:t>
+      </w:r>
+    </w:p>
+    <w:p>
+      <w:pPr>
+        <w:pStyle w:val="PargrafodaLista"/>
+        <w:numPr>
+          <w:ilvl w:val="0"/>
+          <w:numId w:val="41"/>
+        </w:numPr>
+        <w:spacing w:after="0" w:line="360" w:lineRule="auto"/>
+        <w:rPr>
+          <w:rFonts w:ascii="Arial" w:eastAsia="Times New Roman" w:hAnsi="Arial" w:cs="Arial"/>
+          <w:b/>
+          <w:bCs/>
+          <w:sz w:val="24"/>
+          <w:szCs w:val="24"/>
+          <w:lang w:eastAsia="pt-BR"/>
+        </w:rPr>
+      </w:pPr>
+      <w:r>
+        <w:rPr>
+          <w:rFonts w:ascii="Arial" w:eastAsia="Times New Roman" w:hAnsi="Arial" w:cs="Arial"/>
+          <w:b/>
+          <w:bCs/>
+          <w:sz w:val="24"/>
+          <w:szCs w:val="24"/>
+          <w:lang w:eastAsia="pt-BR"/>
+        </w:rPr>
+        <w:t xml:space="preserve">Matérias: </w:t>
+      </w:r>
+      <w:r>
+        <w:rPr>
+          <w:rFonts w:ascii="Arial" w:eastAsia="Times New Roman" w:hAnsi="Arial" w:cs="Arial"/>
+          <w:bCs/>
+          <w:sz w:val="24"/>
+          <w:szCs w:val="24"/>
+          <w:lang w:eastAsia="pt-BR"/>
+        </w:rPr>
+        <w:t>O suporte da plataforma é apenas para as matérias da parte de Humanas, deixando de fora a parte de Exatas, como Matemática, Física, Química, etc</w:t>
+      </w:r>
+    </w:p>
+    <w:p>
+      <w:pPr>
+        <w:pStyle w:val="PargrafodaLista"/>
+        <w:numPr>
+          <w:ilvl w:val="0"/>
+          <w:numId w:val="43"/>
+        </w:numPr>
+        <w:spacing w:after="0" w:line="360" w:lineRule="auto"/>
+        <w:rPr>
+          <w:rFonts w:ascii="Arial" w:eastAsia="Times New Roman" w:hAnsi="Arial" w:cs="Arial"/>
+          <w:bCs/>
+          <w:sz w:val="24"/>
+          <w:szCs w:val="24"/>
+          <w:lang w:eastAsia="pt-BR"/>
+        </w:rPr>
+      </w:pPr>
+      <w:r>
+        <w:rPr>
+          <w:rFonts w:ascii="Arial" w:eastAsia="Times New Roman" w:hAnsi="Arial" w:cs="Arial"/>
+          <w:b/>
+          <w:bCs/>
+          <w:sz w:val="24"/>
+          <w:szCs w:val="24"/>
+          <w:lang w:eastAsia="pt-BR"/>
+        </w:rPr>
+        <w:t>Gestão de Perfis Individuais de Alunos</w:t>
+      </w:r>
+      <w:r>
+        <w:rPr>
+          <w:rFonts w:ascii="Arial" w:eastAsia="Times New Roman" w:hAnsi="Arial" w:cs="Arial"/>
+          <w:bCs/>
+          <w:sz w:val="24"/>
+          <w:szCs w:val="24"/>
+          <w:lang w:eastAsia="pt-BR"/>
+        </w:rPr>
+        <w:t xml:space="preserve">: A plataforma não permite o cadastro ou a seleção de alunos individualizados. O motor de adaptação é genérico para o perfil TEA Nível </w:t>
+      </w:r>
+      <w:r>
+        <w:rPr>
+          <w:rFonts w:ascii="Arial" w:eastAsia="Times New Roman" w:hAnsi="Arial" w:cs="Arial"/>
+          <w:bCs/>
+          <w:sz w:val="24"/>
+          <w:szCs w:val="24"/>
+          <w:lang w:eastAsia="pt-BR"/>
+        </w:rPr>
+        <w:t xml:space="preserve"> </w:t>
+      </w:r>
+      <w:r>
+        <w:rPr>
+          <w:rFonts w:ascii="Arial" w:eastAsia="Times New Roman" w:hAnsi="Arial" w:cs="Arial"/>
+          <w:bCs/>
+          <w:sz w:val="24"/>
+          <w:szCs w:val="24"/>
+          <w:lang w:eastAsia="pt-BR"/>
+        </w:rPr>
+        <w:t>1, não havendo personalização específica por estudante, suas facilidades, preferências ou histórico de aprendizado.</w:t>
+      </w:r>
+    </w:p>
+    <w:p>
+      <w:pPr>
+        <w:spacing w:after="0" w:line="360" w:lineRule="auto"/>
+        <w:rPr>
+          <w:rFonts w:ascii="Arial" w:eastAsia="Times New Roman" w:hAnsi="Arial" w:cs="Arial"/>
+          <w:bCs/>
+          <w:sz w:val="24"/>
+          <w:szCs w:val="24"/>
+          <w:lang w:eastAsia="pt-BR"/>
+        </w:rPr>
+      </w:pPr>
       <w:r>
         <w:rPr>
           <w:rFonts w:ascii="Arial" w:eastAsia="Times New Roman" w:hAnsi="Arial" w:cs="Arial"/>
@@ -2680,7 +4430,6 @@
           <w:szCs w:val="24"/>
           <w:lang w:eastAsia="pt-BR"/>
         </w:rPr>
-        <w:lastRenderedPageBreak/>
         <w:t>4. METODOLOGIA</w:t>
       </w:r>
     </w:p>
@@ -2819,6 +4568,7 @@
           <w:szCs w:val="24"/>
           <w:lang w:eastAsia="pt-BR"/>
         </w:rPr>
+        <w:lastRenderedPageBreak/>
         <w:t>Regras Pedagógicas:</w:t>
       </w:r>
       <w:r>
@@ -2903,7 +4653,25 @@
           <w:szCs w:val="24"/>
           <w:lang w:eastAsia="pt-BR"/>
         </w:rPr>
-        <w:t xml:space="preserve"> Entrevistas e levantamentos realizados com profissionais da clínica de intervenção comportamental </w:t>
+        <w:t xml:space="preserve"> Entrevi</w:t>
+      </w:r>
+      <w:r>
+        <w:rPr>
+          <w:rFonts w:ascii="Arial" w:eastAsia="Times New Roman" w:hAnsi="Arial" w:cs="Arial"/>
+          <w:sz w:val="24"/>
+          <w:szCs w:val="24"/>
+          <w:lang w:eastAsia="pt-BR"/>
+        </w:rPr>
+        <w:t xml:space="preserve">stas e levantamentos realizado </w:t>
+      </w:r>
+      <w:r>
+        <w:rPr>
+          <w:rFonts w:ascii="Arial" w:eastAsia="Times New Roman" w:hAnsi="Arial" w:cs="Arial"/>
+          <w:sz w:val="24"/>
+          <w:szCs w:val="24"/>
+          <w:lang w:eastAsia="pt-BR"/>
+        </w:rPr>
+        <w:t xml:space="preserve">com profissionais da clínica de intervenção comportamental </w:t>
       </w:r>
       <w:r>
         <w:rPr>
@@ -3231,7 +4999,6 @@
           <w:szCs w:val="24"/>
           <w:shd w:val="clear" w:color="auto" w:fill="FFFFFF"/>
         </w:rPr>
-        <w:lastRenderedPageBreak/>
         <w:t>Tratamento e Educação para Autistas e Crianças com Déficits Relacionados à Comunicação, é uma abordagem psicoeducacional focada na estruturação física e visual do ambiente para maximizar a autonomia de pessoas com autismo.</w:t>
       </w:r>
     </w:p>
@@ -3324,6 +5091,7 @@
           <w:sz w:val="24"/>
           <w:szCs w:val="24"/>
         </w:rPr>
+        <w:lastRenderedPageBreak/>
         <w:t>Rotinas e Agendas Visuais</w:t>
       </w:r>
       <w:r>
@@ -3739,7 +5507,6 @@
           <w:szCs w:val="24"/>
           <w:lang w:eastAsia="pt-BR"/>
         </w:rPr>
-        <w:lastRenderedPageBreak/>
         <w:t>Reforço Positivo:</w:t>
       </w:r>
       <w:r>
@@ -3863,6 +5630,7 @@
           <w:szCs w:val="24"/>
           <w:lang w:eastAsia="pt-BR"/>
         </w:rPr>
+        <w:lastRenderedPageBreak/>
         <w:t>Análise Funcional:</w:t>
       </w:r>
       <w:r>
@@ -4295,7 +6063,6 @@
           <w:szCs w:val="24"/>
           <w:lang w:eastAsia="pt-BR"/>
         </w:rPr>
-        <w:lastRenderedPageBreak/>
         <w:t>Nível 2</w:t>
       </w:r>
       <w:r>
@@ -4363,6 +6130,7 @@
           <w:szCs w:val="24"/>
           <w:lang w:eastAsia="pt-BR"/>
         </w:rPr>
+        <w:lastRenderedPageBreak/>
         <w:t xml:space="preserve">Esses níveis não medem inteligência, apenas o </w:t>
       </w:r>
       <w:r>
@@ -4696,7 +6464,6 @@
           <w:sz w:val="24"/>
           <w:szCs w:val="24"/>
         </w:rPr>
-        <w:lastRenderedPageBreak/>
         <w:t>ADDIE</w:t>
       </w:r>
       <w:r>
@@ -4745,7 +6512,16 @@
           <w:sz w:val="24"/>
           <w:szCs w:val="24"/>
         </w:rPr>
-        <w:t>, o material didático original é examinado para identificar problemas de acessibilidade, como linguagem complexa, excesso de informação ou abstração. Também são consideradas características do TEA nível 1, como a preferência por clareza, dificuldade com ambiguidade e necessidade de estrutura. O resultado dessa fase é uma lista de requisitos de adaptação.</w:t>
+        <w:t xml:space="preserve">, o material didático original é examinado para identificar problemas de acessibilidade, como linguagem complexa, excesso de informação ou abstração. Também são consideradas características do </w:t>
+      </w:r>
+      <w:r>
+        <w:rPr>
+          <w:rFonts w:ascii="Arial" w:hAnsi="Arial" w:cs="Arial"/>
+          <w:sz w:val="24"/>
+          <w:szCs w:val="24"/>
+        </w:rPr>
+        <w:lastRenderedPageBreak/>
+        <w:t>TEA nível 1, como a preferência por clareza, dificuldade com ambiguidade e necessidade de estrutura. O resultado dessa fase é uma lista de requisitos de adaptação.</w:t>
       </w:r>
     </w:p>
     <w:p>
@@ -5039,7 +6815,6 @@
           <w:sz w:val="24"/>
           <w:szCs w:val="24"/>
         </w:rPr>
-        <w:lastRenderedPageBreak/>
         <w:t>O Desenho Universal da Aprendizagem (DUA) é uma proposta que ajuda a tornar a escola mais acessível e inclusiva, especialmente para estudantes com Transtorno do Espectro Autista (TEA). Ele busca reduzir barreiras na aprendizagem oferecendo diferentes formas de ensinar, aprender e se expressar.</w:t>
       </w:r>
     </w:p>
@@ -5119,6 +6894,7 @@
           <w:sz w:val="24"/>
           <w:szCs w:val="24"/>
         </w:rPr>
+        <w:lastRenderedPageBreak/>
         <w:t xml:space="preserve">Seu objetivo é </w:t>
       </w:r>
       <w:r>
@@ -5613,18 +7389,7 @@
           <w:sz w:val="24"/>
           <w:szCs w:val="24"/>
         </w:rPr>
-        <w:t xml:space="preserve">uma </w:t>
-      </w:r>
-      <w:r>
-        <w:rPr>
-          <w:rFonts w:ascii="Arial" w:hAnsi="Arial" w:cs="Arial"/>
-          <w:b/>
-          <w:bCs/>
-          <w:sz w:val="24"/>
-          <w:szCs w:val="24"/>
-        </w:rPr>
-        <w:lastRenderedPageBreak/>
-        <w:t>escola mais justa, acessível e inclusiva</w:t>
+        <w:t>uma escola mais justa, acessível e inclusiva</w:t>
       </w:r>
       <w:r>
         <w:rPr>
@@ -5683,7 +7448,16 @@
           <w:sz w:val="24"/>
           <w:szCs w:val="24"/>
         </w:rPr>
-        <w:t>O estudo de Valério e Bigoli (2021) indica que o design de interfaces para pessoas com TEA deve priorizar a redução da sobrecarga sensorial através de layouts limpos, previsíveis e com uso de cores suaves ou tons pastéis. A pesquisa enfatiza a necessidade de evitar contrastes agressivos e animações excessivas, optando por padronização visual para facilitar o foco e a navegação.</w:t>
+        <w:t xml:space="preserve">O estudo de Valério e Bigoli (2021) indica que o design de interfaces para pessoas com TEA deve priorizar a redução da sobrecarga sensorial através de layouts </w:t>
+      </w:r>
+      <w:r>
+        <w:rPr>
+          <w:rFonts w:ascii="Arial" w:hAnsi="Arial" w:cs="Arial"/>
+          <w:sz w:val="24"/>
+          <w:szCs w:val="24"/>
+        </w:rPr>
+        <w:lastRenderedPageBreak/>
+        <w:t>limpos, previsíveis e com uso de cores suaves ou tons pastéis. A pesquisa enfatiza a necessidade de evitar contrastes agressivos e animações excessivas, optando por padronização visual para facilitar o foco e a navegação.</w:t>
       </w:r>
     </w:p>
     <w:p>
@@ -6000,35 +7774,33 @@
           <w:szCs w:val="24"/>
         </w:rPr>
       </w:pPr>
-      <w:bookmarkStart w:id="0" w:name="_GoBack"/>
-      <w:bookmarkEnd w:id="0"/>
-      <w:r>
-        <w:rPr>
-          <w:rFonts w:ascii="Arial" w:hAnsi="Arial" w:cs="Arial"/>
-          <w:sz w:val="24"/>
-          <w:szCs w:val="24"/>
+      <w:r>
+        <w:rPr>
+          <w:rFonts w:ascii="Arial" w:hAnsi="Arial" w:cs="Arial"/>
+          <w:sz w:val="24"/>
+          <w:szCs w:val="24"/>
+        </w:rPr>
+        <w:t>MER</w:t>
+      </w:r>
+    </w:p>
+    <w:p>
+      <w:pPr>
+        <w:spacing w:after="0" w:line="360" w:lineRule="auto"/>
+        <w:rPr>
+          <w:rFonts w:ascii="Arial" w:hAnsi="Arial" w:cs="Arial"/>
+          <w:sz w:val="24"/>
+          <w:szCs w:val="24"/>
+        </w:rPr>
+      </w:pPr>
+      <w:r>
+        <w:rPr>
+          <w:rFonts w:ascii="Arial" w:hAnsi="Arial" w:cs="Arial"/>
+          <w:noProof/>
+          <w:sz w:val="24"/>
+          <w:szCs w:val="24"/>
+          <w:lang w:eastAsia="pt-BR"/>
         </w:rPr>
         <w:lastRenderedPageBreak/>
-        <w:t>MER</w:t>
-      </w:r>
-    </w:p>
-    <w:p>
-      <w:pPr>
-        <w:spacing w:after="0" w:line="360" w:lineRule="auto"/>
-        <w:rPr>
-          <w:rFonts w:ascii="Arial" w:hAnsi="Arial" w:cs="Arial"/>
-          <w:sz w:val="24"/>
-          <w:szCs w:val="24"/>
-        </w:rPr>
-      </w:pPr>
-      <w:r>
-        <w:rPr>
-          <w:rFonts w:ascii="Arial" w:hAnsi="Arial" w:cs="Arial"/>
-          <w:noProof/>
-          <w:sz w:val="24"/>
-          <w:szCs w:val="24"/>
-          <w:lang w:eastAsia="pt-BR"/>
-        </w:rPr>
         <w:drawing>
           <wp:inline distT="0" distB="0" distL="0" distR="0" wp14:anchorId="451C36C7" wp14:editId="60466870">
             <wp:extent cx="5760085" cy="1310640"/>
@@ -8005,6 +9777,155 @@
     </w:lvl>
   </w:abstractNum>
   <w:abstractNum w:abstractNumId="4" w15:restartNumberingAfterBreak="0">
+    <w:nsid w:val="08281D05"/>
+    <w:multiLevelType w:val="multilevel"/>
+    <w:tmpl w:val="133AF654"/>
+    <w:lvl w:ilvl="0">
+      <w:start w:val="1"/>
+      <w:numFmt w:val="bullet"/>
+      <w:lvlText w:val=""/>
+      <w:lvlJc w:val="left"/>
+      <w:pPr>
+        <w:tabs>
+          <w:tab w:val="num" w:pos="720"/>
+        </w:tabs>
+        <w:ind w:left="720" w:hanging="360"/>
+      </w:pPr>
+      <w:rPr>
+        <w:rFonts w:ascii="Symbol" w:hAnsi="Symbol" w:hint="default"/>
+        <w:sz w:val="20"/>
+      </w:rPr>
+    </w:lvl>
+    <w:lvl w:ilvl="1" w:tentative="1">
+      <w:start w:val="1"/>
+      <w:numFmt w:val="bullet"/>
+      <w:lvlText w:val="o"/>
+      <w:lvlJc w:val="left"/>
+      <w:pPr>
+        <w:tabs>
+          <w:tab w:val="num" w:pos="1440"/>
+        </w:tabs>
+        <w:ind w:left="1440" w:hanging="360"/>
+      </w:pPr>
+      <w:rPr>
+        <w:rFonts w:ascii="Courier New" w:hAnsi="Courier New" w:hint="default"/>
+        <w:sz w:val="20"/>
+      </w:rPr>
+    </w:lvl>
+    <w:lvl w:ilvl="2" w:tentative="1">
+      <w:start w:val="1"/>
+      <w:numFmt w:val="bullet"/>
+      <w:lvlText w:val=""/>
+      <w:lvlJc w:val="left"/>
+      <w:pPr>
+        <w:tabs>
+          <w:tab w:val="num" w:pos="2160"/>
+        </w:tabs>
+        <w:ind w:left="2160" w:hanging="360"/>
+      </w:pPr>
+      <w:rPr>
+        <w:rFonts w:ascii="Wingdings" w:hAnsi="Wingdings" w:hint="default"/>
+        <w:sz w:val="20"/>
+      </w:rPr>
+    </w:lvl>
+    <w:lvl w:ilvl="3" w:tentative="1">
+      <w:start w:val="1"/>
+      <w:numFmt w:val="bullet"/>
+      <w:lvlText w:val=""/>
+      <w:lvlJc w:val="left"/>
+      <w:pPr>
+        <w:tabs>
+          <w:tab w:val="num" w:pos="2880"/>
+        </w:tabs>
+        <w:ind w:left="2880" w:hanging="360"/>
+      </w:pPr>
+      <w:rPr>
+        <w:rFonts w:ascii="Wingdings" w:hAnsi="Wingdings" w:hint="default"/>
+        <w:sz w:val="20"/>
+      </w:rPr>
+    </w:lvl>
+    <w:lvl w:ilvl="4" w:tentative="1">
+      <w:start w:val="1"/>
+      <w:numFmt w:val="bullet"/>
+      <w:lvlText w:val=""/>
+      <w:lvlJc w:val="left"/>
+      <w:pPr>
+        <w:tabs>
+          <w:tab w:val="num" w:pos="3600"/>
+        </w:tabs>
+        <w:ind w:left="3600" w:hanging="360"/>
+      </w:pPr>
+      <w:rPr>
+        <w:rFonts w:ascii="Wingdings" w:hAnsi="Wingdings" w:hint="default"/>
+        <w:sz w:val="20"/>
+      </w:rPr>
+    </w:lvl>
+    <w:lvl w:ilvl="5" w:tentative="1">
+      <w:start w:val="1"/>
+      <w:numFmt w:val="bullet"/>
+      <w:lvlText w:val=""/>
+      <w:lvlJc w:val="left"/>
+      <w:pPr>
+        <w:tabs>
+          <w:tab w:val="num" w:pos="4320"/>
+        </w:tabs>
+        <w:ind w:left="4320" w:hanging="360"/>
+      </w:pPr>
+      <w:rPr>
+        <w:rFonts w:ascii="Wingdings" w:hAnsi="Wingdings" w:hint="default"/>
+        <w:sz w:val="20"/>
+      </w:rPr>
+    </w:lvl>
+    <w:lvl w:ilvl="6" w:tentative="1">
+      <w:start w:val="1"/>
+      <w:numFmt w:val="bullet"/>
+      <w:lvlText w:val=""/>
+      <w:lvlJc w:val="left"/>
+      <w:pPr>
+        <w:tabs>
+          <w:tab w:val="num" w:pos="5040"/>
+        </w:tabs>
+        <w:ind w:left="5040" w:hanging="360"/>
+      </w:pPr>
+      <w:rPr>
+        <w:rFonts w:ascii="Wingdings" w:hAnsi="Wingdings" w:hint="default"/>
+        <w:sz w:val="20"/>
+      </w:rPr>
+    </w:lvl>
+    <w:lvl w:ilvl="7" w:tentative="1">
+      <w:start w:val="1"/>
+      <w:numFmt w:val="bullet"/>
+      <w:lvlText w:val=""/>
+      <w:lvlJc w:val="left"/>
+      <w:pPr>
+        <w:tabs>
+          <w:tab w:val="num" w:pos="5760"/>
+        </w:tabs>
+        <w:ind w:left="5760" w:hanging="360"/>
+      </w:pPr>
+      <w:rPr>
+        <w:rFonts w:ascii="Wingdings" w:hAnsi="Wingdings" w:hint="default"/>
+        <w:sz w:val="20"/>
+      </w:rPr>
+    </w:lvl>
+    <w:lvl w:ilvl="8" w:tentative="1">
+      <w:start w:val="1"/>
+      <w:numFmt w:val="bullet"/>
+      <w:lvlText w:val=""/>
+      <w:lvlJc w:val="left"/>
+      <w:pPr>
+        <w:tabs>
+          <w:tab w:val="num" w:pos="6480"/>
+        </w:tabs>
+        <w:ind w:left="6480" w:hanging="360"/>
+      </w:pPr>
+      <w:rPr>
+        <w:rFonts w:ascii="Wingdings" w:hAnsi="Wingdings" w:hint="default"/>
+        <w:sz w:val="20"/>
+      </w:rPr>
+    </w:lvl>
+  </w:abstractNum>
+  <w:abstractNum w:abstractNumId="5" w15:restartNumberingAfterBreak="0">
     <w:nsid w:val="089D108D"/>
     <w:multiLevelType w:val="hybridMultilevel"/>
     <w:tmpl w:val="1A8600BE"/>
@@ -8090,7 +10011,7 @@
       </w:pPr>
     </w:lvl>
   </w:abstractNum>
-  <w:abstractNum w:abstractNumId="5" w15:restartNumberingAfterBreak="0">
+  <w:abstractNum w:abstractNumId="6" w15:restartNumberingAfterBreak="0">
     <w:nsid w:val="0A1A2C29"/>
     <w:multiLevelType w:val="hybridMultilevel"/>
     <w:tmpl w:val="98185F1E"/>
@@ -8203,7 +10124,7 @@
       </w:rPr>
     </w:lvl>
   </w:abstractNum>
-  <w:abstractNum w:abstractNumId="6" w15:restartNumberingAfterBreak="0">
+  <w:abstractNum w:abstractNumId="7" w15:restartNumberingAfterBreak="0">
     <w:nsid w:val="0B5C76C0"/>
     <w:multiLevelType w:val="multilevel"/>
     <w:tmpl w:val="D37240C0"/>
@@ -8352,7 +10273,7 @@
       </w:rPr>
     </w:lvl>
   </w:abstractNum>
-  <w:abstractNum w:abstractNumId="7" w15:restartNumberingAfterBreak="0">
+  <w:abstractNum w:abstractNumId="8" w15:restartNumberingAfterBreak="0">
     <w:nsid w:val="0C2B0C5C"/>
     <w:multiLevelType w:val="multilevel"/>
     <w:tmpl w:val="CC520362"/>
@@ -8501,7 +10422,156 @@
       </w:rPr>
     </w:lvl>
   </w:abstractNum>
-  <w:abstractNum w:abstractNumId="8" w15:restartNumberingAfterBreak="0">
+  <w:abstractNum w:abstractNumId="9" w15:restartNumberingAfterBreak="0">
+    <w:nsid w:val="0CDC139B"/>
+    <w:multiLevelType w:val="multilevel"/>
+    <w:tmpl w:val="A936ED3C"/>
+    <w:lvl w:ilvl="0">
+      <w:start w:val="1"/>
+      <w:numFmt w:val="bullet"/>
+      <w:lvlText w:val=""/>
+      <w:lvlJc w:val="left"/>
+      <w:pPr>
+        <w:tabs>
+          <w:tab w:val="num" w:pos="720"/>
+        </w:tabs>
+        <w:ind w:left="720" w:hanging="360"/>
+      </w:pPr>
+      <w:rPr>
+        <w:rFonts w:ascii="Symbol" w:hAnsi="Symbol" w:hint="default"/>
+        <w:sz w:val="20"/>
+      </w:rPr>
+    </w:lvl>
+    <w:lvl w:ilvl="1" w:tentative="1">
+      <w:start w:val="1"/>
+      <w:numFmt w:val="bullet"/>
+      <w:lvlText w:val="o"/>
+      <w:lvlJc w:val="left"/>
+      <w:pPr>
+        <w:tabs>
+          <w:tab w:val="num" w:pos="1440"/>
+        </w:tabs>
+        <w:ind w:left="1440" w:hanging="360"/>
+      </w:pPr>
+      <w:rPr>
+        <w:rFonts w:ascii="Courier New" w:hAnsi="Courier New" w:hint="default"/>
+        <w:sz w:val="20"/>
+      </w:rPr>
+    </w:lvl>
+    <w:lvl w:ilvl="2" w:tentative="1">
+      <w:start w:val="1"/>
+      <w:numFmt w:val="bullet"/>
+      <w:lvlText w:val=""/>
+      <w:lvlJc w:val="left"/>
+      <w:pPr>
+        <w:tabs>
+          <w:tab w:val="num" w:pos="2160"/>
+        </w:tabs>
+        <w:ind w:left="2160" w:hanging="360"/>
+      </w:pPr>
+      <w:rPr>
+        <w:rFonts w:ascii="Wingdings" w:hAnsi="Wingdings" w:hint="default"/>
+        <w:sz w:val="20"/>
+      </w:rPr>
+    </w:lvl>
+    <w:lvl w:ilvl="3" w:tentative="1">
+      <w:start w:val="1"/>
+      <w:numFmt w:val="bullet"/>
+      <w:lvlText w:val=""/>
+      <w:lvlJc w:val="left"/>
+      <w:pPr>
+        <w:tabs>
+          <w:tab w:val="num" w:pos="2880"/>
+        </w:tabs>
+        <w:ind w:left="2880" w:hanging="360"/>
+      </w:pPr>
+      <w:rPr>
+        <w:rFonts w:ascii="Wingdings" w:hAnsi="Wingdings" w:hint="default"/>
+        <w:sz w:val="20"/>
+      </w:rPr>
+    </w:lvl>
+    <w:lvl w:ilvl="4" w:tentative="1">
+      <w:start w:val="1"/>
+      <w:numFmt w:val="bullet"/>
+      <w:lvlText w:val=""/>
+      <w:lvlJc w:val="left"/>
+      <w:pPr>
+        <w:tabs>
+          <w:tab w:val="num" w:pos="3600"/>
+        </w:tabs>
+        <w:ind w:left="3600" w:hanging="360"/>
+      </w:pPr>
+      <w:rPr>
+        <w:rFonts w:ascii="Wingdings" w:hAnsi="Wingdings" w:hint="default"/>
+        <w:sz w:val="20"/>
+      </w:rPr>
+    </w:lvl>
+    <w:lvl w:ilvl="5" w:tentative="1">
+      <w:start w:val="1"/>
+      <w:numFmt w:val="bullet"/>
+      <w:lvlText w:val=""/>
+      <w:lvlJc w:val="left"/>
+      <w:pPr>
+        <w:tabs>
+          <w:tab w:val="num" w:pos="4320"/>
+        </w:tabs>
+        <w:ind w:left="4320" w:hanging="360"/>
+      </w:pPr>
+      <w:rPr>
+        <w:rFonts w:ascii="Wingdings" w:hAnsi="Wingdings" w:hint="default"/>
+        <w:sz w:val="20"/>
+      </w:rPr>
+    </w:lvl>
+    <w:lvl w:ilvl="6" w:tentative="1">
+      <w:start w:val="1"/>
+      <w:numFmt w:val="bullet"/>
+      <w:lvlText w:val=""/>
+      <w:lvlJc w:val="left"/>
+      <w:pPr>
+        <w:tabs>
+          <w:tab w:val="num" w:pos="5040"/>
+        </w:tabs>
+        <w:ind w:left="5040" w:hanging="360"/>
+      </w:pPr>
+      <w:rPr>
+        <w:rFonts w:ascii="Wingdings" w:hAnsi="Wingdings" w:hint="default"/>
+        <w:sz w:val="20"/>
+      </w:rPr>
+    </w:lvl>
+    <w:lvl w:ilvl="7" w:tentative="1">
+      <w:start w:val="1"/>
+      <w:numFmt w:val="bullet"/>
+      <w:lvlText w:val=""/>
+      <w:lvlJc w:val="left"/>
+      <w:pPr>
+        <w:tabs>
+          <w:tab w:val="num" w:pos="5760"/>
+        </w:tabs>
+        <w:ind w:left="5760" w:hanging="360"/>
+      </w:pPr>
+      <w:rPr>
+        <w:rFonts w:ascii="Wingdings" w:hAnsi="Wingdings" w:hint="default"/>
+        <w:sz w:val="20"/>
+      </w:rPr>
+    </w:lvl>
+    <w:lvl w:ilvl="8" w:tentative="1">
+      <w:start w:val="1"/>
+      <w:numFmt w:val="bullet"/>
+      <w:lvlText w:val=""/>
+      <w:lvlJc w:val="left"/>
+      <w:pPr>
+        <w:tabs>
+          <w:tab w:val="num" w:pos="6480"/>
+        </w:tabs>
+        <w:ind w:left="6480" w:hanging="360"/>
+      </w:pPr>
+      <w:rPr>
+        <w:rFonts w:ascii="Wingdings" w:hAnsi="Wingdings" w:hint="default"/>
+        <w:sz w:val="20"/>
+      </w:rPr>
+    </w:lvl>
+  </w:abstractNum>
+  <w:abstractNum w:abstractNumId="10" w15:restartNumberingAfterBreak="0">
     <w:nsid w:val="0DAA7238"/>
     <w:multiLevelType w:val="hybridMultilevel"/>
     <w:tmpl w:val="2FA404B4"/>
@@ -8614,7 +10684,7 @@
       </w:rPr>
     </w:lvl>
   </w:abstractNum>
-  <w:abstractNum w:abstractNumId="9" w15:restartNumberingAfterBreak="0">
+  <w:abstractNum w:abstractNumId="11" w15:restartNumberingAfterBreak="0">
     <w:nsid w:val="0FD46CBA"/>
     <w:multiLevelType w:val="hybridMultilevel"/>
     <w:tmpl w:val="CE2E46A6"/>
@@ -8727,7 +10797,7 @@
       </w:rPr>
     </w:lvl>
   </w:abstractNum>
-  <w:abstractNum w:abstractNumId="10" w15:restartNumberingAfterBreak="0">
+  <w:abstractNum w:abstractNumId="12" w15:restartNumberingAfterBreak="0">
     <w:nsid w:val="1058421C"/>
     <w:multiLevelType w:val="hybridMultilevel"/>
     <w:tmpl w:val="C54C91CC"/>
@@ -8840,7 +10910,7 @@
       </w:rPr>
     </w:lvl>
   </w:abstractNum>
-  <w:abstractNum w:abstractNumId="11" w15:restartNumberingAfterBreak="0">
+  <w:abstractNum w:abstractNumId="13" w15:restartNumberingAfterBreak="0">
     <w:nsid w:val="10623B9D"/>
     <w:multiLevelType w:val="hybridMultilevel"/>
     <w:tmpl w:val="8D989FA2"/>
@@ -8953,7 +11023,156 @@
       </w:rPr>
     </w:lvl>
   </w:abstractNum>
-  <w:abstractNum w:abstractNumId="12" w15:restartNumberingAfterBreak="0">
+  <w:abstractNum w:abstractNumId="14" w15:restartNumberingAfterBreak="0">
+    <w:nsid w:val="14582BDE"/>
+    <w:multiLevelType w:val="multilevel"/>
+    <w:tmpl w:val="1B945FA0"/>
+    <w:lvl w:ilvl="0">
+      <w:start w:val="1"/>
+      <w:numFmt w:val="bullet"/>
+      <w:lvlText w:val=""/>
+      <w:lvlJc w:val="left"/>
+      <w:pPr>
+        <w:tabs>
+          <w:tab w:val="num" w:pos="720"/>
+        </w:tabs>
+        <w:ind w:left="720" w:hanging="360"/>
+      </w:pPr>
+      <w:rPr>
+        <w:rFonts w:ascii="Symbol" w:hAnsi="Symbol" w:hint="default"/>
+        <w:sz w:val="20"/>
+      </w:rPr>
+    </w:lvl>
+    <w:lvl w:ilvl="1" w:tentative="1">
+      <w:start w:val="1"/>
+      <w:numFmt w:val="bullet"/>
+      <w:lvlText w:val="o"/>
+      <w:lvlJc w:val="left"/>
+      <w:pPr>
+        <w:tabs>
+          <w:tab w:val="num" w:pos="1440"/>
+        </w:tabs>
+        <w:ind w:left="1440" w:hanging="360"/>
+      </w:pPr>
+      <w:rPr>
+        <w:rFonts w:ascii="Courier New" w:hAnsi="Courier New" w:hint="default"/>
+        <w:sz w:val="20"/>
+      </w:rPr>
+    </w:lvl>
+    <w:lvl w:ilvl="2" w:tentative="1">
+      <w:start w:val="1"/>
+      <w:numFmt w:val="bullet"/>
+      <w:lvlText w:val=""/>
+      <w:lvlJc w:val="left"/>
+      <w:pPr>
+        <w:tabs>
+          <w:tab w:val="num" w:pos="2160"/>
+        </w:tabs>
+        <w:ind w:left="2160" w:hanging="360"/>
+      </w:pPr>
+      <w:rPr>
+        <w:rFonts w:ascii="Wingdings" w:hAnsi="Wingdings" w:hint="default"/>
+        <w:sz w:val="20"/>
+      </w:rPr>
+    </w:lvl>
+    <w:lvl w:ilvl="3" w:tentative="1">
+      <w:start w:val="1"/>
+      <w:numFmt w:val="bullet"/>
+      <w:lvlText w:val=""/>
+      <w:lvlJc w:val="left"/>
+      <w:pPr>
+        <w:tabs>
+          <w:tab w:val="num" w:pos="2880"/>
+        </w:tabs>
+        <w:ind w:left="2880" w:hanging="360"/>
+      </w:pPr>
+      <w:rPr>
+        <w:rFonts w:ascii="Wingdings" w:hAnsi="Wingdings" w:hint="default"/>
+        <w:sz w:val="20"/>
+      </w:rPr>
+    </w:lvl>
+    <w:lvl w:ilvl="4" w:tentative="1">
+      <w:start w:val="1"/>
+      <w:numFmt w:val="bullet"/>
+      <w:lvlText w:val=""/>
+      <w:lvlJc w:val="left"/>
+      <w:pPr>
+        <w:tabs>
+          <w:tab w:val="num" w:pos="3600"/>
+        </w:tabs>
+        <w:ind w:left="3600" w:hanging="360"/>
+      </w:pPr>
+      <w:rPr>
+        <w:rFonts w:ascii="Wingdings" w:hAnsi="Wingdings" w:hint="default"/>
+        <w:sz w:val="20"/>
+      </w:rPr>
+    </w:lvl>
+    <w:lvl w:ilvl="5" w:tentative="1">
+      <w:start w:val="1"/>
+      <w:numFmt w:val="bullet"/>
+      <w:lvlText w:val=""/>
+      <w:lvlJc w:val="left"/>
+      <w:pPr>
+        <w:tabs>
+          <w:tab w:val="num" w:pos="4320"/>
+        </w:tabs>
+        <w:ind w:left="4320" w:hanging="360"/>
+      </w:pPr>
+      <w:rPr>
+        <w:rFonts w:ascii="Wingdings" w:hAnsi="Wingdings" w:hint="default"/>
+        <w:sz w:val="20"/>
+      </w:rPr>
+    </w:lvl>
+    <w:lvl w:ilvl="6" w:tentative="1">
+      <w:start w:val="1"/>
+      <w:numFmt w:val="bullet"/>
+      <w:lvlText w:val=""/>
+      <w:lvlJc w:val="left"/>
+      <w:pPr>
+        <w:tabs>
+          <w:tab w:val="num" w:pos="5040"/>
+        </w:tabs>
+        <w:ind w:left="5040" w:hanging="360"/>
+      </w:pPr>
+      <w:rPr>
+        <w:rFonts w:ascii="Wingdings" w:hAnsi="Wingdings" w:hint="default"/>
+        <w:sz w:val="20"/>
+      </w:rPr>
+    </w:lvl>
+    <w:lvl w:ilvl="7" w:tentative="1">
+      <w:start w:val="1"/>
+      <w:numFmt w:val="bullet"/>
+      <w:lvlText w:val=""/>
+      <w:lvlJc w:val="left"/>
+      <w:pPr>
+        <w:tabs>
+          <w:tab w:val="num" w:pos="5760"/>
+        </w:tabs>
+        <w:ind w:left="5760" w:hanging="360"/>
+      </w:pPr>
+      <w:rPr>
+        <w:rFonts w:ascii="Wingdings" w:hAnsi="Wingdings" w:hint="default"/>
+        <w:sz w:val="20"/>
+      </w:rPr>
+    </w:lvl>
+    <w:lvl w:ilvl="8" w:tentative="1">
+      <w:start w:val="1"/>
+      <w:numFmt w:val="bullet"/>
+      <w:lvlText w:val=""/>
+      <w:lvlJc w:val="left"/>
+      <w:pPr>
+        <w:tabs>
+          <w:tab w:val="num" w:pos="6480"/>
+        </w:tabs>
+        <w:ind w:left="6480" w:hanging="360"/>
+      </w:pPr>
+      <w:rPr>
+        <w:rFonts w:ascii="Wingdings" w:hAnsi="Wingdings" w:hint="default"/>
+        <w:sz w:val="20"/>
+      </w:rPr>
+    </w:lvl>
+  </w:abstractNum>
+  <w:abstractNum w:abstractNumId="15" w15:restartNumberingAfterBreak="0">
     <w:nsid w:val="1A0E3DEB"/>
     <w:multiLevelType w:val="multilevel"/>
     <w:tmpl w:val="37C84034"/>
@@ -9102,7 +11321,7 @@
       </w:rPr>
     </w:lvl>
   </w:abstractNum>
-  <w:abstractNum w:abstractNumId="13" w15:restartNumberingAfterBreak="0">
+  <w:abstractNum w:abstractNumId="16" w15:restartNumberingAfterBreak="0">
     <w:nsid w:val="1BFC42E1"/>
     <w:multiLevelType w:val="hybridMultilevel"/>
     <w:tmpl w:val="FD1259FA"/>
@@ -9215,7 +11434,7 @@
       </w:rPr>
     </w:lvl>
   </w:abstractNum>
-  <w:abstractNum w:abstractNumId="14" w15:restartNumberingAfterBreak="0">
+  <w:abstractNum w:abstractNumId="17" w15:restartNumberingAfterBreak="0">
     <w:nsid w:val="1EAE2F3B"/>
     <w:multiLevelType w:val="hybridMultilevel"/>
     <w:tmpl w:val="3506852E"/>
@@ -9328,7 +11547,7 @@
       </w:rPr>
     </w:lvl>
   </w:abstractNum>
-  <w:abstractNum w:abstractNumId="15" w15:restartNumberingAfterBreak="0">
+  <w:abstractNum w:abstractNumId="18" w15:restartNumberingAfterBreak="0">
     <w:nsid w:val="1F2B7D2F"/>
     <w:multiLevelType w:val="hybridMultilevel"/>
     <w:tmpl w:val="B2807E54"/>
@@ -9441,7 +11660,7 @@
       </w:rPr>
     </w:lvl>
   </w:abstractNum>
-  <w:abstractNum w:abstractNumId="16" w15:restartNumberingAfterBreak="0">
+  <w:abstractNum w:abstractNumId="19" w15:restartNumberingAfterBreak="0">
     <w:nsid w:val="2753510E"/>
     <w:multiLevelType w:val="hybridMultilevel"/>
     <w:tmpl w:val="720E1EBE"/>
@@ -9554,7 +11773,7 @@
       </w:rPr>
     </w:lvl>
   </w:abstractNum>
-  <w:abstractNum w:abstractNumId="17" w15:restartNumberingAfterBreak="0">
+  <w:abstractNum w:abstractNumId="20" w15:restartNumberingAfterBreak="0">
     <w:nsid w:val="2A763742"/>
     <w:multiLevelType w:val="multilevel"/>
     <w:tmpl w:val="429A64DE"/>
@@ -9703,7 +11922,7 @@
       </w:rPr>
     </w:lvl>
   </w:abstractNum>
-  <w:abstractNum w:abstractNumId="18" w15:restartNumberingAfterBreak="0">
+  <w:abstractNum w:abstractNumId="21" w15:restartNumberingAfterBreak="0">
     <w:nsid w:val="2AB93503"/>
     <w:multiLevelType w:val="hybridMultilevel"/>
     <w:tmpl w:val="D47C3932"/>
@@ -9816,7 +12035,7 @@
       </w:rPr>
     </w:lvl>
   </w:abstractNum>
-  <w:abstractNum w:abstractNumId="19" w15:restartNumberingAfterBreak="0">
+  <w:abstractNum w:abstractNumId="22" w15:restartNumberingAfterBreak="0">
     <w:nsid w:val="322C7902"/>
     <w:multiLevelType w:val="hybridMultilevel"/>
     <w:tmpl w:val="20EEC846"/>
@@ -9929,7 +12148,7 @@
       </w:rPr>
     </w:lvl>
   </w:abstractNum>
-  <w:abstractNum w:abstractNumId="20" w15:restartNumberingAfterBreak="0">
+  <w:abstractNum w:abstractNumId="23" w15:restartNumberingAfterBreak="0">
     <w:nsid w:val="329F3BA7"/>
     <w:multiLevelType w:val="hybridMultilevel"/>
     <w:tmpl w:val="77D48C54"/>
@@ -10042,7 +12261,7 @@
       </w:rPr>
     </w:lvl>
   </w:abstractNum>
-  <w:abstractNum w:abstractNumId="21" w15:restartNumberingAfterBreak="0">
+  <w:abstractNum w:abstractNumId="24" w15:restartNumberingAfterBreak="0">
     <w:nsid w:val="34571A1B"/>
     <w:multiLevelType w:val="hybridMultilevel"/>
     <w:tmpl w:val="522E43AC"/>
@@ -10155,7 +12374,120 @@
       </w:rPr>
     </w:lvl>
   </w:abstractNum>
-  <w:abstractNum w:abstractNumId="22" w15:restartNumberingAfterBreak="0">
+  <w:abstractNum w:abstractNumId="25" w15:restartNumberingAfterBreak="0">
+    <w:nsid w:val="41DD7F45"/>
+    <w:multiLevelType w:val="hybridMultilevel"/>
+    <w:tmpl w:val="771CFDAE"/>
+    <w:lvl w:ilvl="0" w:tplc="04160001">
+      <w:start w:val="1"/>
+      <w:numFmt w:val="bullet"/>
+      <w:lvlText w:val=""/>
+      <w:lvlJc w:val="left"/>
+      <w:pPr>
+        <w:ind w:left="720" w:hanging="360"/>
+      </w:pPr>
+      <w:rPr>
+        <w:rFonts w:ascii="Symbol" w:hAnsi="Symbol" w:hint="default"/>
+      </w:rPr>
+    </w:lvl>
+    <w:lvl w:ilvl="1" w:tplc="04160003" w:tentative="1">
+      <w:start w:val="1"/>
+      <w:numFmt w:val="bullet"/>
+      <w:lvlText w:val="o"/>
+      <w:lvlJc w:val="left"/>
+      <w:pPr>
+        <w:ind w:left="1440" w:hanging="360"/>
+      </w:pPr>
+      <w:rPr>
+        <w:rFonts w:ascii="Courier New" w:hAnsi="Courier New" w:cs="Courier New" w:hint="default"/>
+      </w:rPr>
+    </w:lvl>
+    <w:lvl w:ilvl="2" w:tplc="04160005" w:tentative="1">
+      <w:start w:val="1"/>
+      <w:numFmt w:val="bullet"/>
+      <w:lvlText w:val=""/>
+      <w:lvlJc w:val="left"/>
+      <w:pPr>
+        <w:ind w:left="2160" w:hanging="360"/>
+      </w:pPr>
+      <w:rPr>
+        <w:rFonts w:ascii="Wingdings" w:hAnsi="Wingdings" w:hint="default"/>
+      </w:rPr>
+    </w:lvl>
+    <w:lvl w:ilvl="3" w:tplc="04160001" w:tentative="1">
+      <w:start w:val="1"/>
+      <w:numFmt w:val="bullet"/>
+      <w:lvlText w:val=""/>
+      <w:lvlJc w:val="left"/>
+      <w:pPr>
+        <w:ind w:left="2880" w:hanging="360"/>
+      </w:pPr>
+      <w:rPr>
+        <w:rFonts w:ascii="Symbol" w:hAnsi="Symbol" w:hint="default"/>
+      </w:rPr>
+    </w:lvl>
+    <w:lvl w:ilvl="4" w:tplc="04160003" w:tentative="1">
+      <w:start w:val="1"/>
+      <w:numFmt w:val="bullet"/>
+      <w:lvlText w:val="o"/>
+      <w:lvlJc w:val="left"/>
+      <w:pPr>
+        <w:ind w:left="3600" w:hanging="360"/>
+      </w:pPr>
+      <w:rPr>
+        <w:rFonts w:ascii="Courier New" w:hAnsi="Courier New" w:cs="Courier New" w:hint="default"/>
+      </w:rPr>
+    </w:lvl>
+    <w:lvl w:ilvl="5" w:tplc="04160005" w:tentative="1">
+      <w:start w:val="1"/>
+      <w:numFmt w:val="bullet"/>
+      <w:lvlText w:val=""/>
+      <w:lvlJc w:val="left"/>
+      <w:pPr>
+        <w:ind w:left="4320" w:hanging="360"/>
+      </w:pPr>
+      <w:rPr>
+        <w:rFonts w:ascii="Wingdings" w:hAnsi="Wingdings" w:hint="default"/>
+      </w:rPr>
+    </w:lvl>
+    <w:lvl w:ilvl="6" w:tplc="04160001" w:tentative="1">
+      <w:start w:val="1"/>
+      <w:numFmt w:val="bullet"/>
+      <w:lvlText w:val=""/>
+      <w:lvlJc w:val="left"/>
+      <w:pPr>
+        <w:ind w:left="5040" w:hanging="360"/>
+      </w:pPr>
+      <w:rPr>
+        <w:rFonts w:ascii="Symbol" w:hAnsi="Symbol" w:hint="default"/>
+      </w:rPr>
+    </w:lvl>
+    <w:lvl w:ilvl="7" w:tplc="04160003" w:tentative="1">
+      <w:start w:val="1"/>
+      <w:numFmt w:val="bullet"/>
+      <w:lvlText w:val="o"/>
+      <w:lvlJc w:val="left"/>
+      <w:pPr>
+        <w:ind w:left="5760" w:hanging="360"/>
+      </w:pPr>
+      <w:rPr>
+        <w:rFonts w:ascii="Courier New" w:hAnsi="Courier New" w:cs="Courier New" w:hint="default"/>
+      </w:rPr>
+    </w:lvl>
+    <w:lvl w:ilvl="8" w:tplc="04160005" w:tentative="1">
+      <w:start w:val="1"/>
+      <w:numFmt w:val="bullet"/>
+      <w:lvlText w:val=""/>
+      <w:lvlJc w:val="left"/>
+      <w:pPr>
+        <w:ind w:left="6480" w:hanging="360"/>
+      </w:pPr>
+      <w:rPr>
+        <w:rFonts w:ascii="Wingdings" w:hAnsi="Wingdings" w:hint="default"/>
+      </w:rPr>
+    </w:lvl>
+  </w:abstractNum>
+  <w:abstractNum w:abstractNumId="26" w15:restartNumberingAfterBreak="0">
     <w:nsid w:val="481D4233"/>
     <w:multiLevelType w:val="hybridMultilevel"/>
     <w:tmpl w:val="A7305406"/>
@@ -10268,7 +12600,120 @@
       </w:rPr>
     </w:lvl>
   </w:abstractNum>
-  <w:abstractNum w:abstractNumId="23" w15:restartNumberingAfterBreak="0">
+  <w:abstractNum w:abstractNumId="27" w15:restartNumberingAfterBreak="0">
+    <w:nsid w:val="52570DF6"/>
+    <w:multiLevelType w:val="hybridMultilevel"/>
+    <w:tmpl w:val="3D44C326"/>
+    <w:lvl w:ilvl="0" w:tplc="04160001">
+      <w:start w:val="1"/>
+      <w:numFmt w:val="bullet"/>
+      <w:lvlText w:val=""/>
+      <w:lvlJc w:val="left"/>
+      <w:pPr>
+        <w:ind w:left="720" w:hanging="360"/>
+      </w:pPr>
+      <w:rPr>
+        <w:rFonts w:ascii="Symbol" w:hAnsi="Symbol" w:hint="default"/>
+      </w:rPr>
+    </w:lvl>
+    <w:lvl w:ilvl="1" w:tplc="04160003" w:tentative="1">
+      <w:start w:val="1"/>
+      <w:numFmt w:val="bullet"/>
+      <w:lvlText w:val="o"/>
+      <w:lvlJc w:val="left"/>
+      <w:pPr>
+        <w:ind w:left="1440" w:hanging="360"/>
+      </w:pPr>
+      <w:rPr>
+        <w:rFonts w:ascii="Courier New" w:hAnsi="Courier New" w:cs="Courier New" w:hint="default"/>
+      </w:rPr>
+    </w:lvl>
+    <w:lvl w:ilvl="2" w:tplc="04160005" w:tentative="1">
+      <w:start w:val="1"/>
+      <w:numFmt w:val="bullet"/>
+      <w:lvlText w:val=""/>
+      <w:lvlJc w:val="left"/>
+      <w:pPr>
+        <w:ind w:left="2160" w:hanging="360"/>
+      </w:pPr>
+      <w:rPr>
+        <w:rFonts w:ascii="Wingdings" w:hAnsi="Wingdings" w:hint="default"/>
+      </w:rPr>
+    </w:lvl>
+    <w:lvl w:ilvl="3" w:tplc="04160001" w:tentative="1">
+      <w:start w:val="1"/>
+      <w:numFmt w:val="bullet"/>
+      <w:lvlText w:val=""/>
+      <w:lvlJc w:val="left"/>
+      <w:pPr>
+        <w:ind w:left="2880" w:hanging="360"/>
+      </w:pPr>
+      <w:rPr>
+        <w:rFonts w:ascii="Symbol" w:hAnsi="Symbol" w:hint="default"/>
+      </w:rPr>
+    </w:lvl>
+    <w:lvl w:ilvl="4" w:tplc="04160003" w:tentative="1">
+      <w:start w:val="1"/>
+      <w:numFmt w:val="bullet"/>
+      <w:lvlText w:val="o"/>
+      <w:lvlJc w:val="left"/>
+      <w:pPr>
+        <w:ind w:left="3600" w:hanging="360"/>
+      </w:pPr>
+      <w:rPr>
+        <w:rFonts w:ascii="Courier New" w:hAnsi="Courier New" w:cs="Courier New" w:hint="default"/>
+      </w:rPr>
+    </w:lvl>
+    <w:lvl w:ilvl="5" w:tplc="04160005" w:tentative="1">
+      <w:start w:val="1"/>
+      <w:numFmt w:val="bullet"/>
+      <w:lvlText w:val=""/>
+      <w:lvlJc w:val="left"/>
+      <w:pPr>
+        <w:ind w:left="4320" w:hanging="360"/>
+      </w:pPr>
+      <w:rPr>
+        <w:rFonts w:ascii="Wingdings" w:hAnsi="Wingdings" w:hint="default"/>
+      </w:rPr>
+    </w:lvl>
+    <w:lvl w:ilvl="6" w:tplc="04160001" w:tentative="1">
+      <w:start w:val="1"/>
+      <w:numFmt w:val="bullet"/>
+      <w:lvlText w:val=""/>
+      <w:lvlJc w:val="left"/>
+      <w:pPr>
+        <w:ind w:left="5040" w:hanging="360"/>
+      </w:pPr>
+      <w:rPr>
+        <w:rFonts w:ascii="Symbol" w:hAnsi="Symbol" w:hint="default"/>
+      </w:rPr>
+    </w:lvl>
+    <w:lvl w:ilvl="7" w:tplc="04160003" w:tentative="1">
+      <w:start w:val="1"/>
+      <w:numFmt w:val="bullet"/>
+      <w:lvlText w:val="o"/>
+      <w:lvlJc w:val="left"/>
+      <w:pPr>
+        <w:ind w:left="5760" w:hanging="360"/>
+      </w:pPr>
+      <w:rPr>
+        <w:rFonts w:ascii="Courier New" w:hAnsi="Courier New" w:cs="Courier New" w:hint="default"/>
+      </w:rPr>
+    </w:lvl>
+    <w:lvl w:ilvl="8" w:tplc="04160005" w:tentative="1">
+      <w:start w:val="1"/>
+      <w:numFmt w:val="bullet"/>
+      <w:lvlText w:val=""/>
+      <w:lvlJc w:val="left"/>
+      <w:pPr>
+        <w:ind w:left="6480" w:hanging="360"/>
+      </w:pPr>
+      <w:rPr>
+        <w:rFonts w:ascii="Wingdings" w:hAnsi="Wingdings" w:hint="default"/>
+      </w:rPr>
+    </w:lvl>
+  </w:abstractNum>
+  <w:abstractNum w:abstractNumId="28" w15:restartNumberingAfterBreak="0">
     <w:nsid w:val="551F5949"/>
     <w:multiLevelType w:val="hybridMultilevel"/>
     <w:tmpl w:val="2C10AE98"/>
@@ -10381,7 +12826,7 @@
       </w:rPr>
     </w:lvl>
   </w:abstractNum>
-  <w:abstractNum w:abstractNumId="24" w15:restartNumberingAfterBreak="0">
+  <w:abstractNum w:abstractNumId="29" w15:restartNumberingAfterBreak="0">
     <w:nsid w:val="5B661770"/>
     <w:multiLevelType w:val="hybridMultilevel"/>
     <w:tmpl w:val="9C0C26BA"/>
@@ -10494,7 +12939,120 @@
       </w:rPr>
     </w:lvl>
   </w:abstractNum>
-  <w:abstractNum w:abstractNumId="25" w15:restartNumberingAfterBreak="0">
+  <w:abstractNum w:abstractNumId="30" w15:restartNumberingAfterBreak="0">
+    <w:nsid w:val="5FC67257"/>
+    <w:multiLevelType w:val="hybridMultilevel"/>
+    <w:tmpl w:val="85D23EB2"/>
+    <w:lvl w:ilvl="0" w:tplc="04160001">
+      <w:start w:val="1"/>
+      <w:numFmt w:val="bullet"/>
+      <w:lvlText w:val=""/>
+      <w:lvlJc w:val="left"/>
+      <w:pPr>
+        <w:ind w:left="720" w:hanging="360"/>
+      </w:pPr>
+      <w:rPr>
+        <w:rFonts w:ascii="Symbol" w:hAnsi="Symbol" w:hint="default"/>
+      </w:rPr>
+    </w:lvl>
+    <w:lvl w:ilvl="1" w:tplc="04160003" w:tentative="1">
+      <w:start w:val="1"/>
+      <w:numFmt w:val="bullet"/>
+      <w:lvlText w:val="o"/>
+      <w:lvlJc w:val="left"/>
+      <w:pPr>
+        <w:ind w:left="1440" w:hanging="360"/>
+      </w:pPr>
+      <w:rPr>
+        <w:rFonts w:ascii="Courier New" w:hAnsi="Courier New" w:cs="Courier New" w:hint="default"/>
+      </w:rPr>
+    </w:lvl>
+    <w:lvl w:ilvl="2" w:tplc="04160005" w:tentative="1">
+      <w:start w:val="1"/>
+      <w:numFmt w:val="bullet"/>
+      <w:lvlText w:val=""/>
+      <w:lvlJc w:val="left"/>
+      <w:pPr>
+        <w:ind w:left="2160" w:hanging="360"/>
+      </w:pPr>
+      <w:rPr>
+        <w:rFonts w:ascii="Wingdings" w:hAnsi="Wingdings" w:hint="default"/>
+      </w:rPr>
+    </w:lvl>
+    <w:lvl w:ilvl="3" w:tplc="04160001" w:tentative="1">
+      <w:start w:val="1"/>
+      <w:numFmt w:val="bullet"/>
+      <w:lvlText w:val=""/>
+      <w:lvlJc w:val="left"/>
+      <w:pPr>
+        <w:ind w:left="2880" w:hanging="360"/>
+      </w:pPr>
+      <w:rPr>
+        <w:rFonts w:ascii="Symbol" w:hAnsi="Symbol" w:hint="default"/>
+      </w:rPr>
+    </w:lvl>
+    <w:lvl w:ilvl="4" w:tplc="04160003" w:tentative="1">
+      <w:start w:val="1"/>
+      <w:numFmt w:val="bullet"/>
+      <w:lvlText w:val="o"/>
+      <w:lvlJc w:val="left"/>
+      <w:pPr>
+        <w:ind w:left="3600" w:hanging="360"/>
+      </w:pPr>
+      <w:rPr>
+        <w:rFonts w:ascii="Courier New" w:hAnsi="Courier New" w:cs="Courier New" w:hint="default"/>
+      </w:rPr>
+    </w:lvl>
+    <w:lvl w:ilvl="5" w:tplc="04160005" w:tentative="1">
+      <w:start w:val="1"/>
+      <w:numFmt w:val="bullet"/>
+      <w:lvlText w:val=""/>
+      <w:lvlJc w:val="left"/>
+      <w:pPr>
+        <w:ind w:left="4320" w:hanging="360"/>
+      </w:pPr>
+      <w:rPr>
+        <w:rFonts w:ascii="Wingdings" w:hAnsi="Wingdings" w:hint="default"/>
+      </w:rPr>
+    </w:lvl>
+    <w:lvl w:ilvl="6" w:tplc="04160001" w:tentative="1">
+      <w:start w:val="1"/>
+      <w:numFmt w:val="bullet"/>
+      <w:lvlText w:val=""/>
+      <w:lvlJc w:val="left"/>
+      <w:pPr>
+        <w:ind w:left="5040" w:hanging="360"/>
+      </w:pPr>
+      <w:rPr>
+        <w:rFonts w:ascii="Symbol" w:hAnsi="Symbol" w:hint="default"/>
+      </w:rPr>
+    </w:lvl>
+    <w:lvl w:ilvl="7" w:tplc="04160003" w:tentative="1">
+      <w:start w:val="1"/>
+      <w:numFmt w:val="bullet"/>
+      <w:lvlText w:val="o"/>
+      <w:lvlJc w:val="left"/>
+      <w:pPr>
+        <w:ind w:left="5760" w:hanging="360"/>
+      </w:pPr>
+      <w:rPr>
+        <w:rFonts w:ascii="Courier New" w:hAnsi="Courier New" w:cs="Courier New" w:hint="default"/>
+      </w:rPr>
+    </w:lvl>
+    <w:lvl w:ilvl="8" w:tplc="04160005" w:tentative="1">
+      <w:start w:val="1"/>
+      <w:numFmt w:val="bullet"/>
+      <w:lvlText w:val=""/>
+      <w:lvlJc w:val="left"/>
+      <w:pPr>
+        <w:ind w:left="6480" w:hanging="360"/>
+      </w:pPr>
+      <w:rPr>
+        <w:rFonts w:ascii="Wingdings" w:hAnsi="Wingdings" w:hint="default"/>
+      </w:rPr>
+    </w:lvl>
+  </w:abstractNum>
+  <w:abstractNum w:abstractNumId="31" w15:restartNumberingAfterBreak="0">
     <w:nsid w:val="61FF3F26"/>
     <w:multiLevelType w:val="hybridMultilevel"/>
     <w:tmpl w:val="C43CD392"/>
@@ -10607,7 +13165,7 @@
       </w:rPr>
     </w:lvl>
   </w:abstractNum>
-  <w:abstractNum w:abstractNumId="26" w15:restartNumberingAfterBreak="0">
+  <w:abstractNum w:abstractNumId="32" w15:restartNumberingAfterBreak="0">
     <w:nsid w:val="63161AE0"/>
     <w:multiLevelType w:val="hybridMultilevel"/>
     <w:tmpl w:val="93E65638"/>
@@ -10720,7 +13278,7 @@
       </w:rPr>
     </w:lvl>
   </w:abstractNum>
-  <w:abstractNum w:abstractNumId="27" w15:restartNumberingAfterBreak="0">
+  <w:abstractNum w:abstractNumId="33" w15:restartNumberingAfterBreak="0">
     <w:nsid w:val="643505DA"/>
     <w:multiLevelType w:val="multilevel"/>
     <w:tmpl w:val="4A10DBEE"/>
@@ -10869,7 +13427,7 @@
       </w:rPr>
     </w:lvl>
   </w:abstractNum>
-  <w:abstractNum w:abstractNumId="28" w15:restartNumberingAfterBreak="0">
+  <w:abstractNum w:abstractNumId="34" w15:restartNumberingAfterBreak="0">
     <w:nsid w:val="655B2B0E"/>
     <w:multiLevelType w:val="hybridMultilevel"/>
     <w:tmpl w:val="EA2A06A8"/>
@@ -10982,7 +13540,7 @@
       </w:rPr>
     </w:lvl>
   </w:abstractNum>
-  <w:abstractNum w:abstractNumId="29" w15:restartNumberingAfterBreak="0">
+  <w:abstractNum w:abstractNumId="35" w15:restartNumberingAfterBreak="0">
     <w:nsid w:val="71CD1D6C"/>
     <w:multiLevelType w:val="hybridMultilevel"/>
     <w:tmpl w:val="88E4FDAA"/>
@@ -11095,7 +13653,7 @@
       </w:rPr>
     </w:lvl>
   </w:abstractNum>
-  <w:abstractNum w:abstractNumId="30" w15:restartNumberingAfterBreak="0">
+  <w:abstractNum w:abstractNumId="36" w15:restartNumberingAfterBreak="0">
     <w:nsid w:val="73321FF8"/>
     <w:multiLevelType w:val="hybridMultilevel"/>
     <w:tmpl w:val="47F04FE0"/>
@@ -11208,7 +13766,120 @@
       </w:rPr>
     </w:lvl>
   </w:abstractNum>
-  <w:abstractNum w:abstractNumId="31" w15:restartNumberingAfterBreak="0">
+  <w:abstractNum w:abstractNumId="37" w15:restartNumberingAfterBreak="0">
+    <w:nsid w:val="75D25163"/>
+    <w:multiLevelType w:val="hybridMultilevel"/>
+    <w:tmpl w:val="017AEA76"/>
+    <w:lvl w:ilvl="0" w:tplc="0416000F">
+      <w:start w:val="1"/>
+      <w:numFmt w:val="decimal"/>
+      <w:lvlText w:val="%1."/>
+      <w:lvlJc w:val="left"/>
+      <w:pPr>
+        <w:ind w:left="720" w:hanging="360"/>
+      </w:pPr>
+      <w:rPr>
+        <w:rFonts w:hint="default"/>
+      </w:rPr>
+    </w:lvl>
+    <w:lvl w:ilvl="1" w:tplc="04160003" w:tentative="1">
+      <w:start w:val="1"/>
+      <w:numFmt w:val="bullet"/>
+      <w:lvlText w:val="o"/>
+      <w:lvlJc w:val="left"/>
+      <w:pPr>
+        <w:ind w:left="1440" w:hanging="360"/>
+      </w:pPr>
+      <w:rPr>
+        <w:rFonts w:ascii="Courier New" w:hAnsi="Courier New" w:cs="Courier New" w:hint="default"/>
+      </w:rPr>
+    </w:lvl>
+    <w:lvl w:ilvl="2" w:tplc="04160005" w:tentative="1">
+      <w:start w:val="1"/>
+      <w:numFmt w:val="bullet"/>
+      <w:lvlText w:val=""/>
+      <w:lvlJc w:val="left"/>
+      <w:pPr>
+        <w:ind w:left="2160" w:hanging="360"/>
+      </w:pPr>
+      <w:rPr>
+        <w:rFonts w:ascii="Wingdings" w:hAnsi="Wingdings" w:hint="default"/>
+      </w:rPr>
+    </w:lvl>
+    <w:lvl w:ilvl="3" w:tplc="04160001" w:tentative="1">
+      <w:start w:val="1"/>
+      <w:numFmt w:val="bullet"/>
+      <w:lvlText w:val=""/>
+      <w:lvlJc w:val="left"/>
+      <w:pPr>
+        <w:ind w:left="2880" w:hanging="360"/>
+      </w:pPr>
+      <w:rPr>
+        <w:rFonts w:ascii="Symbol" w:hAnsi="Symbol" w:hint="default"/>
+      </w:rPr>
+    </w:lvl>
+    <w:lvl w:ilvl="4" w:tplc="04160003" w:tentative="1">
+      <w:start w:val="1"/>
+      <w:numFmt w:val="bullet"/>
+      <w:lvlText w:val="o"/>
+      <w:lvlJc w:val="left"/>
+      <w:pPr>
+        <w:ind w:left="3600" w:hanging="360"/>
+      </w:pPr>
+      <w:rPr>
+        <w:rFonts w:ascii="Courier New" w:hAnsi="Courier New" w:cs="Courier New" w:hint="default"/>
+      </w:rPr>
+    </w:lvl>
+    <w:lvl w:ilvl="5" w:tplc="04160005" w:tentative="1">
+      <w:start w:val="1"/>
+      <w:numFmt w:val="bullet"/>
+      <w:lvlText w:val=""/>
+      <w:lvlJc w:val="left"/>
+      <w:pPr>
+        <w:ind w:left="4320" w:hanging="360"/>
+      </w:pPr>
+      <w:rPr>
+        <w:rFonts w:ascii="Wingdings" w:hAnsi="Wingdings" w:hint="default"/>
+      </w:rPr>
+    </w:lvl>
+    <w:lvl w:ilvl="6" w:tplc="04160001" w:tentative="1">
+      <w:start w:val="1"/>
+      <w:numFmt w:val="bullet"/>
+      <w:lvlText w:val=""/>
+      <w:lvlJc w:val="left"/>
+      <w:pPr>
+        <w:ind w:left="5040" w:hanging="360"/>
+      </w:pPr>
+      <w:rPr>
+        <w:rFonts w:ascii="Symbol" w:hAnsi="Symbol" w:hint="default"/>
+      </w:rPr>
+    </w:lvl>
+    <w:lvl w:ilvl="7" w:tplc="04160003" w:tentative="1">
+      <w:start w:val="1"/>
+      <w:numFmt w:val="bullet"/>
+      <w:lvlText w:val="o"/>
+      <w:lvlJc w:val="left"/>
+      <w:pPr>
+        <w:ind w:left="5760" w:hanging="360"/>
+      </w:pPr>
+      <w:rPr>
+        <w:rFonts w:ascii="Courier New" w:hAnsi="Courier New" w:cs="Courier New" w:hint="default"/>
+      </w:rPr>
+    </w:lvl>
+    <w:lvl w:ilvl="8" w:tplc="04160005" w:tentative="1">
+      <w:start w:val="1"/>
+      <w:numFmt w:val="bullet"/>
+      <w:lvlText w:val=""/>
+      <w:lvlJc w:val="left"/>
+      <w:pPr>
+        <w:ind w:left="6480" w:hanging="360"/>
+      </w:pPr>
+      <w:rPr>
+        <w:rFonts w:ascii="Wingdings" w:hAnsi="Wingdings" w:hint="default"/>
+      </w:rPr>
+    </w:lvl>
+  </w:abstractNum>
+  <w:abstractNum w:abstractNumId="38" w15:restartNumberingAfterBreak="0">
     <w:nsid w:val="7761227D"/>
     <w:multiLevelType w:val="hybridMultilevel"/>
     <w:tmpl w:val="9D6E2AA6"/>
@@ -11321,7 +13992,120 @@
       </w:rPr>
     </w:lvl>
   </w:abstractNum>
-  <w:abstractNum w:abstractNumId="32" w15:restartNumberingAfterBreak="0">
+  <w:abstractNum w:abstractNumId="39" w15:restartNumberingAfterBreak="0">
+    <w:nsid w:val="785A7388"/>
+    <w:multiLevelType w:val="hybridMultilevel"/>
+    <w:tmpl w:val="89841A76"/>
+    <w:lvl w:ilvl="0" w:tplc="04160001">
+      <w:start w:val="1"/>
+      <w:numFmt w:val="bullet"/>
+      <w:lvlText w:val=""/>
+      <w:lvlJc w:val="left"/>
+      <w:pPr>
+        <w:ind w:left="720" w:hanging="360"/>
+      </w:pPr>
+      <w:rPr>
+        <w:rFonts w:ascii="Symbol" w:hAnsi="Symbol" w:hint="default"/>
+      </w:rPr>
+    </w:lvl>
+    <w:lvl w:ilvl="1" w:tplc="04160003" w:tentative="1">
+      <w:start w:val="1"/>
+      <w:numFmt w:val="bullet"/>
+      <w:lvlText w:val="o"/>
+      <w:lvlJc w:val="left"/>
+      <w:pPr>
+        <w:ind w:left="1440" w:hanging="360"/>
+      </w:pPr>
+      <w:rPr>
+        <w:rFonts w:ascii="Courier New" w:hAnsi="Courier New" w:cs="Courier New" w:hint="default"/>
+      </w:rPr>
+    </w:lvl>
+    <w:lvl w:ilvl="2" w:tplc="04160005" w:tentative="1">
+      <w:start w:val="1"/>
+      <w:numFmt w:val="bullet"/>
+      <w:lvlText w:val=""/>
+      <w:lvlJc w:val="left"/>
+      <w:pPr>
+        <w:ind w:left="2160" w:hanging="360"/>
+      </w:pPr>
+      <w:rPr>
+        <w:rFonts w:ascii="Wingdings" w:hAnsi="Wingdings" w:hint="default"/>
+      </w:rPr>
+    </w:lvl>
+    <w:lvl w:ilvl="3" w:tplc="04160001" w:tentative="1">
+      <w:start w:val="1"/>
+      <w:numFmt w:val="bullet"/>
+      <w:lvlText w:val=""/>
+      <w:lvlJc w:val="left"/>
+      <w:pPr>
+        <w:ind w:left="2880" w:hanging="360"/>
+      </w:pPr>
+      <w:rPr>
+        <w:rFonts w:ascii="Symbol" w:hAnsi="Symbol" w:hint="default"/>
+      </w:rPr>
+    </w:lvl>
+    <w:lvl w:ilvl="4" w:tplc="04160003" w:tentative="1">
+      <w:start w:val="1"/>
+      <w:numFmt w:val="bullet"/>
+      <w:lvlText w:val="o"/>
+      <w:lvlJc w:val="left"/>
+      <w:pPr>
+        <w:ind w:left="3600" w:hanging="360"/>
+      </w:pPr>
+      <w:rPr>
+        <w:rFonts w:ascii="Courier New" w:hAnsi="Courier New" w:cs="Courier New" w:hint="default"/>
+      </w:rPr>
+    </w:lvl>
+    <w:lvl w:ilvl="5" w:tplc="04160005" w:tentative="1">
+      <w:start w:val="1"/>
+      <w:numFmt w:val="bullet"/>
+      <w:lvlText w:val=""/>
+      <w:lvlJc w:val="left"/>
+      <w:pPr>
+        <w:ind w:left="4320" w:hanging="360"/>
+      </w:pPr>
+      <w:rPr>
+        <w:rFonts w:ascii="Wingdings" w:hAnsi="Wingdings" w:hint="default"/>
+      </w:rPr>
+    </w:lvl>
+    <w:lvl w:ilvl="6" w:tplc="04160001" w:tentative="1">
+      <w:start w:val="1"/>
+      <w:numFmt w:val="bullet"/>
+      <w:lvlText w:val=""/>
+      <w:lvlJc w:val="left"/>
+      <w:pPr>
+        <w:ind w:left="5040" w:hanging="360"/>
+      </w:pPr>
+      <w:rPr>
+        <w:rFonts w:ascii="Symbol" w:hAnsi="Symbol" w:hint="default"/>
+      </w:rPr>
+    </w:lvl>
+    <w:lvl w:ilvl="7" w:tplc="04160003" w:tentative="1">
+      <w:start w:val="1"/>
+      <w:numFmt w:val="bullet"/>
+      <w:lvlText w:val="o"/>
+      <w:lvlJc w:val="left"/>
+      <w:pPr>
+        <w:ind w:left="5760" w:hanging="360"/>
+      </w:pPr>
+      <w:rPr>
+        <w:rFonts w:ascii="Courier New" w:hAnsi="Courier New" w:cs="Courier New" w:hint="default"/>
+      </w:rPr>
+    </w:lvl>
+    <w:lvl w:ilvl="8" w:tplc="04160005" w:tentative="1">
+      <w:start w:val="1"/>
+      <w:numFmt w:val="bullet"/>
+      <w:lvlText w:val=""/>
+      <w:lvlJc w:val="left"/>
+      <w:pPr>
+        <w:ind w:left="6480" w:hanging="360"/>
+      </w:pPr>
+      <w:rPr>
+        <w:rFonts w:ascii="Wingdings" w:hAnsi="Wingdings" w:hint="default"/>
+      </w:rPr>
+    </w:lvl>
+  </w:abstractNum>
+  <w:abstractNum w:abstractNumId="40" w15:restartNumberingAfterBreak="0">
     <w:nsid w:val="79AB66AE"/>
     <w:multiLevelType w:val="multilevel"/>
     <w:tmpl w:val="B810ED4E"/>
@@ -11470,7 +14254,7 @@
       </w:rPr>
     </w:lvl>
   </w:abstractNum>
-  <w:abstractNum w:abstractNumId="33" w15:restartNumberingAfterBreak="0">
+  <w:abstractNum w:abstractNumId="41" w15:restartNumberingAfterBreak="0">
     <w:nsid w:val="7C522888"/>
     <w:multiLevelType w:val="hybridMultilevel"/>
     <w:tmpl w:val="51AEF66A"/>
@@ -11583,107 +14367,247 @@
       </w:rPr>
     </w:lvl>
   </w:abstractNum>
+  <w:abstractNum w:abstractNumId="42" w15:restartNumberingAfterBreak="0">
+    <w:nsid w:val="7CBF0BF1"/>
+    <w:multiLevelType w:val="hybridMultilevel"/>
+    <w:tmpl w:val="BF6C48BE"/>
+    <w:lvl w:ilvl="0" w:tplc="04160001">
+      <w:start w:val="1"/>
+      <w:numFmt w:val="bullet"/>
+      <w:lvlText w:val=""/>
+      <w:lvlJc w:val="left"/>
+      <w:pPr>
+        <w:ind w:left="720" w:hanging="360"/>
+      </w:pPr>
+      <w:rPr>
+        <w:rFonts w:ascii="Symbol" w:hAnsi="Symbol" w:hint="default"/>
+      </w:rPr>
+    </w:lvl>
+    <w:lvl w:ilvl="1" w:tplc="04160003" w:tentative="1">
+      <w:start w:val="1"/>
+      <w:numFmt w:val="bullet"/>
+      <w:lvlText w:val="o"/>
+      <w:lvlJc w:val="left"/>
+      <w:pPr>
+        <w:ind w:left="1440" w:hanging="360"/>
+      </w:pPr>
+      <w:rPr>
+        <w:rFonts w:ascii="Courier New" w:hAnsi="Courier New" w:cs="Courier New" w:hint="default"/>
+      </w:rPr>
+    </w:lvl>
+    <w:lvl w:ilvl="2" w:tplc="04160005" w:tentative="1">
+      <w:start w:val="1"/>
+      <w:numFmt w:val="bullet"/>
+      <w:lvlText w:val=""/>
+      <w:lvlJc w:val="left"/>
+      <w:pPr>
+        <w:ind w:left="2160" w:hanging="360"/>
+      </w:pPr>
+      <w:rPr>
+        <w:rFonts w:ascii="Wingdings" w:hAnsi="Wingdings" w:hint="default"/>
+      </w:rPr>
+    </w:lvl>
+    <w:lvl w:ilvl="3" w:tplc="04160001" w:tentative="1">
+      <w:start w:val="1"/>
+      <w:numFmt w:val="bullet"/>
+      <w:lvlText w:val=""/>
+      <w:lvlJc w:val="left"/>
+      <w:pPr>
+        <w:ind w:left="2880" w:hanging="360"/>
+      </w:pPr>
+      <w:rPr>
+        <w:rFonts w:ascii="Symbol" w:hAnsi="Symbol" w:hint="default"/>
+      </w:rPr>
+    </w:lvl>
+    <w:lvl w:ilvl="4" w:tplc="04160003" w:tentative="1">
+      <w:start w:val="1"/>
+      <w:numFmt w:val="bullet"/>
+      <w:lvlText w:val="o"/>
+      <w:lvlJc w:val="left"/>
+      <w:pPr>
+        <w:ind w:left="3600" w:hanging="360"/>
+      </w:pPr>
+      <w:rPr>
+        <w:rFonts w:ascii="Courier New" w:hAnsi="Courier New" w:cs="Courier New" w:hint="default"/>
+      </w:rPr>
+    </w:lvl>
+    <w:lvl w:ilvl="5" w:tplc="04160005" w:tentative="1">
+      <w:start w:val="1"/>
+      <w:numFmt w:val="bullet"/>
+      <w:lvlText w:val=""/>
+      <w:lvlJc w:val="left"/>
+      <w:pPr>
+        <w:ind w:left="4320" w:hanging="360"/>
+      </w:pPr>
+      <w:rPr>
+        <w:rFonts w:ascii="Wingdings" w:hAnsi="Wingdings" w:hint="default"/>
+      </w:rPr>
+    </w:lvl>
+    <w:lvl w:ilvl="6" w:tplc="04160001" w:tentative="1">
+      <w:start w:val="1"/>
+      <w:numFmt w:val="bullet"/>
+      <w:lvlText w:val=""/>
+      <w:lvlJc w:val="left"/>
+      <w:pPr>
+        <w:ind w:left="5040" w:hanging="360"/>
+      </w:pPr>
+      <w:rPr>
+        <w:rFonts w:ascii="Symbol" w:hAnsi="Symbol" w:hint="default"/>
+      </w:rPr>
+    </w:lvl>
+    <w:lvl w:ilvl="7" w:tplc="04160003" w:tentative="1">
+      <w:start w:val="1"/>
+      <w:numFmt w:val="bullet"/>
+      <w:lvlText w:val="o"/>
+      <w:lvlJc w:val="left"/>
+      <w:pPr>
+        <w:ind w:left="5760" w:hanging="360"/>
+      </w:pPr>
+      <w:rPr>
+        <w:rFonts w:ascii="Courier New" w:hAnsi="Courier New" w:cs="Courier New" w:hint="default"/>
+      </w:rPr>
+    </w:lvl>
+    <w:lvl w:ilvl="8" w:tplc="04160005" w:tentative="1">
+      <w:start w:val="1"/>
+      <w:numFmt w:val="bullet"/>
+      <w:lvlText w:val=""/>
+      <w:lvlJc w:val="left"/>
+      <w:pPr>
+        <w:ind w:left="6480" w:hanging="360"/>
+      </w:pPr>
+      <w:rPr>
+        <w:rFonts w:ascii="Wingdings" w:hAnsi="Wingdings" w:hint="default"/>
+      </w:rPr>
+    </w:lvl>
+  </w:abstractNum>
   <w:num w:numId="1">
-    <w:abstractNumId w:val="4"/>
+    <w:abstractNumId w:val="5"/>
   </w:num>
   <w:num w:numId="2">
-    <w:abstractNumId w:val="10"/>
+    <w:abstractNumId w:val="12"/>
   </w:num>
   <w:num w:numId="3">
+    <w:abstractNumId w:val="19"/>
+  </w:num>
+  <w:num w:numId="4">
+    <w:abstractNumId w:val="23"/>
+  </w:num>
+  <w:num w:numId="5">
+    <w:abstractNumId w:val="6"/>
+  </w:num>
+  <w:num w:numId="6">
+    <w:abstractNumId w:val="24"/>
+  </w:num>
+  <w:num w:numId="7">
+    <w:abstractNumId w:val="21"/>
+  </w:num>
+  <w:num w:numId="8">
+    <w:abstractNumId w:val="17"/>
+  </w:num>
+  <w:num w:numId="9">
+    <w:abstractNumId w:val="41"/>
+  </w:num>
+  <w:num w:numId="10">
+    <w:abstractNumId w:val="32"/>
+  </w:num>
+  <w:num w:numId="11">
+    <w:abstractNumId w:val="28"/>
+  </w:num>
+  <w:num w:numId="12">
+    <w:abstractNumId w:val="13"/>
+  </w:num>
+  <w:num w:numId="13">
     <w:abstractNumId w:val="16"/>
   </w:num>
-  <w:num w:numId="4">
-    <w:abstractNumId w:val="20"/>
-  </w:num>
-  <w:num w:numId="5">
-    <w:abstractNumId w:val="5"/>
-  </w:num>
-  <w:num w:numId="6">
-    <w:abstractNumId w:val="21"/>
-  </w:num>
-  <w:num w:numId="7">
-    <w:abstractNumId w:val="18"/>
-  </w:num>
-  <w:num w:numId="8">
-    <w:abstractNumId w:val="14"/>
-  </w:num>
-  <w:num w:numId="9">
-    <w:abstractNumId w:val="33"/>
-  </w:num>
-  <w:num w:numId="10">
-    <w:abstractNumId w:val="26"/>
-  </w:num>
-  <w:num w:numId="11">
-    <w:abstractNumId w:val="23"/>
-  </w:num>
-  <w:num w:numId="12">
-    <w:abstractNumId w:val="11"/>
-  </w:num>
-  <w:num w:numId="13">
-    <w:abstractNumId w:val="13"/>
-  </w:num>
   <w:num w:numId="14">
-    <w:abstractNumId w:val="25"/>
+    <w:abstractNumId w:val="31"/>
   </w:num>
   <w:num w:numId="15">
     <w:abstractNumId w:val="2"/>
   </w:num>
   <w:num w:numId="16">
+    <w:abstractNumId w:val="35"/>
+  </w:num>
+  <w:num w:numId="17">
+    <w:abstractNumId w:val="10"/>
+  </w:num>
+  <w:num w:numId="18">
+    <w:abstractNumId w:val="36"/>
+  </w:num>
+  <w:num w:numId="19">
+    <w:abstractNumId w:val="18"/>
+  </w:num>
+  <w:num w:numId="20">
+    <w:abstractNumId w:val="11"/>
+  </w:num>
+  <w:num w:numId="21">
     <w:abstractNumId w:val="29"/>
   </w:num>
-  <w:num w:numId="17">
-    <w:abstractNumId w:val="8"/>
-  </w:num>
-  <w:num w:numId="18">
-    <w:abstractNumId w:val="30"/>
-  </w:num>
-  <w:num w:numId="19">
-    <w:abstractNumId w:val="15"/>
-  </w:num>
-  <w:num w:numId="20">
-    <w:abstractNumId w:val="9"/>
-  </w:num>
-  <w:num w:numId="21">
-    <w:abstractNumId w:val="24"/>
-  </w:num>
   <w:num w:numId="22">
-    <w:abstractNumId w:val="28"/>
+    <w:abstractNumId w:val="34"/>
   </w:num>
   <w:num w:numId="23">
-    <w:abstractNumId w:val="19"/>
+    <w:abstractNumId w:val="22"/>
   </w:num>
   <w:num w:numId="24">
-    <w:abstractNumId w:val="22"/>
+    <w:abstractNumId w:val="26"/>
   </w:num>
   <w:num w:numId="25">
-    <w:abstractNumId w:val="31"/>
+    <w:abstractNumId w:val="38"/>
   </w:num>
   <w:num w:numId="26">
-    <w:abstractNumId w:val="7"/>
+    <w:abstractNumId w:val="8"/>
   </w:num>
   <w:num w:numId="27">
     <w:abstractNumId w:val="1"/>
   </w:num>
   <w:num w:numId="28">
-    <w:abstractNumId w:val="6"/>
+    <w:abstractNumId w:val="7"/>
   </w:num>
   <w:num w:numId="29">
-    <w:abstractNumId w:val="12"/>
+    <w:abstractNumId w:val="15"/>
   </w:num>
   <w:num w:numId="30">
-    <w:abstractNumId w:val="17"/>
+    <w:abstractNumId w:val="20"/>
   </w:num>
   <w:num w:numId="31">
     <w:abstractNumId w:val="3"/>
   </w:num>
   <w:num w:numId="32">
-    <w:abstractNumId w:val="32"/>
+    <w:abstractNumId w:val="40"/>
   </w:num>
   <w:num w:numId="33">
-    <w:abstractNumId w:val="27"/>
+    <w:abstractNumId w:val="33"/>
   </w:num>
   <w:num w:numId="34">
     <w:abstractNumId w:val="0"/>
+  </w:num>
+  <w:num w:numId="35">
+    <w:abstractNumId w:val="4"/>
+  </w:num>
+  <w:num w:numId="36">
+    <w:abstractNumId w:val="27"/>
+  </w:num>
+  <w:num w:numId="37">
+    <w:abstractNumId w:val="14"/>
+  </w:num>
+  <w:num w:numId="38">
+    <w:abstractNumId w:val="9"/>
+  </w:num>
+  <w:num w:numId="39">
+    <w:abstractNumId w:val="30"/>
+  </w:num>
+  <w:num w:numId="40">
+    <w:abstractNumId w:val="42"/>
+  </w:num>
+  <w:num w:numId="41">
+    <w:abstractNumId w:val="25"/>
+  </w:num>
+  <w:num w:numId="42">
+    <w:abstractNumId w:val="37"/>
+  </w:num>
+  <w:num w:numId="43">
+    <w:abstractNumId w:val="39"/>
   </w:num>
 </w:numbering>
 </file>
@@ -12436,6 +15360,23 @@
     <w:basedOn w:val="Fontepargpadro"/>
     <w:rsid w:val="006F7489"/>
   </w:style>
+  <w:style w:type="paragraph" w:styleId="NormalWeb">
+    <w:name w:val="Normal (Web)"/>
+    <w:basedOn w:val="Normal"/>
+    <w:uiPriority w:val="99"/>
+    <w:semiHidden/>
+    <w:unhideWhenUsed/>
+    <w:rsid w:val="005E04FD"/>
+    <w:pPr>
+      <w:spacing w:before="100" w:beforeAutospacing="1" w:after="100" w:afterAutospacing="1" w:line="240" w:lineRule="auto"/>
+    </w:pPr>
+    <w:rPr>
+      <w:rFonts w:ascii="Times New Roman" w:eastAsia="Times New Roman" w:hAnsi="Times New Roman" w:cs="Times New Roman"/>
+      <w:sz w:val="24"/>
+      <w:szCs w:val="24"/>
+      <w:lang w:eastAsia="pt-BR"/>
+    </w:rPr>
+  </w:style>
 </w:styles>
 </file>
 
@@ -12739,7 +15680,7 @@
 </file>
 
 <file path=customXml/itemProps1.xml><?xml version="1.0" encoding="utf-8"?>
-<ds:datastoreItem xmlns:ds="http://schemas.openxmlformats.org/officeDocument/2006/customXml" ds:itemID="{BC61F8E0-3AD7-4E3E-9609-478F3738EE68}">
+<ds:datastoreItem xmlns:ds="http://schemas.openxmlformats.org/officeDocument/2006/customXml" ds:itemID="{E932CDC9-3D63-4028-9DA9-7569882CD331}">
   <ds:schemaRefs>
     <ds:schemaRef ds:uri="http://schemas.openxmlformats.org/officeDocument/2006/bibliography"/>
   </ds:schemaRefs>

--- a/Documentacao/Documentacao.docx
+++ b/Documentacao/Documentacao.docx
@@ -1135,6 +1135,7 @@
           <w:rFonts w:ascii="Arial" w:hAnsi="Arial" w:cs="Arial"/>
           <w:sz w:val="24"/>
           <w:szCs w:val="24"/>
+          <w:lang w:val="en-US"/>
         </w:rPr>
       </w:pPr>
     </w:p>
@@ -1146,6 +1147,7 @@
           <w:rFonts w:ascii="Arial" w:hAnsi="Arial" w:cs="Arial"/>
           <w:sz w:val="24"/>
           <w:szCs w:val="24"/>
+          <w:lang w:val="en-US"/>
         </w:rPr>
       </w:pPr>
     </w:p>
@@ -1157,6 +1159,7 @@
           <w:rFonts w:ascii="Arial" w:hAnsi="Arial" w:cs="Arial"/>
           <w:sz w:val="24"/>
           <w:szCs w:val="24"/>
+          <w:lang w:val="en-US"/>
         </w:rPr>
       </w:pPr>
     </w:p>
@@ -1168,6 +1171,7 @@
           <w:rFonts w:ascii="Arial" w:hAnsi="Arial" w:cs="Arial"/>
           <w:sz w:val="24"/>
           <w:szCs w:val="24"/>
+          <w:lang w:val="en-US"/>
         </w:rPr>
       </w:pPr>
     </w:p>
@@ -1179,6 +1183,7 @@
           <w:rFonts w:ascii="Arial" w:hAnsi="Arial" w:cs="Arial"/>
           <w:sz w:val="24"/>
           <w:szCs w:val="24"/>
+          <w:lang w:val="en-US"/>
         </w:rPr>
       </w:pPr>
     </w:p>
@@ -1190,6 +1195,7 @@
           <w:rFonts w:ascii="Arial" w:hAnsi="Arial" w:cs="Arial"/>
           <w:sz w:val="24"/>
           <w:szCs w:val="24"/>
+          <w:lang w:val="en-US"/>
         </w:rPr>
       </w:pPr>
     </w:p>
@@ -1201,6 +1207,7 @@
           <w:rFonts w:ascii="Arial" w:hAnsi="Arial" w:cs="Arial"/>
           <w:sz w:val="24"/>
           <w:szCs w:val="24"/>
+          <w:lang w:val="en-US"/>
         </w:rPr>
       </w:pPr>
     </w:p>
@@ -1212,6 +1219,7 @@
           <w:rFonts w:ascii="Arial" w:hAnsi="Arial" w:cs="Arial"/>
           <w:sz w:val="24"/>
           <w:szCs w:val="24"/>
+          <w:lang w:val="en-US"/>
         </w:rPr>
       </w:pPr>
     </w:p>
@@ -1223,6 +1231,7 @@
           <w:rFonts w:ascii="Arial" w:hAnsi="Arial" w:cs="Arial"/>
           <w:sz w:val="24"/>
           <w:szCs w:val="24"/>
+          <w:lang w:val="en-US"/>
         </w:rPr>
       </w:pPr>
     </w:p>
@@ -1234,6 +1243,7 @@
           <w:rFonts w:ascii="Arial" w:hAnsi="Arial" w:cs="Arial"/>
           <w:sz w:val="24"/>
           <w:szCs w:val="24"/>
+          <w:lang w:val="en-US"/>
         </w:rPr>
       </w:pPr>
     </w:p>
@@ -1245,6 +1255,7 @@
           <w:rFonts w:ascii="Arial" w:hAnsi="Arial" w:cs="Arial"/>
           <w:sz w:val="24"/>
           <w:szCs w:val="24"/>
+          <w:lang w:val="en-US"/>
         </w:rPr>
       </w:pPr>
     </w:p>
@@ -1256,6 +1267,7 @@
           <w:rFonts w:ascii="Arial" w:hAnsi="Arial" w:cs="Arial"/>
           <w:sz w:val="24"/>
           <w:szCs w:val="24"/>
+          <w:lang w:val="en-US"/>
         </w:rPr>
       </w:pPr>
     </w:p>
@@ -1267,6 +1279,7 @@
           <w:rFonts w:ascii="Arial" w:hAnsi="Arial" w:cs="Arial"/>
           <w:sz w:val="24"/>
           <w:szCs w:val="24"/>
+          <w:lang w:val="en-US"/>
         </w:rPr>
       </w:pPr>
     </w:p>
@@ -1278,6 +1291,7 @@
           <w:rFonts w:ascii="Arial" w:hAnsi="Arial" w:cs="Arial"/>
           <w:sz w:val="24"/>
           <w:szCs w:val="24"/>
+          <w:lang w:val="en-US"/>
         </w:rPr>
       </w:pPr>
     </w:p>
@@ -1289,6 +1303,7 @@
           <w:rFonts w:ascii="Arial" w:hAnsi="Arial" w:cs="Arial"/>
           <w:sz w:val="24"/>
           <w:szCs w:val="24"/>
+          <w:lang w:val="en-US"/>
         </w:rPr>
       </w:pPr>
     </w:p>
@@ -1300,6 +1315,7 @@
           <w:rFonts w:ascii="Arial" w:hAnsi="Arial" w:cs="Arial"/>
           <w:sz w:val="24"/>
           <w:szCs w:val="24"/>
+          <w:lang w:val="en-US"/>
         </w:rPr>
       </w:pPr>
     </w:p>
@@ -1311,6 +1327,7 @@
           <w:rFonts w:ascii="Arial" w:hAnsi="Arial" w:cs="Arial"/>
           <w:sz w:val="24"/>
           <w:szCs w:val="24"/>
+          <w:lang w:val="en-US"/>
         </w:rPr>
       </w:pPr>
     </w:p>
@@ -1322,6 +1339,7 @@
           <w:rFonts w:ascii="Arial" w:hAnsi="Arial" w:cs="Arial"/>
           <w:sz w:val="24"/>
           <w:szCs w:val="24"/>
+          <w:lang w:val="en-US"/>
         </w:rPr>
       </w:pPr>
     </w:p>
@@ -1333,6 +1351,7 @@
           <w:rFonts w:ascii="Arial" w:hAnsi="Arial" w:cs="Arial"/>
           <w:sz w:val="24"/>
           <w:szCs w:val="24"/>
+          <w:lang w:val="en-US"/>
         </w:rPr>
       </w:pPr>
     </w:p>
@@ -1344,6 +1363,7 @@
           <w:rFonts w:ascii="Arial" w:hAnsi="Arial" w:cs="Arial"/>
           <w:sz w:val="24"/>
           <w:szCs w:val="24"/>
+          <w:lang w:val="en-US"/>
         </w:rPr>
       </w:pPr>
     </w:p>
@@ -1355,6 +1375,7 @@
           <w:rFonts w:ascii="Arial" w:hAnsi="Arial" w:cs="Arial"/>
           <w:sz w:val="24"/>
           <w:szCs w:val="24"/>
+          <w:lang w:val="en-US"/>
         </w:rPr>
       </w:pPr>
     </w:p>
@@ -1366,6 +1387,7 @@
           <w:rFonts w:ascii="Arial" w:hAnsi="Arial" w:cs="Arial"/>
           <w:sz w:val="24"/>
           <w:szCs w:val="24"/>
+          <w:lang w:val="en-US"/>
         </w:rPr>
       </w:pPr>
     </w:p>
@@ -1377,6 +1399,7 @@
           <w:rFonts w:ascii="Arial" w:hAnsi="Arial" w:cs="Arial"/>
           <w:sz w:val="24"/>
           <w:szCs w:val="24"/>
+          <w:lang w:val="en-US"/>
         </w:rPr>
       </w:pPr>
     </w:p>
@@ -1388,6 +1411,7 @@
           <w:rFonts w:ascii="Arial" w:hAnsi="Arial" w:cs="Arial"/>
           <w:sz w:val="24"/>
           <w:szCs w:val="24"/>
+          <w:lang w:val="en-US"/>
         </w:rPr>
       </w:pPr>
     </w:p>
@@ -1399,6 +1423,7 @@
           <w:rFonts w:ascii="Arial" w:hAnsi="Arial" w:cs="Arial"/>
           <w:sz w:val="24"/>
           <w:szCs w:val="24"/>
+          <w:lang w:val="en-US"/>
         </w:rPr>
       </w:pPr>
     </w:p>
@@ -3443,11 +3468,664 @@
     <w:p>
       <w:pPr>
         <w:spacing w:after="0" w:line="360" w:lineRule="auto"/>
-        <w:rPr>
-          <w:rFonts w:ascii="Arial" w:eastAsia="Times New Roman" w:hAnsi="Arial" w:cs="Arial"/>
-          <w:b/>
-          <w:bCs/>
-          <w:sz w:val="28"/>
+        <w:jc w:val="both"/>
+        <w:rPr>
+          <w:rFonts w:ascii="Arial" w:eastAsia="Times New Roman" w:hAnsi="Arial" w:cs="Arial"/>
+          <w:sz w:val="24"/>
+          <w:szCs w:val="24"/>
+          <w:lang w:eastAsia="pt-BR"/>
+        </w:rPr>
+      </w:pPr>
+    </w:p>
+    <w:p>
+      <w:pPr>
+        <w:spacing w:after="0" w:line="360" w:lineRule="auto"/>
+        <w:jc w:val="both"/>
+        <w:rPr>
+          <w:rFonts w:ascii="Arial" w:eastAsia="Times New Roman" w:hAnsi="Arial" w:cs="Arial"/>
+          <w:b/>
+          <w:sz w:val="24"/>
+          <w:szCs w:val="24"/>
+          <w:lang w:eastAsia="pt-BR"/>
+        </w:rPr>
+      </w:pPr>
+      <w:r>
+        <w:rPr>
+          <w:rFonts w:ascii="Arial" w:eastAsia="Times New Roman" w:hAnsi="Arial" w:cs="Arial"/>
+          <w:b/>
+          <w:sz w:val="24"/>
+          <w:szCs w:val="24"/>
+          <w:lang w:eastAsia="pt-BR"/>
+        </w:rPr>
+        <w:t>Demonstração prática</w:t>
+      </w:r>
+      <w:r>
+        <w:rPr>
+          <w:rFonts w:ascii="Arial" w:eastAsia="Times New Roman" w:hAnsi="Arial" w:cs="Arial"/>
+          <w:b/>
+          <w:sz w:val="24"/>
+          <w:szCs w:val="24"/>
+          <w:lang w:eastAsia="pt-BR"/>
+        </w:rPr>
+        <w:t>:</w:t>
+      </w:r>
+    </w:p>
+    <w:p>
+      <w:pPr>
+        <w:spacing w:after="0" w:line="360" w:lineRule="auto"/>
+        <w:jc w:val="both"/>
+        <w:rPr>
+          <w:rFonts w:ascii="Arial" w:eastAsia="Times New Roman" w:hAnsi="Arial" w:cs="Arial"/>
+          <w:sz w:val="24"/>
+          <w:szCs w:val="24"/>
+          <w:lang w:eastAsia="pt-BR"/>
+        </w:rPr>
+      </w:pPr>
+    </w:p>
+    <w:p>
+      <w:pPr>
+        <w:spacing w:after="0" w:line="360" w:lineRule="auto"/>
+        <w:jc w:val="both"/>
+        <w:rPr>
+          <w:rFonts w:ascii="Arial" w:eastAsia="Times New Roman" w:hAnsi="Arial" w:cs="Arial"/>
+          <w:sz w:val="24"/>
+          <w:szCs w:val="24"/>
+          <w:lang w:eastAsia="pt-BR"/>
+        </w:rPr>
+      </w:pPr>
+      <w:r>
+        <w:rPr>
+          <w:rFonts w:ascii="Arial" w:eastAsia="Times New Roman" w:hAnsi="Arial" w:cs="Arial"/>
+          <w:sz w:val="24"/>
+          <w:szCs w:val="24"/>
+          <w:lang w:eastAsia="pt-BR"/>
+        </w:rPr>
+        <w:t>- DE X</w:t>
+      </w:r>
+    </w:p>
+    <w:p>
+      <w:pPr>
+        <w:spacing w:after="0" w:line="360" w:lineRule="auto"/>
+        <w:jc w:val="both"/>
+        <w:rPr>
+          <w:rFonts w:ascii="Arial" w:eastAsia="Times New Roman" w:hAnsi="Arial" w:cs="Arial"/>
+          <w:sz w:val="24"/>
+          <w:szCs w:val="24"/>
+          <w:lang w:eastAsia="pt-BR"/>
+        </w:rPr>
+      </w:pPr>
+      <w:r>
+        <w:rPr>
+          <w:rFonts w:ascii="Arial" w:eastAsia="Times New Roman" w:hAnsi="Arial" w:cs="Arial"/>
+          <w:sz w:val="24"/>
+          <w:szCs w:val="24"/>
+          <w:lang w:eastAsia="pt-BR"/>
+        </w:rPr>
+        <w:drawing>
+          <wp:inline distT="0" distB="0" distL="0" distR="0" wp14:anchorId="2233389F" wp14:editId="2ABE9D0C">
+            <wp:extent cx="5760085" cy="2750185"/>
+            <wp:effectExtent l="0" t="0" r="0" b="0"/>
+            <wp:docPr id="2" name="Imagem 2"/>
+            <wp:cNvGraphicFramePr>
+              <a:graphicFrameLocks xmlns:a="http://schemas.openxmlformats.org/drawingml/2006/main" noChangeAspect="1"/>
+            </wp:cNvGraphicFramePr>
+            <a:graphic xmlns:a="http://schemas.openxmlformats.org/drawingml/2006/main">
+              <a:graphicData uri="http://schemas.openxmlformats.org/drawingml/2006/picture">
+                <pic:pic xmlns:pic="http://schemas.openxmlformats.org/drawingml/2006/picture">
+                  <pic:nvPicPr>
+                    <pic:cNvPr id="1" name=""/>
+                    <pic:cNvPicPr/>
+                  </pic:nvPicPr>
+                  <pic:blipFill>
+                    <a:blip r:embed="rId8"/>
+                    <a:stretch>
+                      <a:fillRect/>
+                    </a:stretch>
+                  </pic:blipFill>
+                  <pic:spPr>
+                    <a:xfrm>
+                      <a:off x="0" y="0"/>
+                      <a:ext cx="5760085" cy="2750185"/>
+                    </a:xfrm>
+                    <a:prstGeom prst="rect">
+                      <a:avLst/>
+                    </a:prstGeom>
+                  </pic:spPr>
+                </pic:pic>
+              </a:graphicData>
+            </a:graphic>
+          </wp:inline>
+        </w:drawing>
+      </w:r>
+    </w:p>
+    <w:p>
+      <w:pPr>
+        <w:spacing w:after="0" w:line="360" w:lineRule="auto"/>
+        <w:jc w:val="both"/>
+        <w:rPr>
+          <w:rFonts w:ascii="Arial" w:eastAsia="Times New Roman" w:hAnsi="Arial" w:cs="Arial"/>
+          <w:sz w:val="24"/>
+          <w:szCs w:val="24"/>
+          <w:lang w:eastAsia="pt-BR"/>
+        </w:rPr>
+      </w:pPr>
+      <w:r>
+        <w:rPr>
+          <w:rFonts w:ascii="Arial" w:eastAsia="Times New Roman" w:hAnsi="Arial" w:cs="Arial"/>
+          <w:sz w:val="24"/>
+          <w:szCs w:val="24"/>
+          <w:lang w:eastAsia="pt-BR"/>
+        </w:rPr>
+        <w:lastRenderedPageBreak/>
+        <w:drawing>
+          <wp:inline distT="0" distB="0" distL="0" distR="0" wp14:anchorId="7D2D4554" wp14:editId="565386D0">
+            <wp:extent cx="5760085" cy="2735580"/>
+            <wp:effectExtent l="0" t="0" r="0" b="7620"/>
+            <wp:docPr id="5" name="Imagem 5"/>
+            <wp:cNvGraphicFramePr>
+              <a:graphicFrameLocks xmlns:a="http://schemas.openxmlformats.org/drawingml/2006/main" noChangeAspect="1"/>
+            </wp:cNvGraphicFramePr>
+            <a:graphic xmlns:a="http://schemas.openxmlformats.org/drawingml/2006/main">
+              <a:graphicData uri="http://schemas.openxmlformats.org/drawingml/2006/picture">
+                <pic:pic xmlns:pic="http://schemas.openxmlformats.org/drawingml/2006/picture">
+                  <pic:nvPicPr>
+                    <pic:cNvPr id="1" name=""/>
+                    <pic:cNvPicPr/>
+                  </pic:nvPicPr>
+                  <pic:blipFill>
+                    <a:blip r:embed="rId9"/>
+                    <a:stretch>
+                      <a:fillRect/>
+                    </a:stretch>
+                  </pic:blipFill>
+                  <pic:spPr>
+                    <a:xfrm>
+                      <a:off x="0" y="0"/>
+                      <a:ext cx="5760085" cy="2735580"/>
+                    </a:xfrm>
+                    <a:prstGeom prst="rect">
+                      <a:avLst/>
+                    </a:prstGeom>
+                  </pic:spPr>
+                </pic:pic>
+              </a:graphicData>
+            </a:graphic>
+          </wp:inline>
+        </w:drawing>
+      </w:r>
+    </w:p>
+    <w:p>
+      <w:pPr>
+        <w:spacing w:after="0" w:line="360" w:lineRule="auto"/>
+        <w:jc w:val="both"/>
+        <w:rPr>
+          <w:rFonts w:ascii="Arial" w:eastAsia="Times New Roman" w:hAnsi="Arial" w:cs="Arial"/>
+          <w:sz w:val="24"/>
+          <w:szCs w:val="24"/>
+          <w:lang w:eastAsia="pt-BR"/>
+        </w:rPr>
+      </w:pPr>
+      <w:r>
+        <w:rPr>
+          <w:rFonts w:ascii="Arial" w:eastAsia="Times New Roman" w:hAnsi="Arial" w:cs="Arial"/>
+          <w:sz w:val="24"/>
+          <w:szCs w:val="24"/>
+          <w:lang w:eastAsia="pt-BR"/>
+        </w:rPr>
+        <w:drawing>
+          <wp:inline distT="0" distB="0" distL="0" distR="0" wp14:anchorId="3D4AD5B6" wp14:editId="3E174017">
+            <wp:extent cx="5760085" cy="2733040"/>
+            <wp:effectExtent l="0" t="0" r="0" b="0"/>
+            <wp:docPr id="6" name="Imagem 6"/>
+            <wp:cNvGraphicFramePr>
+              <a:graphicFrameLocks xmlns:a="http://schemas.openxmlformats.org/drawingml/2006/main" noChangeAspect="1"/>
+            </wp:cNvGraphicFramePr>
+            <a:graphic xmlns:a="http://schemas.openxmlformats.org/drawingml/2006/main">
+              <a:graphicData uri="http://schemas.openxmlformats.org/drawingml/2006/picture">
+                <pic:pic xmlns:pic="http://schemas.openxmlformats.org/drawingml/2006/picture">
+                  <pic:nvPicPr>
+                    <pic:cNvPr id="1" name=""/>
+                    <pic:cNvPicPr/>
+                  </pic:nvPicPr>
+                  <pic:blipFill>
+                    <a:blip r:embed="rId10"/>
+                    <a:stretch>
+                      <a:fillRect/>
+                    </a:stretch>
+                  </pic:blipFill>
+                  <pic:spPr>
+                    <a:xfrm>
+                      <a:off x="0" y="0"/>
+                      <a:ext cx="5760085" cy="2733040"/>
+                    </a:xfrm>
+                    <a:prstGeom prst="rect">
+                      <a:avLst/>
+                    </a:prstGeom>
+                  </pic:spPr>
+                </pic:pic>
+              </a:graphicData>
+            </a:graphic>
+          </wp:inline>
+        </w:drawing>
+      </w:r>
+    </w:p>
+    <w:p>
+      <w:pPr>
+        <w:spacing w:after="0" w:line="360" w:lineRule="auto"/>
+        <w:jc w:val="both"/>
+        <w:rPr>
+          <w:rFonts w:ascii="Arial" w:eastAsia="Times New Roman" w:hAnsi="Arial" w:cs="Arial"/>
+          <w:sz w:val="24"/>
+          <w:szCs w:val="24"/>
+          <w:lang w:eastAsia="pt-BR"/>
+        </w:rPr>
+      </w:pPr>
+      <w:r>
+        <w:rPr>
+          <w:rFonts w:ascii="Arial" w:eastAsia="Times New Roman" w:hAnsi="Arial" w:cs="Arial"/>
+          <w:sz w:val="24"/>
+          <w:szCs w:val="24"/>
+          <w:lang w:eastAsia="pt-BR"/>
+        </w:rPr>
+        <w:t xml:space="preserve">Foram identificados: </w:t>
+      </w:r>
+    </w:p>
+    <w:p>
+      <w:pPr>
+        <w:pStyle w:val="PargrafodaLista"/>
+        <w:numPr>
+          <w:ilvl w:val="0"/>
+          <w:numId w:val="45"/>
+        </w:numPr>
+        <w:spacing w:after="0" w:line="360" w:lineRule="auto"/>
+        <w:jc w:val="both"/>
+        <w:rPr>
+          <w:rFonts w:ascii="Arial" w:eastAsia="Times New Roman" w:hAnsi="Arial" w:cs="Arial"/>
+          <w:sz w:val="24"/>
+          <w:szCs w:val="24"/>
+          <w:lang w:eastAsia="pt-BR"/>
+        </w:rPr>
+      </w:pPr>
+      <w:r>
+        <w:rPr>
+          <w:rFonts w:ascii="Arial" w:eastAsia="Times New Roman" w:hAnsi="Arial" w:cs="Arial"/>
+          <w:sz w:val="24"/>
+          <w:szCs w:val="24"/>
+          <w:lang w:eastAsia="pt-BR"/>
+        </w:rPr>
+        <w:t>Textos ambíguos</w:t>
+      </w:r>
+    </w:p>
+    <w:p>
+      <w:pPr>
+        <w:pStyle w:val="PargrafodaLista"/>
+        <w:numPr>
+          <w:ilvl w:val="0"/>
+          <w:numId w:val="45"/>
+        </w:numPr>
+        <w:spacing w:after="0" w:line="360" w:lineRule="auto"/>
+        <w:jc w:val="both"/>
+        <w:rPr>
+          <w:rFonts w:ascii="Arial" w:eastAsia="Times New Roman" w:hAnsi="Arial" w:cs="Arial"/>
+          <w:sz w:val="24"/>
+          <w:szCs w:val="24"/>
+          <w:lang w:eastAsia="pt-BR"/>
+        </w:rPr>
+      </w:pPr>
+      <w:r>
+        <w:rPr>
+          <w:rFonts w:ascii="Arial" w:eastAsia="Times New Roman" w:hAnsi="Arial" w:cs="Arial"/>
+          <w:sz w:val="24"/>
+          <w:szCs w:val="24"/>
+          <w:lang w:eastAsia="pt-BR"/>
+        </w:rPr>
+        <w:t>Textos muito longos</w:t>
+      </w:r>
+    </w:p>
+    <w:p>
+      <w:pPr>
+        <w:pStyle w:val="PargrafodaLista"/>
+        <w:numPr>
+          <w:ilvl w:val="0"/>
+          <w:numId w:val="45"/>
+        </w:numPr>
+        <w:spacing w:after="0" w:line="360" w:lineRule="auto"/>
+        <w:jc w:val="both"/>
+        <w:rPr>
+          <w:rFonts w:ascii="Arial" w:eastAsia="Times New Roman" w:hAnsi="Arial" w:cs="Arial"/>
+          <w:sz w:val="24"/>
+          <w:szCs w:val="24"/>
+          <w:lang w:eastAsia="pt-BR"/>
+        </w:rPr>
+      </w:pPr>
+      <w:r>
+        <w:rPr>
+          <w:rFonts w:ascii="Arial" w:eastAsia="Times New Roman" w:hAnsi="Arial" w:cs="Arial"/>
+          <w:sz w:val="24"/>
+          <w:szCs w:val="24"/>
+          <w:lang w:eastAsia="pt-BR"/>
+        </w:rPr>
+        <w:t>Fora de ordem cronológica</w:t>
+      </w:r>
+    </w:p>
+    <w:p>
+      <w:pPr>
+        <w:spacing w:after="0" w:line="360" w:lineRule="auto"/>
+        <w:jc w:val="both"/>
+        <w:rPr>
+          <w:rFonts w:ascii="Arial" w:eastAsia="Times New Roman" w:hAnsi="Arial" w:cs="Arial"/>
+          <w:sz w:val="24"/>
+          <w:szCs w:val="24"/>
+          <w:lang w:eastAsia="pt-BR"/>
+        </w:rPr>
+      </w:pPr>
+    </w:p>
+    <w:p>
+      <w:pPr>
+        <w:spacing w:after="0" w:line="360" w:lineRule="auto"/>
+        <w:jc w:val="both"/>
+        <w:rPr>
+          <w:rFonts w:ascii="Arial" w:eastAsia="Times New Roman" w:hAnsi="Arial" w:cs="Arial"/>
+          <w:sz w:val="24"/>
+          <w:szCs w:val="24"/>
+          <w:lang w:eastAsia="pt-BR"/>
+        </w:rPr>
+      </w:pPr>
+      <w:r>
+        <w:rPr>
+          <w:rFonts w:ascii="Arial" w:eastAsia="Times New Roman" w:hAnsi="Arial" w:cs="Arial"/>
+          <w:sz w:val="24"/>
+          <w:szCs w:val="24"/>
+          <w:lang w:eastAsia="pt-BR"/>
+        </w:rPr>
+        <w:t>- PARA Y:</w:t>
+      </w:r>
+    </w:p>
+    <w:p>
+      <w:pPr>
+        <w:spacing w:after="0" w:line="360" w:lineRule="auto"/>
+        <w:jc w:val="both"/>
+        <w:rPr>
+          <w:rFonts w:ascii="Arial" w:eastAsia="Times New Roman" w:hAnsi="Arial" w:cs="Arial"/>
+          <w:sz w:val="24"/>
+          <w:szCs w:val="24"/>
+          <w:lang w:eastAsia="pt-BR"/>
+        </w:rPr>
+      </w:pPr>
+      <w:r>
+        <w:rPr>
+          <w:rFonts w:ascii="Arial" w:eastAsia="Times New Roman" w:hAnsi="Arial" w:cs="Arial"/>
+          <w:sz w:val="24"/>
+          <w:szCs w:val="24"/>
+          <w:lang w:eastAsia="pt-BR"/>
+        </w:rPr>
+        <w:lastRenderedPageBreak/>
+        <w:drawing>
+          <wp:inline distT="0" distB="0" distL="0" distR="0" wp14:anchorId="7EBB7979" wp14:editId="793014D5">
+            <wp:extent cx="5572903" cy="7983064"/>
+            <wp:effectExtent l="0" t="0" r="8890" b="0"/>
+            <wp:docPr id="10" name="Imagem 10"/>
+            <wp:cNvGraphicFramePr>
+              <a:graphicFrameLocks xmlns:a="http://schemas.openxmlformats.org/drawingml/2006/main" noChangeAspect="1"/>
+            </wp:cNvGraphicFramePr>
+            <a:graphic xmlns:a="http://schemas.openxmlformats.org/drawingml/2006/main">
+              <a:graphicData uri="http://schemas.openxmlformats.org/drawingml/2006/picture">
+                <pic:pic xmlns:pic="http://schemas.openxmlformats.org/drawingml/2006/picture">
+                  <pic:nvPicPr>
+                    <pic:cNvPr id="1" name=""/>
+                    <pic:cNvPicPr/>
+                  </pic:nvPicPr>
+                  <pic:blipFill>
+                    <a:blip r:embed="rId11"/>
+                    <a:stretch>
+                      <a:fillRect/>
+                    </a:stretch>
+                  </pic:blipFill>
+                  <pic:spPr>
+                    <a:xfrm>
+                      <a:off x="0" y="0"/>
+                      <a:ext cx="5572903" cy="7983064"/>
+                    </a:xfrm>
+                    <a:prstGeom prst="rect">
+                      <a:avLst/>
+                    </a:prstGeom>
+                  </pic:spPr>
+                </pic:pic>
+              </a:graphicData>
+            </a:graphic>
+          </wp:inline>
+        </w:drawing>
+      </w:r>
+    </w:p>
+    <w:p>
+      <w:pPr>
+        <w:spacing w:after="0" w:line="360" w:lineRule="auto"/>
+        <w:jc w:val="both"/>
+        <w:rPr>
+          <w:rFonts w:ascii="Arial" w:eastAsia="Times New Roman" w:hAnsi="Arial" w:cs="Arial"/>
+          <w:sz w:val="24"/>
+          <w:szCs w:val="24"/>
+          <w:lang w:eastAsia="pt-BR"/>
+        </w:rPr>
+      </w:pPr>
+      <w:r>
+        <w:rPr>
+          <w:rFonts w:ascii="Arial" w:eastAsia="Times New Roman" w:hAnsi="Arial" w:cs="Arial"/>
+          <w:sz w:val="24"/>
+          <w:szCs w:val="24"/>
+          <w:lang w:eastAsia="pt-BR"/>
+        </w:rPr>
+        <w:lastRenderedPageBreak/>
+        <w:drawing>
+          <wp:inline distT="0" distB="0" distL="0" distR="0" wp14:anchorId="56546FB6" wp14:editId="004E8385">
+            <wp:extent cx="5582429" cy="7906853"/>
+            <wp:effectExtent l="0" t="0" r="0" b="0"/>
+            <wp:docPr id="11" name="Imagem 11"/>
+            <wp:cNvGraphicFramePr>
+              <a:graphicFrameLocks xmlns:a="http://schemas.openxmlformats.org/drawingml/2006/main" noChangeAspect="1"/>
+            </wp:cNvGraphicFramePr>
+            <a:graphic xmlns:a="http://schemas.openxmlformats.org/drawingml/2006/main">
+              <a:graphicData uri="http://schemas.openxmlformats.org/drawingml/2006/picture">
+                <pic:pic xmlns:pic="http://schemas.openxmlformats.org/drawingml/2006/picture">
+                  <pic:nvPicPr>
+                    <pic:cNvPr id="1" name=""/>
+                    <pic:cNvPicPr/>
+                  </pic:nvPicPr>
+                  <pic:blipFill>
+                    <a:blip r:embed="rId12"/>
+                    <a:stretch>
+                      <a:fillRect/>
+                    </a:stretch>
+                  </pic:blipFill>
+                  <pic:spPr>
+                    <a:xfrm>
+                      <a:off x="0" y="0"/>
+                      <a:ext cx="5582429" cy="7906853"/>
+                    </a:xfrm>
+                    <a:prstGeom prst="rect">
+                      <a:avLst/>
+                    </a:prstGeom>
+                  </pic:spPr>
+                </pic:pic>
+              </a:graphicData>
+            </a:graphic>
+          </wp:inline>
+        </w:drawing>
+      </w:r>
+    </w:p>
+    <w:p>
+      <w:pPr>
+        <w:spacing w:after="0" w:line="360" w:lineRule="auto"/>
+        <w:jc w:val="both"/>
+        <w:rPr>
+          <w:rFonts w:ascii="Arial" w:eastAsia="Times New Roman" w:hAnsi="Arial" w:cs="Arial"/>
+          <w:sz w:val="24"/>
+          <w:szCs w:val="24"/>
+          <w:lang w:eastAsia="pt-BR"/>
+        </w:rPr>
+      </w:pPr>
+      <w:r>
+        <w:rPr>
+          <w:rFonts w:ascii="Arial" w:eastAsia="Times New Roman" w:hAnsi="Arial" w:cs="Arial"/>
+          <w:sz w:val="24"/>
+          <w:szCs w:val="24"/>
+          <w:lang w:eastAsia="pt-BR"/>
+        </w:rPr>
+        <w:lastRenderedPageBreak/>
+        <w:drawing>
+          <wp:inline distT="0" distB="0" distL="0" distR="0" wp14:anchorId="0343B659" wp14:editId="57B72B1A">
+            <wp:extent cx="5591955" cy="7916380"/>
+            <wp:effectExtent l="0" t="0" r="8890" b="8890"/>
+            <wp:docPr id="13" name="Imagem 13"/>
+            <wp:cNvGraphicFramePr>
+              <a:graphicFrameLocks xmlns:a="http://schemas.openxmlformats.org/drawingml/2006/main" noChangeAspect="1"/>
+            </wp:cNvGraphicFramePr>
+            <a:graphic xmlns:a="http://schemas.openxmlformats.org/drawingml/2006/main">
+              <a:graphicData uri="http://schemas.openxmlformats.org/drawingml/2006/picture">
+                <pic:pic xmlns:pic="http://schemas.openxmlformats.org/drawingml/2006/picture">
+                  <pic:nvPicPr>
+                    <pic:cNvPr id="1" name=""/>
+                    <pic:cNvPicPr/>
+                  </pic:nvPicPr>
+                  <pic:blipFill>
+                    <a:blip r:embed="rId13"/>
+                    <a:stretch>
+                      <a:fillRect/>
+                    </a:stretch>
+                  </pic:blipFill>
+                  <pic:spPr>
+                    <a:xfrm>
+                      <a:off x="0" y="0"/>
+                      <a:ext cx="5591955" cy="7916380"/>
+                    </a:xfrm>
+                    <a:prstGeom prst="rect">
+                      <a:avLst/>
+                    </a:prstGeom>
+                  </pic:spPr>
+                </pic:pic>
+              </a:graphicData>
+            </a:graphic>
+          </wp:inline>
+        </w:drawing>
+      </w:r>
+    </w:p>
+    <w:p>
+      <w:pPr>
+        <w:spacing w:after="0" w:line="360" w:lineRule="auto"/>
+        <w:jc w:val="both"/>
+        <w:rPr>
+          <w:rFonts w:ascii="Arial" w:eastAsia="Times New Roman" w:hAnsi="Arial" w:cs="Arial"/>
+          <w:sz w:val="24"/>
+          <w:szCs w:val="24"/>
+          <w:lang w:eastAsia="pt-BR"/>
+        </w:rPr>
+      </w:pPr>
+    </w:p>
+    <w:p>
+      <w:pPr>
+        <w:spacing w:after="0" w:line="360" w:lineRule="auto"/>
+        <w:rPr>
+          <w:rFonts w:ascii="Arial" w:eastAsia="Times New Roman" w:hAnsi="Arial" w:cs="Arial"/>
+          <w:sz w:val="24"/>
+          <w:szCs w:val="24"/>
+          <w:lang w:eastAsia="pt-BR"/>
+        </w:rPr>
+      </w:pPr>
+    </w:p>
+    <w:p>
+      <w:pPr>
+        <w:spacing w:after="0" w:line="360" w:lineRule="auto"/>
+        <w:rPr>
+          <w:rFonts w:ascii="Arial" w:eastAsia="Times New Roman" w:hAnsi="Arial" w:cs="Arial"/>
+          <w:sz w:val="24"/>
+          <w:szCs w:val="24"/>
+          <w:lang w:eastAsia="pt-BR"/>
+        </w:rPr>
+      </w:pPr>
+    </w:p>
+    <w:p>
+      <w:pPr>
+        <w:spacing w:after="0" w:line="360" w:lineRule="auto"/>
+        <w:rPr>
+          <w:rFonts w:ascii="Arial" w:eastAsia="Times New Roman" w:hAnsi="Arial" w:cs="Arial"/>
+          <w:sz w:val="24"/>
+          <w:szCs w:val="24"/>
+          <w:lang w:eastAsia="pt-BR"/>
+        </w:rPr>
+      </w:pPr>
+      <w:r>
+        <w:rPr>
+          <w:rFonts w:ascii="Arial" w:eastAsia="Times New Roman" w:hAnsi="Arial" w:cs="Arial"/>
+          <w:sz w:val="24"/>
+          <w:szCs w:val="24"/>
+          <w:lang w:eastAsia="pt-BR"/>
+        </w:rPr>
+        <w:lastRenderedPageBreak/>
+        <w:t>Resultando em:</w:t>
+      </w:r>
+    </w:p>
+    <w:p>
+      <w:pPr>
+        <w:pStyle w:val="PargrafodaLista"/>
+        <w:numPr>
+          <w:ilvl w:val="0"/>
+          <w:numId w:val="46"/>
+        </w:numPr>
+        <w:spacing w:after="0" w:line="360" w:lineRule="auto"/>
+        <w:rPr>
+          <w:rFonts w:ascii="Arial" w:eastAsia="Times New Roman" w:hAnsi="Arial" w:cs="Arial"/>
+          <w:bCs/>
+          <w:sz w:val="24"/>
+          <w:szCs w:val="24"/>
+          <w:lang w:eastAsia="pt-BR"/>
+        </w:rPr>
+      </w:pPr>
+      <w:r>
+        <w:rPr>
+          <w:rFonts w:ascii="Arial" w:eastAsia="Times New Roman" w:hAnsi="Arial" w:cs="Arial"/>
+          <w:bCs/>
+          <w:sz w:val="24"/>
+          <w:szCs w:val="24"/>
+          <w:lang w:eastAsia="pt-BR"/>
+        </w:rPr>
+        <w:t>Textos mais objetivos</w:t>
+      </w:r>
+    </w:p>
+    <w:p>
+      <w:pPr>
+        <w:pStyle w:val="PargrafodaLista"/>
+        <w:numPr>
+          <w:ilvl w:val="0"/>
+          <w:numId w:val="46"/>
+        </w:numPr>
+        <w:spacing w:after="0" w:line="360" w:lineRule="auto"/>
+        <w:rPr>
+          <w:rFonts w:ascii="Arial" w:eastAsia="Times New Roman" w:hAnsi="Arial" w:cs="Arial"/>
+          <w:bCs/>
+          <w:sz w:val="24"/>
+          <w:szCs w:val="24"/>
+          <w:lang w:eastAsia="pt-BR"/>
+        </w:rPr>
+      </w:pPr>
+      <w:r>
+        <w:rPr>
+          <w:rFonts w:ascii="Arial" w:eastAsia="Times New Roman" w:hAnsi="Arial" w:cs="Arial"/>
+          <w:bCs/>
+          <w:sz w:val="24"/>
+          <w:szCs w:val="24"/>
+          <w:lang w:eastAsia="pt-BR"/>
+        </w:rPr>
+        <w:t>Ordem cronológica correta</w:t>
+      </w:r>
+    </w:p>
+    <w:p>
+      <w:pPr>
+        <w:spacing w:after="0" w:line="360" w:lineRule="auto"/>
+        <w:rPr>
+          <w:rFonts w:ascii="Arial" w:eastAsia="Times New Roman" w:hAnsi="Arial" w:cs="Arial"/>
+          <w:b/>
+          <w:bCs/>
+          <w:sz w:val="24"/>
           <w:szCs w:val="24"/>
           <w:lang w:eastAsia="pt-BR"/>
         </w:rPr>
@@ -3734,7 +4412,6 @@
           <w:szCs w:val="24"/>
           <w:lang w:eastAsia="pt-BR"/>
         </w:rPr>
-        <w:lastRenderedPageBreak/>
         <w:t>Diversificação de</w:t>
       </w:r>
       <w:r>
@@ -3837,7 +4514,18 @@
           <w:szCs w:val="24"/>
           <w:lang w:eastAsia="pt-BR"/>
         </w:rPr>
-        <w:t>Enquanto o escopo atual concentra-se nas fases de Análise, Design, Desenvolvimento e Implementação (ADDI), o projeto global visa a integração plena da fase de Avaliação (Evaluation). Isso envolve a coleta de dados de Learning Analytics para medir, de forma quantitativa e qualitativa, a eficácia das adaptações no desempenho escolar dos alunos, permitindo uma retroalimentação constante do "motor pedagógico" da IA.</w:t>
+        <w:t xml:space="preserve">Enquanto o escopo atual concentra-se nas fases de Análise, Design, Desenvolvimento e Implementação (ADDI), o projeto global visa a integração plena da fase de </w:t>
+      </w:r>
+      <w:r>
+        <w:rPr>
+          <w:rFonts w:ascii="Arial" w:eastAsia="Times New Roman" w:hAnsi="Arial" w:cs="Arial"/>
+          <w:bCs/>
+          <w:sz w:val="24"/>
+          <w:szCs w:val="24"/>
+          <w:lang w:eastAsia="pt-BR"/>
+        </w:rPr>
+        <w:lastRenderedPageBreak/>
+        <w:t>Avaliação (Evaluation). Isso envolve a coleta de dados de Learning Analytics para medir, de forma quantitativa e qualitativa, a eficácia das adaptações no desempenho escolar dos alunos, permitindo uma retroalimentação constante do "motor pedagógico" da IA.</w:t>
       </w:r>
     </w:p>
     <w:p>
@@ -3900,19 +4588,7 @@
           <w:szCs w:val="24"/>
           <w:lang w:eastAsia="pt-BR"/>
         </w:rPr>
-        <w:t>: O projeto prevê, em futuras versões, a expansão do motor pedagógico para suportar disciplinas de Exatas (Matemática, Física e Química). Isso envolverá o desenvolvimento de algoritmos capazes de realizar a adaptaç</w:t>
-      </w:r>
-      <w:bookmarkStart w:id="0" w:name="_GoBack"/>
-      <w:bookmarkEnd w:id="0"/>
-      <w:r>
-        <w:rPr>
-          <w:rFonts w:ascii="Arial" w:eastAsia="Times New Roman" w:hAnsi="Arial" w:cs="Arial"/>
-          <w:bCs/>
-          <w:sz w:val="24"/>
-          <w:szCs w:val="24"/>
-          <w:lang w:eastAsia="pt-BR"/>
-        </w:rPr>
-        <w:t>ão de notações matemáticas, simplificação de fórmulas e acessibilidade para gráficos e equações, garantindo que o suporte do TEA Learn se torne verdadeiramente multidisciplinar.</w:t>
+        <w:t>: O projeto prevê, em futuras versões, a expansão do motor pedagógico para suportar disciplinas de Exatas (Matemática, Física e Química). Isso envolverá o desenvolvimento de algoritmos capazes de realizar a adaptação de notações matemáticas, simplificação de fórmulas e acessibilidade para gráficos e equações, garantindo que o suporte do TEA Learn se torne verdadeiramente multidisciplinar.</w:t>
       </w:r>
     </w:p>
     <w:p>
@@ -4014,18 +4690,7 @@
           <w:szCs w:val="24"/>
           <w:lang w:eastAsia="pt-BR"/>
         </w:rPr>
-        <w:t xml:space="preserve">: A plataforma evoluirá para registrar o histórico de adaptações e o desempenho do aluno em materiais anteriores. Com base nestes dados e nas indicações pedagógicas (oriundas de laudos e observação docente), a IA sugerirá automaticamente ao </w:t>
-      </w:r>
-      <w:r>
-        <w:rPr>
-          <w:rFonts w:ascii="Arial" w:eastAsia="Times New Roman" w:hAnsi="Arial" w:cs="Arial"/>
-          <w:bCs/>
-          <w:sz w:val="24"/>
-          <w:szCs w:val="24"/>
-          <w:lang w:eastAsia="pt-BR"/>
-        </w:rPr>
-        <w:lastRenderedPageBreak/>
-        <w:t>professor quais parâmetros de adaptação serão mais eficazes para aquele aluno, refinando o "motor pedagógico" continuamente.</w:t>
+        <w:t>: A plataforma evoluirá para registrar o histórico de adaptações e o desempenho do aluno em materiais anteriores. Com base nestes dados e nas indicações pedagógicas (oriundas de laudos e observação docente), a IA sugerirá automaticamente ao professor quais parâmetros de adaptação serão mais eficazes para aquele aluno, refinando o "motor pedagógico" continuamente.</w:t>
       </w:r>
     </w:p>
     <w:p>
@@ -4215,6 +4880,7 @@
           <w:szCs w:val="24"/>
           <w:lang w:eastAsia="pt-BR"/>
         </w:rPr>
+        <w:lastRenderedPageBreak/>
         <w:t>Expansão para outros níveis de suporte</w:t>
       </w:r>
       <w:r>
@@ -4568,7 +5234,6 @@
           <w:szCs w:val="24"/>
           <w:lang w:eastAsia="pt-BR"/>
         </w:rPr>
-        <w:lastRenderedPageBreak/>
         <w:t>Regras Pedagógicas:</w:t>
       </w:r>
       <w:r>
@@ -4838,6 +5503,7 @@
           <w:szCs w:val="24"/>
           <w:lang w:eastAsia="pt-BR"/>
         </w:rPr>
+        <w:lastRenderedPageBreak/>
         <w:t>"O TEA Learn automatiza a adaptação de conteúdos para garant</w:t>
       </w:r>
       <w:r>
@@ -5091,7 +5757,6 @@
           <w:sz w:val="24"/>
           <w:szCs w:val="24"/>
         </w:rPr>
-        <w:lastRenderedPageBreak/>
         <w:t>Rotinas e Agendas Visuais</w:t>
       </w:r>
       <w:r>
@@ -5256,6 +5921,7 @@
           <w:sz w:val="24"/>
           <w:szCs w:val="24"/>
         </w:rPr>
+        <w:lastRenderedPageBreak/>
         <w:t>Comunicação</w:t>
       </w:r>
       <w:r>
@@ -5630,7 +6296,6 @@
           <w:szCs w:val="24"/>
           <w:lang w:eastAsia="pt-BR"/>
         </w:rPr>
-        <w:lastRenderedPageBreak/>
         <w:t>Análise Funcional:</w:t>
       </w:r>
       <w:r>
@@ -5850,6 +6515,7 @@
           <w:szCs w:val="24"/>
           <w:lang w:eastAsia="pt-BR"/>
         </w:rPr>
+        <w:lastRenderedPageBreak/>
         <w:t>Habilidades Sociais:</w:t>
       </w:r>
       <w:r>
@@ -6130,7 +6796,6 @@
           <w:szCs w:val="24"/>
           <w:lang w:eastAsia="pt-BR"/>
         </w:rPr>
-        <w:lastRenderedPageBreak/>
         <w:t xml:space="preserve">Esses níveis não medem inteligência, apenas o </w:t>
       </w:r>
       <w:r>
@@ -6291,6 +6956,7 @@
           <w:szCs w:val="24"/>
           <w:lang w:eastAsia="pt-BR"/>
         </w:rPr>
+        <w:lastRenderedPageBreak/>
         <w:t>A DI também é classificada em graus: leve, moderada, grave ou profunda, dependendo do quanto a pessoa consegue aplicar o que sabe na prática (como cuidar da higiene, usar dinheiro ou se locomover com segurança).</w:t>
       </w:r>
     </w:p>
@@ -6512,16 +7178,7 @@
           <w:sz w:val="24"/>
           <w:szCs w:val="24"/>
         </w:rPr>
-        <w:t xml:space="preserve">, o material didático original é examinado para identificar problemas de acessibilidade, como linguagem complexa, excesso de informação ou abstração. Também são consideradas características do </w:t>
-      </w:r>
-      <w:r>
-        <w:rPr>
-          <w:rFonts w:ascii="Arial" w:hAnsi="Arial" w:cs="Arial"/>
-          <w:sz w:val="24"/>
-          <w:szCs w:val="24"/>
-        </w:rPr>
-        <w:lastRenderedPageBreak/>
-        <w:t>TEA nível 1, como a preferência por clareza, dificuldade com ambiguidade e necessidade de estrutura. O resultado dessa fase é uma lista de requisitos de adaptação.</w:t>
+        <w:t>, o material didático original é examinado para identificar problemas de acessibilidade, como linguagem complexa, excesso de informação ou abstração. Também são consideradas características do TEA nível 1, como a preferência por clareza, dificuldade com ambiguidade e necessidade de estrutura. O resultado dessa fase é uma lista de requisitos de adaptação.</w:t>
       </w:r>
     </w:p>
     <w:p>
@@ -6599,7 +7256,16 @@
           <w:sz w:val="24"/>
           <w:szCs w:val="24"/>
         </w:rPr>
-        <w:t>, a inteligência artificial aplica essas regras ao material original. O processamento envolve simplificação de texto, segmentação do conteúdo, reorganização lógica, geração de exemplos e destaque de conceitos-chave. O resultado é o material adaptado.</w:t>
+        <w:t xml:space="preserve">, a inteligência artificial aplica essas regras ao material original. O processamento envolve simplificação de texto, </w:t>
+      </w:r>
+      <w:r>
+        <w:rPr>
+          <w:rFonts w:ascii="Arial" w:hAnsi="Arial" w:cs="Arial"/>
+          <w:sz w:val="24"/>
+          <w:szCs w:val="24"/>
+        </w:rPr>
+        <w:lastRenderedPageBreak/>
+        <w:t>segmentação do conteúdo, reorganização lógica, geração de exemplos e destaque de conceitos-chave. O resultado é o material adaptado.</w:t>
       </w:r>
     </w:p>
     <w:p>
@@ -6894,7 +7560,6 @@
           <w:sz w:val="24"/>
           <w:szCs w:val="24"/>
         </w:rPr>
-        <w:lastRenderedPageBreak/>
         <w:t xml:space="preserve">Seu objetivo é </w:t>
       </w:r>
       <w:r>
@@ -7058,6 +7723,7 @@
           <w:sz w:val="24"/>
           <w:szCs w:val="24"/>
         </w:rPr>
+        <w:lastRenderedPageBreak/>
         <w:t>Relação com o TEA</w:t>
       </w:r>
     </w:p>
@@ -7448,16 +8114,7 @@
           <w:sz w:val="24"/>
           <w:szCs w:val="24"/>
         </w:rPr>
-        <w:t xml:space="preserve">O estudo de Valério e Bigoli (2021) indica que o design de interfaces para pessoas com TEA deve priorizar a redução da sobrecarga sensorial através de layouts </w:t>
-      </w:r>
-      <w:r>
-        <w:rPr>
-          <w:rFonts w:ascii="Arial" w:hAnsi="Arial" w:cs="Arial"/>
-          <w:sz w:val="24"/>
-          <w:szCs w:val="24"/>
-        </w:rPr>
-        <w:lastRenderedPageBreak/>
-        <w:t>limpos, previsíveis e com uso de cores suaves ou tons pastéis. A pesquisa enfatiza a necessidade de evitar contrastes agressivos e animações excessivas, optando por padronização visual para facilitar o foco e a navegação.</w:t>
+        <w:t>O estudo de Valério e Bigoli (2021) indica que o design de interfaces para pessoas com TEA deve priorizar a redução da sobrecarga sensorial através de layouts limpos, previsíveis e com uso de cores suaves ou tons pastéis. A pesquisa enfatiza a necessidade de evitar contrastes agressivos e animações excessivas, optando por padronização visual para facilitar o foco e a navegação.</w:t>
       </w:r>
     </w:p>
     <w:p>
@@ -7522,7 +8179,7 @@
                     <pic:cNvPicPr/>
                   </pic:nvPicPr>
                   <pic:blipFill>
-                    <a:blip r:embed="rId8">
+                    <a:blip r:embed="rId14">
                       <a:extLst>
                         <a:ext uri="{28A0092B-C50C-407E-A947-70E740481C1C}">
                           <a14:useLocalDpi xmlns:a14="http://schemas.microsoft.com/office/drawing/2010/main" val="0"/>
@@ -7594,6 +8251,7 @@
           <w:szCs w:val="24"/>
           <w:lang w:eastAsia="pt-BR"/>
         </w:rPr>
+        <w:lastRenderedPageBreak/>
         <w:drawing>
           <wp:inline distT="0" distB="0" distL="0" distR="0" wp14:anchorId="3829F526" wp14:editId="65B4DE1A">
             <wp:extent cx="5760085" cy="1601470"/>
@@ -7610,7 +8268,7 @@
                     <pic:cNvPicPr/>
                   </pic:nvPicPr>
                   <pic:blipFill>
-                    <a:blip r:embed="rId9" cstate="print">
+                    <a:blip r:embed="rId15" cstate="print">
                       <a:extLst>
                         <a:ext uri="{28A0092B-C50C-407E-A947-70E740481C1C}">
                           <a14:useLocalDpi xmlns:a14="http://schemas.microsoft.com/office/drawing/2010/main" val="0"/>
@@ -7688,7 +8346,7 @@
                     <pic:cNvPicPr/>
                   </pic:nvPicPr>
                   <pic:blipFill>
-                    <a:blip r:embed="rId10">
+                    <a:blip r:embed="rId16">
                       <a:extLst>
                         <a:ext uri="{28A0092B-C50C-407E-A947-70E740481C1C}">
                           <a14:useLocalDpi xmlns:a14="http://schemas.microsoft.com/office/drawing/2010/main" val="0"/>
@@ -7800,7 +8458,6 @@
           <w:szCs w:val="24"/>
           <w:lang w:eastAsia="pt-BR"/>
         </w:rPr>
-        <w:lastRenderedPageBreak/>
         <w:drawing>
           <wp:inline distT="0" distB="0" distL="0" distR="0" wp14:anchorId="451C36C7" wp14:editId="60466870">
             <wp:extent cx="5760085" cy="1310640"/>
@@ -7817,7 +8474,7 @@
                     <pic:cNvPicPr/>
                   </pic:nvPicPr>
                   <pic:blipFill>
-                    <a:blip r:embed="rId11">
+                    <a:blip r:embed="rId17">
                       <a:extLst>
                         <a:ext uri="{28A0092B-C50C-407E-A947-70E740481C1C}">
                           <a14:useLocalDpi xmlns:a14="http://schemas.microsoft.com/office/drawing/2010/main" val="0"/>
@@ -7899,6 +8556,7 @@
           <w:szCs w:val="24"/>
           <w:lang w:eastAsia="pt-BR"/>
         </w:rPr>
+        <w:lastRenderedPageBreak/>
         <w:drawing>
           <wp:inline distT="0" distB="0" distL="0" distR="0" wp14:anchorId="1BCC38CD" wp14:editId="0873A75E">
             <wp:extent cx="5760085" cy="5098415"/>
@@ -7915,7 +8573,7 @@
                     <pic:cNvPicPr/>
                   </pic:nvPicPr>
                   <pic:blipFill>
-                    <a:blip r:embed="rId12">
+                    <a:blip r:embed="rId18">
                       <a:extLst>
                         <a:ext uri="{28A0092B-C50C-407E-A947-70E740481C1C}">
                           <a14:useLocalDpi xmlns:a14="http://schemas.microsoft.com/office/drawing/2010/main" val="0"/>
@@ -8107,6 +8765,7 @@
           <w:szCs w:val="24"/>
           <w:lang w:eastAsia="pt-BR"/>
         </w:rPr>
+        <w:lastRenderedPageBreak/>
         <w:drawing>
           <wp:inline distT="0" distB="0" distL="0" distR="0" wp14:anchorId="1E879A4A" wp14:editId="17C21682">
             <wp:extent cx="5760085" cy="4335780"/>
@@ -8123,7 +8782,7 @@
                     <pic:cNvPicPr/>
                   </pic:nvPicPr>
                   <pic:blipFill>
-                    <a:blip r:embed="rId13" cstate="print">
+                    <a:blip r:embed="rId19" cstate="print">
                       <a:extLst>
                         <a:ext uri="{28A0092B-C50C-407E-A947-70E740481C1C}">
                           <a14:useLocalDpi xmlns:a14="http://schemas.microsoft.com/office/drawing/2010/main" val="0"/>
@@ -8195,7 +8854,6 @@
           <w:szCs w:val="24"/>
           <w:lang w:eastAsia="pt-BR"/>
         </w:rPr>
-        <w:lastRenderedPageBreak/>
         <w:drawing>
           <wp:inline distT="0" distB="0" distL="0" distR="0" wp14:anchorId="5E535A85" wp14:editId="1CF6D136">
             <wp:extent cx="4857750" cy="3520542"/>
@@ -8212,7 +8870,7 @@
                     <pic:cNvPicPr/>
                   </pic:nvPicPr>
                   <pic:blipFill>
-                    <a:blip r:embed="rId14" cstate="print">
+                    <a:blip r:embed="rId20" cstate="print">
                       <a:extLst>
                         <a:ext uri="{28A0092B-C50C-407E-A947-70E740481C1C}">
                           <a14:useLocalDpi xmlns:a14="http://schemas.microsoft.com/office/drawing/2010/main" val="0"/>
@@ -8630,13 +9288,27 @@
           <w:szCs w:val="24"/>
         </w:rPr>
       </w:pPr>
-      <w:r>
-        <w:rPr>
-          <w:rFonts w:ascii="Arial" w:hAnsi="Arial" w:cs="Arial"/>
-          <w:b/>
-          <w:sz w:val="24"/>
-          <w:szCs w:val="24"/>
-        </w:rPr>
+      <w:bookmarkStart w:id="0" w:name="_GoBack"/>
+      <w:bookmarkEnd w:id="0"/>
+    </w:p>
+    <w:p>
+      <w:pPr>
+        <w:spacing w:after="0" w:line="360" w:lineRule="auto"/>
+        <w:rPr>
+          <w:rFonts w:ascii="Arial" w:hAnsi="Arial" w:cs="Arial"/>
+          <w:b/>
+          <w:sz w:val="24"/>
+          <w:szCs w:val="24"/>
+        </w:rPr>
+      </w:pPr>
+      <w:r>
+        <w:rPr>
+          <w:rFonts w:ascii="Arial" w:hAnsi="Arial" w:cs="Arial"/>
+          <w:b/>
+          <w:sz w:val="24"/>
+          <w:szCs w:val="24"/>
+        </w:rPr>
+        <w:lastRenderedPageBreak/>
         <w:t>Bibliografia</w:t>
       </w:r>
     </w:p>
@@ -8680,7 +9352,7 @@
           <w:szCs w:val="24"/>
         </w:rPr>
       </w:pPr>
-      <w:hyperlink r:id="rId15" w:history="1">
+      <w:hyperlink r:id="rId21" w:history="1">
         <w:r>
           <w:rPr>
             <w:rStyle w:val="Hyperlink"/>
@@ -8732,7 +9404,7 @@
           <w:szCs w:val="24"/>
         </w:rPr>
       </w:pPr>
-      <w:hyperlink r:id="rId16" w:history="1">
+      <w:hyperlink r:id="rId22" w:history="1">
         <w:r>
           <w:rPr>
             <w:rStyle w:val="Hyperlink"/>
@@ -8766,7 +9438,7 @@
           <w:szCs w:val="24"/>
         </w:rPr>
       </w:pPr>
-      <w:hyperlink r:id="rId17" w:history="1">
+      <w:hyperlink r:id="rId23" w:history="1">
         <w:r>
           <w:rPr>
             <w:rStyle w:val="Hyperlink"/>
@@ -8818,7 +9490,7 @@
           <w:szCs w:val="24"/>
         </w:rPr>
       </w:pPr>
-      <w:hyperlink r:id="rId18" w:history="1">
+      <w:hyperlink r:id="rId24" w:history="1">
         <w:r>
           <w:rPr>
             <w:rStyle w:val="Hyperlink"/>
@@ -8852,7 +9524,7 @@
           <w:szCs w:val="24"/>
         </w:rPr>
       </w:pPr>
-      <w:hyperlink r:id="rId19" w:history="1">
+      <w:hyperlink r:id="rId25" w:history="1">
         <w:r>
           <w:rPr>
             <w:rStyle w:val="Hyperlink"/>
@@ -8904,7 +9576,7 @@
           <w:szCs w:val="24"/>
         </w:rPr>
       </w:pPr>
-      <w:hyperlink r:id="rId20" w:history="1">
+      <w:hyperlink r:id="rId26" w:history="1">
         <w:r>
           <w:rPr>
             <w:rStyle w:val="Hyperlink"/>
@@ -8963,7 +9635,7 @@
         </w:rPr>
         <w:tab/>
       </w:r>
-      <w:hyperlink r:id="rId21" w:history="1">
+      <w:hyperlink r:id="rId27" w:history="1">
         <w:r>
           <w:rPr>
             <w:rStyle w:val="Hyperlink"/>
@@ -9011,10 +9683,9 @@
           <w:sz w:val="24"/>
           <w:szCs w:val="24"/>
         </w:rPr>
-        <w:lastRenderedPageBreak/>
         <w:t xml:space="preserve">Diagrama de Gantt: </w:t>
       </w:r>
-      <w:hyperlink r:id="rId22" w:history="1">
+      <w:hyperlink r:id="rId28" w:history="1">
         <w:r>
           <w:rPr>
             <w:rStyle w:val="Hyperlink"/>
@@ -9069,7 +9740,7 @@
         </w:rPr>
         <w:t xml:space="preserve">: </w:t>
       </w:r>
-      <w:hyperlink r:id="rId23" w:history="1">
+      <w:hyperlink r:id="rId29" w:history="1">
         <w:r>
           <w:rPr>
             <w:rStyle w:val="Hyperlink"/>
@@ -9134,7 +9805,7 @@
         </w:rPr>
         <w:tab/>
       </w:r>
-      <w:hyperlink r:id="rId24" w:history="1">
+      <w:hyperlink r:id="rId30" w:history="1">
         <w:r>
           <w:rPr>
             <w:rStyle w:val="Hyperlink"/>
@@ -11661,6 +12332,119 @@
     </w:lvl>
   </w:abstractNum>
   <w:abstractNum w:abstractNumId="19" w15:restartNumberingAfterBreak="0">
+    <w:nsid w:val="211319F5"/>
+    <w:multiLevelType w:val="hybridMultilevel"/>
+    <w:tmpl w:val="F8F6BB62"/>
+    <w:lvl w:ilvl="0" w:tplc="04160001">
+      <w:start w:val="1"/>
+      <w:numFmt w:val="bullet"/>
+      <w:lvlText w:val=""/>
+      <w:lvlJc w:val="left"/>
+      <w:pPr>
+        <w:ind w:left="720" w:hanging="360"/>
+      </w:pPr>
+      <w:rPr>
+        <w:rFonts w:ascii="Symbol" w:hAnsi="Symbol" w:hint="default"/>
+      </w:rPr>
+    </w:lvl>
+    <w:lvl w:ilvl="1" w:tplc="04160003" w:tentative="1">
+      <w:start w:val="1"/>
+      <w:numFmt w:val="bullet"/>
+      <w:lvlText w:val="o"/>
+      <w:lvlJc w:val="left"/>
+      <w:pPr>
+        <w:ind w:left="1440" w:hanging="360"/>
+      </w:pPr>
+      <w:rPr>
+        <w:rFonts w:ascii="Courier New" w:hAnsi="Courier New" w:cs="Courier New" w:hint="default"/>
+      </w:rPr>
+    </w:lvl>
+    <w:lvl w:ilvl="2" w:tplc="04160005" w:tentative="1">
+      <w:start w:val="1"/>
+      <w:numFmt w:val="bullet"/>
+      <w:lvlText w:val=""/>
+      <w:lvlJc w:val="left"/>
+      <w:pPr>
+        <w:ind w:left="2160" w:hanging="360"/>
+      </w:pPr>
+      <w:rPr>
+        <w:rFonts w:ascii="Wingdings" w:hAnsi="Wingdings" w:hint="default"/>
+      </w:rPr>
+    </w:lvl>
+    <w:lvl w:ilvl="3" w:tplc="04160001" w:tentative="1">
+      <w:start w:val="1"/>
+      <w:numFmt w:val="bullet"/>
+      <w:lvlText w:val=""/>
+      <w:lvlJc w:val="left"/>
+      <w:pPr>
+        <w:ind w:left="2880" w:hanging="360"/>
+      </w:pPr>
+      <w:rPr>
+        <w:rFonts w:ascii="Symbol" w:hAnsi="Symbol" w:hint="default"/>
+      </w:rPr>
+    </w:lvl>
+    <w:lvl w:ilvl="4" w:tplc="04160003" w:tentative="1">
+      <w:start w:val="1"/>
+      <w:numFmt w:val="bullet"/>
+      <w:lvlText w:val="o"/>
+      <w:lvlJc w:val="left"/>
+      <w:pPr>
+        <w:ind w:left="3600" w:hanging="360"/>
+      </w:pPr>
+      <w:rPr>
+        <w:rFonts w:ascii="Courier New" w:hAnsi="Courier New" w:cs="Courier New" w:hint="default"/>
+      </w:rPr>
+    </w:lvl>
+    <w:lvl w:ilvl="5" w:tplc="04160005" w:tentative="1">
+      <w:start w:val="1"/>
+      <w:numFmt w:val="bullet"/>
+      <w:lvlText w:val=""/>
+      <w:lvlJc w:val="left"/>
+      <w:pPr>
+        <w:ind w:left="4320" w:hanging="360"/>
+      </w:pPr>
+      <w:rPr>
+        <w:rFonts w:ascii="Wingdings" w:hAnsi="Wingdings" w:hint="default"/>
+      </w:rPr>
+    </w:lvl>
+    <w:lvl w:ilvl="6" w:tplc="04160001" w:tentative="1">
+      <w:start w:val="1"/>
+      <w:numFmt w:val="bullet"/>
+      <w:lvlText w:val=""/>
+      <w:lvlJc w:val="left"/>
+      <w:pPr>
+        <w:ind w:left="5040" w:hanging="360"/>
+      </w:pPr>
+      <w:rPr>
+        <w:rFonts w:ascii="Symbol" w:hAnsi="Symbol" w:hint="default"/>
+      </w:rPr>
+    </w:lvl>
+    <w:lvl w:ilvl="7" w:tplc="04160003" w:tentative="1">
+      <w:start w:val="1"/>
+      <w:numFmt w:val="bullet"/>
+      <w:lvlText w:val="o"/>
+      <w:lvlJc w:val="left"/>
+      <w:pPr>
+        <w:ind w:left="5760" w:hanging="360"/>
+      </w:pPr>
+      <w:rPr>
+        <w:rFonts w:ascii="Courier New" w:hAnsi="Courier New" w:cs="Courier New" w:hint="default"/>
+      </w:rPr>
+    </w:lvl>
+    <w:lvl w:ilvl="8" w:tplc="04160005" w:tentative="1">
+      <w:start w:val="1"/>
+      <w:numFmt w:val="bullet"/>
+      <w:lvlText w:val=""/>
+      <w:lvlJc w:val="left"/>
+      <w:pPr>
+        <w:ind w:left="6480" w:hanging="360"/>
+      </w:pPr>
+      <w:rPr>
+        <w:rFonts w:ascii="Wingdings" w:hAnsi="Wingdings" w:hint="default"/>
+      </w:rPr>
+    </w:lvl>
+  </w:abstractNum>
+  <w:abstractNum w:abstractNumId="20" w15:restartNumberingAfterBreak="0">
     <w:nsid w:val="2753510E"/>
     <w:multiLevelType w:val="hybridMultilevel"/>
     <w:tmpl w:val="720E1EBE"/>
@@ -11773,7 +12557,7 @@
       </w:rPr>
     </w:lvl>
   </w:abstractNum>
-  <w:abstractNum w:abstractNumId="20" w15:restartNumberingAfterBreak="0">
+  <w:abstractNum w:abstractNumId="21" w15:restartNumberingAfterBreak="0">
     <w:nsid w:val="2A763742"/>
     <w:multiLevelType w:val="multilevel"/>
     <w:tmpl w:val="429A64DE"/>
@@ -11922,7 +12706,7 @@
       </w:rPr>
     </w:lvl>
   </w:abstractNum>
-  <w:abstractNum w:abstractNumId="21" w15:restartNumberingAfterBreak="0">
+  <w:abstractNum w:abstractNumId="22" w15:restartNumberingAfterBreak="0">
     <w:nsid w:val="2AB93503"/>
     <w:multiLevelType w:val="hybridMultilevel"/>
     <w:tmpl w:val="D47C3932"/>
@@ -12035,7 +12819,7 @@
       </w:rPr>
     </w:lvl>
   </w:abstractNum>
-  <w:abstractNum w:abstractNumId="22" w15:restartNumberingAfterBreak="0">
+  <w:abstractNum w:abstractNumId="23" w15:restartNumberingAfterBreak="0">
     <w:nsid w:val="322C7902"/>
     <w:multiLevelType w:val="hybridMultilevel"/>
     <w:tmpl w:val="20EEC846"/>
@@ -12148,7 +12932,7 @@
       </w:rPr>
     </w:lvl>
   </w:abstractNum>
-  <w:abstractNum w:abstractNumId="23" w15:restartNumberingAfterBreak="0">
+  <w:abstractNum w:abstractNumId="24" w15:restartNumberingAfterBreak="0">
     <w:nsid w:val="329F3BA7"/>
     <w:multiLevelType w:val="hybridMultilevel"/>
     <w:tmpl w:val="77D48C54"/>
@@ -12261,7 +13045,7 @@
       </w:rPr>
     </w:lvl>
   </w:abstractNum>
-  <w:abstractNum w:abstractNumId="24" w15:restartNumberingAfterBreak="0">
+  <w:abstractNum w:abstractNumId="25" w15:restartNumberingAfterBreak="0">
     <w:nsid w:val="34571A1B"/>
     <w:multiLevelType w:val="hybridMultilevel"/>
     <w:tmpl w:val="522E43AC"/>
@@ -12374,7 +13158,7 @@
       </w:rPr>
     </w:lvl>
   </w:abstractNum>
-  <w:abstractNum w:abstractNumId="25" w15:restartNumberingAfterBreak="0">
+  <w:abstractNum w:abstractNumId="26" w15:restartNumberingAfterBreak="0">
     <w:nsid w:val="41DD7F45"/>
     <w:multiLevelType w:val="hybridMultilevel"/>
     <w:tmpl w:val="771CFDAE"/>
@@ -12487,7 +13271,7 @@
       </w:rPr>
     </w:lvl>
   </w:abstractNum>
-  <w:abstractNum w:abstractNumId="26" w15:restartNumberingAfterBreak="0">
+  <w:abstractNum w:abstractNumId="27" w15:restartNumberingAfterBreak="0">
     <w:nsid w:val="481D4233"/>
     <w:multiLevelType w:val="hybridMultilevel"/>
     <w:tmpl w:val="A7305406"/>
@@ -12600,7 +13384,7 @@
       </w:rPr>
     </w:lvl>
   </w:abstractNum>
-  <w:abstractNum w:abstractNumId="27" w15:restartNumberingAfterBreak="0">
+  <w:abstractNum w:abstractNumId="28" w15:restartNumberingAfterBreak="0">
     <w:nsid w:val="52570DF6"/>
     <w:multiLevelType w:val="hybridMultilevel"/>
     <w:tmpl w:val="3D44C326"/>
@@ -12713,7 +13497,7 @@
       </w:rPr>
     </w:lvl>
   </w:abstractNum>
-  <w:abstractNum w:abstractNumId="28" w15:restartNumberingAfterBreak="0">
+  <w:abstractNum w:abstractNumId="29" w15:restartNumberingAfterBreak="0">
     <w:nsid w:val="551F5949"/>
     <w:multiLevelType w:val="hybridMultilevel"/>
     <w:tmpl w:val="2C10AE98"/>
@@ -12826,7 +13610,7 @@
       </w:rPr>
     </w:lvl>
   </w:abstractNum>
-  <w:abstractNum w:abstractNumId="29" w15:restartNumberingAfterBreak="0">
+  <w:abstractNum w:abstractNumId="30" w15:restartNumberingAfterBreak="0">
     <w:nsid w:val="5B661770"/>
     <w:multiLevelType w:val="hybridMultilevel"/>
     <w:tmpl w:val="9C0C26BA"/>
@@ -12939,7 +13723,7 @@
       </w:rPr>
     </w:lvl>
   </w:abstractNum>
-  <w:abstractNum w:abstractNumId="30" w15:restartNumberingAfterBreak="0">
+  <w:abstractNum w:abstractNumId="31" w15:restartNumberingAfterBreak="0">
     <w:nsid w:val="5FC67257"/>
     <w:multiLevelType w:val="hybridMultilevel"/>
     <w:tmpl w:val="85D23EB2"/>
@@ -13052,7 +13836,7 @@
       </w:rPr>
     </w:lvl>
   </w:abstractNum>
-  <w:abstractNum w:abstractNumId="31" w15:restartNumberingAfterBreak="0">
+  <w:abstractNum w:abstractNumId="32" w15:restartNumberingAfterBreak="0">
     <w:nsid w:val="61FF3F26"/>
     <w:multiLevelType w:val="hybridMultilevel"/>
     <w:tmpl w:val="C43CD392"/>
@@ -13165,7 +13949,7 @@
       </w:rPr>
     </w:lvl>
   </w:abstractNum>
-  <w:abstractNum w:abstractNumId="32" w15:restartNumberingAfterBreak="0">
+  <w:abstractNum w:abstractNumId="33" w15:restartNumberingAfterBreak="0">
     <w:nsid w:val="63161AE0"/>
     <w:multiLevelType w:val="hybridMultilevel"/>
     <w:tmpl w:val="93E65638"/>
@@ -13278,7 +14062,7 @@
       </w:rPr>
     </w:lvl>
   </w:abstractNum>
-  <w:abstractNum w:abstractNumId="33" w15:restartNumberingAfterBreak="0">
+  <w:abstractNum w:abstractNumId="34" w15:restartNumberingAfterBreak="0">
     <w:nsid w:val="643505DA"/>
     <w:multiLevelType w:val="multilevel"/>
     <w:tmpl w:val="4A10DBEE"/>
@@ -13427,7 +14211,7 @@
       </w:rPr>
     </w:lvl>
   </w:abstractNum>
-  <w:abstractNum w:abstractNumId="34" w15:restartNumberingAfterBreak="0">
+  <w:abstractNum w:abstractNumId="35" w15:restartNumberingAfterBreak="0">
     <w:nsid w:val="655B2B0E"/>
     <w:multiLevelType w:val="hybridMultilevel"/>
     <w:tmpl w:val="EA2A06A8"/>
@@ -13540,7 +14324,120 @@
       </w:rPr>
     </w:lvl>
   </w:abstractNum>
-  <w:abstractNum w:abstractNumId="35" w15:restartNumberingAfterBreak="0">
+  <w:abstractNum w:abstractNumId="36" w15:restartNumberingAfterBreak="0">
+    <w:nsid w:val="6EE06418"/>
+    <w:multiLevelType w:val="hybridMultilevel"/>
+    <w:tmpl w:val="80501C2E"/>
+    <w:lvl w:ilvl="0" w:tplc="04160001">
+      <w:start w:val="1"/>
+      <w:numFmt w:val="bullet"/>
+      <w:lvlText w:val=""/>
+      <w:lvlJc w:val="left"/>
+      <w:pPr>
+        <w:ind w:left="1426" w:hanging="360"/>
+      </w:pPr>
+      <w:rPr>
+        <w:rFonts w:ascii="Symbol" w:hAnsi="Symbol" w:hint="default"/>
+      </w:rPr>
+    </w:lvl>
+    <w:lvl w:ilvl="1" w:tplc="04160003" w:tentative="1">
+      <w:start w:val="1"/>
+      <w:numFmt w:val="bullet"/>
+      <w:lvlText w:val="o"/>
+      <w:lvlJc w:val="left"/>
+      <w:pPr>
+        <w:ind w:left="2146" w:hanging="360"/>
+      </w:pPr>
+      <w:rPr>
+        <w:rFonts w:ascii="Courier New" w:hAnsi="Courier New" w:cs="Courier New" w:hint="default"/>
+      </w:rPr>
+    </w:lvl>
+    <w:lvl w:ilvl="2" w:tplc="04160005" w:tentative="1">
+      <w:start w:val="1"/>
+      <w:numFmt w:val="bullet"/>
+      <w:lvlText w:val=""/>
+      <w:lvlJc w:val="left"/>
+      <w:pPr>
+        <w:ind w:left="2866" w:hanging="360"/>
+      </w:pPr>
+      <w:rPr>
+        <w:rFonts w:ascii="Wingdings" w:hAnsi="Wingdings" w:hint="default"/>
+      </w:rPr>
+    </w:lvl>
+    <w:lvl w:ilvl="3" w:tplc="04160001" w:tentative="1">
+      <w:start w:val="1"/>
+      <w:numFmt w:val="bullet"/>
+      <w:lvlText w:val=""/>
+      <w:lvlJc w:val="left"/>
+      <w:pPr>
+        <w:ind w:left="3586" w:hanging="360"/>
+      </w:pPr>
+      <w:rPr>
+        <w:rFonts w:ascii="Symbol" w:hAnsi="Symbol" w:hint="default"/>
+      </w:rPr>
+    </w:lvl>
+    <w:lvl w:ilvl="4" w:tplc="04160003" w:tentative="1">
+      <w:start w:val="1"/>
+      <w:numFmt w:val="bullet"/>
+      <w:lvlText w:val="o"/>
+      <w:lvlJc w:val="left"/>
+      <w:pPr>
+        <w:ind w:left="4306" w:hanging="360"/>
+      </w:pPr>
+      <w:rPr>
+        <w:rFonts w:ascii="Courier New" w:hAnsi="Courier New" w:cs="Courier New" w:hint="default"/>
+      </w:rPr>
+    </w:lvl>
+    <w:lvl w:ilvl="5" w:tplc="04160005" w:tentative="1">
+      <w:start w:val="1"/>
+      <w:numFmt w:val="bullet"/>
+      <w:lvlText w:val=""/>
+      <w:lvlJc w:val="left"/>
+      <w:pPr>
+        <w:ind w:left="5026" w:hanging="360"/>
+      </w:pPr>
+      <w:rPr>
+        <w:rFonts w:ascii="Wingdings" w:hAnsi="Wingdings" w:hint="default"/>
+      </w:rPr>
+    </w:lvl>
+    <w:lvl w:ilvl="6" w:tplc="04160001" w:tentative="1">
+      <w:start w:val="1"/>
+      <w:numFmt w:val="bullet"/>
+      <w:lvlText w:val=""/>
+      <w:lvlJc w:val="left"/>
+      <w:pPr>
+        <w:ind w:left="5746" w:hanging="360"/>
+      </w:pPr>
+      <w:rPr>
+        <w:rFonts w:ascii="Symbol" w:hAnsi="Symbol" w:hint="default"/>
+      </w:rPr>
+    </w:lvl>
+    <w:lvl w:ilvl="7" w:tplc="04160003" w:tentative="1">
+      <w:start w:val="1"/>
+      <w:numFmt w:val="bullet"/>
+      <w:lvlText w:val="o"/>
+      <w:lvlJc w:val="left"/>
+      <w:pPr>
+        <w:ind w:left="6466" w:hanging="360"/>
+      </w:pPr>
+      <w:rPr>
+        <w:rFonts w:ascii="Courier New" w:hAnsi="Courier New" w:cs="Courier New" w:hint="default"/>
+      </w:rPr>
+    </w:lvl>
+    <w:lvl w:ilvl="8" w:tplc="04160005" w:tentative="1">
+      <w:start w:val="1"/>
+      <w:numFmt w:val="bullet"/>
+      <w:lvlText w:val=""/>
+      <w:lvlJc w:val="left"/>
+      <w:pPr>
+        <w:ind w:left="7186" w:hanging="360"/>
+      </w:pPr>
+      <w:rPr>
+        <w:rFonts w:ascii="Wingdings" w:hAnsi="Wingdings" w:hint="default"/>
+      </w:rPr>
+    </w:lvl>
+  </w:abstractNum>
+  <w:abstractNum w:abstractNumId="37" w15:restartNumberingAfterBreak="0">
     <w:nsid w:val="71CD1D6C"/>
     <w:multiLevelType w:val="hybridMultilevel"/>
     <w:tmpl w:val="88E4FDAA"/>
@@ -13653,7 +14550,7 @@
       </w:rPr>
     </w:lvl>
   </w:abstractNum>
-  <w:abstractNum w:abstractNumId="36" w15:restartNumberingAfterBreak="0">
+  <w:abstractNum w:abstractNumId="38" w15:restartNumberingAfterBreak="0">
     <w:nsid w:val="73321FF8"/>
     <w:multiLevelType w:val="hybridMultilevel"/>
     <w:tmpl w:val="47F04FE0"/>
@@ -13766,7 +14663,7 @@
       </w:rPr>
     </w:lvl>
   </w:abstractNum>
-  <w:abstractNum w:abstractNumId="37" w15:restartNumberingAfterBreak="0">
+  <w:abstractNum w:abstractNumId="39" w15:restartNumberingAfterBreak="0">
     <w:nsid w:val="75D25163"/>
     <w:multiLevelType w:val="hybridMultilevel"/>
     <w:tmpl w:val="017AEA76"/>
@@ -13879,7 +14776,7 @@
       </w:rPr>
     </w:lvl>
   </w:abstractNum>
-  <w:abstractNum w:abstractNumId="38" w15:restartNumberingAfterBreak="0">
+  <w:abstractNum w:abstractNumId="40" w15:restartNumberingAfterBreak="0">
     <w:nsid w:val="7761227D"/>
     <w:multiLevelType w:val="hybridMultilevel"/>
     <w:tmpl w:val="9D6E2AA6"/>
@@ -13992,7 +14889,7 @@
       </w:rPr>
     </w:lvl>
   </w:abstractNum>
-  <w:abstractNum w:abstractNumId="39" w15:restartNumberingAfterBreak="0">
+  <w:abstractNum w:abstractNumId="41" w15:restartNumberingAfterBreak="0">
     <w:nsid w:val="785A7388"/>
     <w:multiLevelType w:val="hybridMultilevel"/>
     <w:tmpl w:val="89841A76"/>
@@ -14105,7 +15002,7 @@
       </w:rPr>
     </w:lvl>
   </w:abstractNum>
-  <w:abstractNum w:abstractNumId="40" w15:restartNumberingAfterBreak="0">
+  <w:abstractNum w:abstractNumId="42" w15:restartNumberingAfterBreak="0">
     <w:nsid w:val="79AB66AE"/>
     <w:multiLevelType w:val="multilevel"/>
     <w:tmpl w:val="B810ED4E"/>
@@ -14254,7 +15151,7 @@
       </w:rPr>
     </w:lvl>
   </w:abstractNum>
-  <w:abstractNum w:abstractNumId="41" w15:restartNumberingAfterBreak="0">
+  <w:abstractNum w:abstractNumId="43" w15:restartNumberingAfterBreak="0">
     <w:nsid w:val="7C522888"/>
     <w:multiLevelType w:val="hybridMultilevel"/>
     <w:tmpl w:val="51AEF66A"/>
@@ -14367,10 +15264,123 @@
       </w:rPr>
     </w:lvl>
   </w:abstractNum>
-  <w:abstractNum w:abstractNumId="42" w15:restartNumberingAfterBreak="0">
+  <w:abstractNum w:abstractNumId="44" w15:restartNumberingAfterBreak="0">
     <w:nsid w:val="7CBF0BF1"/>
     <w:multiLevelType w:val="hybridMultilevel"/>
     <w:tmpl w:val="BF6C48BE"/>
+    <w:lvl w:ilvl="0" w:tplc="04160001">
+      <w:start w:val="1"/>
+      <w:numFmt w:val="bullet"/>
+      <w:lvlText w:val=""/>
+      <w:lvlJc w:val="left"/>
+      <w:pPr>
+        <w:ind w:left="720" w:hanging="360"/>
+      </w:pPr>
+      <w:rPr>
+        <w:rFonts w:ascii="Symbol" w:hAnsi="Symbol" w:hint="default"/>
+      </w:rPr>
+    </w:lvl>
+    <w:lvl w:ilvl="1" w:tplc="04160003" w:tentative="1">
+      <w:start w:val="1"/>
+      <w:numFmt w:val="bullet"/>
+      <w:lvlText w:val="o"/>
+      <w:lvlJc w:val="left"/>
+      <w:pPr>
+        <w:ind w:left="1440" w:hanging="360"/>
+      </w:pPr>
+      <w:rPr>
+        <w:rFonts w:ascii="Courier New" w:hAnsi="Courier New" w:cs="Courier New" w:hint="default"/>
+      </w:rPr>
+    </w:lvl>
+    <w:lvl w:ilvl="2" w:tplc="04160005" w:tentative="1">
+      <w:start w:val="1"/>
+      <w:numFmt w:val="bullet"/>
+      <w:lvlText w:val=""/>
+      <w:lvlJc w:val="left"/>
+      <w:pPr>
+        <w:ind w:left="2160" w:hanging="360"/>
+      </w:pPr>
+      <w:rPr>
+        <w:rFonts w:ascii="Wingdings" w:hAnsi="Wingdings" w:hint="default"/>
+      </w:rPr>
+    </w:lvl>
+    <w:lvl w:ilvl="3" w:tplc="04160001" w:tentative="1">
+      <w:start w:val="1"/>
+      <w:numFmt w:val="bullet"/>
+      <w:lvlText w:val=""/>
+      <w:lvlJc w:val="left"/>
+      <w:pPr>
+        <w:ind w:left="2880" w:hanging="360"/>
+      </w:pPr>
+      <w:rPr>
+        <w:rFonts w:ascii="Symbol" w:hAnsi="Symbol" w:hint="default"/>
+      </w:rPr>
+    </w:lvl>
+    <w:lvl w:ilvl="4" w:tplc="04160003" w:tentative="1">
+      <w:start w:val="1"/>
+      <w:numFmt w:val="bullet"/>
+      <w:lvlText w:val="o"/>
+      <w:lvlJc w:val="left"/>
+      <w:pPr>
+        <w:ind w:left="3600" w:hanging="360"/>
+      </w:pPr>
+      <w:rPr>
+        <w:rFonts w:ascii="Courier New" w:hAnsi="Courier New" w:cs="Courier New" w:hint="default"/>
+      </w:rPr>
+    </w:lvl>
+    <w:lvl w:ilvl="5" w:tplc="04160005" w:tentative="1">
+      <w:start w:val="1"/>
+      <w:numFmt w:val="bullet"/>
+      <w:lvlText w:val=""/>
+      <w:lvlJc w:val="left"/>
+      <w:pPr>
+        <w:ind w:left="4320" w:hanging="360"/>
+      </w:pPr>
+      <w:rPr>
+        <w:rFonts w:ascii="Wingdings" w:hAnsi="Wingdings" w:hint="default"/>
+      </w:rPr>
+    </w:lvl>
+    <w:lvl w:ilvl="6" w:tplc="04160001" w:tentative="1">
+      <w:start w:val="1"/>
+      <w:numFmt w:val="bullet"/>
+      <w:lvlText w:val=""/>
+      <w:lvlJc w:val="left"/>
+      <w:pPr>
+        <w:ind w:left="5040" w:hanging="360"/>
+      </w:pPr>
+      <w:rPr>
+        <w:rFonts w:ascii="Symbol" w:hAnsi="Symbol" w:hint="default"/>
+      </w:rPr>
+    </w:lvl>
+    <w:lvl w:ilvl="7" w:tplc="04160003" w:tentative="1">
+      <w:start w:val="1"/>
+      <w:numFmt w:val="bullet"/>
+      <w:lvlText w:val="o"/>
+      <w:lvlJc w:val="left"/>
+      <w:pPr>
+        <w:ind w:left="5760" w:hanging="360"/>
+      </w:pPr>
+      <w:rPr>
+        <w:rFonts w:ascii="Courier New" w:hAnsi="Courier New" w:cs="Courier New" w:hint="default"/>
+      </w:rPr>
+    </w:lvl>
+    <w:lvl w:ilvl="8" w:tplc="04160005" w:tentative="1">
+      <w:start w:val="1"/>
+      <w:numFmt w:val="bullet"/>
+      <w:lvlText w:val=""/>
+      <w:lvlJc w:val="left"/>
+      <w:pPr>
+        <w:ind w:left="6480" w:hanging="360"/>
+      </w:pPr>
+      <w:rPr>
+        <w:rFonts w:ascii="Wingdings" w:hAnsi="Wingdings" w:hint="default"/>
+      </w:rPr>
+    </w:lvl>
+  </w:abstractNum>
+  <w:abstractNum w:abstractNumId="45" w15:restartNumberingAfterBreak="0">
+    <w:nsid w:val="7D4D4E3A"/>
+    <w:multiLevelType w:val="hybridMultilevel"/>
+    <w:tmpl w:val="94980BE0"/>
     <w:lvl w:ilvl="0" w:tplc="04160001">
       <w:start w:val="1"/>
       <w:numFmt w:val="bullet"/>
@@ -14487,31 +15497,31 @@
     <w:abstractNumId w:val="12"/>
   </w:num>
   <w:num w:numId="3">
-    <w:abstractNumId w:val="19"/>
+    <w:abstractNumId w:val="20"/>
   </w:num>
   <w:num w:numId="4">
-    <w:abstractNumId w:val="23"/>
+    <w:abstractNumId w:val="24"/>
   </w:num>
   <w:num w:numId="5">
     <w:abstractNumId w:val="6"/>
   </w:num>
   <w:num w:numId="6">
-    <w:abstractNumId w:val="24"/>
+    <w:abstractNumId w:val="25"/>
   </w:num>
   <w:num w:numId="7">
-    <w:abstractNumId w:val="21"/>
+    <w:abstractNumId w:val="22"/>
   </w:num>
   <w:num w:numId="8">
     <w:abstractNumId w:val="17"/>
   </w:num>
   <w:num w:numId="9">
-    <w:abstractNumId w:val="41"/>
+    <w:abstractNumId w:val="43"/>
   </w:num>
   <w:num w:numId="10">
-    <w:abstractNumId w:val="32"/>
+    <w:abstractNumId w:val="33"/>
   </w:num>
   <w:num w:numId="11">
-    <w:abstractNumId w:val="28"/>
+    <w:abstractNumId w:val="29"/>
   </w:num>
   <w:num w:numId="12">
     <w:abstractNumId w:val="13"/>
@@ -14520,19 +15530,19 @@
     <w:abstractNumId w:val="16"/>
   </w:num>
   <w:num w:numId="14">
-    <w:abstractNumId w:val="31"/>
+    <w:abstractNumId w:val="32"/>
   </w:num>
   <w:num w:numId="15">
     <w:abstractNumId w:val="2"/>
   </w:num>
   <w:num w:numId="16">
-    <w:abstractNumId w:val="35"/>
+    <w:abstractNumId w:val="37"/>
   </w:num>
   <w:num w:numId="17">
     <w:abstractNumId w:val="10"/>
   </w:num>
   <w:num w:numId="18">
-    <w:abstractNumId w:val="36"/>
+    <w:abstractNumId w:val="38"/>
   </w:num>
   <w:num w:numId="19">
     <w:abstractNumId w:val="18"/>
@@ -14541,19 +15551,19 @@
     <w:abstractNumId w:val="11"/>
   </w:num>
   <w:num w:numId="21">
-    <w:abstractNumId w:val="29"/>
+    <w:abstractNumId w:val="30"/>
   </w:num>
   <w:num w:numId="22">
-    <w:abstractNumId w:val="34"/>
+    <w:abstractNumId w:val="35"/>
   </w:num>
   <w:num w:numId="23">
-    <w:abstractNumId w:val="22"/>
+    <w:abstractNumId w:val="23"/>
   </w:num>
   <w:num w:numId="24">
-    <w:abstractNumId w:val="26"/>
+    <w:abstractNumId w:val="27"/>
   </w:num>
   <w:num w:numId="25">
-    <w:abstractNumId w:val="38"/>
+    <w:abstractNumId w:val="40"/>
   </w:num>
   <w:num w:numId="26">
     <w:abstractNumId w:val="8"/>
@@ -14568,16 +15578,16 @@
     <w:abstractNumId w:val="15"/>
   </w:num>
   <w:num w:numId="30">
-    <w:abstractNumId w:val="20"/>
+    <w:abstractNumId w:val="21"/>
   </w:num>
   <w:num w:numId="31">
     <w:abstractNumId w:val="3"/>
   </w:num>
   <w:num w:numId="32">
-    <w:abstractNumId w:val="40"/>
+    <w:abstractNumId w:val="42"/>
   </w:num>
   <w:num w:numId="33">
-    <w:abstractNumId w:val="33"/>
+    <w:abstractNumId w:val="34"/>
   </w:num>
   <w:num w:numId="34">
     <w:abstractNumId w:val="0"/>
@@ -14586,7 +15596,7 @@
     <w:abstractNumId w:val="4"/>
   </w:num>
   <w:num w:numId="36">
-    <w:abstractNumId w:val="27"/>
+    <w:abstractNumId w:val="28"/>
   </w:num>
   <w:num w:numId="37">
     <w:abstractNumId w:val="14"/>
@@ -14595,19 +15605,28 @@
     <w:abstractNumId w:val="9"/>
   </w:num>
   <w:num w:numId="39">
-    <w:abstractNumId w:val="30"/>
+    <w:abstractNumId w:val="31"/>
   </w:num>
   <w:num w:numId="40">
-    <w:abstractNumId w:val="42"/>
+    <w:abstractNumId w:val="44"/>
   </w:num>
   <w:num w:numId="41">
-    <w:abstractNumId w:val="25"/>
+    <w:abstractNumId w:val="26"/>
   </w:num>
   <w:num w:numId="42">
-    <w:abstractNumId w:val="37"/>
+    <w:abstractNumId w:val="39"/>
   </w:num>
   <w:num w:numId="43">
-    <w:abstractNumId w:val="39"/>
+    <w:abstractNumId w:val="41"/>
+  </w:num>
+  <w:num w:numId="44">
+    <w:abstractNumId w:val="45"/>
+  </w:num>
+  <w:num w:numId="45">
+    <w:abstractNumId w:val="36"/>
+  </w:num>
+  <w:num w:numId="46">
+    <w:abstractNumId w:val="19"/>
   </w:num>
 </w:numbering>
 </file>
@@ -15680,7 +16699,7 @@
 </file>
 
 <file path=customXml/itemProps1.xml><?xml version="1.0" encoding="utf-8"?>
-<ds:datastoreItem xmlns:ds="http://schemas.openxmlformats.org/officeDocument/2006/customXml" ds:itemID="{E932CDC9-3D63-4028-9DA9-7569882CD331}">
+<ds:datastoreItem xmlns:ds="http://schemas.openxmlformats.org/officeDocument/2006/customXml" ds:itemID="{9CD07E49-B5CE-45F4-B931-164BC906B0CE}">
   <ds:schemaRefs>
     <ds:schemaRef ds:uri="http://schemas.openxmlformats.org/officeDocument/2006/bibliography"/>
   </ds:schemaRefs>

--- a/Documentacao/Documentacao.docx
+++ b/Documentacao/Documentacao.docx
@@ -1,6 +1,6 @@
 
 <file path=word/document.xml><?xml version="1.0" encoding="utf-8"?>
-<w:document xmlns:wpc="http://schemas.microsoft.com/office/word/2010/wordprocessingCanvas" xmlns:cx="http://schemas.microsoft.com/office/drawing/2014/chartex" xmlns:mc="http://schemas.openxmlformats.org/markup-compatibility/2006" xmlns:o="urn:schemas-microsoft-com:office:office" xmlns:r="http://schemas.openxmlformats.org/officeDocument/2006/relationships" xmlns:m="http://schemas.openxmlformats.org/officeDocument/2006/math" xmlns:v="urn:schemas-microsoft-com:vml" xmlns:wp14="http://schemas.microsoft.com/office/word/2010/wordprocessingDrawing" xmlns:wp="http://schemas.openxmlformats.org/drawingml/2006/wordprocessingDrawing" xmlns:w10="urn:schemas-microsoft-com:office:word" xmlns:w="http://schemas.openxmlformats.org/wordprocessingml/2006/main" xmlns:w14="http://schemas.microsoft.com/office/word/2010/wordml" xmlns:w15="http://schemas.microsoft.com/office/word/2012/wordml" xmlns:w16se="http://schemas.microsoft.com/office/word/2015/wordml/symex" xmlns:wpg="http://schemas.microsoft.com/office/word/2010/wordprocessingGroup" xmlns:wpi="http://schemas.microsoft.com/office/word/2010/wordprocessingInk" xmlns:wne="http://schemas.microsoft.com/office/word/2006/wordml" xmlns:wps="http://schemas.microsoft.com/office/word/2010/wordprocessingShape" mc:Ignorable="w14 w15 w16se wp14">
+<w:document xmlns:wpc="http://schemas.microsoft.com/office/word/2010/wordprocessingCanvas" xmlns:cx="http://schemas.microsoft.com/office/drawing/2014/chartex" xmlns:cx1="http://schemas.microsoft.com/office/drawing/2015/9/8/chartex" xmlns:cx2="http://schemas.microsoft.com/office/drawing/2015/10/21/chartex" xmlns:cx3="http://schemas.microsoft.com/office/drawing/2016/5/9/chartex" xmlns:cx4="http://schemas.microsoft.com/office/drawing/2016/5/10/chartex" xmlns:cx5="http://schemas.microsoft.com/office/drawing/2016/5/11/chartex" xmlns:cx6="http://schemas.microsoft.com/office/drawing/2016/5/12/chartex" xmlns:cx7="http://schemas.microsoft.com/office/drawing/2016/5/13/chartex" xmlns:cx8="http://schemas.microsoft.com/office/drawing/2016/5/14/chartex" xmlns:mc="http://schemas.openxmlformats.org/markup-compatibility/2006" xmlns:aink="http://schemas.microsoft.com/office/drawing/2016/ink" xmlns:am3d="http://schemas.microsoft.com/office/drawing/2017/model3d" xmlns:o="urn:schemas-microsoft-com:office:office" xmlns:r="http://schemas.openxmlformats.org/officeDocument/2006/relationships" xmlns:m="http://schemas.openxmlformats.org/officeDocument/2006/math" xmlns:v="urn:schemas-microsoft-com:vml" xmlns:wp14="http://schemas.microsoft.com/office/word/2010/wordprocessingDrawing" xmlns:wp="http://schemas.openxmlformats.org/drawingml/2006/wordprocessingDrawing" xmlns:w10="urn:schemas-microsoft-com:office:word" xmlns:w="http://schemas.openxmlformats.org/wordprocessingml/2006/main" xmlns:w14="http://schemas.microsoft.com/office/word/2010/wordml" xmlns:w15="http://schemas.microsoft.com/office/word/2012/wordml" xmlns:w16cid="http://schemas.microsoft.com/office/word/2016/wordml/cid" xmlns:w16se="http://schemas.microsoft.com/office/word/2015/wordml/symex" xmlns:wpg="http://schemas.microsoft.com/office/word/2010/wordprocessingGroup" xmlns:wpi="http://schemas.microsoft.com/office/word/2010/wordprocessingInk" xmlns:wne="http://schemas.microsoft.com/office/word/2006/wordml" xmlns:wps="http://schemas.microsoft.com/office/word/2010/wordprocessingShape" mc:Ignorable="w14 w15 w16se w16cid wp14">
   <w:body>
     <w:p>
       <w:pPr>
@@ -161,8 +161,9 @@
           <w:sz w:val="28"/>
           <w:szCs w:val="24"/>
         </w:rPr>
-        <w:t>Bryan Diego Vino Lustri</w:t>
-      </w:r>
+        <w:t xml:space="preserve">Bryan Diego </w:t>
+      </w:r>
+      <w:proofErr w:type="spellStart"/>
       <w:r>
         <w:rPr>
           <w:rFonts w:ascii="Arial" w:hAnsi="Arial" w:cs="Arial"/>
@@ -171,6 +172,39 @@
           <w:sz w:val="28"/>
           <w:szCs w:val="24"/>
         </w:rPr>
+        <w:t>Vino</w:t>
+      </w:r>
+      <w:proofErr w:type="spellEnd"/>
+      <w:r>
+        <w:rPr>
+          <w:rFonts w:ascii="Arial" w:hAnsi="Arial" w:cs="Arial"/>
+          <w:b/>
+          <w:bCs/>
+          <w:sz w:val="28"/>
+          <w:szCs w:val="24"/>
+        </w:rPr>
+        <w:t xml:space="preserve"> </w:t>
+      </w:r>
+      <w:proofErr w:type="spellStart"/>
+      <w:r>
+        <w:rPr>
+          <w:rFonts w:ascii="Arial" w:hAnsi="Arial" w:cs="Arial"/>
+          <w:b/>
+          <w:bCs/>
+          <w:sz w:val="28"/>
+          <w:szCs w:val="24"/>
+        </w:rPr>
+        <w:t>Lustri</w:t>
+      </w:r>
+      <w:proofErr w:type="spellEnd"/>
+      <w:r>
+        <w:rPr>
+          <w:rFonts w:ascii="Arial" w:hAnsi="Arial" w:cs="Arial"/>
+          <w:b/>
+          <w:bCs/>
+          <w:sz w:val="28"/>
+          <w:szCs w:val="24"/>
+        </w:rPr>
         <w:br/>
       </w:r>
       <w:r>
@@ -231,8 +265,9 @@
           <w:sz w:val="28"/>
           <w:szCs w:val="24"/>
         </w:rPr>
-        <w:t>Fernando Fiani de Pina Saraiva</w:t>
-      </w:r>
+        <w:t xml:space="preserve">Fernando </w:t>
+      </w:r>
+      <w:proofErr w:type="spellStart"/>
       <w:r>
         <w:rPr>
           <w:rFonts w:ascii="Arial" w:hAnsi="Arial" w:cs="Arial"/>
@@ -241,6 +276,27 @@
           <w:sz w:val="28"/>
           <w:szCs w:val="24"/>
         </w:rPr>
+        <w:t>Fiani</w:t>
+      </w:r>
+      <w:proofErr w:type="spellEnd"/>
+      <w:r>
+        <w:rPr>
+          <w:rFonts w:ascii="Arial" w:hAnsi="Arial" w:cs="Arial"/>
+          <w:b/>
+          <w:bCs/>
+          <w:sz w:val="28"/>
+          <w:szCs w:val="24"/>
+        </w:rPr>
+        <w:t xml:space="preserve"> de Pina Saraiva</w:t>
+      </w:r>
+      <w:r>
+        <w:rPr>
+          <w:rFonts w:ascii="Arial" w:hAnsi="Arial" w:cs="Arial"/>
+          <w:b/>
+          <w:bCs/>
+          <w:sz w:val="28"/>
+          <w:szCs w:val="24"/>
+        </w:rPr>
         <w:t xml:space="preserve"> </w:t>
       </w:r>
       <w:r>
@@ -281,7 +337,29 @@
           <w:sz w:val="28"/>
           <w:szCs w:val="24"/>
         </w:rPr>
-        <w:t xml:space="preserve">Leonardo Buso de Sousa </w:t>
+        <w:t xml:space="preserve">Leonardo </w:t>
+      </w:r>
+      <w:proofErr w:type="spellStart"/>
+      <w:r>
+        <w:rPr>
+          <w:rFonts w:ascii="Arial" w:hAnsi="Arial" w:cs="Arial"/>
+          <w:b/>
+          <w:bCs/>
+          <w:sz w:val="28"/>
+          <w:szCs w:val="24"/>
+        </w:rPr>
+        <w:t>Buso</w:t>
+      </w:r>
+      <w:proofErr w:type="spellEnd"/>
+      <w:r>
+        <w:rPr>
+          <w:rFonts w:ascii="Arial" w:hAnsi="Arial" w:cs="Arial"/>
+          <w:b/>
+          <w:bCs/>
+          <w:sz w:val="28"/>
+          <w:szCs w:val="24"/>
+        </w:rPr>
+        <w:t xml:space="preserve"> de Sousa </w:t>
       </w:r>
       <w:r>
         <w:rPr>
@@ -548,8 +626,42 @@
           <w:szCs w:val="24"/>
         </w:rPr>
         <w:lastRenderedPageBreak/>
-        <w:t>Bryan Diego Vino Lustri</w:t>
-      </w:r>
+        <w:t xml:space="preserve">Bryan Diego </w:t>
+      </w:r>
+      <w:proofErr w:type="spellStart"/>
+      <w:r>
+        <w:rPr>
+          <w:rFonts w:ascii="Arial" w:hAnsi="Arial" w:cs="Arial"/>
+          <w:b/>
+          <w:bCs/>
+          <w:sz w:val="28"/>
+          <w:szCs w:val="24"/>
+        </w:rPr>
+        <w:t>Vino</w:t>
+      </w:r>
+      <w:proofErr w:type="spellEnd"/>
+      <w:r>
+        <w:rPr>
+          <w:rFonts w:ascii="Arial" w:hAnsi="Arial" w:cs="Arial"/>
+          <w:b/>
+          <w:bCs/>
+          <w:sz w:val="28"/>
+          <w:szCs w:val="24"/>
+        </w:rPr>
+        <w:t xml:space="preserve"> </w:t>
+      </w:r>
+      <w:proofErr w:type="spellStart"/>
+      <w:r>
+        <w:rPr>
+          <w:rFonts w:ascii="Arial" w:hAnsi="Arial" w:cs="Arial"/>
+          <w:b/>
+          <w:bCs/>
+          <w:sz w:val="28"/>
+          <w:szCs w:val="24"/>
+        </w:rPr>
+        <w:t>Lustri</w:t>
+      </w:r>
+      <w:proofErr w:type="spellEnd"/>
       <w:r>
         <w:rPr>
           <w:rFonts w:ascii="Arial" w:hAnsi="Arial" w:cs="Arial"/>
@@ -581,7 +693,29 @@
           <w:szCs w:val="24"/>
         </w:rPr>
         <w:br/>
-        <w:t xml:space="preserve">Fernando Fiani de Pina Saraiva </w:t>
+        <w:t xml:space="preserve">Fernando </w:t>
+      </w:r>
+      <w:proofErr w:type="spellStart"/>
+      <w:r>
+        <w:rPr>
+          <w:rFonts w:ascii="Arial" w:hAnsi="Arial" w:cs="Arial"/>
+          <w:b/>
+          <w:bCs/>
+          <w:sz w:val="28"/>
+          <w:szCs w:val="24"/>
+        </w:rPr>
+        <w:t>Fiani</w:t>
+      </w:r>
+      <w:proofErr w:type="spellEnd"/>
+      <w:r>
+        <w:rPr>
+          <w:rFonts w:ascii="Arial" w:hAnsi="Arial" w:cs="Arial"/>
+          <w:b/>
+          <w:bCs/>
+          <w:sz w:val="28"/>
+          <w:szCs w:val="24"/>
+        </w:rPr>
+        <w:t xml:space="preserve"> de Pina Saraiva </w:t>
       </w:r>
       <w:r>
         <w:rPr>
@@ -603,7 +737,29 @@
           <w:szCs w:val="24"/>
         </w:rPr>
         <w:br/>
-        <w:t>Leonardo Buso de Sousa</w:t>
+        <w:t xml:space="preserve">Leonardo </w:t>
+      </w:r>
+      <w:proofErr w:type="spellStart"/>
+      <w:r>
+        <w:rPr>
+          <w:rFonts w:ascii="Arial" w:hAnsi="Arial" w:cs="Arial"/>
+          <w:b/>
+          <w:bCs/>
+          <w:sz w:val="28"/>
+          <w:szCs w:val="24"/>
+        </w:rPr>
+        <w:t>Buso</w:t>
+      </w:r>
+      <w:proofErr w:type="spellEnd"/>
+      <w:r>
+        <w:rPr>
+          <w:rFonts w:ascii="Arial" w:hAnsi="Arial" w:cs="Arial"/>
+          <w:b/>
+          <w:bCs/>
+          <w:sz w:val="28"/>
+          <w:szCs w:val="24"/>
+        </w:rPr>
+        <w:t xml:space="preserve"> de Sousa</w:t>
       </w:r>
     </w:p>
     <w:p>
@@ -1016,7 +1172,25 @@
           <w:sz w:val="24"/>
           <w:szCs w:val="24"/>
         </w:rPr>
-        <w:t>Este trabalho de conclusão de curso propõe uma análise das dificuldades enfrentadas pelos professores da ETEC Professor Camargo Aranha ao lecionar para alunos verbais com Transtorno do Espectro Autista (TEA) de Nível 1. Por meio de uma abordagem de pesquisa qualitativa, os principais obstáculos foram investigados utilizando entrevistas individuais e registros fornecidos pelo corpo docente. Como resultado, foram identificados os seguintes gargalos: a dificuldade em criar materiais didáticos adaptados e genuinamente inclusivos, além de garantir a compreensão do conteúdo por parte desses alunos. Em resposta a esses desafios, o TEA Learn foi desenvolvido com o objetivo de mitigar essas barreiras e auxiliar os educadores por meio da aplicação da Inteligência Artificial.</w:t>
+        <w:t xml:space="preserve">Este trabalho de conclusão de curso propõe uma análise das dificuldades enfrentadas pelos professores da ETEC Professor Camargo Aranha ao lecionar para alunos verbais com Transtorno do Espectro Autista (TEA) de Nível 1. Por meio de uma abordagem de pesquisa qualitativa, os principais obstáculos foram investigados utilizando entrevistas individuais e registros fornecidos pelo corpo docente. Como resultado, foram identificados os seguintes gargalos: a dificuldade em criar materiais didáticos adaptados e genuinamente inclusivos, além de garantir a compreensão do conteúdo por parte desses alunos. Em resposta a esses desafios, o TEA </w:t>
+      </w:r>
+      <w:proofErr w:type="spellStart"/>
+      <w:r>
+        <w:rPr>
+          <w:rFonts w:ascii="Arial" w:hAnsi="Arial" w:cs="Arial"/>
+          <w:sz w:val="24"/>
+          <w:szCs w:val="24"/>
+        </w:rPr>
+        <w:t>Learn</w:t>
+      </w:r>
+      <w:proofErr w:type="spellEnd"/>
+      <w:r>
+        <w:rPr>
+          <w:rFonts w:ascii="Arial" w:hAnsi="Arial" w:cs="Arial"/>
+          <w:sz w:val="24"/>
+          <w:szCs w:val="24"/>
+        </w:rPr>
+        <w:t xml:space="preserve"> foi desenvolvido com o objetivo de mitigar essas barreiras e auxiliar os educadores por meio da aplicação da Inteligência Artificial.</w:t>
       </w:r>
     </w:p>
     <w:p>
@@ -1087,6 +1261,7 @@
         </w:rPr>
         <w:t xml:space="preserve"> </w:t>
       </w:r>
+      <w:proofErr w:type="spellStart"/>
       <w:r>
         <w:rPr>
           <w:rFonts w:ascii="Arial" w:hAnsi="Arial" w:cs="Arial"/>
@@ -1105,6 +1280,7 @@
         </w:rPr>
         <w:t>clusão</w:t>
       </w:r>
+      <w:proofErr w:type="spellEnd"/>
       <w:r>
         <w:rPr>
           <w:rFonts w:ascii="Arial" w:hAnsi="Arial" w:cs="Arial"/>
@@ -1467,27 +1643,47 @@
           <w:szCs w:val="24"/>
           <w:lang w:val="en-US"/>
         </w:rPr>
-        <w:t>This undergraduate thesis proposes an analysis of the difficulties faced by teachers at ETEC Professor Camargo Aranha when teaching verbal students with Level 1 Autism Spectrum Disorder (ASD). Through a qualitative research approach, the main obstacles were investigated using individual interviews and records provided by the faculty. As a result, the following bottlenecks were identified: the difficulty in creating adapted and genuinely inclusive learning materials, alongside ensuring these students' comprehension of the content. In response to these challenges, TEA Learn was developed with the objective of mitigating these barriers and assisting educators through the application of Artificial Intelligence.</w:t>
-      </w:r>
-    </w:p>
-    <w:p>
-      <w:pPr>
-        <w:spacing w:after="0" w:line="360" w:lineRule="auto"/>
-        <w:rPr>
-          <w:rFonts w:ascii="Arial" w:hAnsi="Arial" w:cs="Arial"/>
-          <w:sz w:val="24"/>
-          <w:szCs w:val="24"/>
-        </w:rPr>
-      </w:pPr>
-      <w:r>
-        <w:rPr>
-          <w:rFonts w:ascii="Arial" w:hAnsi="Arial" w:cs="Arial"/>
-          <w:b/>
-          <w:bCs/>
+        <w:t xml:space="preserve">This undergraduate thesis proposes an analysis of the difficulties faced by teachers at ETEC Professor Camargo </w:t>
+      </w:r>
+      <w:proofErr w:type="spellStart"/>
+      <w:r>
+        <w:rPr>
+          <w:rFonts w:ascii="Arial" w:hAnsi="Arial" w:cs="Arial"/>
           <w:sz w:val="24"/>
           <w:szCs w:val="24"/>
           <w:lang w:val="en-US"/>
         </w:rPr>
+        <w:t>Aranha</w:t>
+      </w:r>
+      <w:proofErr w:type="spellEnd"/>
+      <w:r>
+        <w:rPr>
+          <w:rFonts w:ascii="Arial" w:hAnsi="Arial" w:cs="Arial"/>
+          <w:sz w:val="24"/>
+          <w:szCs w:val="24"/>
+          <w:lang w:val="en-US"/>
+        </w:rPr>
+        <w:t xml:space="preserve"> when teaching verbal students with Level 1 Autism Spectrum Disorder (ASD). Through a qualitative research approach, the main obstacles were investigated using individual interviews and records provided by the faculty. As a result, the following bottlenecks were identified: the difficulty in creating adapted and genuinely inclusive learning materials, alongside ensuring these students' comprehension of the content. In response to these challenges, TEA Learn was developed with the objective of mitigating these barriers and assisting educators through the application of Artificial Intelligence.</w:t>
+      </w:r>
+    </w:p>
+    <w:p>
+      <w:pPr>
+        <w:spacing w:after="0" w:line="360" w:lineRule="auto"/>
+        <w:rPr>
+          <w:rFonts w:ascii="Arial" w:hAnsi="Arial" w:cs="Arial"/>
+          <w:sz w:val="24"/>
+          <w:szCs w:val="24"/>
+        </w:rPr>
+      </w:pPr>
+      <w:r>
+        <w:rPr>
+          <w:rFonts w:ascii="Arial" w:hAnsi="Arial" w:cs="Arial"/>
+          <w:b/>
+          <w:bCs/>
+          <w:sz w:val="24"/>
+          <w:szCs w:val="24"/>
+          <w:lang w:val="en-US"/>
+        </w:rPr>
         <w:t>Keywords</w:t>
       </w:r>
       <w:r>
@@ -1499,13 +1695,23 @@
         </w:rPr>
         <w:t xml:space="preserve">: Adapted materials. Artificial Intelligence. </w:t>
       </w:r>
-      <w:r>
-        <w:rPr>
-          <w:rFonts w:ascii="Arial" w:hAnsi="Arial" w:cs="Arial"/>
-          <w:sz w:val="24"/>
-          <w:szCs w:val="24"/>
-        </w:rPr>
-        <w:t>Inclusion.</w:t>
+      <w:proofErr w:type="spellStart"/>
+      <w:r>
+        <w:rPr>
+          <w:rFonts w:ascii="Arial" w:hAnsi="Arial" w:cs="Arial"/>
+          <w:sz w:val="24"/>
+          <w:szCs w:val="24"/>
+        </w:rPr>
+        <w:t>Inclusion</w:t>
+      </w:r>
+      <w:proofErr w:type="spellEnd"/>
+      <w:r>
+        <w:rPr>
+          <w:rFonts w:ascii="Arial" w:hAnsi="Arial" w:cs="Arial"/>
+          <w:sz w:val="24"/>
+          <w:szCs w:val="24"/>
+        </w:rPr>
+        <w:t>.</w:t>
       </w:r>
     </w:p>
     <w:p>
@@ -2209,7 +2415,45 @@
           <w:szCs w:val="24"/>
           <w:lang w:eastAsia="pt-BR"/>
         </w:rPr>
-        <w:t>Com base em pesquisas de campo realizadas com o corpo docente da ETEC Professor Camargo Aranha e com especialistas da Clínica Movthera, identificou-se que, embora as diretrizes educacionais busquem a inclusão, estudantes com Transtorno do Espectro Autista (TEA) nível 1 enfrentam barreiras severas no uso de materiais didáticos tradicionais. Esta realidade tornou-se ainda mais evidente com a abertura de vagas afirmativas para alunos com TEA no processo seletivo (vestibulinho) da instituição para o ano letivo de 2026.</w:t>
+        <w:t xml:space="preserve">Com base em pesquisas de campo realizadas com o corpo docente da ETEC Professor Camargo Aranha e com especialistas da Clínica </w:t>
+      </w:r>
+      <w:proofErr w:type="spellStart"/>
+      <w:r>
+        <w:rPr>
+          <w:rFonts w:ascii="Arial" w:eastAsia="Times New Roman" w:hAnsi="Arial" w:cs="Arial"/>
+          <w:sz w:val="24"/>
+          <w:szCs w:val="24"/>
+          <w:lang w:eastAsia="pt-BR"/>
+        </w:rPr>
+        <w:t>Movthera</w:t>
+      </w:r>
+      <w:proofErr w:type="spellEnd"/>
+      <w:r>
+        <w:rPr>
+          <w:rFonts w:ascii="Arial" w:eastAsia="Times New Roman" w:hAnsi="Arial" w:cs="Arial"/>
+          <w:sz w:val="24"/>
+          <w:szCs w:val="24"/>
+          <w:lang w:eastAsia="pt-BR"/>
+        </w:rPr>
+        <w:t>, identificou-se que, embora as diretrizes educacionais busquem a inclusão, estudantes com Transtorno do Espectro Autista (TEA) nível 1 enfrentam barreiras severas no uso de materiais didáticos tradicionais. Esta realidade tornou-se ainda mais evidente com a abertura de vagas afirmativas para alunos com TEA no processo seletivo (</w:t>
+      </w:r>
+      <w:r>
+        <w:rPr>
+          <w:rFonts w:ascii="Arial" w:eastAsia="Times New Roman" w:hAnsi="Arial" w:cs="Arial"/>
+          <w:sz w:val="24"/>
+          <w:szCs w:val="24"/>
+          <w:lang w:eastAsia="pt-BR"/>
+        </w:rPr>
+        <w:t>Vestibulinho</w:t>
+      </w:r>
+      <w:r>
+        <w:rPr>
+          <w:rFonts w:ascii="Arial" w:eastAsia="Times New Roman" w:hAnsi="Arial" w:cs="Arial"/>
+          <w:sz w:val="24"/>
+          <w:szCs w:val="24"/>
+          <w:lang w:eastAsia="pt-BR"/>
+        </w:rPr>
+        <w:t>) da instituição para o ano letivo de 2026.</w:t>
       </w:r>
       <w:r>
         <w:rPr>
@@ -2365,7 +2609,27 @@
           <w:szCs w:val="24"/>
           <w:lang w:eastAsia="pt-BR"/>
         </w:rPr>
-        <w:t xml:space="preserve"> Professores que não receberam treinamento ou capacitação específica para a transformação de conteúdos, além da escassez de tempo hábil para adaptar materiais manualmente para turmas numerosas.</w:t>
+        <w:t xml:space="preserve"> Professores que não receberam treinamento ou capacitação específica para a transformação de </w:t>
+      </w:r>
+      <w:proofErr w:type="spellStart"/>
+      <w:r>
+        <w:rPr>
+          <w:rFonts w:ascii="Arial" w:eastAsia="Times New Roman" w:hAnsi="Arial" w:cs="Arial"/>
+          <w:sz w:val="24"/>
+          <w:szCs w:val="24"/>
+          <w:lang w:eastAsia="pt-BR"/>
+        </w:rPr>
+        <w:t>conteúdos</w:t>
+      </w:r>
+      <w:proofErr w:type="spellEnd"/>
+      <w:r>
+        <w:rPr>
+          <w:rFonts w:ascii="Arial" w:eastAsia="Times New Roman" w:hAnsi="Arial" w:cs="Arial"/>
+          <w:sz w:val="24"/>
+          <w:szCs w:val="24"/>
+          <w:lang w:eastAsia="pt-BR"/>
+        </w:rPr>
+        <w:t>, além da escassez de tempo hábil para adaptar materiais manualmente para turmas numerosas.</w:t>
       </w:r>
     </w:p>
     <w:p>
@@ -2498,8 +2762,21 @@
           <w:szCs w:val="24"/>
           <w:lang w:eastAsia="pt-BR"/>
         </w:rPr>
-        <w:t>TEA Learn</w:t>
-      </w:r>
+        <w:t xml:space="preserve">TEA </w:t>
+      </w:r>
+      <w:proofErr w:type="spellStart"/>
+      <w:r>
+        <w:rPr>
+          <w:rFonts w:ascii="Arial" w:eastAsia="Times New Roman" w:hAnsi="Arial" w:cs="Arial"/>
+          <w:b/>
+          <w:bCs/>
+          <w:sz w:val="24"/>
+          <w:szCs w:val="24"/>
+          <w:lang w:eastAsia="pt-BR"/>
+        </w:rPr>
+        <w:t>Learn</w:t>
+      </w:r>
+      <w:proofErr w:type="spellEnd"/>
       <w:r>
         <w:rPr>
           <w:rFonts w:ascii="Arial" w:eastAsia="Times New Roman" w:hAnsi="Arial" w:cs="Arial"/>
@@ -2552,8 +2829,19 @@
           <w:szCs w:val="24"/>
           <w:lang w:eastAsia="pt-BR"/>
         </w:rPr>
-        <w:t>eriais pedagógicos (PDFs</w:t>
-      </w:r>
+        <w:t>eriais pedagógicos (</w:t>
+      </w:r>
+      <w:proofErr w:type="spellStart"/>
+      <w:r>
+        <w:rPr>
+          <w:rFonts w:ascii="Arial" w:eastAsia="Times New Roman" w:hAnsi="Arial" w:cs="Arial"/>
+          <w:sz w:val="24"/>
+          <w:szCs w:val="24"/>
+          <w:lang w:eastAsia="pt-BR"/>
+        </w:rPr>
+        <w:t>PDFs</w:t>
+      </w:r>
+      <w:proofErr w:type="spellEnd"/>
       <w:r>
         <w:rPr>
           <w:rFonts w:ascii="Arial" w:eastAsia="Times New Roman" w:hAnsi="Arial" w:cs="Arial"/>
@@ -2639,7 +2927,31 @@
           <w:szCs w:val="24"/>
           <w:lang w:eastAsia="pt-BR"/>
         </w:rPr>
-        <w:t xml:space="preserve">Requisito Func – 1: </w:t>
+        <w:t xml:space="preserve">Requisito </w:t>
+      </w:r>
+      <w:proofErr w:type="spellStart"/>
+      <w:r>
+        <w:rPr>
+          <w:rFonts w:ascii="Arial" w:eastAsia="Times New Roman" w:hAnsi="Arial" w:cs="Arial"/>
+          <w:b/>
+          <w:bCs/>
+          <w:sz w:val="24"/>
+          <w:szCs w:val="24"/>
+          <w:lang w:eastAsia="pt-BR"/>
+        </w:rPr>
+        <w:t>Func</w:t>
+      </w:r>
+      <w:proofErr w:type="spellEnd"/>
+      <w:r>
+        <w:rPr>
+          <w:rFonts w:ascii="Arial" w:eastAsia="Times New Roman" w:hAnsi="Arial" w:cs="Arial"/>
+          <w:b/>
+          <w:bCs/>
+          <w:sz w:val="24"/>
+          <w:szCs w:val="24"/>
+          <w:lang w:eastAsia="pt-BR"/>
+        </w:rPr>
+        <w:t xml:space="preserve"> – 1: </w:t>
       </w:r>
       <w:r>
         <w:rPr>
@@ -2672,7 +2984,31 @@
           <w:szCs w:val="24"/>
           <w:lang w:eastAsia="pt-BR"/>
         </w:rPr>
-        <w:t xml:space="preserve">Requisito Func – 2: </w:t>
+        <w:t xml:space="preserve">Requisito </w:t>
+      </w:r>
+      <w:proofErr w:type="spellStart"/>
+      <w:r>
+        <w:rPr>
+          <w:rFonts w:ascii="Arial" w:eastAsia="Times New Roman" w:hAnsi="Arial" w:cs="Arial"/>
+          <w:b/>
+          <w:bCs/>
+          <w:sz w:val="24"/>
+          <w:szCs w:val="24"/>
+          <w:lang w:eastAsia="pt-BR"/>
+        </w:rPr>
+        <w:t>Func</w:t>
+      </w:r>
+      <w:proofErr w:type="spellEnd"/>
+      <w:r>
+        <w:rPr>
+          <w:rFonts w:ascii="Arial" w:eastAsia="Times New Roman" w:hAnsi="Arial" w:cs="Arial"/>
+          <w:b/>
+          <w:bCs/>
+          <w:sz w:val="24"/>
+          <w:szCs w:val="24"/>
+          <w:lang w:eastAsia="pt-BR"/>
+        </w:rPr>
+        <w:t xml:space="preserve"> – 2: </w:t>
       </w:r>
       <w:r>
         <w:rPr>
@@ -2705,7 +3041,31 @@
           <w:szCs w:val="24"/>
           <w:lang w:eastAsia="pt-BR"/>
         </w:rPr>
-        <w:t xml:space="preserve">Requisito Func – 3: </w:t>
+        <w:t xml:space="preserve">Requisito </w:t>
+      </w:r>
+      <w:proofErr w:type="spellStart"/>
+      <w:r>
+        <w:rPr>
+          <w:rFonts w:ascii="Arial" w:eastAsia="Times New Roman" w:hAnsi="Arial" w:cs="Arial"/>
+          <w:b/>
+          <w:bCs/>
+          <w:sz w:val="24"/>
+          <w:szCs w:val="24"/>
+          <w:lang w:eastAsia="pt-BR"/>
+        </w:rPr>
+        <w:t>Func</w:t>
+      </w:r>
+      <w:proofErr w:type="spellEnd"/>
+      <w:r>
+        <w:rPr>
+          <w:rFonts w:ascii="Arial" w:eastAsia="Times New Roman" w:hAnsi="Arial" w:cs="Arial"/>
+          <w:b/>
+          <w:bCs/>
+          <w:sz w:val="24"/>
+          <w:szCs w:val="24"/>
+          <w:lang w:eastAsia="pt-BR"/>
+        </w:rPr>
+        <w:t xml:space="preserve"> – 3: </w:t>
       </w:r>
       <w:r>
         <w:rPr>
@@ -2805,7 +3165,27 @@
           <w:szCs w:val="24"/>
           <w:lang w:eastAsia="pt-BR"/>
         </w:rPr>
-        <w:t>Este capítulo define as fronteiras de atuação do sistema TEA Learn, especificando as funcionalidades que compõem o produto final entregue neste Trabalho de Conclusão de Curso, bem como as delimitações técnicas que definem o que não faz parte do escopo atual do desenvolvimento.</w:t>
+        <w:t xml:space="preserve">Este capítulo define as fronteiras de atuação do sistema TEA </w:t>
+      </w:r>
+      <w:proofErr w:type="spellStart"/>
+      <w:r>
+        <w:rPr>
+          <w:rFonts w:ascii="Arial" w:eastAsia="Times New Roman" w:hAnsi="Arial" w:cs="Arial"/>
+          <w:sz w:val="24"/>
+          <w:szCs w:val="24"/>
+          <w:lang w:eastAsia="pt-BR"/>
+        </w:rPr>
+        <w:t>Learn</w:t>
+      </w:r>
+      <w:proofErr w:type="spellEnd"/>
+      <w:r>
+        <w:rPr>
+          <w:rFonts w:ascii="Arial" w:eastAsia="Times New Roman" w:hAnsi="Arial" w:cs="Arial"/>
+          <w:sz w:val="24"/>
+          <w:szCs w:val="24"/>
+          <w:lang w:eastAsia="pt-BR"/>
+        </w:rPr>
+        <w:t>, especificando as funcionalidades que compõem o produto final entregue neste Trabalho de Conclusão de Curso, bem como as delimitações técnicas que definem o que não faz parte do escopo atual do desenvolvimento.</w:t>
       </w:r>
     </w:p>
     <w:p>
@@ -2863,7 +3243,63 @@
           <w:szCs w:val="24"/>
           <w:lang w:eastAsia="pt-BR"/>
         </w:rPr>
-        <w:t xml:space="preserve">O TEA Learn consiste em uma plataforma web de apoio docente, desenvolvida para ser </w:t>
+        <w:t xml:space="preserve">O TEA </w:t>
+      </w:r>
+      <w:proofErr w:type="spellStart"/>
+      <w:r>
+        <w:rPr>
+          <w:rFonts w:ascii="Arial" w:eastAsia="Times New Roman" w:hAnsi="Arial" w:cs="Arial"/>
+          <w:sz w:val="24"/>
+          <w:szCs w:val="24"/>
+          <w:lang w:eastAsia="pt-BR"/>
+        </w:rPr>
+        <w:t>Learn</w:t>
+      </w:r>
+      <w:proofErr w:type="spellEnd"/>
+      <w:r>
+        <w:rPr>
+          <w:rFonts w:ascii="Arial" w:eastAsia="Times New Roman" w:hAnsi="Arial" w:cs="Arial"/>
+          <w:sz w:val="24"/>
+          <w:szCs w:val="24"/>
+          <w:lang w:eastAsia="pt-BR"/>
+        </w:rPr>
+        <w:t xml:space="preserve"> consist</w:t>
+      </w:r>
+      <w:r>
+        <w:rPr>
+          <w:rFonts w:ascii="Arial" w:eastAsia="Times New Roman" w:hAnsi="Arial" w:cs="Arial"/>
+          <w:sz w:val="24"/>
+          <w:szCs w:val="24"/>
+          <w:lang w:eastAsia="pt-BR"/>
+        </w:rPr>
+        <w:t>irá</w:t>
+      </w:r>
+      <w:r>
+        <w:rPr>
+          <w:rFonts w:ascii="Arial" w:eastAsia="Times New Roman" w:hAnsi="Arial" w:cs="Arial"/>
+          <w:sz w:val="24"/>
+          <w:szCs w:val="24"/>
+          <w:lang w:eastAsia="pt-BR"/>
+        </w:rPr>
+        <w:t xml:space="preserve"> em uma plataforma web de apoio docente, desenvolvida para </w:t>
+      </w:r>
+      <w:r>
+        <w:rPr>
+          <w:rFonts w:ascii="Arial" w:eastAsia="Times New Roman" w:hAnsi="Arial" w:cs="Arial"/>
+          <w:sz w:val="24"/>
+          <w:szCs w:val="24"/>
+          <w:lang w:eastAsia="pt-BR"/>
+        </w:rPr>
+        <w:t xml:space="preserve">que possa </w:t>
+      </w:r>
+      <w:r>
+        <w:rPr>
+          <w:rFonts w:ascii="Arial" w:eastAsia="Times New Roman" w:hAnsi="Arial" w:cs="Arial"/>
+          <w:sz w:val="24"/>
+          <w:szCs w:val="24"/>
+          <w:lang w:eastAsia="pt-BR"/>
+        </w:rPr>
+        <w:t xml:space="preserve">ser </w:t>
       </w:r>
       <w:r>
         <w:rPr>
@@ -2882,16 +3318,70 @@
           <w:szCs w:val="24"/>
           <w:lang w:eastAsia="pt-BR"/>
         </w:rPr>
-        <w:t xml:space="preserve"> da ETEC Professor Camargo Aranha.</w:t>
-      </w:r>
-      <w:r>
-        <w:rPr>
-          <w:rFonts w:ascii="Arial" w:eastAsia="Times New Roman" w:hAnsi="Arial" w:cs="Arial"/>
-          <w:sz w:val="24"/>
-          <w:szCs w:val="24"/>
-          <w:lang w:eastAsia="pt-BR"/>
-        </w:rPr>
-        <w:t xml:space="preserve"> Além disso, os materiais adaptados serão utilizados pelos alunos com </w:t>
+        <w:t xml:space="preserve"> da ETEC Professor Camargo Aranha</w:t>
+      </w:r>
+      <w:r>
+        <w:rPr>
+          <w:rFonts w:ascii="Arial" w:eastAsia="Times New Roman" w:hAnsi="Arial" w:cs="Arial"/>
+          <w:sz w:val="24"/>
+          <w:szCs w:val="24"/>
+          <w:lang w:eastAsia="pt-BR"/>
+        </w:rPr>
+        <w:t>,</w:t>
+      </w:r>
+      <w:r>
+        <w:rPr>
+          <w:rFonts w:ascii="Arial" w:eastAsia="Times New Roman" w:hAnsi="Arial" w:cs="Arial"/>
+          <w:sz w:val="24"/>
+          <w:szCs w:val="24"/>
+          <w:lang w:eastAsia="pt-BR"/>
+        </w:rPr>
+        <w:t xml:space="preserve"> de forma com que</w:t>
+      </w:r>
+      <w:r>
+        <w:rPr>
+          <w:rFonts w:ascii="Arial" w:eastAsia="Times New Roman" w:hAnsi="Arial" w:cs="Arial"/>
+          <w:sz w:val="24"/>
+          <w:szCs w:val="24"/>
+          <w:lang w:eastAsia="pt-BR"/>
+        </w:rPr>
+        <w:t xml:space="preserve"> os materiais adaptados </w:t>
+      </w:r>
+      <w:r>
+        <w:rPr>
+          <w:rFonts w:ascii="Arial" w:eastAsia="Times New Roman" w:hAnsi="Arial" w:cs="Arial"/>
+          <w:sz w:val="24"/>
+          <w:szCs w:val="24"/>
+          <w:lang w:eastAsia="pt-BR"/>
+        </w:rPr>
+        <w:t>po</w:t>
+      </w:r>
+      <w:r>
+        <w:rPr>
+          <w:rFonts w:ascii="Arial" w:eastAsia="Times New Roman" w:hAnsi="Arial" w:cs="Arial"/>
+          <w:sz w:val="24"/>
+          <w:szCs w:val="24"/>
+          <w:lang w:eastAsia="pt-BR"/>
+        </w:rPr>
+        <w:t>ssam eventualmente</w:t>
+      </w:r>
+      <w:r>
+        <w:rPr>
+          <w:rFonts w:ascii="Arial" w:eastAsia="Times New Roman" w:hAnsi="Arial" w:cs="Arial"/>
+          <w:sz w:val="24"/>
+          <w:szCs w:val="24"/>
+          <w:lang w:eastAsia="pt-BR"/>
+        </w:rPr>
+        <w:t xml:space="preserve"> ser utilizados</w:t>
+      </w:r>
+      <w:r>
+        <w:rPr>
+          <w:rFonts w:ascii="Arial" w:eastAsia="Times New Roman" w:hAnsi="Arial" w:cs="Arial"/>
+          <w:sz w:val="24"/>
+          <w:szCs w:val="24"/>
+          <w:lang w:eastAsia="pt-BR"/>
+        </w:rPr>
+        <w:t xml:space="preserve"> pelos alunos com </w:t>
       </w:r>
       <w:r>
         <w:rPr>
@@ -2947,16 +3437,54 @@
           <w:szCs w:val="24"/>
           <w:lang w:eastAsia="pt-BR"/>
         </w:rPr>
-        <w:t xml:space="preserve">, onde o motor pedagógico da IA está calibrado para lidar com textos discursivos, interpretação e organização lógica </w:t>
-      </w:r>
-      <w:r>
-        <w:rPr>
-          <w:rFonts w:ascii="Arial" w:eastAsia="Times New Roman" w:hAnsi="Arial" w:cs="Arial"/>
-          <w:sz w:val="24"/>
-          <w:szCs w:val="24"/>
-          <w:lang w:eastAsia="pt-BR"/>
-        </w:rPr>
-        <w:t>de conteúdos.</w:t>
+        <w:t>, onde o motor pedagógico da IA est</w:t>
+      </w:r>
+      <w:r>
+        <w:rPr>
+          <w:rFonts w:ascii="Arial" w:eastAsia="Times New Roman" w:hAnsi="Arial" w:cs="Arial"/>
+          <w:sz w:val="24"/>
+          <w:szCs w:val="24"/>
+          <w:lang w:eastAsia="pt-BR"/>
+        </w:rPr>
+        <w:t>ará</w:t>
+      </w:r>
+      <w:r>
+        <w:rPr>
+          <w:rFonts w:ascii="Arial" w:eastAsia="Times New Roman" w:hAnsi="Arial" w:cs="Arial"/>
+          <w:sz w:val="24"/>
+          <w:szCs w:val="24"/>
+          <w:lang w:eastAsia="pt-BR"/>
+        </w:rPr>
+        <w:t xml:space="preserve"> calibrado para lidar com textos discursivos, interpretação e organização lógica </w:t>
+      </w:r>
+      <w:r>
+        <w:rPr>
+          <w:rFonts w:ascii="Arial" w:eastAsia="Times New Roman" w:hAnsi="Arial" w:cs="Arial"/>
+          <w:sz w:val="24"/>
+          <w:szCs w:val="24"/>
+          <w:lang w:eastAsia="pt-BR"/>
+        </w:rPr>
+        <w:t xml:space="preserve">de </w:t>
+      </w:r>
+      <w:proofErr w:type="spellStart"/>
+      <w:r>
+        <w:rPr>
+          <w:rFonts w:ascii="Arial" w:eastAsia="Times New Roman" w:hAnsi="Arial" w:cs="Arial"/>
+          <w:sz w:val="24"/>
+          <w:szCs w:val="24"/>
+          <w:lang w:eastAsia="pt-BR"/>
+        </w:rPr>
+        <w:t>conteúdos</w:t>
+      </w:r>
+      <w:proofErr w:type="spellEnd"/>
+      <w:r>
+        <w:rPr>
+          <w:rFonts w:ascii="Arial" w:eastAsia="Times New Roman" w:hAnsi="Arial" w:cs="Arial"/>
+          <w:sz w:val="24"/>
+          <w:szCs w:val="24"/>
+          <w:lang w:eastAsia="pt-BR"/>
+        </w:rPr>
+        <w:t>.</w:t>
       </w:r>
     </w:p>
     <w:p>
@@ -2989,7 +3517,25 @@
           <w:szCs w:val="24"/>
           <w:lang w:eastAsia="pt-BR"/>
         </w:rPr>
-        <w:t xml:space="preserve">O fluxo geral do sistema segue a metodologia ADDIE junto ao Desenho Universal da Aprendizagem (DUA): </w:t>
+        <w:t>O fluxo geral do sistema segu</w:t>
+      </w:r>
+      <w:r>
+        <w:rPr>
+          <w:rFonts w:ascii="Arial" w:eastAsia="Times New Roman" w:hAnsi="Arial" w:cs="Arial"/>
+          <w:sz w:val="24"/>
+          <w:szCs w:val="24"/>
+          <w:lang w:eastAsia="pt-BR"/>
+        </w:rPr>
+        <w:t xml:space="preserve">irá </w:t>
+      </w:r>
+      <w:r>
+        <w:rPr>
+          <w:rFonts w:ascii="Arial" w:eastAsia="Times New Roman" w:hAnsi="Arial" w:cs="Arial"/>
+          <w:sz w:val="24"/>
+          <w:szCs w:val="24"/>
+          <w:lang w:eastAsia="pt-BR"/>
+        </w:rPr>
+        <w:t xml:space="preserve">a metodologia ADDIE junto ao Desenho Universal da Aprendizagem (DUA): </w:t>
       </w:r>
     </w:p>
     <w:p>
@@ -3016,16 +3562,56 @@
           <w:szCs w:val="24"/>
           <w:lang w:eastAsia="pt-BR"/>
         </w:rPr>
-        <w:t>Etapa de Análise (Analysis)</w:t>
-      </w:r>
-      <w:r>
-        <w:rPr>
-          <w:rFonts w:ascii="Arial" w:eastAsia="Times New Roman" w:hAnsi="Arial" w:cs="Arial"/>
-          <w:sz w:val="24"/>
-          <w:szCs w:val="24"/>
-          <w:lang w:eastAsia="pt-BR"/>
-        </w:rPr>
-        <w:t xml:space="preserve">: O material didático original é examinado para identificar problemas de acessibilidade, como linguagem complexa, </w:t>
+        <w:t>Etapa de Análise (</w:t>
+      </w:r>
+      <w:proofErr w:type="spellStart"/>
+      <w:r>
+        <w:rPr>
+          <w:rFonts w:ascii="Arial" w:eastAsia="Times New Roman" w:hAnsi="Arial" w:cs="Arial"/>
+          <w:b/>
+          <w:sz w:val="24"/>
+          <w:szCs w:val="24"/>
+          <w:lang w:eastAsia="pt-BR"/>
+        </w:rPr>
+        <w:t>Analysis</w:t>
+      </w:r>
+      <w:proofErr w:type="spellEnd"/>
+      <w:r>
+        <w:rPr>
+          <w:rFonts w:ascii="Arial" w:eastAsia="Times New Roman" w:hAnsi="Arial" w:cs="Arial"/>
+          <w:b/>
+          <w:sz w:val="24"/>
+          <w:szCs w:val="24"/>
+          <w:lang w:eastAsia="pt-BR"/>
+        </w:rPr>
+        <w:t>)</w:t>
+      </w:r>
+      <w:r>
+        <w:rPr>
+          <w:rFonts w:ascii="Arial" w:eastAsia="Times New Roman" w:hAnsi="Arial" w:cs="Arial"/>
+          <w:sz w:val="24"/>
+          <w:szCs w:val="24"/>
+          <w:lang w:eastAsia="pt-BR"/>
+        </w:rPr>
+        <w:t xml:space="preserve">: O material didático original </w:t>
+      </w:r>
+      <w:r>
+        <w:rPr>
+          <w:rFonts w:ascii="Arial" w:eastAsia="Times New Roman" w:hAnsi="Arial" w:cs="Arial"/>
+          <w:sz w:val="24"/>
+          <w:szCs w:val="24"/>
+          <w:lang w:eastAsia="pt-BR"/>
+        </w:rPr>
+        <w:t>será</w:t>
+      </w:r>
+      <w:r>
+        <w:rPr>
+          <w:rFonts w:ascii="Arial" w:eastAsia="Times New Roman" w:hAnsi="Arial" w:cs="Arial"/>
+          <w:sz w:val="24"/>
+          <w:szCs w:val="24"/>
+          <w:lang w:eastAsia="pt-BR"/>
+        </w:rPr>
+        <w:t xml:space="preserve"> examinado para identificar problemas de acessibilidade, como linguagem complexa, </w:t>
       </w:r>
       <w:r>
         <w:rPr>
@@ -3044,7 +3630,25 @@
           <w:szCs w:val="24"/>
           <w:lang w:eastAsia="pt-BR"/>
         </w:rPr>
-        <w:t xml:space="preserve"> ou abstração. Também são consideradas características do TEA nível 1, como a preferência por clareza, dificuldade com </w:t>
+        <w:t xml:space="preserve"> ou abstração. Também s</w:t>
+      </w:r>
+      <w:r>
+        <w:rPr>
+          <w:rFonts w:ascii="Arial" w:eastAsia="Times New Roman" w:hAnsi="Arial" w:cs="Arial"/>
+          <w:sz w:val="24"/>
+          <w:szCs w:val="24"/>
+          <w:lang w:eastAsia="pt-BR"/>
+        </w:rPr>
+        <w:t>erão</w:t>
+      </w:r>
+      <w:r>
+        <w:rPr>
+          <w:rFonts w:ascii="Arial" w:eastAsia="Times New Roman" w:hAnsi="Arial" w:cs="Arial"/>
+          <w:sz w:val="24"/>
+          <w:szCs w:val="24"/>
+          <w:lang w:eastAsia="pt-BR"/>
+        </w:rPr>
+        <w:t xml:space="preserve"> consideradas características do TEA nível 1, como a preferência por clareza, dificuldade com </w:t>
       </w:r>
       <w:r>
         <w:rPr>
@@ -3063,7 +3667,25 @@
           <w:szCs w:val="24"/>
           <w:lang w:eastAsia="pt-BR"/>
         </w:rPr>
-        <w:t xml:space="preserve"> e necessidade de estrutura. O resultado dessa fase é uma lista de requisitos de adaptação. </w:t>
+        <w:t xml:space="preserve"> e necessidade de estrutura. </w:t>
+      </w:r>
+      <w:r>
+        <w:rPr>
+          <w:rFonts w:ascii="Arial" w:eastAsia="Times New Roman" w:hAnsi="Arial" w:cs="Arial"/>
+          <w:sz w:val="24"/>
+          <w:szCs w:val="24"/>
+          <w:lang w:eastAsia="pt-BR"/>
+        </w:rPr>
+        <w:t>Essa fase resultará em</w:t>
+      </w:r>
+      <w:r>
+        <w:rPr>
+          <w:rFonts w:ascii="Arial" w:eastAsia="Times New Roman" w:hAnsi="Arial" w:cs="Arial"/>
+          <w:sz w:val="24"/>
+          <w:szCs w:val="24"/>
+          <w:lang w:eastAsia="pt-BR"/>
+        </w:rPr>
+        <w:t xml:space="preserve"> uma lista de requisitos de adaptação. </w:t>
       </w:r>
     </w:p>
     <w:p>
@@ -3099,7 +3721,25 @@
           <w:szCs w:val="24"/>
           <w:lang w:eastAsia="pt-BR"/>
         </w:rPr>
-        <w:t xml:space="preserve">: Esses requisitos são transformados em regras pedagógicas </w:t>
+        <w:t xml:space="preserve">: Esses requisitos </w:t>
+      </w:r>
+      <w:r>
+        <w:rPr>
+          <w:rFonts w:ascii="Arial" w:eastAsia="Times New Roman" w:hAnsi="Arial" w:cs="Arial"/>
+          <w:sz w:val="24"/>
+          <w:szCs w:val="24"/>
+          <w:lang w:eastAsia="pt-BR"/>
+        </w:rPr>
+        <w:t>seriam</w:t>
+      </w:r>
+      <w:r>
+        <w:rPr>
+          <w:rFonts w:ascii="Arial" w:eastAsia="Times New Roman" w:hAnsi="Arial" w:cs="Arial"/>
+          <w:sz w:val="24"/>
+          <w:szCs w:val="24"/>
+          <w:lang w:eastAsia="pt-BR"/>
+        </w:rPr>
+        <w:t xml:space="preserve"> transformados em regras pedagógicas </w:t>
       </w:r>
       <w:r>
         <w:rPr>
@@ -3118,7 +3758,25 @@
           <w:szCs w:val="24"/>
           <w:lang w:eastAsia="pt-BR"/>
         </w:rPr>
-        <w:t xml:space="preserve">. Isso inclui múltiplas formas de representação, como </w:t>
+        <w:t>. Isso inclui</w:t>
+      </w:r>
+      <w:r>
+        <w:rPr>
+          <w:rFonts w:ascii="Arial" w:eastAsia="Times New Roman" w:hAnsi="Arial" w:cs="Arial"/>
+          <w:sz w:val="24"/>
+          <w:szCs w:val="24"/>
+          <w:lang w:eastAsia="pt-BR"/>
+        </w:rPr>
+        <w:t>ria</w:t>
+      </w:r>
+      <w:r>
+        <w:rPr>
+          <w:rFonts w:ascii="Arial" w:eastAsia="Times New Roman" w:hAnsi="Arial" w:cs="Arial"/>
+          <w:sz w:val="24"/>
+          <w:szCs w:val="24"/>
+          <w:lang w:eastAsia="pt-BR"/>
+        </w:rPr>
+        <w:t xml:space="preserve"> múltiplas formas de representação, como </w:t>
       </w:r>
       <w:r>
         <w:rPr>
@@ -3137,7 +3795,43 @@
           <w:szCs w:val="24"/>
           <w:lang w:eastAsia="pt-BR"/>
         </w:rPr>
-        <w:t xml:space="preserve">, organização do conteúdo em etapas e tópicos, além da eliminação de ambiguidades e destaque de palavras-chave. O resultado é um conjunto de regras de adaptação que funciona como o “motor pedagógico” do sistema. </w:t>
+        <w:t xml:space="preserve">, organização do conteúdo em etapas e tópicos, além da eliminação de ambiguidades e destaque de palavras-chave. O resultado </w:t>
+      </w:r>
+      <w:r>
+        <w:rPr>
+          <w:rFonts w:ascii="Arial" w:eastAsia="Times New Roman" w:hAnsi="Arial" w:cs="Arial"/>
+          <w:sz w:val="24"/>
+          <w:szCs w:val="24"/>
+          <w:lang w:eastAsia="pt-BR"/>
+        </w:rPr>
+        <w:t>seria</w:t>
+      </w:r>
+      <w:r>
+        <w:rPr>
+          <w:rFonts w:ascii="Arial" w:eastAsia="Times New Roman" w:hAnsi="Arial" w:cs="Arial"/>
+          <w:sz w:val="24"/>
+          <w:szCs w:val="24"/>
+          <w:lang w:eastAsia="pt-BR"/>
+        </w:rPr>
+        <w:t xml:space="preserve"> um conjunto de regras de adaptação que funciona</w:t>
+      </w:r>
+      <w:r>
+        <w:rPr>
+          <w:rFonts w:ascii="Arial" w:eastAsia="Times New Roman" w:hAnsi="Arial" w:cs="Arial"/>
+          <w:sz w:val="24"/>
+          <w:szCs w:val="24"/>
+          <w:lang w:eastAsia="pt-BR"/>
+        </w:rPr>
+        <w:t>ria</w:t>
+      </w:r>
+      <w:r>
+        <w:rPr>
+          <w:rFonts w:ascii="Arial" w:eastAsia="Times New Roman" w:hAnsi="Arial" w:cs="Arial"/>
+          <w:sz w:val="24"/>
+          <w:szCs w:val="24"/>
+          <w:lang w:eastAsia="pt-BR"/>
+        </w:rPr>
+        <w:t xml:space="preserve"> como o “motor pedagógico” do sistema. </w:t>
       </w:r>
     </w:p>
     <w:p>
@@ -3164,16 +3858,92 @@
           <w:szCs w:val="24"/>
           <w:lang w:eastAsia="pt-BR"/>
         </w:rPr>
-        <w:t>Etapa de Desenvolvimento (Development)</w:t>
-      </w:r>
-      <w:r>
-        <w:rPr>
-          <w:rFonts w:ascii="Arial" w:eastAsia="Times New Roman" w:hAnsi="Arial" w:cs="Arial"/>
-          <w:sz w:val="24"/>
-          <w:szCs w:val="24"/>
-          <w:lang w:eastAsia="pt-BR"/>
-        </w:rPr>
-        <w:t xml:space="preserve">: A inteligência artificial aplica essas regras ao material original. O processamento envolve simplificação de texto, segmentação do conteúdo, reorganização lógica, geração de exemplos e destaque de conceitos-chave. O resultado é o material adaptado. </w:t>
+        <w:t>Etapa de Desenvolvimento (</w:t>
+      </w:r>
+      <w:proofErr w:type="spellStart"/>
+      <w:r>
+        <w:rPr>
+          <w:rFonts w:ascii="Arial" w:eastAsia="Times New Roman" w:hAnsi="Arial" w:cs="Arial"/>
+          <w:b/>
+          <w:sz w:val="24"/>
+          <w:szCs w:val="24"/>
+          <w:lang w:eastAsia="pt-BR"/>
+        </w:rPr>
+        <w:t>Development</w:t>
+      </w:r>
+      <w:proofErr w:type="spellEnd"/>
+      <w:r>
+        <w:rPr>
+          <w:rFonts w:ascii="Arial" w:eastAsia="Times New Roman" w:hAnsi="Arial" w:cs="Arial"/>
+          <w:b/>
+          <w:sz w:val="24"/>
+          <w:szCs w:val="24"/>
+          <w:lang w:eastAsia="pt-BR"/>
+        </w:rPr>
+        <w:t>)</w:t>
+      </w:r>
+      <w:r>
+        <w:rPr>
+          <w:rFonts w:ascii="Arial" w:eastAsia="Times New Roman" w:hAnsi="Arial" w:cs="Arial"/>
+          <w:sz w:val="24"/>
+          <w:szCs w:val="24"/>
+          <w:lang w:eastAsia="pt-BR"/>
+        </w:rPr>
+        <w:t>: A inteligência artificial aplica</w:t>
+      </w:r>
+      <w:r>
+        <w:rPr>
+          <w:rFonts w:ascii="Arial" w:eastAsia="Times New Roman" w:hAnsi="Arial" w:cs="Arial"/>
+          <w:sz w:val="24"/>
+          <w:szCs w:val="24"/>
+          <w:lang w:eastAsia="pt-BR"/>
+        </w:rPr>
+        <w:t>ria</w:t>
+      </w:r>
+      <w:r>
+        <w:rPr>
+          <w:rFonts w:ascii="Arial" w:eastAsia="Times New Roman" w:hAnsi="Arial" w:cs="Arial"/>
+          <w:sz w:val="24"/>
+          <w:szCs w:val="24"/>
+          <w:lang w:eastAsia="pt-BR"/>
+        </w:rPr>
+        <w:t xml:space="preserve"> essas regras ao material original. O processamento envolve</w:t>
+      </w:r>
+      <w:r>
+        <w:rPr>
+          <w:rFonts w:ascii="Arial" w:eastAsia="Times New Roman" w:hAnsi="Arial" w:cs="Arial"/>
+          <w:sz w:val="24"/>
+          <w:szCs w:val="24"/>
+          <w:lang w:eastAsia="pt-BR"/>
+        </w:rPr>
+        <w:t>ria</w:t>
+      </w:r>
+      <w:r>
+        <w:rPr>
+          <w:rFonts w:ascii="Arial" w:eastAsia="Times New Roman" w:hAnsi="Arial" w:cs="Arial"/>
+          <w:sz w:val="24"/>
+          <w:szCs w:val="24"/>
+          <w:lang w:eastAsia="pt-BR"/>
+        </w:rPr>
+        <w:t xml:space="preserve"> simplificação de texto, segmentação do conteúdo, reorganização lógica, geração de exemplos e destaque de conceitos-chave. O resultado </w:t>
+      </w:r>
+      <w:r>
+        <w:rPr>
+          <w:rFonts w:ascii="Arial" w:eastAsia="Times New Roman" w:hAnsi="Arial" w:cs="Arial"/>
+          <w:sz w:val="24"/>
+          <w:szCs w:val="24"/>
+          <w:lang w:eastAsia="pt-BR"/>
+        </w:rPr>
+        <w:t xml:space="preserve">seria </w:t>
+      </w:r>
+      <w:r>
+        <w:rPr>
+          <w:rFonts w:ascii="Arial" w:eastAsia="Times New Roman" w:hAnsi="Arial" w:cs="Arial"/>
+          <w:sz w:val="24"/>
+          <w:szCs w:val="24"/>
+          <w:lang w:eastAsia="pt-BR"/>
+        </w:rPr>
+        <w:t xml:space="preserve">o material adaptado. </w:t>
       </w:r>
     </w:p>
     <w:p>
@@ -3201,16 +3971,74 @@
           <w:lang w:eastAsia="pt-BR"/>
         </w:rPr>
         <w:lastRenderedPageBreak/>
-        <w:t>Etapa de Implementação (Implementation)</w:t>
-      </w:r>
-      <w:r>
-        <w:rPr>
-          <w:rFonts w:ascii="Arial" w:eastAsia="Times New Roman" w:hAnsi="Arial" w:cs="Arial"/>
-          <w:sz w:val="24"/>
-          <w:szCs w:val="24"/>
-          <w:lang w:eastAsia="pt-BR"/>
-        </w:rPr>
-        <w:t xml:space="preserve">: Esse material adaptado é disponibilizado na plataforma para uso por professores e alunos, garantindo que o conteúdo seja acessível e aplicado de forma inclusiva. </w:t>
+        <w:t>Etapa de Implementação (</w:t>
+      </w:r>
+      <w:proofErr w:type="spellStart"/>
+      <w:r>
+        <w:rPr>
+          <w:rFonts w:ascii="Arial" w:eastAsia="Times New Roman" w:hAnsi="Arial" w:cs="Arial"/>
+          <w:b/>
+          <w:sz w:val="24"/>
+          <w:szCs w:val="24"/>
+          <w:lang w:eastAsia="pt-BR"/>
+        </w:rPr>
+        <w:t>Implementation</w:t>
+      </w:r>
+      <w:proofErr w:type="spellEnd"/>
+      <w:r>
+        <w:rPr>
+          <w:rFonts w:ascii="Arial" w:eastAsia="Times New Roman" w:hAnsi="Arial" w:cs="Arial"/>
+          <w:b/>
+          <w:sz w:val="24"/>
+          <w:szCs w:val="24"/>
+          <w:lang w:eastAsia="pt-BR"/>
+        </w:rPr>
+        <w:t>)</w:t>
+      </w:r>
+      <w:r>
+        <w:rPr>
+          <w:rFonts w:ascii="Arial" w:eastAsia="Times New Roman" w:hAnsi="Arial" w:cs="Arial"/>
+          <w:sz w:val="24"/>
+          <w:szCs w:val="24"/>
+          <w:lang w:eastAsia="pt-BR"/>
+        </w:rPr>
+        <w:t xml:space="preserve">: Esse material adaptado </w:t>
+      </w:r>
+      <w:r>
+        <w:rPr>
+          <w:rFonts w:ascii="Arial" w:eastAsia="Times New Roman" w:hAnsi="Arial" w:cs="Arial"/>
+          <w:sz w:val="24"/>
+          <w:szCs w:val="24"/>
+          <w:lang w:eastAsia="pt-BR"/>
+        </w:rPr>
+        <w:t>seria</w:t>
+      </w:r>
+      <w:r>
+        <w:rPr>
+          <w:rFonts w:ascii="Arial" w:eastAsia="Times New Roman" w:hAnsi="Arial" w:cs="Arial"/>
+          <w:sz w:val="24"/>
+          <w:szCs w:val="24"/>
+          <w:lang w:eastAsia="pt-BR"/>
+        </w:rPr>
+        <w:t xml:space="preserve"> disponibilizado na plataforma para uso por professores e alunos, </w:t>
+      </w:r>
+      <w:r>
+        <w:rPr>
+          <w:rFonts w:ascii="Arial" w:eastAsia="Times New Roman" w:hAnsi="Arial" w:cs="Arial"/>
+          <w:sz w:val="24"/>
+          <w:szCs w:val="24"/>
+          <w:lang w:eastAsia="pt-BR"/>
+        </w:rPr>
+        <w:t>de forma que garantiria</w:t>
+      </w:r>
+      <w:r>
+        <w:rPr>
+          <w:rFonts w:ascii="Arial" w:eastAsia="Times New Roman" w:hAnsi="Arial" w:cs="Arial"/>
+          <w:sz w:val="24"/>
+          <w:szCs w:val="24"/>
+          <w:lang w:eastAsia="pt-BR"/>
+        </w:rPr>
+        <w:t xml:space="preserve"> que o conteúdo seja acessível e aplicado de forma inclusiva. </w:t>
       </w:r>
     </w:p>
     <w:p>
@@ -3261,7 +4089,25 @@
           <w:szCs w:val="24"/>
           <w:lang w:eastAsia="pt-BR"/>
         </w:rPr>
-        <w:t>, o escopo do projeto abrange as seguintes funcionalidades técnicas</w:t>
+        <w:t xml:space="preserve">, o escopo do projeto </w:t>
+      </w:r>
+      <w:r>
+        <w:rPr>
+          <w:rFonts w:ascii="Arial" w:eastAsia="Times New Roman" w:hAnsi="Arial" w:cs="Arial"/>
+          <w:sz w:val="24"/>
+          <w:szCs w:val="24"/>
+          <w:lang w:eastAsia="pt-BR"/>
+        </w:rPr>
+        <w:t>busca abranger</w:t>
+      </w:r>
+      <w:r>
+        <w:rPr>
+          <w:rFonts w:ascii="Arial" w:eastAsia="Times New Roman" w:hAnsi="Arial" w:cs="Arial"/>
+          <w:sz w:val="24"/>
+          <w:szCs w:val="24"/>
+          <w:lang w:eastAsia="pt-BR"/>
+        </w:rPr>
+        <w:t xml:space="preserve"> as seguintes funcionalidades técnicas</w:t>
       </w:r>
       <w:r>
         <w:rPr>
@@ -3557,6 +4403,7 @@
       <w:r>
         <w:rPr>
           <w:rFonts w:ascii="Arial" w:eastAsia="Times New Roman" w:hAnsi="Arial" w:cs="Arial"/>
+          <w:noProof/>
           <w:sz w:val="24"/>
           <w:szCs w:val="24"/>
           <w:lang w:eastAsia="pt-BR"/>
@@ -3612,6 +4459,7 @@
       <w:r>
         <w:rPr>
           <w:rFonts w:ascii="Arial" w:eastAsia="Times New Roman" w:hAnsi="Arial" w:cs="Arial"/>
+          <w:noProof/>
           <w:sz w:val="24"/>
           <w:szCs w:val="24"/>
           <w:lang w:eastAsia="pt-BR"/>
@@ -3668,6 +4516,7 @@
       <w:r>
         <w:rPr>
           <w:rFonts w:ascii="Arial" w:eastAsia="Times New Roman" w:hAnsi="Arial" w:cs="Arial"/>
+          <w:noProof/>
           <w:sz w:val="24"/>
           <w:szCs w:val="24"/>
           <w:lang w:eastAsia="pt-BR"/>
@@ -3855,6 +4704,7 @@
       <w:r>
         <w:rPr>
           <w:rFonts w:ascii="Arial" w:eastAsia="Times New Roman" w:hAnsi="Arial" w:cs="Arial"/>
+          <w:noProof/>
           <w:sz w:val="24"/>
           <w:szCs w:val="24"/>
           <w:lang w:eastAsia="pt-BR"/>
@@ -3911,6 +4761,7 @@
       <w:r>
         <w:rPr>
           <w:rFonts w:ascii="Arial" w:eastAsia="Times New Roman" w:hAnsi="Arial" w:cs="Arial"/>
+          <w:noProof/>
           <w:sz w:val="24"/>
           <w:szCs w:val="24"/>
           <w:lang w:eastAsia="pt-BR"/>
@@ -3967,6 +4818,7 @@
       <w:r>
         <w:rPr>
           <w:rFonts w:ascii="Arial" w:eastAsia="Times New Roman" w:hAnsi="Arial" w:cs="Arial"/>
+          <w:noProof/>
           <w:sz w:val="24"/>
           <w:szCs w:val="24"/>
           <w:lang w:eastAsia="pt-BR"/>
@@ -4229,7 +5081,109 @@
           <w:szCs w:val="24"/>
           <w:lang w:eastAsia="pt-BR"/>
         </w:rPr>
-        <w:t>Embora o presente trabalho de conclusão de curso foque no desenvolvimento de um Produto Mínimo Viável (MVP), delimitado pela adaptação de textos em formato PDF para alunos com TEA Nível 1, o escopo global do projeto TEA Learn prevê a maturação e a escalabilidade da plataforma como um ecossistema educacional inclusivo. A visão de longo prazo contempla as seguintes frentes de evolução:</w:t>
+        <w:t xml:space="preserve">Embora o presente trabalho de conclusão de curso </w:t>
+      </w:r>
+      <w:r>
+        <w:rPr>
+          <w:rFonts w:ascii="Arial" w:eastAsia="Times New Roman" w:hAnsi="Arial" w:cs="Arial"/>
+          <w:bCs/>
+          <w:sz w:val="24"/>
+          <w:szCs w:val="24"/>
+          <w:lang w:eastAsia="pt-BR"/>
+        </w:rPr>
+        <w:t>busque desenvolver</w:t>
+      </w:r>
+      <w:r>
+        <w:rPr>
+          <w:rFonts w:ascii="Arial" w:eastAsia="Times New Roman" w:hAnsi="Arial" w:cs="Arial"/>
+          <w:bCs/>
+          <w:sz w:val="24"/>
+          <w:szCs w:val="24"/>
+          <w:lang w:eastAsia="pt-BR"/>
+        </w:rPr>
+        <w:t xml:space="preserve"> um Produto Mínimo Viável (MVP), delimitado pela adaptação de textos em formato PDF para alunos com TEA Nível 1, o escopo global do projeto TEA </w:t>
+      </w:r>
+      <w:proofErr w:type="spellStart"/>
+      <w:r>
+        <w:rPr>
+          <w:rFonts w:ascii="Arial" w:eastAsia="Times New Roman" w:hAnsi="Arial" w:cs="Arial"/>
+          <w:bCs/>
+          <w:sz w:val="24"/>
+          <w:szCs w:val="24"/>
+          <w:lang w:eastAsia="pt-BR"/>
+        </w:rPr>
+        <w:t>Learn</w:t>
+      </w:r>
+      <w:proofErr w:type="spellEnd"/>
+      <w:r>
+        <w:rPr>
+          <w:rFonts w:ascii="Arial" w:eastAsia="Times New Roman" w:hAnsi="Arial" w:cs="Arial"/>
+          <w:bCs/>
+          <w:sz w:val="24"/>
+          <w:szCs w:val="24"/>
+          <w:lang w:eastAsia="pt-BR"/>
+        </w:rPr>
+        <w:t xml:space="preserve"> </w:t>
+      </w:r>
+      <w:r>
+        <w:rPr>
+          <w:rFonts w:ascii="Arial" w:eastAsia="Times New Roman" w:hAnsi="Arial" w:cs="Arial"/>
+          <w:bCs/>
+          <w:sz w:val="24"/>
+          <w:szCs w:val="24"/>
+          <w:lang w:eastAsia="pt-BR"/>
+        </w:rPr>
+        <w:t xml:space="preserve">espera alcançar </w:t>
+      </w:r>
+      <w:r>
+        <w:rPr>
+          <w:rFonts w:ascii="Arial" w:eastAsia="Times New Roman" w:hAnsi="Arial" w:cs="Arial"/>
+          <w:bCs/>
+          <w:sz w:val="24"/>
+          <w:szCs w:val="24"/>
+          <w:lang w:eastAsia="pt-BR"/>
+        </w:rPr>
+        <w:t>a maturação e a escalabilidade da plataforma</w:t>
+      </w:r>
+      <w:r>
+        <w:rPr>
+          <w:rFonts w:ascii="Arial" w:eastAsia="Times New Roman" w:hAnsi="Arial" w:cs="Arial"/>
+          <w:bCs/>
+          <w:sz w:val="24"/>
+          <w:szCs w:val="24"/>
+          <w:lang w:eastAsia="pt-BR"/>
+        </w:rPr>
+        <w:t>,</w:t>
+      </w:r>
+      <w:r>
+        <w:rPr>
+          <w:rFonts w:ascii="Arial" w:eastAsia="Times New Roman" w:hAnsi="Arial" w:cs="Arial"/>
+          <w:bCs/>
+          <w:sz w:val="24"/>
+          <w:szCs w:val="24"/>
+          <w:lang w:eastAsia="pt-BR"/>
+        </w:rPr>
+        <w:t xml:space="preserve"> </w:t>
+      </w:r>
+      <w:r>
+        <w:rPr>
+          <w:rFonts w:ascii="Arial" w:eastAsia="Times New Roman" w:hAnsi="Arial" w:cs="Arial"/>
+          <w:bCs/>
+          <w:sz w:val="24"/>
+          <w:szCs w:val="24"/>
+          <w:lang w:eastAsia="pt-BR"/>
+        </w:rPr>
+        <w:t>tornando-se assim</w:t>
+      </w:r>
+      <w:r>
+        <w:rPr>
+          <w:rFonts w:ascii="Arial" w:eastAsia="Times New Roman" w:hAnsi="Arial" w:cs="Arial"/>
+          <w:bCs/>
+          <w:sz w:val="24"/>
+          <w:szCs w:val="24"/>
+          <w:lang w:eastAsia="pt-BR"/>
+        </w:rPr>
+        <w:t xml:space="preserve"> um ecossistema educacional inclusivo. A visão de longo prazo contempla as seguintes frentes de evolução:</w:t>
       </w:r>
     </w:p>
     <w:p>
@@ -4300,7 +5254,37 @@
           <w:szCs w:val="24"/>
           <w:lang w:eastAsia="pt-BR"/>
         </w:rPr>
-        <w:t>A evolução do sistema visa a superação da limitação atual de formatos de arquivo. O escopo global integra a capacidade de processamento de imagens, vídeos e áudios. O objetivo é que qualquer material didático, independentemente da sua fonte ou formato original, possa ser adaptado para o público-alvo.</w:t>
+        <w:t>a</w:t>
+      </w:r>
+      <w:r>
+        <w:rPr>
+          <w:rFonts w:ascii="Arial" w:eastAsia="Times New Roman" w:hAnsi="Arial" w:cs="Arial"/>
+          <w:bCs/>
+          <w:sz w:val="24"/>
+          <w:szCs w:val="24"/>
+          <w:lang w:eastAsia="pt-BR"/>
+        </w:rPr>
+        <w:t xml:space="preserve"> evolução do sistema visa </w:t>
+      </w:r>
+      <w:r>
+        <w:rPr>
+          <w:rFonts w:ascii="Arial" w:eastAsia="Times New Roman" w:hAnsi="Arial" w:cs="Arial"/>
+          <w:bCs/>
+          <w:sz w:val="24"/>
+          <w:szCs w:val="24"/>
+          <w:lang w:eastAsia="pt-BR"/>
+        </w:rPr>
+        <w:t>à</w:t>
+      </w:r>
+      <w:r>
+        <w:rPr>
+          <w:rFonts w:ascii="Arial" w:eastAsia="Times New Roman" w:hAnsi="Arial" w:cs="Arial"/>
+          <w:bCs/>
+          <w:sz w:val="24"/>
+          <w:szCs w:val="24"/>
+          <w:lang w:eastAsia="pt-BR"/>
+        </w:rPr>
+        <w:t xml:space="preserve"> superação da limitação atual de formatos de arquivo. O escopo global integra a capacidade de processamento de imagens, vídeos e áudios. O objetivo é que qualquer material didático, independentemente da sua fonte ou formato original, possa ser adaptado para o público-alvo.</w:t>
       </w:r>
     </w:p>
     <w:p>
@@ -4341,7 +5325,7 @@
           <w:szCs w:val="24"/>
           <w:lang w:eastAsia="pt-BR"/>
         </w:rPr>
-        <w:t>Amplitudade de Sup</w:t>
+        <w:t>Amplitude de Sup</w:t>
       </w:r>
       <w:r>
         <w:rPr>
@@ -4372,7 +5356,29 @@
           <w:szCs w:val="24"/>
           <w:lang w:eastAsia="pt-BR"/>
         </w:rPr>
-        <w:t>O TEA Learn projeta o aprimoramento de seus algoritmos para contemplar os níveis 2 e 3 de suporte do espectro autista, bem como alunos não verbais. Isso incluirá a adaptação do motor pedagógico para suportes mais substanciais e estruturados, respeitando as singularidades de cada perfil.</w:t>
+        <w:t xml:space="preserve">O TEA </w:t>
+      </w:r>
+      <w:proofErr w:type="spellStart"/>
+      <w:r>
+        <w:rPr>
+          <w:rFonts w:ascii="Arial" w:eastAsia="Times New Roman" w:hAnsi="Arial" w:cs="Arial"/>
+          <w:bCs/>
+          <w:sz w:val="24"/>
+          <w:szCs w:val="24"/>
+          <w:lang w:eastAsia="pt-BR"/>
+        </w:rPr>
+        <w:t>Learn</w:t>
+      </w:r>
+      <w:proofErr w:type="spellEnd"/>
+      <w:r>
+        <w:rPr>
+          <w:rFonts w:ascii="Arial" w:eastAsia="Times New Roman" w:hAnsi="Arial" w:cs="Arial"/>
+          <w:bCs/>
+          <w:sz w:val="24"/>
+          <w:szCs w:val="24"/>
+          <w:lang w:eastAsia="pt-BR"/>
+        </w:rPr>
+        <w:t xml:space="preserve"> projeta o aprimoramento de seus algoritmos para contemplar os níveis 2 e 3 de suporte do espectro autista, bem como alunos não verbais. Isso incluirá a adaptação do motor pedagógico para suportes mais substanciais e estruturados, respeitando as singularidades de cada perfil.</w:t>
       </w:r>
     </w:p>
     <w:p>
@@ -4443,7 +5449,61 @@
           <w:szCs w:val="24"/>
           <w:lang w:eastAsia="pt-BR"/>
         </w:rPr>
-        <w:t>Para além do formato PDF, o escopo global prevê que a plataforma automatize a criação de outros recursos didáticos essenciais para a inclusão, como a geração de mapas mentais, apresentações de slides (PPT), documentos editáveis (.docx) e blocos de notas organizados visualmente, ampliando as possibilidades pedagógicas do docente.</w:t>
+        <w:t xml:space="preserve">Para além do formato PDF, o escopo global </w:t>
+      </w:r>
+      <w:r>
+        <w:rPr>
+          <w:rFonts w:ascii="Arial" w:eastAsia="Times New Roman" w:hAnsi="Arial" w:cs="Arial"/>
+          <w:bCs/>
+          <w:sz w:val="24"/>
+          <w:szCs w:val="24"/>
+          <w:lang w:eastAsia="pt-BR"/>
+        </w:rPr>
+        <w:t>espera</w:t>
+      </w:r>
+      <w:r>
+        <w:rPr>
+          <w:rFonts w:ascii="Arial" w:eastAsia="Times New Roman" w:hAnsi="Arial" w:cs="Arial"/>
+          <w:bCs/>
+          <w:sz w:val="24"/>
+          <w:szCs w:val="24"/>
+          <w:lang w:eastAsia="pt-BR"/>
+        </w:rPr>
+        <w:t xml:space="preserve"> que a plataforma automatize a criação de outros recursos didáticos essenciais para a inclusão, como a geração de mapas mentais, apresentações de slides (PPT), documentos editáveis (.</w:t>
+      </w:r>
+      <w:proofErr w:type="spellStart"/>
+      <w:r>
+        <w:rPr>
+          <w:rFonts w:ascii="Arial" w:eastAsia="Times New Roman" w:hAnsi="Arial" w:cs="Arial"/>
+          <w:bCs/>
+          <w:sz w:val="24"/>
+          <w:szCs w:val="24"/>
+          <w:lang w:eastAsia="pt-BR"/>
+        </w:rPr>
+        <w:t>docx</w:t>
+      </w:r>
+      <w:proofErr w:type="spellEnd"/>
+      <w:r>
+        <w:rPr>
+          <w:rFonts w:ascii="Arial" w:eastAsia="Times New Roman" w:hAnsi="Arial" w:cs="Arial"/>
+          <w:bCs/>
+          <w:sz w:val="24"/>
+          <w:szCs w:val="24"/>
+          <w:lang w:eastAsia="pt-BR"/>
+        </w:rPr>
+        <w:t>) e blocos de notas organizados visualmente, ampliando</w:t>
+      </w:r>
+      <w:bookmarkStart w:id="0" w:name="_GoBack"/>
+      <w:bookmarkEnd w:id="0"/>
+      <w:r>
+        <w:rPr>
+          <w:rFonts w:ascii="Arial" w:eastAsia="Times New Roman" w:hAnsi="Arial" w:cs="Arial"/>
+          <w:bCs/>
+          <w:sz w:val="24"/>
+          <w:szCs w:val="24"/>
+          <w:lang w:eastAsia="pt-BR"/>
+        </w:rPr>
+        <w:t xml:space="preserve"> as possibilidades pedagógicas do docente.</w:t>
       </w:r>
     </w:p>
     <w:p>
@@ -4514,7 +5574,7 @@
           <w:szCs w:val="24"/>
           <w:lang w:eastAsia="pt-BR"/>
         </w:rPr>
-        <w:t xml:space="preserve">Enquanto o escopo atual concentra-se nas fases de Análise, Design, Desenvolvimento e Implementação (ADDI), o projeto global visa a integração plena da fase de </w:t>
+        <w:t xml:space="preserve">Enquanto o escopo atual concentra-se nas fases de Análise, Design, Desenvolvimento e </w:t>
       </w:r>
       <w:r>
         <w:rPr>
@@ -4525,7 +5585,51 @@
           <w:lang w:eastAsia="pt-BR"/>
         </w:rPr>
         <w:lastRenderedPageBreak/>
-        <w:t>Avaliação (Evaluation). Isso envolve a coleta de dados de Learning Analytics para medir, de forma quantitativa e qualitativa, a eficácia das adaptações no desempenho escolar dos alunos, permitindo uma retroalimentação constante do "motor pedagógico" da IA.</w:t>
+        <w:t>Implementação (ADDI), o projeto global visa a integração plena da fase de Avaliação (</w:t>
+      </w:r>
+      <w:proofErr w:type="spellStart"/>
+      <w:r>
+        <w:rPr>
+          <w:rFonts w:ascii="Arial" w:eastAsia="Times New Roman" w:hAnsi="Arial" w:cs="Arial"/>
+          <w:bCs/>
+          <w:sz w:val="24"/>
+          <w:szCs w:val="24"/>
+          <w:lang w:eastAsia="pt-BR"/>
+        </w:rPr>
+        <w:t>Evaluation</w:t>
+      </w:r>
+      <w:proofErr w:type="spellEnd"/>
+      <w:r>
+        <w:rPr>
+          <w:rFonts w:ascii="Arial" w:eastAsia="Times New Roman" w:hAnsi="Arial" w:cs="Arial"/>
+          <w:bCs/>
+          <w:sz w:val="24"/>
+          <w:szCs w:val="24"/>
+          <w:lang w:eastAsia="pt-BR"/>
+        </w:rPr>
+        <w:t xml:space="preserve">). Isso envolve a coleta de dados de Learning </w:t>
+      </w:r>
+      <w:proofErr w:type="spellStart"/>
+      <w:r>
+        <w:rPr>
+          <w:rFonts w:ascii="Arial" w:eastAsia="Times New Roman" w:hAnsi="Arial" w:cs="Arial"/>
+          <w:bCs/>
+          <w:sz w:val="24"/>
+          <w:szCs w:val="24"/>
+          <w:lang w:eastAsia="pt-BR"/>
+        </w:rPr>
+        <w:t>Analytics</w:t>
+      </w:r>
+      <w:proofErr w:type="spellEnd"/>
+      <w:r>
+        <w:rPr>
+          <w:rFonts w:ascii="Arial" w:eastAsia="Times New Roman" w:hAnsi="Arial" w:cs="Arial"/>
+          <w:bCs/>
+          <w:sz w:val="24"/>
+          <w:szCs w:val="24"/>
+          <w:lang w:eastAsia="pt-BR"/>
+        </w:rPr>
+        <w:t xml:space="preserve"> para medir, de forma quantitativa e qualitativa, a eficácia das adaptações no desempenho escolar dos alunos, permitindo uma retroalimentação constante do "motor pedagógico" da IA.</w:t>
       </w:r>
     </w:p>
     <w:p>
@@ -4588,7 +5692,51 @@
           <w:szCs w:val="24"/>
           <w:lang w:eastAsia="pt-BR"/>
         </w:rPr>
-        <w:t>: O projeto prevê, em futuras versões, a expansão do motor pedagógico para suportar disciplinas de Exatas (Matemática, Física e Química). Isso envolverá o desenvolvimento de algoritmos capazes de realizar a adaptação de notações matemáticas, simplificação de fórmulas e acessibilidade para gráficos e equações, garantindo que o suporte do TEA Learn se torne verdadeiramente multidisciplinar.</w:t>
+        <w:t xml:space="preserve">: O projeto prevê, em futuras versões, a expansão do motor pedagógico para suportar disciplinas </w:t>
+      </w:r>
+      <w:proofErr w:type="gramStart"/>
+      <w:r>
+        <w:rPr>
+          <w:rFonts w:ascii="Arial" w:eastAsia="Times New Roman" w:hAnsi="Arial" w:cs="Arial"/>
+          <w:bCs/>
+          <w:sz w:val="24"/>
+          <w:szCs w:val="24"/>
+          <w:lang w:eastAsia="pt-BR"/>
+        </w:rPr>
+        <w:t>de Exatas</w:t>
+      </w:r>
+      <w:proofErr w:type="gramEnd"/>
+      <w:r>
+        <w:rPr>
+          <w:rFonts w:ascii="Arial" w:eastAsia="Times New Roman" w:hAnsi="Arial" w:cs="Arial"/>
+          <w:bCs/>
+          <w:sz w:val="24"/>
+          <w:szCs w:val="24"/>
+          <w:lang w:eastAsia="pt-BR"/>
+        </w:rPr>
+        <w:t xml:space="preserve"> (Matemática, Física e Química). Isso envolverá o desenvolvimento de algoritmos capazes de realizar a adaptação de notações matemáticas, simplificação de fórmulas e acessibilidade para gráficos e equações, garantindo que o suporte do TEA </w:t>
+      </w:r>
+      <w:proofErr w:type="spellStart"/>
+      <w:r>
+        <w:rPr>
+          <w:rFonts w:ascii="Arial" w:eastAsia="Times New Roman" w:hAnsi="Arial" w:cs="Arial"/>
+          <w:bCs/>
+          <w:sz w:val="24"/>
+          <w:szCs w:val="24"/>
+          <w:lang w:eastAsia="pt-BR"/>
+        </w:rPr>
+        <w:t>Learn</w:t>
+      </w:r>
+      <w:proofErr w:type="spellEnd"/>
+      <w:r>
+        <w:rPr>
+          <w:rFonts w:ascii="Arial" w:eastAsia="Times New Roman" w:hAnsi="Arial" w:cs="Arial"/>
+          <w:bCs/>
+          <w:sz w:val="24"/>
+          <w:szCs w:val="24"/>
+          <w:lang w:eastAsia="pt-BR"/>
+        </w:rPr>
+        <w:t xml:space="preserve"> se torne verdadeiramente multidisciplinar.</w:t>
       </w:r>
     </w:p>
     <w:p>
@@ -4851,7 +5999,51 @@
           <w:szCs w:val="24"/>
           <w:lang w:eastAsia="pt-BR"/>
         </w:rPr>
-        <w:t>ão com imagens, vídeos, áudios e arquivos (txt, docs).</w:t>
+        <w:t>ão com imagens, vídeos, áudios e arquivos (</w:t>
+      </w:r>
+      <w:proofErr w:type="spellStart"/>
+      <w:r>
+        <w:rPr>
+          <w:rFonts w:ascii="Arial" w:eastAsia="Times New Roman" w:hAnsi="Arial" w:cs="Arial"/>
+          <w:bCs/>
+          <w:sz w:val="24"/>
+          <w:szCs w:val="24"/>
+          <w:lang w:eastAsia="pt-BR"/>
+        </w:rPr>
+        <w:t>txt</w:t>
+      </w:r>
+      <w:proofErr w:type="spellEnd"/>
+      <w:r>
+        <w:rPr>
+          <w:rFonts w:ascii="Arial" w:eastAsia="Times New Roman" w:hAnsi="Arial" w:cs="Arial"/>
+          <w:bCs/>
+          <w:sz w:val="24"/>
+          <w:szCs w:val="24"/>
+          <w:lang w:eastAsia="pt-BR"/>
+        </w:rPr>
+        <w:t xml:space="preserve">, </w:t>
+      </w:r>
+      <w:proofErr w:type="spellStart"/>
+      <w:r>
+        <w:rPr>
+          <w:rFonts w:ascii="Arial" w:eastAsia="Times New Roman" w:hAnsi="Arial" w:cs="Arial"/>
+          <w:bCs/>
+          <w:sz w:val="24"/>
+          <w:szCs w:val="24"/>
+          <w:lang w:eastAsia="pt-BR"/>
+        </w:rPr>
+        <w:t>docs</w:t>
+      </w:r>
+      <w:proofErr w:type="spellEnd"/>
+      <w:r>
+        <w:rPr>
+          <w:rFonts w:ascii="Arial" w:eastAsia="Times New Roman" w:hAnsi="Arial" w:cs="Arial"/>
+          <w:bCs/>
+          <w:sz w:val="24"/>
+          <w:szCs w:val="24"/>
+          <w:lang w:eastAsia="pt-BR"/>
+        </w:rPr>
+        <w:t>).</w:t>
       </w:r>
     </w:p>
     <w:p>
@@ -4940,7 +6132,41 @@
           <w:szCs w:val="24"/>
           <w:lang w:eastAsia="pt-BR"/>
         </w:rPr>
-        <w:t>A plataforma não consegue criar nenhum outro tipo de arquivo além do PDF, como mapas mentais, .docs, blocos de notas, slides e etc.</w:t>
+        <w:t>A plataforma não consegue criar nenhum outro tipo de arquivo além do PDF, como mapas mentais</w:t>
+      </w:r>
+      <w:proofErr w:type="gramStart"/>
+      <w:r>
+        <w:rPr>
+          <w:rFonts w:ascii="Arial" w:eastAsia="Times New Roman" w:hAnsi="Arial" w:cs="Arial"/>
+          <w:bCs/>
+          <w:sz w:val="24"/>
+          <w:szCs w:val="24"/>
+          <w:lang w:eastAsia="pt-BR"/>
+        </w:rPr>
+        <w:t>, .</w:t>
+      </w:r>
+      <w:proofErr w:type="spellStart"/>
+      <w:r>
+        <w:rPr>
+          <w:rFonts w:ascii="Arial" w:eastAsia="Times New Roman" w:hAnsi="Arial" w:cs="Arial"/>
+          <w:bCs/>
+          <w:sz w:val="24"/>
+          <w:szCs w:val="24"/>
+          <w:lang w:eastAsia="pt-BR"/>
+        </w:rPr>
+        <w:t>docs</w:t>
+      </w:r>
+      <w:proofErr w:type="spellEnd"/>
+      <w:proofErr w:type="gramEnd"/>
+      <w:r>
+        <w:rPr>
+          <w:rFonts w:ascii="Arial" w:eastAsia="Times New Roman" w:hAnsi="Arial" w:cs="Arial"/>
+          <w:bCs/>
+          <w:sz w:val="24"/>
+          <w:szCs w:val="24"/>
+          <w:lang w:eastAsia="pt-BR"/>
+        </w:rPr>
+        <w:t>, blocos de notas, slides e etc.</w:t>
       </w:r>
     </w:p>
     <w:p>
@@ -4979,8 +6205,42 @@
           <w:szCs w:val="24"/>
           <w:lang w:eastAsia="pt-BR"/>
         </w:rPr>
-        <w:t>O suporte da plataforma é apenas para as matérias da parte de Humanas, deixando de fora a parte de Exatas, como Matemática, Física, Química, etc</w:t>
-      </w:r>
+        <w:t xml:space="preserve">O suporte da plataforma é apenas para as matérias da parte de Humanas, deixando de fora a parte </w:t>
+      </w:r>
+      <w:proofErr w:type="gramStart"/>
+      <w:r>
+        <w:rPr>
+          <w:rFonts w:ascii="Arial" w:eastAsia="Times New Roman" w:hAnsi="Arial" w:cs="Arial"/>
+          <w:bCs/>
+          <w:sz w:val="24"/>
+          <w:szCs w:val="24"/>
+          <w:lang w:eastAsia="pt-BR"/>
+        </w:rPr>
+        <w:t>de Exatas</w:t>
+      </w:r>
+      <w:proofErr w:type="gramEnd"/>
+      <w:r>
+        <w:rPr>
+          <w:rFonts w:ascii="Arial" w:eastAsia="Times New Roman" w:hAnsi="Arial" w:cs="Arial"/>
+          <w:bCs/>
+          <w:sz w:val="24"/>
+          <w:szCs w:val="24"/>
+          <w:lang w:eastAsia="pt-BR"/>
+        </w:rPr>
+        <w:t xml:space="preserve">, como Matemática, Física, Química, </w:t>
+      </w:r>
+      <w:proofErr w:type="spellStart"/>
+      <w:r>
+        <w:rPr>
+          <w:rFonts w:ascii="Arial" w:eastAsia="Times New Roman" w:hAnsi="Arial" w:cs="Arial"/>
+          <w:bCs/>
+          <w:sz w:val="24"/>
+          <w:szCs w:val="24"/>
+          <w:lang w:eastAsia="pt-BR"/>
+        </w:rPr>
+        <w:t>etc</w:t>
+      </w:r>
+      <w:proofErr w:type="spellEnd"/>
     </w:p>
     <w:p>
       <w:pPr>
@@ -5017,7 +6277,18 @@
           <w:szCs w:val="24"/>
           <w:lang w:eastAsia="pt-BR"/>
         </w:rPr>
-        <w:t xml:space="preserve">: A plataforma não permite o cadastro ou a seleção de alunos individualizados. O motor de adaptação é genérico para o perfil TEA Nível </w:t>
+        <w:t xml:space="preserve">: A plataforma não permite o cadastro ou a seleção de alunos individualizados. O motor de adaptação é genérico para o perfil TEA </w:t>
+      </w:r>
+      <w:proofErr w:type="gramStart"/>
+      <w:r>
+        <w:rPr>
+          <w:rFonts w:ascii="Arial" w:eastAsia="Times New Roman" w:hAnsi="Arial" w:cs="Arial"/>
+          <w:bCs/>
+          <w:sz w:val="24"/>
+          <w:szCs w:val="24"/>
+          <w:lang w:eastAsia="pt-BR"/>
+        </w:rPr>
+        <w:t xml:space="preserve">Nível </w:t>
       </w:r>
       <w:r>
         <w:rPr>
@@ -5037,7 +6308,18 @@
           <w:szCs w:val="24"/>
           <w:lang w:eastAsia="pt-BR"/>
         </w:rPr>
-        <w:t>1, não havendo personalização específica por estudante, suas facilidades, preferências ou histórico de aprendizado.</w:t>
+        <w:t>1</w:t>
+      </w:r>
+      <w:proofErr w:type="gramEnd"/>
+      <w:r>
+        <w:rPr>
+          <w:rFonts w:ascii="Arial" w:eastAsia="Times New Roman" w:hAnsi="Arial" w:cs="Arial"/>
+          <w:bCs/>
+          <w:sz w:val="24"/>
+          <w:szCs w:val="24"/>
+          <w:lang w:eastAsia="pt-BR"/>
+        </w:rPr>
+        <w:t>, não havendo personalização específica por estudante, suas facilidades, preferências ou histórico de aprendizado.</w:t>
       </w:r>
     </w:p>
     <w:p>
@@ -5145,6 +6427,7 @@
           <w:lang w:val="en-US" w:eastAsia="pt-BR"/>
         </w:rPr>
       </w:pPr>
+      <w:proofErr w:type="spellStart"/>
       <w:r>
         <w:rPr>
           <w:rFonts w:ascii="Arial" w:eastAsia="Times New Roman" w:hAnsi="Arial" w:cs="Arial"/>
@@ -5153,15 +6436,48 @@
           <w:szCs w:val="24"/>
           <w:lang w:val="en-US" w:eastAsia="pt-BR"/>
         </w:rPr>
-        <w:t>Tecnologias Utilizadas:</w:t>
-      </w:r>
-      <w:r>
-        <w:rPr>
-          <w:rFonts w:ascii="Arial" w:eastAsia="Times New Roman" w:hAnsi="Arial" w:cs="Arial"/>
+        <w:t>Tecnologias</w:t>
+      </w:r>
+      <w:proofErr w:type="spellEnd"/>
+      <w:r>
+        <w:rPr>
+          <w:rFonts w:ascii="Arial" w:eastAsia="Times New Roman" w:hAnsi="Arial" w:cs="Arial"/>
+          <w:b/>
           <w:sz w:val="24"/>
           <w:szCs w:val="24"/>
           <w:lang w:val="en-US" w:eastAsia="pt-BR"/>
         </w:rPr>
+        <w:t xml:space="preserve"> </w:t>
+      </w:r>
+      <w:proofErr w:type="spellStart"/>
+      <w:r>
+        <w:rPr>
+          <w:rFonts w:ascii="Arial" w:eastAsia="Times New Roman" w:hAnsi="Arial" w:cs="Arial"/>
+          <w:b/>
+          <w:sz w:val="24"/>
+          <w:szCs w:val="24"/>
+          <w:lang w:val="en-US" w:eastAsia="pt-BR"/>
+        </w:rPr>
+        <w:t>Utilizadas</w:t>
+      </w:r>
+      <w:proofErr w:type="spellEnd"/>
+      <w:r>
+        <w:rPr>
+          <w:rFonts w:ascii="Arial" w:eastAsia="Times New Roman" w:hAnsi="Arial" w:cs="Arial"/>
+          <w:b/>
+          <w:sz w:val="24"/>
+          <w:szCs w:val="24"/>
+          <w:lang w:val="en-US" w:eastAsia="pt-BR"/>
+        </w:rPr>
+        <w:t>:</w:t>
+      </w:r>
+      <w:r>
+        <w:rPr>
+          <w:rFonts w:ascii="Arial" w:eastAsia="Times New Roman" w:hAnsi="Arial" w:cs="Arial"/>
+          <w:sz w:val="24"/>
+          <w:szCs w:val="24"/>
+          <w:lang w:val="en-US" w:eastAsia="pt-BR"/>
+        </w:rPr>
         <w:t xml:space="preserve"> Java, Spring Boot, Spring Security, JWT Au</w:t>
       </w:r>
       <w:r>
@@ -5180,8 +6496,9 @@
           <w:szCs w:val="24"/>
           <w:lang w:val="en-US" w:eastAsia="pt-BR"/>
         </w:rPr>
-        <w:t xml:space="preserve">cation, Spring Data JPA, Maven, Lombok, Flyway, REST API, PostgreSQL, Spring AI, OpenAI API, Docker, React, CSS, </w:t>
-      </w:r>
+        <w:t xml:space="preserve">cation, Spring Data JPA, Maven, Lombok, Flyway, REST API, PostgreSQL, Spring AI, </w:t>
+      </w:r>
+      <w:proofErr w:type="spellStart"/>
       <w:r>
         <w:rPr>
           <w:rFonts w:ascii="Arial" w:eastAsia="Times New Roman" w:hAnsi="Arial" w:cs="Arial"/>
@@ -5189,6 +6506,25 @@
           <w:szCs w:val="24"/>
           <w:lang w:val="en-US" w:eastAsia="pt-BR"/>
         </w:rPr>
+        <w:t>OpenAI</w:t>
+      </w:r>
+      <w:proofErr w:type="spellEnd"/>
+      <w:r>
+        <w:rPr>
+          <w:rFonts w:ascii="Arial" w:eastAsia="Times New Roman" w:hAnsi="Arial" w:cs="Arial"/>
+          <w:sz w:val="24"/>
+          <w:szCs w:val="24"/>
+          <w:lang w:val="en-US" w:eastAsia="pt-BR"/>
+        </w:rPr>
+        <w:t xml:space="preserve"> API, Docker, React, CSS, </w:t>
+      </w:r>
+      <w:r>
+        <w:rPr>
+          <w:rFonts w:ascii="Arial" w:eastAsia="Times New Roman" w:hAnsi="Arial" w:cs="Arial"/>
+          <w:sz w:val="24"/>
+          <w:szCs w:val="24"/>
+          <w:lang w:val="en-US" w:eastAsia="pt-BR"/>
+        </w:rPr>
         <w:t>TypeScript</w:t>
       </w:r>
       <w:r>
@@ -5207,7 +6543,47 @@
           <w:szCs w:val="24"/>
           <w:lang w:val="en-US" w:eastAsia="pt-BR"/>
         </w:rPr>
-        <w:t>, Taillwind, Swagger, JUnit, Apache PDFbox, Bucket4j e Spring Validation.</w:t>
+        <w:t xml:space="preserve">, </w:t>
+      </w:r>
+      <w:proofErr w:type="spellStart"/>
+      <w:r>
+        <w:rPr>
+          <w:rFonts w:ascii="Arial" w:eastAsia="Times New Roman" w:hAnsi="Arial" w:cs="Arial"/>
+          <w:sz w:val="24"/>
+          <w:szCs w:val="24"/>
+          <w:lang w:val="en-US" w:eastAsia="pt-BR"/>
+        </w:rPr>
+        <w:t>Taillwind</w:t>
+      </w:r>
+      <w:proofErr w:type="spellEnd"/>
+      <w:r>
+        <w:rPr>
+          <w:rFonts w:ascii="Arial" w:eastAsia="Times New Roman" w:hAnsi="Arial" w:cs="Arial"/>
+          <w:sz w:val="24"/>
+          <w:szCs w:val="24"/>
+          <w:lang w:val="en-US" w:eastAsia="pt-BR"/>
+        </w:rPr>
+        <w:t xml:space="preserve">, Swagger, JUnit, Apache </w:t>
+      </w:r>
+      <w:proofErr w:type="spellStart"/>
+      <w:r>
+        <w:rPr>
+          <w:rFonts w:ascii="Arial" w:eastAsia="Times New Roman" w:hAnsi="Arial" w:cs="Arial"/>
+          <w:sz w:val="24"/>
+          <w:szCs w:val="24"/>
+          <w:lang w:val="en-US" w:eastAsia="pt-BR"/>
+        </w:rPr>
+        <w:t>PDFbox</w:t>
+      </w:r>
+      <w:proofErr w:type="spellEnd"/>
+      <w:r>
+        <w:rPr>
+          <w:rFonts w:ascii="Arial" w:eastAsia="Times New Roman" w:hAnsi="Arial" w:cs="Arial"/>
+          <w:sz w:val="24"/>
+          <w:szCs w:val="24"/>
+          <w:lang w:val="en-US" w:eastAsia="pt-BR"/>
+        </w:rPr>
+        <w:t>, Bucket4j e Spring Validation.</w:t>
       </w:r>
     </w:p>
     <w:p>
@@ -5338,6 +6714,7 @@
         </w:rPr>
         <w:t xml:space="preserve">com profissionais da clínica de intervenção comportamental </w:t>
       </w:r>
+      <w:proofErr w:type="spellStart"/>
       <w:r>
         <w:rPr>
           <w:rFonts w:ascii="Arial" w:eastAsia="Times New Roman" w:hAnsi="Arial" w:cs="Arial"/>
@@ -5349,6 +6726,7 @@
         </w:rPr>
         <w:t>Movthera</w:t>
       </w:r>
+      <w:proofErr w:type="spellEnd"/>
       <w:r>
         <w:rPr>
           <w:rFonts w:ascii="Arial" w:eastAsia="Times New Roman" w:hAnsi="Arial" w:cs="Arial"/>
@@ -5504,7 +6882,27 @@
           <w:lang w:eastAsia="pt-BR"/>
         </w:rPr>
         <w:lastRenderedPageBreak/>
-        <w:t>"O TEA Learn automatiza a adaptação de conteúdos para garant</w:t>
+        <w:t xml:space="preserve">"O TEA </w:t>
+      </w:r>
+      <w:proofErr w:type="spellStart"/>
+      <w:r>
+        <w:rPr>
+          <w:rFonts w:ascii="Arial" w:eastAsia="Times New Roman" w:hAnsi="Arial" w:cs="Arial"/>
+          <w:sz w:val="24"/>
+          <w:szCs w:val="24"/>
+          <w:lang w:eastAsia="pt-BR"/>
+        </w:rPr>
+        <w:t>Learn</w:t>
+      </w:r>
+      <w:proofErr w:type="spellEnd"/>
+      <w:r>
+        <w:rPr>
+          <w:rFonts w:ascii="Arial" w:eastAsia="Times New Roman" w:hAnsi="Arial" w:cs="Arial"/>
+          <w:sz w:val="24"/>
+          <w:szCs w:val="24"/>
+          <w:lang w:eastAsia="pt-BR"/>
+        </w:rPr>
+        <w:t xml:space="preserve"> automatiza a adaptação de conteúdos para garant</w:t>
       </w:r>
       <w:r>
         <w:rPr>
@@ -5665,7 +7063,29 @@
           <w:szCs w:val="24"/>
           <w:shd w:val="clear" w:color="auto" w:fill="FFFFFF"/>
         </w:rPr>
-        <w:t>Tratamento e Educação para Autistas e Crianças com Déficits Relacionados à Comunicação, é uma abordagem psicoeducacional focada na estruturação física e visual do ambiente para maximizar a autonomia de pessoas com autismo.</w:t>
+        <w:t xml:space="preserve">Tratamento e Educação para Autistas e Crianças com Déficits Relacionados à Comunicação, é uma abordagem </w:t>
+      </w:r>
+      <w:proofErr w:type="spellStart"/>
+      <w:r>
+        <w:rPr>
+          <w:rFonts w:ascii="Arial" w:hAnsi="Arial" w:cs="Arial"/>
+          <w:color w:val="0A0A0A"/>
+          <w:sz w:val="24"/>
+          <w:szCs w:val="24"/>
+          <w:shd w:val="clear" w:color="auto" w:fill="FFFFFF"/>
+        </w:rPr>
+        <w:t>psicoeducacional</w:t>
+      </w:r>
+      <w:proofErr w:type="spellEnd"/>
+      <w:r>
+        <w:rPr>
+          <w:rFonts w:ascii="Arial" w:hAnsi="Arial" w:cs="Arial"/>
+          <w:color w:val="0A0A0A"/>
+          <w:sz w:val="24"/>
+          <w:szCs w:val="24"/>
+          <w:shd w:val="clear" w:color="auto" w:fill="FFFFFF"/>
+        </w:rPr>
+        <w:t xml:space="preserve"> focada na estruturação física e visual do ambiente para maximizar a autonomia de pessoas com autismo.</w:t>
       </w:r>
     </w:p>
     <w:p>
@@ -5765,7 +7185,25 @@
           <w:sz w:val="24"/>
           <w:szCs w:val="24"/>
         </w:rPr>
-        <w:t>: Uso de imagens, símbolos ou textos para antecipar atividades (ex: "primeiro... depois..."), o que reduz ansiedade.</w:t>
+        <w:t>: Uso de imagens, símbolos ou textos para antecipar atividades (</w:t>
+      </w:r>
+      <w:proofErr w:type="spellStart"/>
+      <w:r>
+        <w:rPr>
+          <w:rFonts w:ascii="Arial" w:hAnsi="Arial" w:cs="Arial"/>
+          <w:sz w:val="24"/>
+          <w:szCs w:val="24"/>
+        </w:rPr>
+        <w:t>ex</w:t>
+      </w:r>
+      <w:proofErr w:type="spellEnd"/>
+      <w:r>
+        <w:rPr>
+          <w:rFonts w:ascii="Arial" w:hAnsi="Arial" w:cs="Arial"/>
+          <w:sz w:val="24"/>
+          <w:szCs w:val="24"/>
+        </w:rPr>
+        <w:t>: "primeiro... depois..."), o que reduz ansiedade.</w:t>
       </w:r>
     </w:p>
     <w:p>
@@ -6035,7 +7473,25 @@
           <w:sz w:val="24"/>
           <w:szCs w:val="24"/>
         </w:rPr>
-        <w:t>: Perfil Psicoeducacional Revisado, usado para avaliar os pontos fracos e fortes do aluno. Através desse exame, um cronograma/método individual é criado.</w:t>
+        <w:t xml:space="preserve">: Perfil </w:t>
+      </w:r>
+      <w:proofErr w:type="spellStart"/>
+      <w:r>
+        <w:rPr>
+          <w:rFonts w:ascii="Arial" w:hAnsi="Arial" w:cs="Arial"/>
+          <w:sz w:val="24"/>
+          <w:szCs w:val="24"/>
+        </w:rPr>
+        <w:t>Psicoeducacional</w:t>
+      </w:r>
+      <w:proofErr w:type="spellEnd"/>
+      <w:r>
+        <w:rPr>
+          <w:rFonts w:ascii="Arial" w:hAnsi="Arial" w:cs="Arial"/>
+          <w:sz w:val="24"/>
+          <w:szCs w:val="24"/>
+        </w:rPr>
+        <w:t xml:space="preserve"> Revisado, usado para avaliar os pontos fracos e fortes do aluno. Através desse exame, um cronograma/método individual é criado.</w:t>
       </w:r>
     </w:p>
     <w:p>
@@ -7161,6 +8617,7 @@
         </w:rPr>
         <w:t xml:space="preserve">O fluxo geral do sistema segue a metodologia ADDIE junto ao Desenho Universal da Aprendizagem (DUA). Na etapa de </w:t>
       </w:r>
+      <w:proofErr w:type="spellStart"/>
       <w:r>
         <w:rPr>
           <w:rFonts w:ascii="Arial" w:hAnsi="Arial" w:cs="Arial"/>
@@ -7172,6 +8629,7 @@
         </w:rPr>
         <w:t>analysis</w:t>
       </w:r>
+      <w:proofErr w:type="spellEnd"/>
       <w:r>
         <w:rPr>
           <w:rFonts w:ascii="Arial" w:hAnsi="Arial" w:cs="Arial"/>
@@ -7239,6 +8697,7 @@
         </w:rPr>
         <w:t xml:space="preserve">Em seguida, na fase de </w:t>
       </w:r>
+      <w:proofErr w:type="spellStart"/>
       <w:r>
         <w:rPr>
           <w:rFonts w:ascii="Arial" w:hAnsi="Arial" w:cs="Arial"/>
@@ -7250,6 +8709,7 @@
         </w:rPr>
         <w:t>development</w:t>
       </w:r>
+      <w:proofErr w:type="spellEnd"/>
       <w:r>
         <w:rPr>
           <w:rFonts w:ascii="Arial" w:hAnsi="Arial" w:cs="Arial"/>
@@ -7295,6 +8755,7 @@
         </w:rPr>
         <w:t xml:space="preserve">, na etapa de </w:t>
       </w:r>
+      <w:proofErr w:type="spellStart"/>
       <w:r>
         <w:rPr>
           <w:rFonts w:ascii="Arial" w:hAnsi="Arial" w:cs="Arial"/>
@@ -7306,6 +8767,7 @@
         </w:rPr>
         <w:t>implementation</w:t>
       </w:r>
+      <w:proofErr w:type="spellEnd"/>
       <w:r>
         <w:rPr>
           <w:rFonts w:ascii="Arial" w:hAnsi="Arial" w:cs="Arial"/>
@@ -7334,6 +8796,7 @@
         </w:rPr>
         <w:t xml:space="preserve">Por fim, na fase </w:t>
       </w:r>
+      <w:proofErr w:type="spellStart"/>
       <w:r>
         <w:rPr>
           <w:rFonts w:ascii="Arial" w:hAnsi="Arial" w:cs="Arial"/>
@@ -7344,6 +8807,7 @@
         </w:rPr>
         <w:t>evaluation</w:t>
       </w:r>
+      <w:proofErr w:type="spellEnd"/>
       <w:r>
         <w:rPr>
           <w:rFonts w:ascii="Arial" w:hAnsi="Arial" w:cs="Arial"/>
@@ -8114,7 +9578,25 @@
           <w:sz w:val="24"/>
           <w:szCs w:val="24"/>
         </w:rPr>
-        <w:t>O estudo de Valério e Bigoli (2021) indica que o design de interfaces para pessoas com TEA deve priorizar a redução da sobrecarga sensorial através de layouts limpos, previsíveis e com uso de cores suaves ou tons pastéis. A pesquisa enfatiza a necessidade de evitar contrastes agressivos e animações excessivas, optando por padronização visual para facilitar o foco e a navegação.</w:t>
+        <w:t xml:space="preserve">O estudo de Valério e </w:t>
+      </w:r>
+      <w:proofErr w:type="spellStart"/>
+      <w:r>
+        <w:rPr>
+          <w:rFonts w:ascii="Arial" w:hAnsi="Arial" w:cs="Arial"/>
+          <w:sz w:val="24"/>
+          <w:szCs w:val="24"/>
+        </w:rPr>
+        <w:t>Bigoli</w:t>
+      </w:r>
+      <w:proofErr w:type="spellEnd"/>
+      <w:r>
+        <w:rPr>
+          <w:rFonts w:ascii="Arial" w:hAnsi="Arial" w:cs="Arial"/>
+          <w:sz w:val="24"/>
+          <w:szCs w:val="24"/>
+        </w:rPr>
+        <w:t xml:space="preserve"> (2021) indica que o design de interfaces para pessoas com TEA deve priorizar a redução da sobrecarga sensorial através de layouts limpos, previsíveis e com uso de cores suaves ou tons pastéis. A pesquisa enfatiza a necessidade de evitar contrastes agressivos e animações excessivas, optando por padronização visual para facilitar o foco e a navegação.</w:t>
       </w:r>
     </w:p>
     <w:p>
@@ -9288,8 +10770,6 @@
           <w:szCs w:val="24"/>
         </w:rPr>
       </w:pPr>
-      <w:bookmarkStart w:id="0" w:name="_GoBack"/>
-      <w:bookmarkEnd w:id="0"/>
     </w:p>
     <w:p>
       <w:pPr>
@@ -9683,7 +11163,25 @@
           <w:sz w:val="24"/>
           <w:szCs w:val="24"/>
         </w:rPr>
-        <w:t xml:space="preserve">Diagrama de Gantt: </w:t>
+        <w:t xml:space="preserve">Diagrama de </w:t>
+      </w:r>
+      <w:proofErr w:type="spellStart"/>
+      <w:r>
+        <w:rPr>
+          <w:rFonts w:ascii="Arial" w:hAnsi="Arial" w:cs="Arial"/>
+          <w:sz w:val="24"/>
+          <w:szCs w:val="24"/>
+        </w:rPr>
+        <w:t>Gantt</w:t>
+      </w:r>
+      <w:proofErr w:type="spellEnd"/>
+      <w:r>
+        <w:rPr>
+          <w:rFonts w:ascii="Arial" w:hAnsi="Arial" w:cs="Arial"/>
+          <w:sz w:val="24"/>
+          <w:szCs w:val="24"/>
+        </w:rPr>
+        <w:t xml:space="preserve">: </w:t>
       </w:r>
       <w:hyperlink r:id="rId28" w:history="1">
         <w:r>
@@ -9785,7 +11283,25 @@
           <w:sz w:val="24"/>
           <w:szCs w:val="24"/>
         </w:rPr>
-        <w:t>Cores do Front-End:</w:t>
+        <w:t>Cores do Front-</w:t>
+      </w:r>
+      <w:proofErr w:type="spellStart"/>
+      <w:r>
+        <w:rPr>
+          <w:rFonts w:ascii="Arial" w:hAnsi="Arial" w:cs="Arial"/>
+          <w:sz w:val="24"/>
+          <w:szCs w:val="24"/>
+        </w:rPr>
+        <w:t>End</w:t>
+      </w:r>
+      <w:proofErr w:type="spellEnd"/>
+      <w:r>
+        <w:rPr>
+          <w:rFonts w:ascii="Arial" w:hAnsi="Arial" w:cs="Arial"/>
+          <w:sz w:val="24"/>
+          <w:szCs w:val="24"/>
+        </w:rPr>
+        <w:t>:</w:t>
       </w:r>
     </w:p>
     <w:p>
@@ -9836,7 +11352,7 @@
 </file>
 
 <file path=word/endnotes.xml><?xml version="1.0" encoding="utf-8"?>
-<w:endnotes xmlns:wpc="http://schemas.microsoft.com/office/word/2010/wordprocessingCanvas" xmlns:cx="http://schemas.microsoft.com/office/drawing/2014/chartex" xmlns:mc="http://schemas.openxmlformats.org/markup-compatibility/2006" xmlns:o="urn:schemas-microsoft-com:office:office" xmlns:r="http://schemas.openxmlformats.org/officeDocument/2006/relationships" xmlns:m="http://schemas.openxmlformats.org/officeDocument/2006/math" xmlns:v="urn:schemas-microsoft-com:vml" xmlns:wp14="http://schemas.microsoft.com/office/word/2010/wordprocessingDrawing" xmlns:wp="http://schemas.openxmlformats.org/drawingml/2006/wordprocessingDrawing" xmlns:w10="urn:schemas-microsoft-com:office:word" xmlns:w="http://schemas.openxmlformats.org/wordprocessingml/2006/main" xmlns:w14="http://schemas.microsoft.com/office/word/2010/wordml" xmlns:w15="http://schemas.microsoft.com/office/word/2012/wordml" xmlns:w16se="http://schemas.microsoft.com/office/word/2015/wordml/symex" xmlns:wpg="http://schemas.microsoft.com/office/word/2010/wordprocessingGroup" xmlns:wpi="http://schemas.microsoft.com/office/word/2010/wordprocessingInk" xmlns:wne="http://schemas.microsoft.com/office/word/2006/wordml" xmlns:wps="http://schemas.microsoft.com/office/word/2010/wordprocessingShape" mc:Ignorable="w14 w15 w16se wp14">
+<w:endnotes xmlns:wpc="http://schemas.microsoft.com/office/word/2010/wordprocessingCanvas" xmlns:cx="http://schemas.microsoft.com/office/drawing/2014/chartex" xmlns:cx1="http://schemas.microsoft.com/office/drawing/2015/9/8/chartex" xmlns:cx2="http://schemas.microsoft.com/office/drawing/2015/10/21/chartex" xmlns:cx3="http://schemas.microsoft.com/office/drawing/2016/5/9/chartex" xmlns:cx4="http://schemas.microsoft.com/office/drawing/2016/5/10/chartex" xmlns:cx5="http://schemas.microsoft.com/office/drawing/2016/5/11/chartex" xmlns:cx6="http://schemas.microsoft.com/office/drawing/2016/5/12/chartex" xmlns:cx7="http://schemas.microsoft.com/office/drawing/2016/5/13/chartex" xmlns:cx8="http://schemas.microsoft.com/office/drawing/2016/5/14/chartex" xmlns:mc="http://schemas.openxmlformats.org/markup-compatibility/2006" xmlns:aink="http://schemas.microsoft.com/office/drawing/2016/ink" xmlns:am3d="http://schemas.microsoft.com/office/drawing/2017/model3d" xmlns:o="urn:schemas-microsoft-com:office:office" xmlns:r="http://schemas.openxmlformats.org/officeDocument/2006/relationships" xmlns:m="http://schemas.openxmlformats.org/officeDocument/2006/math" xmlns:v="urn:schemas-microsoft-com:vml" xmlns:wp14="http://schemas.microsoft.com/office/word/2010/wordprocessingDrawing" xmlns:wp="http://schemas.openxmlformats.org/drawingml/2006/wordprocessingDrawing" xmlns:w10="urn:schemas-microsoft-com:office:word" xmlns:w="http://schemas.openxmlformats.org/wordprocessingml/2006/main" xmlns:w14="http://schemas.microsoft.com/office/word/2010/wordml" xmlns:w15="http://schemas.microsoft.com/office/word/2012/wordml" xmlns:w16cid="http://schemas.microsoft.com/office/word/2016/wordml/cid" xmlns:w16se="http://schemas.microsoft.com/office/word/2015/wordml/symex" xmlns:wpg="http://schemas.microsoft.com/office/word/2010/wordprocessingGroup" xmlns:wpi="http://schemas.microsoft.com/office/word/2010/wordprocessingInk" xmlns:wne="http://schemas.microsoft.com/office/word/2006/wordml" xmlns:wps="http://schemas.microsoft.com/office/word/2010/wordprocessingShape" mc:Ignorable="w14 w15 w16se w16cid wp14">
   <w:endnote w:type="separator" w:id="-1">
     <w:p>
       <w:pPr>
@@ -9861,7 +11377,7 @@
 </file>
 
 <file path=word/footnotes.xml><?xml version="1.0" encoding="utf-8"?>
-<w:footnotes xmlns:wpc="http://schemas.microsoft.com/office/word/2010/wordprocessingCanvas" xmlns:cx="http://schemas.microsoft.com/office/drawing/2014/chartex" xmlns:mc="http://schemas.openxmlformats.org/markup-compatibility/2006" xmlns:o="urn:schemas-microsoft-com:office:office" xmlns:r="http://schemas.openxmlformats.org/officeDocument/2006/relationships" xmlns:m="http://schemas.openxmlformats.org/officeDocument/2006/math" xmlns:v="urn:schemas-microsoft-com:vml" xmlns:wp14="http://schemas.microsoft.com/office/word/2010/wordprocessingDrawing" xmlns:wp="http://schemas.openxmlformats.org/drawingml/2006/wordprocessingDrawing" xmlns:w10="urn:schemas-microsoft-com:office:word" xmlns:w="http://schemas.openxmlformats.org/wordprocessingml/2006/main" xmlns:w14="http://schemas.microsoft.com/office/word/2010/wordml" xmlns:w15="http://schemas.microsoft.com/office/word/2012/wordml" xmlns:w16se="http://schemas.microsoft.com/office/word/2015/wordml/symex" xmlns:wpg="http://schemas.microsoft.com/office/word/2010/wordprocessingGroup" xmlns:wpi="http://schemas.microsoft.com/office/word/2010/wordprocessingInk" xmlns:wne="http://schemas.microsoft.com/office/word/2006/wordml" xmlns:wps="http://schemas.microsoft.com/office/word/2010/wordprocessingShape" mc:Ignorable="w14 w15 w16se wp14">
+<w:footnotes xmlns:wpc="http://schemas.microsoft.com/office/word/2010/wordprocessingCanvas" xmlns:cx="http://schemas.microsoft.com/office/drawing/2014/chartex" xmlns:cx1="http://schemas.microsoft.com/office/drawing/2015/9/8/chartex" xmlns:cx2="http://schemas.microsoft.com/office/drawing/2015/10/21/chartex" xmlns:cx3="http://schemas.microsoft.com/office/drawing/2016/5/9/chartex" xmlns:cx4="http://schemas.microsoft.com/office/drawing/2016/5/10/chartex" xmlns:cx5="http://schemas.microsoft.com/office/drawing/2016/5/11/chartex" xmlns:cx6="http://schemas.microsoft.com/office/drawing/2016/5/12/chartex" xmlns:cx7="http://schemas.microsoft.com/office/drawing/2016/5/13/chartex" xmlns:cx8="http://schemas.microsoft.com/office/drawing/2016/5/14/chartex" xmlns:mc="http://schemas.openxmlformats.org/markup-compatibility/2006" xmlns:aink="http://schemas.microsoft.com/office/drawing/2016/ink" xmlns:am3d="http://schemas.microsoft.com/office/drawing/2017/model3d" xmlns:o="urn:schemas-microsoft-com:office:office" xmlns:r="http://schemas.openxmlformats.org/officeDocument/2006/relationships" xmlns:m="http://schemas.openxmlformats.org/officeDocument/2006/math" xmlns:v="urn:schemas-microsoft-com:vml" xmlns:wp14="http://schemas.microsoft.com/office/word/2010/wordprocessingDrawing" xmlns:wp="http://schemas.openxmlformats.org/drawingml/2006/wordprocessingDrawing" xmlns:w10="urn:schemas-microsoft-com:office:word" xmlns:w="http://schemas.openxmlformats.org/wordprocessingml/2006/main" xmlns:w14="http://schemas.microsoft.com/office/word/2010/wordml" xmlns:w15="http://schemas.microsoft.com/office/word/2012/wordml" xmlns:w16cid="http://schemas.microsoft.com/office/word/2016/wordml/cid" xmlns:w16se="http://schemas.microsoft.com/office/word/2015/wordml/symex" xmlns:wpg="http://schemas.microsoft.com/office/word/2010/wordprocessingGroup" xmlns:wpi="http://schemas.microsoft.com/office/word/2010/wordprocessingInk" xmlns:wne="http://schemas.microsoft.com/office/word/2006/wordml" xmlns:wps="http://schemas.microsoft.com/office/word/2010/wordprocessingShape" mc:Ignorable="w14 w15 w16se w16cid wp14">
   <w:footnote w:type="separator" w:id="-1">
     <w:p>
       <w:pPr>
@@ -9886,7 +11402,7 @@
 </file>
 
 <file path=word/numbering.xml><?xml version="1.0" encoding="utf-8"?>
-<w:numbering xmlns:wpc="http://schemas.microsoft.com/office/word/2010/wordprocessingCanvas" xmlns:cx="http://schemas.microsoft.com/office/drawing/2014/chartex" xmlns:mc="http://schemas.openxmlformats.org/markup-compatibility/2006" xmlns:o="urn:schemas-microsoft-com:office:office" xmlns:r="http://schemas.openxmlformats.org/officeDocument/2006/relationships" xmlns:m="http://schemas.openxmlformats.org/officeDocument/2006/math" xmlns:v="urn:schemas-microsoft-com:vml" xmlns:wp14="http://schemas.microsoft.com/office/word/2010/wordprocessingDrawing" xmlns:wp="http://schemas.openxmlformats.org/drawingml/2006/wordprocessingDrawing" xmlns:w10="urn:schemas-microsoft-com:office:word" xmlns:w="http://schemas.openxmlformats.org/wordprocessingml/2006/main" xmlns:w14="http://schemas.microsoft.com/office/word/2010/wordml" xmlns:w15="http://schemas.microsoft.com/office/word/2012/wordml" xmlns:w16se="http://schemas.microsoft.com/office/word/2015/wordml/symex" xmlns:wpg="http://schemas.microsoft.com/office/word/2010/wordprocessingGroup" xmlns:wpi="http://schemas.microsoft.com/office/word/2010/wordprocessingInk" xmlns:wne="http://schemas.microsoft.com/office/word/2006/wordml" xmlns:wps="http://schemas.microsoft.com/office/word/2010/wordprocessingShape" mc:Ignorable="w14 w15 w16se wp14">
+<w:numbering xmlns:wpc="http://schemas.microsoft.com/office/word/2010/wordprocessingCanvas" xmlns:cx="http://schemas.microsoft.com/office/drawing/2014/chartex" xmlns:cx1="http://schemas.microsoft.com/office/drawing/2015/9/8/chartex" xmlns:cx2="http://schemas.microsoft.com/office/drawing/2015/10/21/chartex" xmlns:cx3="http://schemas.microsoft.com/office/drawing/2016/5/9/chartex" xmlns:cx4="http://schemas.microsoft.com/office/drawing/2016/5/10/chartex" xmlns:cx5="http://schemas.microsoft.com/office/drawing/2016/5/11/chartex" xmlns:cx6="http://schemas.microsoft.com/office/drawing/2016/5/12/chartex" xmlns:cx7="http://schemas.microsoft.com/office/drawing/2016/5/13/chartex" xmlns:cx8="http://schemas.microsoft.com/office/drawing/2016/5/14/chartex" xmlns:mc="http://schemas.openxmlformats.org/markup-compatibility/2006" xmlns:aink="http://schemas.microsoft.com/office/drawing/2016/ink" xmlns:am3d="http://schemas.microsoft.com/office/drawing/2017/model3d" xmlns:o="urn:schemas-microsoft-com:office:office" xmlns:r="http://schemas.openxmlformats.org/officeDocument/2006/relationships" xmlns:m="http://schemas.openxmlformats.org/officeDocument/2006/math" xmlns:v="urn:schemas-microsoft-com:vml" xmlns:wp14="http://schemas.microsoft.com/office/word/2010/wordprocessingDrawing" xmlns:wp="http://schemas.openxmlformats.org/drawingml/2006/wordprocessingDrawing" xmlns:w10="urn:schemas-microsoft-com:office:word" xmlns:w="http://schemas.openxmlformats.org/wordprocessingml/2006/main" xmlns:w14="http://schemas.microsoft.com/office/word/2010/wordml" xmlns:w15="http://schemas.microsoft.com/office/word/2012/wordml" xmlns:w16cid="http://schemas.microsoft.com/office/word/2016/wordml/cid" xmlns:w16se="http://schemas.microsoft.com/office/word/2015/wordml/symex" xmlns:wpg="http://schemas.microsoft.com/office/word/2010/wordprocessingGroup" xmlns:wpi="http://schemas.microsoft.com/office/word/2010/wordprocessingInk" xmlns:wne="http://schemas.microsoft.com/office/word/2006/wordml" xmlns:wps="http://schemas.microsoft.com/office/word/2010/wordprocessingShape" mc:Ignorable="w14 w15 w16se w16cid wp14">
   <w:abstractNum w:abstractNumId="0" w15:restartNumberingAfterBreak="0">
     <w:nsid w:val="02313346"/>
     <w:multiLevelType w:val="multilevel"/>
@@ -15632,7 +17148,7 @@
 </file>
 
 <file path=word/styles.xml><?xml version="1.0" encoding="utf-8"?>
-<w:styles xmlns:mc="http://schemas.openxmlformats.org/markup-compatibility/2006" xmlns:r="http://schemas.openxmlformats.org/officeDocument/2006/relationships" xmlns:w="http://schemas.openxmlformats.org/wordprocessingml/2006/main" xmlns:w14="http://schemas.microsoft.com/office/word/2010/wordml" xmlns:w15="http://schemas.microsoft.com/office/word/2012/wordml" xmlns:w16se="http://schemas.microsoft.com/office/word/2015/wordml/symex" mc:Ignorable="w14 w15 w16se">
+<w:styles xmlns:mc="http://schemas.openxmlformats.org/markup-compatibility/2006" xmlns:r="http://schemas.openxmlformats.org/officeDocument/2006/relationships" xmlns:w="http://schemas.openxmlformats.org/wordprocessingml/2006/main" xmlns:w14="http://schemas.microsoft.com/office/word/2010/wordml" xmlns:w15="http://schemas.microsoft.com/office/word/2012/wordml" xmlns:w16cid="http://schemas.microsoft.com/office/word/2016/wordml/cid" xmlns:w16se="http://schemas.microsoft.com/office/word/2015/wordml/symex" mc:Ignorable="w14 w15 w16se w16cid">
   <w:docDefaults>
     <w:rPrDefault>
       <w:rPr>
@@ -15648,7 +17164,7 @@
       </w:pPr>
     </w:pPrDefault>
   </w:docDefaults>
-  <w:latentStyles w:defLockedState="0" w:defUIPriority="99" w:defSemiHidden="0" w:defUnhideWhenUsed="0" w:defQFormat="0" w:count="371">
+  <w:latentStyles w:defLockedState="0" w:defUIPriority="99" w:defSemiHidden="0" w:defUnhideWhenUsed="0" w:defQFormat="0" w:count="375">
     <w:lsdException w:name="Normal" w:uiPriority="0" w:qFormat="1"/>
     <w:lsdException w:name="heading 1" w:uiPriority="9" w:qFormat="1"/>
     <w:lsdException w:name="heading 2" w:semiHidden="1" w:uiPriority="9" w:unhideWhenUsed="1" w:qFormat="1"/>
@@ -15754,7 +17270,6 @@
     <w:lsdException w:name="HTML Sample" w:semiHidden="1" w:unhideWhenUsed="1"/>
     <w:lsdException w:name="HTML Typewriter" w:semiHidden="1" w:unhideWhenUsed="1"/>
     <w:lsdException w:name="HTML Variable" w:semiHidden="1" w:unhideWhenUsed="1"/>
-    <w:lsdException w:name="Normal Table" w:semiHidden="1" w:unhideWhenUsed="1"/>
     <w:lsdException w:name="annotation subject" w:semiHidden="1" w:unhideWhenUsed="1"/>
     <w:lsdException w:name="No List" w:semiHidden="1" w:unhideWhenUsed="1"/>
     <w:lsdException w:name="Outline List 1" w:semiHidden="1" w:unhideWhenUsed="1"/>
@@ -15798,10 +17313,8 @@
     <w:lsdException w:name="Table Elegant" w:semiHidden="1" w:unhideWhenUsed="1"/>
     <w:lsdException w:name="Table Professional" w:semiHidden="1" w:unhideWhenUsed="1"/>
     <w:lsdException w:name="Table Subtle 1" w:semiHidden="1" w:unhideWhenUsed="1"/>
-    <w:lsdException w:name="Table Subtle 2" w:semiHidden="1" w:unhideWhenUsed="1"/>
     <w:lsdException w:name="Table Web 1" w:semiHidden="1" w:unhideWhenUsed="1"/>
     <w:lsdException w:name="Table Web 2" w:semiHidden="1" w:unhideWhenUsed="1"/>
-    <w:lsdException w:name="Table Web 3" w:semiHidden="1" w:unhideWhenUsed="1"/>
     <w:lsdException w:name="Balloon Text" w:semiHidden="1" w:unhideWhenUsed="1"/>
     <w:lsdException w:name="Table Grid" w:uiPriority="39"/>
     <w:lsdException w:name="Table Theme" w:semiHidden="1" w:unhideWhenUsed="1"/>
@@ -16020,6 +17533,10 @@
     <w:lsdException w:name="List Table 5 Dark Accent 6" w:uiPriority="50"/>
     <w:lsdException w:name="List Table 6 Colorful Accent 6" w:uiPriority="51"/>
     <w:lsdException w:name="List Table 7 Colorful Accent 6" w:uiPriority="52"/>
+    <w:lsdException w:name="Mention" w:semiHidden="1" w:unhideWhenUsed="1"/>
+    <w:lsdException w:name="Smart Hyperlink" w:semiHidden="1" w:unhideWhenUsed="1"/>
+    <w:lsdException w:name="Hashtag" w:semiHidden="1" w:unhideWhenUsed="1"/>
+    <w:lsdException w:name="Unresolved Mention" w:semiHidden="1" w:unhideWhenUsed="1"/>
   </w:latentStyles>
   <w:style w:type="paragraph" w:default="1" w:styleId="Normal">
     <w:name w:val="Normal"/>
@@ -16699,7 +18216,7 @@
 </file>
 
 <file path=customXml/itemProps1.xml><?xml version="1.0" encoding="utf-8"?>
-<ds:datastoreItem xmlns:ds="http://schemas.openxmlformats.org/officeDocument/2006/customXml" ds:itemID="{9CD07E49-B5CE-45F4-B931-164BC906B0CE}">
+<ds:datastoreItem xmlns:ds="http://schemas.openxmlformats.org/officeDocument/2006/customXml" ds:itemID="{815C8068-6D60-44FF-8428-946D1B849830}">
   <ds:schemaRefs>
     <ds:schemaRef ds:uri="http://schemas.openxmlformats.org/officeDocument/2006/bibliography"/>
   </ds:schemaRefs>

--- a/Documentacao/Documentacao.docx
+++ b/Documentacao/Documentacao.docx
@@ -1,6 +1,6 @@
 
 <file path=word/document.xml><?xml version="1.0" encoding="utf-8"?>
-<w:document xmlns:wpc="http://schemas.microsoft.com/office/word/2010/wordprocessingCanvas" xmlns:cx="http://schemas.microsoft.com/office/drawing/2014/chartex" xmlns:cx1="http://schemas.microsoft.com/office/drawing/2015/9/8/chartex" xmlns:cx2="http://schemas.microsoft.com/office/drawing/2015/10/21/chartex" xmlns:cx3="http://schemas.microsoft.com/office/drawing/2016/5/9/chartex" xmlns:cx4="http://schemas.microsoft.com/office/drawing/2016/5/10/chartex" xmlns:cx5="http://schemas.microsoft.com/office/drawing/2016/5/11/chartex" xmlns:cx6="http://schemas.microsoft.com/office/drawing/2016/5/12/chartex" xmlns:cx7="http://schemas.microsoft.com/office/drawing/2016/5/13/chartex" xmlns:cx8="http://schemas.microsoft.com/office/drawing/2016/5/14/chartex" xmlns:mc="http://schemas.openxmlformats.org/markup-compatibility/2006" xmlns:aink="http://schemas.microsoft.com/office/drawing/2016/ink" xmlns:am3d="http://schemas.microsoft.com/office/drawing/2017/model3d" xmlns:o="urn:schemas-microsoft-com:office:office" xmlns:r="http://schemas.openxmlformats.org/officeDocument/2006/relationships" xmlns:m="http://schemas.openxmlformats.org/officeDocument/2006/math" xmlns:v="urn:schemas-microsoft-com:vml" xmlns:wp14="http://schemas.microsoft.com/office/word/2010/wordprocessingDrawing" xmlns:wp="http://schemas.openxmlformats.org/drawingml/2006/wordprocessingDrawing" xmlns:w10="urn:schemas-microsoft-com:office:word" xmlns:w="http://schemas.openxmlformats.org/wordprocessingml/2006/main" xmlns:w14="http://schemas.microsoft.com/office/word/2010/wordml" xmlns:w15="http://schemas.microsoft.com/office/word/2012/wordml" xmlns:w16cid="http://schemas.microsoft.com/office/word/2016/wordml/cid" xmlns:w16se="http://schemas.microsoft.com/office/word/2015/wordml/symex" xmlns:wpg="http://schemas.microsoft.com/office/word/2010/wordprocessingGroup" xmlns:wpi="http://schemas.microsoft.com/office/word/2010/wordprocessingInk" xmlns:wne="http://schemas.microsoft.com/office/word/2006/wordml" xmlns:wps="http://schemas.microsoft.com/office/word/2010/wordprocessingShape" mc:Ignorable="w14 w15 w16se w16cid wp14">
+<w:document xmlns:wpc="http://schemas.microsoft.com/office/word/2010/wordprocessingCanvas" xmlns:cx="http://schemas.microsoft.com/office/drawing/2014/chartex" xmlns:mc="http://schemas.openxmlformats.org/markup-compatibility/2006" xmlns:o="urn:schemas-microsoft-com:office:office" xmlns:r="http://schemas.openxmlformats.org/officeDocument/2006/relationships" xmlns:m="http://schemas.openxmlformats.org/officeDocument/2006/math" xmlns:v="urn:schemas-microsoft-com:vml" xmlns:wp14="http://schemas.microsoft.com/office/word/2010/wordprocessingDrawing" xmlns:wp="http://schemas.openxmlformats.org/drawingml/2006/wordprocessingDrawing" xmlns:w10="urn:schemas-microsoft-com:office:word" xmlns:w="http://schemas.openxmlformats.org/wordprocessingml/2006/main" xmlns:w14="http://schemas.microsoft.com/office/word/2010/wordml" xmlns:w15="http://schemas.microsoft.com/office/word/2012/wordml" xmlns:w16se="http://schemas.microsoft.com/office/word/2015/wordml/symex" xmlns:wpg="http://schemas.microsoft.com/office/word/2010/wordprocessingGroup" xmlns:wpi="http://schemas.microsoft.com/office/word/2010/wordprocessingInk" xmlns:wne="http://schemas.microsoft.com/office/word/2006/wordml" xmlns:wps="http://schemas.microsoft.com/office/word/2010/wordprocessingShape" mc:Ignorable="w14 w15 w16se wp14">
   <w:body>
     <w:p>
       <w:pPr>
@@ -2685,8 +2685,61 @@
           <w:szCs w:val="24"/>
           <w:lang w:eastAsia="pt-BR"/>
         </w:rPr>
-        <w:t>2. OBJETIVOS DO PROJETO</w:t>
-      </w:r>
+        <w:t>2</w:t>
+      </w:r>
+      <w:r>
+        <w:rPr>
+          <w:rFonts w:ascii="Arial" w:eastAsia="Times New Roman" w:hAnsi="Arial" w:cs="Arial"/>
+          <w:b/>
+          <w:bCs/>
+          <w:sz w:val="24"/>
+          <w:szCs w:val="24"/>
+          <w:lang w:eastAsia="pt-BR"/>
+        </w:rPr>
+        <w:t xml:space="preserve">. </w:t>
+      </w:r>
+      <w:r>
+        <w:rPr>
+          <w:rFonts w:ascii="Arial" w:eastAsia="Times New Roman" w:hAnsi="Arial" w:cs="Arial"/>
+          <w:b/>
+          <w:bCs/>
+          <w:sz w:val="24"/>
+          <w:szCs w:val="24"/>
+          <w:lang w:eastAsia="pt-BR"/>
+        </w:rPr>
+        <w:t>DESENVOLVIMENTO</w:t>
+      </w:r>
+    </w:p>
+    <w:p>
+      <w:pPr>
+        <w:spacing w:after="0" w:line="360" w:lineRule="auto"/>
+        <w:rPr>
+          <w:rFonts w:ascii="Arial" w:hAnsi="Arial" w:cs="Arial"/>
+          <w:sz w:val="24"/>
+          <w:szCs w:val="24"/>
+        </w:rPr>
+      </w:pPr>
+      <w:r>
+        <w:rPr>
+          <w:rFonts w:ascii="Arial" w:hAnsi="Arial" w:cs="Arial"/>
+          <w:sz w:val="24"/>
+          <w:szCs w:val="24"/>
+        </w:rPr>
+        <w:t>Após uma série de pesquisas, alguns modelos e métodos foram adotados e aprendidos por nós durante o desenvolvimento desse projeto. Além disso, realizamos resumos para estudo e facilitação da implementação no projeto, como:</w:t>
+      </w:r>
+    </w:p>
+    <w:p>
+      <w:pPr>
+        <w:spacing w:after="0" w:line="360" w:lineRule="auto"/>
+        <w:rPr>
+          <w:rFonts w:ascii="Arial" w:eastAsia="Times New Roman" w:hAnsi="Arial" w:cs="Arial"/>
+          <w:b/>
+          <w:bCs/>
+          <w:sz w:val="24"/>
+          <w:szCs w:val="24"/>
+          <w:lang w:eastAsia="pt-BR"/>
+        </w:rPr>
+      </w:pPr>
     </w:p>
     <w:p>
       <w:pPr>
@@ -3041,6 +3094,7 @@
           <w:szCs w:val="24"/>
           <w:lang w:eastAsia="pt-BR"/>
         </w:rPr>
+        <w:lastRenderedPageBreak/>
         <w:t xml:space="preserve">Requisito </w:t>
       </w:r>
       <w:proofErr w:type="spellStart"/>
@@ -3134,7 +3188,6 @@
           <w:szCs w:val="24"/>
           <w:lang w:eastAsia="pt-BR"/>
         </w:rPr>
-        <w:lastRenderedPageBreak/>
         <w:t>2.3. ESCOPOS</w:t>
       </w:r>
       <w:r>
@@ -3925,7 +3978,17 @@
           <w:szCs w:val="24"/>
           <w:lang w:eastAsia="pt-BR"/>
         </w:rPr>
-        <w:t xml:space="preserve"> simplificação de texto, segmentação do conteúdo, reorganização lógica, geração de exemplos e destaque de conceitos-chave. O resultado </w:t>
+        <w:t xml:space="preserve"> simplificação de </w:t>
+      </w:r>
+      <w:r>
+        <w:rPr>
+          <w:rFonts w:ascii="Arial" w:eastAsia="Times New Roman" w:hAnsi="Arial" w:cs="Arial"/>
+          <w:sz w:val="24"/>
+          <w:szCs w:val="24"/>
+          <w:lang w:eastAsia="pt-BR"/>
+        </w:rPr>
+        <w:lastRenderedPageBreak/>
+        <w:t xml:space="preserve">texto, segmentação do conteúdo, reorganização lógica, geração de exemplos e destaque de conceitos-chave. O resultado </w:t>
       </w:r>
       <w:r>
         <w:rPr>
@@ -3970,7 +4033,6 @@
           <w:szCs w:val="24"/>
           <w:lang w:eastAsia="pt-BR"/>
         </w:rPr>
-        <w:lastRenderedPageBreak/>
         <w:t>Etapa de Implementação (</w:t>
       </w:r>
       <w:proofErr w:type="spellStart"/>
@@ -5491,19 +5553,7 @@
           <w:szCs w:val="24"/>
           <w:lang w:eastAsia="pt-BR"/>
         </w:rPr>
-        <w:t>) e blocos de notas organizados visualmente, ampliando</w:t>
-      </w:r>
-      <w:bookmarkStart w:id="0" w:name="_GoBack"/>
-      <w:bookmarkEnd w:id="0"/>
-      <w:r>
-        <w:rPr>
-          <w:rFonts w:ascii="Arial" w:eastAsia="Times New Roman" w:hAnsi="Arial" w:cs="Arial"/>
-          <w:bCs/>
-          <w:sz w:val="24"/>
-          <w:szCs w:val="24"/>
-          <w:lang w:eastAsia="pt-BR"/>
-        </w:rPr>
-        <w:t xml:space="preserve"> as possibilidades pedagógicas do docente.</w:t>
+        <w:t>) e blocos de notas organizados visualmente, ampliando as possibilidades pedagógicas do docente.</w:t>
       </w:r>
     </w:p>
     <w:p>
@@ -5682,28 +5732,19 @@
           <w:szCs w:val="24"/>
           <w:lang w:eastAsia="pt-BR"/>
         </w:rPr>
-        <w:t>Interdisciplinaridade e Expansão para Exatas</w:t>
-      </w:r>
-      <w:r>
-        <w:rPr>
-          <w:rFonts w:ascii="Arial" w:eastAsia="Times New Roman" w:hAnsi="Arial" w:cs="Arial"/>
-          <w:bCs/>
-          <w:sz w:val="24"/>
-          <w:szCs w:val="24"/>
-          <w:lang w:eastAsia="pt-BR"/>
-        </w:rPr>
-        <w:t xml:space="preserve">: O projeto prevê, em futuras versões, a expansão do motor pedagógico para suportar disciplinas </w:t>
+        <w:t xml:space="preserve">Interdisciplinaridade e Expansão </w:t>
       </w:r>
       <w:proofErr w:type="gramStart"/>
       <w:r>
         <w:rPr>
           <w:rFonts w:ascii="Arial" w:eastAsia="Times New Roman" w:hAnsi="Arial" w:cs="Arial"/>
-          <w:bCs/>
-          <w:sz w:val="24"/>
-          <w:szCs w:val="24"/>
-          <w:lang w:eastAsia="pt-BR"/>
-        </w:rPr>
-        <w:t>de Exatas</w:t>
+          <w:b/>
+          <w:bCs/>
+          <w:sz w:val="24"/>
+          <w:szCs w:val="24"/>
+          <w:lang w:eastAsia="pt-BR"/>
+        </w:rPr>
+        <w:t>para Exatas</w:t>
       </w:r>
       <w:proofErr w:type="gramEnd"/>
       <w:r>
@@ -5714,7 +5755,7 @@
           <w:szCs w:val="24"/>
           <w:lang w:eastAsia="pt-BR"/>
         </w:rPr>
-        <w:t xml:space="preserve"> (Matemática, Física e Química). Isso envolverá o desenvolvimento de algoritmos capazes de realizar a adaptação de notações matemáticas, simplificação de fórmulas e acessibilidade para gráficos e equações, garantindo que o suporte do TEA </w:t>
+        <w:t xml:space="preserve">: O projeto prevê, em futuras versões, a expansão do motor pedagógico para suportar disciplinas de Exatas (Matemática, Física e Química). Isso envolverá o desenvolvimento de algoritmos capazes de realizar a adaptação de notações matemáticas, simplificação de fórmulas e acessibilidade para gráficos e equações, garantindo que o suporte do TEA </w:t>
       </w:r>
       <w:proofErr w:type="spellStart"/>
       <w:r>
@@ -6378,7 +6419,29 @@
           <w:szCs w:val="24"/>
           <w:lang w:eastAsia="pt-BR"/>
         </w:rPr>
-        <w:t>4. METODOLOGIA</w:t>
+        <w:t>2.4.</w:t>
+      </w:r>
+      <w:r>
+        <w:rPr>
+          <w:rFonts w:ascii="Arial" w:eastAsia="Times New Roman" w:hAnsi="Arial" w:cs="Arial"/>
+          <w:b/>
+          <w:bCs/>
+          <w:sz w:val="24"/>
+          <w:szCs w:val="24"/>
+          <w:lang w:eastAsia="pt-BR"/>
+        </w:rPr>
+        <w:t xml:space="preserve"> METODOLOGIA</w:t>
+      </w:r>
+      <w:r>
+        <w:rPr>
+          <w:rFonts w:ascii="Arial" w:eastAsia="Times New Roman" w:hAnsi="Arial" w:cs="Arial"/>
+          <w:b/>
+          <w:bCs/>
+          <w:sz w:val="24"/>
+          <w:szCs w:val="24"/>
+          <w:lang w:eastAsia="pt-BR"/>
+        </w:rPr>
+        <w:t>S E TECNOLOGIAS</w:t>
       </w:r>
     </w:p>
     <w:p>
@@ -6518,6 +6581,7 @@
         </w:rPr>
         <w:t xml:space="preserve"> API, Docker, React, CSS, </w:t>
       </w:r>
+      <w:proofErr w:type="spellStart"/>
       <w:r>
         <w:rPr>
           <w:rFonts w:ascii="Arial" w:eastAsia="Times New Roman" w:hAnsi="Arial" w:cs="Arial"/>
@@ -6527,6 +6591,7 @@
         </w:rPr>
         <w:t>TypeScript</w:t>
       </w:r>
+      <w:proofErr w:type="spellEnd"/>
       <w:r>
         <w:rPr>
           <w:rFonts w:ascii="Arial" w:eastAsia="Times New Roman" w:hAnsi="Arial" w:cs="Arial"/>
@@ -6658,7 +6723,44 @@
           <w:szCs w:val="24"/>
           <w:lang w:eastAsia="pt-BR"/>
         </w:rPr>
-        <w:t xml:space="preserve"> (Desenho Universal para a Aprendizagem) para garantir múltiplos meios de engajamento e representação.</w:t>
+        <w:t xml:space="preserve"> (Desenho Universal para a Aprendizagem) </w:t>
+      </w:r>
+      <w:r>
+        <w:rPr>
+          <w:rFonts w:ascii="Arial" w:eastAsia="Times New Roman" w:hAnsi="Arial" w:cs="Arial"/>
+          <w:sz w:val="24"/>
+          <w:szCs w:val="24"/>
+          <w:lang w:eastAsia="pt-BR"/>
+        </w:rPr>
+        <w:t xml:space="preserve">e do modelo </w:t>
+      </w:r>
+      <w:r>
+        <w:rPr>
+          <w:rFonts w:ascii="Arial" w:eastAsia="Times New Roman" w:hAnsi="Arial" w:cs="Arial"/>
+          <w:b/>
+          <w:sz w:val="24"/>
+          <w:szCs w:val="24"/>
+          <w:lang w:eastAsia="pt-BR"/>
+        </w:rPr>
+        <w:t>ADDIE</w:t>
+      </w:r>
+      <w:r>
+        <w:rPr>
+          <w:rFonts w:ascii="Arial" w:eastAsia="Times New Roman" w:hAnsi="Arial" w:cs="Arial"/>
+          <w:sz w:val="24"/>
+          <w:szCs w:val="24"/>
+          <w:lang w:eastAsia="pt-BR"/>
+        </w:rPr>
+        <w:t xml:space="preserve"> </w:t>
+      </w:r>
+      <w:r>
+        <w:rPr>
+          <w:rFonts w:ascii="Arial" w:eastAsia="Times New Roman" w:hAnsi="Arial" w:cs="Arial"/>
+          <w:sz w:val="24"/>
+          <w:szCs w:val="24"/>
+          <w:lang w:eastAsia="pt-BR"/>
+        </w:rPr>
+        <w:t>para garantir múltiplos meios de engajamento e representação.</w:t>
       </w:r>
     </w:p>
     <w:p>
@@ -6845,186 +6947,46 @@
         <w:spacing w:after="0" w:line="360" w:lineRule="auto"/>
         <w:rPr>
           <w:rFonts w:ascii="Arial" w:eastAsia="Times New Roman" w:hAnsi="Arial" w:cs="Arial"/>
-          <w:b/>
-          <w:bCs/>
-          <w:sz w:val="24"/>
-          <w:szCs w:val="24"/>
-          <w:lang w:eastAsia="pt-BR"/>
-        </w:rPr>
-      </w:pPr>
-      <w:r>
-        <w:rPr>
-          <w:rFonts w:ascii="Arial" w:eastAsia="Times New Roman" w:hAnsi="Arial" w:cs="Arial"/>
-          <w:b/>
-          <w:bCs/>
-          <w:sz w:val="24"/>
-          <w:szCs w:val="24"/>
-          <w:lang w:eastAsia="pt-BR"/>
-        </w:rPr>
-        <w:t>5. SOLUÇÃO</w:t>
-      </w:r>
-    </w:p>
-    <w:p>
-      <w:pPr>
-        <w:spacing w:after="0" w:line="360" w:lineRule="auto"/>
-        <w:rPr>
-          <w:rFonts w:ascii="Arial" w:eastAsia="Times New Roman" w:hAnsi="Arial" w:cs="Arial"/>
-          <w:sz w:val="24"/>
-          <w:szCs w:val="24"/>
-          <w:lang w:eastAsia="pt-BR"/>
-        </w:rPr>
-      </w:pPr>
-      <w:r>
-        <w:rPr>
-          <w:rFonts w:ascii="Arial" w:eastAsia="Times New Roman" w:hAnsi="Arial" w:cs="Arial"/>
-          <w:sz w:val="24"/>
-          <w:szCs w:val="24"/>
-          <w:lang w:eastAsia="pt-BR"/>
-        </w:rPr>
-        <w:lastRenderedPageBreak/>
-        <w:t xml:space="preserve">"O TEA </w:t>
-      </w:r>
-      <w:proofErr w:type="spellStart"/>
-      <w:r>
-        <w:rPr>
-          <w:rFonts w:ascii="Arial" w:eastAsia="Times New Roman" w:hAnsi="Arial" w:cs="Arial"/>
-          <w:sz w:val="24"/>
-          <w:szCs w:val="24"/>
-          <w:lang w:eastAsia="pt-BR"/>
-        </w:rPr>
-        <w:t>Learn</w:t>
-      </w:r>
-      <w:proofErr w:type="spellEnd"/>
-      <w:r>
-        <w:rPr>
-          <w:rFonts w:ascii="Arial" w:eastAsia="Times New Roman" w:hAnsi="Arial" w:cs="Arial"/>
-          <w:sz w:val="24"/>
-          <w:szCs w:val="24"/>
-          <w:lang w:eastAsia="pt-BR"/>
-        </w:rPr>
-        <w:t xml:space="preserve"> automatiza a adaptação de conteúdos para garant</w:t>
-      </w:r>
-      <w:r>
-        <w:rPr>
-          <w:rFonts w:ascii="Arial" w:eastAsia="Times New Roman" w:hAnsi="Arial" w:cs="Arial"/>
-          <w:sz w:val="24"/>
-          <w:szCs w:val="24"/>
-          <w:lang w:eastAsia="pt-BR"/>
-        </w:rPr>
-        <w:t>ir a inclusão de alunos com TEA (Transtorno do Espectro Autista)</w:t>
-      </w:r>
-      <w:r>
-        <w:rPr>
-          <w:rFonts w:ascii="Arial" w:eastAsia="Times New Roman" w:hAnsi="Arial" w:cs="Arial"/>
-          <w:sz w:val="24"/>
-          <w:szCs w:val="24"/>
-          <w:lang w:eastAsia="pt-BR"/>
-        </w:rPr>
-        <w:t xml:space="preserve">." </w:t>
-      </w:r>
-      <w:r>
-        <w:rPr>
-          <w:rFonts w:ascii="Arial" w:eastAsia="Times New Roman" w:hAnsi="Arial" w:cs="Arial"/>
-          <w:sz w:val="24"/>
-          <w:szCs w:val="24"/>
-          <w:lang w:eastAsia="pt-BR"/>
-        </w:rPr>
-        <w:t>O professor insere o material didático padrão na plataforma, e a IA reestrutura o conteúdo instantaneamente</w:t>
-      </w:r>
-      <w:r>
-        <w:rPr>
-          <w:rFonts w:ascii="Arial" w:eastAsia="Times New Roman" w:hAnsi="Arial" w:cs="Arial"/>
-          <w:sz w:val="24"/>
-          <w:szCs w:val="24"/>
-          <w:lang w:eastAsia="pt-BR"/>
-        </w:rPr>
-        <w:t xml:space="preserve"> com base nas regras de adaptação</w:t>
-      </w:r>
-      <w:r>
-        <w:rPr>
-          <w:rFonts w:ascii="Arial" w:eastAsia="Times New Roman" w:hAnsi="Arial" w:cs="Arial"/>
-          <w:sz w:val="24"/>
-          <w:szCs w:val="24"/>
-          <w:lang w:eastAsia="pt-BR"/>
-        </w:rPr>
-        <w:t>. O sistema entrega um material reformulado com frases curtas, organização em tópicos, divisão em etapas sequenciais e uma estrutura visual limpa e simplificada. Dessa forma, reduz-se a carga de trabalho do docente e garante-se a autonomia e a inclusão real do estudante com TEA nível 1 no ambiente escolar.</w:t>
-      </w:r>
-    </w:p>
-    <w:p>
-      <w:pPr>
-        <w:spacing w:after="0" w:line="360" w:lineRule="auto"/>
-        <w:jc w:val="both"/>
-        <w:rPr>
-          <w:rFonts w:ascii="Arial" w:hAnsi="Arial" w:cs="Arial"/>
-          <w:sz w:val="24"/>
-          <w:szCs w:val="24"/>
-        </w:rPr>
-      </w:pPr>
-    </w:p>
-    <w:p>
-      <w:pPr>
-        <w:spacing w:after="0" w:line="360" w:lineRule="auto"/>
-        <w:jc w:val="both"/>
-        <w:rPr>
-          <w:rFonts w:ascii="Arial" w:hAnsi="Arial" w:cs="Arial"/>
-          <w:sz w:val="24"/>
-          <w:szCs w:val="24"/>
-        </w:rPr>
-      </w:pPr>
-    </w:p>
-    <w:p>
-      <w:pPr>
-        <w:spacing w:after="0" w:line="360" w:lineRule="auto"/>
-        <w:jc w:val="center"/>
-        <w:rPr>
-          <w:rFonts w:ascii="Arial" w:hAnsi="Arial" w:cs="Arial"/>
-          <w:b/>
-          <w:sz w:val="24"/>
-          <w:szCs w:val="24"/>
-        </w:rPr>
-      </w:pPr>
-      <w:r>
-        <w:rPr>
-          <w:rFonts w:ascii="Arial" w:hAnsi="Arial" w:cs="Arial"/>
-          <w:b/>
-          <w:sz w:val="24"/>
-          <w:szCs w:val="24"/>
-        </w:rPr>
-        <w:t>DESENVOLVIMENTO</w:t>
-      </w:r>
-    </w:p>
-    <w:p>
-      <w:pPr>
-        <w:spacing w:after="0" w:line="360" w:lineRule="auto"/>
-        <w:rPr>
-          <w:rFonts w:ascii="Arial" w:hAnsi="Arial" w:cs="Arial"/>
-          <w:sz w:val="24"/>
-          <w:szCs w:val="24"/>
-        </w:rPr>
-      </w:pPr>
-      <w:r>
-        <w:rPr>
-          <w:rFonts w:ascii="Arial" w:hAnsi="Arial" w:cs="Arial"/>
-          <w:sz w:val="24"/>
-          <w:szCs w:val="24"/>
-        </w:rPr>
-        <w:t>Após uma série de pesquisas, alguns modelos e métodos foram adotados e aprendidos por nós durante o desenvolvimento desse projeto. Além disso, realizamos resumos para estudo e facilitação da implementação no projeto, como:</w:t>
-      </w:r>
-    </w:p>
-    <w:p>
-      <w:pPr>
-        <w:spacing w:after="0" w:line="360" w:lineRule="auto"/>
-        <w:rPr>
-          <w:rFonts w:ascii="Arial" w:hAnsi="Arial" w:cs="Arial"/>
-          <w:sz w:val="24"/>
-          <w:szCs w:val="24"/>
-        </w:rPr>
-      </w:pPr>
-    </w:p>
-    <w:p>
-      <w:pPr>
-        <w:spacing w:after="0" w:line="360" w:lineRule="auto"/>
-        <w:jc w:val="center"/>
+          <w:sz w:val="24"/>
+          <w:szCs w:val="24"/>
+          <w:lang w:eastAsia="pt-BR"/>
+        </w:rPr>
+      </w:pPr>
+    </w:p>
+    <w:p>
+      <w:pPr>
+        <w:spacing w:after="0" w:line="360" w:lineRule="auto"/>
+        <w:rPr>
+          <w:rFonts w:ascii="Arial" w:eastAsia="Times New Roman" w:hAnsi="Arial" w:cs="Arial"/>
+          <w:sz w:val="24"/>
+          <w:szCs w:val="24"/>
+          <w:lang w:eastAsia="pt-BR"/>
+        </w:rPr>
+      </w:pPr>
+    </w:p>
+    <w:p>
+      <w:pPr>
+        <w:spacing w:after="0" w:line="360" w:lineRule="auto"/>
+        <w:rPr>
+          <w:rFonts w:ascii="Arial" w:hAnsi="Arial" w:cs="Arial"/>
+          <w:sz w:val="24"/>
+          <w:szCs w:val="24"/>
+        </w:rPr>
+      </w:pPr>
+    </w:p>
+    <w:p>
+      <w:pPr>
+        <w:spacing w:after="0" w:line="360" w:lineRule="auto"/>
+        <w:rPr>
+          <w:rFonts w:ascii="Arial" w:hAnsi="Arial" w:cs="Arial"/>
+          <w:sz w:val="24"/>
+          <w:szCs w:val="24"/>
+        </w:rPr>
+      </w:pPr>
+    </w:p>
+    <w:p>
+      <w:pPr>
+        <w:spacing w:after="0" w:line="360" w:lineRule="auto"/>
         <w:rPr>
           <w:rFonts w:ascii="Arial" w:hAnsi="Arial" w:cs="Arial"/>
           <w:b/>
@@ -7359,7 +7321,6 @@
           <w:sz w:val="24"/>
           <w:szCs w:val="24"/>
         </w:rPr>
-        <w:lastRenderedPageBreak/>
         <w:t>Comunicação</w:t>
       </w:r>
       <w:r>
@@ -7508,21 +7469,54 @@
     <w:p>
       <w:pPr>
         <w:spacing w:after="0" w:line="360" w:lineRule="auto"/>
-        <w:jc w:val="center"/>
-        <w:rPr>
-          <w:rFonts w:ascii="Arial" w:hAnsi="Arial" w:cs="Arial"/>
-          <w:b/>
-          <w:sz w:val="24"/>
-          <w:szCs w:val="24"/>
-        </w:rPr>
-      </w:pPr>
-      <w:r>
-        <w:rPr>
-          <w:rFonts w:ascii="Arial" w:hAnsi="Arial" w:cs="Arial"/>
-          <w:b/>
-          <w:sz w:val="24"/>
-          <w:szCs w:val="24"/>
-        </w:rPr>
+        <w:jc w:val="both"/>
+        <w:rPr>
+          <w:rFonts w:ascii="Arial" w:hAnsi="Arial" w:cs="Arial"/>
+          <w:sz w:val="24"/>
+          <w:szCs w:val="24"/>
+        </w:rPr>
+      </w:pPr>
+    </w:p>
+    <w:p>
+      <w:pPr>
+        <w:spacing w:after="0" w:line="360" w:lineRule="auto"/>
+        <w:jc w:val="both"/>
+        <w:rPr>
+          <w:rFonts w:ascii="Arial" w:hAnsi="Arial" w:cs="Arial"/>
+          <w:sz w:val="24"/>
+          <w:szCs w:val="24"/>
+        </w:rPr>
+      </w:pPr>
+    </w:p>
+    <w:p>
+      <w:pPr>
+        <w:spacing w:after="0" w:line="360" w:lineRule="auto"/>
+        <w:jc w:val="both"/>
+        <w:rPr>
+          <w:rFonts w:ascii="Arial" w:hAnsi="Arial" w:cs="Arial"/>
+          <w:sz w:val="24"/>
+          <w:szCs w:val="24"/>
+        </w:rPr>
+      </w:pPr>
+    </w:p>
+    <w:p>
+      <w:pPr>
+        <w:spacing w:after="0" w:line="360" w:lineRule="auto"/>
+        <w:rPr>
+          <w:rFonts w:ascii="Arial" w:hAnsi="Arial" w:cs="Arial"/>
+          <w:b/>
+          <w:sz w:val="24"/>
+          <w:szCs w:val="24"/>
+        </w:rPr>
+      </w:pPr>
+      <w:r>
+        <w:rPr>
+          <w:rFonts w:ascii="Arial" w:hAnsi="Arial" w:cs="Arial"/>
+          <w:b/>
+          <w:sz w:val="24"/>
+          <w:szCs w:val="24"/>
+        </w:rPr>
+        <w:lastRenderedPageBreak/>
         <w:t>ABA</w:t>
       </w:r>
     </w:p>
@@ -7971,7 +7965,6 @@
           <w:szCs w:val="24"/>
           <w:lang w:eastAsia="pt-BR"/>
         </w:rPr>
-        <w:lastRenderedPageBreak/>
         <w:t>Habilidades Sociais:</w:t>
       </w:r>
       <w:r>
@@ -8039,7 +8032,6 @@
     <w:p>
       <w:pPr>
         <w:spacing w:after="0" w:line="360" w:lineRule="auto"/>
-        <w:jc w:val="center"/>
         <w:rPr>
           <w:rFonts w:ascii="Arial" w:hAnsi="Arial" w:cs="Arial"/>
           <w:b/>
@@ -8096,7 +8088,17 @@
           <w:szCs w:val="24"/>
           <w:lang w:eastAsia="pt-BR"/>
         </w:rPr>
-        <w:t xml:space="preserve"> é uma condição do desenvolvimento que afeta principalmente a forma como a pessoa se comunica, interage socialmente e organiza seu comportamento. Ele é chamado de “espectro” porque pode se manifestar de maneiras muito diferentes em cada indivíduo — alguns têm mais autonomia, outros precisam de apoio constante.</w:t>
+        <w:t xml:space="preserve"> é uma condição do desenvolvimento que afeta principalmente a forma como a pessoa se comunica, interage socialmente e organiza seu comportamento. Ele é chamado de “espectro” porque pode se </w:t>
+      </w:r>
+      <w:r>
+        <w:rPr>
+          <w:rFonts w:ascii="Arial" w:eastAsia="Times New Roman" w:hAnsi="Arial" w:cs="Arial"/>
+          <w:sz w:val="24"/>
+          <w:szCs w:val="24"/>
+          <w:lang w:eastAsia="pt-BR"/>
+        </w:rPr>
+        <w:lastRenderedPageBreak/>
+        <w:t>manifestar de maneiras muito diferentes em cada indivíduo — alguns têm mais autonomia, outros precisam de apoio constante.</w:t>
       </w:r>
     </w:p>
     <w:p>
@@ -8412,7 +8414,6 @@
           <w:szCs w:val="24"/>
           <w:lang w:eastAsia="pt-BR"/>
         </w:rPr>
-        <w:lastRenderedPageBreak/>
         <w:t>A DI também é classificada em graus: leve, moderada, grave ou profunda, dependendo do quanto a pessoa consegue aplicar o que sabe na prática (como cuidar da higiene, usar dinheiro ou se locomover com segurança).</w:t>
       </w:r>
     </w:p>
@@ -8554,6 +8555,7 @@
           <w:szCs w:val="24"/>
           <w:lang w:eastAsia="pt-BR"/>
         </w:rPr>
+        <w:lastRenderedPageBreak/>
         <w:t>Em resumo, o TEA mostra como cada pessoa se relaciona com o mundo em termos de comunicação e comportamento, enquanto a DI mostra como ela aprende e aplica o que sabe. Juntas, essas informações ajudam médicos e terapeutas a definir o tipo de apoio necessário para que o indivíduo tenha mais qualidade de vida e autonomia.</w:t>
       </w:r>
     </w:p>
@@ -8571,7 +8573,6 @@
     <w:p>
       <w:pPr>
         <w:spacing w:after="0" w:line="360" w:lineRule="auto"/>
-        <w:jc w:val="center"/>
         <w:rPr>
           <w:rFonts w:ascii="Arial" w:hAnsi="Arial" w:cs="Arial"/>
           <w:b/>
@@ -8587,15 +8588,6 @@
           <w:szCs w:val="24"/>
         </w:rPr>
         <w:t>ADDIE</w:t>
-      </w:r>
-      <w:r>
-        <w:rPr>
-          <w:rFonts w:ascii="Arial" w:hAnsi="Arial" w:cs="Arial"/>
-          <w:b/>
-          <w:sz w:val="24"/>
-          <w:szCs w:val="24"/>
-        </w:rPr>
-        <w:t>:</w:t>
       </w:r>
     </w:p>
     <w:p>
@@ -8716,16 +8708,7 @@
           <w:sz w:val="24"/>
           <w:szCs w:val="24"/>
         </w:rPr>
-        <w:t xml:space="preserve">, a inteligência artificial aplica essas regras ao material original. O processamento envolve simplificação de texto, </w:t>
-      </w:r>
-      <w:r>
-        <w:rPr>
-          <w:rFonts w:ascii="Arial" w:hAnsi="Arial" w:cs="Arial"/>
-          <w:sz w:val="24"/>
-          <w:szCs w:val="24"/>
-        </w:rPr>
-        <w:lastRenderedPageBreak/>
-        <w:t>segmentação do conteúdo, reorganização lógica, geração de exemplos e destaque de conceitos-chave. O resultado é o material adaptado.</w:t>
+        <w:t>, a inteligência artificial aplica essas regras ao material original. O processamento envolve simplificação de texto, segmentação do conteúdo, reorganização lógica, geração de exemplos e destaque de conceitos-chave. O resultado é o material adaptado.</w:t>
       </w:r>
     </w:p>
     <w:p>
@@ -8850,80 +8833,41 @@
     <w:p>
       <w:pPr>
         <w:spacing w:after="0" w:line="360" w:lineRule="auto"/>
-        <w:jc w:val="center"/>
-        <w:rPr>
-          <w:rFonts w:ascii="Arial" w:hAnsi="Arial" w:cs="Arial"/>
-          <w:b/>
-          <w:sz w:val="24"/>
-          <w:szCs w:val="24"/>
-        </w:rPr>
-      </w:pPr>
-      <w:r>
-        <w:rPr>
-          <w:rFonts w:ascii="Arial" w:hAnsi="Arial" w:cs="Arial"/>
-          <w:b/>
-          <w:sz w:val="24"/>
-          <w:szCs w:val="24"/>
-        </w:rPr>
-        <w:t>DIAGRAMA DE GANTT</w:t>
-      </w:r>
-    </w:p>
-    <w:p>
-      <w:pPr>
-        <w:spacing w:after="0" w:line="360" w:lineRule="auto"/>
-        <w:jc w:val="both"/>
-        <w:rPr>
-          <w:rFonts w:ascii="Arial" w:hAnsi="Arial" w:cs="Arial"/>
-          <w:sz w:val="24"/>
-          <w:szCs w:val="24"/>
-        </w:rPr>
-      </w:pPr>
-      <w:r>
-        <w:rPr>
-          <w:rFonts w:ascii="Arial" w:hAnsi="Arial" w:cs="Arial"/>
-          <w:sz w:val="24"/>
-          <w:szCs w:val="24"/>
-        </w:rPr>
-        <w:tab/>
-        <w:t>F</w:t>
-      </w:r>
-      <w:r>
-        <w:rPr>
-          <w:rFonts w:ascii="Arial" w:hAnsi="Arial" w:cs="Arial"/>
-          <w:sz w:val="24"/>
-          <w:szCs w:val="24"/>
-        </w:rPr>
-        <w:t>erramenta visual de gestão de projetos com foco em simplificar datas de entrega, quais as tarefas foram e serão feitas e quanto tempo cada uma levou. A mecânica de estruturação é feita com base na adição de tarefas de forma vertical e os períodos de realização ou prazos de forma horizontal.</w:t>
-      </w:r>
-    </w:p>
-    <w:p>
-      <w:pPr>
-        <w:spacing w:after="0" w:line="360" w:lineRule="auto"/>
-        <w:rPr>
-          <w:rFonts w:ascii="Arial" w:hAnsi="Arial" w:cs="Arial"/>
-          <w:sz w:val="24"/>
-          <w:szCs w:val="24"/>
-        </w:rPr>
-      </w:pPr>
-    </w:p>
-    <w:p>
-      <w:pPr>
-        <w:spacing w:after="0" w:line="360" w:lineRule="auto"/>
-        <w:jc w:val="center"/>
-        <w:rPr>
-          <w:rFonts w:ascii="Arial" w:hAnsi="Arial" w:cs="Arial"/>
-          <w:b/>
-          <w:sz w:val="24"/>
-          <w:szCs w:val="24"/>
-        </w:rPr>
-      </w:pPr>
-      <w:r>
-        <w:rPr>
-          <w:rFonts w:ascii="Arial" w:hAnsi="Arial" w:cs="Arial"/>
-          <w:b/>
-          <w:sz w:val="24"/>
-          <w:szCs w:val="24"/>
-        </w:rPr>
+        <w:rPr>
+          <w:rFonts w:ascii="Arial" w:hAnsi="Arial" w:cs="Arial"/>
+          <w:sz w:val="24"/>
+          <w:szCs w:val="24"/>
+        </w:rPr>
+      </w:pPr>
+    </w:p>
+    <w:p>
+      <w:pPr>
+        <w:spacing w:after="0" w:line="360" w:lineRule="auto"/>
+        <w:rPr>
+          <w:rFonts w:ascii="Arial" w:hAnsi="Arial" w:cs="Arial"/>
+          <w:sz w:val="24"/>
+          <w:szCs w:val="24"/>
+        </w:rPr>
+      </w:pPr>
+    </w:p>
+    <w:p>
+      <w:pPr>
+        <w:spacing w:after="0" w:line="360" w:lineRule="auto"/>
+        <w:rPr>
+          <w:rFonts w:ascii="Arial" w:hAnsi="Arial" w:cs="Arial"/>
+          <w:b/>
+          <w:sz w:val="24"/>
+          <w:szCs w:val="24"/>
+        </w:rPr>
+      </w:pPr>
+      <w:r>
+        <w:rPr>
+          <w:rFonts w:ascii="Arial" w:hAnsi="Arial" w:cs="Arial"/>
+          <w:b/>
+          <w:sz w:val="24"/>
+          <w:szCs w:val="24"/>
+        </w:rPr>
+        <w:lastRenderedPageBreak/>
         <w:t>DUA</w:t>
       </w:r>
     </w:p>
@@ -9187,7 +9131,6 @@
           <w:sz w:val="24"/>
           <w:szCs w:val="24"/>
         </w:rPr>
-        <w:lastRenderedPageBreak/>
         <w:t>Relação com o TEA</w:t>
       </w:r>
     </w:p>
@@ -9457,21 +9400,44 @@
         <w:jc w:val="both"/>
         <w:rPr>
           <w:rFonts w:ascii="Arial" w:hAnsi="Arial" w:cs="Arial"/>
-          <w:b/>
-          <w:bCs/>
-          <w:sz w:val="24"/>
-          <w:szCs w:val="24"/>
-        </w:rPr>
-      </w:pPr>
-      <w:r>
-        <w:rPr>
-          <w:rFonts w:ascii="Arial" w:hAnsi="Arial" w:cs="Arial"/>
-          <w:b/>
-          <w:bCs/>
-          <w:sz w:val="24"/>
-          <w:szCs w:val="24"/>
-        </w:rPr>
-        <w:t>Conclusão</w:t>
+          <w:sz w:val="24"/>
+          <w:szCs w:val="24"/>
+        </w:rPr>
+      </w:pPr>
+    </w:p>
+    <w:p>
+      <w:pPr>
+        <w:spacing w:after="0" w:line="360" w:lineRule="auto"/>
+        <w:jc w:val="both"/>
+        <w:rPr>
+          <w:rFonts w:ascii="Arial" w:hAnsi="Arial" w:cs="Arial"/>
+          <w:sz w:val="24"/>
+          <w:szCs w:val="24"/>
+        </w:rPr>
+      </w:pPr>
+    </w:p>
+    <w:p>
+      <w:pPr>
+        <w:spacing w:after="0" w:line="360" w:lineRule="auto"/>
+        <w:jc w:val="both"/>
+        <w:rPr>
+          <w:rFonts w:ascii="Arial" w:hAnsi="Arial" w:cs="Arial"/>
+          <w:b/>
+          <w:bCs/>
+          <w:sz w:val="24"/>
+          <w:szCs w:val="24"/>
+        </w:rPr>
+      </w:pPr>
+      <w:r>
+        <w:rPr>
+          <w:rFonts w:ascii="Arial" w:hAnsi="Arial" w:cs="Arial"/>
+          <w:b/>
+          <w:bCs/>
+          <w:sz w:val="24"/>
+          <w:szCs w:val="24"/>
+        </w:rPr>
+        <w:lastRenderedPageBreak/>
+        <w:t>Resumo</w:t>
       </w:r>
     </w:p>
     <w:p>
@@ -9543,7 +9509,64 @@
     <w:p>
       <w:pPr>
         <w:spacing w:after="0" w:line="360" w:lineRule="auto"/>
-        <w:jc w:val="center"/>
+        <w:rPr>
+          <w:rFonts w:ascii="Arial" w:hAnsi="Arial" w:cs="Arial"/>
+          <w:b/>
+          <w:sz w:val="24"/>
+          <w:szCs w:val="24"/>
+        </w:rPr>
+      </w:pPr>
+      <w:r>
+        <w:rPr>
+          <w:rFonts w:ascii="Arial" w:hAnsi="Arial" w:cs="Arial"/>
+          <w:b/>
+          <w:sz w:val="24"/>
+          <w:szCs w:val="24"/>
+        </w:rPr>
+        <w:t>DIAGRAMA DE GANTT</w:t>
+      </w:r>
+    </w:p>
+    <w:p>
+      <w:pPr>
+        <w:spacing w:after="0" w:line="360" w:lineRule="auto"/>
+        <w:jc w:val="both"/>
+        <w:rPr>
+          <w:rFonts w:ascii="Arial" w:hAnsi="Arial" w:cs="Arial"/>
+          <w:sz w:val="24"/>
+          <w:szCs w:val="24"/>
+        </w:rPr>
+      </w:pPr>
+      <w:r>
+        <w:rPr>
+          <w:rFonts w:ascii="Arial" w:hAnsi="Arial" w:cs="Arial"/>
+          <w:sz w:val="24"/>
+          <w:szCs w:val="24"/>
+        </w:rPr>
+        <w:tab/>
+        <w:t>F</w:t>
+      </w:r>
+      <w:r>
+        <w:rPr>
+          <w:rFonts w:ascii="Arial" w:hAnsi="Arial" w:cs="Arial"/>
+          <w:sz w:val="24"/>
+          <w:szCs w:val="24"/>
+        </w:rPr>
+        <w:t>erramenta visual de gestão de projetos com foco em simplificar datas de entrega, quais as tarefas foram e serão feitas e quanto tempo cada uma levou. A mecânica de estruturação é feita com base na adição de tarefas de forma vertical e os períodos de realização ou prazos de forma horizontal.</w:t>
+      </w:r>
+    </w:p>
+    <w:p>
+      <w:pPr>
+        <w:spacing w:after="0" w:line="360" w:lineRule="auto"/>
+        <w:rPr>
+          <w:rFonts w:ascii="Arial" w:hAnsi="Arial" w:cs="Arial"/>
+          <w:sz w:val="24"/>
+          <w:szCs w:val="24"/>
+        </w:rPr>
+      </w:pPr>
+    </w:p>
+    <w:p>
+      <w:pPr>
+        <w:spacing w:after="0" w:line="360" w:lineRule="auto"/>
         <w:rPr>
           <w:rFonts w:ascii="Arial" w:hAnsi="Arial" w:cs="Arial"/>
           <w:b/>
@@ -9602,30 +9625,118 @@
     <w:p>
       <w:pPr>
         <w:spacing w:after="0" w:line="360" w:lineRule="auto"/>
-        <w:jc w:val="center"/>
-        <w:rPr>
-          <w:rFonts w:ascii="Arial" w:hAnsi="Arial" w:cs="Arial"/>
-          <w:sz w:val="24"/>
-          <w:szCs w:val="24"/>
-        </w:rPr>
-      </w:pPr>
-    </w:p>
-    <w:p>
-      <w:pPr>
-        <w:spacing w:after="0" w:line="360" w:lineRule="auto"/>
-        <w:rPr>
-          <w:rFonts w:ascii="Arial" w:hAnsi="Arial" w:cs="Arial"/>
-          <w:sz w:val="24"/>
-          <w:szCs w:val="24"/>
-        </w:rPr>
-      </w:pPr>
-      <w:r>
-        <w:rPr>
-          <w:rFonts w:ascii="Arial" w:hAnsi="Arial" w:cs="Arial"/>
-          <w:sz w:val="24"/>
-          <w:szCs w:val="24"/>
-        </w:rPr>
-        <w:t>DIAGRAMA DE GANTT</w:t>
+        <w:ind w:firstLine="708"/>
+        <w:jc w:val="both"/>
+        <w:rPr>
+          <w:rFonts w:ascii="Arial" w:hAnsi="Arial" w:cs="Arial"/>
+          <w:sz w:val="24"/>
+          <w:szCs w:val="24"/>
+        </w:rPr>
+      </w:pPr>
+    </w:p>
+    <w:p>
+      <w:pPr>
+        <w:spacing w:after="0" w:line="360" w:lineRule="auto"/>
+        <w:rPr>
+          <w:rFonts w:ascii="Arial" w:eastAsia="Times New Roman" w:hAnsi="Arial" w:cs="Arial"/>
+          <w:b/>
+          <w:bCs/>
+          <w:sz w:val="24"/>
+          <w:szCs w:val="24"/>
+          <w:lang w:eastAsia="pt-BR"/>
+        </w:rPr>
+      </w:pPr>
+      <w:r>
+        <w:rPr>
+          <w:rFonts w:ascii="Arial" w:eastAsia="Times New Roman" w:hAnsi="Arial" w:cs="Arial"/>
+          <w:b/>
+          <w:bCs/>
+          <w:sz w:val="24"/>
+          <w:szCs w:val="24"/>
+          <w:lang w:eastAsia="pt-BR"/>
+        </w:rPr>
+        <w:t>3</w:t>
+      </w:r>
+      <w:r>
+        <w:rPr>
+          <w:rFonts w:ascii="Arial" w:eastAsia="Times New Roman" w:hAnsi="Arial" w:cs="Arial"/>
+          <w:b/>
+          <w:bCs/>
+          <w:sz w:val="24"/>
+          <w:szCs w:val="24"/>
+          <w:lang w:eastAsia="pt-BR"/>
+        </w:rPr>
+        <w:t>.</w:t>
+      </w:r>
+      <w:r>
+        <w:rPr>
+          <w:rFonts w:ascii="Arial" w:eastAsia="Times New Roman" w:hAnsi="Arial" w:cs="Arial"/>
+          <w:b/>
+          <w:bCs/>
+          <w:sz w:val="24"/>
+          <w:szCs w:val="24"/>
+          <w:lang w:eastAsia="pt-BR"/>
+        </w:rPr>
+        <w:t xml:space="preserve"> </w:t>
+      </w:r>
+      <w:r>
+        <w:rPr>
+          <w:rFonts w:ascii="Arial" w:eastAsia="Times New Roman" w:hAnsi="Arial" w:cs="Arial"/>
+          <w:b/>
+          <w:bCs/>
+          <w:sz w:val="24"/>
+          <w:szCs w:val="24"/>
+          <w:lang w:eastAsia="pt-BR"/>
+        </w:rPr>
+        <w:t>SOLUÇÃO</w:t>
+      </w:r>
+      <w:bookmarkStart w:id="0" w:name="_GoBack"/>
+      <w:bookmarkEnd w:id="0"/>
+    </w:p>
+    <w:p>
+      <w:pPr>
+        <w:spacing w:after="0" w:line="360" w:lineRule="auto"/>
+        <w:rPr>
+          <w:rFonts w:ascii="Arial" w:hAnsi="Arial" w:cs="Arial"/>
+          <w:sz w:val="24"/>
+          <w:szCs w:val="24"/>
+        </w:rPr>
+      </w:pPr>
+      <w:r>
+        <w:rPr>
+          <w:rFonts w:ascii="Arial" w:hAnsi="Arial" w:cs="Arial"/>
+          <w:sz w:val="24"/>
+          <w:szCs w:val="24"/>
+        </w:rPr>
+        <w:t>TEXTO CONCLUSIVO SOBRE O NOSSO PROJETO (Após a identificação dos problemas, com o objetivo de ajudar os professores e através da conversão utilizando o ADDIE, concluímos que funciona ou não)</w:t>
+      </w:r>
+    </w:p>
+    <w:p>
+      <w:pPr>
+        <w:spacing w:after="0" w:line="360" w:lineRule="auto"/>
+        <w:rPr>
+          <w:rFonts w:ascii="Arial" w:hAnsi="Arial" w:cs="Arial"/>
+          <w:sz w:val="24"/>
+          <w:szCs w:val="24"/>
+        </w:rPr>
+      </w:pPr>
+    </w:p>
+    <w:p>
+      <w:pPr>
+        <w:spacing w:after="0" w:line="360" w:lineRule="auto"/>
+        <w:rPr>
+          <w:rFonts w:ascii="Arial" w:hAnsi="Arial" w:cs="Arial"/>
+          <w:sz w:val="24"/>
+          <w:szCs w:val="24"/>
+        </w:rPr>
+      </w:pPr>
+      <w:r>
+        <w:rPr>
+          <w:rFonts w:ascii="Arial" w:hAnsi="Arial" w:cs="Arial"/>
+          <w:sz w:val="24"/>
+          <w:szCs w:val="24"/>
+        </w:rPr>
+        <w:t>MER</w:t>
       </w:r>
     </w:p>
     <w:p>
@@ -9646,10 +9757,10 @@
           <w:lang w:eastAsia="pt-BR"/>
         </w:rPr>
         <w:drawing>
-          <wp:inline distT="0" distB="0" distL="0" distR="0" wp14:anchorId="5C7599E5" wp14:editId="76EC532C">
-            <wp:extent cx="5760085" cy="902335"/>
-            <wp:effectExtent l="0" t="0" r="0" b="0"/>
-            <wp:docPr id="1" name="Imagem 1"/>
+          <wp:inline distT="0" distB="0" distL="0" distR="0" wp14:anchorId="451C36C7" wp14:editId="60466870">
+            <wp:extent cx="5760085" cy="1310640"/>
+            <wp:effectExtent l="0" t="0" r="0" b="3810"/>
+            <wp:docPr id="7" name="Imagem 7"/>
             <wp:cNvGraphicFramePr>
               <a:graphicFrameLocks xmlns:a="http://schemas.openxmlformats.org/drawingml/2006/main" noChangeAspect="1"/>
             </wp:cNvGraphicFramePr>
@@ -9657,7 +9768,7 @@
               <a:graphicData uri="http://schemas.openxmlformats.org/drawingml/2006/picture">
                 <pic:pic xmlns:pic="http://schemas.openxmlformats.org/drawingml/2006/picture">
                   <pic:nvPicPr>
-                    <pic:cNvPr id="1" name="DiagramaGanttTCC.jpg"/>
+                    <pic:cNvPr id="7" name="MER.jpg"/>
                     <pic:cNvPicPr/>
                   </pic:nvPicPr>
                   <pic:blipFill>
@@ -9675,7 +9786,7 @@
                   <pic:spPr>
                     <a:xfrm>
                       <a:off x="0" y="0"/>
-                      <a:ext cx="5760085" cy="902335"/>
+                      <a:ext cx="5760085" cy="1310640"/>
                     </a:xfrm>
                     <a:prstGeom prst="rect">
                       <a:avLst/>
@@ -9707,13 +9818,34 @@
           <w:szCs w:val="24"/>
         </w:rPr>
       </w:pPr>
-      <w:r>
-        <w:rPr>
-          <w:rFonts w:ascii="Arial" w:hAnsi="Arial" w:cs="Arial"/>
-          <w:sz w:val="24"/>
-          <w:szCs w:val="24"/>
-        </w:rPr>
-        <w:t>UML</w:t>
+    </w:p>
+    <w:p>
+      <w:pPr>
+        <w:spacing w:after="0" w:line="360" w:lineRule="auto"/>
+        <w:rPr>
+          <w:rFonts w:ascii="Arial" w:hAnsi="Arial" w:cs="Arial"/>
+          <w:sz w:val="24"/>
+          <w:szCs w:val="24"/>
+        </w:rPr>
+      </w:pPr>
+    </w:p>
+    <w:p>
+      <w:pPr>
+        <w:spacing w:after="0" w:line="360" w:lineRule="auto"/>
+        <w:rPr>
+          <w:rFonts w:ascii="Arial" w:hAnsi="Arial" w:cs="Arial"/>
+          <w:sz w:val="24"/>
+          <w:szCs w:val="24"/>
+        </w:rPr>
+      </w:pPr>
+      <w:r>
+        <w:rPr>
+          <w:rFonts w:ascii="Arial" w:hAnsi="Arial" w:cs="Arial"/>
+          <w:sz w:val="24"/>
+          <w:szCs w:val="24"/>
+        </w:rPr>
+        <w:lastRenderedPageBreak/>
+        <w:t>DER</w:t>
       </w:r>
     </w:p>
     <w:p>
@@ -9733,87 +9865,8 @@
           <w:szCs w:val="24"/>
           <w:lang w:eastAsia="pt-BR"/>
         </w:rPr>
-        <w:lastRenderedPageBreak/>
         <w:drawing>
-          <wp:inline distT="0" distB="0" distL="0" distR="0" wp14:anchorId="3829F526" wp14:editId="65B4DE1A">
-            <wp:extent cx="5760085" cy="1601470"/>
-            <wp:effectExtent l="0" t="0" r="0" b="0"/>
-            <wp:docPr id="12" name="Imagem 12"/>
-            <wp:cNvGraphicFramePr>
-              <a:graphicFrameLocks xmlns:a="http://schemas.openxmlformats.org/drawingml/2006/main" noChangeAspect="1"/>
-            </wp:cNvGraphicFramePr>
-            <a:graphic xmlns:a="http://schemas.openxmlformats.org/drawingml/2006/main">
-              <a:graphicData uri="http://schemas.openxmlformats.org/drawingml/2006/picture">
-                <pic:pic xmlns:pic="http://schemas.openxmlformats.org/drawingml/2006/picture">
-                  <pic:nvPicPr>
-                    <pic:cNvPr id="12" name="UML-TCC.jpg"/>
-                    <pic:cNvPicPr/>
-                  </pic:nvPicPr>
-                  <pic:blipFill>
-                    <a:blip r:embed="rId15" cstate="print">
-                      <a:extLst>
-                        <a:ext uri="{28A0092B-C50C-407E-A947-70E740481C1C}">
-                          <a14:useLocalDpi xmlns:a14="http://schemas.microsoft.com/office/drawing/2010/main" val="0"/>
-                        </a:ext>
-                      </a:extLst>
-                    </a:blip>
-                    <a:stretch>
-                      <a:fillRect/>
-                    </a:stretch>
-                  </pic:blipFill>
-                  <pic:spPr>
-                    <a:xfrm>
-                      <a:off x="0" y="0"/>
-                      <a:ext cx="5760085" cy="1601470"/>
-                    </a:xfrm>
-                    <a:prstGeom prst="rect">
-                      <a:avLst/>
-                    </a:prstGeom>
-                  </pic:spPr>
-                </pic:pic>
-              </a:graphicData>
-            </a:graphic>
-          </wp:inline>
-        </w:drawing>
-      </w:r>
-    </w:p>
-    <w:p>
-      <w:pPr>
-        <w:spacing w:after="0" w:line="360" w:lineRule="auto"/>
-        <w:rPr>
-          <w:rFonts w:ascii="Arial" w:hAnsi="Arial" w:cs="Arial"/>
-          <w:sz w:val="24"/>
-          <w:szCs w:val="24"/>
-        </w:rPr>
-      </w:pPr>
-      <w:r>
-        <w:rPr>
-          <w:rFonts w:ascii="Arial" w:hAnsi="Arial" w:cs="Arial"/>
-          <w:sz w:val="24"/>
-          <w:szCs w:val="24"/>
-        </w:rPr>
-        <w:t>DER</w:t>
-      </w:r>
-    </w:p>
-    <w:p>
-      <w:pPr>
-        <w:spacing w:after="0" w:line="360" w:lineRule="auto"/>
-        <w:rPr>
-          <w:rFonts w:ascii="Arial" w:hAnsi="Arial" w:cs="Arial"/>
-          <w:sz w:val="24"/>
-          <w:szCs w:val="24"/>
-        </w:rPr>
-      </w:pPr>
-      <w:r>
-        <w:rPr>
-          <w:rFonts w:ascii="Arial" w:hAnsi="Arial" w:cs="Arial"/>
-          <w:noProof/>
-          <w:sz w:val="24"/>
-          <w:szCs w:val="24"/>
-          <w:lang w:eastAsia="pt-BR"/>
-        </w:rPr>
-        <w:drawing>
-          <wp:inline distT="0" distB="0" distL="0" distR="0" wp14:anchorId="0F99CCBC" wp14:editId="62173AE4">
+          <wp:inline distT="0" distB="0" distL="0" distR="0" wp14:anchorId="178743D9" wp14:editId="369F3DC4">
             <wp:extent cx="5760085" cy="1136015"/>
             <wp:effectExtent l="0" t="0" r="0" b="6985"/>
             <wp:docPr id="4" name="Imagem 4"/>
@@ -9828,7 +9881,7 @@
                     <pic:cNvPicPr/>
                   </pic:nvPicPr>
                   <pic:blipFill>
-                    <a:blip r:embed="rId16">
+                    <a:blip r:embed="rId15">
                       <a:extLst>
                         <a:ext uri="{28A0092B-C50C-407E-A947-70E740481C1C}">
                           <a14:useLocalDpi xmlns:a14="http://schemas.microsoft.com/office/drawing/2010/main" val="0"/>
@@ -9884,43 +9937,13 @@
           <w:szCs w:val="24"/>
         </w:rPr>
       </w:pPr>
-    </w:p>
-    <w:p>
-      <w:pPr>
-        <w:spacing w:after="0" w:line="360" w:lineRule="auto"/>
-        <w:rPr>
-          <w:rFonts w:ascii="Arial" w:hAnsi="Arial" w:cs="Arial"/>
-          <w:sz w:val="24"/>
-          <w:szCs w:val="24"/>
-        </w:rPr>
-      </w:pPr>
-    </w:p>
-    <w:p>
-      <w:pPr>
-        <w:spacing w:after="0" w:line="360" w:lineRule="auto"/>
-        <w:rPr>
-          <w:rFonts w:ascii="Arial" w:hAnsi="Arial" w:cs="Arial"/>
-          <w:sz w:val="24"/>
-          <w:szCs w:val="24"/>
-        </w:rPr>
-      </w:pPr>
-    </w:p>
-    <w:p>
-      <w:pPr>
-        <w:spacing w:after="0" w:line="360" w:lineRule="auto"/>
-        <w:rPr>
-          <w:rFonts w:ascii="Arial" w:hAnsi="Arial" w:cs="Arial"/>
-          <w:sz w:val="24"/>
-          <w:szCs w:val="24"/>
-        </w:rPr>
-      </w:pPr>
-      <w:r>
-        <w:rPr>
-          <w:rFonts w:ascii="Arial" w:hAnsi="Arial" w:cs="Arial"/>
-          <w:sz w:val="24"/>
-          <w:szCs w:val="24"/>
-        </w:rPr>
-        <w:t>MER</w:t>
+      <w:r>
+        <w:rPr>
+          <w:rFonts w:ascii="Arial" w:hAnsi="Arial" w:cs="Arial"/>
+          <w:sz w:val="24"/>
+          <w:szCs w:val="24"/>
+        </w:rPr>
+        <w:t>CASO DE USO</w:t>
       </w:r>
     </w:p>
     <w:p>
@@ -9941,10 +9964,10 @@
           <w:lang w:eastAsia="pt-BR"/>
         </w:rPr>
         <w:drawing>
-          <wp:inline distT="0" distB="0" distL="0" distR="0" wp14:anchorId="451C36C7" wp14:editId="60466870">
-            <wp:extent cx="5760085" cy="1310640"/>
-            <wp:effectExtent l="0" t="0" r="0" b="3810"/>
-            <wp:docPr id="7" name="Imagem 7"/>
+          <wp:inline distT="0" distB="0" distL="0" distR="0" wp14:anchorId="539E504E" wp14:editId="1ECACB01">
+            <wp:extent cx="5760085" cy="4323080"/>
+            <wp:effectExtent l="0" t="0" r="0" b="1270"/>
+            <wp:docPr id="18" name="Imagem 18"/>
             <wp:cNvGraphicFramePr>
               <a:graphicFrameLocks xmlns:a="http://schemas.openxmlformats.org/drawingml/2006/main" noChangeAspect="1"/>
             </wp:cNvGraphicFramePr>
@@ -9952,11 +9975,11 @@
               <a:graphicData uri="http://schemas.openxmlformats.org/drawingml/2006/picture">
                 <pic:pic xmlns:pic="http://schemas.openxmlformats.org/drawingml/2006/picture">
                   <pic:nvPicPr>
-                    <pic:cNvPr id="7" name="MER.jpg"/>
+                    <pic:cNvPr id="18" name="CASO-DE-USO.jpg"/>
                     <pic:cNvPicPr/>
                   </pic:nvPicPr>
                   <pic:blipFill>
-                    <a:blip r:embed="rId17">
+                    <a:blip r:embed="rId16" cstate="print">
                       <a:extLst>
                         <a:ext uri="{28A0092B-C50C-407E-A947-70E740481C1C}">
                           <a14:useLocalDpi xmlns:a14="http://schemas.microsoft.com/office/drawing/2010/main" val="0"/>
@@ -9970,7 +9993,7 @@
                   <pic:spPr>
                     <a:xfrm>
                       <a:off x="0" y="0"/>
-                      <a:ext cx="5760085" cy="1310640"/>
+                      <a:ext cx="5760085" cy="4323080"/>
                     </a:xfrm>
                     <a:prstGeom prst="rect">
                       <a:avLst/>
@@ -10012,13 +10035,74 @@
           <w:szCs w:val="24"/>
         </w:rPr>
       </w:pPr>
-      <w:r>
-        <w:rPr>
-          <w:rFonts w:ascii="Arial" w:hAnsi="Arial" w:cs="Arial"/>
-          <w:sz w:val="24"/>
-          <w:szCs w:val="24"/>
-        </w:rPr>
-        <w:t>DIAGRAMA DE SEQUÊNCIA</w:t>
+    </w:p>
+    <w:p>
+      <w:pPr>
+        <w:spacing w:after="0" w:line="360" w:lineRule="auto"/>
+        <w:rPr>
+          <w:rFonts w:ascii="Arial" w:hAnsi="Arial" w:cs="Arial"/>
+          <w:sz w:val="24"/>
+          <w:szCs w:val="24"/>
+        </w:rPr>
+      </w:pPr>
+    </w:p>
+    <w:p>
+      <w:pPr>
+        <w:spacing w:after="0" w:line="360" w:lineRule="auto"/>
+        <w:rPr>
+          <w:rFonts w:ascii="Arial" w:hAnsi="Arial" w:cs="Arial"/>
+          <w:sz w:val="24"/>
+          <w:szCs w:val="24"/>
+        </w:rPr>
+      </w:pPr>
+    </w:p>
+    <w:p>
+      <w:pPr>
+        <w:spacing w:after="0" w:line="360" w:lineRule="auto"/>
+        <w:rPr>
+          <w:rFonts w:ascii="Arial" w:hAnsi="Arial" w:cs="Arial"/>
+          <w:sz w:val="24"/>
+          <w:szCs w:val="24"/>
+        </w:rPr>
+      </w:pPr>
+    </w:p>
+    <w:p>
+      <w:pPr>
+        <w:spacing w:after="0" w:line="360" w:lineRule="auto"/>
+        <w:rPr>
+          <w:rFonts w:ascii="Arial" w:hAnsi="Arial" w:cs="Arial"/>
+          <w:sz w:val="24"/>
+          <w:szCs w:val="24"/>
+        </w:rPr>
+      </w:pPr>
+    </w:p>
+    <w:p>
+      <w:pPr>
+        <w:spacing w:after="0" w:line="360" w:lineRule="auto"/>
+        <w:rPr>
+          <w:rFonts w:ascii="Arial" w:hAnsi="Arial" w:cs="Arial"/>
+          <w:sz w:val="24"/>
+          <w:szCs w:val="24"/>
+        </w:rPr>
+      </w:pPr>
+    </w:p>
+    <w:p>
+      <w:pPr>
+        <w:spacing w:after="0" w:line="360" w:lineRule="auto"/>
+        <w:rPr>
+          <w:rFonts w:ascii="Arial" w:hAnsi="Arial" w:cs="Arial"/>
+          <w:sz w:val="24"/>
+          <w:szCs w:val="24"/>
+        </w:rPr>
+      </w:pPr>
+      <w:r>
+        <w:rPr>
+          <w:rFonts w:ascii="Arial" w:hAnsi="Arial" w:cs="Arial"/>
+          <w:sz w:val="24"/>
+          <w:szCs w:val="24"/>
+        </w:rPr>
+        <w:lastRenderedPageBreak/>
+        <w:t>ESBOÇO DO FLUXOGRAMA</w:t>
       </w:r>
     </w:p>
     <w:p>
@@ -10038,12 +10122,99 @@
           <w:szCs w:val="24"/>
           <w:lang w:eastAsia="pt-BR"/>
         </w:rPr>
-        <w:lastRenderedPageBreak/>
         <w:drawing>
-          <wp:inline distT="0" distB="0" distL="0" distR="0" wp14:anchorId="1BCC38CD" wp14:editId="0873A75E">
-            <wp:extent cx="5760085" cy="5098415"/>
-            <wp:effectExtent l="0" t="0" r="0" b="6985"/>
-            <wp:docPr id="3" name="Imagem 3"/>
+          <wp:inline distT="0" distB="0" distL="0" distR="0" wp14:anchorId="07827DCE" wp14:editId="34210AD3">
+            <wp:extent cx="4769510" cy="2844458"/>
+            <wp:effectExtent l="0" t="0" r="0" b="0"/>
+            <wp:docPr id="16" name="Imagem 16"/>
+            <wp:cNvGraphicFramePr>
+              <a:graphicFrameLocks xmlns:a="http://schemas.openxmlformats.org/drawingml/2006/main" noChangeAspect="1"/>
+            </wp:cNvGraphicFramePr>
+            <a:graphic xmlns:a="http://schemas.openxmlformats.org/drawingml/2006/main">
+              <a:graphicData uri="http://schemas.openxmlformats.org/drawingml/2006/picture">
+                <pic:pic xmlns:pic="http://schemas.openxmlformats.org/drawingml/2006/picture">
+                  <pic:nvPicPr>
+                    <pic:cNvPr id="9" name="Fluxograma.jpg"/>
+                    <pic:cNvPicPr/>
+                  </pic:nvPicPr>
+                  <pic:blipFill>
+                    <a:blip r:embed="rId17" cstate="print">
+                      <a:extLst>
+                        <a:ext uri="{28A0092B-C50C-407E-A947-70E740481C1C}">
+                          <a14:useLocalDpi xmlns:a14="http://schemas.microsoft.com/office/drawing/2010/main" val="0"/>
+                        </a:ext>
+                      </a:extLst>
+                    </a:blip>
+                    <a:stretch>
+                      <a:fillRect/>
+                    </a:stretch>
+                  </pic:blipFill>
+                  <pic:spPr>
+                    <a:xfrm>
+                      <a:off x="0" y="0"/>
+                      <a:ext cx="4769510" cy="2844458"/>
+                    </a:xfrm>
+                    <a:prstGeom prst="rect">
+                      <a:avLst/>
+                    </a:prstGeom>
+                  </pic:spPr>
+                </pic:pic>
+              </a:graphicData>
+            </a:graphic>
+          </wp:inline>
+        </w:drawing>
+      </w:r>
+    </w:p>
+    <w:p>
+      <w:pPr>
+        <w:spacing w:after="0" w:line="360" w:lineRule="auto"/>
+        <w:rPr>
+          <w:rFonts w:ascii="Arial" w:hAnsi="Arial" w:cs="Arial"/>
+          <w:sz w:val="24"/>
+          <w:szCs w:val="24"/>
+        </w:rPr>
+      </w:pPr>
+    </w:p>
+    <w:p>
+      <w:pPr>
+        <w:spacing w:after="0" w:line="360" w:lineRule="auto"/>
+        <w:rPr>
+          <w:rFonts w:ascii="Arial" w:hAnsi="Arial" w:cs="Arial"/>
+          <w:sz w:val="24"/>
+          <w:szCs w:val="24"/>
+        </w:rPr>
+      </w:pPr>
+      <w:r>
+        <w:rPr>
+          <w:rFonts w:ascii="Arial" w:hAnsi="Arial" w:cs="Arial"/>
+          <w:sz w:val="24"/>
+          <w:szCs w:val="24"/>
+        </w:rPr>
+        <w:t>ESBOÇO DO DIAGRAMA DE SEQUÊNCIA</w:t>
+      </w:r>
+    </w:p>
+    <w:p>
+      <w:pPr>
+        <w:spacing w:after="0" w:line="360" w:lineRule="auto"/>
+        <w:rPr>
+          <w:rFonts w:ascii="Arial" w:hAnsi="Arial" w:cs="Arial"/>
+          <w:sz w:val="24"/>
+          <w:szCs w:val="24"/>
+        </w:rPr>
+      </w:pPr>
+      <w:r>
+        <w:rPr>
+          <w:rFonts w:ascii="Arial" w:hAnsi="Arial" w:cs="Arial"/>
+          <w:noProof/>
+          <w:sz w:val="24"/>
+          <w:szCs w:val="24"/>
+          <w:lang w:eastAsia="pt-BR"/>
+        </w:rPr>
+        <w:drawing>
+          <wp:inline distT="0" distB="0" distL="0" distR="0" wp14:anchorId="7C97AFA6" wp14:editId="623A621F">
+            <wp:extent cx="5396760" cy="4776826"/>
+            <wp:effectExtent l="0" t="0" r="0" b="5080"/>
+            <wp:docPr id="15" name="Imagem 15"/>
             <wp:cNvGraphicFramePr>
               <a:graphicFrameLocks xmlns:a="http://schemas.openxmlformats.org/drawingml/2006/main" noChangeAspect="1"/>
             </wp:cNvGraphicFramePr>
@@ -10069,7 +10240,7 @@
                   <pic:spPr>
                     <a:xfrm>
                       <a:off x="0" y="0"/>
-                      <a:ext cx="5760085" cy="5098415"/>
+                      <a:ext cx="5401012" cy="4780590"/>
                     </a:xfrm>
                     <a:prstGeom prst="rect">
                       <a:avLst/>
@@ -10101,133 +10272,14 @@
           <w:szCs w:val="24"/>
         </w:rPr>
       </w:pPr>
-    </w:p>
-    <w:p>
-      <w:pPr>
-        <w:spacing w:after="0" w:line="360" w:lineRule="auto"/>
-        <w:rPr>
-          <w:rFonts w:ascii="Arial" w:hAnsi="Arial" w:cs="Arial"/>
-          <w:sz w:val="24"/>
-          <w:szCs w:val="24"/>
-        </w:rPr>
-      </w:pPr>
-    </w:p>
-    <w:p>
-      <w:pPr>
-        <w:spacing w:after="0" w:line="360" w:lineRule="auto"/>
-        <w:rPr>
-          <w:rFonts w:ascii="Arial" w:hAnsi="Arial" w:cs="Arial"/>
-          <w:sz w:val="24"/>
-          <w:szCs w:val="24"/>
-        </w:rPr>
-      </w:pPr>
-    </w:p>
-    <w:p>
-      <w:pPr>
-        <w:spacing w:after="0" w:line="360" w:lineRule="auto"/>
-        <w:rPr>
-          <w:rFonts w:ascii="Arial" w:hAnsi="Arial" w:cs="Arial"/>
-          <w:sz w:val="24"/>
-          <w:szCs w:val="24"/>
-        </w:rPr>
-      </w:pPr>
-    </w:p>
-    <w:p>
-      <w:pPr>
-        <w:spacing w:after="0" w:line="360" w:lineRule="auto"/>
-        <w:rPr>
-          <w:rFonts w:ascii="Arial" w:hAnsi="Arial" w:cs="Arial"/>
-          <w:sz w:val="24"/>
-          <w:szCs w:val="24"/>
-        </w:rPr>
-      </w:pPr>
-    </w:p>
-    <w:p>
-      <w:pPr>
-        <w:spacing w:after="0" w:line="360" w:lineRule="auto"/>
-        <w:rPr>
-          <w:rFonts w:ascii="Arial" w:hAnsi="Arial" w:cs="Arial"/>
-          <w:sz w:val="24"/>
-          <w:szCs w:val="24"/>
-        </w:rPr>
-      </w:pPr>
-    </w:p>
-    <w:p>
-      <w:pPr>
-        <w:spacing w:after="0" w:line="360" w:lineRule="auto"/>
-        <w:rPr>
-          <w:rFonts w:ascii="Arial" w:hAnsi="Arial" w:cs="Arial"/>
-          <w:sz w:val="24"/>
-          <w:szCs w:val="24"/>
-        </w:rPr>
-      </w:pPr>
-    </w:p>
-    <w:p>
-      <w:pPr>
-        <w:spacing w:after="0" w:line="360" w:lineRule="auto"/>
-        <w:rPr>
-          <w:rFonts w:ascii="Arial" w:hAnsi="Arial" w:cs="Arial"/>
-          <w:sz w:val="24"/>
-          <w:szCs w:val="24"/>
-        </w:rPr>
-      </w:pPr>
-    </w:p>
-    <w:p>
-      <w:pPr>
-        <w:spacing w:after="0" w:line="360" w:lineRule="auto"/>
-        <w:rPr>
-          <w:rFonts w:ascii="Arial" w:hAnsi="Arial" w:cs="Arial"/>
-          <w:sz w:val="24"/>
-          <w:szCs w:val="24"/>
-        </w:rPr>
-      </w:pPr>
-    </w:p>
-    <w:p>
-      <w:pPr>
-        <w:spacing w:after="0" w:line="360" w:lineRule="auto"/>
-        <w:rPr>
-          <w:rFonts w:ascii="Arial" w:hAnsi="Arial" w:cs="Arial"/>
-          <w:sz w:val="24"/>
-          <w:szCs w:val="24"/>
-        </w:rPr>
-      </w:pPr>
-    </w:p>
-    <w:p>
-      <w:pPr>
-        <w:spacing w:after="0" w:line="360" w:lineRule="auto"/>
-        <w:rPr>
-          <w:rFonts w:ascii="Arial" w:hAnsi="Arial" w:cs="Arial"/>
-          <w:sz w:val="24"/>
-          <w:szCs w:val="24"/>
-        </w:rPr>
-      </w:pPr>
-    </w:p>
-    <w:p>
-      <w:pPr>
-        <w:spacing w:after="0" w:line="360" w:lineRule="auto"/>
-        <w:rPr>
-          <w:rFonts w:ascii="Arial" w:hAnsi="Arial" w:cs="Arial"/>
-          <w:sz w:val="24"/>
-          <w:szCs w:val="24"/>
-        </w:rPr>
-      </w:pPr>
-    </w:p>
-    <w:p>
-      <w:pPr>
-        <w:spacing w:after="0" w:line="360" w:lineRule="auto"/>
-        <w:rPr>
-          <w:rFonts w:ascii="Arial" w:hAnsi="Arial" w:cs="Arial"/>
-          <w:sz w:val="24"/>
-          <w:szCs w:val="24"/>
-        </w:rPr>
-      </w:pPr>
-      <w:r>
-        <w:rPr>
-          <w:rFonts w:ascii="Arial" w:hAnsi="Arial" w:cs="Arial"/>
-          <w:sz w:val="24"/>
-          <w:szCs w:val="24"/>
-        </w:rPr>
-        <w:t>CASO DE USO</w:t>
+      <w:r>
+        <w:rPr>
+          <w:rFonts w:ascii="Arial" w:hAnsi="Arial" w:cs="Arial"/>
+          <w:sz w:val="24"/>
+          <w:szCs w:val="24"/>
+        </w:rPr>
+        <w:lastRenderedPageBreak/>
+        <w:t>UML</w:t>
       </w:r>
     </w:p>
     <w:p>
@@ -10247,12 +10299,11 @@
           <w:szCs w:val="24"/>
           <w:lang w:eastAsia="pt-BR"/>
         </w:rPr>
-        <w:lastRenderedPageBreak/>
         <w:drawing>
-          <wp:inline distT="0" distB="0" distL="0" distR="0" wp14:anchorId="1E879A4A" wp14:editId="17C21682">
-            <wp:extent cx="5760085" cy="4335780"/>
-            <wp:effectExtent l="0" t="0" r="0" b="7620"/>
-            <wp:docPr id="8" name="Imagem 8"/>
+          <wp:inline distT="0" distB="0" distL="0" distR="0" wp14:anchorId="455F761D" wp14:editId="55508834">
+            <wp:extent cx="5760085" cy="1601470"/>
+            <wp:effectExtent l="0" t="0" r="0" b="0"/>
+            <wp:docPr id="12" name="Imagem 12"/>
             <wp:cNvGraphicFramePr>
               <a:graphicFrameLocks xmlns:a="http://schemas.openxmlformats.org/drawingml/2006/main" noChangeAspect="1"/>
             </wp:cNvGraphicFramePr>
@@ -10260,7 +10311,7 @@
               <a:graphicData uri="http://schemas.openxmlformats.org/drawingml/2006/picture">
                 <pic:pic xmlns:pic="http://schemas.openxmlformats.org/drawingml/2006/picture">
                   <pic:nvPicPr>
-                    <pic:cNvPr id="8" name="Untitled Diagram.jpg"/>
+                    <pic:cNvPr id="12" name="UML-TCC.jpg"/>
                     <pic:cNvPicPr/>
                   </pic:nvPicPr>
                   <pic:blipFill>
@@ -10278,7 +10329,7 @@
                   <pic:spPr>
                     <a:xfrm>
                       <a:off x="0" y="0"/>
-                      <a:ext cx="5760085" cy="4335780"/>
+                      <a:ext cx="5760085" cy="1601470"/>
                     </a:xfrm>
                     <a:prstGeom prst="rect">
                       <a:avLst/>
@@ -10316,7 +10367,7 @@
           <w:sz w:val="24"/>
           <w:szCs w:val="24"/>
         </w:rPr>
-        <w:t>Fluxograma</w:t>
+        <w:t>DIAGRAMA DE GANTT</w:t>
       </w:r>
     </w:p>
     <w:p>
@@ -10337,10 +10388,10 @@
           <w:lang w:eastAsia="pt-BR"/>
         </w:rPr>
         <w:drawing>
-          <wp:inline distT="0" distB="0" distL="0" distR="0" wp14:anchorId="5E535A85" wp14:editId="1CF6D136">
-            <wp:extent cx="4857750" cy="3520542"/>
-            <wp:effectExtent l="0" t="0" r="0" b="3810"/>
-            <wp:docPr id="9" name="Imagem 9"/>
+          <wp:inline distT="0" distB="0" distL="0" distR="0" wp14:anchorId="2A7BC1DB" wp14:editId="351D274F">
+            <wp:extent cx="5760085" cy="902335"/>
+            <wp:effectExtent l="0" t="0" r="0" b="0"/>
+            <wp:docPr id="20" name="Imagem 20"/>
             <wp:cNvGraphicFramePr>
               <a:graphicFrameLocks xmlns:a="http://schemas.openxmlformats.org/drawingml/2006/main" noChangeAspect="1"/>
             </wp:cNvGraphicFramePr>
@@ -10348,11 +10399,11 @@
               <a:graphicData uri="http://schemas.openxmlformats.org/drawingml/2006/picture">
                 <pic:pic xmlns:pic="http://schemas.openxmlformats.org/drawingml/2006/picture">
                   <pic:nvPicPr>
-                    <pic:cNvPr id="9" name="Fluxograma.jpg"/>
+                    <pic:cNvPr id="20" name="DiagramaGanttTCC.jpg"/>
                     <pic:cNvPicPr/>
                   </pic:nvPicPr>
                   <pic:blipFill>
-                    <a:blip r:embed="rId20" cstate="print">
+                    <a:blip r:embed="rId20">
                       <a:extLst>
                         <a:ext uri="{28A0092B-C50C-407E-A947-70E740481C1C}">
                           <a14:useLocalDpi xmlns:a14="http://schemas.microsoft.com/office/drawing/2010/main" val="0"/>
@@ -10366,7 +10417,7 @@
                   <pic:spPr>
                     <a:xfrm>
                       <a:off x="0" y="0"/>
-                      <a:ext cx="4891659" cy="3545117"/>
+                      <a:ext cx="5760085" cy="902335"/>
                     </a:xfrm>
                     <a:prstGeom prst="rect">
                       <a:avLst/>
@@ -10398,106 +10449,6 @@
           <w:szCs w:val="24"/>
         </w:rPr>
       </w:pPr>
-    </w:p>
-    <w:p>
-      <w:pPr>
-        <w:spacing w:after="0" w:line="360" w:lineRule="auto"/>
-        <w:rPr>
-          <w:rFonts w:ascii="Arial" w:hAnsi="Arial" w:cs="Arial"/>
-          <w:sz w:val="24"/>
-          <w:szCs w:val="24"/>
-        </w:rPr>
-      </w:pPr>
-    </w:p>
-    <w:p>
-      <w:pPr>
-        <w:spacing w:after="0" w:line="360" w:lineRule="auto"/>
-        <w:rPr>
-          <w:rFonts w:ascii="Arial" w:hAnsi="Arial" w:cs="Arial"/>
-          <w:sz w:val="24"/>
-          <w:szCs w:val="24"/>
-        </w:rPr>
-      </w:pPr>
-    </w:p>
-    <w:p>
-      <w:pPr>
-        <w:spacing w:after="0" w:line="360" w:lineRule="auto"/>
-        <w:rPr>
-          <w:rFonts w:ascii="Arial" w:hAnsi="Arial" w:cs="Arial"/>
-          <w:sz w:val="24"/>
-          <w:szCs w:val="24"/>
-        </w:rPr>
-      </w:pPr>
-    </w:p>
-    <w:p>
-      <w:pPr>
-        <w:spacing w:after="0" w:line="360" w:lineRule="auto"/>
-        <w:rPr>
-          <w:rFonts w:ascii="Arial" w:hAnsi="Arial" w:cs="Arial"/>
-          <w:sz w:val="24"/>
-          <w:szCs w:val="24"/>
-        </w:rPr>
-      </w:pPr>
-    </w:p>
-    <w:p>
-      <w:pPr>
-        <w:spacing w:after="0" w:line="360" w:lineRule="auto"/>
-        <w:rPr>
-          <w:rFonts w:ascii="Arial" w:hAnsi="Arial" w:cs="Arial"/>
-          <w:sz w:val="24"/>
-          <w:szCs w:val="24"/>
-        </w:rPr>
-      </w:pPr>
-    </w:p>
-    <w:p>
-      <w:pPr>
-        <w:spacing w:after="0" w:line="360" w:lineRule="auto"/>
-        <w:rPr>
-          <w:rFonts w:ascii="Arial" w:hAnsi="Arial" w:cs="Arial"/>
-          <w:sz w:val="24"/>
-          <w:szCs w:val="24"/>
-        </w:rPr>
-      </w:pPr>
-    </w:p>
-    <w:p>
-      <w:pPr>
-        <w:spacing w:after="0" w:line="360" w:lineRule="auto"/>
-        <w:rPr>
-          <w:rFonts w:ascii="Arial" w:hAnsi="Arial" w:cs="Arial"/>
-          <w:sz w:val="24"/>
-          <w:szCs w:val="24"/>
-        </w:rPr>
-      </w:pPr>
-    </w:p>
-    <w:p>
-      <w:pPr>
-        <w:spacing w:after="0" w:line="360" w:lineRule="auto"/>
-        <w:rPr>
-          <w:rFonts w:ascii="Arial" w:hAnsi="Arial" w:cs="Arial"/>
-          <w:sz w:val="24"/>
-          <w:szCs w:val="24"/>
-        </w:rPr>
-      </w:pPr>
-    </w:p>
-    <w:p>
-      <w:pPr>
-        <w:spacing w:after="0" w:line="360" w:lineRule="auto"/>
-        <w:rPr>
-          <w:rFonts w:ascii="Arial" w:hAnsi="Arial" w:cs="Arial"/>
-          <w:sz w:val="24"/>
-          <w:szCs w:val="24"/>
-        </w:rPr>
-      </w:pPr>
-    </w:p>
-    <w:p>
-      <w:pPr>
-        <w:spacing w:after="0" w:line="360" w:lineRule="auto"/>
-        <w:rPr>
-          <w:rFonts w:ascii="Arial" w:hAnsi="Arial" w:cs="Arial"/>
-          <w:sz w:val="24"/>
-          <w:szCs w:val="24"/>
-        </w:rPr>
-      </w:pPr>
       <w:r>
         <w:rPr>
           <w:rFonts w:ascii="Arial" w:hAnsi="Arial" w:cs="Arial"/>
@@ -10781,14 +10732,112 @@
           <w:szCs w:val="24"/>
         </w:rPr>
       </w:pPr>
-      <w:r>
-        <w:rPr>
-          <w:rFonts w:ascii="Arial" w:hAnsi="Arial" w:cs="Arial"/>
-          <w:b/>
-          <w:sz w:val="24"/>
-          <w:szCs w:val="24"/>
-        </w:rPr>
-        <w:lastRenderedPageBreak/>
+    </w:p>
+    <w:p>
+      <w:pPr>
+        <w:spacing w:after="0" w:line="360" w:lineRule="auto"/>
+        <w:rPr>
+          <w:rFonts w:ascii="Arial" w:hAnsi="Arial" w:cs="Arial"/>
+          <w:b/>
+          <w:sz w:val="24"/>
+          <w:szCs w:val="24"/>
+        </w:rPr>
+      </w:pPr>
+    </w:p>
+    <w:p>
+      <w:pPr>
+        <w:spacing w:after="0" w:line="360" w:lineRule="auto"/>
+        <w:rPr>
+          <w:rFonts w:ascii="Arial" w:hAnsi="Arial" w:cs="Arial"/>
+          <w:b/>
+          <w:sz w:val="24"/>
+          <w:szCs w:val="24"/>
+        </w:rPr>
+      </w:pPr>
+    </w:p>
+    <w:p>
+      <w:pPr>
+        <w:spacing w:after="0" w:line="360" w:lineRule="auto"/>
+        <w:rPr>
+          <w:rFonts w:ascii="Arial" w:hAnsi="Arial" w:cs="Arial"/>
+          <w:b/>
+          <w:sz w:val="24"/>
+          <w:szCs w:val="24"/>
+        </w:rPr>
+      </w:pPr>
+    </w:p>
+    <w:p>
+      <w:pPr>
+        <w:spacing w:after="0" w:line="360" w:lineRule="auto"/>
+        <w:rPr>
+          <w:rFonts w:ascii="Arial" w:hAnsi="Arial" w:cs="Arial"/>
+          <w:b/>
+          <w:sz w:val="24"/>
+          <w:szCs w:val="24"/>
+        </w:rPr>
+      </w:pPr>
+    </w:p>
+    <w:p>
+      <w:pPr>
+        <w:spacing w:after="0" w:line="360" w:lineRule="auto"/>
+        <w:rPr>
+          <w:rFonts w:ascii="Arial" w:hAnsi="Arial" w:cs="Arial"/>
+          <w:b/>
+          <w:sz w:val="24"/>
+          <w:szCs w:val="24"/>
+        </w:rPr>
+      </w:pPr>
+    </w:p>
+    <w:p>
+      <w:pPr>
+        <w:spacing w:after="0" w:line="360" w:lineRule="auto"/>
+        <w:rPr>
+          <w:rFonts w:ascii="Arial" w:hAnsi="Arial" w:cs="Arial"/>
+          <w:b/>
+          <w:sz w:val="24"/>
+          <w:szCs w:val="24"/>
+        </w:rPr>
+      </w:pPr>
+    </w:p>
+    <w:p>
+      <w:pPr>
+        <w:spacing w:after="0" w:line="360" w:lineRule="auto"/>
+        <w:rPr>
+          <w:rFonts w:ascii="Arial" w:hAnsi="Arial" w:cs="Arial"/>
+          <w:b/>
+          <w:sz w:val="24"/>
+          <w:szCs w:val="24"/>
+        </w:rPr>
+      </w:pPr>
+    </w:p>
+    <w:p>
+      <w:pPr>
+        <w:spacing w:after="0" w:line="360" w:lineRule="auto"/>
+        <w:rPr>
+          <w:rFonts w:ascii="Arial" w:hAnsi="Arial" w:cs="Arial"/>
+          <w:b/>
+          <w:sz w:val="24"/>
+          <w:szCs w:val="24"/>
+        </w:rPr>
+      </w:pPr>
+    </w:p>
+    <w:p>
+      <w:pPr>
+        <w:spacing w:after="0" w:line="360" w:lineRule="auto"/>
+        <w:rPr>
+          <w:rFonts w:ascii="Arial" w:hAnsi="Arial" w:cs="Arial"/>
+          <w:b/>
+          <w:sz w:val="24"/>
+          <w:szCs w:val="24"/>
+        </w:rPr>
+      </w:pPr>
+      <w:r>
+        <w:rPr>
+          <w:rFonts w:ascii="Arial" w:hAnsi="Arial" w:cs="Arial"/>
+          <w:b/>
+          <w:sz w:val="24"/>
+          <w:szCs w:val="24"/>
+        </w:rPr>
         <w:t>Bibliografia</w:t>
       </w:r>
     </w:p>
@@ -11163,6 +11212,7 @@
           <w:sz w:val="24"/>
           <w:szCs w:val="24"/>
         </w:rPr>
+        <w:lastRenderedPageBreak/>
         <w:t xml:space="preserve">Diagrama de </w:t>
       </w:r>
       <w:proofErr w:type="spellStart"/>
@@ -11352,7 +11402,7 @@
 </file>
 
 <file path=word/endnotes.xml><?xml version="1.0" encoding="utf-8"?>
-<w:endnotes xmlns:wpc="http://schemas.microsoft.com/office/word/2010/wordprocessingCanvas" xmlns:cx="http://schemas.microsoft.com/office/drawing/2014/chartex" xmlns:cx1="http://schemas.microsoft.com/office/drawing/2015/9/8/chartex" xmlns:cx2="http://schemas.microsoft.com/office/drawing/2015/10/21/chartex" xmlns:cx3="http://schemas.microsoft.com/office/drawing/2016/5/9/chartex" xmlns:cx4="http://schemas.microsoft.com/office/drawing/2016/5/10/chartex" xmlns:cx5="http://schemas.microsoft.com/office/drawing/2016/5/11/chartex" xmlns:cx6="http://schemas.microsoft.com/office/drawing/2016/5/12/chartex" xmlns:cx7="http://schemas.microsoft.com/office/drawing/2016/5/13/chartex" xmlns:cx8="http://schemas.microsoft.com/office/drawing/2016/5/14/chartex" xmlns:mc="http://schemas.openxmlformats.org/markup-compatibility/2006" xmlns:aink="http://schemas.microsoft.com/office/drawing/2016/ink" xmlns:am3d="http://schemas.microsoft.com/office/drawing/2017/model3d" xmlns:o="urn:schemas-microsoft-com:office:office" xmlns:r="http://schemas.openxmlformats.org/officeDocument/2006/relationships" xmlns:m="http://schemas.openxmlformats.org/officeDocument/2006/math" xmlns:v="urn:schemas-microsoft-com:vml" xmlns:wp14="http://schemas.microsoft.com/office/word/2010/wordprocessingDrawing" xmlns:wp="http://schemas.openxmlformats.org/drawingml/2006/wordprocessingDrawing" xmlns:w10="urn:schemas-microsoft-com:office:word" xmlns:w="http://schemas.openxmlformats.org/wordprocessingml/2006/main" xmlns:w14="http://schemas.microsoft.com/office/word/2010/wordml" xmlns:w15="http://schemas.microsoft.com/office/word/2012/wordml" xmlns:w16cid="http://schemas.microsoft.com/office/word/2016/wordml/cid" xmlns:w16se="http://schemas.microsoft.com/office/word/2015/wordml/symex" xmlns:wpg="http://schemas.microsoft.com/office/word/2010/wordprocessingGroup" xmlns:wpi="http://schemas.microsoft.com/office/word/2010/wordprocessingInk" xmlns:wne="http://schemas.microsoft.com/office/word/2006/wordml" xmlns:wps="http://schemas.microsoft.com/office/word/2010/wordprocessingShape" mc:Ignorable="w14 w15 w16se w16cid wp14">
+<w:endnotes xmlns:wpc="http://schemas.microsoft.com/office/word/2010/wordprocessingCanvas" xmlns:cx="http://schemas.microsoft.com/office/drawing/2014/chartex" xmlns:mc="http://schemas.openxmlformats.org/markup-compatibility/2006" xmlns:o="urn:schemas-microsoft-com:office:office" xmlns:r="http://schemas.openxmlformats.org/officeDocument/2006/relationships" xmlns:m="http://schemas.openxmlformats.org/officeDocument/2006/math" xmlns:v="urn:schemas-microsoft-com:vml" xmlns:wp14="http://schemas.microsoft.com/office/word/2010/wordprocessingDrawing" xmlns:wp="http://schemas.openxmlformats.org/drawingml/2006/wordprocessingDrawing" xmlns:w10="urn:schemas-microsoft-com:office:word" xmlns:w="http://schemas.openxmlformats.org/wordprocessingml/2006/main" xmlns:w14="http://schemas.microsoft.com/office/word/2010/wordml" xmlns:w15="http://schemas.microsoft.com/office/word/2012/wordml" xmlns:w16se="http://schemas.microsoft.com/office/word/2015/wordml/symex" xmlns:wpg="http://schemas.microsoft.com/office/word/2010/wordprocessingGroup" xmlns:wpi="http://schemas.microsoft.com/office/word/2010/wordprocessingInk" xmlns:wne="http://schemas.microsoft.com/office/word/2006/wordml" xmlns:wps="http://schemas.microsoft.com/office/word/2010/wordprocessingShape" mc:Ignorable="w14 w15 w16se wp14">
   <w:endnote w:type="separator" w:id="-1">
     <w:p>
       <w:pPr>
@@ -11377,7 +11427,7 @@
 </file>
 
 <file path=word/footnotes.xml><?xml version="1.0" encoding="utf-8"?>
-<w:footnotes xmlns:wpc="http://schemas.microsoft.com/office/word/2010/wordprocessingCanvas" xmlns:cx="http://schemas.microsoft.com/office/drawing/2014/chartex" xmlns:cx1="http://schemas.microsoft.com/office/drawing/2015/9/8/chartex" xmlns:cx2="http://schemas.microsoft.com/office/drawing/2015/10/21/chartex" xmlns:cx3="http://schemas.microsoft.com/office/drawing/2016/5/9/chartex" xmlns:cx4="http://schemas.microsoft.com/office/drawing/2016/5/10/chartex" xmlns:cx5="http://schemas.microsoft.com/office/drawing/2016/5/11/chartex" xmlns:cx6="http://schemas.microsoft.com/office/drawing/2016/5/12/chartex" xmlns:cx7="http://schemas.microsoft.com/office/drawing/2016/5/13/chartex" xmlns:cx8="http://schemas.microsoft.com/office/drawing/2016/5/14/chartex" xmlns:mc="http://schemas.openxmlformats.org/markup-compatibility/2006" xmlns:aink="http://schemas.microsoft.com/office/drawing/2016/ink" xmlns:am3d="http://schemas.microsoft.com/office/drawing/2017/model3d" xmlns:o="urn:schemas-microsoft-com:office:office" xmlns:r="http://schemas.openxmlformats.org/officeDocument/2006/relationships" xmlns:m="http://schemas.openxmlformats.org/officeDocument/2006/math" xmlns:v="urn:schemas-microsoft-com:vml" xmlns:wp14="http://schemas.microsoft.com/office/word/2010/wordprocessingDrawing" xmlns:wp="http://schemas.openxmlformats.org/drawingml/2006/wordprocessingDrawing" xmlns:w10="urn:schemas-microsoft-com:office:word" xmlns:w="http://schemas.openxmlformats.org/wordprocessingml/2006/main" xmlns:w14="http://schemas.microsoft.com/office/word/2010/wordml" xmlns:w15="http://schemas.microsoft.com/office/word/2012/wordml" xmlns:w16cid="http://schemas.microsoft.com/office/word/2016/wordml/cid" xmlns:w16se="http://schemas.microsoft.com/office/word/2015/wordml/symex" xmlns:wpg="http://schemas.microsoft.com/office/word/2010/wordprocessingGroup" xmlns:wpi="http://schemas.microsoft.com/office/word/2010/wordprocessingInk" xmlns:wne="http://schemas.microsoft.com/office/word/2006/wordml" xmlns:wps="http://schemas.microsoft.com/office/word/2010/wordprocessingShape" mc:Ignorable="w14 w15 w16se w16cid wp14">
+<w:footnotes xmlns:wpc="http://schemas.microsoft.com/office/word/2010/wordprocessingCanvas" xmlns:cx="http://schemas.microsoft.com/office/drawing/2014/chartex" xmlns:mc="http://schemas.openxmlformats.org/markup-compatibility/2006" xmlns:o="urn:schemas-microsoft-com:office:office" xmlns:r="http://schemas.openxmlformats.org/officeDocument/2006/relationships" xmlns:m="http://schemas.openxmlformats.org/officeDocument/2006/math" xmlns:v="urn:schemas-microsoft-com:vml" xmlns:wp14="http://schemas.microsoft.com/office/word/2010/wordprocessingDrawing" xmlns:wp="http://schemas.openxmlformats.org/drawingml/2006/wordprocessingDrawing" xmlns:w10="urn:schemas-microsoft-com:office:word" xmlns:w="http://schemas.openxmlformats.org/wordprocessingml/2006/main" xmlns:w14="http://schemas.microsoft.com/office/word/2010/wordml" xmlns:w15="http://schemas.microsoft.com/office/word/2012/wordml" xmlns:w16se="http://schemas.microsoft.com/office/word/2015/wordml/symex" xmlns:wpg="http://schemas.microsoft.com/office/word/2010/wordprocessingGroup" xmlns:wpi="http://schemas.microsoft.com/office/word/2010/wordprocessingInk" xmlns:wne="http://schemas.microsoft.com/office/word/2006/wordml" xmlns:wps="http://schemas.microsoft.com/office/word/2010/wordprocessingShape" mc:Ignorable="w14 w15 w16se wp14">
   <w:footnote w:type="separator" w:id="-1">
     <w:p>
       <w:pPr>
@@ -11402,7 +11452,7 @@
 </file>
 
 <file path=word/numbering.xml><?xml version="1.0" encoding="utf-8"?>
-<w:numbering xmlns:wpc="http://schemas.microsoft.com/office/word/2010/wordprocessingCanvas" xmlns:cx="http://schemas.microsoft.com/office/drawing/2014/chartex" xmlns:cx1="http://schemas.microsoft.com/office/drawing/2015/9/8/chartex" xmlns:cx2="http://schemas.microsoft.com/office/drawing/2015/10/21/chartex" xmlns:cx3="http://schemas.microsoft.com/office/drawing/2016/5/9/chartex" xmlns:cx4="http://schemas.microsoft.com/office/drawing/2016/5/10/chartex" xmlns:cx5="http://schemas.microsoft.com/office/drawing/2016/5/11/chartex" xmlns:cx6="http://schemas.microsoft.com/office/drawing/2016/5/12/chartex" xmlns:cx7="http://schemas.microsoft.com/office/drawing/2016/5/13/chartex" xmlns:cx8="http://schemas.microsoft.com/office/drawing/2016/5/14/chartex" xmlns:mc="http://schemas.openxmlformats.org/markup-compatibility/2006" xmlns:aink="http://schemas.microsoft.com/office/drawing/2016/ink" xmlns:am3d="http://schemas.microsoft.com/office/drawing/2017/model3d" xmlns:o="urn:schemas-microsoft-com:office:office" xmlns:r="http://schemas.openxmlformats.org/officeDocument/2006/relationships" xmlns:m="http://schemas.openxmlformats.org/officeDocument/2006/math" xmlns:v="urn:schemas-microsoft-com:vml" xmlns:wp14="http://schemas.microsoft.com/office/word/2010/wordprocessingDrawing" xmlns:wp="http://schemas.openxmlformats.org/drawingml/2006/wordprocessingDrawing" xmlns:w10="urn:schemas-microsoft-com:office:word" xmlns:w="http://schemas.openxmlformats.org/wordprocessingml/2006/main" xmlns:w14="http://schemas.microsoft.com/office/word/2010/wordml" xmlns:w15="http://schemas.microsoft.com/office/word/2012/wordml" xmlns:w16cid="http://schemas.microsoft.com/office/word/2016/wordml/cid" xmlns:w16se="http://schemas.microsoft.com/office/word/2015/wordml/symex" xmlns:wpg="http://schemas.microsoft.com/office/word/2010/wordprocessingGroup" xmlns:wpi="http://schemas.microsoft.com/office/word/2010/wordprocessingInk" xmlns:wne="http://schemas.microsoft.com/office/word/2006/wordml" xmlns:wps="http://schemas.microsoft.com/office/word/2010/wordprocessingShape" mc:Ignorable="w14 w15 w16se w16cid wp14">
+<w:numbering xmlns:wpc="http://schemas.microsoft.com/office/word/2010/wordprocessingCanvas" xmlns:cx="http://schemas.microsoft.com/office/drawing/2014/chartex" xmlns:mc="http://schemas.openxmlformats.org/markup-compatibility/2006" xmlns:o="urn:schemas-microsoft-com:office:office" xmlns:r="http://schemas.openxmlformats.org/officeDocument/2006/relationships" xmlns:m="http://schemas.openxmlformats.org/officeDocument/2006/math" xmlns:v="urn:schemas-microsoft-com:vml" xmlns:wp14="http://schemas.microsoft.com/office/word/2010/wordprocessingDrawing" xmlns:wp="http://schemas.openxmlformats.org/drawingml/2006/wordprocessingDrawing" xmlns:w10="urn:schemas-microsoft-com:office:word" xmlns:w="http://schemas.openxmlformats.org/wordprocessingml/2006/main" xmlns:w14="http://schemas.microsoft.com/office/word/2010/wordml" xmlns:w15="http://schemas.microsoft.com/office/word/2012/wordml" xmlns:w16se="http://schemas.microsoft.com/office/word/2015/wordml/symex" xmlns:wpg="http://schemas.microsoft.com/office/word/2010/wordprocessingGroup" xmlns:wpi="http://schemas.microsoft.com/office/word/2010/wordprocessingInk" xmlns:wne="http://schemas.microsoft.com/office/word/2006/wordml" xmlns:wps="http://schemas.microsoft.com/office/word/2010/wordprocessingShape" mc:Ignorable="w14 w15 w16se wp14">
   <w:abstractNum w:abstractNumId="0" w15:restartNumberingAfterBreak="0">
     <w:nsid w:val="02313346"/>
     <w:multiLevelType w:val="multilevel"/>
@@ -17148,7 +17198,7 @@
 </file>
 
 <file path=word/styles.xml><?xml version="1.0" encoding="utf-8"?>
-<w:styles xmlns:mc="http://schemas.openxmlformats.org/markup-compatibility/2006" xmlns:r="http://schemas.openxmlformats.org/officeDocument/2006/relationships" xmlns:w="http://schemas.openxmlformats.org/wordprocessingml/2006/main" xmlns:w14="http://schemas.microsoft.com/office/word/2010/wordml" xmlns:w15="http://schemas.microsoft.com/office/word/2012/wordml" xmlns:w16cid="http://schemas.microsoft.com/office/word/2016/wordml/cid" xmlns:w16se="http://schemas.microsoft.com/office/word/2015/wordml/symex" mc:Ignorable="w14 w15 w16se w16cid">
+<w:styles xmlns:mc="http://schemas.openxmlformats.org/markup-compatibility/2006" xmlns:r="http://schemas.openxmlformats.org/officeDocument/2006/relationships" xmlns:w="http://schemas.openxmlformats.org/wordprocessingml/2006/main" xmlns:w14="http://schemas.microsoft.com/office/word/2010/wordml" xmlns:w15="http://schemas.microsoft.com/office/word/2012/wordml" xmlns:w16se="http://schemas.microsoft.com/office/word/2015/wordml/symex" mc:Ignorable="w14 w15 w16se">
   <w:docDefaults>
     <w:rPrDefault>
       <w:rPr>
@@ -17164,7 +17214,7 @@
       </w:pPr>
     </w:pPrDefault>
   </w:docDefaults>
-  <w:latentStyles w:defLockedState="0" w:defUIPriority="99" w:defSemiHidden="0" w:defUnhideWhenUsed="0" w:defQFormat="0" w:count="375">
+  <w:latentStyles w:defLockedState="0" w:defUIPriority="99" w:defSemiHidden="0" w:defUnhideWhenUsed="0" w:defQFormat="0" w:count="371">
     <w:lsdException w:name="Normal" w:uiPriority="0" w:qFormat="1"/>
     <w:lsdException w:name="heading 1" w:uiPriority="9" w:qFormat="1"/>
     <w:lsdException w:name="heading 2" w:semiHidden="1" w:uiPriority="9" w:unhideWhenUsed="1" w:qFormat="1"/>
@@ -17270,6 +17320,7 @@
     <w:lsdException w:name="HTML Sample" w:semiHidden="1" w:unhideWhenUsed="1"/>
     <w:lsdException w:name="HTML Typewriter" w:semiHidden="1" w:unhideWhenUsed="1"/>
     <w:lsdException w:name="HTML Variable" w:semiHidden="1" w:unhideWhenUsed="1"/>
+    <w:lsdException w:name="Normal Table" w:semiHidden="1" w:unhideWhenUsed="1"/>
     <w:lsdException w:name="annotation subject" w:semiHidden="1" w:unhideWhenUsed="1"/>
     <w:lsdException w:name="No List" w:semiHidden="1" w:unhideWhenUsed="1"/>
     <w:lsdException w:name="Outline List 1" w:semiHidden="1" w:unhideWhenUsed="1"/>
@@ -17313,8 +17364,10 @@
     <w:lsdException w:name="Table Elegant" w:semiHidden="1" w:unhideWhenUsed="1"/>
     <w:lsdException w:name="Table Professional" w:semiHidden="1" w:unhideWhenUsed="1"/>
     <w:lsdException w:name="Table Subtle 1" w:semiHidden="1" w:unhideWhenUsed="1"/>
+    <w:lsdException w:name="Table Subtle 2" w:semiHidden="1" w:unhideWhenUsed="1"/>
     <w:lsdException w:name="Table Web 1" w:semiHidden="1" w:unhideWhenUsed="1"/>
     <w:lsdException w:name="Table Web 2" w:semiHidden="1" w:unhideWhenUsed="1"/>
+    <w:lsdException w:name="Table Web 3" w:semiHidden="1" w:unhideWhenUsed="1"/>
     <w:lsdException w:name="Balloon Text" w:semiHidden="1" w:unhideWhenUsed="1"/>
     <w:lsdException w:name="Table Grid" w:uiPriority="39"/>
     <w:lsdException w:name="Table Theme" w:semiHidden="1" w:unhideWhenUsed="1"/>
@@ -17533,10 +17586,6 @@
     <w:lsdException w:name="List Table 5 Dark Accent 6" w:uiPriority="50"/>
     <w:lsdException w:name="List Table 6 Colorful Accent 6" w:uiPriority="51"/>
     <w:lsdException w:name="List Table 7 Colorful Accent 6" w:uiPriority="52"/>
-    <w:lsdException w:name="Mention" w:semiHidden="1" w:unhideWhenUsed="1"/>
-    <w:lsdException w:name="Smart Hyperlink" w:semiHidden="1" w:unhideWhenUsed="1"/>
-    <w:lsdException w:name="Hashtag" w:semiHidden="1" w:unhideWhenUsed="1"/>
-    <w:lsdException w:name="Unresolved Mention" w:semiHidden="1" w:unhideWhenUsed="1"/>
   </w:latentStyles>
   <w:style w:type="paragraph" w:default="1" w:styleId="Normal">
     <w:name w:val="Normal"/>
@@ -18216,7 +18265,7 @@
 </file>
 
 <file path=customXml/itemProps1.xml><?xml version="1.0" encoding="utf-8"?>
-<ds:datastoreItem xmlns:ds="http://schemas.openxmlformats.org/officeDocument/2006/customXml" ds:itemID="{815C8068-6D60-44FF-8428-946D1B849830}">
+<ds:datastoreItem xmlns:ds="http://schemas.openxmlformats.org/officeDocument/2006/customXml" ds:itemID="{A92C2E46-023A-45E8-8BB2-8F61775231CB}">
   <ds:schemaRefs>
     <ds:schemaRef ds:uri="http://schemas.openxmlformats.org/officeDocument/2006/bibliography"/>
   </ds:schemaRefs>

--- a/Documentacao/Documentacao.docx
+++ b/Documentacao/Documentacao.docx
@@ -1,6 +1,6 @@
 
 <file path=word/document.xml><?xml version="1.0" encoding="utf-8"?>
-<w:document xmlns:wpc="http://schemas.microsoft.com/office/word/2010/wordprocessingCanvas" xmlns:mc="http://schemas.openxmlformats.org/markup-compatibility/2006" xmlns:o="urn:schemas-microsoft-com:office:office" xmlns:r="http://schemas.openxmlformats.org/officeDocument/2006/relationships" xmlns:m="http://schemas.openxmlformats.org/officeDocument/2006/math" xmlns:v="urn:schemas-microsoft-com:vml" xmlns:wp14="http://schemas.microsoft.com/office/word/2010/wordprocessingDrawing" xmlns:wp="http://schemas.openxmlformats.org/drawingml/2006/wordprocessingDrawing" xmlns:w10="urn:schemas-microsoft-com:office:word" xmlns:w="http://schemas.openxmlformats.org/wordprocessingml/2006/main" xmlns:w14="http://schemas.microsoft.com/office/word/2010/wordml" xmlns:wpg="http://schemas.microsoft.com/office/word/2010/wordprocessingGroup" xmlns:wpi="http://schemas.microsoft.com/office/word/2010/wordprocessingInk" xmlns:wne="http://schemas.microsoft.com/office/word/2006/wordml" xmlns:wps="http://schemas.microsoft.com/office/word/2010/wordprocessingShape" mc:Ignorable="w14 wp14">
+<w:document xmlns:wpc="http://schemas.microsoft.com/office/word/2010/wordprocessingCanvas" xmlns:cx="http://schemas.microsoft.com/office/drawing/2014/chartex" xmlns:mc="http://schemas.openxmlformats.org/markup-compatibility/2006" xmlns:o="urn:schemas-microsoft-com:office:office" xmlns:r="http://schemas.openxmlformats.org/officeDocument/2006/relationships" xmlns:m="http://schemas.openxmlformats.org/officeDocument/2006/math" xmlns:v="urn:schemas-microsoft-com:vml" xmlns:wp14="http://schemas.microsoft.com/office/word/2010/wordprocessingDrawing" xmlns:wp="http://schemas.openxmlformats.org/drawingml/2006/wordprocessingDrawing" xmlns:w10="urn:schemas-microsoft-com:office:word" xmlns:w="http://schemas.openxmlformats.org/wordprocessingml/2006/main" xmlns:w14="http://schemas.microsoft.com/office/word/2010/wordml" xmlns:w15="http://schemas.microsoft.com/office/word/2012/wordml" xmlns:w16se="http://schemas.microsoft.com/office/word/2015/wordml/symex" xmlns:wpg="http://schemas.microsoft.com/office/word/2010/wordprocessingGroup" xmlns:wpi="http://schemas.microsoft.com/office/word/2010/wordprocessingInk" xmlns:wne="http://schemas.microsoft.com/office/word/2006/wordml" xmlns:wps="http://schemas.microsoft.com/office/word/2010/wordprocessingShape" mc:Ignorable="w14 w15 w16se wp14">
   <w:body>
     <w:p>
       <w:pPr>
@@ -592,14 +592,7 @@
           <w:rFonts w:ascii="Arial" w:eastAsia="Arial" w:hAnsi="Arial" w:cs="Arial"/>
           <w:sz w:val="20"/>
         </w:rPr>
-        <w:t>Trabalho de Conclusão de Curso apresentado ao Curso Técnico em Desenvolvimento de Sistemas da ETEC Professor Camargo Aranha, orientado pelo professor Davi Vilar, como requisito pa</w:t>
-      </w:r>
-      <w:r>
-        <w:rPr>
-          <w:rFonts w:ascii="Arial" w:eastAsia="Arial" w:hAnsi="Arial" w:cs="Arial"/>
-          <w:sz w:val="20"/>
-        </w:rPr>
-        <w:t>rcial para obtenção do título de técnico em Desenvolvimento de Sistemas</w:t>
+        <w:t>Trabalho de Conclusão de Curso apresentado ao Curso Técnico em Desenvolvimento de Sistemas da ETEC Professor Camargo Aranha, orientado pelo professor Davi Vilar, como requisito parcial para obtenção do título de técnico em Desenvolvimento de Sistemas</w:t>
       </w:r>
     </w:p>
     <w:p>
@@ -734,28 +727,7 @@
           <w:rFonts w:ascii="Arial" w:eastAsia="Arial" w:hAnsi="Arial" w:cs="Arial"/>
           <w:sz w:val="24"/>
         </w:rPr>
-        <w:t>Este trabalho de conclusão de curso propõe uma análise das dificuldades enfrentadas pelos professores da ETEC Professor Camargo Aranha ao lecionar para alunos verbais com Transtorno do Espectro Autista (TEA) de Nível 1. Por meio de uma abordagem de pesquis</w:t>
-      </w:r>
-      <w:r>
-        <w:rPr>
-          <w:rFonts w:ascii="Arial" w:eastAsia="Arial" w:hAnsi="Arial" w:cs="Arial"/>
-          <w:sz w:val="24"/>
-        </w:rPr>
-        <w:t>a qualitativa, os principais obstáculos foram investigados utilizando entrevistas individuais e registros fornecidos pelo corpo docente. Como resultado, foram identificados os seguintes gargalos: a dificuldade em criar materiais didáticos adaptados e genui</w:t>
-      </w:r>
-      <w:r>
-        <w:rPr>
-          <w:rFonts w:ascii="Arial" w:eastAsia="Arial" w:hAnsi="Arial" w:cs="Arial"/>
-          <w:sz w:val="24"/>
-        </w:rPr>
-        <w:t>namente inclusivos, além de garantir a compreensão do conteúdo por parte desses alunos. Em resposta a esses desafios, o TEA Learn foi desenvolvido com o objetivo de mitigar essas barreiras e auxiliar os educadores por meio da aplicação da Inteligência Arti</w:t>
-      </w:r>
-      <w:r>
-        <w:rPr>
-          <w:rFonts w:ascii="Arial" w:eastAsia="Arial" w:hAnsi="Arial" w:cs="Arial"/>
-          <w:sz w:val="24"/>
-        </w:rPr>
-        <w:t>ficial.</w:t>
+        <w:t>Este trabalho de conclusão de curso propõe uma análise das dificuldades enfrentadas pelos professores da ETEC Professor Camargo Aranha ao lecionar para alunos verbais com Transtorno do Espectro Autista (TEA) de Nível 1. Por meio de uma abordagem de pesquisa qualitativa, os principais obstáculos foram investigados utilizando entrevistas individuais e registros fornecidos pelo corpo docente. Como resultado, foram identificados os seguintes gargalos: a dificuldade em criar materiais didáticos adaptados e genuinamente inclusivos, além de garantir a compreensão do conteúdo por parte desses alunos. Em resposta a esses desafios, o TEA Learn foi desenvolvido com o objetivo de mitigar essas barreiras e auxiliar os educadores por meio da aplicação da Inteligência Artificial.</w:t>
       </w:r>
     </w:p>
     <w:p>
@@ -1068,59 +1040,50 @@
         <w:rPr>
           <w:rFonts w:ascii="Arial" w:eastAsia="Arial" w:hAnsi="Arial" w:cs="Arial"/>
           <w:sz w:val="24"/>
-        </w:rPr>
-      </w:pPr>
-      <w:r>
-        <w:rPr>
-          <w:rFonts w:ascii="Arial" w:eastAsia="Arial" w:hAnsi="Arial" w:cs="Arial"/>
-          <w:sz w:val="24"/>
-        </w:rPr>
-        <w:t>This undergraduate thesis proposes an analysis of the difficulties faced by teachers at ETEC Professor Camargo Aranha when teaching verbal students with Level 1 Autism Spectrum Disorder (ASD). Through a qualitative research approach, the main obstacles wer</w:t>
-      </w:r>
-      <w:r>
-        <w:rPr>
-          <w:rFonts w:ascii="Arial" w:eastAsia="Arial" w:hAnsi="Arial" w:cs="Arial"/>
-          <w:sz w:val="24"/>
-        </w:rPr>
-        <w:t xml:space="preserve">e investigated using individual interviews and records provided by the faculty. </w:t>
-      </w:r>
-      <w:proofErr w:type="gramStart"/>
-      <w:r>
-        <w:rPr>
-          <w:rFonts w:ascii="Arial" w:eastAsia="Arial" w:hAnsi="Arial" w:cs="Arial"/>
-          <w:sz w:val="24"/>
-        </w:rPr>
-        <w:t>As a</w:t>
-      </w:r>
-      <w:proofErr w:type="gramEnd"/>
-      <w:r>
-        <w:rPr>
-          <w:rFonts w:ascii="Arial" w:eastAsia="Arial" w:hAnsi="Arial" w:cs="Arial"/>
-          <w:sz w:val="24"/>
-        </w:rPr>
-        <w:t xml:space="preserve"> result, the following bottlenecks were identified: the difficulty in creating adapted and genuinely inclusive learning materials, alongside ensuring these students' compre</w:t>
-      </w:r>
-      <w:r>
-        <w:rPr>
-          <w:rFonts w:ascii="Arial" w:eastAsia="Arial" w:hAnsi="Arial" w:cs="Arial"/>
-          <w:sz w:val="24"/>
-        </w:rPr>
-        <w:t>hension of the content. In response to these challenges, TEA Learn was developed with the objective of mitigating these barriers and assisting educators through the application of Artificial Intelligence.</w:t>
-      </w:r>
-    </w:p>
-    <w:p>
-      <w:pPr>
-        <w:spacing w:after="0" w:line="360" w:lineRule="auto"/>
-        <w:rPr>
-          <w:rFonts w:ascii="Arial" w:eastAsia="Arial" w:hAnsi="Arial" w:cs="Arial"/>
-          <w:sz w:val="24"/>
-        </w:rPr>
-      </w:pPr>
-      <w:r>
-        <w:rPr>
-          <w:rFonts w:ascii="Arial" w:eastAsia="Arial" w:hAnsi="Arial" w:cs="Arial"/>
-          <w:b/>
-          <w:sz w:val="24"/>
+          <w:lang w:val="en-US"/>
+        </w:rPr>
+      </w:pPr>
+      <w:r>
+        <w:rPr>
+          <w:rFonts w:ascii="Arial" w:eastAsia="Arial" w:hAnsi="Arial" w:cs="Arial"/>
+          <w:sz w:val="24"/>
+          <w:lang w:val="en-US"/>
+        </w:rPr>
+        <w:t xml:space="preserve">This undergraduate thesis proposes an analysis of the difficulties faced by teachers at ETEC Professor Camargo </w:t>
+      </w:r>
+      <w:proofErr w:type="spellStart"/>
+      <w:r>
+        <w:rPr>
+          <w:rFonts w:ascii="Arial" w:eastAsia="Arial" w:hAnsi="Arial" w:cs="Arial"/>
+          <w:sz w:val="24"/>
+          <w:lang w:val="en-US"/>
+        </w:rPr>
+        <w:t>Aranha</w:t>
+      </w:r>
+      <w:proofErr w:type="spellEnd"/>
+      <w:r>
+        <w:rPr>
+          <w:rFonts w:ascii="Arial" w:eastAsia="Arial" w:hAnsi="Arial" w:cs="Arial"/>
+          <w:sz w:val="24"/>
+          <w:lang w:val="en-US"/>
+        </w:rPr>
+        <w:t xml:space="preserve"> when teaching verbal students with Level 1 Autism Spectrum Disorder (ASD). Through a qualitative research approach, the main obstacles were investigated using individual interviews and records provided by the faculty. As a result, the following bottlenecks were identified: the difficulty in creating adapted and genuinely inclusive learning materials, alongside ensuring these students' comprehension of the content. In response to these challenges, TEA Learn was developed with the objective of mitigating these barriers and assisting educators through the application of Artificial Intelligence.</w:t>
+      </w:r>
+    </w:p>
+    <w:p>
+      <w:pPr>
+        <w:spacing w:after="0" w:line="360" w:lineRule="auto"/>
+        <w:rPr>
+          <w:rFonts w:ascii="Arial" w:eastAsia="Arial" w:hAnsi="Arial" w:cs="Arial"/>
+          <w:sz w:val="24"/>
+        </w:rPr>
+      </w:pPr>
+      <w:r>
+        <w:rPr>
+          <w:rFonts w:ascii="Arial" w:eastAsia="Arial" w:hAnsi="Arial" w:cs="Arial"/>
+          <w:b/>
+          <w:sz w:val="24"/>
+          <w:lang w:val="en-US"/>
         </w:rPr>
         <w:t>Keywords</w:t>
       </w:r>
@@ -1128,15 +1091,25 @@
         <w:rPr>
           <w:rFonts w:ascii="Arial" w:eastAsia="Arial" w:hAnsi="Arial" w:cs="Arial"/>
           <w:sz w:val="24"/>
-        </w:rPr>
-        <w:t>: Adapted materials. Artificial Intelligenc</w:t>
-      </w:r>
-      <w:r>
-        <w:rPr>
-          <w:rFonts w:ascii="Arial" w:eastAsia="Arial" w:hAnsi="Arial" w:cs="Arial"/>
-          <w:sz w:val="24"/>
-        </w:rPr>
-        <w:t>e. Inclusion.</w:t>
+          <w:lang w:val="en-US"/>
+        </w:rPr>
+        <w:t xml:space="preserve">: Adapted materials. Artificial Intelligence. </w:t>
+      </w:r>
+      <w:proofErr w:type="spellStart"/>
+      <w:r>
+        <w:rPr>
+          <w:rFonts w:ascii="Arial" w:eastAsia="Arial" w:hAnsi="Arial" w:cs="Arial"/>
+          <w:sz w:val="24"/>
+        </w:rPr>
+        <w:t>Inclusion</w:t>
+      </w:r>
+      <w:proofErr w:type="spellEnd"/>
+      <w:r>
+        <w:rPr>
+          <w:rFonts w:ascii="Arial" w:eastAsia="Arial" w:hAnsi="Arial" w:cs="Arial"/>
+          <w:sz w:val="24"/>
+        </w:rPr>
+        <w:t>.</w:t>
       </w:r>
     </w:p>
     <w:p>
@@ -1725,21 +1698,7 @@
           <w:rFonts w:ascii="Arial" w:eastAsia="Arial" w:hAnsi="Arial" w:cs="Arial"/>
           <w:sz w:val="24"/>
         </w:rPr>
-        <w:t xml:space="preserve">Com base em pesquisas de campo realizadas com o corpo docente da ETEC Professor Camargo Aranha e com especialistas da Clínica Movthera, identificou-se que, embora as diretrizes educacionais busquem a inclusão, estudantes com Transtorno do Espectro Autista </w:t>
-      </w:r>
-      <w:r>
-        <w:rPr>
-          <w:rFonts w:ascii="Arial" w:eastAsia="Arial" w:hAnsi="Arial" w:cs="Arial"/>
-          <w:sz w:val="24"/>
-        </w:rPr>
-        <w:t xml:space="preserve">(TEA) nível 1 enfrentam barreiras severas no uso de materiais didáticos tradicionais. Esta realidade tornou-se ainda mais evidente com a abertura de vagas afirmativas para alunos com TEA no processo seletivo (Vestibulinho) da instituição para o ano letivo </w:t>
-      </w:r>
-      <w:r>
-        <w:rPr>
-          <w:rFonts w:ascii="Arial" w:eastAsia="Arial" w:hAnsi="Arial" w:cs="Arial"/>
-          <w:sz w:val="24"/>
-        </w:rPr>
-        <w:t>de 2026. Os principais desafios pedagógicos identificados compreendem:</w:t>
+        <w:t>Com base em pesquisas de campo realizadas com o corpo docente da ETEC Professor Camargo Aranha e com especialistas da Clínica Movthera, identificou-se que, embora as diretrizes educacionais busquem a inclusão, estudantes com Transtorno do Espectro Autista (TEA) nível 1 enfrentam barreiras severas no uso de materiais didáticos tradicionais. Esta realidade tornou-se ainda mais evidente com a abertura de vagas afirmativas para alunos com TEA no processo seletivo (Vestibulinho) da instituição para o ano letivo de 2026. Os principais desafios pedagógicos identificados compreendem:</w:t>
       </w:r>
     </w:p>
     <w:p>
@@ -1838,38 +1797,24 @@
           <w:rFonts w:ascii="Arial" w:eastAsia="Arial" w:hAnsi="Arial" w:cs="Arial"/>
           <w:sz w:val="24"/>
         </w:rPr>
-        <w:t xml:space="preserve"> Professores que</w:t>
-      </w:r>
-      <w:r>
-        <w:rPr>
-          <w:rFonts w:ascii="Arial" w:eastAsia="Arial" w:hAnsi="Arial" w:cs="Arial"/>
-          <w:sz w:val="24"/>
-        </w:rPr>
-        <w:t xml:space="preserve"> não receberam treinamento ou capacitação específica para a transformação de conteúdos, além da escassez de tempo hábil para adaptar materiais manualmente para turmas numerosas.</w:t>
-      </w:r>
-    </w:p>
-    <w:p>
-      <w:pPr>
-        <w:spacing w:after="0" w:line="360" w:lineRule="auto"/>
-        <w:jc w:val="both"/>
-        <w:rPr>
-          <w:rFonts w:ascii="Arial" w:eastAsia="Arial" w:hAnsi="Arial" w:cs="Arial"/>
-          <w:sz w:val="24"/>
-        </w:rPr>
-      </w:pPr>
-      <w:r>
-        <w:rPr>
-          <w:rFonts w:ascii="Arial" w:eastAsia="Arial" w:hAnsi="Arial" w:cs="Arial"/>
-          <w:sz w:val="24"/>
-        </w:rPr>
-        <w:t>Essa lacuna na formação e na infraestrutura pedagógica prejudica diretamente a</w:t>
-      </w:r>
-      <w:r>
-        <w:rPr>
-          <w:rFonts w:ascii="Arial" w:eastAsia="Arial" w:hAnsi="Arial" w:cs="Arial"/>
-          <w:sz w:val="24"/>
-        </w:rPr>
-        <w:t xml:space="preserve"> aprendizagem, a compreensão do conteúdo e a participação ativa desses alunos em sala de aula.</w:t>
+        <w:t xml:space="preserve"> Professores que não receberam treinamento ou capacitação específica para a transformação de conteúdos, além da escassez de tempo hábil para adaptar materiais manualmente para turmas numerosas.</w:t>
+      </w:r>
+    </w:p>
+    <w:p>
+      <w:pPr>
+        <w:spacing w:after="0" w:line="360" w:lineRule="auto"/>
+        <w:jc w:val="both"/>
+        <w:rPr>
+          <w:rFonts w:ascii="Arial" w:eastAsia="Arial" w:hAnsi="Arial" w:cs="Arial"/>
+          <w:sz w:val="24"/>
+        </w:rPr>
+      </w:pPr>
+      <w:r>
+        <w:rPr>
+          <w:rFonts w:ascii="Arial" w:eastAsia="Arial" w:hAnsi="Arial" w:cs="Arial"/>
+          <w:sz w:val="24"/>
+        </w:rPr>
+        <w:t>Essa lacuna na formação e na infraestrutura pedagógica prejudica diretamente a aprendizagem, a compreensão do conteúdo e a participação ativa desses alunos em sala de aula.</w:t>
       </w:r>
     </w:p>
     <w:p>
@@ -1912,14 +1857,7 @@
           <w:rFonts w:ascii="Arial" w:eastAsia="Arial" w:hAnsi="Arial" w:cs="Arial"/>
           <w:sz w:val="24"/>
         </w:rPr>
-        <w:t>Após uma série de pesquisas, alguns modelos e métodos foram adotados e aprendidos por nós durante o desenvolvimento desse projeto. Além disso</w:t>
-      </w:r>
-      <w:r>
-        <w:rPr>
-          <w:rFonts w:ascii="Arial" w:eastAsia="Arial" w:hAnsi="Arial" w:cs="Arial"/>
-          <w:sz w:val="24"/>
-        </w:rPr>
-        <w:t>, realizamos resumos para estudo e facilitação da implementação no projeto, como:</w:t>
+        <w:t>Após uma série de pesquisas, alguns modelos e métodos foram adotados e aprendidos por nós durante o desenvolvimento desse projeto. Além disso, realizamos resumos para estudo e facilitação da implementação no projeto, como:</w:t>
       </w:r>
     </w:p>
     <w:p>
@@ -1986,14 +1924,7 @@
           <w:sz w:val="24"/>
         </w:rPr>
         <w:lastRenderedPageBreak/>
-        <w:t>rápida e aut</w:t>
-      </w:r>
-      <w:r>
-        <w:rPr>
-          <w:rFonts w:ascii="Arial" w:eastAsia="Arial" w:hAnsi="Arial" w:cs="Arial"/>
-          <w:sz w:val="24"/>
-        </w:rPr>
-        <w:t xml:space="preserve">omatizada de materiais pedagógicos (PDFs) em versões acessíveis para alunos com TEA nível 1 através da Inteligência Artificial. </w:t>
+        <w:t xml:space="preserve">rápida e automatizada de materiais pedagógicos (PDFs) em versões acessíveis para alunos com TEA nível 1 através da Inteligência Artificial. </w:t>
       </w:r>
     </w:p>
     <w:p>
@@ -2087,7 +2018,6 @@
         </w:rPr>
         <w:t xml:space="preserve">Requisito Func – 3: </w:t>
       </w:r>
-      <w:proofErr w:type="gramStart"/>
       <w:r>
         <w:rPr>
           <w:rFonts w:ascii="Arial" w:eastAsia="Arial" w:hAnsi="Arial" w:cs="Arial"/>
@@ -2095,7 +2025,6 @@
         </w:rPr>
         <w:t>Download</w:t>
       </w:r>
-      <w:proofErr w:type="gramEnd"/>
     </w:p>
     <w:p>
       <w:pPr>
@@ -2163,14 +2092,7 @@
           <w:rFonts w:ascii="Arial" w:eastAsia="Arial" w:hAnsi="Arial" w:cs="Arial"/>
           <w:sz w:val="24"/>
         </w:rPr>
-        <w:t xml:space="preserve">Este capítulo define as fronteiras de atuação do sistema TEA Learn, especificando as funcionalidades que compõem o produto final entregue neste Trabalho de Conclusão de Curso, bem como as delimitações técnicas que definem o que não faz parte </w:t>
-      </w:r>
-      <w:r>
-        <w:rPr>
-          <w:rFonts w:ascii="Arial" w:eastAsia="Arial" w:hAnsi="Arial" w:cs="Arial"/>
-          <w:sz w:val="24"/>
-        </w:rPr>
-        <w:t>do escopo atual do desenvolvimento.</w:t>
+        <w:t>Este capítulo define as fronteiras de atuação do sistema TEA Learn, especificando as funcionalidades que compõem o produto final entregue neste Trabalho de Conclusão de Curso, bem como as delimitações técnicas que definem o que não faz parte do escopo atual do desenvolvimento.</w:t>
       </w:r>
     </w:p>
     <w:p>
@@ -2260,14 +2182,7 @@
           <w:rFonts w:ascii="Arial" w:eastAsia="Arial" w:hAnsi="Arial" w:cs="Arial"/>
           <w:sz w:val="24"/>
         </w:rPr>
-        <w:t>, onde o motor pedagógico da IA e</w:t>
-      </w:r>
-      <w:r>
-        <w:rPr>
-          <w:rFonts w:ascii="Arial" w:eastAsia="Arial" w:hAnsi="Arial" w:cs="Arial"/>
-          <w:sz w:val="24"/>
-        </w:rPr>
-        <w:t>stará calibrado para lidar com textos discursivos, interpretação e organização lógica de conteúdos.</w:t>
+        <w:t>, onde o motor pedagógico da IA estará calibrado para lidar com textos discursivos, interpretação e organização lógica de conteúdos.</w:t>
       </w:r>
     </w:p>
     <w:p>
@@ -2324,14 +2239,7 @@
           <w:rFonts w:ascii="Arial" w:eastAsia="Arial" w:hAnsi="Arial" w:cs="Arial"/>
           <w:sz w:val="24"/>
         </w:rPr>
-        <w:t>: O material didático or</w:t>
-      </w:r>
-      <w:r>
-        <w:rPr>
-          <w:rFonts w:ascii="Arial" w:eastAsia="Arial" w:hAnsi="Arial" w:cs="Arial"/>
-          <w:sz w:val="24"/>
-        </w:rPr>
-        <w:t xml:space="preserve">iginal será examinado para identificar problemas de acessibilidade, como linguagem complexa, </w:t>
+        <w:t xml:space="preserve">: O material didático original será examinado para identificar problemas de acessibilidade, como linguagem complexa, </w:t>
       </w:r>
       <w:r>
         <w:rPr>
@@ -2361,14 +2269,7 @@
           <w:rFonts w:ascii="Arial" w:eastAsia="Arial" w:hAnsi="Arial" w:cs="Arial"/>
           <w:sz w:val="24"/>
         </w:rPr>
-        <w:t xml:space="preserve"> e necessi</w:t>
-      </w:r>
-      <w:r>
-        <w:rPr>
-          <w:rFonts w:ascii="Arial" w:eastAsia="Arial" w:hAnsi="Arial" w:cs="Arial"/>
-          <w:sz w:val="24"/>
-        </w:rPr>
-        <w:t xml:space="preserve">dade de estrutura. Essa fase resultará em uma lista de requisitos de adaptação. </w:t>
+        <w:t xml:space="preserve"> e necessidade de estrutura. Essa fase resultará em uma lista de requisitos de adaptação. </w:t>
       </w:r>
     </w:p>
     <w:p>
@@ -2399,16 +2300,7 @@
           <w:rFonts w:ascii="Arial" w:eastAsia="Arial" w:hAnsi="Arial" w:cs="Arial"/>
           <w:sz w:val="24"/>
         </w:rPr>
-        <w:t>: Esses requisitos</w:t>
-      </w:r>
-      <w:bookmarkStart w:id="0" w:name="_GoBack"/>
-      <w:bookmarkEnd w:id="0"/>
-      <w:r>
-        <w:rPr>
-          <w:rFonts w:ascii="Arial" w:eastAsia="Arial" w:hAnsi="Arial" w:cs="Arial"/>
-          <w:sz w:val="24"/>
-        </w:rPr>
-        <w:t xml:space="preserve"> seriam transformados em regras pedagógicas </w:t>
+        <w:t xml:space="preserve">: Esses requisitos seriam transformados em regras pedagógicas </w:t>
       </w:r>
       <w:r>
         <w:rPr>
@@ -2431,15 +2323,7 @@
           <w:b/>
           <w:sz w:val="24"/>
         </w:rPr>
-        <w:t>textos simplifica</w:t>
-      </w:r>
-      <w:r>
-        <w:rPr>
-          <w:rFonts w:ascii="Arial" w:eastAsia="Arial" w:hAnsi="Arial" w:cs="Arial"/>
-          <w:b/>
-          <w:sz w:val="24"/>
-        </w:rPr>
-        <w:t>dos e exemplos concretos</w:t>
+        <w:t>textos simplificados e exemplos concretos</w:t>
       </w:r>
       <w:r>
         <w:rPr>
@@ -2469,29 +2353,14 @@
           <w:b/>
           <w:sz w:val="24"/>
         </w:rPr>
-        <w:t>Etapa de Des</w:t>
-      </w:r>
-      <w:r>
-        <w:rPr>
-          <w:rFonts w:ascii="Arial" w:eastAsia="Arial" w:hAnsi="Arial" w:cs="Arial"/>
-          <w:b/>
-          <w:sz w:val="24"/>
-        </w:rPr>
-        <w:t>envolvimento (Development)</w:t>
-      </w:r>
-      <w:r>
-        <w:rPr>
-          <w:rFonts w:ascii="Arial" w:eastAsia="Arial" w:hAnsi="Arial" w:cs="Arial"/>
-          <w:sz w:val="24"/>
-        </w:rPr>
-        <w:t>: A inteligência artificial aplicaria essas regras ao material original. O processamento envolveria simplificação de texto, segmentação do conteúdo, reorganização lógica, geração de exemplos e destaque de conceitos-chave. O result</w:t>
-      </w:r>
-      <w:r>
-        <w:rPr>
-          <w:rFonts w:ascii="Arial" w:eastAsia="Arial" w:hAnsi="Arial" w:cs="Arial"/>
-          <w:sz w:val="24"/>
-        </w:rPr>
-        <w:t xml:space="preserve">ado seria o material adaptado. </w:t>
+        <w:t>Etapa de Desenvolvimento (Development)</w:t>
+      </w:r>
+      <w:r>
+        <w:rPr>
+          <w:rFonts w:ascii="Arial" w:eastAsia="Arial" w:hAnsi="Arial" w:cs="Arial"/>
+          <w:sz w:val="24"/>
+        </w:rPr>
+        <w:t xml:space="preserve">: A inteligência artificial aplicaria essas regras ao material original. O processamento envolveria simplificação de texto, segmentação do conteúdo, reorganização lógica, geração de exemplos e destaque de conceitos-chave. O resultado seria o material adaptado. </w:t>
       </w:r>
     </w:p>
     <w:p>
@@ -2548,14 +2417,7 @@
           <w:rFonts w:ascii="Arial" w:eastAsia="Arial" w:hAnsi="Arial" w:cs="Arial"/>
           <w:sz w:val="24"/>
         </w:rPr>
-        <w:t>Al</w:t>
-      </w:r>
-      <w:r>
-        <w:rPr>
-          <w:rFonts w:ascii="Arial" w:eastAsia="Arial" w:hAnsi="Arial" w:cs="Arial"/>
-          <w:sz w:val="24"/>
-        </w:rPr>
-        <w:t>ém desse fluxo, o escopo do projeto busca abranger as seguintes funcionalidades técnicas:</w:t>
+        <w:t>Além desse fluxo, o escopo do projeto busca abranger as seguintes funcionalidades técnicas:</w:t>
       </w:r>
     </w:p>
     <w:p>
@@ -2621,30 +2483,7 @@
           <w:rFonts w:ascii="Arial" w:eastAsia="Arial" w:hAnsi="Arial" w:cs="Arial"/>
           <w:sz w:val="24"/>
         </w:rPr>
-        <w:t>Interface desenvolvida com foco na redução da sobreca</w:t>
-      </w:r>
-      <w:r>
-        <w:rPr>
-          <w:rFonts w:ascii="Arial" w:eastAsia="Arial" w:hAnsi="Arial" w:cs="Arial"/>
-          <w:sz w:val="24"/>
-        </w:rPr>
-        <w:t xml:space="preserve">rga sensorial, utilizando </w:t>
-      </w:r>
-      <w:proofErr w:type="gramStart"/>
-      <w:r>
-        <w:rPr>
-          <w:rFonts w:ascii="Arial" w:eastAsia="Arial" w:hAnsi="Arial" w:cs="Arial"/>
-          <w:sz w:val="24"/>
-        </w:rPr>
-        <w:t>layouts</w:t>
-      </w:r>
-      <w:proofErr w:type="gramEnd"/>
-      <w:r>
-        <w:rPr>
-          <w:rFonts w:ascii="Arial" w:eastAsia="Arial" w:hAnsi="Arial" w:cs="Arial"/>
-          <w:sz w:val="24"/>
-        </w:rPr>
-        <w:t xml:space="preserve"> limpos e cores suaves. </w:t>
+        <w:t xml:space="preserve">Interface desenvolvida com foco na redução da sobrecarga sensorial, utilizando layouts limpos e cores suaves. </w:t>
       </w:r>
     </w:p>
     <w:p>
@@ -2683,21 +2522,12 @@
           <w:sz w:val="24"/>
         </w:rPr>
       </w:pPr>
-      <w:proofErr w:type="gramStart"/>
-      <w:r>
-        <w:rPr>
-          <w:rFonts w:ascii="Arial" w:eastAsia="Arial" w:hAnsi="Arial" w:cs="Arial"/>
-          <w:sz w:val="24"/>
-        </w:rPr>
-        <w:t>Download</w:t>
-      </w:r>
-      <w:proofErr w:type="gramEnd"/>
-      <w:r>
-        <w:rPr>
-          <w:rFonts w:ascii="Arial" w:eastAsia="Arial" w:hAnsi="Arial" w:cs="Arial"/>
-          <w:sz w:val="24"/>
-        </w:rPr>
-        <w:t xml:space="preserve"> do material adaptado</w:t>
+      <w:r>
+        <w:rPr>
+          <w:rFonts w:ascii="Arial" w:eastAsia="Arial" w:hAnsi="Arial" w:cs="Arial"/>
+          <w:sz w:val="24"/>
+        </w:rPr>
+        <w:t>Download do material adaptado</w:t>
       </w:r>
     </w:p>
     <w:p>
@@ -2790,9 +2620,9 @@
       <w:r>
         <w:object w:dxaOrig="8708" w:dyaOrig="4157">
           <v:rect id="rectole0000000000" o:spid="_x0000_i1025" style="width:435.75pt;height:207.75pt" o:ole="" o:preferrelative="t" stroked="f">
-            <v:imagedata r:id="rId6" o:title=""/>
+            <v:imagedata r:id="rId5" o:title=""/>
           </v:rect>
-          <o:OLEObject Type="Embed" ProgID="StaticMetafile" ShapeID="rectole0000000000" DrawAspect="Content" ObjectID="_1848905951" r:id="rId7"/>
+          <o:OLEObject Type="Embed" ProgID="StaticMetafile" ShapeID="rectole0000000000" DrawAspect="Content" ObjectID="_1849106558" r:id="rId6"/>
         </w:object>
       </w:r>
     </w:p>
@@ -2808,9 +2638,9 @@
       <w:r>
         <w:object w:dxaOrig="8708" w:dyaOrig="4135">
           <v:rect id="rectole0000000001" o:spid="_x0000_i1026" style="width:435.75pt;height:207pt" o:ole="" o:preferrelative="t" stroked="f">
-            <v:imagedata r:id="rId8" o:title=""/>
+            <v:imagedata r:id="rId7" o:title=""/>
           </v:rect>
-          <o:OLEObject Type="Embed" ProgID="StaticMetafile" ShapeID="rectole0000000001" DrawAspect="Content" ObjectID="_1848905952" r:id="rId9"/>
+          <o:OLEObject Type="Embed" ProgID="StaticMetafile" ShapeID="rectole0000000001" DrawAspect="Content" ObjectID="_1849106559" r:id="rId8"/>
         </w:object>
       </w:r>
     </w:p>
@@ -2826,9 +2656,9 @@
       <w:r>
         <w:object w:dxaOrig="8708" w:dyaOrig="4131">
           <v:rect id="rectole0000000002" o:spid="_x0000_i1027" style="width:435.75pt;height:206.25pt" o:ole="" o:preferrelative="t" stroked="f">
-            <v:imagedata r:id="rId10" o:title=""/>
+            <v:imagedata r:id="rId9" o:title=""/>
           </v:rect>
-          <o:OLEObject Type="Embed" ProgID="StaticMetafile" ShapeID="rectole0000000002" DrawAspect="Content" ObjectID="_1848905953" r:id="rId11"/>
+          <o:OLEObject Type="Embed" ProgID="StaticMetafile" ShapeID="rectole0000000002" DrawAspect="Content" ObjectID="_1849106560" r:id="rId10"/>
         </w:object>
       </w:r>
     </w:p>
@@ -2955,9 +2785,9 @@
       <w:r>
         <w:object w:dxaOrig="8425" w:dyaOrig="12068">
           <v:rect id="rectole0000000003" o:spid="_x0000_i1028" style="width:421.5pt;height:603.75pt" o:ole="" o:preferrelative="t" stroked="f">
-            <v:imagedata r:id="rId12" o:title=""/>
+            <v:imagedata r:id="rId11" o:title=""/>
           </v:rect>
-          <o:OLEObject Type="Embed" ProgID="StaticMetafile" ShapeID="rectole0000000003" DrawAspect="Content" ObjectID="_1848905954" r:id="rId13"/>
+          <o:OLEObject Type="Embed" ProgID="StaticMetafile" ShapeID="rectole0000000003" DrawAspect="Content" ObjectID="_1849106561" r:id="rId12"/>
         </w:object>
       </w:r>
     </w:p>
@@ -2973,9 +2803,9 @@
       <w:r>
         <w:object w:dxaOrig="8439" w:dyaOrig="11953">
           <v:rect id="rectole0000000004" o:spid="_x0000_i1029" style="width:422.25pt;height:597.75pt" o:ole="" o:preferrelative="t" stroked="f">
-            <v:imagedata r:id="rId14" o:title=""/>
+            <v:imagedata r:id="rId13" o:title=""/>
           </v:rect>
-          <o:OLEObject Type="Embed" ProgID="StaticMetafile" ShapeID="rectole0000000004" DrawAspect="Content" ObjectID="_1848905955" r:id="rId15"/>
+          <o:OLEObject Type="Embed" ProgID="StaticMetafile" ShapeID="rectole0000000004" DrawAspect="Content" ObjectID="_1849106562" r:id="rId14"/>
         </w:object>
       </w:r>
     </w:p>
@@ -2991,9 +2821,9 @@
       <w:r>
         <w:object w:dxaOrig="8454" w:dyaOrig="11967">
           <v:rect id="rectole0000000005" o:spid="_x0000_i1030" style="width:423pt;height:598.5pt" o:ole="" o:preferrelative="t" stroked="f">
-            <v:imagedata r:id="rId16" o:title=""/>
+            <v:imagedata r:id="rId15" o:title=""/>
           </v:rect>
-          <o:OLEObject Type="Embed" ProgID="StaticMetafile" ShapeID="rectole0000000005" DrawAspect="Content" ObjectID="_1848905956" r:id="rId17"/>
+          <o:OLEObject Type="Embed" ProgID="StaticMetafile" ShapeID="rectole0000000005" DrawAspect="Content" ObjectID="_1849106563" r:id="rId16"/>
         </w:object>
       </w:r>
     </w:p>
@@ -3038,23 +2868,7 @@
           <w:rFonts w:ascii="Arial" w:eastAsia="Arial" w:hAnsi="Arial" w:cs="Arial"/>
           <w:sz w:val="24"/>
         </w:rPr>
-        <w:t xml:space="preserve">Resultando </w:t>
-      </w:r>
-      <w:proofErr w:type="gramStart"/>
-      <w:r>
-        <w:rPr>
-          <w:rFonts w:ascii="Arial" w:eastAsia="Arial" w:hAnsi="Arial" w:cs="Arial"/>
-          <w:sz w:val="24"/>
-        </w:rPr>
-        <w:t>em</w:t>
-      </w:r>
-      <w:proofErr w:type="gramEnd"/>
-      <w:r>
-        <w:rPr>
-          <w:rFonts w:ascii="Arial" w:eastAsia="Arial" w:hAnsi="Arial" w:cs="Arial"/>
-          <w:sz w:val="24"/>
-        </w:rPr>
-        <w:t>:</w:t>
+        <w:t>Resultando em:</w:t>
       </w:r>
     </w:p>
     <w:p>
@@ -3141,14 +2955,7 @@
           <w:rFonts w:ascii="Arial" w:eastAsia="Arial" w:hAnsi="Arial" w:cs="Arial"/>
           <w:sz w:val="24"/>
         </w:rPr>
-        <w:t>Embora o presente trabalho de conclusão de curso busque desenvolver um Produto Mínimo Viável (MVP), delimitado pela adaptação de textos em formato PDF para alunos com T</w:t>
-      </w:r>
-      <w:r>
-        <w:rPr>
-          <w:rFonts w:ascii="Arial" w:eastAsia="Arial" w:hAnsi="Arial" w:cs="Arial"/>
-          <w:sz w:val="24"/>
-        </w:rPr>
-        <w:t>EA Nível 1, o escopo global do projeto TEA Learn espera alcançar a maturação e a escalabilidade da plataforma, tornando-se assim um ecossistema educacional inclusivo. A visão de longo prazo contempla as seguintes frentes de evolução:</w:t>
+        <w:t>Embora o presente trabalho de conclusão de curso busque desenvolver um Produto Mínimo Viável (MVP), delimitado pela adaptação de textos em formato PDF para alunos com TEA Nível 1, o escopo global do projeto TEA Learn espera alcançar a maturação e a escalabilidade da plataforma, tornando-se assim um ecossistema educacional inclusivo. A visão de longo prazo contempla as seguintes frentes de evolução:</w:t>
       </w:r>
     </w:p>
     <w:p>
@@ -3179,15 +2986,7 @@
           <w:b/>
           <w:sz w:val="24"/>
         </w:rPr>
-        <w:t>Multimodalidade e Pro</w:t>
-      </w:r>
-      <w:r>
-        <w:rPr>
-          <w:rFonts w:ascii="Arial" w:eastAsia="Arial" w:hAnsi="Arial" w:cs="Arial"/>
-          <w:b/>
-          <w:sz w:val="24"/>
-        </w:rPr>
-        <w:t>cessamento de Mídias Complexas</w:t>
+        <w:t>Multimodalidade e Processamento de Mídias Complexas</w:t>
       </w:r>
       <w:r>
         <w:rPr>
@@ -3208,14 +3007,7 @@
           <w:rFonts w:ascii="Arial" w:eastAsia="Arial" w:hAnsi="Arial" w:cs="Arial"/>
           <w:sz w:val="24"/>
         </w:rPr>
-        <w:t xml:space="preserve"> a capacidade de processamento de imagens, vídeos e áudios. O objetivo é que qualquer material didático, independentemente da sua fonte ou formato or</w:t>
-      </w:r>
-      <w:r>
-        <w:rPr>
-          <w:rFonts w:ascii="Arial" w:eastAsia="Arial" w:hAnsi="Arial" w:cs="Arial"/>
-          <w:sz w:val="24"/>
-        </w:rPr>
-        <w:t>iginal, possa ser adaptado para o público-alvo.</w:t>
+        <w:t xml:space="preserve"> a capacidade de processamento de imagens, vídeos e áudios. O objetivo é que qualquer material didático, independentemente da sua fonte ou formato original, possa ser adaptado para o público-alvo.</w:t>
       </w:r>
     </w:p>
     <w:p>
@@ -3282,14 +3074,7 @@
           <w:rFonts w:ascii="Arial" w:eastAsia="Arial" w:hAnsi="Arial" w:cs="Arial"/>
           <w:sz w:val="24"/>
         </w:rPr>
-        <w:t xml:space="preserve">. Isso incluirá a adaptação do motor pedagógico para suportes mais substanciais e estruturados, respeitando </w:t>
-      </w:r>
-      <w:r>
-        <w:rPr>
-          <w:rFonts w:ascii="Arial" w:eastAsia="Arial" w:hAnsi="Arial" w:cs="Arial"/>
-          <w:sz w:val="24"/>
-        </w:rPr>
-        <w:t>as singularidades de cada perfil.</w:t>
+        <w:t>. Isso incluirá a adaptação do motor pedagógico para suportes mais substanciais e estruturados, respeitando as singularidades de cada perfil.</w:t>
       </w:r>
     </w:p>
     <w:p>
@@ -3341,14 +3126,7 @@
           <w:rFonts w:ascii="Arial" w:eastAsia="Arial" w:hAnsi="Arial" w:cs="Arial"/>
           <w:sz w:val="24"/>
         </w:rPr>
-        <w:t>ara além do formato PDF, o escopo global espera que a plataforma automatize a criação de outros recursos didáticos essenciais para a inclusão, como a geração de mapas ment</w:t>
-      </w:r>
-      <w:r>
-        <w:rPr>
-          <w:rFonts w:ascii="Arial" w:eastAsia="Arial" w:hAnsi="Arial" w:cs="Arial"/>
-          <w:sz w:val="24"/>
-        </w:rPr>
-        <w:t xml:space="preserve">ais, apresentações de slides (PPT), documentos editáveis (.docx) e blocos de notas organizados visualmente, </w:t>
+        <w:t xml:space="preserve">ara além do formato PDF, o escopo global espera que a plataforma automatize a criação de outros recursos didáticos essenciais para a inclusão, como a geração de mapas mentais, apresentações de slides (PPT), documentos editáveis (.docx) e blocos de notas organizados visualmente, </w:t>
       </w:r>
       <w:r>
         <w:rPr>
@@ -3407,14 +3185,7 @@
           <w:rFonts w:ascii="Arial" w:eastAsia="Arial" w:hAnsi="Arial" w:cs="Arial"/>
           <w:sz w:val="24"/>
         </w:rPr>
-        <w:t>nquanto o escopo atual concentra-se nas fases de Análise</w:t>
-      </w:r>
-      <w:r>
-        <w:rPr>
-          <w:rFonts w:ascii="Arial" w:eastAsia="Arial" w:hAnsi="Arial" w:cs="Arial"/>
-          <w:sz w:val="24"/>
-        </w:rPr>
-        <w:t>, Design, Desenvolvimento e Implementaç</w:t>
+        <w:t>nquanto o escopo atual concentra-se nas fases de Análise, Design, Desenvolvimento e Implementaç</w:t>
       </w:r>
       <w:r>
         <w:rPr>
@@ -3450,14 +3221,7 @@
           <w:rFonts w:ascii="Arial" w:eastAsia="Arial" w:hAnsi="Arial" w:cs="Arial"/>
           <w:sz w:val="24"/>
         </w:rPr>
-        <w:t xml:space="preserve"> a coleta de dados de Learning Analytics para medir, de forma quantitativa e qualitativa, a eficácia das adaptações no</w:t>
-      </w:r>
-      <w:r>
-        <w:rPr>
-          <w:rFonts w:ascii="Arial" w:eastAsia="Arial" w:hAnsi="Arial" w:cs="Arial"/>
-          <w:sz w:val="24"/>
-        </w:rPr>
-        <w:t xml:space="preserve"> desempenh</w:t>
+        <w:t xml:space="preserve"> a coleta de dados de Learning Analytics para medir, de forma quantitativa e qualitativa, a eficácia das adaptações no desempenh</w:t>
       </w:r>
       <w:r>
         <w:rPr>
@@ -3536,20 +3300,12 @@
           <w:b/>
           <w:sz w:val="24"/>
         </w:rPr>
-        <w:t>para</w:t>
+        <w:t>para Exatas</w:t>
       </w:r>
       <w:proofErr w:type="gramEnd"/>
       <w:r>
         <w:rPr>
           <w:rFonts w:ascii="Arial" w:eastAsia="Arial" w:hAnsi="Arial" w:cs="Arial"/>
-          <w:b/>
-          <w:sz w:val="24"/>
-        </w:rPr>
-        <w:t xml:space="preserve"> Exatas</w:t>
-      </w:r>
-      <w:r>
-        <w:rPr>
-          <w:rFonts w:ascii="Arial" w:eastAsia="Arial" w:hAnsi="Arial" w:cs="Arial"/>
           <w:sz w:val="24"/>
         </w:rPr>
         <w:t>: o</w:t>
@@ -3559,14 +3315,7 @@
           <w:rFonts w:ascii="Arial" w:eastAsia="Arial" w:hAnsi="Arial" w:cs="Arial"/>
           <w:sz w:val="24"/>
         </w:rPr>
-        <w:t xml:space="preserve"> projeto prevê, em futuras versões, a expansão do motor pedagógico para suportar disciplinas de Exatas (</w:t>
-      </w:r>
-      <w:r>
-        <w:rPr>
-          <w:rFonts w:ascii="Arial" w:eastAsia="Arial" w:hAnsi="Arial" w:cs="Arial"/>
-          <w:sz w:val="24"/>
-        </w:rPr>
-        <w:t xml:space="preserve">Matemática, Física e Química). Isso envolverá o desenvolvimento de algoritmos capazes de realizar a adaptação de notações matemáticas, simplificação de fórmulas e acessibilidade para gráficos e equações, </w:t>
+        <w:t xml:space="preserve"> projeto prevê, em futuras versões, a expansão do motor pedagógico para suportar disciplinas de Exatas (Matemática, Física e Química). Isso envolverá o desenvolvimento de algoritmos capazes de realizar a adaptação de notações matemáticas, simplificação de fórmulas e acessibilidade para gráficos e equações, </w:t>
       </w:r>
       <w:r>
         <w:rPr>
@@ -3594,14 +3343,7 @@
           <w:rFonts w:ascii="Arial" w:eastAsia="Arial" w:hAnsi="Arial" w:cs="Arial"/>
           <w:sz w:val="24"/>
         </w:rPr>
-        <w:t xml:space="preserve"> que o suporte do TEA Learn se torne verda</w:t>
-      </w:r>
-      <w:r>
-        <w:rPr>
-          <w:rFonts w:ascii="Arial" w:eastAsia="Arial" w:hAnsi="Arial" w:cs="Arial"/>
-          <w:sz w:val="24"/>
-        </w:rPr>
-        <w:t>deiramente multidisciplinar.</w:t>
+        <w:t xml:space="preserve"> que o suporte do TEA Learn se torne verdadeiramente multidisciplinar.</w:t>
       </w:r>
     </w:p>
     <w:p>
@@ -3675,14 +3417,7 @@
           <w:rFonts w:ascii="Arial" w:eastAsia="Arial" w:hAnsi="Arial" w:cs="Arial"/>
           <w:sz w:val="24"/>
         </w:rPr>
-        <w:t xml:space="preserve"> a configuração de parâmetros de adaptação únicos para cada estudan</w:t>
-      </w:r>
-      <w:r>
-        <w:rPr>
-          <w:rFonts w:ascii="Arial" w:eastAsia="Arial" w:hAnsi="Arial" w:cs="Arial"/>
-          <w:sz w:val="24"/>
-        </w:rPr>
-        <w:t>te, baseando-se em suas facilidades de aprendizado, preferências visuais e necessidades pedagógicas específicas.</w:t>
+        <w:t xml:space="preserve"> a configuração de parâmetros de adaptação únicos para cada estudante, baseando-se em suas facilidades de aprendizado, preferências visuais e necessidades pedagógicas específicas.</w:t>
       </w:r>
     </w:p>
     <w:p>
@@ -3728,14 +3463,7 @@
           <w:rFonts w:ascii="Arial" w:eastAsia="Arial" w:hAnsi="Arial" w:cs="Arial"/>
           <w:sz w:val="24"/>
         </w:rPr>
-        <w:t xml:space="preserve"> para registrar o histórico de adaptações e o desempenho do aluno em materiais an</w:t>
-      </w:r>
-      <w:r>
-        <w:rPr>
-          <w:rFonts w:ascii="Arial" w:eastAsia="Arial" w:hAnsi="Arial" w:cs="Arial"/>
-          <w:sz w:val="24"/>
-        </w:rPr>
-        <w:t>teriores. Com base nestes dados e nas indicações pedagógicas (oriundas de laudos e obs</w:t>
+        <w:t xml:space="preserve"> para registrar o histórico de adaptações e o desempenho do aluno em materiais anteriores. Com base nestes dados e nas indicações pedagógicas (oriundas de laudos e obs</w:t>
       </w:r>
       <w:r>
         <w:rPr>
@@ -3777,14 +3505,7 @@
           <w:rFonts w:ascii="Arial" w:eastAsia="Arial" w:hAnsi="Arial" w:cs="Arial"/>
           <w:sz w:val="24"/>
         </w:rPr>
-        <w:t>continuam</w:t>
-      </w:r>
-      <w:r>
-        <w:rPr>
-          <w:rFonts w:ascii="Arial" w:eastAsia="Arial" w:hAnsi="Arial" w:cs="Arial"/>
-          <w:sz w:val="24"/>
-        </w:rPr>
-        <w:t>ente.</w:t>
+        <w:t>continuamente.</w:t>
       </w:r>
     </w:p>
     <w:p>
@@ -3903,14 +3624,7 @@
           <w:rFonts w:ascii="Arial" w:eastAsia="Arial" w:hAnsi="Arial" w:cs="Arial"/>
           <w:sz w:val="24"/>
         </w:rPr>
-        <w:t>: O foco atual não engloba os níveis 2 e 3 do TEA (Tra</w:t>
-      </w:r>
-      <w:r>
-        <w:rPr>
-          <w:rFonts w:ascii="Arial" w:eastAsia="Arial" w:hAnsi="Arial" w:cs="Arial"/>
-          <w:sz w:val="24"/>
-        </w:rPr>
-        <w:t>nstorno do Espectro Autista) nesta versão, focando apenas no nível 1.</w:t>
+        <w:t>: O foco atual não engloba os níveis 2 e 3 do TEA (Transtorno do Espectro Autista) nesta versão, focando apenas no nível 1.</w:t>
       </w:r>
       <w:r>
         <w:rPr>
@@ -3947,7 +3661,7 @@
           <w:rFonts w:ascii="Arial" w:eastAsia="Arial" w:hAnsi="Arial" w:cs="Arial"/>
           <w:sz w:val="24"/>
         </w:rPr>
-        <w:t xml:space="preserve">A plataforma não consegue criar nenhum outro tipo de arquivo além do PDF, como mapas </w:t>
+        <w:t>A plataforma não consegue criar nenhum outro tipo de arquivo além do PDF, como mapas mentais</w:t>
       </w:r>
       <w:proofErr w:type="gramStart"/>
       <w:r>
@@ -3955,7 +3669,7 @@
           <w:rFonts w:ascii="Arial" w:eastAsia="Arial" w:hAnsi="Arial" w:cs="Arial"/>
           <w:sz w:val="24"/>
         </w:rPr>
-        <w:t>mentais, .docs</w:t>
+        <w:t>, .docs</w:t>
       </w:r>
       <w:proofErr w:type="gramEnd"/>
       <w:r>
@@ -3993,14 +3707,7 @@
           <w:rFonts w:ascii="Arial" w:eastAsia="Arial" w:hAnsi="Arial" w:cs="Arial"/>
           <w:sz w:val="24"/>
         </w:rPr>
-        <w:t>O suporte da pl</w:t>
-      </w:r>
-      <w:r>
-        <w:rPr>
-          <w:rFonts w:ascii="Arial" w:eastAsia="Arial" w:hAnsi="Arial" w:cs="Arial"/>
-          <w:sz w:val="24"/>
-        </w:rPr>
-        <w:t>ataforma é apenas para as matérias da parte de Humanas, deixando de fora a parte de Exatas, como Matemática, Física, Química, etc</w:t>
+        <w:t>O suporte da plataforma é apenas para as matérias da parte de Humanas, deixando de fora a parte de Exatas, como Matemática, Física, Química, etc</w:t>
       </w:r>
     </w:p>
     <w:p>
@@ -4029,14 +3736,7 @@
           <w:rFonts w:ascii="Arial" w:eastAsia="Arial" w:hAnsi="Arial" w:cs="Arial"/>
           <w:sz w:val="24"/>
         </w:rPr>
-        <w:t>: A plataforma não permite o cadastro ou a seleção de alunos individualizados. O motor d</w:t>
-      </w:r>
-      <w:r>
-        <w:rPr>
-          <w:rFonts w:ascii="Arial" w:eastAsia="Arial" w:hAnsi="Arial" w:cs="Arial"/>
-          <w:sz w:val="24"/>
-        </w:rPr>
-        <w:t xml:space="preserve">e adaptação é genérico para o perfil TEA </w:t>
+        <w:t xml:space="preserve">: A plataforma não permite o cadastro ou a seleção de alunos individualizados. O motor de adaptação é genérico para o perfil TEA </w:t>
       </w:r>
       <w:proofErr w:type="gramStart"/>
       <w:r>
@@ -4096,38 +3796,23 @@
           <w:b/>
           <w:sz w:val="24"/>
         </w:rPr>
-        <w:t>2.4. METODOLOGIAS E TECNOLOGIA</w:t>
-      </w:r>
-      <w:r>
-        <w:rPr>
-          <w:rFonts w:ascii="Arial" w:eastAsia="Arial" w:hAnsi="Arial" w:cs="Arial"/>
-          <w:b/>
-          <w:sz w:val="24"/>
-        </w:rPr>
-        <w:t>S</w:t>
-      </w:r>
-    </w:p>
-    <w:p>
-      <w:pPr>
-        <w:spacing w:after="0" w:line="360" w:lineRule="auto"/>
-        <w:rPr>
-          <w:rFonts w:ascii="Arial" w:eastAsia="Arial" w:hAnsi="Arial" w:cs="Arial"/>
-          <w:sz w:val="24"/>
-        </w:rPr>
-      </w:pPr>
-      <w:r>
-        <w:rPr>
-          <w:rFonts w:ascii="Arial" w:eastAsia="Arial" w:hAnsi="Arial" w:cs="Arial"/>
-          <w:sz w:val="24"/>
-        </w:rPr>
-        <w:t>A metodologia deste projeto é de natureza aplicada e qual</w:t>
-      </w:r>
-      <w:r>
-        <w:rPr>
-          <w:rFonts w:ascii="Arial" w:eastAsia="Arial" w:hAnsi="Arial" w:cs="Arial"/>
-          <w:sz w:val="24"/>
-        </w:rPr>
-        <w:t>itativa, estruturada sob os seguintes pilares:</w:t>
+        <w:t>2.4. METODOLOGIAS E TECNOLOGIAS</w:t>
+      </w:r>
+    </w:p>
+    <w:p>
+      <w:pPr>
+        <w:spacing w:after="0" w:line="360" w:lineRule="auto"/>
+        <w:rPr>
+          <w:rFonts w:ascii="Arial" w:eastAsia="Arial" w:hAnsi="Arial" w:cs="Arial"/>
+          <w:sz w:val="24"/>
+        </w:rPr>
+      </w:pPr>
+      <w:r>
+        <w:rPr>
+          <w:rFonts w:ascii="Arial" w:eastAsia="Arial" w:hAnsi="Arial" w:cs="Arial"/>
+          <w:sz w:val="24"/>
+        </w:rPr>
+        <w:t>A metodologia deste projeto é de natureza aplicada e qualitativa, estruturada sob os seguintes pilares:</w:t>
       </w:r>
     </w:p>
     <w:p>
@@ -4153,29 +3838,128 @@
         <w:rPr>
           <w:rFonts w:ascii="Arial" w:eastAsia="Arial" w:hAnsi="Arial" w:cs="Arial"/>
           <w:sz w:val="24"/>
-        </w:rPr>
-      </w:pPr>
-      <w:r>
-        <w:rPr>
-          <w:rFonts w:ascii="Arial" w:eastAsia="Arial" w:hAnsi="Arial" w:cs="Arial"/>
-          <w:b/>
-          <w:sz w:val="24"/>
-        </w:rPr>
-        <w:t>Tecnologias Utilizadas:</w:t>
-      </w:r>
-      <w:r>
-        <w:rPr>
-          <w:rFonts w:ascii="Arial" w:eastAsia="Arial" w:hAnsi="Arial" w:cs="Arial"/>
-          <w:sz w:val="24"/>
-        </w:rPr>
-        <w:t xml:space="preserve"> Java, Spring Boot, Spring Security, JWT Authentication, Spring Data JPA, Maven, Lombok, Flyway, REST API, PostgreSQL, Spring AI, OpenAI API, Docker, React, CSS, TypeScript, HTML, Taill</w:t>
-      </w:r>
-      <w:r>
-        <w:rPr>
-          <w:rFonts w:ascii="Arial" w:eastAsia="Arial" w:hAnsi="Arial" w:cs="Arial"/>
-          <w:sz w:val="24"/>
-        </w:rPr>
-        <w:t>wind, Swagger, JUnit, Apache PDFbox, Bucket4j e Spring Validation.</w:t>
+          <w:lang w:val="en-US"/>
+        </w:rPr>
+      </w:pPr>
+      <w:proofErr w:type="spellStart"/>
+      <w:r>
+        <w:rPr>
+          <w:rFonts w:ascii="Arial" w:eastAsia="Arial" w:hAnsi="Arial" w:cs="Arial"/>
+          <w:b/>
+          <w:sz w:val="24"/>
+          <w:lang w:val="en-US"/>
+        </w:rPr>
+        <w:t>Tecnologias</w:t>
+      </w:r>
+      <w:proofErr w:type="spellEnd"/>
+      <w:r>
+        <w:rPr>
+          <w:rFonts w:ascii="Arial" w:eastAsia="Arial" w:hAnsi="Arial" w:cs="Arial"/>
+          <w:b/>
+          <w:sz w:val="24"/>
+          <w:lang w:val="en-US"/>
+        </w:rPr>
+        <w:t xml:space="preserve"> </w:t>
+      </w:r>
+      <w:proofErr w:type="spellStart"/>
+      <w:r>
+        <w:rPr>
+          <w:rFonts w:ascii="Arial" w:eastAsia="Arial" w:hAnsi="Arial" w:cs="Arial"/>
+          <w:b/>
+          <w:sz w:val="24"/>
+          <w:lang w:val="en-US"/>
+        </w:rPr>
+        <w:t>Utilizadas</w:t>
+      </w:r>
+      <w:proofErr w:type="spellEnd"/>
+      <w:r>
+        <w:rPr>
+          <w:rFonts w:ascii="Arial" w:eastAsia="Arial" w:hAnsi="Arial" w:cs="Arial"/>
+          <w:b/>
+          <w:sz w:val="24"/>
+          <w:lang w:val="en-US"/>
+        </w:rPr>
+        <w:t>:</w:t>
+      </w:r>
+      <w:r>
+        <w:rPr>
+          <w:rFonts w:ascii="Arial" w:eastAsia="Arial" w:hAnsi="Arial" w:cs="Arial"/>
+          <w:sz w:val="24"/>
+          <w:lang w:val="en-US"/>
+        </w:rPr>
+        <w:t xml:space="preserve"> Java, Spring Boot, Spring Security, JWT Authentication, Spring Data JPA, Maven, Lombok, Flyway, REST API, PostgreSQL, Spring AI, </w:t>
+      </w:r>
+      <w:proofErr w:type="spellStart"/>
+      <w:r>
+        <w:rPr>
+          <w:rFonts w:ascii="Arial" w:eastAsia="Arial" w:hAnsi="Arial" w:cs="Arial"/>
+          <w:sz w:val="24"/>
+          <w:lang w:val="en-US"/>
+        </w:rPr>
+        <w:t>OpenAI</w:t>
+      </w:r>
+      <w:proofErr w:type="spellEnd"/>
+      <w:r>
+        <w:rPr>
+          <w:rFonts w:ascii="Arial" w:eastAsia="Arial" w:hAnsi="Arial" w:cs="Arial"/>
+          <w:sz w:val="24"/>
+          <w:lang w:val="en-US"/>
+        </w:rPr>
+        <w:t xml:space="preserve"> API, Docker, React, CSS, </w:t>
+      </w:r>
+      <w:proofErr w:type="spellStart"/>
+      <w:r>
+        <w:rPr>
+          <w:rFonts w:ascii="Arial" w:eastAsia="Arial" w:hAnsi="Arial" w:cs="Arial"/>
+          <w:sz w:val="24"/>
+          <w:lang w:val="en-US"/>
+        </w:rPr>
+        <w:t>TypeScript</w:t>
+      </w:r>
+      <w:proofErr w:type="spellEnd"/>
+      <w:r>
+        <w:rPr>
+          <w:rFonts w:ascii="Arial" w:eastAsia="Arial" w:hAnsi="Arial" w:cs="Arial"/>
+          <w:sz w:val="24"/>
+          <w:lang w:val="en-US"/>
+        </w:rPr>
+        <w:t xml:space="preserve">, HTML, </w:t>
+      </w:r>
+      <w:proofErr w:type="spellStart"/>
+      <w:r>
+        <w:rPr>
+          <w:rFonts w:ascii="Arial" w:eastAsia="Arial" w:hAnsi="Arial" w:cs="Arial"/>
+          <w:sz w:val="24"/>
+          <w:lang w:val="en-US"/>
+        </w:rPr>
+        <w:t>Taillwind</w:t>
+      </w:r>
+      <w:proofErr w:type="spellEnd"/>
+      <w:r>
+        <w:rPr>
+          <w:rFonts w:ascii="Arial" w:eastAsia="Arial" w:hAnsi="Arial" w:cs="Arial"/>
+          <w:sz w:val="24"/>
+          <w:lang w:val="en-US"/>
+        </w:rPr>
+        <w:t xml:space="preserve">, Swagger, JUnit, Apache </w:t>
+      </w:r>
+      <w:proofErr w:type="spellStart"/>
+      <w:r>
+        <w:rPr>
+          <w:rFonts w:ascii="Arial" w:eastAsia="Arial" w:hAnsi="Arial" w:cs="Arial"/>
+          <w:sz w:val="24"/>
+          <w:lang w:val="en-US"/>
+        </w:rPr>
+        <w:t>PDFbox</w:t>
+      </w:r>
+      <w:proofErr w:type="spellEnd"/>
+      <w:r>
+        <w:rPr>
+          <w:rFonts w:ascii="Arial" w:eastAsia="Arial" w:hAnsi="Arial" w:cs="Arial"/>
+          <w:sz w:val="24"/>
+          <w:lang w:val="en-US"/>
+        </w:rPr>
+        <w:t>, Bucket4j e Spring Validation.</w:t>
       </w:r>
     </w:p>
     <w:p>
@@ -4284,23 +4068,7 @@
           <w:rFonts w:ascii="Arial" w:eastAsia="Arial" w:hAnsi="Arial" w:cs="Arial"/>
           <w:sz w:val="24"/>
         </w:rPr>
-        <w:t xml:space="preserve"> Entrevistas e </w:t>
-      </w:r>
-      <w:proofErr w:type="gramStart"/>
-      <w:r>
-        <w:rPr>
-          <w:rFonts w:ascii="Arial" w:eastAsia="Arial" w:hAnsi="Arial" w:cs="Arial"/>
-          <w:sz w:val="24"/>
-        </w:rPr>
-        <w:t>levantamentos realizado</w:t>
-      </w:r>
-      <w:proofErr w:type="gramEnd"/>
-      <w:r>
-        <w:rPr>
-          <w:rFonts w:ascii="Arial" w:eastAsia="Arial" w:hAnsi="Arial" w:cs="Arial"/>
-          <w:sz w:val="24"/>
-        </w:rPr>
-        <w:t xml:space="preserve"> com profissionais da clínica de intervenção comportamental </w:t>
+        <w:t xml:space="preserve"> Entrevistas e levantamentos realizado com profissionais da clínica de intervenção comportamental </w:t>
       </w:r>
       <w:r>
         <w:rPr>
@@ -4315,14 +4083,7 @@
           <w:rFonts w:ascii="Arial" w:eastAsia="Arial" w:hAnsi="Arial" w:cs="Arial"/>
           <w:sz w:val="24"/>
         </w:rPr>
-        <w:t xml:space="preserve"> e docentes do ensino médio, complementados por revisão bibliográfica em artigos científicos e sites especializado</w:t>
-      </w:r>
-      <w:r>
-        <w:rPr>
-          <w:rFonts w:ascii="Arial" w:eastAsia="Arial" w:hAnsi="Arial" w:cs="Arial"/>
-          <w:sz w:val="24"/>
-        </w:rPr>
-        <w:t>s.</w:t>
+        <w:t xml:space="preserve"> e docentes do ensino médio, complementados por revisão bibliográfica em artigos científicos e sites especializados.</w:t>
       </w:r>
     </w:p>
     <w:p>
@@ -4461,16 +4222,7 @@
           <w:sz w:val="24"/>
           <w:shd w:val="clear" w:color="auto" w:fill="FFFFFF"/>
         </w:rPr>
-        <w:t>Tratamento e Educaç</w:t>
-      </w:r>
-      <w:r>
-        <w:rPr>
-          <w:rFonts w:ascii="Arial" w:eastAsia="Arial" w:hAnsi="Arial" w:cs="Arial"/>
-          <w:color w:val="0A0A0A"/>
-          <w:sz w:val="24"/>
-          <w:shd w:val="clear" w:color="auto" w:fill="FFFFFF"/>
-        </w:rPr>
-        <w:t>ão para Autistas e Crianças com Déficits Relacionados à Comunicação, é uma abordagem psicoeducacional focada na estruturação física e visual do ambiente para maximizar a autonomia de pessoas com autismo.</w:t>
+        <w:t>Tratamento e Educação para Autistas e Crianças com Déficits Relacionados à Comunicação, é uma abordagem psicoeducacional focada na estruturação física e visual do ambiente para maximizar a autonomia de pessoas com autismo.</w:t>
       </w:r>
     </w:p>
     <w:p>
@@ -4591,14 +4343,7 @@
           <w:rFonts w:ascii="Arial" w:eastAsia="Arial" w:hAnsi="Arial" w:cs="Arial"/>
           <w:sz w:val="24"/>
         </w:rPr>
-        <w:t>: Clareza sob</w:t>
-      </w:r>
-      <w:r>
-        <w:rPr>
-          <w:rFonts w:ascii="Arial" w:eastAsia="Arial" w:hAnsi="Arial" w:cs="Arial"/>
-          <w:sz w:val="24"/>
-        </w:rPr>
-        <w:t>re o que fazer, quanto fazer, como saber se terminou e o que acontece depois.</w:t>
+        <w:t>: Clareza sobre o que fazer, quanto fazer, como saber se terminou e o que acontece depois.</w:t>
       </w:r>
     </w:p>
     <w:p>
@@ -4687,14 +4432,7 @@
           <w:rFonts w:ascii="Arial" w:eastAsia="Arial" w:hAnsi="Arial" w:cs="Arial"/>
           <w:sz w:val="24"/>
         </w:rPr>
-        <w:t>: Promove a independência ao ensinar a</w:t>
-      </w:r>
-      <w:r>
-        <w:rPr>
-          <w:rFonts w:ascii="Arial" w:eastAsia="Arial" w:hAnsi="Arial" w:cs="Arial"/>
-          <w:sz w:val="24"/>
-        </w:rPr>
-        <w:t xml:space="preserve"> criança a seguir uma rotina própria.</w:t>
+        <w:t>: Promove a independência ao ensinar a criança a seguir uma rotina própria.</w:t>
       </w:r>
     </w:p>
     <w:p>
@@ -4754,14 +4492,7 @@
           <w:rFonts w:ascii="Arial" w:eastAsia="Arial" w:hAnsi="Arial" w:cs="Arial"/>
           <w:sz w:val="24"/>
         </w:rPr>
-        <w:t>: A previsibilidade diminui crises causadas por in</w:t>
-      </w:r>
-      <w:r>
-        <w:rPr>
-          <w:rFonts w:ascii="Arial" w:eastAsia="Arial" w:hAnsi="Arial" w:cs="Arial"/>
-          <w:sz w:val="24"/>
-        </w:rPr>
-        <w:t>certezas (agendas, rotinas).</w:t>
+        <w:t>: A previsibilidade diminui crises causadas por incertezas (agendas, rotinas).</w:t>
       </w:r>
     </w:p>
     <w:p>
@@ -4903,23 +4634,7 @@
           <w:rFonts w:ascii="Arial" w:eastAsia="Arial" w:hAnsi="Arial" w:cs="Arial"/>
           <w:sz w:val="24"/>
         </w:rPr>
-        <w:t>Análise do Comportamento Aplicada</w:t>
-      </w:r>
-      <w:proofErr w:type="gramStart"/>
-      <w:r>
-        <w:rPr>
-          <w:rFonts w:ascii="Arial" w:eastAsia="Arial" w:hAnsi="Arial" w:cs="Arial"/>
-          <w:sz w:val="24"/>
-        </w:rPr>
-        <w:t>,</w:t>
-      </w:r>
-      <w:proofErr w:type="gramEnd"/>
-      <w:r>
-        <w:rPr>
-          <w:rFonts w:ascii="Arial" w:eastAsia="Arial" w:hAnsi="Arial" w:cs="Arial"/>
-          <w:sz w:val="24"/>
-        </w:rPr>
-        <w:t xml:space="preserve"> é uma intervenção científica baseada no reforço positivo para desenvolver habilidades sociais, acadêmicas e de autonomia em autistas</w:t>
+        <w:t>Análise do Comportamento Aplicada, é uma intervenção científica baseada no reforço positivo para desenvolver habilidades sociais, acadêmicas e de autonomia em autistas</w:t>
       </w:r>
     </w:p>
     <w:p>
@@ -5037,36 +4752,7 @@
           <w:sz w:val="24"/>
           <w:shd w:val="clear" w:color="auto" w:fill="FFFFFF"/>
         </w:rPr>
-        <w:t xml:space="preserve"> Envolve instrução e ajuda imediata </w:t>
-      </w:r>
-      <w:proofErr w:type="gramStart"/>
-      <w:r>
-        <w:rPr>
-          <w:rFonts w:ascii="Arial" w:eastAsia="Arial" w:hAnsi="Arial" w:cs="Arial"/>
-          <w:color w:val="0A0A0A"/>
-          <w:sz w:val="24"/>
-          <w:shd w:val="clear" w:color="auto" w:fill="FFFFFF"/>
-        </w:rPr>
-        <w:t>para</w:t>
-      </w:r>
-      <w:proofErr w:type="gramEnd"/>
-      <w:r>
-        <w:rPr>
-          <w:rFonts w:ascii="Arial" w:eastAsia="Arial" w:hAnsi="Arial" w:cs="Arial"/>
-          <w:color w:val="0A0A0A"/>
-          <w:sz w:val="24"/>
-          <w:shd w:val="clear" w:color="auto" w:fill="FFFFFF"/>
-        </w:rPr>
-        <w:t xml:space="preserve"> garantir que o aluno responda corretamente, reduzindo fr</w:t>
-      </w:r>
-      <w:r>
-        <w:rPr>
-          <w:rFonts w:ascii="Arial" w:eastAsia="Arial" w:hAnsi="Arial" w:cs="Arial"/>
-          <w:color w:val="0A0A0A"/>
-          <w:sz w:val="24"/>
-          <w:shd w:val="clear" w:color="auto" w:fill="FFFFFF"/>
-        </w:rPr>
-        <w:t>ustração e aumentando a motivação.</w:t>
+        <w:t> Envolve instrução e ajuda imediata para garantir que o aluno responda corretamente, reduzindo frustração e aumentando a motivação.</w:t>
       </w:r>
     </w:p>
     <w:p>
@@ -5138,16 +4824,7 @@
           <w:sz w:val="24"/>
           <w:shd w:val="clear" w:color="auto" w:fill="FFFFFF"/>
         </w:rPr>
-        <w:t> Identifica a causa do comportamento (antecedente e consequênc</w:t>
-      </w:r>
-      <w:r>
-        <w:rPr>
-          <w:rFonts w:ascii="Arial" w:eastAsia="Arial" w:hAnsi="Arial" w:cs="Arial"/>
-          <w:color w:val="0A0A0A"/>
-          <w:sz w:val="24"/>
-          <w:shd w:val="clear" w:color="auto" w:fill="FFFFFF"/>
-        </w:rPr>
-        <w:t>ia) para modificar o ambiente e ensinar comportamentos mais adaptativos.</w:t>
+        <w:t> Identifica a causa do comportamento (antecedente e consequência) para modificar o ambiente e ensinar comportamentos mais adaptativos.</w:t>
       </w:r>
     </w:p>
     <w:p>
@@ -5338,27 +5015,7 @@
           <w:sz w:val="24"/>
           <w:shd w:val="clear" w:color="auto" w:fill="FFFFFF"/>
         </w:rPr>
-        <w:t> Melhoria na interação</w:t>
-      </w:r>
-      <w:proofErr w:type="gramStart"/>
-      <w:r>
-        <w:rPr>
-          <w:rFonts w:ascii="Arial" w:eastAsia="Arial" w:hAnsi="Arial" w:cs="Arial"/>
-          <w:color w:val="0A0A0A"/>
-          <w:sz w:val="24"/>
-          <w:shd w:val="clear" w:color="auto" w:fill="FFFFFF"/>
-        </w:rPr>
-        <w:t>,</w:t>
-      </w:r>
-      <w:proofErr w:type="gramEnd"/>
-      <w:r>
-        <w:rPr>
-          <w:rFonts w:ascii="Arial" w:eastAsia="Arial" w:hAnsi="Arial" w:cs="Arial"/>
-          <w:color w:val="0A0A0A"/>
-          <w:sz w:val="24"/>
-          <w:shd w:val="clear" w:color="auto" w:fill="FFFFFF"/>
-        </w:rPr>
-        <w:t xml:space="preserve"> brincar e compreensão de regras sociais.</w:t>
+        <w:t> Melhoria na interação, brincar e compreensão de regras sociais.</w:t>
       </w:r>
     </w:p>
     <w:p>
@@ -5385,17 +5042,7 @@
           <w:sz w:val="24"/>
           <w:shd w:val="clear" w:color="auto" w:fill="FFFFFF"/>
         </w:rPr>
-        <w:t>Redução de Comportamento</w:t>
-      </w:r>
-      <w:r>
-        <w:rPr>
-          <w:rFonts w:ascii="Arial" w:eastAsia="Arial" w:hAnsi="Arial" w:cs="Arial"/>
-          <w:b/>
-          <w:color w:val="0A0A0A"/>
-          <w:sz w:val="24"/>
-          <w:shd w:val="clear" w:color="auto" w:fill="FFFFFF"/>
-        </w:rPr>
-        <w:t>s:</w:t>
+        <w:t>Redução de Comportamentos:</w:t>
       </w:r>
       <w:r>
         <w:rPr>
@@ -5464,14 +5111,7 @@
           <w:rFonts w:ascii="Arial" w:eastAsia="Arial" w:hAnsi="Arial" w:cs="Arial"/>
           <w:sz w:val="24"/>
         </w:rPr>
-        <w:t xml:space="preserve"> é uma condição do desenvolvimento que afeta principalmente a forma como a pessoa se comunica, interage socialmente e organiza seu comportamento. Ele é chamado de “espectro” porque pode se manifestar de maneiras muito diferentes em cada indivíduo — alguns </w:t>
-      </w:r>
-      <w:r>
-        <w:rPr>
-          <w:rFonts w:ascii="Arial" w:eastAsia="Arial" w:hAnsi="Arial" w:cs="Arial"/>
-          <w:sz w:val="24"/>
-        </w:rPr>
-        <w:t>têm mais autonomia, outros precisam de apoio constante.</w:t>
+        <w:t xml:space="preserve"> é uma condição do desenvolvimento que afeta principalmente a forma como a pessoa se comunica, interage socialmente e organiza seu comportamento. Ele é chamado de “espectro” porque pode se manifestar de maneiras muito diferentes em cada indivíduo — alguns têm mais autonomia, outros precisam de apoio constante.</w:t>
       </w:r>
     </w:p>
     <w:p>
@@ -5556,23 +5196,7 @@
           <w:rFonts w:ascii="Arial" w:eastAsia="Arial" w:hAnsi="Arial" w:cs="Arial"/>
           <w:sz w:val="24"/>
         </w:rPr>
-        <w:t xml:space="preserve">: apoio moderado. As dificuldades de comunicação e os comportamentos repetitivos são mais visíveis e interferem mais no </w:t>
-      </w:r>
-      <w:proofErr w:type="gramStart"/>
-      <w:r>
-        <w:rPr>
-          <w:rFonts w:ascii="Arial" w:eastAsia="Arial" w:hAnsi="Arial" w:cs="Arial"/>
-          <w:sz w:val="24"/>
-        </w:rPr>
-        <w:t>dia a dia</w:t>
-      </w:r>
-      <w:proofErr w:type="gramEnd"/>
-      <w:r>
-        <w:rPr>
-          <w:rFonts w:ascii="Arial" w:eastAsia="Arial" w:hAnsi="Arial" w:cs="Arial"/>
-          <w:sz w:val="24"/>
-        </w:rPr>
-        <w:t>.</w:t>
+        <w:t>: apoio moderado. As dificuldades de comunicação e os comportamentos repetitivos são mais visíveis e interferem mais no dia a dia.</w:t>
       </w:r>
     </w:p>
     <w:p>
@@ -5605,14 +5229,7 @@
           <w:rFonts w:ascii="Arial" w:eastAsia="Arial" w:hAnsi="Arial" w:cs="Arial"/>
           <w:sz w:val="24"/>
         </w:rPr>
-        <w:t xml:space="preserve">: apoio muito substancial. A pessoa precisa de ajuda constante, tem grandes dificuldades de comunicação (às vezes não </w:t>
-      </w:r>
-      <w:r>
-        <w:rPr>
-          <w:rFonts w:ascii="Arial" w:eastAsia="Arial" w:hAnsi="Arial" w:cs="Arial"/>
-          <w:sz w:val="24"/>
-        </w:rPr>
-        <w:t>verbal) e pouca autonomia.</w:t>
+        <w:t>: apoio muito substancial. A pessoa precisa de ajuda constante, tem grandes dificuldades de comunicação (às vezes não verbal) e pouca autonomia.</w:t>
       </w:r>
     </w:p>
     <w:p>
@@ -5697,14 +5314,7 @@
           <w:rFonts w:ascii="Arial" w:eastAsia="Arial" w:hAnsi="Arial" w:cs="Arial"/>
           <w:sz w:val="24"/>
         </w:rPr>
-        <w:t>.</w:t>
-      </w:r>
-      <w:r>
-        <w:rPr>
-          <w:rFonts w:ascii="Arial" w:eastAsia="Arial" w:hAnsi="Arial" w:cs="Arial"/>
-          <w:sz w:val="24"/>
-        </w:rPr>
-        <w:t xml:space="preserve"> Isso significa que a capacidade de aprendizado e raciocínio lógico pode estar afetada.</w:t>
+        <w:t>. Isso significa que a capacidade de aprendizado e raciocínio lógico pode estar afetada.</w:t>
       </w:r>
     </w:p>
     <w:p>
@@ -5773,14 +5383,7 @@
           <w:sz w:val="24"/>
         </w:rPr>
         <w:lastRenderedPageBreak/>
-        <w:t xml:space="preserve">A DI também </w:t>
-      </w:r>
-      <w:r>
-        <w:rPr>
-          <w:rFonts w:ascii="Arial" w:eastAsia="Arial" w:hAnsi="Arial" w:cs="Arial"/>
-          <w:sz w:val="24"/>
-        </w:rPr>
-        <w:t>é classificada em graus: leve, moderada, grave ou profunda, dependendo do quanto a pessoa consegue aplicar o que sabe na prática (como cuidar da higiene, usar dinheiro ou se locomover com segurança).</w:t>
+        <w:t>A DI também é classificada em graus: leve, moderada, grave ou profunda, dependendo do quanto a pessoa consegue aplicar o que sabe na prática (como cuidar da higiene, usar dinheiro ou se locomover com segurança).</w:t>
       </w:r>
     </w:p>
     <w:p>
@@ -5816,14 +5419,7 @@
           <w:rFonts w:ascii="Arial" w:eastAsia="Arial" w:hAnsi="Arial" w:cs="Arial"/>
           <w:sz w:val="24"/>
         </w:rPr>
-        <w:t xml:space="preserve">O diagnóstico é feito por </w:t>
-      </w:r>
-      <w:r>
-        <w:rPr>
-          <w:rFonts w:ascii="Arial" w:eastAsia="Arial" w:hAnsi="Arial" w:cs="Arial"/>
-          <w:sz w:val="24"/>
-        </w:rPr>
-        <w:t>uma equipe multidisciplinar e considera duas “réguas”:</w:t>
+        <w:t>O diagnóstico é feito por uma equipe multidisciplinar e considera duas “réguas”:</w:t>
       </w:r>
     </w:p>
     <w:p>
@@ -5889,14 +5485,7 @@
           <w:rFonts w:ascii="Arial" w:eastAsia="Arial" w:hAnsi="Arial" w:cs="Arial"/>
           <w:sz w:val="24"/>
         </w:rPr>
-        <w:t>: mede o quanto a pessoa consegue usar suas habilidades para viver de forma independente</w:t>
-      </w:r>
-      <w:r>
-        <w:rPr>
-          <w:rFonts w:ascii="Arial" w:eastAsia="Arial" w:hAnsi="Arial" w:cs="Arial"/>
-          <w:sz w:val="24"/>
-        </w:rPr>
-        <w:t>.</w:t>
+        <w:t>: mede o quanto a pessoa consegue usar suas habilidades para viver de forma independente.</w:t>
       </w:r>
     </w:p>
     <w:p>
@@ -5914,14 +5503,7 @@
           <w:rFonts w:ascii="Arial" w:eastAsia="Arial" w:hAnsi="Arial" w:cs="Arial"/>
           <w:sz w:val="24"/>
         </w:rPr>
-        <w:t>Em resumo, o TEA mostra como cada pessoa se relaciona com o mundo em termos de comunicação e comportamento, enquanto a DI mostra como ela aprende e aplica o que sabe. Juntas, essas informações ajudam médicos e terapeutas a definir o tipo de apoio necessá</w:t>
-      </w:r>
-      <w:r>
-        <w:rPr>
-          <w:rFonts w:ascii="Arial" w:eastAsia="Arial" w:hAnsi="Arial" w:cs="Arial"/>
-          <w:sz w:val="24"/>
-        </w:rPr>
-        <w:t>rio para que o indivíduo tenha mais qualidade de vida e autonomia.</w:t>
+        <w:t>Em resumo, o TEA mostra como cada pessoa se relaciona com o mundo em termos de comunicação e comportamento, enquanto a DI mostra como ela aprende e aplica o que sabe. Juntas, essas informações ajudam médicos e terapeutas a definir o tipo de apoio necessário para que o indivíduo tenha mais qualidade de vida e autonomia.</w:t>
       </w:r>
     </w:p>
     <w:p>
@@ -5983,14 +5565,7 @@
           <w:rFonts w:ascii="Arial" w:eastAsia="Arial" w:hAnsi="Arial" w:cs="Arial"/>
           <w:sz w:val="24"/>
         </w:rPr>
-        <w:t>, o material didático original é examinado para identificar problemas de acessibilidade, como linguagem complexa, excesso de informação ou abstração. Também são consideradas características do TEA nível 1, como a preferência por clareza, dificuldade com am</w:t>
-      </w:r>
-      <w:r>
-        <w:rPr>
-          <w:rFonts w:ascii="Arial" w:eastAsia="Arial" w:hAnsi="Arial" w:cs="Arial"/>
-          <w:sz w:val="24"/>
-        </w:rPr>
-        <w:t>biguidade e necessidade de estrutura. O resultado dessa fase é uma lista de requisitos de adaptação.</w:t>
+        <w:t>, o material didático original é examinado para identificar problemas de acessibilidade, como linguagem complexa, excesso de informação ou abstração. Também são consideradas características do TEA nível 1, como a preferência por clareza, dificuldade com ambiguidade e necessidade de estrutura. O resultado dessa fase é uma lista de requisitos de adaptação.</w:t>
       </w:r>
     </w:p>
     <w:p>
@@ -6010,7 +5585,6 @@
         </w:rPr>
         <w:t xml:space="preserve">Na etapa de </w:t>
       </w:r>
-      <w:proofErr w:type="gramStart"/>
       <w:r>
         <w:rPr>
           <w:rFonts w:ascii="Arial" w:eastAsia="Arial" w:hAnsi="Arial" w:cs="Arial"/>
@@ -6020,20 +5594,12 @@
         </w:rPr>
         <w:t>design</w:t>
       </w:r>
-      <w:proofErr w:type="gramEnd"/>
-      <w:r>
-        <w:rPr>
-          <w:rFonts w:ascii="Arial" w:eastAsia="Arial" w:hAnsi="Arial" w:cs="Arial"/>
-          <w:sz w:val="24"/>
-        </w:rPr>
-        <w:t>, esses requisitos são transformados em regras pedagógicas baseadas no DUA. Isso inclui múltiplas formas de representação, como textos si</w:t>
-      </w:r>
-      <w:r>
-        <w:rPr>
-          <w:rFonts w:ascii="Arial" w:eastAsia="Arial" w:hAnsi="Arial" w:cs="Arial"/>
-          <w:sz w:val="24"/>
-        </w:rPr>
-        <w:t>mplificados e exemplos concretos, organização do conteúdo em etapas e tópicos, além da eliminação de ambiguidades e destaque de palavras-chave. O resultado é um conjunto de regras de adaptação que funciona como o “motor pedagógico” do sistema.</w:t>
+      <w:r>
+        <w:rPr>
+          <w:rFonts w:ascii="Arial" w:eastAsia="Arial" w:hAnsi="Arial" w:cs="Arial"/>
+          <w:sz w:val="24"/>
+        </w:rPr>
+        <w:t>, esses requisitos são transformados em regras pedagógicas baseadas no DUA. Isso inclui múltiplas formas de representação, como textos simplificados e exemplos concretos, organização do conteúdo em etapas e tópicos, além da eliminação de ambiguidades e destaque de palavras-chave. O resultado é um conjunto de regras de adaptação que funciona como o “motor pedagógico” do sistema.</w:t>
       </w:r>
     </w:p>
     <w:p>
@@ -6051,14 +5617,7 @@
           <w:rFonts w:ascii="Arial" w:eastAsia="Arial" w:hAnsi="Arial" w:cs="Arial"/>
           <w:sz w:val="24"/>
         </w:rPr>
-        <w:t xml:space="preserve">Em seguida, </w:t>
-      </w:r>
-      <w:r>
-        <w:rPr>
-          <w:rFonts w:ascii="Arial" w:eastAsia="Arial" w:hAnsi="Arial" w:cs="Arial"/>
-          <w:sz w:val="24"/>
-        </w:rPr>
-        <w:t xml:space="preserve">na fase de </w:t>
+        <w:t xml:space="preserve">Em seguida, na fase de </w:t>
       </w:r>
       <w:r>
         <w:rPr>
@@ -6100,14 +5659,7 @@
           <w:rFonts w:ascii="Arial" w:eastAsia="Arial" w:hAnsi="Arial" w:cs="Arial"/>
           <w:sz w:val="24"/>
         </w:rPr>
-        <w:t xml:space="preserve">Além </w:t>
-      </w:r>
-      <w:r>
-        <w:rPr>
-          <w:rFonts w:ascii="Arial" w:eastAsia="Arial" w:hAnsi="Arial" w:cs="Arial"/>
-          <w:sz w:val="24"/>
-        </w:rPr>
-        <w:t xml:space="preserve">disso, na etapa de </w:t>
+        <w:t xml:space="preserve">Além disso, na etapa de </w:t>
       </w:r>
       <w:r>
         <w:rPr>
@@ -6157,14 +5709,7 @@
           <w:rFonts w:ascii="Arial" w:eastAsia="Arial" w:hAnsi="Arial" w:cs="Arial"/>
           <w:sz w:val="24"/>
         </w:rPr>
-        <w:t>o professor e os alunos poderã</w:t>
-      </w:r>
-      <w:r>
-        <w:rPr>
-          <w:rFonts w:ascii="Arial" w:eastAsia="Arial" w:hAnsi="Arial" w:cs="Arial"/>
-          <w:sz w:val="24"/>
-        </w:rPr>
-        <w:t>o avaliar a qualidade do material e se o conteúdo está coerente e sem ausência de alguma informação</w:t>
+        <w:t>o professor e os alunos poderão avaliar a qualidade do material e se o conteúdo está coerente e sem ausência de alguma informação</w:t>
       </w:r>
     </w:p>
     <w:p>
@@ -6236,14 +5781,7 @@
           <w:rFonts w:ascii="Arial" w:eastAsia="Arial" w:hAnsi="Arial" w:cs="Arial"/>
           <w:sz w:val="24"/>
         </w:rPr>
-        <w:t>O Desenho Universal da Aprendizagem (DUA) é uma proposta que ajuda a tornar a escola mais acessível e inclusiva, especialmente para estudantes com T</w:t>
-      </w:r>
-      <w:r>
-        <w:rPr>
-          <w:rFonts w:ascii="Arial" w:eastAsia="Arial" w:hAnsi="Arial" w:cs="Arial"/>
-          <w:sz w:val="24"/>
-        </w:rPr>
-        <w:t>ranstorno do Espectro Autista (TEA). Ele busca reduzir barreiras na aprendizagem oferecendo diferentes formas de ensinar, aprender e se expressar.</w:t>
+        <w:t>O Desenho Universal da Aprendizagem (DUA) é uma proposta que ajuda a tornar a escola mais acessível e inclusiva, especialmente para estudantes com Transtorno do Espectro Autista (TEA). Ele busca reduzir barreiras na aprendizagem oferecendo diferentes formas de ensinar, aprender e se expressar.</w:t>
       </w:r>
     </w:p>
     <w:p>
@@ -6328,15 +5866,7 @@
           <w:b/>
           <w:sz w:val="24"/>
         </w:rPr>
-        <w:t>criar ambientes e práticas peda</w:t>
-      </w:r>
-      <w:r>
-        <w:rPr>
-          <w:rFonts w:ascii="Arial" w:eastAsia="Arial" w:hAnsi="Arial" w:cs="Arial"/>
-          <w:b/>
-          <w:sz w:val="24"/>
-        </w:rPr>
-        <w:t>gógicas que funcionem para o maior número possível de alunos</w:t>
+        <w:t>criar ambientes e práticas pedagógicas que funcionem para o maior número possível de alunos</w:t>
       </w:r>
       <w:r>
         <w:rPr>
@@ -6427,15 +5957,7 @@
           <w:b/>
           <w:sz w:val="24"/>
         </w:rPr>
-        <w:t>Múltiplos meios de repre</w:t>
-      </w:r>
-      <w:r>
-        <w:rPr>
-          <w:rFonts w:ascii="Arial" w:eastAsia="Arial" w:hAnsi="Arial" w:cs="Arial"/>
-          <w:b/>
-          <w:sz w:val="24"/>
-        </w:rPr>
-        <w:t>sentação</w:t>
+        <w:t>Múltiplos meios de representação</w:t>
       </w:r>
       <w:r>
         <w:rPr>
@@ -6600,43 +6122,26 @@
           <w:rFonts w:ascii="Arial" w:eastAsia="Arial" w:hAnsi="Arial" w:cs="Arial"/>
           <w:sz w:val="24"/>
         </w:rPr>
-        <w:t>: se um aluno tem dificuldade em se comunicar</w:t>
-      </w:r>
-      <w:r>
-        <w:rPr>
-          <w:rFonts w:ascii="Arial" w:eastAsia="Arial" w:hAnsi="Arial" w:cs="Arial"/>
-          <w:sz w:val="24"/>
-        </w:rPr>
-        <w:t xml:space="preserve"> verbalmente, pode usar imagens ou tecnologia; se não consegue se concentrar em uma atividade longa, pode ter opções mais curtas ou práticas.</w:t>
-      </w:r>
-    </w:p>
-    <w:p>
-      <w:pPr>
-        <w:spacing w:after="0" w:line="360" w:lineRule="auto"/>
-        <w:jc w:val="both"/>
-        <w:rPr>
-          <w:rFonts w:ascii="Arial" w:eastAsia="Arial" w:hAnsi="Arial" w:cs="Arial"/>
-          <w:b/>
-          <w:sz w:val="24"/>
-        </w:rPr>
-      </w:pPr>
-      <w:proofErr w:type="gramStart"/>
-      <w:r>
-        <w:rPr>
-          <w:rFonts w:ascii="Arial" w:eastAsia="Arial" w:hAnsi="Arial" w:cs="Arial"/>
-          <w:b/>
-          <w:sz w:val="24"/>
-        </w:rPr>
-        <w:t>Benefícios do DUA para</w:t>
-      </w:r>
-      <w:proofErr w:type="gramEnd"/>
-      <w:r>
-        <w:rPr>
-          <w:rFonts w:ascii="Arial" w:eastAsia="Arial" w:hAnsi="Arial" w:cs="Arial"/>
-          <w:b/>
-          <w:sz w:val="24"/>
-        </w:rPr>
-        <w:t xml:space="preserve"> alunos com TEA</w:t>
+        <w:t>: se um aluno tem dificuldade em se comunicar verbalmente, pode usar imagens ou tecnologia; se não consegue se concentrar em uma atividade longa, pode ter opções mais curtas ou práticas.</w:t>
+      </w:r>
+    </w:p>
+    <w:p>
+      <w:pPr>
+        <w:spacing w:after="0" w:line="360" w:lineRule="auto"/>
+        <w:jc w:val="both"/>
+        <w:rPr>
+          <w:rFonts w:ascii="Arial" w:eastAsia="Arial" w:hAnsi="Arial" w:cs="Arial"/>
+          <w:b/>
+          <w:sz w:val="24"/>
+        </w:rPr>
+      </w:pPr>
+      <w:r>
+        <w:rPr>
+          <w:rFonts w:ascii="Arial" w:eastAsia="Arial" w:hAnsi="Arial" w:cs="Arial"/>
+          <w:b/>
+          <w:sz w:val="24"/>
+        </w:rPr>
+        <w:t>Benefícios do DUA para alunos com TEA</w:t>
       </w:r>
     </w:p>
     <w:p>
@@ -6695,15 +6200,7 @@
           <w:b/>
           <w:sz w:val="24"/>
         </w:rPr>
-        <w:t>Acessi</w:t>
-      </w:r>
-      <w:r>
-        <w:rPr>
-          <w:rFonts w:ascii="Arial" w:eastAsia="Arial" w:hAnsi="Arial" w:cs="Arial"/>
-          <w:b/>
-          <w:sz w:val="24"/>
-        </w:rPr>
-        <w:t>bilidade pedagógica</w:t>
+        <w:t>Acessibilidade pedagógica</w:t>
       </w:r>
       <w:r>
         <w:rPr>
@@ -6863,102 +6360,29 @@
           <w:rFonts w:ascii="Arial" w:eastAsia="Arial" w:hAnsi="Arial" w:cs="Arial"/>
           <w:sz w:val="24"/>
         </w:rPr>
-        <w:t xml:space="preserve">, onde cada estudante pode aprender e se expressar de acordo com suas </w:t>
-      </w:r>
-      <w:r>
-        <w:rPr>
-          <w:rFonts w:ascii="Arial" w:eastAsia="Arial" w:hAnsi="Arial" w:cs="Arial"/>
-          <w:sz w:val="24"/>
-        </w:rPr>
-        <w:t>possibilidades.</w:t>
-      </w:r>
-    </w:p>
-    <w:p>
-      <w:pPr>
-        <w:spacing w:after="0" w:line="360" w:lineRule="auto"/>
-        <w:rPr>
-          <w:rFonts w:ascii="Arial" w:eastAsia="Arial" w:hAnsi="Arial" w:cs="Arial"/>
-          <w:sz w:val="24"/>
-        </w:rPr>
-      </w:pPr>
-    </w:p>
-    <w:p>
-      <w:pPr>
-        <w:spacing w:after="0" w:line="360" w:lineRule="auto"/>
-        <w:rPr>
-          <w:rFonts w:ascii="Arial" w:eastAsia="Arial" w:hAnsi="Arial" w:cs="Arial"/>
-          <w:b/>
-          <w:sz w:val="24"/>
-        </w:rPr>
-      </w:pPr>
-      <w:r>
-        <w:rPr>
-          <w:rFonts w:ascii="Arial" w:eastAsia="Arial" w:hAnsi="Arial" w:cs="Arial"/>
-          <w:b/>
-          <w:sz w:val="24"/>
-        </w:rPr>
-        <w:t>DIAGRAMA DE GANTT</w:t>
-      </w:r>
-    </w:p>
-    <w:p>
-      <w:pPr>
-        <w:spacing w:after="0" w:line="360" w:lineRule="auto"/>
-        <w:jc w:val="both"/>
-        <w:rPr>
-          <w:rFonts w:ascii="Arial" w:eastAsia="Arial" w:hAnsi="Arial" w:cs="Arial"/>
-          <w:sz w:val="24"/>
-        </w:rPr>
-      </w:pPr>
-      <w:r>
-        <w:rPr>
-          <w:rFonts w:ascii="Arial" w:eastAsia="Arial" w:hAnsi="Arial" w:cs="Arial"/>
-          <w:sz w:val="24"/>
-        </w:rPr>
-        <w:tab/>
-        <w:t xml:space="preserve">Ferramenta visual de gestão de projetos com foco em simplificar </w:t>
-      </w:r>
-      <w:proofErr w:type="gramStart"/>
-      <w:r>
-        <w:rPr>
-          <w:rFonts w:ascii="Arial" w:eastAsia="Arial" w:hAnsi="Arial" w:cs="Arial"/>
-          <w:sz w:val="24"/>
-        </w:rPr>
-        <w:t>datas</w:t>
-      </w:r>
-      <w:proofErr w:type="gramEnd"/>
-      <w:r>
-        <w:rPr>
-          <w:rFonts w:ascii="Arial" w:eastAsia="Arial" w:hAnsi="Arial" w:cs="Arial"/>
-          <w:sz w:val="24"/>
-        </w:rPr>
-        <w:t xml:space="preserve"> de entrega, quais as tarefas foram e serão feitas e quanto tempo cada uma levou. A mecânica de estruturação é feita com base na adição de tarefas de f</w:t>
-      </w:r>
-      <w:r>
-        <w:rPr>
-          <w:rFonts w:ascii="Arial" w:eastAsia="Arial" w:hAnsi="Arial" w:cs="Arial"/>
-          <w:sz w:val="24"/>
-        </w:rPr>
-        <w:t>orma vertical e os períodos de realização ou prazos de forma horizontal.</w:t>
-      </w:r>
-    </w:p>
-    <w:p>
-      <w:pPr>
-        <w:spacing w:after="0" w:line="360" w:lineRule="auto"/>
-        <w:rPr>
-          <w:rFonts w:ascii="Arial" w:eastAsia="Arial" w:hAnsi="Arial" w:cs="Arial"/>
-          <w:sz w:val="24"/>
-        </w:rPr>
-      </w:pPr>
-    </w:p>
-    <w:p>
-      <w:pPr>
-        <w:spacing w:after="0" w:line="360" w:lineRule="auto"/>
-        <w:rPr>
-          <w:rFonts w:ascii="Arial" w:eastAsia="Arial" w:hAnsi="Arial" w:cs="Arial"/>
-          <w:b/>
-          <w:sz w:val="24"/>
-        </w:rPr>
-      </w:pPr>
+        <w:t>, onde cada estudante pode aprender e se expressar de acordo com suas possibilidades.</w:t>
+      </w:r>
+    </w:p>
+    <w:p>
+      <w:pPr>
+        <w:spacing w:after="0" w:line="360" w:lineRule="auto"/>
+        <w:rPr>
+          <w:rFonts w:ascii="Arial" w:eastAsia="Arial" w:hAnsi="Arial" w:cs="Arial"/>
+          <w:sz w:val="24"/>
+        </w:rPr>
+      </w:pPr>
+    </w:p>
+    <w:p>
+      <w:pPr>
+        <w:spacing w:after="0" w:line="360" w:lineRule="auto"/>
+        <w:rPr>
+          <w:rFonts w:ascii="Arial" w:eastAsia="Arial" w:hAnsi="Arial" w:cs="Arial"/>
+          <w:b/>
+          <w:sz w:val="24"/>
+        </w:rPr>
+      </w:pPr>
+      <w:bookmarkStart w:id="0" w:name="_GoBack"/>
+      <w:bookmarkEnd w:id="0"/>
       <w:r>
         <w:rPr>
           <w:rFonts w:ascii="Arial" w:eastAsia="Arial" w:hAnsi="Arial" w:cs="Arial"/>
@@ -6983,38 +6407,7 @@
           <w:rFonts w:ascii="Arial" w:eastAsia="Arial" w:hAnsi="Arial" w:cs="Arial"/>
           <w:sz w:val="24"/>
         </w:rPr>
-        <w:t xml:space="preserve">O estudo de Valério e Bigoli (2021) indica que o </w:t>
-      </w:r>
-      <w:proofErr w:type="gramStart"/>
-      <w:r>
-        <w:rPr>
-          <w:rFonts w:ascii="Arial" w:eastAsia="Arial" w:hAnsi="Arial" w:cs="Arial"/>
-          <w:sz w:val="24"/>
-        </w:rPr>
-        <w:t>design</w:t>
-      </w:r>
-      <w:proofErr w:type="gramEnd"/>
-      <w:r>
-        <w:rPr>
-          <w:rFonts w:ascii="Arial" w:eastAsia="Arial" w:hAnsi="Arial" w:cs="Arial"/>
-          <w:sz w:val="24"/>
-        </w:rPr>
-        <w:t xml:space="preserve"> de interfaces para pessoas com TEA deve priorizar a redução da sobrecarga sensorial através de layouts limp</w:t>
-      </w:r>
-      <w:r>
-        <w:rPr>
-          <w:rFonts w:ascii="Arial" w:eastAsia="Arial" w:hAnsi="Arial" w:cs="Arial"/>
-          <w:sz w:val="24"/>
-        </w:rPr>
-        <w:t xml:space="preserve">os, previsíveis e com uso de cores suaves ou tons pastéis. A pesquisa enfatiza a necessidade de evitar contrastes agressivos e </w:t>
-      </w:r>
-      <w:r>
-        <w:rPr>
-          <w:rFonts w:ascii="Arial" w:eastAsia="Arial" w:hAnsi="Arial" w:cs="Arial"/>
-          <w:sz w:val="24"/>
-        </w:rPr>
-        <w:lastRenderedPageBreak/>
-        <w:t>animações excessivas, optando por padronização visual para facilitar o foco e a navegação.</w:t>
+        <w:t>O estudo de Valério e Bigoli (2021) indica que o design de interfaces para pessoas com TEA deve priorizar a redução da sobrecarga sensorial através de layouts limpos, previsíveis e com uso de cores suaves ou tons pastéis. A pesquisa enfatiza a necessidade de evitar contrastes agressivos e animações excessivas, optando por padronização visual para facilitar o foco e a navegação.</w:t>
       </w:r>
     </w:p>
     <w:p>
@@ -7089,6 +6482,7 @@
           <w:rFonts w:ascii="Arial" w:eastAsia="Arial" w:hAnsi="Arial" w:cs="Arial"/>
           <w:sz w:val="24"/>
         </w:rPr>
+        <w:lastRenderedPageBreak/>
         <w:t>Para que serve: Serve para estruturar as regras de negócio e organizar o pensamento lógico da equipe antes de criar as tabelas físicas do sistema.</w:t>
       </w:r>
     </w:p>
@@ -7142,23 +6536,7 @@
           <w:rFonts w:ascii="Arial" w:eastAsia="Arial" w:hAnsi="Arial" w:cs="Arial"/>
           <w:sz w:val="24"/>
         </w:rPr>
-        <w:t xml:space="preserve">O que é: A representação gráfica e estruturada do MER, detalhando as </w:t>
-      </w:r>
-      <w:proofErr w:type="gramStart"/>
-      <w:r>
-        <w:rPr>
-          <w:rFonts w:ascii="Arial" w:eastAsia="Arial" w:hAnsi="Arial" w:cs="Arial"/>
-          <w:sz w:val="24"/>
-        </w:rPr>
-        <w:t>tabelas</w:t>
-      </w:r>
-      <w:proofErr w:type="gramEnd"/>
-      <w:r>
-        <w:rPr>
-          <w:rFonts w:ascii="Arial" w:eastAsia="Arial" w:hAnsi="Arial" w:cs="Arial"/>
-          <w:sz w:val="24"/>
-        </w:rPr>
-        <w:t>, colunas, chaves primárias/estrangeiras e os tipos de relacionamentos.</w:t>
+        <w:t>O que é: A representação gráfica e estruturada do MER, detalhando as tabelas, colunas, chaves primárias/estrangeiras e os tipos de relacionamentos.</w:t>
       </w:r>
     </w:p>
     <w:p>
@@ -7180,14 +6558,7 @@
           <w:rFonts w:ascii="Arial" w:eastAsia="Arial" w:hAnsi="Arial" w:cs="Arial"/>
           <w:sz w:val="24"/>
         </w:rPr>
-        <w:t>Para que serve: É utilizado para representar e projetar a estrut</w:t>
-      </w:r>
-      <w:r>
-        <w:rPr>
-          <w:rFonts w:ascii="Arial" w:eastAsia="Arial" w:hAnsi="Arial" w:cs="Arial"/>
-          <w:sz w:val="24"/>
-        </w:rPr>
-        <w:t>ura de um banco de dados relacional, servindo como base para sua implementação em SGBDs como PostgreSQL ou MySQL.</w:t>
+        <w:t>Para que serve: É utilizado para representar e projetar a estrutura de um banco de dados relacional, servindo como base para sua implementação em SGBDs como PostgreSQL ou MySQL.</w:t>
       </w:r>
     </w:p>
     <w:p>
@@ -7240,30 +6611,7 @@
           <w:rFonts w:ascii="Arial" w:eastAsia="Arial" w:hAnsi="Arial" w:cs="Arial"/>
           <w:sz w:val="24"/>
         </w:rPr>
-        <w:t xml:space="preserve">O que é: Um diagrama comportamental que ilustra quem são os usuários (atores) e quais ações </w:t>
-      </w:r>
-      <w:proofErr w:type="gramStart"/>
-      <w:r>
-        <w:rPr>
-          <w:rFonts w:ascii="Arial" w:eastAsia="Arial" w:hAnsi="Arial" w:cs="Arial"/>
-          <w:sz w:val="24"/>
-        </w:rPr>
-        <w:t>ele</w:t>
-      </w:r>
-      <w:r>
-        <w:rPr>
-          <w:rFonts w:ascii="Arial" w:eastAsia="Arial" w:hAnsi="Arial" w:cs="Arial"/>
-          <w:sz w:val="24"/>
-        </w:rPr>
-        <w:t>s</w:t>
-      </w:r>
-      <w:proofErr w:type="gramEnd"/>
-      <w:r>
-        <w:rPr>
-          <w:rFonts w:ascii="Arial" w:eastAsia="Arial" w:hAnsi="Arial" w:cs="Arial"/>
-          <w:sz w:val="24"/>
-        </w:rPr>
-        <w:t xml:space="preserve"> podem realizar dentro do sistema.</w:t>
+        <w:t>O que é: Um diagrama comportamental que ilustra quem são os usuários (atores) e quais ações eles podem realizar dentro do sistema.</w:t>
       </w:r>
     </w:p>
     <w:p>
@@ -7337,14 +6685,7 @@
           <w:rFonts w:ascii="Arial" w:eastAsia="Arial" w:hAnsi="Arial" w:cs="Arial"/>
           <w:sz w:val="24"/>
         </w:rPr>
-        <w:t>O que é: Uma representação sequencial e lógica de um pro</w:t>
-      </w:r>
-      <w:r>
-        <w:rPr>
-          <w:rFonts w:ascii="Arial" w:eastAsia="Arial" w:hAnsi="Arial" w:cs="Arial"/>
-          <w:sz w:val="24"/>
-        </w:rPr>
-        <w:t>cesso ou tomada de decisão utilizando símbolos padronizados (como retângulos e losangos).</w:t>
+        <w:t>O que é: Uma representação sequencial e lógica de um processo ou tomada de decisão utilizando símbolos padronizados (como retângulos e losangos).</w:t>
       </w:r>
     </w:p>
     <w:p>
@@ -7382,14 +6723,7 @@
           <w:rFonts w:ascii="Arial" w:eastAsia="Arial" w:hAnsi="Arial" w:cs="Arial"/>
           <w:sz w:val="24"/>
         </w:rPr>
-        <w:t xml:space="preserve"> a visualização de</w:t>
-      </w:r>
-      <w:r>
-        <w:rPr>
-          <w:rFonts w:ascii="Arial" w:eastAsia="Arial" w:hAnsi="Arial" w:cs="Arial"/>
-          <w:sz w:val="24"/>
-        </w:rPr>
-        <w:t xml:space="preserve"> regras e exceções.</w:t>
+        <w:t xml:space="preserve"> a visualização de regras e exceções.</w:t>
       </w:r>
     </w:p>
     <w:p>
@@ -7441,7 +6775,6 @@
           <w:rFonts w:ascii="Arial" w:eastAsia="Arial" w:hAnsi="Arial" w:cs="Arial"/>
           <w:sz w:val="24"/>
         </w:rPr>
-        <w:lastRenderedPageBreak/>
         <w:t>O que é: Um diagrama que mostra a ordem cronológica das mensagens trocadas entre os componentes do sistema ao longo de uma linha do tempo.</w:t>
       </w:r>
     </w:p>
@@ -7494,6 +6827,7 @@
           <w:b/>
           <w:sz w:val="24"/>
         </w:rPr>
+        <w:lastRenderedPageBreak/>
         <w:t>Diagrama de Classes (UML)</w:t>
       </w:r>
     </w:p>
@@ -7516,14 +6850,7 @@
           <w:rFonts w:ascii="Arial" w:eastAsia="Arial" w:hAnsi="Arial" w:cs="Arial"/>
           <w:sz w:val="24"/>
         </w:rPr>
-        <w:t>O que é: Um diagrama estrutural da UML que representa as cla</w:t>
-      </w:r>
-      <w:r>
-        <w:rPr>
-          <w:rFonts w:ascii="Arial" w:eastAsia="Arial" w:hAnsi="Arial" w:cs="Arial"/>
-          <w:sz w:val="24"/>
-        </w:rPr>
-        <w:t>sses do sistema, seus atributos, métodos e os relacionamentos entre elas.</w:t>
+        <w:t>O que é: Um diagrama estrutural da UML que representa as classes do sistema, seus atributos, métodos e os relacionamentos entre elas.</w:t>
       </w:r>
     </w:p>
     <w:p>
@@ -7545,14 +6872,7 @@
           <w:rFonts w:ascii="Arial" w:eastAsia="Arial" w:hAnsi="Arial" w:cs="Arial"/>
           <w:sz w:val="24"/>
         </w:rPr>
-        <w:t>Para que serve: Auxilia no desenvolvimento orientado a objetos, servindo como referência para estruturar as classes, responsabilidades e relacionamentos que serão implementados no có</w:t>
-      </w:r>
-      <w:r>
-        <w:rPr>
-          <w:rFonts w:ascii="Arial" w:eastAsia="Arial" w:hAnsi="Arial" w:cs="Arial"/>
-          <w:sz w:val="24"/>
-        </w:rPr>
-        <w:t>digo do sistema.</w:t>
+        <w:t>Para que serve: Auxilia no desenvolvimento orientado a objetos, servindo como referência para estruturar as classes, responsabilidades e relacionamentos que serão implementados no código do sistema.</w:t>
       </w:r>
     </w:p>
     <w:p>
@@ -7672,14 +6992,7 @@
           <w:rFonts w:ascii="Arial" w:eastAsia="Arial" w:hAnsi="Arial" w:cs="Arial"/>
           <w:sz w:val="24"/>
         </w:rPr>
-        <w:t>TEXTO CONCLUSIVO SOBRE O NOSSO PROJETO (Após a identificação dos proble</w:t>
-      </w:r>
-      <w:r>
-        <w:rPr>
-          <w:rFonts w:ascii="Arial" w:eastAsia="Arial" w:hAnsi="Arial" w:cs="Arial"/>
-          <w:sz w:val="24"/>
-        </w:rPr>
-        <w:t>mas, com o objetivo de ajudar os professores e através da conversão utilizando o ADDIE, concluímos que funciona ou não)</w:t>
+        <w:t>TEXTO CONCLUSIVO SOBRE O NOSSO PROJETO (Após a identificação dos problemas, com o objetivo de ajudar os professores e através da conversão utilizando o ADDIE, concluímos que funciona ou não)</w:t>
       </w:r>
     </w:p>
     <w:p>
@@ -7718,9 +7031,9 @@
       <w:r>
         <w:object w:dxaOrig="8708" w:dyaOrig="1981">
           <v:rect id="rectole0000000006" o:spid="_x0000_i1031" style="width:435.75pt;height:99pt" o:ole="" o:preferrelative="t" stroked="f">
-            <v:imagedata r:id="rId18" o:title=""/>
+            <v:imagedata r:id="rId17" o:title=""/>
           </v:rect>
-          <o:OLEObject Type="Embed" ProgID="StaticMetafile" ShapeID="rectole0000000006" DrawAspect="Content" ObjectID="_1848905957" r:id="rId19"/>
+          <o:OLEObject Type="Embed" ProgID="StaticMetafile" ShapeID="rectole0000000006" DrawAspect="Content" ObjectID="_1849106564" r:id="rId18"/>
         </w:object>
       </w:r>
     </w:p>
@@ -7778,9 +7091,9 @@
       <w:r>
         <w:object w:dxaOrig="8708" w:dyaOrig="1717">
           <v:rect id="rectole0000000007" o:spid="_x0000_i1032" style="width:435.75pt;height:85.5pt" o:ole="" o:preferrelative="t" stroked="f">
-            <v:imagedata r:id="rId20" o:title=""/>
+            <v:imagedata r:id="rId19" o:title=""/>
           </v:rect>
-          <o:OLEObject Type="Embed" ProgID="StaticMetafile" ShapeID="rectole0000000007" DrawAspect="Content" ObjectID="_1848905958" r:id="rId21"/>
+          <o:OLEObject Type="Embed" ProgID="StaticMetafile" ShapeID="rectole0000000007" DrawAspect="Content" ObjectID="_1849106565" r:id="rId20"/>
         </w:object>
       </w:r>
     </w:p>
@@ -7829,9 +7142,9 @@
       <w:r>
         <w:object w:dxaOrig="8708" w:dyaOrig="6535">
           <v:rect id="rectole0000000008" o:spid="_x0000_i1033" style="width:435.75pt;height:327pt" o:ole="" o:preferrelative="t" stroked="f">
-            <v:imagedata r:id="rId22" o:title=""/>
+            <v:imagedata r:id="rId21" o:title=""/>
           </v:rect>
-          <o:OLEObject Type="Embed" ProgID="StaticMetafile" ShapeID="rectole0000000008" DrawAspect="Content" ObjectID="_1848905959" r:id="rId23"/>
+          <o:OLEObject Type="Embed" ProgID="StaticMetafile" ShapeID="rectole0000000008" DrawAspect="Content" ObjectID="_1849106566" r:id="rId22"/>
         </w:object>
       </w:r>
     </w:p>
@@ -7934,9 +7247,9 @@
       <w:r>
         <w:object w:dxaOrig="7210" w:dyaOrig="4300">
           <v:rect id="rectole0000000009" o:spid="_x0000_i1034" style="width:360.75pt;height:215.25pt" o:ole="" o:preferrelative="t" stroked="f">
-            <v:imagedata r:id="rId24" o:title=""/>
+            <v:imagedata r:id="rId23" o:title=""/>
           </v:rect>
-          <o:OLEObject Type="Embed" ProgID="StaticMetafile" ShapeID="rectole0000000009" DrawAspect="Content" ObjectID="_1848905960" r:id="rId25"/>
+          <o:OLEObject Type="Embed" ProgID="StaticMetafile" ShapeID="rectole0000000009" DrawAspect="Content" ObjectID="_1849106567" r:id="rId24"/>
         </w:object>
       </w:r>
     </w:p>
@@ -7976,9 +7289,9 @@
       <w:r>
         <w:object w:dxaOrig="8158" w:dyaOrig="7221">
           <v:rect id="rectole0000000010" o:spid="_x0000_i1035" style="width:408pt;height:360.75pt" o:ole="" o:preferrelative="t" stroked="f">
-            <v:imagedata r:id="rId26" o:title=""/>
+            <v:imagedata r:id="rId25" o:title=""/>
           </v:rect>
-          <o:OLEObject Type="Embed" ProgID="StaticMetafile" ShapeID="rectole0000000010" DrawAspect="Content" ObjectID="_1848905961" r:id="rId27"/>
+          <o:OLEObject Type="Embed" ProgID="StaticMetafile" ShapeID="rectole0000000010" DrawAspect="Content" ObjectID="_1849106568" r:id="rId26"/>
         </w:object>
       </w:r>
     </w:p>
@@ -8018,9 +7331,9 @@
       <w:r>
         <w:object w:dxaOrig="8708" w:dyaOrig="2421">
           <v:rect id="rectole0000000011" o:spid="_x0000_i1036" style="width:435.75pt;height:120.75pt" o:ole="" o:preferrelative="t" stroked="f">
-            <v:imagedata r:id="rId28" o:title=""/>
+            <v:imagedata r:id="rId27" o:title=""/>
           </v:rect>
-          <o:OLEObject Type="Embed" ProgID="StaticMetafile" ShapeID="rectole0000000011" DrawAspect="Content" ObjectID="_1848905962" r:id="rId29"/>
+          <o:OLEObject Type="Embed" ProgID="StaticMetafile" ShapeID="rectole0000000011" DrawAspect="Content" ObjectID="_1849106569" r:id="rId28"/>
         </w:object>
       </w:r>
     </w:p>
@@ -8060,9 +7373,9 @@
       <w:r>
         <w:object w:dxaOrig="8708" w:dyaOrig="1364">
           <v:rect id="rectole0000000012" o:spid="_x0000_i1037" style="width:435.75pt;height:68.25pt" o:ole="" o:preferrelative="t" stroked="f">
-            <v:imagedata r:id="rId30" o:title=""/>
+            <v:imagedata r:id="rId29" o:title=""/>
           </v:rect>
-          <o:OLEObject Type="Embed" ProgID="StaticMetafile" ShapeID="rectole0000000012" DrawAspect="Content" ObjectID="_1848905963" r:id="rId31"/>
+          <o:OLEObject Type="Embed" ProgID="StaticMetafile" ShapeID="rectole0000000012" DrawAspect="Content" ObjectID="_1849106570" r:id="rId30"/>
         </w:object>
       </w:r>
     </w:p>
@@ -8462,7 +7775,7 @@
           <w:sz w:val="24"/>
         </w:rPr>
       </w:pPr>
-      <w:hyperlink r:id="rId32">
+      <w:hyperlink r:id="rId31">
         <w:r>
           <w:rPr>
             <w:rFonts w:ascii="Arial" w:eastAsia="Arial" w:hAnsi="Arial" w:cs="Arial"/>
@@ -8510,7 +7823,7 @@
           <w:sz w:val="24"/>
         </w:rPr>
       </w:pPr>
-      <w:hyperlink r:id="rId33">
+      <w:hyperlink r:id="rId32">
         <w:r>
           <w:rPr>
             <w:rFonts w:ascii="Arial" w:eastAsia="Arial" w:hAnsi="Arial" w:cs="Arial"/>
@@ -8542,7 +7855,7 @@
           <w:sz w:val="24"/>
         </w:rPr>
       </w:pPr>
-      <w:hyperlink r:id="rId34">
+      <w:hyperlink r:id="rId33">
         <w:r>
           <w:rPr>
             <w:rFonts w:ascii="Arial" w:eastAsia="Arial" w:hAnsi="Arial" w:cs="Arial"/>
@@ -8550,16 +7863,7 @@
             <w:sz w:val="24"/>
             <w:u w:val="single"/>
           </w:rPr>
-          <w:t>https://observatoriodoautista.com.br/2023/04/28/niveis</w:t>
-        </w:r>
-        <w:r>
-          <w:rPr>
-            <w:rFonts w:ascii="Arial" w:eastAsia="Arial" w:hAnsi="Arial" w:cs="Arial"/>
-            <w:color w:val="0000FF"/>
-            <w:sz w:val="24"/>
-            <w:u w:val="single"/>
-          </w:rPr>
-          <w:t>-do-autismo-entenda/</w:t>
+          <w:t>https://observatoriodoautista.com.br/2023/04/28/niveis-do-autismo-entenda/</w:t>
         </w:r>
       </w:hyperlink>
       <w:r>
@@ -8599,7 +7903,7 @@
           <w:sz w:val="24"/>
         </w:rPr>
       </w:pPr>
-      <w:hyperlink r:id="rId35">
+      <w:hyperlink r:id="rId34">
         <w:r>
           <w:rPr>
             <w:rFonts w:ascii="Arial" w:eastAsia="Arial" w:hAnsi="Arial" w:cs="Arial"/>
@@ -8631,7 +7935,7 @@
           <w:sz w:val="24"/>
         </w:rPr>
       </w:pPr>
-      <w:hyperlink r:id="rId36">
+      <w:hyperlink r:id="rId35">
         <w:r>
           <w:rPr>
             <w:rFonts w:ascii="Arial" w:eastAsia="Arial" w:hAnsi="Arial" w:cs="Arial"/>
@@ -8679,7 +7983,7 @@
           <w:sz w:val="24"/>
         </w:rPr>
       </w:pPr>
-      <w:hyperlink r:id="rId37">
+      <w:hyperlink r:id="rId36">
         <w:r>
           <w:rPr>
             <w:rFonts w:ascii="Arial" w:eastAsia="Arial" w:hAnsi="Arial" w:cs="Arial"/>
@@ -8704,12 +8008,14 @@
         <w:rPr>
           <w:rFonts w:ascii="Arial" w:eastAsia="Arial" w:hAnsi="Arial" w:cs="Arial"/>
           <w:sz w:val="24"/>
-        </w:rPr>
-      </w:pPr>
-      <w:r>
-        <w:rPr>
-          <w:rFonts w:ascii="Arial" w:eastAsia="Arial" w:hAnsi="Arial" w:cs="Arial"/>
-          <w:sz w:val="24"/>
+          <w:lang w:val="en-US"/>
+        </w:rPr>
+      </w:pPr>
+      <w:r>
+        <w:rPr>
+          <w:rFonts w:ascii="Arial" w:eastAsia="Arial" w:hAnsi="Arial" w:cs="Arial"/>
+          <w:sz w:val="24"/>
+          <w:lang w:val="en-US"/>
         </w:rPr>
         <w:t xml:space="preserve">ADDIE: </w:t>
       </w:r>
@@ -8720,22 +8026,25 @@
         <w:rPr>
           <w:rFonts w:ascii="Arial" w:eastAsia="Arial" w:hAnsi="Arial" w:cs="Arial"/>
           <w:sz w:val="24"/>
-        </w:rPr>
-      </w:pPr>
-      <w:r>
-        <w:rPr>
-          <w:rFonts w:ascii="Arial" w:eastAsia="Arial" w:hAnsi="Arial" w:cs="Arial"/>
-          <w:sz w:val="24"/>
+          <w:lang w:val="en-US"/>
+        </w:rPr>
+      </w:pPr>
+      <w:r>
+        <w:rPr>
+          <w:rFonts w:ascii="Arial" w:eastAsia="Arial" w:hAnsi="Arial" w:cs="Arial"/>
+          <w:sz w:val="24"/>
+          <w:lang w:val="en-US"/>
         </w:rPr>
         <w:tab/>
       </w:r>
-      <w:hyperlink r:id="rId38">
+      <w:hyperlink r:id="rId37">
         <w:r>
           <w:rPr>
             <w:rFonts w:ascii="Arial" w:eastAsia="Arial" w:hAnsi="Arial" w:cs="Arial"/>
             <w:color w:val="0000FF"/>
             <w:sz w:val="24"/>
             <w:u w:val="single"/>
+            <w:lang w:val="en-US"/>
           </w:rPr>
           <w:t>https://repositorio.unip.br/psicologia-dissertacoes-e-teses/guia-para-adaptar-materiais-didaticos-para-alunos-com-tea-no-ensino-fundamental-ii-aplicacao-do-modelo-addie/</w:t>
         </w:r>
@@ -8744,6 +8053,7 @@
         <w:rPr>
           <w:rFonts w:ascii="Arial" w:eastAsia="Arial" w:hAnsi="Arial" w:cs="Arial"/>
           <w:sz w:val="24"/>
+          <w:lang w:val="en-US"/>
         </w:rPr>
         <w:t xml:space="preserve"> </w:t>
       </w:r>
@@ -8754,6 +8064,7 @@
         <w:rPr>
           <w:rFonts w:ascii="Arial" w:eastAsia="Arial" w:hAnsi="Arial" w:cs="Arial"/>
           <w:sz w:val="24"/>
+          <w:lang w:val="en-US"/>
         </w:rPr>
       </w:pPr>
     </w:p>
@@ -8773,7 +8084,7 @@
         <w:lastRenderedPageBreak/>
         <w:t xml:space="preserve">Diagrama de Gantt: </w:t>
       </w:r>
-      <w:hyperlink r:id="rId39">
+      <w:hyperlink r:id="rId38">
         <w:r>
           <w:rPr>
             <w:rFonts w:ascii="Arial" w:eastAsia="Arial" w:hAnsi="Arial" w:cs="Arial"/>
@@ -8816,7 +8127,7 @@
         </w:rPr>
         <w:t xml:space="preserve">DUA: </w:t>
       </w:r>
-      <w:hyperlink r:id="rId40">
+      <w:hyperlink r:id="rId39">
         <w:r>
           <w:rPr>
             <w:rFonts w:ascii="Arial" w:eastAsia="Arial" w:hAnsi="Arial" w:cs="Arial"/>
@@ -8875,7 +8186,7 @@
         </w:rPr>
         <w:tab/>
       </w:r>
-      <w:hyperlink r:id="rId41">
+      <w:hyperlink r:id="rId40">
         <w:r>
           <w:rPr>
             <w:rFonts w:ascii="Arial" w:eastAsia="Arial" w:hAnsi="Arial" w:cs="Arial"/>
@@ -8883,16 +8194,7 @@
             <w:sz w:val="24"/>
             <w:u w:val="single"/>
           </w:rPr>
-          <w:t>https://ric.cps.sp.gov.br</w:t>
-        </w:r>
-        <w:r>
-          <w:rPr>
-            <w:rFonts w:ascii="Arial" w:eastAsia="Arial" w:hAnsi="Arial" w:cs="Arial"/>
-            <w:color w:val="0000FF"/>
-            <w:sz w:val="24"/>
-            <w:u w:val="single"/>
-          </w:rPr>
-          <w:t>/bitstream/123456789/6940/1/1S2021_Gabriel%20Dutra%20Val%C3%A9rio_OD0902.pdf</w:t>
+          <w:t>https://ric.cps.sp.gov.br/bitstream/123456789/6940/1/1S2021_Gabriel%20Dutra%20Val%C3%A9rio_OD0902.pdf</w:t>
         </w:r>
       </w:hyperlink>
       <w:r>
@@ -8914,8 +8216,8 @@
 </file>
 
 <file path=word/numbering.xml><?xml version="1.0" encoding="utf-8"?>
-<w:numbering xmlns:wpc="http://schemas.microsoft.com/office/word/2010/wordprocessingCanvas" xmlns:mc="http://schemas.openxmlformats.org/markup-compatibility/2006" xmlns:o="urn:schemas-microsoft-com:office:office" xmlns:r="http://schemas.openxmlformats.org/officeDocument/2006/relationships" xmlns:m="http://schemas.openxmlformats.org/officeDocument/2006/math" xmlns:v="urn:schemas-microsoft-com:vml" xmlns:wp14="http://schemas.microsoft.com/office/word/2010/wordprocessingDrawing" xmlns:wp="http://schemas.openxmlformats.org/drawingml/2006/wordprocessingDrawing" xmlns:w10="urn:schemas-microsoft-com:office:word" xmlns:w="http://schemas.openxmlformats.org/wordprocessingml/2006/main" xmlns:w14="http://schemas.microsoft.com/office/word/2010/wordml" xmlns:wpg="http://schemas.microsoft.com/office/word/2010/wordprocessingGroup" xmlns:wpi="http://schemas.microsoft.com/office/word/2010/wordprocessingInk" xmlns:wne="http://schemas.microsoft.com/office/word/2006/wordml" xmlns:wps="http://schemas.microsoft.com/office/word/2010/wordprocessingShape" mc:Ignorable="w14 wp14">
-  <w:abstractNum w:abstractNumId="0">
+<w:numbering xmlns:wpc="http://schemas.microsoft.com/office/word/2010/wordprocessingCanvas" xmlns:cx="http://schemas.microsoft.com/office/drawing/2014/chartex" xmlns:mc="http://schemas.openxmlformats.org/markup-compatibility/2006" xmlns:o="urn:schemas-microsoft-com:office:office" xmlns:r="http://schemas.openxmlformats.org/officeDocument/2006/relationships" xmlns:m="http://schemas.openxmlformats.org/officeDocument/2006/math" xmlns:v="urn:schemas-microsoft-com:vml" xmlns:wp14="http://schemas.microsoft.com/office/word/2010/wordprocessingDrawing" xmlns:wp="http://schemas.openxmlformats.org/drawingml/2006/wordprocessingDrawing" xmlns:w10="urn:schemas-microsoft-com:office:word" xmlns:w="http://schemas.openxmlformats.org/wordprocessingml/2006/main" xmlns:w14="http://schemas.microsoft.com/office/word/2010/wordml" xmlns:w15="http://schemas.microsoft.com/office/word/2012/wordml" xmlns:w16se="http://schemas.microsoft.com/office/word/2015/wordml/symex" xmlns:wpg="http://schemas.microsoft.com/office/word/2010/wordprocessingGroup" xmlns:wpi="http://schemas.microsoft.com/office/word/2010/wordprocessingInk" xmlns:wne="http://schemas.microsoft.com/office/word/2006/wordml" xmlns:wps="http://schemas.microsoft.com/office/word/2010/wordprocessingShape" mc:Ignorable="w14 w15 w16se wp14">
+  <w:abstractNum w:abstractNumId="0" w15:restartNumberingAfterBreak="0">
     <w:nsid w:val="018B6DEB"/>
     <w:multiLevelType w:val="multilevel"/>
     <w:tmpl w:val="4DD094DA"/>
@@ -8966,7 +8268,7 @@
       <w:lvlJc w:val="left"/>
     </w:lvl>
   </w:abstractNum>
-  <w:abstractNum w:abstractNumId="1">
+  <w:abstractNum w:abstractNumId="1" w15:restartNumberingAfterBreak="0">
     <w:nsid w:val="0409089D"/>
     <w:multiLevelType w:val="multilevel"/>
     <w:tmpl w:val="1A8E3F8A"/>
@@ -9017,7 +8319,7 @@
       <w:lvlJc w:val="left"/>
     </w:lvl>
   </w:abstractNum>
-  <w:abstractNum w:abstractNumId="2">
+  <w:abstractNum w:abstractNumId="2" w15:restartNumberingAfterBreak="0">
     <w:nsid w:val="05316B4F"/>
     <w:multiLevelType w:val="multilevel"/>
     <w:tmpl w:val="FAA89B0C"/>
@@ -9068,7 +8370,7 @@
       <w:lvlJc w:val="left"/>
     </w:lvl>
   </w:abstractNum>
-  <w:abstractNum w:abstractNumId="3">
+  <w:abstractNum w:abstractNumId="3" w15:restartNumberingAfterBreak="0">
     <w:nsid w:val="09A52AFB"/>
     <w:multiLevelType w:val="multilevel"/>
     <w:tmpl w:val="53181304"/>
@@ -9119,7 +8421,7 @@
       <w:lvlJc w:val="left"/>
     </w:lvl>
   </w:abstractNum>
-  <w:abstractNum w:abstractNumId="4">
+  <w:abstractNum w:abstractNumId="4" w15:restartNumberingAfterBreak="0">
     <w:nsid w:val="0CD32AB9"/>
     <w:multiLevelType w:val="multilevel"/>
     <w:tmpl w:val="48C4EEE6"/>
@@ -9170,7 +8472,7 @@
       <w:lvlJc w:val="left"/>
     </w:lvl>
   </w:abstractNum>
-  <w:abstractNum w:abstractNumId="5">
+  <w:abstractNum w:abstractNumId="5" w15:restartNumberingAfterBreak="0">
     <w:nsid w:val="0CD906AC"/>
     <w:multiLevelType w:val="multilevel"/>
     <w:tmpl w:val="50CC0208"/>
@@ -9221,7 +8523,7 @@
       <w:lvlJc w:val="left"/>
     </w:lvl>
   </w:abstractNum>
-  <w:abstractNum w:abstractNumId="6">
+  <w:abstractNum w:abstractNumId="6" w15:restartNumberingAfterBreak="0">
     <w:nsid w:val="10D148B8"/>
     <w:multiLevelType w:val="multilevel"/>
     <w:tmpl w:val="EC6EEFD6"/>
@@ -9272,7 +8574,7 @@
       <w:lvlJc w:val="left"/>
     </w:lvl>
   </w:abstractNum>
-  <w:abstractNum w:abstractNumId="7">
+  <w:abstractNum w:abstractNumId="7" w15:restartNumberingAfterBreak="0">
     <w:nsid w:val="146D5C58"/>
     <w:multiLevelType w:val="multilevel"/>
     <w:tmpl w:val="BF92CDB4"/>
@@ -9323,7 +8625,7 @@
       <w:lvlJc w:val="left"/>
     </w:lvl>
   </w:abstractNum>
-  <w:abstractNum w:abstractNumId="8">
+  <w:abstractNum w:abstractNumId="8" w15:restartNumberingAfterBreak="0">
     <w:nsid w:val="14DA2D4C"/>
     <w:multiLevelType w:val="multilevel"/>
     <w:tmpl w:val="0F22F92E"/>
@@ -9374,7 +8676,7 @@
       <w:lvlJc w:val="left"/>
     </w:lvl>
   </w:abstractNum>
-  <w:abstractNum w:abstractNumId="9">
+  <w:abstractNum w:abstractNumId="9" w15:restartNumberingAfterBreak="0">
     <w:nsid w:val="197836F3"/>
     <w:multiLevelType w:val="multilevel"/>
     <w:tmpl w:val="7882A014"/>
@@ -9425,7 +8727,7 @@
       <w:lvlJc w:val="left"/>
     </w:lvl>
   </w:abstractNum>
-  <w:abstractNum w:abstractNumId="10">
+  <w:abstractNum w:abstractNumId="10" w15:restartNumberingAfterBreak="0">
     <w:nsid w:val="20F17D5F"/>
     <w:multiLevelType w:val="multilevel"/>
     <w:tmpl w:val="D130B5CC"/>
@@ -9476,7 +8778,7 @@
       <w:lvlJc w:val="left"/>
     </w:lvl>
   </w:abstractNum>
-  <w:abstractNum w:abstractNumId="11">
+  <w:abstractNum w:abstractNumId="11" w15:restartNumberingAfterBreak="0">
     <w:nsid w:val="24C560C6"/>
     <w:multiLevelType w:val="multilevel"/>
     <w:tmpl w:val="A48882E8"/>
@@ -9527,7 +8829,7 @@
       <w:lvlJc w:val="left"/>
     </w:lvl>
   </w:abstractNum>
-  <w:abstractNum w:abstractNumId="12">
+  <w:abstractNum w:abstractNumId="12" w15:restartNumberingAfterBreak="0">
     <w:nsid w:val="280449D1"/>
     <w:multiLevelType w:val="multilevel"/>
     <w:tmpl w:val="1BCA941A"/>
@@ -9578,7 +8880,7 @@
       <w:lvlJc w:val="left"/>
     </w:lvl>
   </w:abstractNum>
-  <w:abstractNum w:abstractNumId="13">
+  <w:abstractNum w:abstractNumId="13" w15:restartNumberingAfterBreak="0">
     <w:nsid w:val="28BF5ACD"/>
     <w:multiLevelType w:val="multilevel"/>
     <w:tmpl w:val="6FE07F1C"/>
@@ -9629,7 +8931,7 @@
       <w:lvlJc w:val="left"/>
     </w:lvl>
   </w:abstractNum>
-  <w:abstractNum w:abstractNumId="14">
+  <w:abstractNum w:abstractNumId="14" w15:restartNumberingAfterBreak="0">
     <w:nsid w:val="29E5625E"/>
     <w:multiLevelType w:val="multilevel"/>
     <w:tmpl w:val="07EE9EFE"/>
@@ -9680,7 +8982,7 @@
       <w:lvlJc w:val="left"/>
     </w:lvl>
   </w:abstractNum>
-  <w:abstractNum w:abstractNumId="15">
+  <w:abstractNum w:abstractNumId="15" w15:restartNumberingAfterBreak="0">
     <w:nsid w:val="310D7FC7"/>
     <w:multiLevelType w:val="multilevel"/>
     <w:tmpl w:val="863E82FC"/>
@@ -9731,7 +9033,7 @@
       <w:lvlJc w:val="left"/>
     </w:lvl>
   </w:abstractNum>
-  <w:abstractNum w:abstractNumId="16">
+  <w:abstractNum w:abstractNumId="16" w15:restartNumberingAfterBreak="0">
     <w:nsid w:val="31AD6885"/>
     <w:multiLevelType w:val="multilevel"/>
     <w:tmpl w:val="04B04C00"/>
@@ -9782,7 +9084,7 @@
       <w:lvlJc w:val="left"/>
     </w:lvl>
   </w:abstractNum>
-  <w:abstractNum w:abstractNumId="17">
+  <w:abstractNum w:abstractNumId="17" w15:restartNumberingAfterBreak="0">
     <w:nsid w:val="36AE69AF"/>
     <w:multiLevelType w:val="multilevel"/>
     <w:tmpl w:val="787A5CEE"/>
@@ -9833,7 +9135,7 @@
       <w:lvlJc w:val="left"/>
     </w:lvl>
   </w:abstractNum>
-  <w:abstractNum w:abstractNumId="18">
+  <w:abstractNum w:abstractNumId="18" w15:restartNumberingAfterBreak="0">
     <w:nsid w:val="3C7234C3"/>
     <w:multiLevelType w:val="multilevel"/>
     <w:tmpl w:val="9F54BF76"/>
@@ -9884,7 +9186,7 @@
       <w:lvlJc w:val="left"/>
     </w:lvl>
   </w:abstractNum>
-  <w:abstractNum w:abstractNumId="19">
+  <w:abstractNum w:abstractNumId="19" w15:restartNumberingAfterBreak="0">
     <w:nsid w:val="3ED364EA"/>
     <w:multiLevelType w:val="multilevel"/>
     <w:tmpl w:val="3F588AFA"/>
@@ -9935,7 +9237,7 @@
       <w:lvlJc w:val="left"/>
     </w:lvl>
   </w:abstractNum>
-  <w:abstractNum w:abstractNumId="20">
+  <w:abstractNum w:abstractNumId="20" w15:restartNumberingAfterBreak="0">
     <w:nsid w:val="432F34EC"/>
     <w:multiLevelType w:val="multilevel"/>
     <w:tmpl w:val="203A9578"/>
@@ -9986,7 +9288,7 @@
       <w:lvlJc w:val="left"/>
     </w:lvl>
   </w:abstractNum>
-  <w:abstractNum w:abstractNumId="21">
+  <w:abstractNum w:abstractNumId="21" w15:restartNumberingAfterBreak="0">
     <w:nsid w:val="460567CB"/>
     <w:multiLevelType w:val="multilevel"/>
     <w:tmpl w:val="5ACE083C"/>
@@ -10037,7 +9339,7 @@
       <w:lvlJc w:val="left"/>
     </w:lvl>
   </w:abstractNum>
-  <w:abstractNum w:abstractNumId="22">
+  <w:abstractNum w:abstractNumId="22" w15:restartNumberingAfterBreak="0">
     <w:nsid w:val="491F6283"/>
     <w:multiLevelType w:val="multilevel"/>
     <w:tmpl w:val="0F545048"/>
@@ -10088,7 +9390,7 @@
       <w:lvlJc w:val="left"/>
     </w:lvl>
   </w:abstractNum>
-  <w:abstractNum w:abstractNumId="23">
+  <w:abstractNum w:abstractNumId="23" w15:restartNumberingAfterBreak="0">
     <w:nsid w:val="4AC35B37"/>
     <w:multiLevelType w:val="multilevel"/>
     <w:tmpl w:val="2190EF3C"/>
@@ -10139,7 +9441,7 @@
       <w:lvlJc w:val="left"/>
     </w:lvl>
   </w:abstractNum>
-  <w:abstractNum w:abstractNumId="24">
+  <w:abstractNum w:abstractNumId="24" w15:restartNumberingAfterBreak="0">
     <w:nsid w:val="4BB52D27"/>
     <w:multiLevelType w:val="multilevel"/>
     <w:tmpl w:val="FF5AA95C"/>
@@ -10190,7 +9492,7 @@
       <w:lvlJc w:val="left"/>
     </w:lvl>
   </w:abstractNum>
-  <w:abstractNum w:abstractNumId="25">
+  <w:abstractNum w:abstractNumId="25" w15:restartNumberingAfterBreak="0">
     <w:nsid w:val="51C81B86"/>
     <w:multiLevelType w:val="multilevel"/>
     <w:tmpl w:val="2B802986"/>
@@ -10241,7 +9543,7 @@
       <w:lvlJc w:val="left"/>
     </w:lvl>
   </w:abstractNum>
-  <w:abstractNum w:abstractNumId="26">
+  <w:abstractNum w:abstractNumId="26" w15:restartNumberingAfterBreak="0">
     <w:nsid w:val="52C77517"/>
     <w:multiLevelType w:val="multilevel"/>
     <w:tmpl w:val="7FA4194E"/>
@@ -10292,7 +9594,7 @@
       <w:lvlJc w:val="left"/>
     </w:lvl>
   </w:abstractNum>
-  <w:abstractNum w:abstractNumId="27">
+  <w:abstractNum w:abstractNumId="27" w15:restartNumberingAfterBreak="0">
     <w:nsid w:val="58E17578"/>
     <w:multiLevelType w:val="multilevel"/>
     <w:tmpl w:val="7B3C46FA"/>
@@ -10343,7 +9645,7 @@
       <w:lvlJc w:val="left"/>
     </w:lvl>
   </w:abstractNum>
-  <w:abstractNum w:abstractNumId="28">
+  <w:abstractNum w:abstractNumId="28" w15:restartNumberingAfterBreak="0">
     <w:nsid w:val="5CA86CF6"/>
     <w:multiLevelType w:val="multilevel"/>
     <w:tmpl w:val="DA64CB44"/>
@@ -10394,7 +9696,7 @@
       <w:lvlJc w:val="left"/>
     </w:lvl>
   </w:abstractNum>
-  <w:abstractNum w:abstractNumId="29">
+  <w:abstractNum w:abstractNumId="29" w15:restartNumberingAfterBreak="0">
     <w:nsid w:val="699E32CC"/>
     <w:multiLevelType w:val="multilevel"/>
     <w:tmpl w:val="EAA45E48"/>
@@ -10445,7 +9747,7 @@
       <w:lvlJc w:val="left"/>
     </w:lvl>
   </w:abstractNum>
-  <w:abstractNum w:abstractNumId="30">
+  <w:abstractNum w:abstractNumId="30" w15:restartNumberingAfterBreak="0">
     <w:nsid w:val="715C2DE1"/>
     <w:multiLevelType w:val="multilevel"/>
     <w:tmpl w:val="7B863450"/>
@@ -10496,7 +9798,7 @@
       <w:lvlJc w:val="left"/>
     </w:lvl>
   </w:abstractNum>
-  <w:abstractNum w:abstractNumId="31">
+  <w:abstractNum w:abstractNumId="31" w15:restartNumberingAfterBreak="0">
     <w:nsid w:val="7203262F"/>
     <w:multiLevelType w:val="multilevel"/>
     <w:tmpl w:val="31BC4E56"/>
@@ -10547,7 +9849,7 @@
       <w:lvlJc w:val="left"/>
     </w:lvl>
   </w:abstractNum>
-  <w:abstractNum w:abstractNumId="32">
+  <w:abstractNum w:abstractNumId="32" w15:restartNumberingAfterBreak="0">
     <w:nsid w:val="74907F3E"/>
     <w:multiLevelType w:val="multilevel"/>
     <w:tmpl w:val="87FC3B0E"/>
@@ -10598,7 +9900,7 @@
       <w:lvlJc w:val="left"/>
     </w:lvl>
   </w:abstractNum>
-  <w:abstractNum w:abstractNumId="33">
+  <w:abstractNum w:abstractNumId="33" w15:restartNumberingAfterBreak="0">
     <w:nsid w:val="7677060D"/>
     <w:multiLevelType w:val="multilevel"/>
     <w:tmpl w:val="81180138"/>
@@ -10649,7 +9951,7 @@
       <w:lvlJc w:val="left"/>
     </w:lvl>
   </w:abstractNum>
-  <w:abstractNum w:abstractNumId="34">
+  <w:abstractNum w:abstractNumId="34" w15:restartNumberingAfterBreak="0">
     <w:nsid w:val="76AC7D53"/>
     <w:multiLevelType w:val="multilevel"/>
     <w:tmpl w:val="719E4F0E"/>
@@ -10809,7 +10111,7 @@
 </file>
 
 <file path=word/styles.xml><?xml version="1.0" encoding="utf-8"?>
-<w:styles xmlns:mc="http://schemas.openxmlformats.org/markup-compatibility/2006" xmlns:r="http://schemas.openxmlformats.org/officeDocument/2006/relationships" xmlns:w="http://schemas.openxmlformats.org/wordprocessingml/2006/main" xmlns:w14="http://schemas.microsoft.com/office/word/2010/wordml" mc:Ignorable="w14">
+<w:styles xmlns:mc="http://schemas.openxmlformats.org/markup-compatibility/2006" xmlns:r="http://schemas.openxmlformats.org/officeDocument/2006/relationships" xmlns:w="http://schemas.openxmlformats.org/wordprocessingml/2006/main" xmlns:w14="http://schemas.microsoft.com/office/word/2010/wordml" xmlns:w15="http://schemas.microsoft.com/office/word/2012/wordml" xmlns:w16se="http://schemas.microsoft.com/office/word/2015/wordml/symex" mc:Ignorable="w14 w15 w16se">
   <w:docDefaults>
     <w:rPrDefault>
       <w:rPr>
@@ -10825,340 +10127,384 @@
       </w:pPr>
     </w:pPrDefault>
   </w:docDefaults>
-  <w:latentStyles w:defLockedState="0" w:defUIPriority="99" w:defSemiHidden="1" w:defUnhideWhenUsed="1" w:defQFormat="0" w:count="267">
-    <w:lsdException w:name="Normal" w:semiHidden="0" w:uiPriority="0" w:unhideWhenUsed="0" w:qFormat="1"/>
-    <w:lsdException w:name="heading 1" w:semiHidden="0" w:uiPriority="9" w:unhideWhenUsed="0" w:qFormat="1"/>
-    <w:lsdException w:name="heading 2" w:uiPriority="9" w:qFormat="1"/>
-    <w:lsdException w:name="heading 3" w:uiPriority="9" w:qFormat="1"/>
-    <w:lsdException w:name="heading 4" w:uiPriority="9" w:qFormat="1"/>
-    <w:lsdException w:name="heading 5" w:uiPriority="9" w:qFormat="1"/>
-    <w:lsdException w:name="heading 6" w:uiPriority="9" w:qFormat="1"/>
-    <w:lsdException w:name="heading 7" w:uiPriority="9" w:qFormat="1"/>
-    <w:lsdException w:name="heading 8" w:uiPriority="9" w:qFormat="1"/>
-    <w:lsdException w:name="heading 9" w:uiPriority="9" w:qFormat="1"/>
-    <w:lsdException w:name="toc 1" w:uiPriority="39"/>
-    <w:lsdException w:name="toc 2" w:uiPriority="39"/>
-    <w:lsdException w:name="toc 3" w:uiPriority="39"/>
-    <w:lsdException w:name="toc 4" w:uiPriority="39"/>
-    <w:lsdException w:name="toc 5" w:uiPriority="39"/>
-    <w:lsdException w:name="toc 6" w:uiPriority="39"/>
-    <w:lsdException w:name="toc 7" w:uiPriority="39"/>
-    <w:lsdException w:name="toc 8" w:uiPriority="39"/>
-    <w:lsdException w:name="toc 9" w:uiPriority="39"/>
-    <w:lsdException w:name="caption" w:uiPriority="35" w:qFormat="1"/>
-    <w:lsdException w:name="Title" w:semiHidden="0" w:uiPriority="10" w:unhideWhenUsed="0" w:qFormat="1"/>
-    <w:lsdException w:name="Default Paragraph Font" w:uiPriority="1"/>
-    <w:lsdException w:name="Subtitle" w:semiHidden="0" w:uiPriority="11" w:unhideWhenUsed="0" w:qFormat="1"/>
-    <w:lsdException w:name="Strong" w:semiHidden="0" w:uiPriority="22" w:unhideWhenUsed="0" w:qFormat="1"/>
-    <w:lsdException w:name="Emphasis" w:semiHidden="0" w:uiPriority="20" w:unhideWhenUsed="0" w:qFormat="1"/>
-    <w:lsdException w:name="Table Grid" w:semiHidden="0" w:uiPriority="59" w:unhideWhenUsed="0"/>
-    <w:lsdException w:name="Placeholder Text" w:unhideWhenUsed="0"/>
-    <w:lsdException w:name="No Spacing" w:semiHidden="0" w:uiPriority="1" w:unhideWhenUsed="0" w:qFormat="1"/>
-    <w:lsdException w:name="Light Shading" w:semiHidden="0" w:uiPriority="60" w:unhideWhenUsed="0"/>
-    <w:lsdException w:name="Light List" w:semiHidden="0" w:uiPriority="61" w:unhideWhenUsed="0"/>
-    <w:lsdException w:name="Light Grid" w:semiHidden="0" w:uiPriority="62" w:unhideWhenUsed="0"/>
-    <w:lsdException w:name="Medium Shading 1" w:semiHidden="0" w:uiPriority="63" w:unhideWhenUsed="0"/>
-    <w:lsdException w:name="Medium Shading 2" w:semiHidden="0" w:uiPriority="64" w:unhideWhenUsed="0"/>
-    <w:lsdException w:name="Medium List 1" w:semiHidden="0" w:uiPriority="65" w:unhideWhenUsed="0"/>
-    <w:lsdException w:name="Medium List 2" w:semiHidden="0" w:uiPriority="66" w:unhideWhenUsed="0"/>
-    <w:lsdException w:name="Medium Grid 1" w:semiHidden="0" w:uiPriority="67" w:unhideWhenUsed="0"/>
-    <w:lsdException w:name="Medium Grid 2" w:semiHidden="0" w:uiPriority="68" w:unhideWhenUsed="0"/>
-    <w:lsdException w:name="Medium Grid 3" w:semiHidden="0" w:uiPriority="69" w:unhideWhenUsed="0"/>
-    <w:lsdException w:name="Dark List" w:semiHidden="0" w:uiPriority="70" w:unhideWhenUsed="0"/>
-    <w:lsdException w:name="Colorful Shading" w:semiHidden="0" w:uiPriority="71" w:unhideWhenUsed="0"/>
-    <w:lsdException w:name="Colorful List" w:semiHidden="0" w:uiPriority="72" w:unhideWhenUsed="0"/>
-    <w:lsdException w:name="Colorful Grid" w:semiHidden="0" w:uiPriority="73" w:unhideWhenUsed="0"/>
-    <w:lsdException w:name="Light Shading Accent 1" w:semiHidden="0" w:uiPriority="60" w:unhideWhenUsed="0"/>
-    <w:lsdException w:name="Light List Accent 1" w:semiHidden="0" w:uiPriority="61" w:unhideWhenUsed="0"/>
-    <w:lsdException w:name="Light Grid Accent 1" w:semiHidden="0" w:uiPriority="62" w:unhideWhenUsed="0"/>
-    <w:lsdException w:name="Medium Shading 1 Accent 1" w:semiHidden="0" w:uiPriority="63" w:unhideWhenUsed="0"/>
-    <w:lsdException w:name="Medium Shading 2 Accent 1" w:semiHidden="0" w:uiPriority="64" w:unhideWhenUsed="0"/>
-    <w:lsdException w:name="Medium List 1 Accent 1" w:semiHidden="0" w:uiPriority="65" w:unhideWhenUsed="0"/>
-    <w:lsdException w:name="Revision" w:unhideWhenUsed="0"/>
-    <w:lsdException w:name="List Paragraph" w:semiHidden="0" w:uiPriority="34" w:unhideWhenUsed="0" w:qFormat="1"/>
-    <w:lsdException w:name="Quote" w:semiHidden="0" w:uiPriority="29" w:unhideWhenUsed="0" w:qFormat="1"/>
-    <w:lsdException w:name="Intense Quote" w:semiHidden="0" w:uiPriority="30" w:unhideWhenUsed="0" w:qFormat="1"/>
-    <w:lsdException w:name="Medium List 2 Accent 1" w:semiHidden="0" w:uiPriority="66" w:unhideWhenUsed="0"/>
-    <w:lsdException w:name="Medium Grid 1 Accent 1" w:semiHidden="0" w:uiPriority="67" w:unhideWhenUsed="0"/>
-    <w:lsdException w:name="Medium Grid 2 Accent 1" w:semiHidden="0" w:uiPriority="68" w:unhideWhenUsed="0"/>
-    <w:lsdException w:name="Medium Grid 3 Accent 1" w:semiHidden="0" w:uiPriority="69" w:unhideWhenUsed="0"/>
-    <w:lsdException w:name="Dark List Accent 1" w:semiHidden="0" w:uiPriority="70" w:unhideWhenUsed="0"/>
-    <w:lsdException w:name="Colorful Shading Accent 1" w:semiHidden="0" w:uiPriority="71" w:unhideWhenUsed="0"/>
-    <w:lsdException w:name="Colorful List Accent 1" w:semiHidden="0" w:uiPriority="72" w:unhideWhenUsed="0"/>
-    <w:lsdException w:name="Colorful Grid Accent 1" w:semiHidden="0" w:uiPriority="73" w:unhideWhenUsed="0"/>
-    <w:lsdException w:name="Light Shading Accent 2" w:semiHidden="0" w:uiPriority="60" w:unhideWhenUsed="0"/>
-    <w:lsdException w:name="Light List Accent 2" w:semiHidden="0" w:uiPriority="61" w:unhideWhenUsed="0"/>
-    <w:lsdException w:name="Light Grid Accent 2" w:semiHidden="0" w:uiPriority="62" w:unhideWhenUsed="0"/>
-    <w:lsdException w:name="Medium Shading 1 Accent 2" w:semiHidden="0" w:uiPriority="63" w:unhideWhenUsed="0"/>
-    <w:lsdException w:name="Medium Shading 2 Accent 2" w:semiHidden="0" w:uiPriority="64" w:unhideWhenUsed="0"/>
-    <w:lsdException w:name="Medium List 1 Accent 2" w:semiHidden="0" w:uiPriority="65" w:unhideWhenUsed="0"/>
-    <w:lsdException w:name="Medium List 2 Accent 2" w:semiHidden="0" w:uiPriority="66" w:unhideWhenUsed="0"/>
-    <w:lsdException w:name="Medium Grid 1 Accent 2" w:semiHidden="0" w:uiPriority="67" w:unhideWhenUsed="0"/>
-    <w:lsdException w:name="Medium Grid 2 Accent 2" w:semiHidden="0" w:uiPriority="68" w:unhideWhenUsed="0"/>
-    <w:lsdException w:name="Medium Grid 3 Accent 2" w:semiHidden="0" w:uiPriority="69" w:unhideWhenUsed="0"/>
-    <w:lsdException w:name="Dark List Accent 2" w:semiHidden="0" w:uiPriority="70" w:unhideWhenUsed="0"/>
-    <w:lsdException w:name="Colorful Shading Accent 2" w:semiHidden="0" w:uiPriority="71" w:unhideWhenUsed="0"/>
-    <w:lsdException w:name="Colorful List Accent 2" w:semiHidden="0" w:uiPriority="72" w:unhideWhenUsed="0"/>
-    <w:lsdException w:name="Colorful Grid Accent 2" w:semiHidden="0" w:uiPriority="73" w:unhideWhenUsed="0"/>
-    <w:lsdException w:name="Light Shading Accent 3" w:semiHidden="0" w:uiPriority="60" w:unhideWhenUsed="0"/>
-    <w:lsdException w:name="Light List Accent 3" w:semiHidden="0" w:uiPriority="61" w:unhideWhenUsed="0"/>
-    <w:lsdException w:name="Light Grid Accent 3" w:semiHidden="0" w:uiPriority="62" w:unhideWhenUsed="0"/>
-    <w:lsdException w:name="Medium Shading 1 Accent 3" w:semiHidden="0" w:uiPriority="63" w:unhideWhenUsed="0"/>
-    <w:lsdException w:name="Medium Shading 2 Accent 3" w:semiHidden="0" w:uiPriority="64" w:unhideWhenUsed="0"/>
-    <w:lsdException w:name="Medium List 1 Accent 3" w:semiHidden="0" w:uiPriority="65" w:unhideWhenUsed="0"/>
-    <w:lsdException w:name="Medium List 2 Accent 3" w:semiHidden="0" w:uiPriority="66" w:unhideWhenUsed="0"/>
-    <w:lsdException w:name="Medium Grid 1 Accent 3" w:semiHidden="0" w:uiPriority="67" w:unhideWhenUsed="0"/>
-    <w:lsdException w:name="Medium Grid 2 Accent 3" w:semiHidden="0" w:uiPriority="68" w:unhideWhenUsed="0"/>
-    <w:lsdException w:name="Medium Grid 3 Accent 3" w:semiHidden="0" w:uiPriority="69" w:unhideWhenUsed="0"/>
-    <w:lsdException w:name="Dark List Accent 3" w:semiHidden="0" w:uiPriority="70" w:unhideWhenUsed="0"/>
-    <w:lsdException w:name="Colorful Shading Accent 3" w:semiHidden="0" w:uiPriority="71" w:unhideWhenUsed="0"/>
-    <w:lsdException w:name="Colorful List Accent 3" w:semiHidden="0" w:uiPriority="72" w:unhideWhenUsed="0"/>
-    <w:lsdException w:name="Colorful Grid Accent 3" w:semiHidden="0" w:uiPriority="73" w:unhideWhenUsed="0"/>
-    <w:lsdException w:name="Light Shading Accent 4" w:semiHidden="0" w:uiPriority="60" w:unhideWhenUsed="0"/>
-    <w:lsdException w:name="Light List Accent 4" w:semiHidden="0" w:uiPriority="61" w:unhideWhenUsed="0"/>
-    <w:lsdException w:name="Light Grid Accent 4" w:semiHidden="0" w:uiPriority="62" w:unhideWhenUsed="0"/>
-    <w:lsdException w:name="Medium Shading 1 Accent 4" w:semiHidden="0" w:uiPriority="63" w:unhideWhenUsed="0"/>
-    <w:lsdException w:name="Medium Shading 2 Accent 4" w:semiHidden="0" w:uiPriority="64" w:unhideWhenUsed="0"/>
-    <w:lsdException w:name="Medium List 1 Accent 4" w:semiHidden="0" w:uiPriority="65" w:unhideWhenUsed="0"/>
-    <w:lsdException w:name="Medium List 2 Accent 4" w:semiHidden="0" w:uiPriority="66" w:unhideWhenUsed="0"/>
-    <w:lsdException w:name="Medium Grid 1 Accent 4" w:semiHidden="0" w:uiPriority="67" w:unhideWhenUsed="0"/>
-    <w:lsdException w:name="Medium Grid 2 Accent 4" w:semiHidden="0" w:uiPriority="68" w:unhideWhenUsed="0"/>
-    <w:lsdException w:name="Medium Grid 3 Accent 4" w:semiHidden="0" w:uiPriority="69" w:unhideWhenUsed="0"/>
-    <w:lsdException w:name="Dark List Accent 4" w:semiHidden="0" w:uiPriority="70" w:unhideWhenUsed="0"/>
-    <w:lsdException w:name="Colorful Shading Accent 4" w:semiHidden="0" w:uiPriority="71" w:unhideWhenUsed="0"/>
-    <w:lsdException w:name="Colorful List Accent 4" w:semiHidden="0" w:uiPriority="72" w:unhideWhenUsed="0"/>
-    <w:lsdException w:name="Colorful Grid Accent 4" w:semiHidden="0" w:uiPriority="73" w:unhideWhenUsed="0"/>
-    <w:lsdException w:name="Light Shading Accent 5" w:semiHidden="0" w:uiPriority="60" w:unhideWhenUsed="0"/>
-    <w:lsdException w:name="Light List Accent 5" w:semiHidden="0" w:uiPriority="61" w:unhideWhenUsed="0"/>
-    <w:lsdException w:name="Light Grid Accent 5" w:semiHidden="0" w:uiPriority="62" w:unhideWhenUsed="0"/>
-    <w:lsdException w:name="Medium Shading 1 Accent 5" w:semiHidden="0" w:uiPriority="63" w:unhideWhenUsed="0"/>
-    <w:lsdException w:name="Medium Shading 2 Accent 5" w:semiHidden="0" w:uiPriority="64" w:unhideWhenUsed="0"/>
-    <w:lsdException w:name="Medium List 1 Accent 5" w:semiHidden="0" w:uiPriority="65" w:unhideWhenUsed="0"/>
-    <w:lsdException w:name="Medium List 2 Accent 5" w:semiHidden="0" w:uiPriority="66" w:unhideWhenUsed="0"/>
-    <w:lsdException w:name="Medium Grid 1 Accent 5" w:semiHidden="0" w:uiPriority="67" w:unhideWhenUsed="0"/>
-    <w:lsdException w:name="Medium Grid 2 Accent 5" w:semiHidden="0" w:uiPriority="68" w:unhideWhenUsed="0"/>
-    <w:lsdException w:name="Medium Grid 3 Accent 5" w:semiHidden="0" w:uiPriority="69" w:unhideWhenUsed="0"/>
-    <w:lsdException w:name="Dark List Accent 5" w:semiHidden="0" w:uiPriority="70" w:unhideWhenUsed="0"/>
-    <w:lsdException w:name="Colorful Shading Accent 5" w:semiHidden="0" w:uiPriority="71" w:unhideWhenUsed="0"/>
-    <w:lsdException w:name="Colorful List Accent 5" w:semiHidden="0" w:uiPriority="72" w:unhideWhenUsed="0"/>
-    <w:lsdException w:name="Colorful Grid Accent 5" w:semiHidden="0" w:uiPriority="73" w:unhideWhenUsed="0"/>
-    <w:lsdException w:name="Light Shading Accent 6" w:semiHidden="0" w:uiPriority="60" w:unhideWhenUsed="0"/>
-    <w:lsdException w:name="Light List Accent 6" w:semiHidden="0" w:uiPriority="61" w:unhideWhenUsed="0"/>
-    <w:lsdException w:name="Light Grid Accent 6" w:semiHidden="0" w:uiPriority="62" w:unhideWhenUsed="0"/>
-    <w:lsdException w:name="Medium Shading 1 Accent 6" w:semiHidden="0" w:uiPriority="63" w:unhideWhenUsed="0"/>
-    <w:lsdException w:name="Medium Shading 2 Accent 6" w:semiHidden="0" w:uiPriority="64" w:unhideWhenUsed="0"/>
-    <w:lsdException w:name="Medium List 1 Accent 6" w:semiHidden="0" w:uiPriority="65" w:unhideWhenUsed="0"/>
-    <w:lsdException w:name="Medium List 2 Accent 6" w:semiHidden="0" w:uiPriority="66" w:unhideWhenUsed="0"/>
-    <w:lsdException w:name="Medium Grid 1 Accent 6" w:semiHidden="0" w:uiPriority="67" w:unhideWhenUsed="0"/>
-    <w:lsdException w:name="Medium Grid 2 Accent 6" w:semiHidden="0" w:uiPriority="68" w:unhideWhenUsed="0"/>
-    <w:lsdException w:name="Medium Grid 3 Accent 6" w:semiHidden="0" w:uiPriority="69" w:unhideWhenUsed="0"/>
-    <w:lsdException w:name="Dark List Accent 6" w:semiHidden="0" w:uiPriority="70" w:unhideWhenUsed="0"/>
-    <w:lsdException w:name="Colorful Shading Accent 6" w:semiHidden="0" w:uiPriority="71" w:unhideWhenUsed="0"/>
-    <w:lsdException w:name="Colorful List Accent 6" w:semiHidden="0" w:uiPriority="72" w:unhideWhenUsed="0"/>
-    <w:lsdException w:name="Colorful Grid Accent 6" w:semiHidden="0" w:uiPriority="73" w:unhideWhenUsed="0"/>
-    <w:lsdException w:name="Subtle Emphasis" w:semiHidden="0" w:uiPriority="19" w:unhideWhenUsed="0" w:qFormat="1"/>
-    <w:lsdException w:name="Intense Emphasis" w:semiHidden="0" w:uiPriority="21" w:unhideWhenUsed="0" w:qFormat="1"/>
-    <w:lsdException w:name="Subtle Reference" w:semiHidden="0" w:uiPriority="31" w:unhideWhenUsed="0" w:qFormat="1"/>
-    <w:lsdException w:name="Intense Reference" w:semiHidden="0" w:uiPriority="32" w:unhideWhenUsed="0" w:qFormat="1"/>
-    <w:lsdException w:name="Book Title" w:semiHidden="0" w:uiPriority="33" w:unhideWhenUsed="0" w:qFormat="1"/>
-    <w:lsdException w:name="Bibliography" w:uiPriority="37"/>
-    <w:lsdException w:name="TOC Heading" w:uiPriority="39" w:qFormat="1"/>
+  <w:latentStyles w:defLockedState="0" w:defUIPriority="99" w:defSemiHidden="0" w:defUnhideWhenUsed="0" w:defQFormat="0" w:count="371">
+    <w:lsdException w:name="Normal" w:uiPriority="0" w:qFormat="1"/>
+    <w:lsdException w:name="heading 1" w:uiPriority="9" w:qFormat="1"/>
+    <w:lsdException w:name="heading 2" w:semiHidden="1" w:uiPriority="9" w:unhideWhenUsed="1" w:qFormat="1"/>
+    <w:lsdException w:name="heading 3" w:semiHidden="1" w:uiPriority="9" w:unhideWhenUsed="1" w:qFormat="1"/>
+    <w:lsdException w:name="heading 4" w:semiHidden="1" w:uiPriority="9" w:unhideWhenUsed="1" w:qFormat="1"/>
+    <w:lsdException w:name="heading 5" w:semiHidden="1" w:uiPriority="9" w:unhideWhenUsed="1" w:qFormat="1"/>
+    <w:lsdException w:name="heading 6" w:semiHidden="1" w:uiPriority="9" w:unhideWhenUsed="1" w:qFormat="1"/>
+    <w:lsdException w:name="heading 7" w:semiHidden="1" w:uiPriority="9" w:unhideWhenUsed="1" w:qFormat="1"/>
+    <w:lsdException w:name="heading 8" w:semiHidden="1" w:uiPriority="9" w:unhideWhenUsed="1" w:qFormat="1"/>
+    <w:lsdException w:name="heading 9" w:semiHidden="1" w:uiPriority="9" w:unhideWhenUsed="1" w:qFormat="1"/>
+    <w:lsdException w:name="index 1" w:semiHidden="1" w:unhideWhenUsed="1"/>
+    <w:lsdException w:name="index 2" w:semiHidden="1" w:unhideWhenUsed="1"/>
+    <w:lsdException w:name="index 3" w:semiHidden="1" w:unhideWhenUsed="1"/>
+    <w:lsdException w:name="index 4" w:semiHidden="1" w:unhideWhenUsed="1"/>
+    <w:lsdException w:name="index 5" w:semiHidden="1" w:unhideWhenUsed="1"/>
+    <w:lsdException w:name="index 6" w:semiHidden="1" w:unhideWhenUsed="1"/>
+    <w:lsdException w:name="index 7" w:semiHidden="1" w:unhideWhenUsed="1"/>
+    <w:lsdException w:name="index 8" w:semiHidden="1" w:unhideWhenUsed="1"/>
+    <w:lsdException w:name="index 9" w:semiHidden="1" w:unhideWhenUsed="1"/>
+    <w:lsdException w:name="toc 1" w:semiHidden="1" w:uiPriority="39" w:unhideWhenUsed="1"/>
+    <w:lsdException w:name="toc 2" w:semiHidden="1" w:uiPriority="39" w:unhideWhenUsed="1"/>
+    <w:lsdException w:name="toc 3" w:semiHidden="1" w:uiPriority="39" w:unhideWhenUsed="1"/>
+    <w:lsdException w:name="toc 4" w:semiHidden="1" w:uiPriority="39" w:unhideWhenUsed="1"/>
+    <w:lsdException w:name="toc 5" w:semiHidden="1" w:uiPriority="39" w:unhideWhenUsed="1"/>
+    <w:lsdException w:name="toc 6" w:semiHidden="1" w:uiPriority="39" w:unhideWhenUsed="1"/>
+    <w:lsdException w:name="toc 7" w:semiHidden="1" w:uiPriority="39" w:unhideWhenUsed="1"/>
+    <w:lsdException w:name="toc 8" w:semiHidden="1" w:uiPriority="39" w:unhideWhenUsed="1"/>
+    <w:lsdException w:name="toc 9" w:semiHidden="1" w:uiPriority="39" w:unhideWhenUsed="1"/>
+    <w:lsdException w:name="Normal Indent" w:semiHidden="1" w:unhideWhenUsed="1"/>
+    <w:lsdException w:name="footnote text" w:semiHidden="1" w:unhideWhenUsed="1"/>
+    <w:lsdException w:name="annotation text" w:semiHidden="1" w:unhideWhenUsed="1"/>
+    <w:lsdException w:name="header" w:semiHidden="1" w:unhideWhenUsed="1"/>
+    <w:lsdException w:name="footer" w:semiHidden="1" w:unhideWhenUsed="1"/>
+    <w:lsdException w:name="index heading" w:semiHidden="1" w:unhideWhenUsed="1"/>
+    <w:lsdException w:name="caption" w:semiHidden="1" w:uiPriority="35" w:unhideWhenUsed="1" w:qFormat="1"/>
+    <w:lsdException w:name="table of figures" w:semiHidden="1" w:unhideWhenUsed="1"/>
+    <w:lsdException w:name="envelope address" w:semiHidden="1" w:unhideWhenUsed="1"/>
+    <w:lsdException w:name="envelope return" w:semiHidden="1" w:unhideWhenUsed="1"/>
+    <w:lsdException w:name="footnote reference" w:semiHidden="1" w:unhideWhenUsed="1"/>
+    <w:lsdException w:name="annotation reference" w:semiHidden="1" w:unhideWhenUsed="1"/>
+    <w:lsdException w:name="line number" w:semiHidden="1" w:unhideWhenUsed="1"/>
+    <w:lsdException w:name="page number" w:semiHidden="1" w:unhideWhenUsed="1"/>
+    <w:lsdException w:name="endnote reference" w:semiHidden="1" w:unhideWhenUsed="1"/>
+    <w:lsdException w:name="endnote text" w:semiHidden="1" w:unhideWhenUsed="1"/>
+    <w:lsdException w:name="table of authorities" w:semiHidden="1" w:unhideWhenUsed="1"/>
+    <w:lsdException w:name="macro" w:semiHidden="1" w:unhideWhenUsed="1"/>
+    <w:lsdException w:name="toa heading" w:semiHidden="1" w:unhideWhenUsed="1"/>
+    <w:lsdException w:name="List" w:semiHidden="1" w:unhideWhenUsed="1"/>
+    <w:lsdException w:name="List Bullet" w:semiHidden="1" w:unhideWhenUsed="1"/>
+    <w:lsdException w:name="List Number" w:semiHidden="1" w:unhideWhenUsed="1"/>
+    <w:lsdException w:name="List 2" w:semiHidden="1" w:unhideWhenUsed="1"/>
+    <w:lsdException w:name="List 3" w:semiHidden="1" w:unhideWhenUsed="1"/>
+    <w:lsdException w:name="List 4" w:semiHidden="1" w:unhideWhenUsed="1"/>
+    <w:lsdException w:name="List 5" w:semiHidden="1" w:unhideWhenUsed="1"/>
+    <w:lsdException w:name="List Bullet 2" w:semiHidden="1" w:unhideWhenUsed="1"/>
+    <w:lsdException w:name="List Bullet 3" w:semiHidden="1" w:unhideWhenUsed="1"/>
+    <w:lsdException w:name="List Bullet 4" w:semiHidden="1" w:unhideWhenUsed="1"/>
+    <w:lsdException w:name="List Bullet 5" w:semiHidden="1" w:unhideWhenUsed="1"/>
+    <w:lsdException w:name="List Number 2" w:semiHidden="1" w:unhideWhenUsed="1"/>
+    <w:lsdException w:name="List Number 3" w:semiHidden="1" w:unhideWhenUsed="1"/>
+    <w:lsdException w:name="List Number 4" w:semiHidden="1" w:unhideWhenUsed="1"/>
+    <w:lsdException w:name="List Number 5" w:semiHidden="1" w:unhideWhenUsed="1"/>
+    <w:lsdException w:name="Title" w:uiPriority="10" w:qFormat="1"/>
+    <w:lsdException w:name="Closing" w:semiHidden="1" w:unhideWhenUsed="1"/>
+    <w:lsdException w:name="Signature" w:semiHidden="1" w:unhideWhenUsed="1"/>
+    <w:lsdException w:name="Default Paragraph Font" w:semiHidden="1" w:uiPriority="1" w:unhideWhenUsed="1"/>
+    <w:lsdException w:name="Body Text" w:semiHidden="1" w:unhideWhenUsed="1"/>
+    <w:lsdException w:name="Body Text Indent" w:semiHidden="1" w:unhideWhenUsed="1"/>
+    <w:lsdException w:name="List Continue" w:semiHidden="1" w:unhideWhenUsed="1"/>
+    <w:lsdException w:name="List Continue 2" w:semiHidden="1" w:unhideWhenUsed="1"/>
+    <w:lsdException w:name="List Continue 3" w:semiHidden="1" w:unhideWhenUsed="1"/>
+    <w:lsdException w:name="List Continue 4" w:semiHidden="1" w:unhideWhenUsed="1"/>
+    <w:lsdException w:name="List Continue 5" w:semiHidden="1" w:unhideWhenUsed="1"/>
+    <w:lsdException w:name="Message Header" w:semiHidden="1" w:unhideWhenUsed="1"/>
+    <w:lsdException w:name="Subtitle" w:uiPriority="11" w:qFormat="1"/>
+    <w:lsdException w:name="Salutation" w:semiHidden="1" w:unhideWhenUsed="1"/>
+    <w:lsdException w:name="Date" w:semiHidden="1" w:unhideWhenUsed="1"/>
+    <w:lsdException w:name="Body Text First Indent" w:semiHidden="1" w:unhideWhenUsed="1"/>
+    <w:lsdException w:name="Body Text First Indent 2" w:semiHidden="1" w:unhideWhenUsed="1"/>
+    <w:lsdException w:name="Note Heading" w:semiHidden="1" w:unhideWhenUsed="1"/>
+    <w:lsdException w:name="Body Text 2" w:semiHidden="1" w:unhideWhenUsed="1"/>
+    <w:lsdException w:name="Body Text 3" w:semiHidden="1" w:unhideWhenUsed="1"/>
+    <w:lsdException w:name="Body Text Indent 2" w:semiHidden="1" w:unhideWhenUsed="1"/>
+    <w:lsdException w:name="Body Text Indent 3" w:semiHidden="1" w:unhideWhenUsed="1"/>
+    <w:lsdException w:name="Block Text" w:semiHidden="1" w:unhideWhenUsed="1"/>
+    <w:lsdException w:name="Hyperlink" w:semiHidden="1" w:unhideWhenUsed="1"/>
+    <w:lsdException w:name="FollowedHyperlink" w:semiHidden="1" w:unhideWhenUsed="1"/>
+    <w:lsdException w:name="Strong" w:uiPriority="22" w:qFormat="1"/>
+    <w:lsdException w:name="Emphasis" w:uiPriority="20" w:qFormat="1"/>
+    <w:lsdException w:name="Document Map" w:semiHidden="1" w:unhideWhenUsed="1"/>
+    <w:lsdException w:name="Plain Text" w:semiHidden="1" w:unhideWhenUsed="1"/>
+    <w:lsdException w:name="E-mail Signature" w:semiHidden="1" w:unhideWhenUsed="1"/>
+    <w:lsdException w:name="HTML Top of Form" w:semiHidden="1" w:unhideWhenUsed="1"/>
+    <w:lsdException w:name="HTML Bottom of Form" w:semiHidden="1" w:unhideWhenUsed="1"/>
+    <w:lsdException w:name="Normal (Web)" w:semiHidden="1" w:unhideWhenUsed="1"/>
+    <w:lsdException w:name="HTML Acronym" w:semiHidden="1" w:unhideWhenUsed="1"/>
+    <w:lsdException w:name="HTML Address" w:semiHidden="1" w:unhideWhenUsed="1"/>
+    <w:lsdException w:name="HTML Cite" w:semiHidden="1" w:unhideWhenUsed="1"/>
+    <w:lsdException w:name="HTML Code" w:semiHidden="1" w:unhideWhenUsed="1"/>
+    <w:lsdException w:name="HTML Definition" w:semiHidden="1" w:unhideWhenUsed="1"/>
+    <w:lsdException w:name="HTML Keyboard" w:semiHidden="1" w:unhideWhenUsed="1"/>
+    <w:lsdException w:name="HTML Preformatted" w:semiHidden="1" w:unhideWhenUsed="1"/>
+    <w:lsdException w:name="HTML Sample" w:semiHidden="1" w:unhideWhenUsed="1"/>
+    <w:lsdException w:name="HTML Typewriter" w:semiHidden="1" w:unhideWhenUsed="1"/>
+    <w:lsdException w:name="HTML Variable" w:semiHidden="1" w:unhideWhenUsed="1"/>
+    <w:lsdException w:name="Normal Table" w:semiHidden="1" w:unhideWhenUsed="1"/>
+    <w:lsdException w:name="annotation subject" w:semiHidden="1" w:unhideWhenUsed="1"/>
+    <w:lsdException w:name="No List" w:semiHidden="1" w:unhideWhenUsed="1"/>
+    <w:lsdException w:name="Outline List 1" w:semiHidden="1" w:unhideWhenUsed="1"/>
+    <w:lsdException w:name="Outline List 2" w:semiHidden="1" w:unhideWhenUsed="1"/>
+    <w:lsdException w:name="Outline List 3" w:semiHidden="1" w:unhideWhenUsed="1"/>
+    <w:lsdException w:name="Table Simple 1" w:semiHidden="1" w:unhideWhenUsed="1"/>
+    <w:lsdException w:name="Table Simple 2" w:semiHidden="1" w:unhideWhenUsed="1"/>
+    <w:lsdException w:name="Table Simple 3" w:semiHidden="1" w:unhideWhenUsed="1"/>
+    <w:lsdException w:name="Table Classic 1" w:semiHidden="1" w:unhideWhenUsed="1"/>
+    <w:lsdException w:name="Table Classic 2" w:semiHidden="1" w:unhideWhenUsed="1"/>
+    <w:lsdException w:name="Table Classic 3" w:semiHidden="1" w:unhideWhenUsed="1"/>
+    <w:lsdException w:name="Table Classic 4" w:semiHidden="1" w:unhideWhenUsed="1"/>
+    <w:lsdException w:name="Table Colorful 1" w:semiHidden="1" w:unhideWhenUsed="1"/>
+    <w:lsdException w:name="Table Colorful 2" w:semiHidden="1" w:unhideWhenUsed="1"/>
+    <w:lsdException w:name="Table Colorful 3" w:semiHidden="1" w:unhideWhenUsed="1"/>
+    <w:lsdException w:name="Table Columns 1" w:semiHidden="1" w:unhideWhenUsed="1"/>
+    <w:lsdException w:name="Table Columns 2" w:semiHidden="1" w:unhideWhenUsed="1"/>
+    <w:lsdException w:name="Table Columns 3" w:semiHidden="1" w:unhideWhenUsed="1"/>
+    <w:lsdException w:name="Table Columns 4" w:semiHidden="1" w:unhideWhenUsed="1"/>
+    <w:lsdException w:name="Table Columns 5" w:semiHidden="1" w:unhideWhenUsed="1"/>
+    <w:lsdException w:name="Table Grid 1" w:semiHidden="1" w:unhideWhenUsed="1"/>
+    <w:lsdException w:name="Table Grid 2" w:semiHidden="1" w:unhideWhenUsed="1"/>
+    <w:lsdException w:name="Table Grid 3" w:semiHidden="1" w:unhideWhenUsed="1"/>
+    <w:lsdException w:name="Table Grid 4" w:semiHidden="1" w:unhideWhenUsed="1"/>
+    <w:lsdException w:name="Table Grid 5" w:semiHidden="1" w:unhideWhenUsed="1"/>
+    <w:lsdException w:name="Table Grid 6" w:semiHidden="1" w:unhideWhenUsed="1"/>
+    <w:lsdException w:name="Table Grid 7" w:semiHidden="1" w:unhideWhenUsed="1"/>
+    <w:lsdException w:name="Table Grid 8" w:semiHidden="1" w:unhideWhenUsed="1"/>
+    <w:lsdException w:name="Table List 1" w:semiHidden="1" w:unhideWhenUsed="1"/>
+    <w:lsdException w:name="Table List 2" w:semiHidden="1" w:unhideWhenUsed="1"/>
+    <w:lsdException w:name="Table List 3" w:semiHidden="1" w:unhideWhenUsed="1"/>
+    <w:lsdException w:name="Table List 4" w:semiHidden="1" w:unhideWhenUsed="1"/>
+    <w:lsdException w:name="Table List 5" w:semiHidden="1" w:unhideWhenUsed="1"/>
+    <w:lsdException w:name="Table List 6" w:semiHidden="1" w:unhideWhenUsed="1"/>
+    <w:lsdException w:name="Table List 7" w:semiHidden="1" w:unhideWhenUsed="1"/>
+    <w:lsdException w:name="Table List 8" w:semiHidden="1" w:unhideWhenUsed="1"/>
+    <w:lsdException w:name="Table 3D effects 1" w:semiHidden="1" w:unhideWhenUsed="1"/>
+    <w:lsdException w:name="Table 3D effects 2" w:semiHidden="1" w:unhideWhenUsed="1"/>
+    <w:lsdException w:name="Table 3D effects 3" w:semiHidden="1" w:unhideWhenUsed="1"/>
+    <w:lsdException w:name="Table Contemporary" w:semiHidden="1" w:unhideWhenUsed="1"/>
+    <w:lsdException w:name="Table Elegant" w:semiHidden="1" w:unhideWhenUsed="1"/>
+    <w:lsdException w:name="Table Professional" w:semiHidden="1" w:unhideWhenUsed="1"/>
+    <w:lsdException w:name="Table Subtle 1" w:semiHidden="1" w:unhideWhenUsed="1"/>
+    <w:lsdException w:name="Table Subtle 2" w:semiHidden="1" w:unhideWhenUsed="1"/>
+    <w:lsdException w:name="Table Web 1" w:semiHidden="1" w:unhideWhenUsed="1"/>
+    <w:lsdException w:name="Table Web 2" w:semiHidden="1" w:unhideWhenUsed="1"/>
+    <w:lsdException w:name="Table Web 3" w:semiHidden="1" w:unhideWhenUsed="1"/>
+    <w:lsdException w:name="Balloon Text" w:semiHidden="1" w:unhideWhenUsed="1"/>
+    <w:lsdException w:name="Table Grid" w:uiPriority="59"/>
+    <w:lsdException w:name="Table Theme" w:semiHidden="1" w:unhideWhenUsed="1"/>
+    <w:lsdException w:name="Placeholder Text" w:semiHidden="1"/>
+    <w:lsdException w:name="No Spacing" w:uiPriority="1" w:qFormat="1"/>
+    <w:lsdException w:name="Light Shading" w:uiPriority="60"/>
+    <w:lsdException w:name="Light List" w:uiPriority="61"/>
+    <w:lsdException w:name="Light Grid" w:uiPriority="62"/>
+    <w:lsdException w:name="Medium Shading 1" w:uiPriority="63"/>
+    <w:lsdException w:name="Medium Shading 2" w:uiPriority="64"/>
+    <w:lsdException w:name="Medium List 1" w:uiPriority="65"/>
+    <w:lsdException w:name="Medium List 2" w:uiPriority="66"/>
+    <w:lsdException w:name="Medium Grid 1" w:uiPriority="67"/>
+    <w:lsdException w:name="Medium Grid 2" w:uiPriority="68"/>
+    <w:lsdException w:name="Medium Grid 3" w:uiPriority="69"/>
+    <w:lsdException w:name="Dark List" w:uiPriority="70"/>
+    <w:lsdException w:name="Colorful Shading" w:uiPriority="71"/>
+    <w:lsdException w:name="Colorful List" w:uiPriority="72"/>
+    <w:lsdException w:name="Colorful Grid" w:uiPriority="73"/>
+    <w:lsdException w:name="Light Shading Accent 1" w:uiPriority="60"/>
+    <w:lsdException w:name="Light List Accent 1" w:uiPriority="61"/>
+    <w:lsdException w:name="Light Grid Accent 1" w:uiPriority="62"/>
+    <w:lsdException w:name="Medium Shading 1 Accent 1" w:uiPriority="63"/>
+    <w:lsdException w:name="Medium Shading 2 Accent 1" w:uiPriority="64"/>
+    <w:lsdException w:name="Medium List 1 Accent 1" w:uiPriority="65"/>
+    <w:lsdException w:name="Revision" w:semiHidden="1"/>
+    <w:lsdException w:name="List Paragraph" w:uiPriority="34" w:qFormat="1"/>
+    <w:lsdException w:name="Quote" w:uiPriority="29" w:qFormat="1"/>
+    <w:lsdException w:name="Intense Quote" w:uiPriority="30" w:qFormat="1"/>
+    <w:lsdException w:name="Medium List 2 Accent 1" w:uiPriority="66"/>
+    <w:lsdException w:name="Medium Grid 1 Accent 1" w:uiPriority="67"/>
+    <w:lsdException w:name="Medium Grid 2 Accent 1" w:uiPriority="68"/>
+    <w:lsdException w:name="Medium Grid 3 Accent 1" w:uiPriority="69"/>
+    <w:lsdException w:name="Dark List Accent 1" w:uiPriority="70"/>
+    <w:lsdException w:name="Colorful Shading Accent 1" w:uiPriority="71"/>
+    <w:lsdException w:name="Colorful List Accent 1" w:uiPriority="72"/>
+    <w:lsdException w:name="Colorful Grid Accent 1" w:uiPriority="73"/>
+    <w:lsdException w:name="Light Shading Accent 2" w:uiPriority="60"/>
+    <w:lsdException w:name="Light List Accent 2" w:uiPriority="61"/>
+    <w:lsdException w:name="Light Grid Accent 2" w:uiPriority="62"/>
+    <w:lsdException w:name="Medium Shading 1 Accent 2" w:uiPriority="63"/>
+    <w:lsdException w:name="Medium Shading 2 Accent 2" w:uiPriority="64"/>
+    <w:lsdException w:name="Medium List 1 Accent 2" w:uiPriority="65"/>
+    <w:lsdException w:name="Medium List 2 Accent 2" w:uiPriority="66"/>
+    <w:lsdException w:name="Medium Grid 1 Accent 2" w:uiPriority="67"/>
+    <w:lsdException w:name="Medium Grid 2 Accent 2" w:uiPriority="68"/>
+    <w:lsdException w:name="Medium Grid 3 Accent 2" w:uiPriority="69"/>
+    <w:lsdException w:name="Dark List Accent 2" w:uiPriority="70"/>
+    <w:lsdException w:name="Colorful Shading Accent 2" w:uiPriority="71"/>
+    <w:lsdException w:name="Colorful List Accent 2" w:uiPriority="72"/>
+    <w:lsdException w:name="Colorful Grid Accent 2" w:uiPriority="73"/>
+    <w:lsdException w:name="Light Shading Accent 3" w:uiPriority="60"/>
+    <w:lsdException w:name="Light List Accent 3" w:uiPriority="61"/>
+    <w:lsdException w:name="Light Grid Accent 3" w:uiPriority="62"/>
+    <w:lsdException w:name="Medium Shading 1 Accent 3" w:uiPriority="63"/>
+    <w:lsdException w:name="Medium Shading 2 Accent 3" w:uiPriority="64"/>
+    <w:lsdException w:name="Medium List 1 Accent 3" w:uiPriority="65"/>
+    <w:lsdException w:name="Medium List 2 Accent 3" w:uiPriority="66"/>
+    <w:lsdException w:name="Medium Grid 1 Accent 3" w:uiPriority="67"/>
+    <w:lsdException w:name="Medium Grid 2 Accent 3" w:uiPriority="68"/>
+    <w:lsdException w:name="Medium Grid 3 Accent 3" w:uiPriority="69"/>
+    <w:lsdException w:name="Dark List Accent 3" w:uiPriority="70"/>
+    <w:lsdException w:name="Colorful Shading Accent 3" w:uiPriority="71"/>
+    <w:lsdException w:name="Colorful List Accent 3" w:uiPriority="72"/>
+    <w:lsdException w:name="Colorful Grid Accent 3" w:uiPriority="73"/>
+    <w:lsdException w:name="Light Shading Accent 4" w:uiPriority="60"/>
+    <w:lsdException w:name="Light List Accent 4" w:uiPriority="61"/>
+    <w:lsdException w:name="Light Grid Accent 4" w:uiPriority="62"/>
+    <w:lsdException w:name="Medium Shading 1 Accent 4" w:uiPriority="63"/>
+    <w:lsdException w:name="Medium Shading 2 Accent 4" w:uiPriority="64"/>
+    <w:lsdException w:name="Medium List 1 Accent 4" w:uiPriority="65"/>
+    <w:lsdException w:name="Medium List 2 Accent 4" w:uiPriority="66"/>
+    <w:lsdException w:name="Medium Grid 1 Accent 4" w:uiPriority="67"/>
+    <w:lsdException w:name="Medium Grid 2 Accent 4" w:uiPriority="68"/>
+    <w:lsdException w:name="Medium Grid 3 Accent 4" w:uiPriority="69"/>
+    <w:lsdException w:name="Dark List Accent 4" w:uiPriority="70"/>
+    <w:lsdException w:name="Colorful Shading Accent 4" w:uiPriority="71"/>
+    <w:lsdException w:name="Colorful List Accent 4" w:uiPriority="72"/>
+    <w:lsdException w:name="Colorful Grid Accent 4" w:uiPriority="73"/>
+    <w:lsdException w:name="Light Shading Accent 5" w:uiPriority="60"/>
+    <w:lsdException w:name="Light List Accent 5" w:uiPriority="61"/>
+    <w:lsdException w:name="Light Grid Accent 5" w:uiPriority="62"/>
+    <w:lsdException w:name="Medium Shading 1 Accent 5" w:uiPriority="63"/>
+    <w:lsdException w:name="Medium Shading 2 Accent 5" w:uiPriority="64"/>
+    <w:lsdException w:name="Medium List 1 Accent 5" w:uiPriority="65"/>
+    <w:lsdException w:name="Medium List 2 Accent 5" w:uiPriority="66"/>
+    <w:lsdException w:name="Medium Grid 1 Accent 5" w:uiPriority="67"/>
+    <w:lsdException w:name="Medium Grid 2 Accent 5" w:uiPriority="68"/>
+    <w:lsdException w:name="Medium Grid 3 Accent 5" w:uiPriority="69"/>
+    <w:lsdException w:name="Dark List Accent 5" w:uiPriority="70"/>
+    <w:lsdException w:name="Colorful Shading Accent 5" w:uiPriority="71"/>
+    <w:lsdException w:name="Colorful List Accent 5" w:uiPriority="72"/>
+    <w:lsdException w:name="Colorful Grid Accent 5" w:uiPriority="73"/>
+    <w:lsdException w:name="Light Shading Accent 6" w:uiPriority="60"/>
+    <w:lsdException w:name="Light List Accent 6" w:uiPriority="61"/>
+    <w:lsdException w:name="Light Grid Accent 6" w:uiPriority="62"/>
+    <w:lsdException w:name="Medium Shading 1 Accent 6" w:uiPriority="63"/>
+    <w:lsdException w:name="Medium Shading 2 Accent 6" w:uiPriority="64"/>
+    <w:lsdException w:name="Medium List 1 Accent 6" w:uiPriority="65"/>
+    <w:lsdException w:name="Medium List 2 Accent 6" w:uiPriority="66"/>
+    <w:lsdException w:name="Medium Grid 1 Accent 6" w:uiPriority="67"/>
+    <w:lsdException w:name="Medium Grid 2 Accent 6" w:uiPriority="68"/>
+    <w:lsdException w:name="Medium Grid 3 Accent 6" w:uiPriority="69"/>
+    <w:lsdException w:name="Dark List Accent 6" w:uiPriority="70"/>
+    <w:lsdException w:name="Colorful Shading Accent 6" w:uiPriority="71"/>
+    <w:lsdException w:name="Colorful List Accent 6" w:uiPriority="72"/>
+    <w:lsdException w:name="Colorful Grid Accent 6" w:uiPriority="73"/>
+    <w:lsdException w:name="Subtle Emphasis" w:uiPriority="19" w:qFormat="1"/>
+    <w:lsdException w:name="Intense Emphasis" w:uiPriority="21" w:qFormat="1"/>
+    <w:lsdException w:name="Subtle Reference" w:uiPriority="31" w:qFormat="1"/>
+    <w:lsdException w:name="Intense Reference" w:uiPriority="32" w:qFormat="1"/>
+    <w:lsdException w:name="Book Title" w:uiPriority="33" w:qFormat="1"/>
+    <w:lsdException w:name="Bibliography" w:semiHidden="1" w:uiPriority="37" w:unhideWhenUsed="1"/>
+    <w:lsdException w:name="TOC Heading" w:semiHidden="1" w:uiPriority="39" w:unhideWhenUsed="1" w:qFormat="1"/>
+    <w:lsdException w:name="Plain Table 1" w:uiPriority="41"/>
+    <w:lsdException w:name="Plain Table 2" w:uiPriority="42"/>
+    <w:lsdException w:name="Plain Table 3" w:uiPriority="43"/>
+    <w:lsdException w:name="Plain Table 4" w:uiPriority="44"/>
+    <w:lsdException w:name="Plain Table 5" w:uiPriority="45"/>
+    <w:lsdException w:name="Grid Table Light" w:uiPriority="40"/>
+    <w:lsdException w:name="Grid Table 1 Light" w:uiPriority="46"/>
+    <w:lsdException w:name="Grid Table 2" w:uiPriority="47"/>
+    <w:lsdException w:name="Grid Table 3" w:uiPriority="48"/>
+    <w:lsdException w:name="Grid Table 4" w:uiPriority="49"/>
+    <w:lsdException w:name="Grid Table 5 Dark" w:uiPriority="50"/>
+    <w:lsdException w:name="Grid Table 6 Colorful" w:uiPriority="51"/>
+    <w:lsdException w:name="Grid Table 7 Colorful" w:uiPriority="52"/>
+    <w:lsdException w:name="Grid Table 1 Light Accent 1" w:uiPriority="46"/>
+    <w:lsdException w:name="Grid Table 2 Accent 1" w:uiPriority="47"/>
+    <w:lsdException w:name="Grid Table 3 Accent 1" w:uiPriority="48"/>
+    <w:lsdException w:name="Grid Table 4 Accent 1" w:uiPriority="49"/>
+    <w:lsdException w:name="Grid Table 5 Dark Accent 1" w:uiPriority="50"/>
+    <w:lsdException w:name="Grid Table 6 Colorful Accent 1" w:uiPriority="51"/>
+    <w:lsdException w:name="Grid Table 7 Colorful Accent 1" w:uiPriority="52"/>
+    <w:lsdException w:name="Grid Table 1 Light Accent 2" w:uiPriority="46"/>
+    <w:lsdException w:name="Grid Table 2 Accent 2" w:uiPriority="47"/>
+    <w:lsdException w:name="Grid Table 3 Accent 2" w:uiPriority="48"/>
+    <w:lsdException w:name="Grid Table 4 Accent 2" w:uiPriority="49"/>
+    <w:lsdException w:name="Grid Table 5 Dark Accent 2" w:uiPriority="50"/>
+    <w:lsdException w:name="Grid Table 6 Colorful Accent 2" w:uiPriority="51"/>
+    <w:lsdException w:name="Grid Table 7 Colorful Accent 2" w:uiPriority="52"/>
+    <w:lsdException w:name="Grid Table 1 Light Accent 3" w:uiPriority="46"/>
+    <w:lsdException w:name="Grid Table 2 Accent 3" w:uiPriority="47"/>
+    <w:lsdException w:name="Grid Table 3 Accent 3" w:uiPriority="48"/>
+    <w:lsdException w:name="Grid Table 4 Accent 3" w:uiPriority="49"/>
+    <w:lsdException w:name="Grid Table 5 Dark Accent 3" w:uiPriority="50"/>
+    <w:lsdException w:name="Grid Table 6 Colorful Accent 3" w:uiPriority="51"/>
+    <w:lsdException w:name="Grid Table 7 Colorful Accent 3" w:uiPriority="52"/>
+    <w:lsdException w:name="Grid Table 1 Light Accent 4" w:uiPriority="46"/>
+    <w:lsdException w:name="Grid Table 2 Accent 4" w:uiPriority="47"/>
+    <w:lsdException w:name="Grid Table 3 Accent 4" w:uiPriority="48"/>
+    <w:lsdException w:name="Grid Table 4 Accent 4" w:uiPriority="49"/>
+    <w:lsdException w:name="Grid Table 5 Dark Accent 4" w:uiPriority="50"/>
+    <w:lsdException w:name="Grid Table 6 Colorful Accent 4" w:uiPriority="51"/>
+    <w:lsdException w:name="Grid Table 7 Colorful Accent 4" w:uiPriority="52"/>
+    <w:lsdException w:name="Grid Table 1 Light Accent 5" w:uiPriority="46"/>
+    <w:lsdException w:name="Grid Table 2 Accent 5" w:uiPriority="47"/>
+    <w:lsdException w:name="Grid Table 3 Accent 5" w:uiPriority="48"/>
+    <w:lsdException w:name="Grid Table 4 Accent 5" w:uiPriority="49"/>
+    <w:lsdException w:name="Grid Table 5 Dark Accent 5" w:uiPriority="50"/>
+    <w:lsdException w:name="Grid Table 6 Colorful Accent 5" w:uiPriority="51"/>
+    <w:lsdException w:name="Grid Table 7 Colorful Accent 5" w:uiPriority="52"/>
+    <w:lsdException w:name="Grid Table 1 Light Accent 6" w:uiPriority="46"/>
+    <w:lsdException w:name="Grid Table 2 Accent 6" w:uiPriority="47"/>
+    <w:lsdException w:name="Grid Table 3 Accent 6" w:uiPriority="48"/>
+    <w:lsdException w:name="Grid Table 4 Accent 6" w:uiPriority="49"/>
+    <w:lsdException w:name="Grid Table 5 Dark Accent 6" w:uiPriority="50"/>
+    <w:lsdException w:name="Grid Table 6 Colorful Accent 6" w:uiPriority="51"/>
+    <w:lsdException w:name="Grid Table 7 Colorful Accent 6" w:uiPriority="52"/>
+    <w:lsdException w:name="List Table 1 Light" w:uiPriority="46"/>
+    <w:lsdException w:name="List Table 2" w:uiPriority="47"/>
+    <w:lsdException w:name="List Table 3" w:uiPriority="48"/>
+    <w:lsdException w:name="List Table 4" w:uiPriority="49"/>
+    <w:lsdException w:name="List Table 5 Dark" w:uiPriority="50"/>
+    <w:lsdException w:name="List Table 6 Colorful" w:uiPriority="51"/>
+    <w:lsdException w:name="List Table 7 Colorful" w:uiPriority="52"/>
+    <w:lsdException w:name="List Table 1 Light Accent 1" w:uiPriority="46"/>
+    <w:lsdException w:name="List Table 2 Accent 1" w:uiPriority="47"/>
+    <w:lsdException w:name="List Table 3 Accent 1" w:uiPriority="48"/>
+    <w:lsdException w:name="List Table 4 Accent 1" w:uiPriority="49"/>
+    <w:lsdException w:name="List Table 5 Dark Accent 1" w:uiPriority="50"/>
+    <w:lsdException w:name="List Table 6 Colorful Accent 1" w:uiPriority="51"/>
+    <w:lsdException w:name="List Table 7 Colorful Accent 1" w:uiPriority="52"/>
+    <w:lsdException w:name="List Table 1 Light Accent 2" w:uiPriority="46"/>
+    <w:lsdException w:name="List Table 2 Accent 2" w:uiPriority="47"/>
+    <w:lsdException w:name="List Table 3 Accent 2" w:uiPriority="48"/>
+    <w:lsdException w:name="List Table 4 Accent 2" w:uiPriority="49"/>
+    <w:lsdException w:name="List Table 5 Dark Accent 2" w:uiPriority="50"/>
+    <w:lsdException w:name="List Table 6 Colorful Accent 2" w:uiPriority="51"/>
+    <w:lsdException w:name="List Table 7 Colorful Accent 2" w:uiPriority="52"/>
+    <w:lsdException w:name="List Table 1 Light Accent 3" w:uiPriority="46"/>
+    <w:lsdException w:name="List Table 2 Accent 3" w:uiPriority="47"/>
+    <w:lsdException w:name="List Table 3 Accent 3" w:uiPriority="48"/>
+    <w:lsdException w:name="List Table 4 Accent 3" w:uiPriority="49"/>
+    <w:lsdException w:name="List Table 5 Dark Accent 3" w:uiPriority="50"/>
+    <w:lsdException w:name="List Table 6 Colorful Accent 3" w:uiPriority="51"/>
+    <w:lsdException w:name="List Table 7 Colorful Accent 3" w:uiPriority="52"/>
+    <w:lsdException w:name="List Table 1 Light Accent 4" w:uiPriority="46"/>
+    <w:lsdException w:name="List Table 2 Accent 4" w:uiPriority="47"/>
+    <w:lsdException w:name="List Table 3 Accent 4" w:uiPriority="48"/>
+    <w:lsdException w:name="List Table 4 Accent 4" w:uiPriority="49"/>
+    <w:lsdException w:name="List Table 5 Dark Accent 4" w:uiPriority="50"/>
+    <w:lsdException w:name="List Table 6 Colorful Accent 4" w:uiPriority="51"/>
+    <w:lsdException w:name="List Table 7 Colorful Accent 4" w:uiPriority="52"/>
+    <w:lsdException w:name="List Table 1 Light Accent 5" w:uiPriority="46"/>
+    <w:lsdException w:name="List Table 2 Accent 5" w:uiPriority="47"/>
+    <w:lsdException w:name="List Table 3 Accent 5" w:uiPriority="48"/>
+    <w:lsdException w:name="List Table 4 Accent 5" w:uiPriority="49"/>
+    <w:lsdException w:name="List Table 5 Dark Accent 5" w:uiPriority="50"/>
+    <w:lsdException w:name="List Table 6 Colorful Accent 5" w:uiPriority="51"/>
+    <w:lsdException w:name="List Table 7 Colorful Accent 5" w:uiPriority="52"/>
+    <w:lsdException w:name="List Table 1 Light Accent 6" w:uiPriority="46"/>
+    <w:lsdException w:name="List Table 2 Accent 6" w:uiPriority="47"/>
+    <w:lsdException w:name="List Table 3 Accent 6" w:uiPriority="48"/>
+    <w:lsdException w:name="List Table 4 Accent 6" w:uiPriority="49"/>
+    <w:lsdException w:name="List Table 5 Dark Accent 6" w:uiPriority="50"/>
+    <w:lsdException w:name="List Table 6 Colorful Accent 6" w:uiPriority="51"/>
+    <w:lsdException w:name="List Table 7 Colorful Accent 6" w:uiPriority="52"/>
   </w:latentStyles>
   <w:style w:type="paragraph" w:default="1" w:styleId="Normal">
     <w:name w:val="Normal"/>
     <w:qFormat/>
   </w:style>
-  <w:style w:type="character" w:default="1" w:styleId="Tipodeletrapredefinidodopargrafo">
-    <w:name w:val="Default Paragraph Font"/>
-    <w:uiPriority w:val="1"/>
-    <w:semiHidden/>
-    <w:unhideWhenUsed/>
-  </w:style>
-  <w:style w:type="table" w:default="1" w:styleId="Tabelanormal">
-    <w:name w:val="Normal Table"/>
-    <w:uiPriority w:val="99"/>
-    <w:semiHidden/>
-    <w:unhideWhenUsed/>
-    <w:tblPr>
-      <w:tblInd w:w="0" w:type="dxa"/>
-      <w:tblCellMar>
-        <w:top w:w="0" w:type="dxa"/>
-        <w:left w:w="108" w:type="dxa"/>
-        <w:bottom w:w="0" w:type="dxa"/>
-        <w:right w:w="108" w:type="dxa"/>
-      </w:tblCellMar>
-    </w:tblPr>
-  </w:style>
-  <w:style w:type="numbering" w:default="1" w:styleId="Semlista">
-    <w:name w:val="No List"/>
-    <w:uiPriority w:val="99"/>
-    <w:semiHidden/>
-    <w:unhideWhenUsed/>
-  </w:style>
-</w:styles>
-</file>
-
-<file path=word/stylesWithEffects.xml><?xml version="1.0" encoding="utf-8"?>
-<w:styles xmlns:wpc="http://schemas.microsoft.com/office/word/2010/wordprocessingCanvas" xmlns:mc="http://schemas.openxmlformats.org/markup-compatibility/2006" xmlns:o="urn:schemas-microsoft-com:office:office" xmlns:r="http://schemas.openxmlformats.org/officeDocument/2006/relationships" xmlns:m="http://schemas.openxmlformats.org/officeDocument/2006/math" xmlns:v="urn:schemas-microsoft-com:vml" xmlns:wp14="http://schemas.microsoft.com/office/word/2010/wordprocessingDrawing" xmlns:wp="http://schemas.openxmlformats.org/drawingml/2006/wordprocessingDrawing" xmlns:w10="urn:schemas-microsoft-com:office:word" xmlns:w="http://schemas.openxmlformats.org/wordprocessingml/2006/main" xmlns:w14="http://schemas.microsoft.com/office/word/2010/wordml" xmlns:wpg="http://schemas.microsoft.com/office/word/2010/wordprocessingGroup" xmlns:wpi="http://schemas.microsoft.com/office/word/2010/wordprocessingInk" xmlns:wne="http://schemas.microsoft.com/office/word/2006/wordml" xmlns:wps="http://schemas.microsoft.com/office/word/2010/wordprocessingShape" mc:Ignorable="w14 wp14">
-  <w:docDefaults>
-    <w:rPrDefault>
-      <w:rPr>
-        <w:rFonts w:asciiTheme="minorHAnsi" w:eastAsiaTheme="minorEastAsia" w:hAnsiTheme="minorHAnsi" w:cstheme="minorBidi"/>
-        <w:sz w:val="22"/>
-        <w:szCs w:val="22"/>
-        <w:lang w:val="pt-BR" w:eastAsia="pt-BR" w:bidi="ar-SA"/>
-      </w:rPr>
-    </w:rPrDefault>
-    <w:pPrDefault>
-      <w:pPr>
-        <w:spacing w:after="200" w:line="276" w:lineRule="auto"/>
-      </w:pPr>
-    </w:pPrDefault>
-  </w:docDefaults>
-  <w:latentStyles w:defLockedState="0" w:defUIPriority="99" w:defSemiHidden="1" w:defUnhideWhenUsed="1" w:defQFormat="0" w:count="267">
-    <w:lsdException w:name="Normal" w:semiHidden="0" w:uiPriority="0" w:unhideWhenUsed="0" w:qFormat="1"/>
-    <w:lsdException w:name="heading 1" w:semiHidden="0" w:uiPriority="9" w:unhideWhenUsed="0" w:qFormat="1"/>
-    <w:lsdException w:name="heading 2" w:uiPriority="9" w:qFormat="1"/>
-    <w:lsdException w:name="heading 3" w:uiPriority="9" w:qFormat="1"/>
-    <w:lsdException w:name="heading 4" w:uiPriority="9" w:qFormat="1"/>
-    <w:lsdException w:name="heading 5" w:uiPriority="9" w:qFormat="1"/>
-    <w:lsdException w:name="heading 6" w:uiPriority="9" w:qFormat="1"/>
-    <w:lsdException w:name="heading 7" w:uiPriority="9" w:qFormat="1"/>
-    <w:lsdException w:name="heading 8" w:uiPriority="9" w:qFormat="1"/>
-    <w:lsdException w:name="heading 9" w:uiPriority="9" w:qFormat="1"/>
-    <w:lsdException w:name="toc 1" w:uiPriority="39"/>
-    <w:lsdException w:name="toc 2" w:uiPriority="39"/>
-    <w:lsdException w:name="toc 3" w:uiPriority="39"/>
-    <w:lsdException w:name="toc 4" w:uiPriority="39"/>
-    <w:lsdException w:name="toc 5" w:uiPriority="39"/>
-    <w:lsdException w:name="toc 6" w:uiPriority="39"/>
-    <w:lsdException w:name="toc 7" w:uiPriority="39"/>
-    <w:lsdException w:name="toc 8" w:uiPriority="39"/>
-    <w:lsdException w:name="toc 9" w:uiPriority="39"/>
-    <w:lsdException w:name="caption" w:uiPriority="35" w:qFormat="1"/>
-    <w:lsdException w:name="Title" w:semiHidden="0" w:uiPriority="10" w:unhideWhenUsed="0" w:qFormat="1"/>
-    <w:lsdException w:name="Default Paragraph Font" w:uiPriority="1"/>
-    <w:lsdException w:name="Subtitle" w:semiHidden="0" w:uiPriority="11" w:unhideWhenUsed="0" w:qFormat="1"/>
-    <w:lsdException w:name="Strong" w:semiHidden="0" w:uiPriority="22" w:unhideWhenUsed="0" w:qFormat="1"/>
-    <w:lsdException w:name="Emphasis" w:semiHidden="0" w:uiPriority="20" w:unhideWhenUsed="0" w:qFormat="1"/>
-    <w:lsdException w:name="Table Grid" w:semiHidden="0" w:uiPriority="59" w:unhideWhenUsed="0"/>
-    <w:lsdException w:name="Placeholder Text" w:unhideWhenUsed="0"/>
-    <w:lsdException w:name="No Spacing" w:semiHidden="0" w:uiPriority="1" w:unhideWhenUsed="0" w:qFormat="1"/>
-    <w:lsdException w:name="Light Shading" w:semiHidden="0" w:uiPriority="60" w:unhideWhenUsed="0"/>
-    <w:lsdException w:name="Light List" w:semiHidden="0" w:uiPriority="61" w:unhideWhenUsed="0"/>
-    <w:lsdException w:name="Light Grid" w:semiHidden="0" w:uiPriority="62" w:unhideWhenUsed="0"/>
-    <w:lsdException w:name="Medium Shading 1" w:semiHidden="0" w:uiPriority="63" w:unhideWhenUsed="0"/>
-    <w:lsdException w:name="Medium Shading 2" w:semiHidden="0" w:uiPriority="64" w:unhideWhenUsed="0"/>
-    <w:lsdException w:name="Medium List 1" w:semiHidden="0" w:uiPriority="65" w:unhideWhenUsed="0"/>
-    <w:lsdException w:name="Medium List 2" w:semiHidden="0" w:uiPriority="66" w:unhideWhenUsed="0"/>
-    <w:lsdException w:name="Medium Grid 1" w:semiHidden="0" w:uiPriority="67" w:unhideWhenUsed="0"/>
-    <w:lsdException w:name="Medium Grid 2" w:semiHidden="0" w:uiPriority="68" w:unhideWhenUsed="0"/>
-    <w:lsdException w:name="Medium Grid 3" w:semiHidden="0" w:uiPriority="69" w:unhideWhenUsed="0"/>
-    <w:lsdException w:name="Dark List" w:semiHidden="0" w:uiPriority="70" w:unhideWhenUsed="0"/>
-    <w:lsdException w:name="Colorful Shading" w:semiHidden="0" w:uiPriority="71" w:unhideWhenUsed="0"/>
-    <w:lsdException w:name="Colorful List" w:semiHidden="0" w:uiPriority="72" w:unhideWhenUsed="0"/>
-    <w:lsdException w:name="Colorful Grid" w:semiHidden="0" w:uiPriority="73" w:unhideWhenUsed="0"/>
-    <w:lsdException w:name="Light Shading Accent 1" w:semiHidden="0" w:uiPriority="60" w:unhideWhenUsed="0"/>
-    <w:lsdException w:name="Light List Accent 1" w:semiHidden="0" w:uiPriority="61" w:unhideWhenUsed="0"/>
-    <w:lsdException w:name="Light Grid Accent 1" w:semiHidden="0" w:uiPriority="62" w:unhideWhenUsed="0"/>
-    <w:lsdException w:name="Medium Shading 1 Accent 1" w:semiHidden="0" w:uiPriority="63" w:unhideWhenUsed="0"/>
-    <w:lsdException w:name="Medium Shading 2 Accent 1" w:semiHidden="0" w:uiPriority="64" w:unhideWhenUsed="0"/>
-    <w:lsdException w:name="Medium List 1 Accent 1" w:semiHidden="0" w:uiPriority="65" w:unhideWhenUsed="0"/>
-    <w:lsdException w:name="Revision" w:unhideWhenUsed="0"/>
-    <w:lsdException w:name="List Paragraph" w:semiHidden="0" w:uiPriority="34" w:unhideWhenUsed="0" w:qFormat="1"/>
-    <w:lsdException w:name="Quote" w:semiHidden="0" w:uiPriority="29" w:unhideWhenUsed="0" w:qFormat="1"/>
-    <w:lsdException w:name="Intense Quote" w:semiHidden="0" w:uiPriority="30" w:unhideWhenUsed="0" w:qFormat="1"/>
-    <w:lsdException w:name="Medium List 2 Accent 1" w:semiHidden="0" w:uiPriority="66" w:unhideWhenUsed="0"/>
-    <w:lsdException w:name="Medium Grid 1 Accent 1" w:semiHidden="0" w:uiPriority="67" w:unhideWhenUsed="0"/>
-    <w:lsdException w:name="Medium Grid 2 Accent 1" w:semiHidden="0" w:uiPriority="68" w:unhideWhenUsed="0"/>
-    <w:lsdException w:name="Medium Grid 3 Accent 1" w:semiHidden="0" w:uiPriority="69" w:unhideWhenUsed="0"/>
-    <w:lsdException w:name="Dark List Accent 1" w:semiHidden="0" w:uiPriority="70" w:unhideWhenUsed="0"/>
-    <w:lsdException w:name="Colorful Shading Accent 1" w:semiHidden="0" w:uiPriority="71" w:unhideWhenUsed="0"/>
-    <w:lsdException w:name="Colorful List Accent 1" w:semiHidden="0" w:uiPriority="72" w:unhideWhenUsed="0"/>
-    <w:lsdException w:name="Colorful Grid Accent 1" w:semiHidden="0" w:uiPriority="73" w:unhideWhenUsed="0"/>
-    <w:lsdException w:name="Light Shading Accent 2" w:semiHidden="0" w:uiPriority="60" w:unhideWhenUsed="0"/>
-    <w:lsdException w:name="Light List Accent 2" w:semiHidden="0" w:uiPriority="61" w:unhideWhenUsed="0"/>
-    <w:lsdException w:name="Light Grid Accent 2" w:semiHidden="0" w:uiPriority="62" w:unhideWhenUsed="0"/>
-    <w:lsdException w:name="Medium Shading 1 Accent 2" w:semiHidden="0" w:uiPriority="63" w:unhideWhenUsed="0"/>
-    <w:lsdException w:name="Medium Shading 2 Accent 2" w:semiHidden="0" w:uiPriority="64" w:unhideWhenUsed="0"/>
-    <w:lsdException w:name="Medium List 1 Accent 2" w:semiHidden="0" w:uiPriority="65" w:unhideWhenUsed="0"/>
-    <w:lsdException w:name="Medium List 2 Accent 2" w:semiHidden="0" w:uiPriority="66" w:unhideWhenUsed="0"/>
-    <w:lsdException w:name="Medium Grid 1 Accent 2" w:semiHidden="0" w:uiPriority="67" w:unhideWhenUsed="0"/>
-    <w:lsdException w:name="Medium Grid 2 Accent 2" w:semiHidden="0" w:uiPriority="68" w:unhideWhenUsed="0"/>
-    <w:lsdException w:name="Medium Grid 3 Accent 2" w:semiHidden="0" w:uiPriority="69" w:unhideWhenUsed="0"/>
-    <w:lsdException w:name="Dark List Accent 2" w:semiHidden="0" w:uiPriority="70" w:unhideWhenUsed="0"/>
-    <w:lsdException w:name="Colorful Shading Accent 2" w:semiHidden="0" w:uiPriority="71" w:unhideWhenUsed="0"/>
-    <w:lsdException w:name="Colorful List Accent 2" w:semiHidden="0" w:uiPriority="72" w:unhideWhenUsed="0"/>
-    <w:lsdException w:name="Colorful Grid Accent 2" w:semiHidden="0" w:uiPriority="73" w:unhideWhenUsed="0"/>
-    <w:lsdException w:name="Light Shading Accent 3" w:semiHidden="0" w:uiPriority="60" w:unhideWhenUsed="0"/>
-    <w:lsdException w:name="Light List Accent 3" w:semiHidden="0" w:uiPriority="61" w:unhideWhenUsed="0"/>
-    <w:lsdException w:name="Light Grid Accent 3" w:semiHidden="0" w:uiPriority="62" w:unhideWhenUsed="0"/>
-    <w:lsdException w:name="Medium Shading 1 Accent 3" w:semiHidden="0" w:uiPriority="63" w:unhideWhenUsed="0"/>
-    <w:lsdException w:name="Medium Shading 2 Accent 3" w:semiHidden="0" w:uiPriority="64" w:unhideWhenUsed="0"/>
-    <w:lsdException w:name="Medium List 1 Accent 3" w:semiHidden="0" w:uiPriority="65" w:unhideWhenUsed="0"/>
-    <w:lsdException w:name="Medium List 2 Accent 3" w:semiHidden="0" w:uiPriority="66" w:unhideWhenUsed="0"/>
-    <w:lsdException w:name="Medium Grid 1 Accent 3" w:semiHidden="0" w:uiPriority="67" w:unhideWhenUsed="0"/>
-    <w:lsdException w:name="Medium Grid 2 Accent 3" w:semiHidden="0" w:uiPriority="68" w:unhideWhenUsed="0"/>
-    <w:lsdException w:name="Medium Grid 3 Accent 3" w:semiHidden="0" w:uiPriority="69" w:unhideWhenUsed="0"/>
-    <w:lsdException w:name="Dark List Accent 3" w:semiHidden="0" w:uiPriority="70" w:unhideWhenUsed="0"/>
-    <w:lsdException w:name="Colorful Shading Accent 3" w:semiHidden="0" w:uiPriority="71" w:unhideWhenUsed="0"/>
-    <w:lsdException w:name="Colorful List Accent 3" w:semiHidden="0" w:uiPriority="72" w:unhideWhenUsed="0"/>
-    <w:lsdException w:name="Colorful Grid Accent 3" w:semiHidden="0" w:uiPriority="73" w:unhideWhenUsed="0"/>
-    <w:lsdException w:name="Light Shading Accent 4" w:semiHidden="0" w:uiPriority="60" w:unhideWhenUsed="0"/>
-    <w:lsdException w:name="Light List Accent 4" w:semiHidden="0" w:uiPriority="61" w:unhideWhenUsed="0"/>
-    <w:lsdException w:name="Light Grid Accent 4" w:semiHidden="0" w:uiPriority="62" w:unhideWhenUsed="0"/>
-    <w:lsdException w:name="Medium Shading 1 Accent 4" w:semiHidden="0" w:uiPriority="63" w:unhideWhenUsed="0"/>
-    <w:lsdException w:name="Medium Shading 2 Accent 4" w:semiHidden="0" w:uiPriority="64" w:unhideWhenUsed="0"/>
-    <w:lsdException w:name="Medium List 1 Accent 4" w:semiHidden="0" w:uiPriority="65" w:unhideWhenUsed="0"/>
-    <w:lsdException w:name="Medium List 2 Accent 4" w:semiHidden="0" w:uiPriority="66" w:unhideWhenUsed="0"/>
-    <w:lsdException w:name="Medium Grid 1 Accent 4" w:semiHidden="0" w:uiPriority="67" w:unhideWhenUsed="0"/>
-    <w:lsdException w:name="Medium Grid 2 Accent 4" w:semiHidden="0" w:uiPriority="68" w:unhideWhenUsed="0"/>
-    <w:lsdException w:name="Medium Grid 3 Accent 4" w:semiHidden="0" w:uiPriority="69" w:unhideWhenUsed="0"/>
-    <w:lsdException w:name="Dark List Accent 4" w:semiHidden="0" w:uiPriority="70" w:unhideWhenUsed="0"/>
-    <w:lsdException w:name="Colorful Shading Accent 4" w:semiHidden="0" w:uiPriority="71" w:unhideWhenUsed="0"/>
-    <w:lsdException w:name="Colorful List Accent 4" w:semiHidden="0" w:uiPriority="72" w:unhideWhenUsed="0"/>
-    <w:lsdException w:name="Colorful Grid Accent 4" w:semiHidden="0" w:uiPriority="73" w:unhideWhenUsed="0"/>
-    <w:lsdException w:name="Light Shading Accent 5" w:semiHidden="0" w:uiPriority="60" w:unhideWhenUsed="0"/>
-    <w:lsdException w:name="Light List Accent 5" w:semiHidden="0" w:uiPriority="61" w:unhideWhenUsed="0"/>
-    <w:lsdException w:name="Light Grid Accent 5" w:semiHidden="0" w:uiPriority="62" w:unhideWhenUsed="0"/>
-    <w:lsdException w:name="Medium Shading 1 Accent 5" w:semiHidden="0" w:uiPriority="63" w:unhideWhenUsed="0"/>
-    <w:lsdException w:name="Medium Shading 2 Accent 5" w:semiHidden="0" w:uiPriority="64" w:unhideWhenUsed="0"/>
-    <w:lsdException w:name="Medium List 1 Accent 5" w:semiHidden="0" w:uiPriority="65" w:unhideWhenUsed="0"/>
-    <w:lsdException w:name="Medium List 2 Accent 5" w:semiHidden="0" w:uiPriority="66" w:unhideWhenUsed="0"/>
-    <w:lsdException w:name="Medium Grid 1 Accent 5" w:semiHidden="0" w:uiPriority="67" w:unhideWhenUsed="0"/>
-    <w:lsdException w:name="Medium Grid 2 Accent 5" w:semiHidden="0" w:uiPriority="68" w:unhideWhenUsed="0"/>
-    <w:lsdException w:name="Medium Grid 3 Accent 5" w:semiHidden="0" w:uiPriority="69" w:unhideWhenUsed="0"/>
-    <w:lsdException w:name="Dark List Accent 5" w:semiHidden="0" w:uiPriority="70" w:unhideWhenUsed="0"/>
-    <w:lsdException w:name="Colorful Shading Accent 5" w:semiHidden="0" w:uiPriority="71" w:unhideWhenUsed="0"/>
-    <w:lsdException w:name="Colorful List Accent 5" w:semiHidden="0" w:uiPriority="72" w:unhideWhenUsed="0"/>
-    <w:lsdException w:name="Colorful Grid Accent 5" w:semiHidden="0" w:uiPriority="73" w:unhideWhenUsed="0"/>
-    <w:lsdException w:name="Light Shading Accent 6" w:semiHidden="0" w:uiPriority="60" w:unhideWhenUsed="0"/>
-    <w:lsdException w:name="Light List Accent 6" w:semiHidden="0" w:uiPriority="61" w:unhideWhenUsed="0"/>
-    <w:lsdException w:name="Light Grid Accent 6" w:semiHidden="0" w:uiPriority="62" w:unhideWhenUsed="0"/>
-    <w:lsdException w:name="Medium Shading 1 Accent 6" w:semiHidden="0" w:uiPriority="63" w:unhideWhenUsed="0"/>
-    <w:lsdException w:name="Medium Shading 2 Accent 6" w:semiHidden="0" w:uiPriority="64" w:unhideWhenUsed="0"/>
-    <w:lsdException w:name="Medium List 1 Accent 6" w:semiHidden="0" w:uiPriority="65" w:unhideWhenUsed="0"/>
-    <w:lsdException w:name="Medium List 2 Accent 6" w:semiHidden="0" w:uiPriority="66" w:unhideWhenUsed="0"/>
-    <w:lsdException w:name="Medium Grid 1 Accent 6" w:semiHidden="0" w:uiPriority="67" w:unhideWhenUsed="0"/>
-    <w:lsdException w:name="Medium Grid 2 Accent 6" w:semiHidden="0" w:uiPriority="68" w:unhideWhenUsed="0"/>
-    <w:lsdException w:name="Medium Grid 3 Accent 6" w:semiHidden="0" w:uiPriority="69" w:unhideWhenUsed="0"/>
-    <w:lsdException w:name="Dark List Accent 6" w:semiHidden="0" w:uiPriority="70" w:unhideWhenUsed="0"/>
-    <w:lsdException w:name="Colorful Shading Accent 6" w:semiHidden="0" w:uiPriority="71" w:unhideWhenUsed="0"/>
-    <w:lsdException w:name="Colorful List Accent 6" w:semiHidden="0" w:uiPriority="72" w:unhideWhenUsed="0"/>
-    <w:lsdException w:name="Colorful Grid Accent 6" w:semiHidden="0" w:uiPriority="73" w:unhideWhenUsed="0"/>
-    <w:lsdException w:name="Subtle Emphasis" w:semiHidden="0" w:uiPriority="19" w:unhideWhenUsed="0" w:qFormat="1"/>
-    <w:lsdException w:name="Intense Emphasis" w:semiHidden="0" w:uiPriority="21" w:unhideWhenUsed="0" w:qFormat="1"/>
-    <w:lsdException w:name="Subtle Reference" w:semiHidden="0" w:uiPriority="31" w:unhideWhenUsed="0" w:qFormat="1"/>
-    <w:lsdException w:name="Intense Reference" w:semiHidden="0" w:uiPriority="32" w:unhideWhenUsed="0" w:qFormat="1"/>
-    <w:lsdException w:name="Book Title" w:semiHidden="0" w:uiPriority="33" w:unhideWhenUsed="0" w:qFormat="1"/>
-    <w:lsdException w:name="Bibliography" w:uiPriority="37"/>
-    <w:lsdException w:name="TOC Heading" w:uiPriority="39" w:qFormat="1"/>
-  </w:latentStyles>
-  <w:style w:type="paragraph" w:default="1" w:styleId="Normal">
-    <w:name w:val="Normal"/>
-    <w:qFormat/>
-  </w:style>
-  <w:style w:type="character" w:default="1" w:styleId="Tipodeletrapredefinidodopargrafo">
+  <w:style w:type="character" w:default="1" w:styleId="Fontepargpadro">
     <w:name w:val="Default Paragraph Font"/>
     <w:uiPriority w:val="1"/>
     <w:semiHidden/>

--- a/Documentacao/Documentacao.docx
+++ b/Documentacao/Documentacao.docx
@@ -1,6 +1,6 @@
 
 <file path=word/document.xml><?xml version="1.0" encoding="utf-8"?>
-<w:document xmlns:wpc="http://schemas.microsoft.com/office/word/2010/wordprocessingCanvas" xmlns:cx="http://schemas.microsoft.com/office/drawing/2014/chartex" xmlns:cx1="http://schemas.microsoft.com/office/drawing/2015/9/8/chartex" xmlns:cx2="http://schemas.microsoft.com/office/drawing/2015/10/21/chartex" xmlns:cx3="http://schemas.microsoft.com/office/drawing/2016/5/9/chartex" xmlns:cx4="http://schemas.microsoft.com/office/drawing/2016/5/10/chartex" xmlns:cx5="http://schemas.microsoft.com/office/drawing/2016/5/11/chartex" xmlns:cx6="http://schemas.microsoft.com/office/drawing/2016/5/12/chartex" xmlns:cx7="http://schemas.microsoft.com/office/drawing/2016/5/13/chartex" xmlns:cx8="http://schemas.microsoft.com/office/drawing/2016/5/14/chartex" xmlns:mc="http://schemas.openxmlformats.org/markup-compatibility/2006" xmlns:aink="http://schemas.microsoft.com/office/drawing/2016/ink" xmlns:am3d="http://schemas.microsoft.com/office/drawing/2017/model3d" xmlns:o="urn:schemas-microsoft-com:office:office" xmlns:r="http://schemas.openxmlformats.org/officeDocument/2006/relationships" xmlns:m="http://schemas.openxmlformats.org/officeDocument/2006/math" xmlns:v="urn:schemas-microsoft-com:vml" xmlns:wp14="http://schemas.microsoft.com/office/word/2010/wordprocessingDrawing" xmlns:wp="http://schemas.openxmlformats.org/drawingml/2006/wordprocessingDrawing" xmlns:w10="urn:schemas-microsoft-com:office:word" xmlns:w="http://schemas.openxmlformats.org/wordprocessingml/2006/main" xmlns:w14="http://schemas.microsoft.com/office/word/2010/wordml" xmlns:w15="http://schemas.microsoft.com/office/word/2012/wordml" xmlns:w16cid="http://schemas.microsoft.com/office/word/2016/wordml/cid" xmlns:w16se="http://schemas.microsoft.com/office/word/2015/wordml/symex" xmlns:wpg="http://schemas.microsoft.com/office/word/2010/wordprocessingGroup" xmlns:wpi="http://schemas.microsoft.com/office/word/2010/wordprocessingInk" xmlns:wne="http://schemas.microsoft.com/office/word/2006/wordml" xmlns:wps="http://schemas.microsoft.com/office/word/2010/wordprocessingShape" mc:Ignorable="w14 w15 w16se w16cid wp14">
+<w:document xmlns:wpc="http://schemas.microsoft.com/office/word/2010/wordprocessingCanvas" xmlns:cx="http://schemas.microsoft.com/office/drawing/2014/chartex" xmlns:cx1="http://schemas.microsoft.com/office/drawing/2015/9/8/chartex" xmlns:cx2="http://schemas.microsoft.com/office/drawing/2015/10/21/chartex" xmlns:cx3="http://schemas.microsoft.com/office/drawing/2016/5/9/chartex" xmlns:cx4="http://schemas.microsoft.com/office/drawing/2016/5/10/chartex" xmlns:cx5="http://schemas.microsoft.com/office/drawing/2016/5/11/chartex" xmlns:cx6="http://schemas.microsoft.com/office/drawing/2016/5/12/chartex" xmlns:cx7="http://schemas.microsoft.com/office/drawing/2016/5/13/chartex" xmlns:cx8="http://schemas.microsoft.com/office/drawing/2016/5/14/chartex" xmlns:mc="http://schemas.openxmlformats.org/markup-compatibility/2006" xmlns:aink="http://schemas.microsoft.com/office/drawing/2016/ink" xmlns:am3d="http://schemas.microsoft.com/office/drawing/2017/model3d" xmlns:o="urn:schemas-microsoft-com:office:office" xmlns:oel="http://schemas.microsoft.com/office/2019/extlst" xmlns:r="http://schemas.openxmlformats.org/officeDocument/2006/relationships" xmlns:m="http://schemas.openxmlformats.org/officeDocument/2006/math" xmlns:v="urn:schemas-microsoft-com:vml" xmlns:wp14="http://schemas.microsoft.com/office/word/2010/wordprocessingDrawing" xmlns:wp="http://schemas.openxmlformats.org/drawingml/2006/wordprocessingDrawing" xmlns:w10="urn:schemas-microsoft-com:office:word" xmlns:w="http://schemas.openxmlformats.org/wordprocessingml/2006/main" xmlns:w14="http://schemas.microsoft.com/office/word/2010/wordml" xmlns:w15="http://schemas.microsoft.com/office/word/2012/wordml" xmlns:w16cei="http://schemas.microsoft.com/office/word/2026/wordml/cei" xmlns:w16cex="http://schemas.microsoft.com/office/word/2018/wordml/cex" xmlns:w16cid="http://schemas.microsoft.com/office/word/2016/wordml/cid" xmlns:w16="http://schemas.microsoft.com/office/word/2018/wordml" xmlns:w16du="http://schemas.microsoft.com/office/word/2023/wordml/word16du" xmlns:w16sdtdh="http://schemas.microsoft.com/office/word/2020/wordml/sdtdatahash" xmlns:w16sdtfl="http://schemas.microsoft.com/office/word/2024/wordml/sdtformatlock" xmlns:w16se="http://schemas.microsoft.com/office/word/2015/wordml/symex" xmlns:wpg="http://schemas.microsoft.com/office/word/2010/wordprocessingGroup" xmlns:wpi="http://schemas.microsoft.com/office/word/2010/wordprocessingInk" xmlns:wne="http://schemas.microsoft.com/office/word/2006/wordml" xmlns:wps="http://schemas.microsoft.com/office/word/2010/wordprocessingShape" mc:Ignorable="w14 w15 w16se w16cid w16 w16cex w16sdtdh w16sdtfl w16du wp14">
   <w:body>
     <w:p>
       <w:pPr>
@@ -737,6 +737,7 @@
         <w:rPr>
           <w:rFonts w:ascii="Arial" w:eastAsia="Arial" w:hAnsi="Arial" w:cs="Arial"/>
           <w:sz w:val="24"/>
+          <w:lang w:val="en-US"/>
         </w:rPr>
       </w:pPr>
       <w:r>
@@ -752,7 +753,25 @@
           <w:rFonts w:ascii="Arial" w:eastAsia="Arial" w:hAnsi="Arial" w:cs="Arial"/>
           <w:sz w:val="24"/>
         </w:rPr>
-        <w:t xml:space="preserve"> Materiais adaptados. Inteligência Artificial. Inclusão.</w:t>
+        <w:t xml:space="preserve"> Materiais adaptados. Inteligência Artificial. </w:t>
+      </w:r>
+      <w:proofErr w:type="spellStart"/>
+      <w:r>
+        <w:rPr>
+          <w:rFonts w:ascii="Arial" w:eastAsia="Arial" w:hAnsi="Arial" w:cs="Arial"/>
+          <w:sz w:val="24"/>
+          <w:lang w:val="en-US"/>
+        </w:rPr>
+        <w:t>Inclusão</w:t>
+      </w:r>
+      <w:proofErr w:type="spellEnd"/>
+      <w:r>
+        <w:rPr>
+          <w:rFonts w:ascii="Arial" w:eastAsia="Arial" w:hAnsi="Arial" w:cs="Arial"/>
+          <w:sz w:val="24"/>
+          <w:lang w:val="en-US"/>
+        </w:rPr>
+        <w:t>.</w:t>
       </w:r>
     </w:p>
     <w:p>
@@ -762,6 +781,7 @@
         <w:rPr>
           <w:rFonts w:ascii="Arial" w:eastAsia="Arial" w:hAnsi="Arial" w:cs="Arial"/>
           <w:sz w:val="24"/>
+          <w:lang w:val="en-US"/>
         </w:rPr>
       </w:pPr>
     </w:p>
@@ -772,6 +792,7 @@
         <w:rPr>
           <w:rFonts w:ascii="Arial" w:eastAsia="Arial" w:hAnsi="Arial" w:cs="Arial"/>
           <w:sz w:val="24"/>
+          <w:lang w:val="en-US"/>
         </w:rPr>
       </w:pPr>
     </w:p>
@@ -782,6 +803,7 @@
         <w:rPr>
           <w:rFonts w:ascii="Arial" w:eastAsia="Arial" w:hAnsi="Arial" w:cs="Arial"/>
           <w:sz w:val="24"/>
+          <w:lang w:val="en-US"/>
         </w:rPr>
       </w:pPr>
     </w:p>
@@ -792,6 +814,7 @@
         <w:rPr>
           <w:rFonts w:ascii="Arial" w:eastAsia="Arial" w:hAnsi="Arial" w:cs="Arial"/>
           <w:sz w:val="24"/>
+          <w:lang w:val="en-US"/>
         </w:rPr>
       </w:pPr>
     </w:p>
@@ -802,6 +825,7 @@
         <w:rPr>
           <w:rFonts w:ascii="Arial" w:eastAsia="Arial" w:hAnsi="Arial" w:cs="Arial"/>
           <w:sz w:val="24"/>
+          <w:lang w:val="en-US"/>
         </w:rPr>
       </w:pPr>
     </w:p>
@@ -812,6 +836,7 @@
         <w:rPr>
           <w:rFonts w:ascii="Arial" w:eastAsia="Arial" w:hAnsi="Arial" w:cs="Arial"/>
           <w:sz w:val="24"/>
+          <w:lang w:val="en-US"/>
         </w:rPr>
       </w:pPr>
     </w:p>
@@ -822,6 +847,7 @@
         <w:rPr>
           <w:rFonts w:ascii="Arial" w:eastAsia="Arial" w:hAnsi="Arial" w:cs="Arial"/>
           <w:sz w:val="24"/>
+          <w:lang w:val="en-US"/>
         </w:rPr>
       </w:pPr>
     </w:p>
@@ -832,6 +858,7 @@
         <w:rPr>
           <w:rFonts w:ascii="Arial" w:eastAsia="Arial" w:hAnsi="Arial" w:cs="Arial"/>
           <w:sz w:val="24"/>
+          <w:lang w:val="en-US"/>
         </w:rPr>
       </w:pPr>
     </w:p>
@@ -842,6 +869,7 @@
         <w:rPr>
           <w:rFonts w:ascii="Arial" w:eastAsia="Arial" w:hAnsi="Arial" w:cs="Arial"/>
           <w:sz w:val="24"/>
+          <w:lang w:val="en-US"/>
         </w:rPr>
       </w:pPr>
     </w:p>
@@ -852,6 +880,7 @@
         <w:rPr>
           <w:rFonts w:ascii="Arial" w:eastAsia="Arial" w:hAnsi="Arial" w:cs="Arial"/>
           <w:sz w:val="24"/>
+          <w:lang w:val="en-US"/>
         </w:rPr>
       </w:pPr>
     </w:p>
@@ -862,6 +891,7 @@
         <w:rPr>
           <w:rFonts w:ascii="Arial" w:eastAsia="Arial" w:hAnsi="Arial" w:cs="Arial"/>
           <w:sz w:val="24"/>
+          <w:lang w:val="en-US"/>
         </w:rPr>
       </w:pPr>
     </w:p>
@@ -872,6 +902,7 @@
         <w:rPr>
           <w:rFonts w:ascii="Arial" w:eastAsia="Arial" w:hAnsi="Arial" w:cs="Arial"/>
           <w:sz w:val="24"/>
+          <w:lang w:val="en-US"/>
         </w:rPr>
       </w:pPr>
     </w:p>
@@ -882,6 +913,7 @@
         <w:rPr>
           <w:rFonts w:ascii="Arial" w:eastAsia="Arial" w:hAnsi="Arial" w:cs="Arial"/>
           <w:sz w:val="24"/>
+          <w:lang w:val="en-US"/>
         </w:rPr>
       </w:pPr>
     </w:p>
@@ -892,6 +924,7 @@
         <w:rPr>
           <w:rFonts w:ascii="Arial" w:eastAsia="Arial" w:hAnsi="Arial" w:cs="Arial"/>
           <w:sz w:val="24"/>
+          <w:lang w:val="en-US"/>
         </w:rPr>
       </w:pPr>
     </w:p>
@@ -902,6 +935,7 @@
         <w:rPr>
           <w:rFonts w:ascii="Arial" w:eastAsia="Arial" w:hAnsi="Arial" w:cs="Arial"/>
           <w:sz w:val="24"/>
+          <w:lang w:val="en-US"/>
         </w:rPr>
       </w:pPr>
     </w:p>
@@ -912,6 +946,7 @@
         <w:rPr>
           <w:rFonts w:ascii="Arial" w:eastAsia="Arial" w:hAnsi="Arial" w:cs="Arial"/>
           <w:sz w:val="24"/>
+          <w:lang w:val="en-US"/>
         </w:rPr>
       </w:pPr>
     </w:p>
@@ -922,6 +957,7 @@
         <w:rPr>
           <w:rFonts w:ascii="Arial" w:eastAsia="Arial" w:hAnsi="Arial" w:cs="Arial"/>
           <w:sz w:val="24"/>
+          <w:lang w:val="en-US"/>
         </w:rPr>
       </w:pPr>
     </w:p>
@@ -932,6 +968,7 @@
         <w:rPr>
           <w:rFonts w:ascii="Arial" w:eastAsia="Arial" w:hAnsi="Arial" w:cs="Arial"/>
           <w:sz w:val="24"/>
+          <w:lang w:val="en-US"/>
         </w:rPr>
       </w:pPr>
     </w:p>
@@ -942,6 +979,7 @@
         <w:rPr>
           <w:rFonts w:ascii="Arial" w:eastAsia="Arial" w:hAnsi="Arial" w:cs="Arial"/>
           <w:sz w:val="24"/>
+          <w:lang w:val="en-US"/>
         </w:rPr>
       </w:pPr>
     </w:p>
@@ -952,6 +990,7 @@
         <w:rPr>
           <w:rFonts w:ascii="Arial" w:eastAsia="Arial" w:hAnsi="Arial" w:cs="Arial"/>
           <w:sz w:val="24"/>
+          <w:lang w:val="en-US"/>
         </w:rPr>
       </w:pPr>
     </w:p>
@@ -962,6 +1001,7 @@
         <w:rPr>
           <w:rFonts w:ascii="Arial" w:eastAsia="Arial" w:hAnsi="Arial" w:cs="Arial"/>
           <w:sz w:val="24"/>
+          <w:lang w:val="en-US"/>
         </w:rPr>
       </w:pPr>
     </w:p>
@@ -972,6 +1012,7 @@
         <w:rPr>
           <w:rFonts w:ascii="Arial" w:eastAsia="Arial" w:hAnsi="Arial" w:cs="Arial"/>
           <w:sz w:val="24"/>
+          <w:lang w:val="en-US"/>
         </w:rPr>
       </w:pPr>
     </w:p>
@@ -982,6 +1023,7 @@
         <w:rPr>
           <w:rFonts w:ascii="Arial" w:eastAsia="Arial" w:hAnsi="Arial" w:cs="Arial"/>
           <w:sz w:val="24"/>
+          <w:lang w:val="en-US"/>
         </w:rPr>
       </w:pPr>
     </w:p>
@@ -992,6 +1034,7 @@
         <w:rPr>
           <w:rFonts w:ascii="Arial" w:eastAsia="Arial" w:hAnsi="Arial" w:cs="Arial"/>
           <w:sz w:val="24"/>
+          <w:lang w:val="en-US"/>
         </w:rPr>
       </w:pPr>
     </w:p>
@@ -1002,6 +1045,7 @@
         <w:rPr>
           <w:rFonts w:ascii="Arial" w:eastAsia="Arial" w:hAnsi="Arial" w:cs="Arial"/>
           <w:sz w:val="24"/>
+          <w:lang w:val="en-US"/>
         </w:rPr>
       </w:pPr>
     </w:p>
@@ -1012,23 +1056,26 @@
         <w:rPr>
           <w:rFonts w:ascii="Arial" w:eastAsia="Arial" w:hAnsi="Arial" w:cs="Arial"/>
           <w:sz w:val="24"/>
-        </w:rPr>
-      </w:pPr>
-    </w:p>
-    <w:p>
-      <w:pPr>
-        <w:spacing w:after="0" w:line="360" w:lineRule="auto"/>
-        <w:rPr>
-          <w:rFonts w:ascii="Arial" w:eastAsia="Arial" w:hAnsi="Arial" w:cs="Arial"/>
-          <w:b/>
-          <w:sz w:val="24"/>
-        </w:rPr>
-      </w:pPr>
-      <w:r>
-        <w:rPr>
-          <w:rFonts w:ascii="Arial" w:eastAsia="Arial" w:hAnsi="Arial" w:cs="Arial"/>
-          <w:b/>
-          <w:sz w:val="24"/>
+          <w:lang w:val="en-US"/>
+        </w:rPr>
+      </w:pPr>
+    </w:p>
+    <w:p>
+      <w:pPr>
+        <w:spacing w:after="0" w:line="360" w:lineRule="auto"/>
+        <w:rPr>
+          <w:rFonts w:ascii="Arial" w:eastAsia="Arial" w:hAnsi="Arial" w:cs="Arial"/>
+          <w:b/>
+          <w:sz w:val="24"/>
+          <w:lang w:val="en-US"/>
+        </w:rPr>
+      </w:pPr>
+      <w:r>
+        <w:rPr>
+          <w:rFonts w:ascii="Arial" w:eastAsia="Arial" w:hAnsi="Arial" w:cs="Arial"/>
+          <w:b/>
+          <w:sz w:val="24"/>
+          <w:lang w:val="en-US"/>
         </w:rPr>
         <w:t>Abstract</w:t>
       </w:r>
@@ -1049,25 +1096,25 @@
           <w:sz w:val="24"/>
           <w:lang w:val="en-US"/>
         </w:rPr>
-        <w:t xml:space="preserve">This undergraduate thesis proposes an analysis of the difficulties faced by teachers at ETEC Professor Camargo </w:t>
-      </w:r>
-      <w:proofErr w:type="spellStart"/>
+        <w:t xml:space="preserve">This undergraduate thesis proposes an analysis of the difficulties faced by teachers at ETEC Professor Camargo Aranha when teaching verbal students with Level 1 </w:t>
+      </w:r>
+      <w:proofErr w:type="gramStart"/>
       <w:r>
         <w:rPr>
           <w:rFonts w:ascii="Arial" w:eastAsia="Arial" w:hAnsi="Arial" w:cs="Arial"/>
           <w:sz w:val="24"/>
           <w:lang w:val="en-US"/>
         </w:rPr>
-        <w:t>Aranha</w:t>
-      </w:r>
-      <w:proofErr w:type="spellEnd"/>
+        <w:t>Autism Spectrum Disorder</w:t>
+      </w:r>
+      <w:proofErr w:type="gramEnd"/>
       <w:r>
         <w:rPr>
           <w:rFonts w:ascii="Arial" w:eastAsia="Arial" w:hAnsi="Arial" w:cs="Arial"/>
           <w:sz w:val="24"/>
           <w:lang w:val="en-US"/>
         </w:rPr>
-        <w:t xml:space="preserve"> when teaching verbal students with Level 1 Autism Spectrum Disorder (ASD). Through a qualitative research approach, the main obstacles were investigated using individual interviews and records provided by the faculty. As a result, the following bottlenecks were identified: the difficulty in creating adapted and genuinely inclusive learning materials, alongside ensuring these students' comprehension of the content. In response to these challenges, TEA Learn was developed with the objective of mitigating these barriers and assisting educators through the application of Artificial Intelligence.</w:t>
+        <w:t xml:space="preserve"> (ASD). Through a qualitative research approach, the main obstacles were investigated using individual interviews and records provided by the faculty. As a result, the following bottlenecks were identified: the difficulty in creating adapted and genuinely inclusive learning materials, alongside ensuring these students' comprehension of the content. In response to these challenges, TEA Learn was developed with the objective of mitigating these barriers and assisting educators through the application of Artificial Intelligence.</w:t>
       </w:r>
     </w:p>
     <w:p>
@@ -2620,9 +2667,9 @@
       <w:r>
         <w:object w:dxaOrig="8708" w:dyaOrig="4157" w14:anchorId="2FD0AA89">
           <v:rect id="rectole0000000000" o:spid="_x0000_i1025" style="width:435.75pt;height:207.75pt" o:ole="" o:preferrelative="t" stroked="f">
-            <v:imagedata r:id="rId5" o:title=""/>
+            <v:imagedata r:id="rId7" o:title=""/>
           </v:rect>
-          <o:OLEObject Type="Embed" ProgID="StaticMetafile" ShapeID="rectole0000000000" DrawAspect="Content" ObjectID="_1849323887" r:id="rId6"/>
+          <o:OLEObject Type="Embed" ProgID="StaticMetafile" ShapeID="rectole0000000000" DrawAspect="Content" ObjectID="_1849609617" r:id="rId8"/>
         </w:object>
       </w:r>
     </w:p>
@@ -2638,9 +2685,9 @@
       <w:r>
         <w:object w:dxaOrig="8708" w:dyaOrig="4135" w14:anchorId="0FF3ACFC">
           <v:rect id="rectole0000000001" o:spid="_x0000_i1026" style="width:435.75pt;height:207pt" o:ole="" o:preferrelative="t" stroked="f">
-            <v:imagedata r:id="rId7" o:title=""/>
+            <v:imagedata r:id="rId9" o:title=""/>
           </v:rect>
-          <o:OLEObject Type="Embed" ProgID="StaticMetafile" ShapeID="rectole0000000001" DrawAspect="Content" ObjectID="_1849323888" r:id="rId8"/>
+          <o:OLEObject Type="Embed" ProgID="StaticMetafile" ShapeID="rectole0000000001" DrawAspect="Content" ObjectID="_1849609618" r:id="rId10"/>
         </w:object>
       </w:r>
     </w:p>
@@ -2656,9 +2703,9 @@
       <w:r>
         <w:object w:dxaOrig="8708" w:dyaOrig="4131" w14:anchorId="2177ABA7">
           <v:rect id="rectole0000000002" o:spid="_x0000_i1027" style="width:435.75pt;height:206.25pt" o:ole="" o:preferrelative="t" stroked="f">
-            <v:imagedata r:id="rId9" o:title=""/>
+            <v:imagedata r:id="rId11" o:title=""/>
           </v:rect>
-          <o:OLEObject Type="Embed" ProgID="StaticMetafile" ShapeID="rectole0000000002" DrawAspect="Content" ObjectID="_1849323889" r:id="rId10"/>
+          <o:OLEObject Type="Embed" ProgID="StaticMetafile" ShapeID="rectole0000000002" DrawAspect="Content" ObjectID="_1849609619" r:id="rId12"/>
         </w:object>
       </w:r>
     </w:p>
@@ -2785,9 +2832,9 @@
       <w:r>
         <w:object w:dxaOrig="8425" w:dyaOrig="12068" w14:anchorId="07FE2B97">
           <v:rect id="rectole0000000003" o:spid="_x0000_i1028" style="width:421.5pt;height:603.75pt" o:ole="" o:preferrelative="t" stroked="f">
-            <v:imagedata r:id="rId11" o:title=""/>
+            <v:imagedata r:id="rId13" o:title=""/>
           </v:rect>
-          <o:OLEObject Type="Embed" ProgID="StaticMetafile" ShapeID="rectole0000000003" DrawAspect="Content" ObjectID="_1849323890" r:id="rId12"/>
+          <o:OLEObject Type="Embed" ProgID="StaticMetafile" ShapeID="rectole0000000003" DrawAspect="Content" ObjectID="_1849609620" r:id="rId14"/>
         </w:object>
       </w:r>
     </w:p>
@@ -2803,9 +2850,9 @@
       <w:r>
         <w:object w:dxaOrig="8439" w:dyaOrig="11953" w14:anchorId="1330EBED">
           <v:rect id="rectole0000000004" o:spid="_x0000_i1029" style="width:422.25pt;height:597.75pt" o:ole="" o:preferrelative="t" stroked="f">
-            <v:imagedata r:id="rId13" o:title=""/>
+            <v:imagedata r:id="rId15" o:title=""/>
           </v:rect>
-          <o:OLEObject Type="Embed" ProgID="StaticMetafile" ShapeID="rectole0000000004" DrawAspect="Content" ObjectID="_1849323891" r:id="rId14"/>
+          <o:OLEObject Type="Embed" ProgID="StaticMetafile" ShapeID="rectole0000000004" DrawAspect="Content" ObjectID="_1849609621" r:id="rId16"/>
         </w:object>
       </w:r>
     </w:p>
@@ -2821,9 +2868,9 @@
       <w:r>
         <w:object w:dxaOrig="8454" w:dyaOrig="11967" w14:anchorId="68641223">
           <v:rect id="rectole0000000005" o:spid="_x0000_i1030" style="width:423pt;height:598.5pt" o:ole="" o:preferrelative="t" stroked="f">
-            <v:imagedata r:id="rId15" o:title=""/>
+            <v:imagedata r:id="rId17" o:title=""/>
           </v:rect>
-          <o:OLEObject Type="Embed" ProgID="StaticMetafile" ShapeID="rectole0000000005" DrawAspect="Content" ObjectID="_1849323892" r:id="rId16"/>
+          <o:OLEObject Type="Embed" ProgID="StaticMetafile" ShapeID="rectole0000000005" DrawAspect="Content" ObjectID="_1849609622" r:id="rId18"/>
         </w:object>
       </w:r>
     </w:p>
@@ -3683,8 +3730,17 @@
           <w:rFonts w:ascii="Arial" w:eastAsia="Arial" w:hAnsi="Arial" w:cs="Arial"/>
           <w:sz w:val="24"/>
         </w:rPr>
-        <w:t>, blocos de notas, slides e etc.</w:t>
-      </w:r>
+        <w:t xml:space="preserve">, blocos de notas, </w:t>
+      </w:r>
+      <w:proofErr w:type="gramStart"/>
+      <w:r>
+        <w:rPr>
+          <w:rFonts w:ascii="Arial" w:eastAsia="Arial" w:hAnsi="Arial" w:cs="Arial"/>
+          <w:sz w:val="24"/>
+        </w:rPr>
+        <w:t>slides e etc.</w:t>
+      </w:r>
+      <w:proofErr w:type="gramEnd"/>
     </w:p>
     <w:p>
       <w:pPr>
@@ -3729,8 +3785,17 @@
           <w:rFonts w:ascii="Arial" w:eastAsia="Arial" w:hAnsi="Arial" w:cs="Arial"/>
           <w:sz w:val="24"/>
         </w:rPr>
-        <w:t>, como Matemática, Física, Química, etc</w:t>
-      </w:r>
+        <w:t xml:space="preserve">, como Matemática, Física, </w:t>
+      </w:r>
+      <w:proofErr w:type="gramStart"/>
+      <w:r>
+        <w:rPr>
+          <w:rFonts w:ascii="Arial" w:eastAsia="Arial" w:hAnsi="Arial" w:cs="Arial"/>
+          <w:sz w:val="24"/>
+        </w:rPr>
+        <w:t>Química, etc</w:t>
+      </w:r>
+      <w:proofErr w:type="gramEnd"/>
     </w:p>
     <w:p>
       <w:pPr>
@@ -3909,25 +3974,7 @@
           <w:sz w:val="24"/>
           <w:lang w:val="en-US"/>
         </w:rPr>
-        <w:t xml:space="preserve"> Java, Spring Boot, Spring Security, JWT Authentication, Spring Data JPA, Maven, Lombok, Flyway, REST API, PostgreSQL, Spring AI, </w:t>
-      </w:r>
-      <w:proofErr w:type="spellStart"/>
-      <w:r>
-        <w:rPr>
-          <w:rFonts w:ascii="Arial" w:eastAsia="Arial" w:hAnsi="Arial" w:cs="Arial"/>
-          <w:sz w:val="24"/>
-          <w:lang w:val="en-US"/>
-        </w:rPr>
-        <w:t>OpenAI</w:t>
-      </w:r>
-      <w:proofErr w:type="spellEnd"/>
-      <w:r>
-        <w:rPr>
-          <w:rFonts w:ascii="Arial" w:eastAsia="Arial" w:hAnsi="Arial" w:cs="Arial"/>
-          <w:sz w:val="24"/>
-          <w:lang w:val="en-US"/>
-        </w:rPr>
-        <w:t xml:space="preserve"> API, Docker, React, CSS, TypeScript, HTML, </w:t>
+        <w:t xml:space="preserve"> Java, Spring Boot, Spring Security, JWT Authentication, Spring Data JPA, Maven, Lombok, Flyway, REST API, PostgreSQL, Spring AI, OpenAI API, Docker, React, CSS, TypeScript, HTML, </w:t>
       </w:r>
       <w:proofErr w:type="spellStart"/>
       <w:r>
@@ -7033,9 +7080,9 @@
       <w:r>
         <w:object w:dxaOrig="8708" w:dyaOrig="1981" w14:anchorId="082C5221">
           <v:rect id="rectole0000000006" o:spid="_x0000_i1031" style="width:435.75pt;height:99pt" o:ole="" o:preferrelative="t" stroked="f">
-            <v:imagedata r:id="rId17" o:title=""/>
+            <v:imagedata r:id="rId19" o:title=""/>
           </v:rect>
-          <o:OLEObject Type="Embed" ProgID="StaticMetafile" ShapeID="rectole0000000006" DrawAspect="Content" ObjectID="_1849323893" r:id="rId18"/>
+          <o:OLEObject Type="Embed" ProgID="StaticMetafile" ShapeID="rectole0000000006" DrawAspect="Content" ObjectID="_1849609623" r:id="rId20"/>
         </w:object>
       </w:r>
     </w:p>
@@ -7156,9 +7203,9 @@
       <w:r>
         <w:object w:dxaOrig="8708" w:dyaOrig="1717" w14:anchorId="5889FA5F">
           <v:rect id="rectole0000000007" o:spid="_x0000_i1032" style="width:435.75pt;height:85.5pt" o:ole="" o:preferrelative="t" stroked="f">
-            <v:imagedata r:id="rId19" o:title=""/>
+            <v:imagedata r:id="rId21" o:title=""/>
           </v:rect>
-          <o:OLEObject Type="Embed" ProgID="StaticMetafile" ShapeID="rectole0000000007" DrawAspect="Content" ObjectID="_1849323894" r:id="rId20"/>
+          <o:OLEObject Type="Embed" ProgID="StaticMetafile" ShapeID="rectole0000000007" DrawAspect="Content" ObjectID="_1849609624" r:id="rId22"/>
         </w:object>
       </w:r>
     </w:p>
@@ -7221,9 +7268,9 @@
       <w:r>
         <w:object w:dxaOrig="8708" w:dyaOrig="6535" w14:anchorId="60FDE02B">
           <v:rect id="rectole0000000008" o:spid="_x0000_i1033" style="width:435.75pt;height:327pt" o:ole="" o:preferrelative="t" stroked="f">
-            <v:imagedata r:id="rId21" o:title=""/>
+            <v:imagedata r:id="rId23" o:title=""/>
           </v:rect>
-          <o:OLEObject Type="Embed" ProgID="StaticMetafile" ShapeID="rectole0000000008" DrawAspect="Content" ObjectID="_1849323895" r:id="rId22"/>
+          <o:OLEObject Type="Embed" ProgID="StaticMetafile" ShapeID="rectole0000000008" DrawAspect="Content" ObjectID="_1849609625" r:id="rId24"/>
         </w:object>
       </w:r>
     </w:p>
@@ -7327,9 +7374,9 @@
       <w:r>
         <w:object w:dxaOrig="7210" w:dyaOrig="4300" w14:anchorId="4E8C6866">
           <v:rect id="rectole0000000009" o:spid="_x0000_i1034" style="width:360.75pt;height:215.25pt" o:ole="" o:preferrelative="t" stroked="f">
-            <v:imagedata r:id="rId23" o:title=""/>
+            <v:imagedata r:id="rId25" o:title=""/>
           </v:rect>
-          <o:OLEObject Type="Embed" ProgID="StaticMetafile" ShapeID="rectole0000000009" DrawAspect="Content" ObjectID="_1849323896" r:id="rId24"/>
+          <o:OLEObject Type="Embed" ProgID="StaticMetafile" ShapeID="rectole0000000009" DrawAspect="Content" ObjectID="_1849609626" r:id="rId26"/>
         </w:object>
       </w:r>
     </w:p>
@@ -7385,9 +7432,9 @@
       <w:r>
         <w:object w:dxaOrig="8158" w:dyaOrig="7221" w14:anchorId="5B433630">
           <v:rect id="rectole0000000010" o:spid="_x0000_i1035" style="width:408pt;height:360.75pt" o:ole="" o:preferrelative="t" stroked="f">
-            <v:imagedata r:id="rId25" o:title=""/>
+            <v:imagedata r:id="rId27" o:title=""/>
           </v:rect>
-          <o:OLEObject Type="Embed" ProgID="StaticMetafile" ShapeID="rectole0000000010" DrawAspect="Content" ObjectID="_1849323897" r:id="rId26"/>
+          <o:OLEObject Type="Embed" ProgID="StaticMetafile" ShapeID="rectole0000000010" DrawAspect="Content" ObjectID="_1849609627" r:id="rId28"/>
         </w:object>
       </w:r>
     </w:p>
@@ -7484,9 +7531,9 @@
       <w:r>
         <w:object w:dxaOrig="8708" w:dyaOrig="2421" w14:anchorId="10A6EDE8">
           <v:rect id="rectole0000000011" o:spid="_x0000_i1036" style="width:435.75pt;height:120.75pt" o:ole="" o:preferrelative="t" stroked="f">
-            <v:imagedata r:id="rId27" o:title=""/>
+            <v:imagedata r:id="rId29" o:title=""/>
           </v:rect>
-          <o:OLEObject Type="Embed" ProgID="StaticMetafile" ShapeID="rectole0000000011" DrawAspect="Content" ObjectID="_1849323898" r:id="rId28"/>
+          <o:OLEObject Type="Embed" ProgID="StaticMetafile" ShapeID="rectole0000000011" DrawAspect="Content" ObjectID="_1849609628" r:id="rId30"/>
         </w:object>
       </w:r>
     </w:p>
@@ -7538,9 +7585,9 @@
       <w:r>
         <w:object w:dxaOrig="8708" w:dyaOrig="1364" w14:anchorId="58983C51">
           <v:rect id="rectole0000000012" o:spid="_x0000_i1037" style="width:435.75pt;height:68.25pt" o:ole="" o:preferrelative="t" stroked="f">
-            <v:imagedata r:id="rId29" o:title=""/>
+            <v:imagedata r:id="rId31" o:title=""/>
           </v:rect>
-          <o:OLEObject Type="Embed" ProgID="StaticMetafile" ShapeID="rectole0000000012" DrawAspect="Content" ObjectID="_1849323899" r:id="rId30"/>
+          <o:OLEObject Type="Embed" ProgID="StaticMetafile" ShapeID="rectole0000000012" DrawAspect="Content" ObjectID="_1849609629" r:id="rId32"/>
         </w:object>
       </w:r>
     </w:p>
@@ -7573,16 +7620,7 @@
           <w:rFonts w:ascii="Arial" w:eastAsia="Arial" w:hAnsi="Arial" w:cs="Arial"/>
           <w:sz w:val="24"/>
         </w:rPr>
-        <w:t xml:space="preserve"> utiliza</w:t>
-      </w:r>
-      <w:bookmarkStart w:id="0" w:name="_GoBack"/>
-      <w:bookmarkEnd w:id="0"/>
-      <w:r>
-        <w:rPr>
-          <w:rFonts w:ascii="Arial" w:eastAsia="Arial" w:hAnsi="Arial" w:cs="Arial"/>
-          <w:sz w:val="24"/>
-        </w:rPr>
-        <w:t xml:space="preserve">do </w:t>
+        <w:t xml:space="preserve"> utilizado </w:t>
       </w:r>
       <w:r>
         <w:rPr>
@@ -7669,6 +7707,8 @@
         <w:t>DASHBOARD</w:t>
       </w:r>
     </w:p>
+    <w:bookmarkStart w:id="0" w:name="_MON_1849609531"/>
+    <w:bookmarkEnd w:id="0"/>
     <w:p>
       <w:pPr>
         <w:spacing w:after="0" w:line="360" w:lineRule="auto"/>
@@ -7678,6 +7718,38 @@
           <w:szCs w:val="24"/>
         </w:rPr>
       </w:pPr>
+      <w:r>
+        <w:rPr>
+          <w:rFonts w:ascii="Arial" w:eastAsia="Arial" w:hAnsi="Arial" w:cs="Arial"/>
+          <w:sz w:val="24"/>
+          <w:szCs w:val="24"/>
+        </w:rPr>
+        <w:object w:dxaOrig="9954" w:dyaOrig="23025" w14:anchorId="3C5725A8">
+          <v:shapetype id="_x0000_t75" coordsize="21600,21600" o:spt="75" o:preferrelative="t" path="m@4@5l@4@11@9@11@9@5xe" filled="f" stroked="f">
+            <v:stroke joinstyle="miter"/>
+            <v:formulas>
+              <v:f eqn="if lineDrawn pixelLineWidth 0"/>
+              <v:f eqn="sum @0 1 0"/>
+              <v:f eqn="sum 0 0 @1"/>
+              <v:f eqn="prod @2 1 2"/>
+              <v:f eqn="prod @3 21600 pixelWidth"/>
+              <v:f eqn="prod @3 21600 pixelHeight"/>
+              <v:f eqn="sum @0 0 1"/>
+              <v:f eqn="prod @6 1 2"/>
+              <v:f eqn="prod @7 21600 pixelWidth"/>
+              <v:f eqn="sum @8 21600 0"/>
+              <v:f eqn="prod @7 21600 pixelHeight"/>
+              <v:f eqn="sum @10 21600 0"/>
+            </v:formulas>
+            <v:path o:extrusionok="f" gradientshapeok="t" o:connecttype="rect"/>
+            <o:lock v:ext="edit" aspectratio="t"/>
+          </v:shapetype>
+          <v:shape id="_x0000_i1100" type="#_x0000_t75" style="width:327pt;height:761.25pt" o:ole="">
+            <v:imagedata r:id="rId33" o:title=""/>
+          </v:shape>
+          <o:OLEObject Type="Embed" ProgID="Excel.Sheet.12" ShapeID="_x0000_i1100" DrawAspect="Content" ObjectID="_1849609630" r:id="rId34"/>
+        </w:object>
+      </w:r>
     </w:p>
     <w:p>
       <w:pPr>
@@ -7709,7 +7781,7 @@
                     <pic:cNvPicPr/>
                   </pic:nvPicPr>
                   <pic:blipFill>
-                    <a:blip r:embed="rId31">
+                    <a:blip r:embed="rId35">
                       <a:extLst>
                         <a:ext uri="{28A0092B-C50C-407E-A947-70E740481C1C}">
                           <a14:useLocalDpi xmlns:a14="http://schemas.microsoft.com/office/drawing/2010/main"/>
@@ -7808,7 +7880,7 @@
                     <pic:cNvPicPr/>
                   </pic:nvPicPr>
                   <pic:blipFill>
-                    <a:blip r:embed="rId32">
+                    <a:blip r:embed="rId36">
                       <a:extLst>
                         <a:ext uri="{28A0092B-C50C-407E-A947-70E740481C1C}">
                           <a14:useLocalDpi xmlns:a14="http://schemas.microsoft.com/office/drawing/2010/main"/>
@@ -7872,7 +7944,7 @@
                     <pic:cNvPicPr/>
                   </pic:nvPicPr>
                   <pic:blipFill>
-                    <a:blip r:embed="rId33">
+                    <a:blip r:embed="rId37">
                       <a:extLst>
                         <a:ext uri="{28A0092B-C50C-407E-A947-70E740481C1C}">
                           <a14:useLocalDpi xmlns:a14="http://schemas.microsoft.com/office/drawing/2010/main"/>
@@ -8849,7 +8921,7 @@
           <w:sz w:val="24"/>
         </w:rPr>
       </w:pPr>
-      <w:hyperlink r:id="rId34">
+      <w:hyperlink r:id="rId38">
         <w:r>
           <w:rPr>
             <w:rFonts w:ascii="Arial" w:eastAsia="Arial" w:hAnsi="Arial" w:cs="Arial"/>
@@ -8897,7 +8969,7 @@
           <w:sz w:val="24"/>
         </w:rPr>
       </w:pPr>
-      <w:hyperlink r:id="rId35">
+      <w:hyperlink r:id="rId39">
         <w:r>
           <w:rPr>
             <w:rFonts w:ascii="Arial" w:eastAsia="Arial" w:hAnsi="Arial" w:cs="Arial"/>
@@ -8929,7 +9001,7 @@
           <w:sz w:val="24"/>
         </w:rPr>
       </w:pPr>
-      <w:hyperlink r:id="rId36">
+      <w:hyperlink r:id="rId40">
         <w:r>
           <w:rPr>
             <w:rFonts w:ascii="Arial" w:eastAsia="Arial" w:hAnsi="Arial" w:cs="Arial"/>
@@ -8977,7 +9049,7 @@
           <w:sz w:val="24"/>
         </w:rPr>
       </w:pPr>
-      <w:hyperlink r:id="rId37">
+      <w:hyperlink r:id="rId41">
         <w:r>
           <w:rPr>
             <w:rFonts w:ascii="Arial" w:eastAsia="Arial" w:hAnsi="Arial" w:cs="Arial"/>
@@ -9009,7 +9081,7 @@
           <w:sz w:val="24"/>
         </w:rPr>
       </w:pPr>
-      <w:hyperlink r:id="rId38">
+      <w:hyperlink r:id="rId42">
         <w:r>
           <w:rPr>
             <w:rFonts w:ascii="Arial" w:eastAsia="Arial" w:hAnsi="Arial" w:cs="Arial"/>
@@ -9057,7 +9129,7 @@
           <w:sz w:val="24"/>
         </w:rPr>
       </w:pPr>
-      <w:hyperlink r:id="rId39">
+      <w:hyperlink r:id="rId43">
         <w:r>
           <w:rPr>
             <w:rFonts w:ascii="Arial" w:eastAsia="Arial" w:hAnsi="Arial" w:cs="Arial"/>
@@ -9111,7 +9183,7 @@
         </w:rPr>
         <w:tab/>
       </w:r>
-      <w:hyperlink r:id="rId40">
+      <w:hyperlink r:id="rId44">
         <w:r>
           <w:rPr>
             <w:rFonts w:ascii="Arial" w:eastAsia="Arial" w:hAnsi="Arial" w:cs="Arial"/>
@@ -9157,7 +9229,7 @@
         </w:rPr>
         <w:t xml:space="preserve">Diagrama de Gantt: </w:t>
       </w:r>
-      <w:hyperlink r:id="rId41">
+      <w:hyperlink r:id="rId45">
         <w:r>
           <w:rPr>
             <w:rFonts w:ascii="Arial" w:eastAsia="Arial" w:hAnsi="Arial" w:cs="Arial"/>
@@ -9200,7 +9272,7 @@
         </w:rPr>
         <w:t xml:space="preserve">DUA: </w:t>
       </w:r>
-      <w:hyperlink r:id="rId42">
+      <w:hyperlink r:id="rId46">
         <w:r>
           <w:rPr>
             <w:rFonts w:ascii="Arial" w:eastAsia="Arial" w:hAnsi="Arial" w:cs="Arial"/>
@@ -9259,7 +9331,7 @@
         </w:rPr>
         <w:tab/>
       </w:r>
-      <w:hyperlink r:id="rId43">
+      <w:hyperlink r:id="rId47">
         <w:r>
           <w:rPr>
             <w:rFonts w:ascii="Arial" w:eastAsia="Arial" w:hAnsi="Arial" w:cs="Arial"/>
@@ -9288,8 +9360,58 @@
 </w:document>
 </file>
 
+<file path=word/endnotes.xml><?xml version="1.0" encoding="utf-8"?>
+<w:endnotes xmlns:wpc="http://schemas.microsoft.com/office/word/2010/wordprocessingCanvas" xmlns:cx="http://schemas.microsoft.com/office/drawing/2014/chartex" xmlns:cx1="http://schemas.microsoft.com/office/drawing/2015/9/8/chartex" xmlns:cx2="http://schemas.microsoft.com/office/drawing/2015/10/21/chartex" xmlns:cx3="http://schemas.microsoft.com/office/drawing/2016/5/9/chartex" xmlns:cx4="http://schemas.microsoft.com/office/drawing/2016/5/10/chartex" xmlns:cx5="http://schemas.microsoft.com/office/drawing/2016/5/11/chartex" xmlns:cx6="http://schemas.microsoft.com/office/drawing/2016/5/12/chartex" xmlns:cx7="http://schemas.microsoft.com/office/drawing/2016/5/13/chartex" xmlns:cx8="http://schemas.microsoft.com/office/drawing/2016/5/14/chartex" xmlns:mc="http://schemas.openxmlformats.org/markup-compatibility/2006" xmlns:aink="http://schemas.microsoft.com/office/drawing/2016/ink" xmlns:am3d="http://schemas.microsoft.com/office/drawing/2017/model3d" xmlns:o="urn:schemas-microsoft-com:office:office" xmlns:oel="http://schemas.microsoft.com/office/2019/extlst" xmlns:r="http://schemas.openxmlformats.org/officeDocument/2006/relationships" xmlns:m="http://schemas.openxmlformats.org/officeDocument/2006/math" xmlns:v="urn:schemas-microsoft-com:vml" xmlns:wp14="http://schemas.microsoft.com/office/word/2010/wordprocessingDrawing" xmlns:wp="http://schemas.openxmlformats.org/drawingml/2006/wordprocessingDrawing" xmlns:w10="urn:schemas-microsoft-com:office:word" xmlns:w="http://schemas.openxmlformats.org/wordprocessingml/2006/main" xmlns:w14="http://schemas.microsoft.com/office/word/2010/wordml" xmlns:w15="http://schemas.microsoft.com/office/word/2012/wordml" xmlns:w16cei="http://schemas.microsoft.com/office/word/2026/wordml/cei" xmlns:w16cex="http://schemas.microsoft.com/office/word/2018/wordml/cex" xmlns:w16cid="http://schemas.microsoft.com/office/word/2016/wordml/cid" xmlns:w16="http://schemas.microsoft.com/office/word/2018/wordml" xmlns:w16du="http://schemas.microsoft.com/office/word/2023/wordml/word16du" xmlns:w16sdtdh="http://schemas.microsoft.com/office/word/2020/wordml/sdtdatahash" xmlns:w16sdtfl="http://schemas.microsoft.com/office/word/2024/wordml/sdtformatlock" xmlns:w16se="http://schemas.microsoft.com/office/word/2015/wordml/symex" xmlns:wpg="http://schemas.microsoft.com/office/word/2010/wordprocessingGroup" xmlns:wpi="http://schemas.microsoft.com/office/word/2010/wordprocessingInk" xmlns:wne="http://schemas.microsoft.com/office/word/2006/wordml" xmlns:wps="http://schemas.microsoft.com/office/word/2010/wordprocessingShape" mc:Ignorable="w14 w15 w16se w16cid w16 w16cex w16sdtdh w16sdtfl w16du wp14">
+  <w:endnote w:type="separator" w:id="-1">
+    <w:p>
+      <w:pPr>
+        <w:spacing w:after="0" w:line="240" w:lineRule="auto"/>
+      </w:pPr>
+      <w:r>
+        <w:separator/>
+      </w:r>
+    </w:p>
+  </w:endnote>
+  <w:endnote w:type="continuationSeparator" w:id="0">
+    <w:p>
+      <w:pPr>
+        <w:spacing w:after="0" w:line="240" w:lineRule="auto"/>
+      </w:pPr>
+      <w:r>
+        <w:continuationSeparator/>
+      </w:r>
+    </w:p>
+  </w:endnote>
+</w:endnotes>
+</file>
+
+<file path=word/footnotes.xml><?xml version="1.0" encoding="utf-8"?>
+<w:footnotes xmlns:wpc="http://schemas.microsoft.com/office/word/2010/wordprocessingCanvas" xmlns:cx="http://schemas.microsoft.com/office/drawing/2014/chartex" xmlns:cx1="http://schemas.microsoft.com/office/drawing/2015/9/8/chartex" xmlns:cx2="http://schemas.microsoft.com/office/drawing/2015/10/21/chartex" xmlns:cx3="http://schemas.microsoft.com/office/drawing/2016/5/9/chartex" xmlns:cx4="http://schemas.microsoft.com/office/drawing/2016/5/10/chartex" xmlns:cx5="http://schemas.microsoft.com/office/drawing/2016/5/11/chartex" xmlns:cx6="http://schemas.microsoft.com/office/drawing/2016/5/12/chartex" xmlns:cx7="http://schemas.microsoft.com/office/drawing/2016/5/13/chartex" xmlns:cx8="http://schemas.microsoft.com/office/drawing/2016/5/14/chartex" xmlns:mc="http://schemas.openxmlformats.org/markup-compatibility/2006" xmlns:aink="http://schemas.microsoft.com/office/drawing/2016/ink" xmlns:am3d="http://schemas.microsoft.com/office/drawing/2017/model3d" xmlns:o="urn:schemas-microsoft-com:office:office" xmlns:oel="http://schemas.microsoft.com/office/2019/extlst" xmlns:r="http://schemas.openxmlformats.org/officeDocument/2006/relationships" xmlns:m="http://schemas.openxmlformats.org/officeDocument/2006/math" xmlns:v="urn:schemas-microsoft-com:vml" xmlns:wp14="http://schemas.microsoft.com/office/word/2010/wordprocessingDrawing" xmlns:wp="http://schemas.openxmlformats.org/drawingml/2006/wordprocessingDrawing" xmlns:w10="urn:schemas-microsoft-com:office:word" xmlns:w="http://schemas.openxmlformats.org/wordprocessingml/2006/main" xmlns:w14="http://schemas.microsoft.com/office/word/2010/wordml" xmlns:w15="http://schemas.microsoft.com/office/word/2012/wordml" xmlns:w16cei="http://schemas.microsoft.com/office/word/2026/wordml/cei" xmlns:w16cex="http://schemas.microsoft.com/office/word/2018/wordml/cex" xmlns:w16cid="http://schemas.microsoft.com/office/word/2016/wordml/cid" xmlns:w16="http://schemas.microsoft.com/office/word/2018/wordml" xmlns:w16du="http://schemas.microsoft.com/office/word/2023/wordml/word16du" xmlns:w16sdtdh="http://schemas.microsoft.com/office/word/2020/wordml/sdtdatahash" xmlns:w16sdtfl="http://schemas.microsoft.com/office/word/2024/wordml/sdtformatlock" xmlns:w16se="http://schemas.microsoft.com/office/word/2015/wordml/symex" xmlns:wpg="http://schemas.microsoft.com/office/word/2010/wordprocessingGroup" xmlns:wpi="http://schemas.microsoft.com/office/word/2010/wordprocessingInk" xmlns:wne="http://schemas.microsoft.com/office/word/2006/wordml" xmlns:wps="http://schemas.microsoft.com/office/word/2010/wordprocessingShape" mc:Ignorable="w14 w15 w16se w16cid w16 w16cex w16sdtdh w16sdtfl w16du wp14">
+  <w:footnote w:type="separator" w:id="-1">
+    <w:p>
+      <w:pPr>
+        <w:spacing w:after="0" w:line="240" w:lineRule="auto"/>
+      </w:pPr>
+      <w:r>
+        <w:separator/>
+      </w:r>
+    </w:p>
+  </w:footnote>
+  <w:footnote w:type="continuationSeparator" w:id="0">
+    <w:p>
+      <w:pPr>
+        <w:spacing w:after="0" w:line="240" w:lineRule="auto"/>
+      </w:pPr>
+      <w:r>
+        <w:continuationSeparator/>
+      </w:r>
+    </w:p>
+  </w:footnote>
+</w:footnotes>
+</file>
+
 <file path=word/numbering.xml><?xml version="1.0" encoding="utf-8"?>
-<w:numbering xmlns:wpc="http://schemas.microsoft.com/office/word/2010/wordprocessingCanvas" xmlns:cx="http://schemas.microsoft.com/office/drawing/2014/chartex" xmlns:cx1="http://schemas.microsoft.com/office/drawing/2015/9/8/chartex" xmlns:cx2="http://schemas.microsoft.com/office/drawing/2015/10/21/chartex" xmlns:cx3="http://schemas.microsoft.com/office/drawing/2016/5/9/chartex" xmlns:cx4="http://schemas.microsoft.com/office/drawing/2016/5/10/chartex" xmlns:cx5="http://schemas.microsoft.com/office/drawing/2016/5/11/chartex" xmlns:cx6="http://schemas.microsoft.com/office/drawing/2016/5/12/chartex" xmlns:cx7="http://schemas.microsoft.com/office/drawing/2016/5/13/chartex" xmlns:cx8="http://schemas.microsoft.com/office/drawing/2016/5/14/chartex" xmlns:mc="http://schemas.openxmlformats.org/markup-compatibility/2006" xmlns:aink="http://schemas.microsoft.com/office/drawing/2016/ink" xmlns:am3d="http://schemas.microsoft.com/office/drawing/2017/model3d" xmlns:o="urn:schemas-microsoft-com:office:office" xmlns:r="http://schemas.openxmlformats.org/officeDocument/2006/relationships" xmlns:m="http://schemas.openxmlformats.org/officeDocument/2006/math" xmlns:v="urn:schemas-microsoft-com:vml" xmlns:wp14="http://schemas.microsoft.com/office/word/2010/wordprocessingDrawing" xmlns:wp="http://schemas.openxmlformats.org/drawingml/2006/wordprocessingDrawing" xmlns:w10="urn:schemas-microsoft-com:office:word" xmlns:w="http://schemas.openxmlformats.org/wordprocessingml/2006/main" xmlns:w14="http://schemas.microsoft.com/office/word/2010/wordml" xmlns:w15="http://schemas.microsoft.com/office/word/2012/wordml" xmlns:w16cid="http://schemas.microsoft.com/office/word/2016/wordml/cid" xmlns:w16se="http://schemas.microsoft.com/office/word/2015/wordml/symex" xmlns:wpg="http://schemas.microsoft.com/office/word/2010/wordprocessingGroup" xmlns:wpi="http://schemas.microsoft.com/office/word/2010/wordprocessingInk" xmlns:wne="http://schemas.microsoft.com/office/word/2006/wordml" xmlns:wps="http://schemas.microsoft.com/office/word/2010/wordprocessingShape" mc:Ignorable="w14 w15 w16se w16cid wp14">
+<w:numbering xmlns:wpc="http://schemas.microsoft.com/office/word/2010/wordprocessingCanvas" xmlns:cx="http://schemas.microsoft.com/office/drawing/2014/chartex" xmlns:cx1="http://schemas.microsoft.com/office/drawing/2015/9/8/chartex" xmlns:cx2="http://schemas.microsoft.com/office/drawing/2015/10/21/chartex" xmlns:cx3="http://schemas.microsoft.com/office/drawing/2016/5/9/chartex" xmlns:cx4="http://schemas.microsoft.com/office/drawing/2016/5/10/chartex" xmlns:cx5="http://schemas.microsoft.com/office/drawing/2016/5/11/chartex" xmlns:cx6="http://schemas.microsoft.com/office/drawing/2016/5/12/chartex" xmlns:cx7="http://schemas.microsoft.com/office/drawing/2016/5/13/chartex" xmlns:cx8="http://schemas.microsoft.com/office/drawing/2016/5/14/chartex" xmlns:mc="http://schemas.openxmlformats.org/markup-compatibility/2006" xmlns:aink="http://schemas.microsoft.com/office/drawing/2016/ink" xmlns:am3d="http://schemas.microsoft.com/office/drawing/2017/model3d" xmlns:o="urn:schemas-microsoft-com:office:office" xmlns:oel="http://schemas.microsoft.com/office/2019/extlst" xmlns:r="http://schemas.openxmlformats.org/officeDocument/2006/relationships" xmlns:m="http://schemas.openxmlformats.org/officeDocument/2006/math" xmlns:v="urn:schemas-microsoft-com:vml" xmlns:wp14="http://schemas.microsoft.com/office/word/2010/wordprocessingDrawing" xmlns:wp="http://schemas.openxmlformats.org/drawingml/2006/wordprocessingDrawing" xmlns:w10="urn:schemas-microsoft-com:office:word" xmlns:w="http://schemas.openxmlformats.org/wordprocessingml/2006/main" xmlns:w14="http://schemas.microsoft.com/office/word/2010/wordml" xmlns:w15="http://schemas.microsoft.com/office/word/2012/wordml" xmlns:w16cei="http://schemas.microsoft.com/office/word/2026/wordml/cei" xmlns:w16cex="http://schemas.microsoft.com/office/word/2018/wordml/cex" xmlns:w16cid="http://schemas.microsoft.com/office/word/2016/wordml/cid" xmlns:w16="http://schemas.microsoft.com/office/word/2018/wordml" xmlns:w16du="http://schemas.microsoft.com/office/word/2023/wordml/word16du" xmlns:w16sdtdh="http://schemas.microsoft.com/office/word/2020/wordml/sdtdatahash" xmlns:w16sdtfl="http://schemas.microsoft.com/office/word/2024/wordml/sdtformatlock" xmlns:w16se="http://schemas.microsoft.com/office/word/2015/wordml/symex" xmlns:wpg="http://schemas.microsoft.com/office/word/2010/wordprocessingGroup" xmlns:wpi="http://schemas.microsoft.com/office/word/2010/wordprocessingInk" xmlns:wne="http://schemas.microsoft.com/office/word/2006/wordml" xmlns:wps="http://schemas.microsoft.com/office/word/2010/wordprocessingShape" mc:Ignorable="w14 w15 w16se w16cid w16 w16cex w16sdtdh w16sdtfl w16du wp14">
   <w:abstractNum w:abstractNumId="0" w15:restartNumberingAfterBreak="0">
     <w:nsid w:val="018B6DEB"/>
     <w:multiLevelType w:val="multilevel"/>
@@ -12544,155 +12666,155 @@
       <w:lvlJc w:val="left"/>
     </w:lvl>
   </w:abstractNum>
-  <w:num w:numId="1">
+  <w:num w:numId="1" w16cid:durableId="2079084775">
     <w:abstractNumId w:val="32"/>
   </w:num>
-  <w:num w:numId="2">
+  <w:num w:numId="2" w16cid:durableId="327903602">
     <w:abstractNumId w:val="43"/>
   </w:num>
-  <w:num w:numId="3">
+  <w:num w:numId="3" w16cid:durableId="924417789">
     <w:abstractNumId w:val="4"/>
   </w:num>
-  <w:num w:numId="4">
+  <w:num w:numId="4" w16cid:durableId="954874739">
     <w:abstractNumId w:val="29"/>
   </w:num>
-  <w:num w:numId="5">
+  <w:num w:numId="5" w16cid:durableId="65150020">
     <w:abstractNumId w:val="18"/>
   </w:num>
-  <w:num w:numId="6">
+  <w:num w:numId="6" w16cid:durableId="1997370480">
     <w:abstractNumId w:val="21"/>
   </w:num>
-  <w:num w:numId="7">
+  <w:num w:numId="7" w16cid:durableId="1797601166">
     <w:abstractNumId w:val="5"/>
   </w:num>
-  <w:num w:numId="8">
+  <w:num w:numId="8" w16cid:durableId="152571161">
     <w:abstractNumId w:val="45"/>
   </w:num>
-  <w:num w:numId="9">
+  <w:num w:numId="9" w16cid:durableId="406878990">
     <w:abstractNumId w:val="36"/>
   </w:num>
-  <w:num w:numId="10">
+  <w:num w:numId="10" w16cid:durableId="1806847916">
     <w:abstractNumId w:val="35"/>
   </w:num>
-  <w:num w:numId="11">
+  <w:num w:numId="11" w16cid:durableId="1304236389">
     <w:abstractNumId w:val="22"/>
   </w:num>
-  <w:num w:numId="12">
+  <w:num w:numId="12" w16cid:durableId="324358022">
     <w:abstractNumId w:val="3"/>
   </w:num>
-  <w:num w:numId="13">
+  <w:num w:numId="13" w16cid:durableId="401176591">
     <w:abstractNumId w:val="40"/>
   </w:num>
-  <w:num w:numId="14">
+  <w:num w:numId="14" w16cid:durableId="459032090">
     <w:abstractNumId w:val="12"/>
   </w:num>
-  <w:num w:numId="15">
+  <w:num w:numId="15" w16cid:durableId="924805699">
     <w:abstractNumId w:val="46"/>
   </w:num>
-  <w:num w:numId="16">
+  <w:num w:numId="16" w16cid:durableId="1944150633">
     <w:abstractNumId w:val="13"/>
   </w:num>
-  <w:num w:numId="17">
+  <w:num w:numId="17" w16cid:durableId="925920228">
     <w:abstractNumId w:val="47"/>
   </w:num>
-  <w:num w:numId="18">
+  <w:num w:numId="18" w16cid:durableId="857161388">
     <w:abstractNumId w:val="16"/>
   </w:num>
-  <w:num w:numId="19">
+  <w:num w:numId="19" w16cid:durableId="2112699068">
     <w:abstractNumId w:val="37"/>
   </w:num>
-  <w:num w:numId="20">
+  <w:num w:numId="20" w16cid:durableId="1432581979">
     <w:abstractNumId w:val="24"/>
   </w:num>
-  <w:num w:numId="21">
+  <w:num w:numId="21" w16cid:durableId="1463229999">
     <w:abstractNumId w:val="38"/>
   </w:num>
-  <w:num w:numId="22">
+  <w:num w:numId="22" w16cid:durableId="2008819932">
     <w:abstractNumId w:val="26"/>
   </w:num>
-  <w:num w:numId="23">
+  <w:num w:numId="23" w16cid:durableId="1893733752">
     <w:abstractNumId w:val="23"/>
   </w:num>
-  <w:num w:numId="24">
+  <w:num w:numId="24" w16cid:durableId="1191532226">
     <w:abstractNumId w:val="19"/>
   </w:num>
-  <w:num w:numId="25">
+  <w:num w:numId="25" w16cid:durableId="587929410">
     <w:abstractNumId w:val="39"/>
   </w:num>
-  <w:num w:numId="26">
+  <w:num w:numId="26" w16cid:durableId="411196720">
     <w:abstractNumId w:val="44"/>
   </w:num>
-  <w:num w:numId="27">
+  <w:num w:numId="27" w16cid:durableId="2020695193">
     <w:abstractNumId w:val="17"/>
   </w:num>
-  <w:num w:numId="28">
+  <w:num w:numId="28" w16cid:durableId="1836530338">
     <w:abstractNumId w:val="33"/>
   </w:num>
-  <w:num w:numId="29">
+  <w:num w:numId="29" w16cid:durableId="1206525469">
     <w:abstractNumId w:val="31"/>
   </w:num>
-  <w:num w:numId="30">
+  <w:num w:numId="30" w16cid:durableId="761804644">
     <w:abstractNumId w:val="30"/>
   </w:num>
-  <w:num w:numId="31">
+  <w:num w:numId="31" w16cid:durableId="295913850">
     <w:abstractNumId w:val="2"/>
   </w:num>
-  <w:num w:numId="32">
+  <w:num w:numId="32" w16cid:durableId="1487935491">
     <w:abstractNumId w:val="25"/>
   </w:num>
-  <w:num w:numId="33">
+  <w:num w:numId="33" w16cid:durableId="1073505867">
     <w:abstractNumId w:val="7"/>
   </w:num>
-  <w:num w:numId="34">
+  <w:num w:numId="34" w16cid:durableId="1234588961">
     <w:abstractNumId w:val="34"/>
   </w:num>
-  <w:num w:numId="35">
+  <w:num w:numId="35" w16cid:durableId="1696031792">
     <w:abstractNumId w:val="9"/>
   </w:num>
-  <w:num w:numId="36">
+  <w:num w:numId="36" w16cid:durableId="870996034">
     <w:abstractNumId w:val="1"/>
   </w:num>
-  <w:num w:numId="37">
+  <w:num w:numId="37" w16cid:durableId="1223366133">
     <w:abstractNumId w:val="10"/>
   </w:num>
-  <w:num w:numId="38">
+  <w:num w:numId="38" w16cid:durableId="900209182">
     <w:abstractNumId w:val="15"/>
   </w:num>
-  <w:num w:numId="39">
+  <w:num w:numId="39" w16cid:durableId="581178900">
     <w:abstractNumId w:val="8"/>
   </w:num>
-  <w:num w:numId="40">
+  <w:num w:numId="40" w16cid:durableId="1812478528">
     <w:abstractNumId w:val="0"/>
   </w:num>
-  <w:num w:numId="41">
+  <w:num w:numId="41" w16cid:durableId="891312349">
     <w:abstractNumId w:val="11"/>
   </w:num>
-  <w:num w:numId="42">
+  <w:num w:numId="42" w16cid:durableId="129245732">
     <w:abstractNumId w:val="41"/>
   </w:num>
-  <w:num w:numId="43">
+  <w:num w:numId="43" w16cid:durableId="1743719934">
     <w:abstractNumId w:val="6"/>
   </w:num>
-  <w:num w:numId="44">
+  <w:num w:numId="44" w16cid:durableId="698430595">
     <w:abstractNumId w:val="20"/>
   </w:num>
-  <w:num w:numId="45">
+  <w:num w:numId="45" w16cid:durableId="725106304">
     <w:abstractNumId w:val="27"/>
   </w:num>
-  <w:num w:numId="46">
+  <w:num w:numId="46" w16cid:durableId="27874592">
     <w:abstractNumId w:val="14"/>
   </w:num>
-  <w:num w:numId="47">
+  <w:num w:numId="47" w16cid:durableId="578445140">
     <w:abstractNumId w:val="28"/>
   </w:num>
-  <w:num w:numId="48">
+  <w:num w:numId="48" w16cid:durableId="1643656490">
     <w:abstractNumId w:val="42"/>
   </w:num>
 </w:numbering>
 </file>
 
 <file path=word/styles.xml><?xml version="1.0" encoding="utf-8"?>
-<w:styles xmlns:mc="http://schemas.openxmlformats.org/markup-compatibility/2006" xmlns:r="http://schemas.openxmlformats.org/officeDocument/2006/relationships" xmlns:w="http://schemas.openxmlformats.org/wordprocessingml/2006/main" xmlns:w14="http://schemas.microsoft.com/office/word/2010/wordml" xmlns:w15="http://schemas.microsoft.com/office/word/2012/wordml" xmlns:w16cid="http://schemas.microsoft.com/office/word/2016/wordml/cid" xmlns:w16se="http://schemas.microsoft.com/office/word/2015/wordml/symex" mc:Ignorable="w14 w15 w16se w16cid">
+<w:styles xmlns:mc="http://schemas.openxmlformats.org/markup-compatibility/2006" xmlns:r="http://schemas.openxmlformats.org/officeDocument/2006/relationships" xmlns:w="http://schemas.openxmlformats.org/wordprocessingml/2006/main" xmlns:w14="http://schemas.microsoft.com/office/word/2010/wordml" xmlns:w15="http://schemas.microsoft.com/office/word/2012/wordml" xmlns:w16cex="http://schemas.microsoft.com/office/word/2018/wordml/cex" xmlns:w16cid="http://schemas.microsoft.com/office/word/2016/wordml/cid" xmlns:w16="http://schemas.microsoft.com/office/word/2018/wordml" xmlns:w16du="http://schemas.microsoft.com/office/word/2023/wordml/word16du" xmlns:w16sdtdh="http://schemas.microsoft.com/office/word/2020/wordml/sdtdatahash" xmlns:w16sdtfl="http://schemas.microsoft.com/office/word/2024/wordml/sdtformatlock" xmlns:w16se="http://schemas.microsoft.com/office/word/2015/wordml/symex" mc:Ignorable="w14 w15 w16se w16cid w16 w16cex w16sdtdh w16sdtfl w16du">
   <w:docDefaults>
     <w:rPrDefault>
       <w:rPr>
@@ -12708,7 +12830,7 @@
       </w:pPr>
     </w:pPrDefault>
   </w:docDefaults>
-  <w:latentStyles w:defLockedState="0" w:defUIPriority="99" w:defSemiHidden="0" w:defUnhideWhenUsed="0" w:defQFormat="0" w:count="375">
+  <w:latentStyles w:defLockedState="0" w:defUIPriority="99" w:defSemiHidden="0" w:defUnhideWhenUsed="0" w:defQFormat="0" w:count="376">
     <w:lsdException w:name="Normal" w:uiPriority="0" w:qFormat="1"/>
     <w:lsdException w:name="heading 1" w:uiPriority="9" w:qFormat="1"/>
     <w:lsdException w:name="heading 2" w:semiHidden="1" w:uiPriority="9" w:unhideWhenUsed="1" w:qFormat="1"/>
@@ -12814,6 +12936,7 @@
     <w:lsdException w:name="HTML Sample" w:semiHidden="1" w:unhideWhenUsed="1"/>
     <w:lsdException w:name="HTML Typewriter" w:semiHidden="1" w:unhideWhenUsed="1"/>
     <w:lsdException w:name="HTML Variable" w:semiHidden="1" w:unhideWhenUsed="1"/>
+    <w:lsdException w:name="Normal Table" w:semiHidden="1" w:unhideWhenUsed="1"/>
     <w:lsdException w:name="annotation subject" w:semiHidden="1" w:unhideWhenUsed="1"/>
     <w:lsdException w:name="No List" w:semiHidden="1" w:unhideWhenUsed="1"/>
     <w:lsdException w:name="Outline List 1" w:semiHidden="1" w:unhideWhenUsed="1"/>
@@ -12857,8 +12980,10 @@
     <w:lsdException w:name="Table Elegant" w:semiHidden="1" w:unhideWhenUsed="1"/>
     <w:lsdException w:name="Table Professional" w:semiHidden="1" w:unhideWhenUsed="1"/>
     <w:lsdException w:name="Table Subtle 1" w:semiHidden="1" w:unhideWhenUsed="1"/>
+    <w:lsdException w:name="Table Subtle 2" w:semiHidden="1" w:unhideWhenUsed="1"/>
     <w:lsdException w:name="Table Web 1" w:semiHidden="1" w:unhideWhenUsed="1"/>
     <w:lsdException w:name="Table Web 2" w:semiHidden="1" w:unhideWhenUsed="1"/>
+    <w:lsdException w:name="Table Web 3" w:semiHidden="1" w:unhideWhenUsed="1"/>
     <w:lsdException w:name="Balloon Text" w:semiHidden="1" w:unhideWhenUsed="1"/>
     <w:lsdException w:name="Table Grid" w:uiPriority="59"/>
     <w:lsdException w:name="Table Theme" w:semiHidden="1" w:unhideWhenUsed="1"/>
@@ -13081,6 +13206,7 @@
     <w:lsdException w:name="Smart Hyperlink" w:semiHidden="1" w:unhideWhenUsed="1"/>
     <w:lsdException w:name="Hashtag" w:semiHidden="1" w:unhideWhenUsed="1"/>
     <w:lsdException w:name="Unresolved Mention" w:semiHidden="1" w:unhideWhenUsed="1"/>
+    <w:lsdException w:name="Smart Link" w:semiHidden="1" w:unhideWhenUsed="1"/>
   </w:latentStyles>
   <w:style w:type="paragraph" w:default="1" w:styleId="Normal">
     <w:name w:val="Normal"/>
@@ -13122,6 +13248,50 @@
       <w:ind w:left="720"/>
       <w:contextualSpacing/>
     </w:pPr>
+  </w:style>
+  <w:style w:type="paragraph" w:styleId="Cabealho">
+    <w:name w:val="header"/>
+    <w:basedOn w:val="Normal"/>
+    <w:link w:val="CabealhoChar"/>
+    <w:uiPriority w:val="99"/>
+    <w:unhideWhenUsed/>
+    <w:rsid w:val="002E4F8D"/>
+    <w:pPr>
+      <w:tabs>
+        <w:tab w:val="center" w:pos="4252"/>
+        <w:tab w:val="right" w:pos="8504"/>
+      </w:tabs>
+      <w:spacing w:after="0" w:line="240" w:lineRule="auto"/>
+    </w:pPr>
+  </w:style>
+  <w:style w:type="character" w:customStyle="1" w:styleId="CabealhoChar">
+    <w:name w:val="Cabeçalho Char"/>
+    <w:basedOn w:val="Fontepargpadro"/>
+    <w:link w:val="Cabealho"/>
+    <w:uiPriority w:val="99"/>
+    <w:rsid w:val="002E4F8D"/>
+  </w:style>
+  <w:style w:type="paragraph" w:styleId="Rodap">
+    <w:name w:val="footer"/>
+    <w:basedOn w:val="Normal"/>
+    <w:link w:val="RodapChar"/>
+    <w:uiPriority w:val="99"/>
+    <w:unhideWhenUsed/>
+    <w:rsid w:val="002E4F8D"/>
+    <w:pPr>
+      <w:tabs>
+        <w:tab w:val="center" w:pos="4252"/>
+        <w:tab w:val="right" w:pos="8504"/>
+      </w:tabs>
+      <w:spacing w:after="0" w:line="240" w:lineRule="auto"/>
+    </w:pPr>
+  </w:style>
+  <w:style w:type="character" w:customStyle="1" w:styleId="RodapChar">
+    <w:name w:val="Rodapé Char"/>
+    <w:basedOn w:val="Fontepargpadro"/>
+    <w:link w:val="Rodap"/>
+    <w:uiPriority w:val="99"/>
+    <w:rsid w:val="002E4F8D"/>
   </w:style>
 </w:styles>
 </file>

--- a/Documentacao/Documentacao.docx
+++ b/Documentacao/Documentacao.docx
@@ -1,6 +1,6 @@
 
 <file path=word/document.xml><?xml version="1.0" encoding="utf-8"?>
-<w:document xmlns:wpc="http://schemas.microsoft.com/office/word/2010/wordprocessingCanvas" xmlns:cx="http://schemas.microsoft.com/office/drawing/2014/chartex" xmlns:cx1="http://schemas.microsoft.com/office/drawing/2015/9/8/chartex" xmlns:cx2="http://schemas.microsoft.com/office/drawing/2015/10/21/chartex" xmlns:cx3="http://schemas.microsoft.com/office/drawing/2016/5/9/chartex" xmlns:cx4="http://schemas.microsoft.com/office/drawing/2016/5/10/chartex" xmlns:cx5="http://schemas.microsoft.com/office/drawing/2016/5/11/chartex" xmlns:cx6="http://schemas.microsoft.com/office/drawing/2016/5/12/chartex" xmlns:cx7="http://schemas.microsoft.com/office/drawing/2016/5/13/chartex" xmlns:cx8="http://schemas.microsoft.com/office/drawing/2016/5/14/chartex" xmlns:mc="http://schemas.openxmlformats.org/markup-compatibility/2006" xmlns:aink="http://schemas.microsoft.com/office/drawing/2016/ink" xmlns:am3d="http://schemas.microsoft.com/office/drawing/2017/model3d" xmlns:o="urn:schemas-microsoft-com:office:office" xmlns:oel="http://schemas.microsoft.com/office/2019/extlst" xmlns:r="http://schemas.openxmlformats.org/officeDocument/2006/relationships" xmlns:m="http://schemas.openxmlformats.org/officeDocument/2006/math" xmlns:v="urn:schemas-microsoft-com:vml" xmlns:wp14="http://schemas.microsoft.com/office/word/2010/wordprocessingDrawing" xmlns:wp="http://schemas.openxmlformats.org/drawingml/2006/wordprocessingDrawing" xmlns:w10="urn:schemas-microsoft-com:office:word" xmlns:w="http://schemas.openxmlformats.org/wordprocessingml/2006/main" xmlns:w14="http://schemas.microsoft.com/office/word/2010/wordml" xmlns:w15="http://schemas.microsoft.com/office/word/2012/wordml" xmlns:w16cex="http://schemas.microsoft.com/office/word/2018/wordml/cex" xmlns:w16cid="http://schemas.microsoft.com/office/word/2016/wordml/cid" xmlns:w16="http://schemas.microsoft.com/office/word/2018/wordml" xmlns:w16sdtdh="http://schemas.microsoft.com/office/word/2020/wordml/sdtdatahash" xmlns:w16se="http://schemas.microsoft.com/office/word/2015/wordml/symex" xmlns:wpg="http://schemas.microsoft.com/office/word/2010/wordprocessingGroup" xmlns:wpi="http://schemas.microsoft.com/office/word/2010/wordprocessingInk" xmlns:wne="http://schemas.microsoft.com/office/word/2006/wordml" xmlns:wps="http://schemas.microsoft.com/office/word/2010/wordprocessingShape" mc:Ignorable="w14 w15 w16se w16cid w16 w16cex w16sdtdh wp14">
+<w:document xmlns:wpc="http://schemas.microsoft.com/office/word/2010/wordprocessingCanvas" xmlns:cx="http://schemas.microsoft.com/office/drawing/2014/chartex" xmlns:mc="http://schemas.openxmlformats.org/markup-compatibility/2006" xmlns:o="urn:schemas-microsoft-com:office:office" xmlns:r="http://schemas.openxmlformats.org/officeDocument/2006/relationships" xmlns:m="http://schemas.openxmlformats.org/officeDocument/2006/math" xmlns:v="urn:schemas-microsoft-com:vml" xmlns:wp14="http://schemas.microsoft.com/office/word/2010/wordprocessingDrawing" xmlns:wp="http://schemas.openxmlformats.org/drawingml/2006/wordprocessingDrawing" xmlns:w10="urn:schemas-microsoft-com:office:word" xmlns:w="http://schemas.openxmlformats.org/wordprocessingml/2006/main" xmlns:w14="http://schemas.microsoft.com/office/word/2010/wordml" xmlns:w15="http://schemas.microsoft.com/office/word/2012/wordml" xmlns:w16se="http://schemas.microsoft.com/office/word/2015/wordml/symex" xmlns:wpg="http://schemas.microsoft.com/office/word/2010/wordprocessingGroup" xmlns:wpi="http://schemas.microsoft.com/office/word/2010/wordprocessingInk" xmlns:wne="http://schemas.microsoft.com/office/word/2006/wordml" xmlns:wps="http://schemas.microsoft.com/office/word/2010/wordprocessingShape" mc:Ignorable="w14 w15 w16se wp14">
   <w:body>
     <w:p>
       <w:pPr>
@@ -124,7 +124,25 @@
           <w:b/>
           <w:sz w:val="28"/>
         </w:rPr>
-        <w:t xml:space="preserve">Bryan Diego Vino </w:t>
+        <w:t xml:space="preserve">Bryan Diego </w:t>
+      </w:r>
+      <w:proofErr w:type="spellStart"/>
+      <w:r>
+        <w:rPr>
+          <w:rFonts w:ascii="Arial" w:eastAsia="Arial" w:hAnsi="Arial" w:cs="Arial"/>
+          <w:b/>
+          <w:sz w:val="28"/>
+        </w:rPr>
+        <w:t>Vino</w:t>
+      </w:r>
+      <w:proofErr w:type="spellEnd"/>
+      <w:r>
+        <w:rPr>
+          <w:rFonts w:ascii="Arial" w:eastAsia="Arial" w:hAnsi="Arial" w:cs="Arial"/>
+          <w:b/>
+          <w:sz w:val="28"/>
+        </w:rPr>
+        <w:t xml:space="preserve"> </w:t>
       </w:r>
       <w:proofErr w:type="spellStart"/>
       <w:r>
@@ -273,82 +291,90 @@
           <w:b/>
           <w:sz w:val="28"/>
         </w:rPr>
-        <w:t>TEA LEARN: plataforma de adaptação didática com IA para alunos com TEA</w:t>
-      </w:r>
-    </w:p>
-    <w:p>
-      <w:pPr>
-        <w:spacing w:after="0" w:line="360" w:lineRule="auto"/>
-        <w:jc w:val="center"/>
-        <w:rPr>
-          <w:rFonts w:ascii="Arial" w:eastAsia="Arial" w:hAnsi="Arial" w:cs="Arial"/>
-        </w:rPr>
-      </w:pPr>
-    </w:p>
-    <w:p>
-      <w:pPr>
-        <w:spacing w:after="0" w:line="360" w:lineRule="auto"/>
-        <w:jc w:val="center"/>
-        <w:rPr>
-          <w:rFonts w:ascii="Arial" w:eastAsia="Arial" w:hAnsi="Arial" w:cs="Arial"/>
-        </w:rPr>
-      </w:pPr>
-    </w:p>
-    <w:p>
-      <w:pPr>
-        <w:spacing w:after="0" w:line="360" w:lineRule="auto"/>
-        <w:jc w:val="center"/>
-        <w:rPr>
-          <w:rFonts w:ascii="Arial" w:eastAsia="Arial" w:hAnsi="Arial" w:cs="Arial"/>
-        </w:rPr>
-      </w:pPr>
-    </w:p>
-    <w:p>
-      <w:pPr>
-        <w:spacing w:after="0" w:line="360" w:lineRule="auto"/>
-        <w:jc w:val="center"/>
-        <w:rPr>
-          <w:rFonts w:ascii="Arial" w:eastAsia="Arial" w:hAnsi="Arial" w:cs="Arial"/>
-          <w:b/>
-        </w:rPr>
-      </w:pPr>
-    </w:p>
-    <w:p>
-      <w:pPr>
-        <w:spacing w:after="0" w:line="360" w:lineRule="auto"/>
-        <w:jc w:val="center"/>
-        <w:rPr>
-          <w:rFonts w:ascii="Arial" w:eastAsia="Arial" w:hAnsi="Arial" w:cs="Arial"/>
-          <w:b/>
-        </w:rPr>
-      </w:pPr>
-    </w:p>
-    <w:p>
-      <w:pPr>
-        <w:spacing w:after="0" w:line="360" w:lineRule="auto"/>
-        <w:jc w:val="center"/>
-        <w:rPr>
-          <w:rFonts w:ascii="Arial" w:eastAsia="Arial" w:hAnsi="Arial" w:cs="Arial"/>
-          <w:b/>
-        </w:rPr>
-      </w:pPr>
-    </w:p>
-    <w:p>
-      <w:pPr>
-        <w:spacing w:after="0" w:line="360" w:lineRule="auto"/>
-        <w:jc w:val="center"/>
+        <w:t xml:space="preserve">TEA LEARN: </w:t>
+      </w:r>
+      <w:r>
         <w:rPr>
           <w:rFonts w:ascii="Arial" w:eastAsia="Arial" w:hAnsi="Arial" w:cs="Arial"/>
           <w:b/>
           <w:sz w:val="28"/>
         </w:rPr>
-      </w:pPr>
-      <w:r>
+        <w:t>plataforma de adaptação didática com IA para alunos com TEA</w:t>
+      </w:r>
+    </w:p>
+    <w:p>
+      <w:pPr>
+        <w:spacing w:after="0" w:line="360" w:lineRule="auto"/>
+        <w:jc w:val="center"/>
+        <w:rPr>
+          <w:rFonts w:ascii="Arial" w:eastAsia="Arial" w:hAnsi="Arial" w:cs="Arial"/>
+        </w:rPr>
+      </w:pPr>
+    </w:p>
+    <w:p>
+      <w:pPr>
+        <w:spacing w:after="0" w:line="360" w:lineRule="auto"/>
+        <w:jc w:val="center"/>
+        <w:rPr>
+          <w:rFonts w:ascii="Arial" w:eastAsia="Arial" w:hAnsi="Arial" w:cs="Arial"/>
+        </w:rPr>
+      </w:pPr>
+    </w:p>
+    <w:p>
+      <w:pPr>
+        <w:spacing w:after="0" w:line="360" w:lineRule="auto"/>
+        <w:jc w:val="center"/>
+        <w:rPr>
+          <w:rFonts w:ascii="Arial" w:eastAsia="Arial" w:hAnsi="Arial" w:cs="Arial"/>
+        </w:rPr>
+      </w:pPr>
+    </w:p>
+    <w:p>
+      <w:pPr>
+        <w:spacing w:after="0" w:line="360" w:lineRule="auto"/>
+        <w:jc w:val="center"/>
+        <w:rPr>
+          <w:rFonts w:ascii="Arial" w:eastAsia="Arial" w:hAnsi="Arial" w:cs="Arial"/>
+          <w:b/>
+        </w:rPr>
+      </w:pPr>
+    </w:p>
+    <w:p>
+      <w:pPr>
+        <w:spacing w:after="0" w:line="360" w:lineRule="auto"/>
+        <w:jc w:val="center"/>
+        <w:rPr>
+          <w:rFonts w:ascii="Arial" w:eastAsia="Arial" w:hAnsi="Arial" w:cs="Arial"/>
+          <w:b/>
+        </w:rPr>
+      </w:pPr>
+    </w:p>
+    <w:p>
+      <w:pPr>
+        <w:spacing w:after="0" w:line="360" w:lineRule="auto"/>
+        <w:jc w:val="center"/>
+        <w:rPr>
+          <w:rFonts w:ascii="Arial" w:eastAsia="Arial" w:hAnsi="Arial" w:cs="Arial"/>
+          <w:b/>
+        </w:rPr>
+      </w:pPr>
+    </w:p>
+    <w:p>
+      <w:pPr>
+        <w:spacing w:after="0" w:line="360" w:lineRule="auto"/>
+        <w:jc w:val="center"/>
         <w:rPr>
           <w:rFonts w:ascii="Arial" w:eastAsia="Arial" w:hAnsi="Arial" w:cs="Arial"/>
           <w:b/>
           <w:sz w:val="28"/>
         </w:rPr>
+      </w:pPr>
+      <w:r>
+        <w:rPr>
+          <w:rFonts w:ascii="Arial" w:eastAsia="Arial" w:hAnsi="Arial" w:cs="Arial"/>
+          <w:b/>
+          <w:sz w:val="28"/>
+        </w:rPr>
         <w:t>São Paulo</w:t>
       </w:r>
     </w:p>
@@ -388,7 +414,25 @@
           <w:sz w:val="28"/>
         </w:rPr>
         <w:lastRenderedPageBreak/>
-        <w:t xml:space="preserve">Bryan Diego Vino </w:t>
+        <w:t xml:space="preserve">Bryan Diego </w:t>
+      </w:r>
+      <w:proofErr w:type="spellStart"/>
+      <w:r>
+        <w:rPr>
+          <w:rFonts w:ascii="Arial" w:eastAsia="Arial" w:hAnsi="Arial" w:cs="Arial"/>
+          <w:b/>
+          <w:sz w:val="28"/>
+        </w:rPr>
+        <w:t>Vino</w:t>
+      </w:r>
+      <w:proofErr w:type="spellEnd"/>
+      <w:r>
+        <w:rPr>
+          <w:rFonts w:ascii="Arial" w:eastAsia="Arial" w:hAnsi="Arial" w:cs="Arial"/>
+          <w:b/>
+          <w:sz w:val="28"/>
+        </w:rPr>
+        <w:t xml:space="preserve"> </w:t>
       </w:r>
       <w:proofErr w:type="spellStart"/>
       <w:r>
@@ -545,7 +589,15 @@
           <w:b/>
           <w:sz w:val="28"/>
         </w:rPr>
-        <w:t>TEA LEARN: plataforma de adaptação didática com IA para alunos com TEA</w:t>
+        <w:t xml:space="preserve">TEA LEARN: </w:t>
+      </w:r>
+      <w:r>
+        <w:rPr>
+          <w:rFonts w:ascii="Arial" w:eastAsia="Arial" w:hAnsi="Arial" w:cs="Arial"/>
+          <w:b/>
+          <w:sz w:val="28"/>
+        </w:rPr>
+        <w:t>plataforma de adaptação didática com IA para alunos com TEA</w:t>
       </w:r>
     </w:p>
     <w:p>
@@ -617,7 +669,14 @@
           <w:rFonts w:ascii="Arial" w:eastAsia="Arial" w:hAnsi="Arial" w:cs="Arial"/>
           <w:sz w:val="20"/>
         </w:rPr>
-        <w:t>Trabalho de Conclusão de Curso apresentado ao Curso Técnico em Desenvolvimento de Sistemas da ETEC Professor Camargo Aranha, orientado pelo professor Davi Vilar, como requisito parcial para obtenção do título de técnico em Desenvolvimento de Sistemas</w:t>
+        <w:t xml:space="preserve">Trabalho de Conclusão de Curso apresentado ao Curso Técnico em Desenvolvimento de Sistemas da ETEC Professor Camargo Aranha, orientado pelo professor Davi Vilar, como requisito parcial para </w:t>
+      </w:r>
+      <w:r>
+        <w:rPr>
+          <w:rFonts w:ascii="Arial" w:eastAsia="Arial" w:hAnsi="Arial" w:cs="Arial"/>
+          <w:sz w:val="20"/>
+        </w:rPr>
+        <w:t>obtenção do título de técnico em Desenvolvimento de Sistemas</w:t>
       </w:r>
     </w:p>
     <w:p>
@@ -742,7 +801,19 @@
         <w:rPr>
           <w:rFonts w:ascii="Arial" w:eastAsia="Arial" w:hAnsi="Arial" w:cs="Arial"/>
         </w:rPr>
-        <w:t xml:space="preserve">Este trabalho de conclusão de curso propõe uma análise das dificuldades enfrentadas pelos professores da ETEC Professor Camargo Aranha ao lecionar para alunos verbais com Transtorno do Espectro Autista (TEA) de Nível 1. Por meio de uma abordagem de pesquisa qualitativa, os principais obstáculos foram investigados utilizando entrevistas individuais e registros fornecidos pelo corpo docente. Como resultado, foram identificados os seguintes gargalos: a dificuldade em criar materiais didáticos adaptados e genuinamente inclusivos, além de garantir a compreensão do conteúdo por parte desses alunos. Em resposta a esses desafios, o TEA </w:t>
+        <w:t xml:space="preserve">Este trabalho de conclusão de curso propõe uma análise das dificuldades enfrentadas pelos professores da ETEC Professor Camargo Aranha ao lecionar para alunos verbais </w:t>
+      </w:r>
+      <w:r>
+        <w:rPr>
+          <w:rFonts w:ascii="Arial" w:eastAsia="Arial" w:hAnsi="Arial" w:cs="Arial"/>
+        </w:rPr>
+        <w:t>com Transtorno do Espectro Autista (TEA) de Nível 1. Por meio de uma abordagem de pesquisa qualitativa, os principais obstáculos foram investigados utilizando entrevistas individuais e registros fornecidos pelo corpo docente. Como resultado, foram identifi</w:t>
+      </w:r>
+      <w:r>
+        <w:rPr>
+          <w:rFonts w:ascii="Arial" w:eastAsia="Arial" w:hAnsi="Arial" w:cs="Arial"/>
+        </w:rPr>
+        <w:t xml:space="preserve">cados os seguintes gargalos: a dificuldade em criar materiais didáticos adaptados e genuinamente inclusivos, além de garantir a compreensão do conteúdo por parte desses alunos. Em resposta a esses desafios, o TEA </w:t>
       </w:r>
       <w:proofErr w:type="spellStart"/>
       <w:r>
@@ -756,15 +827,22 @@
         <w:rPr>
           <w:rFonts w:ascii="Arial" w:eastAsia="Arial" w:hAnsi="Arial" w:cs="Arial"/>
         </w:rPr>
-        <w:t xml:space="preserve"> foi desenvolvido com o objetivo de mitigar essas barreiras e auxiliar os educadores por meio da aplicação da Inteligência Artificial.</w:t>
-      </w:r>
-    </w:p>
-    <w:p>
-      <w:pPr>
-        <w:spacing w:after="0" w:line="360" w:lineRule="auto"/>
-        <w:jc w:val="both"/>
-        <w:rPr>
-          <w:rFonts w:ascii="Arial" w:eastAsia="Arial" w:hAnsi="Arial" w:cs="Arial"/>
+        <w:t xml:space="preserve"> foi desenvolvido com o objetivo de mi</w:t>
+      </w:r>
+      <w:r>
+        <w:rPr>
+          <w:rFonts w:ascii="Arial" w:eastAsia="Arial" w:hAnsi="Arial" w:cs="Arial"/>
+        </w:rPr>
+        <w:t>tigar essas barreiras e auxiliar os educadores por meio da aplicação da Inteligência Artificial.</w:t>
+      </w:r>
+    </w:p>
+    <w:p>
+      <w:pPr>
+        <w:spacing w:after="0" w:line="360" w:lineRule="auto"/>
+        <w:jc w:val="both"/>
+        <w:rPr>
+          <w:rFonts w:ascii="Arial" w:eastAsia="Arial" w:hAnsi="Arial" w:cs="Arial"/>
+          <w:lang w:val="en-US"/>
         </w:rPr>
       </w:pPr>
       <w:r>
@@ -778,255 +856,290 @@
         <w:rPr>
           <w:rFonts w:ascii="Arial" w:eastAsia="Arial" w:hAnsi="Arial" w:cs="Arial"/>
         </w:rPr>
-        <w:t xml:space="preserve"> Materiais adaptados. Inteligência Artificial. Inclusão.</w:t>
-      </w:r>
-    </w:p>
-    <w:p>
-      <w:pPr>
-        <w:spacing w:after="0" w:line="360" w:lineRule="auto"/>
-        <w:jc w:val="center"/>
-        <w:rPr>
-          <w:rFonts w:ascii="Arial" w:eastAsia="Arial" w:hAnsi="Arial" w:cs="Arial"/>
-        </w:rPr>
-      </w:pPr>
-    </w:p>
-    <w:p>
-      <w:pPr>
-        <w:spacing w:after="0" w:line="360" w:lineRule="auto"/>
-        <w:jc w:val="center"/>
-        <w:rPr>
-          <w:rFonts w:ascii="Arial" w:eastAsia="Arial" w:hAnsi="Arial" w:cs="Arial"/>
-        </w:rPr>
-      </w:pPr>
-    </w:p>
-    <w:p>
-      <w:pPr>
-        <w:spacing w:after="0" w:line="360" w:lineRule="auto"/>
-        <w:jc w:val="center"/>
-        <w:rPr>
-          <w:rFonts w:ascii="Arial" w:eastAsia="Arial" w:hAnsi="Arial" w:cs="Arial"/>
-        </w:rPr>
-      </w:pPr>
-    </w:p>
-    <w:p>
-      <w:pPr>
-        <w:spacing w:after="0" w:line="360" w:lineRule="auto"/>
-        <w:jc w:val="center"/>
-        <w:rPr>
-          <w:rFonts w:ascii="Arial" w:eastAsia="Arial" w:hAnsi="Arial" w:cs="Arial"/>
-        </w:rPr>
-      </w:pPr>
-    </w:p>
-    <w:p>
-      <w:pPr>
-        <w:spacing w:after="0" w:line="360" w:lineRule="auto"/>
-        <w:jc w:val="center"/>
-        <w:rPr>
-          <w:rFonts w:ascii="Arial" w:eastAsia="Arial" w:hAnsi="Arial" w:cs="Arial"/>
-        </w:rPr>
-      </w:pPr>
-    </w:p>
-    <w:p>
-      <w:pPr>
-        <w:spacing w:after="0" w:line="360" w:lineRule="auto"/>
-        <w:jc w:val="center"/>
-        <w:rPr>
-          <w:rFonts w:ascii="Arial" w:eastAsia="Arial" w:hAnsi="Arial" w:cs="Arial"/>
-        </w:rPr>
-      </w:pPr>
-    </w:p>
-    <w:p>
-      <w:pPr>
-        <w:spacing w:after="0" w:line="360" w:lineRule="auto"/>
-        <w:jc w:val="center"/>
-        <w:rPr>
-          <w:rFonts w:ascii="Arial" w:eastAsia="Arial" w:hAnsi="Arial" w:cs="Arial"/>
-        </w:rPr>
-      </w:pPr>
-    </w:p>
-    <w:p>
-      <w:pPr>
-        <w:spacing w:after="0" w:line="360" w:lineRule="auto"/>
-        <w:jc w:val="center"/>
-        <w:rPr>
-          <w:rFonts w:ascii="Arial" w:eastAsia="Arial" w:hAnsi="Arial" w:cs="Arial"/>
-        </w:rPr>
-      </w:pPr>
-    </w:p>
-    <w:p>
-      <w:pPr>
-        <w:spacing w:after="0" w:line="360" w:lineRule="auto"/>
-        <w:jc w:val="center"/>
-        <w:rPr>
-          <w:rFonts w:ascii="Arial" w:eastAsia="Arial" w:hAnsi="Arial" w:cs="Arial"/>
-        </w:rPr>
-      </w:pPr>
-    </w:p>
-    <w:p>
-      <w:pPr>
-        <w:spacing w:after="0" w:line="360" w:lineRule="auto"/>
-        <w:jc w:val="center"/>
-        <w:rPr>
-          <w:rFonts w:ascii="Arial" w:eastAsia="Arial" w:hAnsi="Arial" w:cs="Arial"/>
-        </w:rPr>
-      </w:pPr>
-    </w:p>
-    <w:p>
-      <w:pPr>
-        <w:spacing w:after="0" w:line="360" w:lineRule="auto"/>
-        <w:jc w:val="center"/>
-        <w:rPr>
-          <w:rFonts w:ascii="Arial" w:eastAsia="Arial" w:hAnsi="Arial" w:cs="Arial"/>
-        </w:rPr>
-      </w:pPr>
-    </w:p>
-    <w:p>
-      <w:pPr>
-        <w:spacing w:after="0" w:line="360" w:lineRule="auto"/>
-        <w:jc w:val="center"/>
-        <w:rPr>
-          <w:rFonts w:ascii="Arial" w:eastAsia="Arial" w:hAnsi="Arial" w:cs="Arial"/>
-        </w:rPr>
-      </w:pPr>
-    </w:p>
-    <w:p>
-      <w:pPr>
-        <w:spacing w:after="0" w:line="360" w:lineRule="auto"/>
-        <w:jc w:val="center"/>
-        <w:rPr>
-          <w:rFonts w:ascii="Arial" w:eastAsia="Arial" w:hAnsi="Arial" w:cs="Arial"/>
-        </w:rPr>
-      </w:pPr>
-    </w:p>
-    <w:p>
-      <w:pPr>
-        <w:spacing w:after="0" w:line="360" w:lineRule="auto"/>
-        <w:jc w:val="center"/>
-        <w:rPr>
-          <w:rFonts w:ascii="Arial" w:eastAsia="Arial" w:hAnsi="Arial" w:cs="Arial"/>
-        </w:rPr>
-      </w:pPr>
-    </w:p>
-    <w:p>
-      <w:pPr>
-        <w:spacing w:after="0" w:line="360" w:lineRule="auto"/>
-        <w:jc w:val="center"/>
-        <w:rPr>
-          <w:rFonts w:ascii="Arial" w:eastAsia="Arial" w:hAnsi="Arial" w:cs="Arial"/>
-        </w:rPr>
-      </w:pPr>
-    </w:p>
-    <w:p>
-      <w:pPr>
-        <w:spacing w:after="0" w:line="360" w:lineRule="auto"/>
-        <w:jc w:val="center"/>
-        <w:rPr>
-          <w:rFonts w:ascii="Arial" w:eastAsia="Arial" w:hAnsi="Arial" w:cs="Arial"/>
-        </w:rPr>
-      </w:pPr>
-    </w:p>
-    <w:p>
-      <w:pPr>
-        <w:spacing w:after="0" w:line="360" w:lineRule="auto"/>
-        <w:jc w:val="center"/>
-        <w:rPr>
-          <w:rFonts w:ascii="Arial" w:eastAsia="Arial" w:hAnsi="Arial" w:cs="Arial"/>
-        </w:rPr>
-      </w:pPr>
-    </w:p>
-    <w:p>
-      <w:pPr>
-        <w:spacing w:after="0" w:line="360" w:lineRule="auto"/>
-        <w:jc w:val="center"/>
-        <w:rPr>
-          <w:rFonts w:ascii="Arial" w:eastAsia="Arial" w:hAnsi="Arial" w:cs="Arial"/>
-        </w:rPr>
-      </w:pPr>
-    </w:p>
-    <w:p>
-      <w:pPr>
-        <w:spacing w:after="0" w:line="360" w:lineRule="auto"/>
-        <w:jc w:val="center"/>
-        <w:rPr>
-          <w:rFonts w:ascii="Arial" w:eastAsia="Arial" w:hAnsi="Arial" w:cs="Arial"/>
-        </w:rPr>
-      </w:pPr>
-    </w:p>
-    <w:p>
-      <w:pPr>
-        <w:spacing w:after="0" w:line="360" w:lineRule="auto"/>
-        <w:jc w:val="center"/>
-        <w:rPr>
-          <w:rFonts w:ascii="Arial" w:eastAsia="Arial" w:hAnsi="Arial" w:cs="Arial"/>
-        </w:rPr>
-      </w:pPr>
-    </w:p>
-    <w:p>
-      <w:pPr>
-        <w:spacing w:after="0" w:line="360" w:lineRule="auto"/>
-        <w:jc w:val="center"/>
-        <w:rPr>
-          <w:rFonts w:ascii="Arial" w:eastAsia="Arial" w:hAnsi="Arial" w:cs="Arial"/>
-        </w:rPr>
-      </w:pPr>
-    </w:p>
-    <w:p>
-      <w:pPr>
-        <w:spacing w:after="0" w:line="360" w:lineRule="auto"/>
-        <w:jc w:val="center"/>
-        <w:rPr>
-          <w:rFonts w:ascii="Arial" w:eastAsia="Arial" w:hAnsi="Arial" w:cs="Arial"/>
-        </w:rPr>
-      </w:pPr>
-    </w:p>
-    <w:p>
-      <w:pPr>
-        <w:spacing w:after="0" w:line="360" w:lineRule="auto"/>
-        <w:jc w:val="center"/>
-        <w:rPr>
-          <w:rFonts w:ascii="Arial" w:eastAsia="Arial" w:hAnsi="Arial" w:cs="Arial"/>
-        </w:rPr>
-      </w:pPr>
-    </w:p>
-    <w:p>
-      <w:pPr>
-        <w:spacing w:after="0" w:line="360" w:lineRule="auto"/>
-        <w:jc w:val="center"/>
-        <w:rPr>
-          <w:rFonts w:ascii="Arial" w:eastAsia="Arial" w:hAnsi="Arial" w:cs="Arial"/>
-        </w:rPr>
-      </w:pPr>
-    </w:p>
-    <w:p>
-      <w:pPr>
-        <w:spacing w:after="0" w:line="360" w:lineRule="auto"/>
-        <w:jc w:val="center"/>
-        <w:rPr>
-          <w:rFonts w:ascii="Arial" w:eastAsia="Arial" w:hAnsi="Arial" w:cs="Arial"/>
-        </w:rPr>
-      </w:pPr>
-    </w:p>
-    <w:p>
-      <w:pPr>
-        <w:spacing w:after="0" w:line="360" w:lineRule="auto"/>
-        <w:jc w:val="center"/>
-        <w:rPr>
-          <w:rFonts w:ascii="Arial" w:eastAsia="Arial" w:hAnsi="Arial" w:cs="Arial"/>
-        </w:rPr>
-      </w:pPr>
-    </w:p>
-    <w:p>
-      <w:pPr>
-        <w:spacing w:after="0" w:line="360" w:lineRule="auto"/>
-        <w:rPr>
-          <w:rFonts w:ascii="Arial" w:eastAsia="Arial" w:hAnsi="Arial" w:cs="Arial"/>
-          <w:b/>
-        </w:rPr>
-      </w:pPr>
-      <w:r>
-        <w:rPr>
-          <w:rFonts w:ascii="Arial" w:eastAsia="Arial" w:hAnsi="Arial" w:cs="Arial"/>
-          <w:b/>
+        <w:t xml:space="preserve"> Materiais adaptados. Inteligência Artificial. </w:t>
+      </w:r>
+      <w:r>
+        <w:rPr>
+          <w:rFonts w:ascii="Arial" w:eastAsia="Arial" w:hAnsi="Arial" w:cs="Arial"/>
+          <w:lang w:val="en-US"/>
+        </w:rPr>
+        <w:t>Inclusão.</w:t>
+      </w:r>
+    </w:p>
+    <w:p>
+      <w:pPr>
+        <w:spacing w:after="0" w:line="360" w:lineRule="auto"/>
+        <w:jc w:val="center"/>
+        <w:rPr>
+          <w:rFonts w:ascii="Arial" w:eastAsia="Arial" w:hAnsi="Arial" w:cs="Arial"/>
+          <w:lang w:val="en-US"/>
+        </w:rPr>
+      </w:pPr>
+    </w:p>
+    <w:p>
+      <w:pPr>
+        <w:spacing w:after="0" w:line="360" w:lineRule="auto"/>
+        <w:jc w:val="center"/>
+        <w:rPr>
+          <w:rFonts w:ascii="Arial" w:eastAsia="Arial" w:hAnsi="Arial" w:cs="Arial"/>
+          <w:lang w:val="en-US"/>
+        </w:rPr>
+      </w:pPr>
+    </w:p>
+    <w:p>
+      <w:pPr>
+        <w:spacing w:after="0" w:line="360" w:lineRule="auto"/>
+        <w:jc w:val="center"/>
+        <w:rPr>
+          <w:rFonts w:ascii="Arial" w:eastAsia="Arial" w:hAnsi="Arial" w:cs="Arial"/>
+          <w:lang w:val="en-US"/>
+        </w:rPr>
+      </w:pPr>
+    </w:p>
+    <w:p>
+      <w:pPr>
+        <w:spacing w:after="0" w:line="360" w:lineRule="auto"/>
+        <w:jc w:val="center"/>
+        <w:rPr>
+          <w:rFonts w:ascii="Arial" w:eastAsia="Arial" w:hAnsi="Arial" w:cs="Arial"/>
+          <w:lang w:val="en-US"/>
+        </w:rPr>
+      </w:pPr>
+    </w:p>
+    <w:p>
+      <w:pPr>
+        <w:spacing w:after="0" w:line="360" w:lineRule="auto"/>
+        <w:jc w:val="center"/>
+        <w:rPr>
+          <w:rFonts w:ascii="Arial" w:eastAsia="Arial" w:hAnsi="Arial" w:cs="Arial"/>
+          <w:lang w:val="en-US"/>
+        </w:rPr>
+      </w:pPr>
+    </w:p>
+    <w:p>
+      <w:pPr>
+        <w:spacing w:after="0" w:line="360" w:lineRule="auto"/>
+        <w:jc w:val="center"/>
+        <w:rPr>
+          <w:rFonts w:ascii="Arial" w:eastAsia="Arial" w:hAnsi="Arial" w:cs="Arial"/>
+          <w:lang w:val="en-US"/>
+        </w:rPr>
+      </w:pPr>
+    </w:p>
+    <w:p>
+      <w:pPr>
+        <w:spacing w:after="0" w:line="360" w:lineRule="auto"/>
+        <w:jc w:val="center"/>
+        <w:rPr>
+          <w:rFonts w:ascii="Arial" w:eastAsia="Arial" w:hAnsi="Arial" w:cs="Arial"/>
+          <w:lang w:val="en-US"/>
+        </w:rPr>
+      </w:pPr>
+    </w:p>
+    <w:p>
+      <w:pPr>
+        <w:spacing w:after="0" w:line="360" w:lineRule="auto"/>
+        <w:jc w:val="center"/>
+        <w:rPr>
+          <w:rFonts w:ascii="Arial" w:eastAsia="Arial" w:hAnsi="Arial" w:cs="Arial"/>
+          <w:lang w:val="en-US"/>
+        </w:rPr>
+      </w:pPr>
+    </w:p>
+    <w:p>
+      <w:pPr>
+        <w:spacing w:after="0" w:line="360" w:lineRule="auto"/>
+        <w:jc w:val="center"/>
+        <w:rPr>
+          <w:rFonts w:ascii="Arial" w:eastAsia="Arial" w:hAnsi="Arial" w:cs="Arial"/>
+          <w:lang w:val="en-US"/>
+        </w:rPr>
+      </w:pPr>
+    </w:p>
+    <w:p>
+      <w:pPr>
+        <w:spacing w:after="0" w:line="360" w:lineRule="auto"/>
+        <w:jc w:val="center"/>
+        <w:rPr>
+          <w:rFonts w:ascii="Arial" w:eastAsia="Arial" w:hAnsi="Arial" w:cs="Arial"/>
+          <w:lang w:val="en-US"/>
+        </w:rPr>
+      </w:pPr>
+    </w:p>
+    <w:p>
+      <w:pPr>
+        <w:spacing w:after="0" w:line="360" w:lineRule="auto"/>
+        <w:jc w:val="center"/>
+        <w:rPr>
+          <w:rFonts w:ascii="Arial" w:eastAsia="Arial" w:hAnsi="Arial" w:cs="Arial"/>
+          <w:lang w:val="en-US"/>
+        </w:rPr>
+      </w:pPr>
+    </w:p>
+    <w:p>
+      <w:pPr>
+        <w:spacing w:after="0" w:line="360" w:lineRule="auto"/>
+        <w:jc w:val="center"/>
+        <w:rPr>
+          <w:rFonts w:ascii="Arial" w:eastAsia="Arial" w:hAnsi="Arial" w:cs="Arial"/>
+          <w:lang w:val="en-US"/>
+        </w:rPr>
+      </w:pPr>
+    </w:p>
+    <w:p>
+      <w:pPr>
+        <w:spacing w:after="0" w:line="360" w:lineRule="auto"/>
+        <w:jc w:val="center"/>
+        <w:rPr>
+          <w:rFonts w:ascii="Arial" w:eastAsia="Arial" w:hAnsi="Arial" w:cs="Arial"/>
+          <w:lang w:val="en-US"/>
+        </w:rPr>
+      </w:pPr>
+    </w:p>
+    <w:p>
+      <w:pPr>
+        <w:spacing w:after="0" w:line="360" w:lineRule="auto"/>
+        <w:jc w:val="center"/>
+        <w:rPr>
+          <w:rFonts w:ascii="Arial" w:eastAsia="Arial" w:hAnsi="Arial" w:cs="Arial"/>
+          <w:lang w:val="en-US"/>
+        </w:rPr>
+      </w:pPr>
+    </w:p>
+    <w:p>
+      <w:pPr>
+        <w:spacing w:after="0" w:line="360" w:lineRule="auto"/>
+        <w:jc w:val="center"/>
+        <w:rPr>
+          <w:rFonts w:ascii="Arial" w:eastAsia="Arial" w:hAnsi="Arial" w:cs="Arial"/>
+          <w:lang w:val="en-US"/>
+        </w:rPr>
+      </w:pPr>
+    </w:p>
+    <w:p>
+      <w:pPr>
+        <w:spacing w:after="0" w:line="360" w:lineRule="auto"/>
+        <w:jc w:val="center"/>
+        <w:rPr>
+          <w:rFonts w:ascii="Arial" w:eastAsia="Arial" w:hAnsi="Arial" w:cs="Arial"/>
+          <w:lang w:val="en-US"/>
+        </w:rPr>
+      </w:pPr>
+    </w:p>
+    <w:p>
+      <w:pPr>
+        <w:spacing w:after="0" w:line="360" w:lineRule="auto"/>
+        <w:jc w:val="center"/>
+        <w:rPr>
+          <w:rFonts w:ascii="Arial" w:eastAsia="Arial" w:hAnsi="Arial" w:cs="Arial"/>
+          <w:lang w:val="en-US"/>
+        </w:rPr>
+      </w:pPr>
+    </w:p>
+    <w:p>
+      <w:pPr>
+        <w:spacing w:after="0" w:line="360" w:lineRule="auto"/>
+        <w:jc w:val="center"/>
+        <w:rPr>
+          <w:rFonts w:ascii="Arial" w:eastAsia="Arial" w:hAnsi="Arial" w:cs="Arial"/>
+          <w:lang w:val="en-US"/>
+        </w:rPr>
+      </w:pPr>
+    </w:p>
+    <w:p>
+      <w:pPr>
+        <w:spacing w:after="0" w:line="360" w:lineRule="auto"/>
+        <w:jc w:val="center"/>
+        <w:rPr>
+          <w:rFonts w:ascii="Arial" w:eastAsia="Arial" w:hAnsi="Arial" w:cs="Arial"/>
+          <w:lang w:val="en-US"/>
+        </w:rPr>
+      </w:pPr>
+    </w:p>
+    <w:p>
+      <w:pPr>
+        <w:spacing w:after="0" w:line="360" w:lineRule="auto"/>
+        <w:jc w:val="center"/>
+        <w:rPr>
+          <w:rFonts w:ascii="Arial" w:eastAsia="Arial" w:hAnsi="Arial" w:cs="Arial"/>
+          <w:lang w:val="en-US"/>
+        </w:rPr>
+      </w:pPr>
+    </w:p>
+    <w:p>
+      <w:pPr>
+        <w:spacing w:after="0" w:line="360" w:lineRule="auto"/>
+        <w:jc w:val="center"/>
+        <w:rPr>
+          <w:rFonts w:ascii="Arial" w:eastAsia="Arial" w:hAnsi="Arial" w:cs="Arial"/>
+          <w:lang w:val="en-US"/>
+        </w:rPr>
+      </w:pPr>
+    </w:p>
+    <w:p>
+      <w:pPr>
+        <w:spacing w:after="0" w:line="360" w:lineRule="auto"/>
+        <w:jc w:val="center"/>
+        <w:rPr>
+          <w:rFonts w:ascii="Arial" w:eastAsia="Arial" w:hAnsi="Arial" w:cs="Arial"/>
+          <w:lang w:val="en-US"/>
+        </w:rPr>
+      </w:pPr>
+    </w:p>
+    <w:p>
+      <w:pPr>
+        <w:spacing w:after="0" w:line="360" w:lineRule="auto"/>
+        <w:jc w:val="center"/>
+        <w:rPr>
+          <w:rFonts w:ascii="Arial" w:eastAsia="Arial" w:hAnsi="Arial" w:cs="Arial"/>
+          <w:lang w:val="en-US"/>
+        </w:rPr>
+      </w:pPr>
+    </w:p>
+    <w:p>
+      <w:pPr>
+        <w:spacing w:after="0" w:line="360" w:lineRule="auto"/>
+        <w:jc w:val="center"/>
+        <w:rPr>
+          <w:rFonts w:ascii="Arial" w:eastAsia="Arial" w:hAnsi="Arial" w:cs="Arial"/>
+          <w:lang w:val="en-US"/>
+        </w:rPr>
+      </w:pPr>
+    </w:p>
+    <w:p>
+      <w:pPr>
+        <w:spacing w:after="0" w:line="360" w:lineRule="auto"/>
+        <w:jc w:val="center"/>
+        <w:rPr>
+          <w:rFonts w:ascii="Arial" w:eastAsia="Arial" w:hAnsi="Arial" w:cs="Arial"/>
+          <w:lang w:val="en-US"/>
+        </w:rPr>
+      </w:pPr>
+    </w:p>
+    <w:p>
+      <w:pPr>
+        <w:spacing w:after="0" w:line="360" w:lineRule="auto"/>
+        <w:jc w:val="center"/>
+        <w:rPr>
+          <w:rFonts w:ascii="Arial" w:eastAsia="Arial" w:hAnsi="Arial" w:cs="Arial"/>
+          <w:lang w:val="en-US"/>
+        </w:rPr>
+      </w:pPr>
+    </w:p>
+    <w:p>
+      <w:pPr>
+        <w:spacing w:after="0" w:line="360" w:lineRule="auto"/>
+        <w:rPr>
+          <w:rFonts w:ascii="Arial" w:eastAsia="Arial" w:hAnsi="Arial" w:cs="Arial"/>
+          <w:b/>
+          <w:lang w:val="en-US"/>
+        </w:rPr>
+      </w:pPr>
+      <w:r>
+        <w:rPr>
+          <w:rFonts w:ascii="Arial" w:eastAsia="Arial" w:hAnsi="Arial" w:cs="Arial"/>
+          <w:b/>
+          <w:lang w:val="en-US"/>
         </w:rPr>
         <w:t>Abstract</w:t>
       </w:r>
@@ -1037,1705 +1150,669 @@
         <w:jc w:val="both"/>
         <w:rPr>
           <w:rFonts w:ascii="Arial" w:eastAsia="Arial" w:hAnsi="Arial" w:cs="Arial"/>
-        </w:rPr>
-      </w:pPr>
+          <w:lang w:val="en-US"/>
+        </w:rPr>
+      </w:pPr>
+      <w:r>
+        <w:rPr>
+          <w:rFonts w:ascii="Arial" w:eastAsia="Arial" w:hAnsi="Arial" w:cs="Arial"/>
+          <w:lang w:val="en-US"/>
+        </w:rPr>
+        <w:t xml:space="preserve">This undergraduate thesis proposes an analysis of </w:t>
+      </w:r>
+      <w:r>
+        <w:rPr>
+          <w:rFonts w:ascii="Arial" w:eastAsia="Arial" w:hAnsi="Arial" w:cs="Arial"/>
+          <w:lang w:val="en-US"/>
+        </w:rPr>
+        <w:t xml:space="preserve">the difficulties faced by teachers at ETEC Professor Camargo </w:t>
+      </w:r>
       <w:proofErr w:type="spellStart"/>
       <w:r>
         <w:rPr>
           <w:rFonts w:ascii="Arial" w:eastAsia="Arial" w:hAnsi="Arial" w:cs="Arial"/>
-        </w:rPr>
-        <w:t>This</w:t>
+          <w:lang w:val="en-US"/>
+        </w:rPr>
+        <w:t>Aranha</w:t>
       </w:r>
       <w:proofErr w:type="spellEnd"/>
       <w:r>
         <w:rPr>
           <w:rFonts w:ascii="Arial" w:eastAsia="Arial" w:hAnsi="Arial" w:cs="Arial"/>
-        </w:rPr>
+          <w:lang w:val="en-US"/>
+        </w:rPr>
+        <w:t xml:space="preserve"> when teaching verbal students with Level 1 Autism Spectrum Disorder (ASD). Through a qualitative research approach, the main obstacles were investigated using individual interviews and rec</w:t>
+      </w:r>
+      <w:r>
+        <w:rPr>
+          <w:rFonts w:ascii="Arial" w:eastAsia="Arial" w:hAnsi="Arial" w:cs="Arial"/>
+          <w:lang w:val="en-US"/>
+        </w:rPr>
+        <w:t>ords provided by the faculty. As a result, the following bottlenecks were identified: the difficulty in creating adapted and genuinely inclusive learning materials, alongside ensuring these students' comprehension of the content. In response to these chall</w:t>
+      </w:r>
+      <w:r>
+        <w:rPr>
+          <w:rFonts w:ascii="Arial" w:eastAsia="Arial" w:hAnsi="Arial" w:cs="Arial"/>
+          <w:lang w:val="en-US"/>
+        </w:rPr>
+        <w:t>enges, TEA Learn was developed with the objective of mitigating these barriers and assisting educators through the application of Artificial Intelligence.</w:t>
+      </w:r>
+    </w:p>
+    <w:p>
+      <w:pPr>
+        <w:spacing w:after="0" w:line="360" w:lineRule="auto"/>
+        <w:rPr>
+          <w:rFonts w:ascii="Arial" w:eastAsia="Arial" w:hAnsi="Arial" w:cs="Arial"/>
+        </w:rPr>
+      </w:pPr>
+      <w:r>
+        <w:rPr>
+          <w:rFonts w:ascii="Arial" w:eastAsia="Arial" w:hAnsi="Arial" w:cs="Arial"/>
+          <w:b/>
+          <w:lang w:val="en-US"/>
+        </w:rPr>
+        <w:t>Keywords</w:t>
+      </w:r>
+      <w:r>
+        <w:rPr>
+          <w:rFonts w:ascii="Arial" w:eastAsia="Arial" w:hAnsi="Arial" w:cs="Arial"/>
+          <w:lang w:val="en-US"/>
+        </w:rPr>
+        <w:t xml:space="preserve">: Adapted materials. Artificial Intelligence. </w:t>
+      </w:r>
+      <w:r>
+        <w:rPr>
+          <w:rFonts w:ascii="Arial" w:eastAsia="Arial" w:hAnsi="Arial" w:cs="Arial"/>
+        </w:rPr>
+        <w:t>Inclusion.</w:t>
+      </w:r>
+    </w:p>
+    <w:p>
+      <w:pPr>
+        <w:spacing w:after="0" w:line="360" w:lineRule="auto"/>
+        <w:jc w:val="center"/>
+        <w:rPr>
+          <w:rFonts w:ascii="Arial" w:eastAsia="Arial" w:hAnsi="Arial" w:cs="Arial"/>
+        </w:rPr>
+      </w:pPr>
+    </w:p>
+    <w:p>
+      <w:pPr>
+        <w:spacing w:after="0" w:line="360" w:lineRule="auto"/>
+        <w:jc w:val="center"/>
+        <w:rPr>
+          <w:rFonts w:ascii="Arial" w:eastAsia="Arial" w:hAnsi="Arial" w:cs="Arial"/>
+        </w:rPr>
+      </w:pPr>
+    </w:p>
+    <w:p>
+      <w:pPr>
+        <w:spacing w:after="0" w:line="360" w:lineRule="auto"/>
+        <w:jc w:val="center"/>
+        <w:rPr>
+          <w:rFonts w:ascii="Arial" w:eastAsia="Arial" w:hAnsi="Arial" w:cs="Arial"/>
+        </w:rPr>
+      </w:pPr>
+    </w:p>
+    <w:p>
+      <w:pPr>
+        <w:spacing w:after="0" w:line="360" w:lineRule="auto"/>
+        <w:jc w:val="center"/>
+        <w:rPr>
+          <w:rFonts w:ascii="Arial" w:eastAsia="Arial" w:hAnsi="Arial" w:cs="Arial"/>
+        </w:rPr>
+      </w:pPr>
+    </w:p>
+    <w:p>
+      <w:pPr>
+        <w:spacing w:after="0" w:line="360" w:lineRule="auto"/>
+        <w:jc w:val="center"/>
+        <w:rPr>
+          <w:rFonts w:ascii="Arial" w:eastAsia="Arial" w:hAnsi="Arial" w:cs="Arial"/>
+        </w:rPr>
+      </w:pPr>
+    </w:p>
+    <w:p>
+      <w:pPr>
+        <w:spacing w:after="0" w:line="360" w:lineRule="auto"/>
+        <w:jc w:val="center"/>
+        <w:rPr>
+          <w:rFonts w:ascii="Arial" w:eastAsia="Arial" w:hAnsi="Arial" w:cs="Arial"/>
+        </w:rPr>
+      </w:pPr>
+    </w:p>
+    <w:p>
+      <w:pPr>
+        <w:spacing w:after="0" w:line="360" w:lineRule="auto"/>
+        <w:jc w:val="center"/>
+        <w:rPr>
+          <w:rFonts w:ascii="Arial" w:eastAsia="Arial" w:hAnsi="Arial" w:cs="Arial"/>
+        </w:rPr>
+      </w:pPr>
+    </w:p>
+    <w:p>
+      <w:pPr>
+        <w:spacing w:after="0" w:line="360" w:lineRule="auto"/>
+        <w:jc w:val="center"/>
+        <w:rPr>
+          <w:rFonts w:ascii="Arial" w:eastAsia="Arial" w:hAnsi="Arial" w:cs="Arial"/>
+        </w:rPr>
+      </w:pPr>
+    </w:p>
+    <w:p>
+      <w:pPr>
+        <w:spacing w:after="0" w:line="360" w:lineRule="auto"/>
+        <w:jc w:val="center"/>
+        <w:rPr>
+          <w:rFonts w:ascii="Arial" w:eastAsia="Arial" w:hAnsi="Arial" w:cs="Arial"/>
+        </w:rPr>
+      </w:pPr>
+    </w:p>
+    <w:p>
+      <w:pPr>
+        <w:spacing w:after="0" w:line="360" w:lineRule="auto"/>
+        <w:jc w:val="center"/>
+        <w:rPr>
+          <w:rFonts w:ascii="Arial" w:eastAsia="Arial" w:hAnsi="Arial" w:cs="Arial"/>
+        </w:rPr>
+      </w:pPr>
+    </w:p>
+    <w:p>
+      <w:pPr>
+        <w:spacing w:after="0" w:line="360" w:lineRule="auto"/>
+        <w:jc w:val="center"/>
+        <w:rPr>
+          <w:rFonts w:ascii="Arial" w:eastAsia="Arial" w:hAnsi="Arial" w:cs="Arial"/>
+        </w:rPr>
+      </w:pPr>
+    </w:p>
+    <w:p>
+      <w:pPr>
+        <w:spacing w:after="0" w:line="360" w:lineRule="auto"/>
+        <w:jc w:val="center"/>
+        <w:rPr>
+          <w:rFonts w:ascii="Arial" w:eastAsia="Arial" w:hAnsi="Arial" w:cs="Arial"/>
+        </w:rPr>
+      </w:pPr>
+    </w:p>
+    <w:p>
+      <w:pPr>
+        <w:spacing w:after="0" w:line="360" w:lineRule="auto"/>
+        <w:jc w:val="center"/>
+        <w:rPr>
+          <w:rFonts w:ascii="Arial" w:eastAsia="Arial" w:hAnsi="Arial" w:cs="Arial"/>
+        </w:rPr>
+      </w:pPr>
+    </w:p>
+    <w:p>
+      <w:pPr>
+        <w:spacing w:after="0" w:line="360" w:lineRule="auto"/>
+        <w:jc w:val="center"/>
+        <w:rPr>
+          <w:rFonts w:ascii="Arial" w:eastAsia="Arial" w:hAnsi="Arial" w:cs="Arial"/>
+        </w:rPr>
+      </w:pPr>
+    </w:p>
+    <w:p>
+      <w:pPr>
+        <w:spacing w:after="0" w:line="360" w:lineRule="auto"/>
+        <w:jc w:val="center"/>
+        <w:rPr>
+          <w:rFonts w:ascii="Arial" w:eastAsia="Arial" w:hAnsi="Arial" w:cs="Arial"/>
+        </w:rPr>
+      </w:pPr>
+    </w:p>
+    <w:p>
+      <w:pPr>
+        <w:spacing w:after="0" w:line="360" w:lineRule="auto"/>
+        <w:jc w:val="center"/>
+        <w:rPr>
+          <w:rFonts w:ascii="Arial" w:eastAsia="Arial" w:hAnsi="Arial" w:cs="Arial"/>
+        </w:rPr>
+      </w:pPr>
+    </w:p>
+    <w:p>
+      <w:pPr>
+        <w:spacing w:after="0" w:line="360" w:lineRule="auto"/>
+        <w:jc w:val="center"/>
+        <w:rPr>
+          <w:rFonts w:ascii="Arial" w:eastAsia="Arial" w:hAnsi="Arial" w:cs="Arial"/>
+        </w:rPr>
+      </w:pPr>
+    </w:p>
+    <w:p>
+      <w:pPr>
+        <w:spacing w:after="0" w:line="360" w:lineRule="auto"/>
+        <w:jc w:val="center"/>
+        <w:rPr>
+          <w:rFonts w:ascii="Arial" w:eastAsia="Arial" w:hAnsi="Arial" w:cs="Arial"/>
+        </w:rPr>
+      </w:pPr>
+    </w:p>
+    <w:p>
+      <w:pPr>
+        <w:spacing w:after="0" w:line="360" w:lineRule="auto"/>
+        <w:jc w:val="center"/>
+        <w:rPr>
+          <w:rFonts w:ascii="Arial" w:eastAsia="Arial" w:hAnsi="Arial" w:cs="Arial"/>
+        </w:rPr>
+      </w:pPr>
+    </w:p>
+    <w:p>
+      <w:pPr>
+        <w:spacing w:after="0" w:line="360" w:lineRule="auto"/>
+        <w:jc w:val="center"/>
+        <w:rPr>
+          <w:rFonts w:ascii="Arial" w:eastAsia="Arial" w:hAnsi="Arial" w:cs="Arial"/>
+        </w:rPr>
+      </w:pPr>
+    </w:p>
+    <w:p>
+      <w:pPr>
+        <w:spacing w:after="0" w:line="360" w:lineRule="auto"/>
+        <w:jc w:val="center"/>
+        <w:rPr>
+          <w:rFonts w:ascii="Arial" w:eastAsia="Arial" w:hAnsi="Arial" w:cs="Arial"/>
+        </w:rPr>
+      </w:pPr>
+    </w:p>
+    <w:p>
+      <w:pPr>
+        <w:spacing w:after="0" w:line="360" w:lineRule="auto"/>
+        <w:jc w:val="center"/>
+        <w:rPr>
+          <w:rFonts w:ascii="Arial" w:eastAsia="Arial" w:hAnsi="Arial" w:cs="Arial"/>
+        </w:rPr>
+      </w:pPr>
+    </w:p>
+    <w:p>
+      <w:pPr>
+        <w:spacing w:after="0" w:line="360" w:lineRule="auto"/>
+        <w:jc w:val="center"/>
+        <w:rPr>
+          <w:rFonts w:ascii="Arial" w:eastAsia="Arial" w:hAnsi="Arial" w:cs="Arial"/>
+        </w:rPr>
+      </w:pPr>
+    </w:p>
+    <w:p>
+      <w:pPr>
+        <w:spacing w:after="0" w:line="360" w:lineRule="auto"/>
+        <w:jc w:val="center"/>
+        <w:rPr>
+          <w:rFonts w:ascii="Arial" w:eastAsia="Arial" w:hAnsi="Arial" w:cs="Arial"/>
+        </w:rPr>
+      </w:pPr>
+    </w:p>
+    <w:p>
+      <w:pPr>
+        <w:spacing w:after="0" w:line="360" w:lineRule="auto"/>
+        <w:jc w:val="center"/>
+        <w:rPr>
+          <w:rFonts w:ascii="Arial" w:eastAsia="Arial" w:hAnsi="Arial" w:cs="Arial"/>
+        </w:rPr>
+      </w:pPr>
+      <w:r>
+        <w:rPr>
+          <w:rFonts w:ascii="Arial" w:eastAsia="Arial" w:hAnsi="Arial" w:cs="Arial"/>
+        </w:rPr>
+        <w:t>SUMÁRIO</w:t>
+      </w:r>
+    </w:p>
+    <w:p>
+      <w:pPr>
+        <w:spacing w:after="0" w:line="360" w:lineRule="auto"/>
+        <w:jc w:val="center"/>
+        <w:rPr>
+          <w:rFonts w:ascii="Arial" w:eastAsia="Arial" w:hAnsi="Arial" w:cs="Arial"/>
+        </w:rPr>
+      </w:pPr>
+    </w:p>
+    <w:p>
+      <w:pPr>
+        <w:spacing w:after="0" w:line="360" w:lineRule="auto"/>
+        <w:jc w:val="center"/>
+        <w:rPr>
+          <w:rFonts w:ascii="Arial" w:eastAsia="Arial" w:hAnsi="Arial" w:cs="Arial"/>
+        </w:rPr>
+      </w:pPr>
+    </w:p>
+    <w:p>
+      <w:pPr>
+        <w:spacing w:after="0" w:line="360" w:lineRule="auto"/>
+        <w:jc w:val="center"/>
+        <w:rPr>
+          <w:rFonts w:ascii="Arial" w:eastAsia="Arial" w:hAnsi="Arial" w:cs="Arial"/>
+        </w:rPr>
+      </w:pPr>
+    </w:p>
+    <w:p>
+      <w:pPr>
+        <w:spacing w:after="0" w:line="360" w:lineRule="auto"/>
+        <w:jc w:val="center"/>
+        <w:rPr>
+          <w:rFonts w:ascii="Arial" w:eastAsia="Arial" w:hAnsi="Arial" w:cs="Arial"/>
+        </w:rPr>
+      </w:pPr>
+    </w:p>
+    <w:p>
+      <w:pPr>
+        <w:spacing w:after="0" w:line="360" w:lineRule="auto"/>
+        <w:jc w:val="center"/>
+        <w:rPr>
+          <w:rFonts w:ascii="Arial" w:eastAsia="Arial" w:hAnsi="Arial" w:cs="Arial"/>
+        </w:rPr>
+      </w:pPr>
+    </w:p>
+    <w:p>
+      <w:pPr>
+        <w:spacing w:after="0" w:line="360" w:lineRule="auto"/>
+        <w:jc w:val="center"/>
+        <w:rPr>
+          <w:rFonts w:ascii="Arial" w:eastAsia="Arial" w:hAnsi="Arial" w:cs="Arial"/>
+        </w:rPr>
+      </w:pPr>
+    </w:p>
+    <w:p>
+      <w:pPr>
+        <w:spacing w:after="0" w:line="360" w:lineRule="auto"/>
+        <w:jc w:val="center"/>
+        <w:rPr>
+          <w:rFonts w:ascii="Arial" w:eastAsia="Arial" w:hAnsi="Arial" w:cs="Arial"/>
+        </w:rPr>
+      </w:pPr>
+    </w:p>
+    <w:p>
+      <w:pPr>
+        <w:spacing w:after="0" w:line="360" w:lineRule="auto"/>
+        <w:jc w:val="center"/>
+        <w:rPr>
+          <w:rFonts w:ascii="Arial" w:eastAsia="Arial" w:hAnsi="Arial" w:cs="Arial"/>
+        </w:rPr>
+      </w:pPr>
+    </w:p>
+    <w:p>
+      <w:pPr>
+        <w:spacing w:after="0" w:line="360" w:lineRule="auto"/>
+        <w:jc w:val="center"/>
+        <w:rPr>
+          <w:rFonts w:ascii="Arial" w:eastAsia="Arial" w:hAnsi="Arial" w:cs="Arial"/>
+        </w:rPr>
+      </w:pPr>
+    </w:p>
+    <w:p>
+      <w:pPr>
+        <w:spacing w:after="0" w:line="360" w:lineRule="auto"/>
+        <w:jc w:val="center"/>
+        <w:rPr>
+          <w:rFonts w:ascii="Arial" w:eastAsia="Arial" w:hAnsi="Arial" w:cs="Arial"/>
+        </w:rPr>
+      </w:pPr>
+    </w:p>
+    <w:p>
+      <w:pPr>
+        <w:spacing w:after="0" w:line="360" w:lineRule="auto"/>
+        <w:jc w:val="center"/>
+        <w:rPr>
+          <w:rFonts w:ascii="Arial" w:eastAsia="Arial" w:hAnsi="Arial" w:cs="Arial"/>
+        </w:rPr>
+      </w:pPr>
+    </w:p>
+    <w:p>
+      <w:pPr>
+        <w:spacing w:after="0" w:line="360" w:lineRule="auto"/>
+        <w:jc w:val="center"/>
+        <w:rPr>
+          <w:rFonts w:ascii="Arial" w:eastAsia="Arial" w:hAnsi="Arial" w:cs="Arial"/>
+        </w:rPr>
+      </w:pPr>
+    </w:p>
+    <w:p>
+      <w:pPr>
+        <w:spacing w:after="0" w:line="360" w:lineRule="auto"/>
+        <w:jc w:val="center"/>
+        <w:rPr>
+          <w:rFonts w:ascii="Arial" w:eastAsia="Arial" w:hAnsi="Arial" w:cs="Arial"/>
+        </w:rPr>
+      </w:pPr>
+    </w:p>
+    <w:p>
+      <w:pPr>
+        <w:spacing w:after="0" w:line="360" w:lineRule="auto"/>
+        <w:jc w:val="center"/>
+        <w:rPr>
+          <w:rFonts w:ascii="Arial" w:eastAsia="Arial" w:hAnsi="Arial" w:cs="Arial"/>
+        </w:rPr>
+      </w:pPr>
+    </w:p>
+    <w:p>
+      <w:pPr>
+        <w:spacing w:after="0" w:line="360" w:lineRule="auto"/>
+        <w:jc w:val="center"/>
+        <w:rPr>
+          <w:rFonts w:ascii="Arial" w:eastAsia="Arial" w:hAnsi="Arial" w:cs="Arial"/>
+        </w:rPr>
+      </w:pPr>
+    </w:p>
+    <w:p>
+      <w:pPr>
+        <w:spacing w:after="0" w:line="360" w:lineRule="auto"/>
+        <w:jc w:val="center"/>
+        <w:rPr>
+          <w:rFonts w:ascii="Arial" w:eastAsia="Arial" w:hAnsi="Arial" w:cs="Arial"/>
+        </w:rPr>
+      </w:pPr>
+    </w:p>
+    <w:p>
+      <w:pPr>
+        <w:spacing w:after="0" w:line="360" w:lineRule="auto"/>
+        <w:jc w:val="center"/>
+        <w:rPr>
+          <w:rFonts w:ascii="Arial" w:eastAsia="Arial" w:hAnsi="Arial" w:cs="Arial"/>
+        </w:rPr>
+      </w:pPr>
+    </w:p>
+    <w:p>
+      <w:pPr>
+        <w:spacing w:after="0" w:line="360" w:lineRule="auto"/>
+        <w:jc w:val="center"/>
+        <w:rPr>
+          <w:rFonts w:ascii="Arial" w:eastAsia="Arial" w:hAnsi="Arial" w:cs="Arial"/>
+        </w:rPr>
+      </w:pPr>
+    </w:p>
+    <w:p>
+      <w:pPr>
+        <w:spacing w:after="0" w:line="360" w:lineRule="auto"/>
+        <w:jc w:val="center"/>
+        <w:rPr>
+          <w:rFonts w:ascii="Arial" w:eastAsia="Arial" w:hAnsi="Arial" w:cs="Arial"/>
+        </w:rPr>
+      </w:pPr>
+    </w:p>
+    <w:p>
+      <w:pPr>
+        <w:spacing w:after="0" w:line="360" w:lineRule="auto"/>
+        <w:jc w:val="center"/>
+        <w:rPr>
+          <w:rFonts w:ascii="Arial" w:eastAsia="Arial" w:hAnsi="Arial" w:cs="Arial"/>
+        </w:rPr>
+      </w:pPr>
+    </w:p>
+    <w:p>
+      <w:pPr>
+        <w:spacing w:after="0" w:line="360" w:lineRule="auto"/>
+        <w:jc w:val="center"/>
+        <w:rPr>
+          <w:rFonts w:ascii="Arial" w:eastAsia="Arial" w:hAnsi="Arial" w:cs="Arial"/>
+        </w:rPr>
+      </w:pPr>
+    </w:p>
+    <w:p>
+      <w:pPr>
+        <w:spacing w:after="0" w:line="360" w:lineRule="auto"/>
+        <w:jc w:val="center"/>
+        <w:rPr>
+          <w:rFonts w:ascii="Arial" w:eastAsia="Arial" w:hAnsi="Arial" w:cs="Arial"/>
+        </w:rPr>
+      </w:pPr>
+    </w:p>
+    <w:p>
+      <w:pPr>
+        <w:spacing w:after="0" w:line="360" w:lineRule="auto"/>
+        <w:jc w:val="center"/>
+        <w:rPr>
+          <w:rFonts w:ascii="Arial" w:eastAsia="Arial" w:hAnsi="Arial" w:cs="Arial"/>
+        </w:rPr>
+      </w:pPr>
+    </w:p>
+    <w:p>
+      <w:pPr>
+        <w:spacing w:after="0" w:line="360" w:lineRule="auto"/>
+        <w:jc w:val="center"/>
+        <w:rPr>
+          <w:rFonts w:ascii="Arial" w:eastAsia="Arial" w:hAnsi="Arial" w:cs="Arial"/>
+        </w:rPr>
+      </w:pPr>
+    </w:p>
+    <w:p>
+      <w:pPr>
+        <w:spacing w:after="0" w:line="360" w:lineRule="auto"/>
+        <w:jc w:val="center"/>
+        <w:rPr>
+          <w:rFonts w:ascii="Arial" w:eastAsia="Arial" w:hAnsi="Arial" w:cs="Arial"/>
+        </w:rPr>
+      </w:pPr>
+    </w:p>
+    <w:p>
+      <w:pPr>
+        <w:spacing w:after="0" w:line="360" w:lineRule="auto"/>
+        <w:jc w:val="center"/>
+        <w:rPr>
+          <w:rFonts w:ascii="Arial" w:eastAsia="Arial" w:hAnsi="Arial" w:cs="Arial"/>
+        </w:rPr>
+      </w:pPr>
+    </w:p>
+    <w:p>
+      <w:pPr>
+        <w:spacing w:after="0" w:line="360" w:lineRule="auto"/>
+        <w:jc w:val="center"/>
+        <w:rPr>
+          <w:rFonts w:ascii="Arial" w:eastAsia="Arial" w:hAnsi="Arial" w:cs="Arial"/>
+        </w:rPr>
+      </w:pPr>
+    </w:p>
+    <w:p>
+      <w:pPr>
+        <w:spacing w:after="0" w:line="360" w:lineRule="auto"/>
+        <w:rPr>
+          <w:rFonts w:ascii="Arial" w:eastAsia="Arial" w:hAnsi="Arial" w:cs="Arial"/>
+        </w:rPr>
+      </w:pPr>
+    </w:p>
+    <w:p>
+      <w:pPr>
+        <w:spacing w:after="0" w:line="360" w:lineRule="auto"/>
+        <w:rPr>
+          <w:rFonts w:ascii="Arial" w:eastAsia="Arial" w:hAnsi="Arial" w:cs="Arial"/>
+          <w:b/>
+        </w:rPr>
+      </w:pPr>
+      <w:r>
+        <w:rPr>
+          <w:rFonts w:ascii="Arial" w:eastAsia="Arial" w:hAnsi="Arial" w:cs="Arial"/>
+          <w:b/>
+        </w:rPr>
+        <w:t>1. INTRODUÇÃO</w:t>
+      </w:r>
+    </w:p>
+    <w:p>
+      <w:pPr>
+        <w:spacing w:after="0" w:line="360" w:lineRule="auto"/>
+        <w:rPr>
+          <w:rFonts w:ascii="Arial" w:eastAsia="Arial" w:hAnsi="Arial" w:cs="Arial"/>
+          <w:b/>
+        </w:rPr>
+      </w:pPr>
+      <w:r>
+        <w:rPr>
+          <w:rFonts w:ascii="Arial" w:eastAsia="Arial" w:hAnsi="Arial" w:cs="Arial"/>
+          <w:b/>
+        </w:rPr>
+        <w:t>1.1 PROBLEMA E CONTEXTUALIZAÇÃO</w:t>
+      </w:r>
+    </w:p>
+    <w:p>
+      <w:pPr>
+        <w:spacing w:after="0" w:line="360" w:lineRule="auto"/>
+        <w:jc w:val="both"/>
+        <w:rPr>
+          <w:rFonts w:ascii="Arial" w:eastAsia="Arial" w:hAnsi="Arial" w:cs="Arial"/>
+        </w:rPr>
+      </w:pPr>
+      <w:r>
+        <w:rPr>
+          <w:rFonts w:ascii="Arial" w:eastAsia="Arial" w:hAnsi="Arial" w:cs="Arial"/>
+        </w:rPr>
+        <w:t xml:space="preserve">Com base em pesquisas de campo realizadas com o corpo docente da ETEC Professor Camargo Aranha e com especialistas da Clínica </w:t>
+      </w:r>
+      <w:proofErr w:type="spellStart"/>
+      <w:r>
+        <w:rPr>
+          <w:rFonts w:ascii="Arial" w:eastAsia="Arial" w:hAnsi="Arial" w:cs="Arial"/>
+        </w:rPr>
+        <w:t>Movthera</w:t>
+      </w:r>
+      <w:proofErr w:type="spellEnd"/>
+      <w:r>
+        <w:rPr>
+          <w:rFonts w:ascii="Arial" w:eastAsia="Arial" w:hAnsi="Arial" w:cs="Arial"/>
+        </w:rPr>
+        <w:t xml:space="preserve">, identificou-se que, embora as diretrizes </w:t>
+      </w:r>
+      <w:r>
+        <w:rPr>
+          <w:rFonts w:ascii="Arial" w:eastAsia="Arial" w:hAnsi="Arial" w:cs="Arial"/>
+        </w:rPr>
+        <w:t>educacionais busquem a inclusão, estudantes com Transtorno do Espectro Autista (TEA) nível 1 enfrentam barreiras severas no uso de materiais didáticos tradicionais. Esta realidade tornou-se ainda mais evidente</w:t>
+      </w:r>
+      <w:r>
         <w:t xml:space="preserve"> </w:t>
       </w:r>
+      <w:r>
+        <w:t>n</w:t>
+      </w:r>
+      <w:r>
+        <w:t xml:space="preserve">o processo seletivo realizado no final de 2025 (para ingresso no ano letivo de 2026), </w:t>
+      </w:r>
+      <w:r>
+        <w:t xml:space="preserve">onde </w:t>
+      </w:r>
+      <w:r>
+        <w:t xml:space="preserve">as </w:t>
+      </w:r>
       <w:proofErr w:type="spellStart"/>
       <w:r>
-        <w:rPr>
-          <w:rFonts w:ascii="Arial" w:eastAsia="Arial" w:hAnsi="Arial" w:cs="Arial"/>
-        </w:rPr>
-        <w:t>undergraduate</w:t>
+        <w:t>Etecs</w:t>
       </w:r>
       <w:proofErr w:type="spellEnd"/>
       <w:r>
-        <w:rPr>
-          <w:rFonts w:ascii="Arial" w:eastAsia="Arial" w:hAnsi="Arial" w:cs="Arial"/>
-        </w:rPr>
-        <w:t xml:space="preserve"> </w:t>
-      </w:r>
-      <w:proofErr w:type="spellStart"/>
-      <w:r>
-        <w:rPr>
-          <w:rFonts w:ascii="Arial" w:eastAsia="Arial" w:hAnsi="Arial" w:cs="Arial"/>
-        </w:rPr>
-        <w:t>thesis</w:t>
-      </w:r>
-      <w:proofErr w:type="spellEnd"/>
-      <w:r>
-        <w:rPr>
-          <w:rFonts w:ascii="Arial" w:eastAsia="Arial" w:hAnsi="Arial" w:cs="Arial"/>
-        </w:rPr>
-        <w:t xml:space="preserve"> </w:t>
-      </w:r>
-      <w:proofErr w:type="spellStart"/>
-      <w:r>
-        <w:rPr>
-          <w:rFonts w:ascii="Arial" w:eastAsia="Arial" w:hAnsi="Arial" w:cs="Arial"/>
-        </w:rPr>
-        <w:t>proposes</w:t>
-      </w:r>
-      <w:proofErr w:type="spellEnd"/>
-      <w:r>
-        <w:rPr>
-          <w:rFonts w:ascii="Arial" w:eastAsia="Arial" w:hAnsi="Arial" w:cs="Arial"/>
-        </w:rPr>
-        <w:t xml:space="preserve"> </w:t>
-      </w:r>
-      <w:proofErr w:type="spellStart"/>
-      <w:r>
-        <w:rPr>
-          <w:rFonts w:ascii="Arial" w:eastAsia="Arial" w:hAnsi="Arial" w:cs="Arial"/>
-        </w:rPr>
-        <w:t>an</w:t>
-      </w:r>
-      <w:proofErr w:type="spellEnd"/>
-      <w:r>
-        <w:rPr>
-          <w:rFonts w:ascii="Arial" w:eastAsia="Arial" w:hAnsi="Arial" w:cs="Arial"/>
-        </w:rPr>
-        <w:t xml:space="preserve"> </w:t>
-      </w:r>
-      <w:proofErr w:type="spellStart"/>
-      <w:r>
-        <w:rPr>
-          <w:rFonts w:ascii="Arial" w:eastAsia="Arial" w:hAnsi="Arial" w:cs="Arial"/>
-        </w:rPr>
-        <w:t>analysis</w:t>
-      </w:r>
-      <w:proofErr w:type="spellEnd"/>
-      <w:r>
-        <w:rPr>
-          <w:rFonts w:ascii="Arial" w:eastAsia="Arial" w:hAnsi="Arial" w:cs="Arial"/>
-        </w:rPr>
-        <w:t xml:space="preserve"> </w:t>
-      </w:r>
-      <w:proofErr w:type="spellStart"/>
-      <w:r>
-        <w:rPr>
-          <w:rFonts w:ascii="Arial" w:eastAsia="Arial" w:hAnsi="Arial" w:cs="Arial"/>
-        </w:rPr>
-        <w:t>of</w:t>
-      </w:r>
-      <w:proofErr w:type="spellEnd"/>
-      <w:r>
-        <w:rPr>
-          <w:rFonts w:ascii="Arial" w:eastAsia="Arial" w:hAnsi="Arial" w:cs="Arial"/>
-        </w:rPr>
-        <w:t xml:space="preserve"> </w:t>
-      </w:r>
-      <w:proofErr w:type="spellStart"/>
-      <w:r>
-        <w:rPr>
-          <w:rFonts w:ascii="Arial" w:eastAsia="Arial" w:hAnsi="Arial" w:cs="Arial"/>
-        </w:rPr>
-        <w:t>the</w:t>
-      </w:r>
-      <w:proofErr w:type="spellEnd"/>
-      <w:r>
-        <w:rPr>
-          <w:rFonts w:ascii="Arial" w:eastAsia="Arial" w:hAnsi="Arial" w:cs="Arial"/>
-        </w:rPr>
-        <w:t xml:space="preserve"> </w:t>
-      </w:r>
-      <w:proofErr w:type="spellStart"/>
-      <w:r>
-        <w:rPr>
-          <w:rFonts w:ascii="Arial" w:eastAsia="Arial" w:hAnsi="Arial" w:cs="Arial"/>
-        </w:rPr>
-        <w:t>difficulties</w:t>
-      </w:r>
-      <w:proofErr w:type="spellEnd"/>
-      <w:r>
-        <w:rPr>
-          <w:rFonts w:ascii="Arial" w:eastAsia="Arial" w:hAnsi="Arial" w:cs="Arial"/>
-        </w:rPr>
-        <w:t xml:space="preserve"> </w:t>
-      </w:r>
-      <w:proofErr w:type="spellStart"/>
-      <w:r>
-        <w:rPr>
-          <w:rFonts w:ascii="Arial" w:eastAsia="Arial" w:hAnsi="Arial" w:cs="Arial"/>
-        </w:rPr>
-        <w:t>faced</w:t>
-      </w:r>
-      <w:proofErr w:type="spellEnd"/>
-      <w:r>
-        <w:rPr>
-          <w:rFonts w:ascii="Arial" w:eastAsia="Arial" w:hAnsi="Arial" w:cs="Arial"/>
-        </w:rPr>
-        <w:t xml:space="preserve"> </w:t>
-      </w:r>
-      <w:proofErr w:type="spellStart"/>
-      <w:r>
-        <w:rPr>
-          <w:rFonts w:ascii="Arial" w:eastAsia="Arial" w:hAnsi="Arial" w:cs="Arial"/>
-        </w:rPr>
-        <w:t>by</w:t>
-      </w:r>
-      <w:proofErr w:type="spellEnd"/>
-      <w:r>
-        <w:rPr>
-          <w:rFonts w:ascii="Arial" w:eastAsia="Arial" w:hAnsi="Arial" w:cs="Arial"/>
-        </w:rPr>
-        <w:t xml:space="preserve"> </w:t>
-      </w:r>
-      <w:proofErr w:type="spellStart"/>
-      <w:r>
-        <w:rPr>
-          <w:rFonts w:ascii="Arial" w:eastAsia="Arial" w:hAnsi="Arial" w:cs="Arial"/>
-        </w:rPr>
-        <w:t>teachers</w:t>
-      </w:r>
-      <w:proofErr w:type="spellEnd"/>
-      <w:r>
-        <w:rPr>
-          <w:rFonts w:ascii="Arial" w:eastAsia="Arial" w:hAnsi="Arial" w:cs="Arial"/>
-        </w:rPr>
-        <w:t xml:space="preserve"> </w:t>
-      </w:r>
-      <w:proofErr w:type="spellStart"/>
-      <w:r>
-        <w:rPr>
-          <w:rFonts w:ascii="Arial" w:eastAsia="Arial" w:hAnsi="Arial" w:cs="Arial"/>
-        </w:rPr>
-        <w:t>at</w:t>
-      </w:r>
-      <w:proofErr w:type="spellEnd"/>
-      <w:r>
-        <w:rPr>
-          <w:rFonts w:ascii="Arial" w:eastAsia="Arial" w:hAnsi="Arial" w:cs="Arial"/>
-        </w:rPr>
-        <w:t xml:space="preserve"> ETEC Professor Camargo Aranha </w:t>
-      </w:r>
-      <w:proofErr w:type="spellStart"/>
-      <w:r>
-        <w:rPr>
-          <w:rFonts w:ascii="Arial" w:eastAsia="Arial" w:hAnsi="Arial" w:cs="Arial"/>
-        </w:rPr>
-        <w:t>when</w:t>
-      </w:r>
-      <w:proofErr w:type="spellEnd"/>
-      <w:r>
-        <w:rPr>
-          <w:rFonts w:ascii="Arial" w:eastAsia="Arial" w:hAnsi="Arial" w:cs="Arial"/>
-        </w:rPr>
-        <w:t xml:space="preserve"> </w:t>
-      </w:r>
-      <w:proofErr w:type="spellStart"/>
-      <w:r>
-        <w:rPr>
-          <w:rFonts w:ascii="Arial" w:eastAsia="Arial" w:hAnsi="Arial" w:cs="Arial"/>
-        </w:rPr>
-        <w:t>teaching</w:t>
-      </w:r>
-      <w:proofErr w:type="spellEnd"/>
-      <w:r>
-        <w:rPr>
-          <w:rFonts w:ascii="Arial" w:eastAsia="Arial" w:hAnsi="Arial" w:cs="Arial"/>
-        </w:rPr>
-        <w:t xml:space="preserve"> verbal </w:t>
-      </w:r>
-      <w:proofErr w:type="spellStart"/>
-      <w:r>
-        <w:rPr>
-          <w:rFonts w:ascii="Arial" w:eastAsia="Arial" w:hAnsi="Arial" w:cs="Arial"/>
-        </w:rPr>
-        <w:t>students</w:t>
-      </w:r>
-      <w:proofErr w:type="spellEnd"/>
-      <w:r>
-        <w:rPr>
-          <w:rFonts w:ascii="Arial" w:eastAsia="Arial" w:hAnsi="Arial" w:cs="Arial"/>
-        </w:rPr>
-        <w:t xml:space="preserve"> </w:t>
-      </w:r>
-      <w:proofErr w:type="spellStart"/>
-      <w:r>
-        <w:rPr>
-          <w:rFonts w:ascii="Arial" w:eastAsia="Arial" w:hAnsi="Arial" w:cs="Arial"/>
-        </w:rPr>
-        <w:t>with</w:t>
-      </w:r>
-      <w:proofErr w:type="spellEnd"/>
-      <w:r>
-        <w:rPr>
-          <w:rFonts w:ascii="Arial" w:eastAsia="Arial" w:hAnsi="Arial" w:cs="Arial"/>
-        </w:rPr>
-        <w:t xml:space="preserve"> </w:t>
-      </w:r>
-      <w:proofErr w:type="spellStart"/>
-      <w:r>
-        <w:rPr>
-          <w:rFonts w:ascii="Arial" w:eastAsia="Arial" w:hAnsi="Arial" w:cs="Arial"/>
-        </w:rPr>
-        <w:t>Level</w:t>
-      </w:r>
-      <w:proofErr w:type="spellEnd"/>
-      <w:r>
-        <w:rPr>
-          <w:rFonts w:ascii="Arial" w:eastAsia="Arial" w:hAnsi="Arial" w:cs="Arial"/>
-        </w:rPr>
-        <w:t xml:space="preserve"> 1 </w:t>
-      </w:r>
-      <w:proofErr w:type="spellStart"/>
-      <w:r>
-        <w:rPr>
-          <w:rFonts w:ascii="Arial" w:eastAsia="Arial" w:hAnsi="Arial" w:cs="Arial"/>
-        </w:rPr>
-        <w:t>Autism</w:t>
-      </w:r>
-      <w:proofErr w:type="spellEnd"/>
-      <w:r>
-        <w:rPr>
-          <w:rFonts w:ascii="Arial" w:eastAsia="Arial" w:hAnsi="Arial" w:cs="Arial"/>
-        </w:rPr>
-        <w:t xml:space="preserve"> Spectrum </w:t>
-      </w:r>
-      <w:proofErr w:type="spellStart"/>
-      <w:r>
-        <w:rPr>
-          <w:rFonts w:ascii="Arial" w:eastAsia="Arial" w:hAnsi="Arial" w:cs="Arial"/>
-        </w:rPr>
-        <w:t>Disorder</w:t>
-      </w:r>
-      <w:proofErr w:type="spellEnd"/>
-      <w:r>
-        <w:rPr>
-          <w:rFonts w:ascii="Arial" w:eastAsia="Arial" w:hAnsi="Arial" w:cs="Arial"/>
-        </w:rPr>
-        <w:t xml:space="preserve"> (ASD). </w:t>
-      </w:r>
-      <w:proofErr w:type="spellStart"/>
-      <w:r>
-        <w:rPr>
-          <w:rFonts w:ascii="Arial" w:eastAsia="Arial" w:hAnsi="Arial" w:cs="Arial"/>
-        </w:rPr>
-        <w:t>Through</w:t>
-      </w:r>
-      <w:proofErr w:type="spellEnd"/>
-      <w:r>
-        <w:rPr>
-          <w:rFonts w:ascii="Arial" w:eastAsia="Arial" w:hAnsi="Arial" w:cs="Arial"/>
-        </w:rPr>
-        <w:t xml:space="preserve"> a </w:t>
-      </w:r>
-      <w:proofErr w:type="spellStart"/>
-      <w:r>
-        <w:rPr>
-          <w:rFonts w:ascii="Arial" w:eastAsia="Arial" w:hAnsi="Arial" w:cs="Arial"/>
-        </w:rPr>
-        <w:t>qualitative</w:t>
-      </w:r>
-      <w:proofErr w:type="spellEnd"/>
-      <w:r>
-        <w:rPr>
-          <w:rFonts w:ascii="Arial" w:eastAsia="Arial" w:hAnsi="Arial" w:cs="Arial"/>
-        </w:rPr>
-        <w:t xml:space="preserve"> </w:t>
-      </w:r>
-      <w:proofErr w:type="spellStart"/>
-      <w:r>
-        <w:rPr>
-          <w:rFonts w:ascii="Arial" w:eastAsia="Arial" w:hAnsi="Arial" w:cs="Arial"/>
-        </w:rPr>
-        <w:t>research</w:t>
-      </w:r>
-      <w:proofErr w:type="spellEnd"/>
-      <w:r>
-        <w:rPr>
-          <w:rFonts w:ascii="Arial" w:eastAsia="Arial" w:hAnsi="Arial" w:cs="Arial"/>
-        </w:rPr>
-        <w:t xml:space="preserve"> approach, </w:t>
-      </w:r>
-      <w:proofErr w:type="spellStart"/>
-      <w:r>
-        <w:rPr>
-          <w:rFonts w:ascii="Arial" w:eastAsia="Arial" w:hAnsi="Arial" w:cs="Arial"/>
-        </w:rPr>
-        <w:t>the</w:t>
-      </w:r>
-      <w:proofErr w:type="spellEnd"/>
-      <w:r>
-        <w:rPr>
-          <w:rFonts w:ascii="Arial" w:eastAsia="Arial" w:hAnsi="Arial" w:cs="Arial"/>
-        </w:rPr>
-        <w:t xml:space="preserve"> </w:t>
-      </w:r>
-      <w:proofErr w:type="spellStart"/>
-      <w:r>
-        <w:rPr>
-          <w:rFonts w:ascii="Arial" w:eastAsia="Arial" w:hAnsi="Arial" w:cs="Arial"/>
-        </w:rPr>
-        <w:t>main</w:t>
-      </w:r>
-      <w:proofErr w:type="spellEnd"/>
-      <w:r>
-        <w:rPr>
-          <w:rFonts w:ascii="Arial" w:eastAsia="Arial" w:hAnsi="Arial" w:cs="Arial"/>
-        </w:rPr>
-        <w:t xml:space="preserve"> </w:t>
-      </w:r>
-      <w:proofErr w:type="spellStart"/>
-      <w:r>
-        <w:rPr>
-          <w:rFonts w:ascii="Arial" w:eastAsia="Arial" w:hAnsi="Arial" w:cs="Arial"/>
-        </w:rPr>
-        <w:t>obstacles</w:t>
-      </w:r>
-      <w:proofErr w:type="spellEnd"/>
-      <w:r>
-        <w:rPr>
-          <w:rFonts w:ascii="Arial" w:eastAsia="Arial" w:hAnsi="Arial" w:cs="Arial"/>
-        </w:rPr>
-        <w:t xml:space="preserve"> </w:t>
-      </w:r>
-      <w:proofErr w:type="spellStart"/>
-      <w:r>
-        <w:rPr>
-          <w:rFonts w:ascii="Arial" w:eastAsia="Arial" w:hAnsi="Arial" w:cs="Arial"/>
-        </w:rPr>
-        <w:t>were</w:t>
-      </w:r>
-      <w:proofErr w:type="spellEnd"/>
-      <w:r>
-        <w:rPr>
-          <w:rFonts w:ascii="Arial" w:eastAsia="Arial" w:hAnsi="Arial" w:cs="Arial"/>
-        </w:rPr>
-        <w:t xml:space="preserve"> </w:t>
-      </w:r>
-      <w:proofErr w:type="spellStart"/>
-      <w:r>
-        <w:rPr>
-          <w:rFonts w:ascii="Arial" w:eastAsia="Arial" w:hAnsi="Arial" w:cs="Arial"/>
-        </w:rPr>
-        <w:t>investigated</w:t>
-      </w:r>
-      <w:proofErr w:type="spellEnd"/>
-      <w:r>
-        <w:rPr>
-          <w:rFonts w:ascii="Arial" w:eastAsia="Arial" w:hAnsi="Arial" w:cs="Arial"/>
-        </w:rPr>
-        <w:t xml:space="preserve"> </w:t>
-      </w:r>
-      <w:proofErr w:type="spellStart"/>
-      <w:r>
-        <w:rPr>
-          <w:rFonts w:ascii="Arial" w:eastAsia="Arial" w:hAnsi="Arial" w:cs="Arial"/>
-        </w:rPr>
-        <w:t>using</w:t>
-      </w:r>
-      <w:proofErr w:type="spellEnd"/>
-      <w:r>
-        <w:rPr>
-          <w:rFonts w:ascii="Arial" w:eastAsia="Arial" w:hAnsi="Arial" w:cs="Arial"/>
-        </w:rPr>
-        <w:t xml:space="preserve"> individual interviews </w:t>
-      </w:r>
-      <w:proofErr w:type="spellStart"/>
-      <w:r>
-        <w:rPr>
-          <w:rFonts w:ascii="Arial" w:eastAsia="Arial" w:hAnsi="Arial" w:cs="Arial"/>
-        </w:rPr>
-        <w:t>and</w:t>
-      </w:r>
-      <w:proofErr w:type="spellEnd"/>
-      <w:r>
-        <w:rPr>
-          <w:rFonts w:ascii="Arial" w:eastAsia="Arial" w:hAnsi="Arial" w:cs="Arial"/>
-        </w:rPr>
-        <w:t xml:space="preserve"> </w:t>
-      </w:r>
-      <w:proofErr w:type="spellStart"/>
-      <w:r>
-        <w:rPr>
-          <w:rFonts w:ascii="Arial" w:eastAsia="Arial" w:hAnsi="Arial" w:cs="Arial"/>
-        </w:rPr>
-        <w:t>records</w:t>
-      </w:r>
-      <w:proofErr w:type="spellEnd"/>
-      <w:r>
-        <w:rPr>
-          <w:rFonts w:ascii="Arial" w:eastAsia="Arial" w:hAnsi="Arial" w:cs="Arial"/>
-        </w:rPr>
-        <w:t xml:space="preserve"> </w:t>
-      </w:r>
-      <w:proofErr w:type="spellStart"/>
-      <w:r>
-        <w:rPr>
-          <w:rFonts w:ascii="Arial" w:eastAsia="Arial" w:hAnsi="Arial" w:cs="Arial"/>
-        </w:rPr>
-        <w:t>provided</w:t>
-      </w:r>
-      <w:proofErr w:type="spellEnd"/>
-      <w:r>
-        <w:rPr>
-          <w:rFonts w:ascii="Arial" w:eastAsia="Arial" w:hAnsi="Arial" w:cs="Arial"/>
-        </w:rPr>
-        <w:t xml:space="preserve"> </w:t>
-      </w:r>
-      <w:proofErr w:type="spellStart"/>
-      <w:r>
-        <w:rPr>
-          <w:rFonts w:ascii="Arial" w:eastAsia="Arial" w:hAnsi="Arial" w:cs="Arial"/>
-        </w:rPr>
-        <w:t>by</w:t>
-      </w:r>
-      <w:proofErr w:type="spellEnd"/>
-      <w:r>
-        <w:rPr>
-          <w:rFonts w:ascii="Arial" w:eastAsia="Arial" w:hAnsi="Arial" w:cs="Arial"/>
-        </w:rPr>
-        <w:t xml:space="preserve"> </w:t>
-      </w:r>
-      <w:proofErr w:type="spellStart"/>
-      <w:r>
-        <w:rPr>
-          <w:rFonts w:ascii="Arial" w:eastAsia="Arial" w:hAnsi="Arial" w:cs="Arial"/>
-        </w:rPr>
-        <w:t>the</w:t>
-      </w:r>
-      <w:proofErr w:type="spellEnd"/>
-      <w:r>
-        <w:rPr>
-          <w:rFonts w:ascii="Arial" w:eastAsia="Arial" w:hAnsi="Arial" w:cs="Arial"/>
-        </w:rPr>
-        <w:t xml:space="preserve"> </w:t>
-      </w:r>
-      <w:proofErr w:type="spellStart"/>
-      <w:r>
-        <w:rPr>
-          <w:rFonts w:ascii="Arial" w:eastAsia="Arial" w:hAnsi="Arial" w:cs="Arial"/>
-        </w:rPr>
-        <w:t>faculty</w:t>
-      </w:r>
-      <w:proofErr w:type="spellEnd"/>
-      <w:r>
-        <w:rPr>
-          <w:rFonts w:ascii="Arial" w:eastAsia="Arial" w:hAnsi="Arial" w:cs="Arial"/>
-        </w:rPr>
-        <w:t xml:space="preserve">. As a </w:t>
-      </w:r>
-      <w:proofErr w:type="spellStart"/>
-      <w:r>
-        <w:rPr>
-          <w:rFonts w:ascii="Arial" w:eastAsia="Arial" w:hAnsi="Arial" w:cs="Arial"/>
-        </w:rPr>
-        <w:t>result</w:t>
-      </w:r>
-      <w:proofErr w:type="spellEnd"/>
-      <w:r>
-        <w:rPr>
-          <w:rFonts w:ascii="Arial" w:eastAsia="Arial" w:hAnsi="Arial" w:cs="Arial"/>
-        </w:rPr>
-        <w:t xml:space="preserve">, </w:t>
-      </w:r>
-      <w:proofErr w:type="spellStart"/>
-      <w:r>
-        <w:rPr>
-          <w:rFonts w:ascii="Arial" w:eastAsia="Arial" w:hAnsi="Arial" w:cs="Arial"/>
-        </w:rPr>
-        <w:t>the</w:t>
-      </w:r>
-      <w:proofErr w:type="spellEnd"/>
-      <w:r>
-        <w:rPr>
-          <w:rFonts w:ascii="Arial" w:eastAsia="Arial" w:hAnsi="Arial" w:cs="Arial"/>
-        </w:rPr>
-        <w:t xml:space="preserve"> </w:t>
-      </w:r>
-      <w:proofErr w:type="spellStart"/>
-      <w:r>
-        <w:rPr>
-          <w:rFonts w:ascii="Arial" w:eastAsia="Arial" w:hAnsi="Arial" w:cs="Arial"/>
-        </w:rPr>
-        <w:t>following</w:t>
-      </w:r>
-      <w:proofErr w:type="spellEnd"/>
-      <w:r>
-        <w:rPr>
-          <w:rFonts w:ascii="Arial" w:eastAsia="Arial" w:hAnsi="Arial" w:cs="Arial"/>
-        </w:rPr>
-        <w:t xml:space="preserve"> </w:t>
-      </w:r>
-      <w:proofErr w:type="spellStart"/>
-      <w:r>
-        <w:rPr>
-          <w:rFonts w:ascii="Arial" w:eastAsia="Arial" w:hAnsi="Arial" w:cs="Arial"/>
-        </w:rPr>
-        <w:t>bottlenecks</w:t>
-      </w:r>
-      <w:proofErr w:type="spellEnd"/>
-      <w:r>
-        <w:rPr>
-          <w:rFonts w:ascii="Arial" w:eastAsia="Arial" w:hAnsi="Arial" w:cs="Arial"/>
-        </w:rPr>
-        <w:t xml:space="preserve"> </w:t>
-      </w:r>
-      <w:proofErr w:type="spellStart"/>
-      <w:r>
-        <w:rPr>
-          <w:rFonts w:ascii="Arial" w:eastAsia="Arial" w:hAnsi="Arial" w:cs="Arial"/>
-        </w:rPr>
-        <w:t>were</w:t>
-      </w:r>
-      <w:proofErr w:type="spellEnd"/>
-      <w:r>
-        <w:rPr>
-          <w:rFonts w:ascii="Arial" w:eastAsia="Arial" w:hAnsi="Arial" w:cs="Arial"/>
-        </w:rPr>
-        <w:t xml:space="preserve"> </w:t>
-      </w:r>
-      <w:proofErr w:type="spellStart"/>
-      <w:r>
-        <w:rPr>
-          <w:rFonts w:ascii="Arial" w:eastAsia="Arial" w:hAnsi="Arial" w:cs="Arial"/>
-        </w:rPr>
-        <w:t>identified</w:t>
-      </w:r>
-      <w:proofErr w:type="spellEnd"/>
-      <w:r>
-        <w:rPr>
-          <w:rFonts w:ascii="Arial" w:eastAsia="Arial" w:hAnsi="Arial" w:cs="Arial"/>
-        </w:rPr>
-        <w:t xml:space="preserve">: </w:t>
-      </w:r>
-      <w:proofErr w:type="spellStart"/>
-      <w:r>
-        <w:rPr>
-          <w:rFonts w:ascii="Arial" w:eastAsia="Arial" w:hAnsi="Arial" w:cs="Arial"/>
-        </w:rPr>
-        <w:t>the</w:t>
-      </w:r>
-      <w:proofErr w:type="spellEnd"/>
-      <w:r>
-        <w:rPr>
-          <w:rFonts w:ascii="Arial" w:eastAsia="Arial" w:hAnsi="Arial" w:cs="Arial"/>
-        </w:rPr>
-        <w:t xml:space="preserve"> </w:t>
-      </w:r>
-      <w:proofErr w:type="spellStart"/>
-      <w:r>
-        <w:rPr>
-          <w:rFonts w:ascii="Arial" w:eastAsia="Arial" w:hAnsi="Arial" w:cs="Arial"/>
-        </w:rPr>
-        <w:t>difficulty</w:t>
-      </w:r>
-      <w:proofErr w:type="spellEnd"/>
-      <w:r>
-        <w:rPr>
-          <w:rFonts w:ascii="Arial" w:eastAsia="Arial" w:hAnsi="Arial" w:cs="Arial"/>
-        </w:rPr>
-        <w:t xml:space="preserve"> in </w:t>
-      </w:r>
-      <w:proofErr w:type="spellStart"/>
-      <w:r>
-        <w:rPr>
-          <w:rFonts w:ascii="Arial" w:eastAsia="Arial" w:hAnsi="Arial" w:cs="Arial"/>
-        </w:rPr>
-        <w:t>creating</w:t>
-      </w:r>
-      <w:proofErr w:type="spellEnd"/>
-      <w:r>
-        <w:rPr>
-          <w:rFonts w:ascii="Arial" w:eastAsia="Arial" w:hAnsi="Arial" w:cs="Arial"/>
-        </w:rPr>
-        <w:t xml:space="preserve"> </w:t>
-      </w:r>
-      <w:proofErr w:type="spellStart"/>
-      <w:r>
-        <w:rPr>
-          <w:rFonts w:ascii="Arial" w:eastAsia="Arial" w:hAnsi="Arial" w:cs="Arial"/>
-        </w:rPr>
-        <w:t>adapted</w:t>
-      </w:r>
-      <w:proofErr w:type="spellEnd"/>
-      <w:r>
-        <w:rPr>
-          <w:rFonts w:ascii="Arial" w:eastAsia="Arial" w:hAnsi="Arial" w:cs="Arial"/>
-        </w:rPr>
-        <w:t xml:space="preserve"> </w:t>
-      </w:r>
-      <w:proofErr w:type="spellStart"/>
-      <w:r>
-        <w:rPr>
-          <w:rFonts w:ascii="Arial" w:eastAsia="Arial" w:hAnsi="Arial" w:cs="Arial"/>
-        </w:rPr>
-        <w:t>and</w:t>
-      </w:r>
-      <w:proofErr w:type="spellEnd"/>
-      <w:r>
-        <w:rPr>
-          <w:rFonts w:ascii="Arial" w:eastAsia="Arial" w:hAnsi="Arial" w:cs="Arial"/>
-        </w:rPr>
-        <w:t xml:space="preserve"> </w:t>
-      </w:r>
-      <w:proofErr w:type="spellStart"/>
-      <w:r>
-        <w:rPr>
-          <w:rFonts w:ascii="Arial" w:eastAsia="Arial" w:hAnsi="Arial" w:cs="Arial"/>
-        </w:rPr>
-        <w:t>genuinely</w:t>
-      </w:r>
-      <w:proofErr w:type="spellEnd"/>
-      <w:r>
-        <w:rPr>
-          <w:rFonts w:ascii="Arial" w:eastAsia="Arial" w:hAnsi="Arial" w:cs="Arial"/>
-        </w:rPr>
-        <w:t xml:space="preserve"> inclusive learning </w:t>
-      </w:r>
-      <w:proofErr w:type="spellStart"/>
-      <w:r>
-        <w:rPr>
-          <w:rFonts w:ascii="Arial" w:eastAsia="Arial" w:hAnsi="Arial" w:cs="Arial"/>
-        </w:rPr>
-        <w:t>materials</w:t>
-      </w:r>
-      <w:proofErr w:type="spellEnd"/>
-      <w:r>
-        <w:rPr>
-          <w:rFonts w:ascii="Arial" w:eastAsia="Arial" w:hAnsi="Arial" w:cs="Arial"/>
-        </w:rPr>
-        <w:t xml:space="preserve">, </w:t>
-      </w:r>
-      <w:proofErr w:type="spellStart"/>
-      <w:r>
-        <w:rPr>
-          <w:rFonts w:ascii="Arial" w:eastAsia="Arial" w:hAnsi="Arial" w:cs="Arial"/>
-        </w:rPr>
-        <w:t>alongside</w:t>
-      </w:r>
-      <w:proofErr w:type="spellEnd"/>
-      <w:r>
-        <w:rPr>
-          <w:rFonts w:ascii="Arial" w:eastAsia="Arial" w:hAnsi="Arial" w:cs="Arial"/>
-        </w:rPr>
-        <w:t xml:space="preserve"> </w:t>
-      </w:r>
-      <w:proofErr w:type="spellStart"/>
-      <w:r>
-        <w:rPr>
-          <w:rFonts w:ascii="Arial" w:eastAsia="Arial" w:hAnsi="Arial" w:cs="Arial"/>
-        </w:rPr>
-        <w:t>ensuring</w:t>
-      </w:r>
-      <w:proofErr w:type="spellEnd"/>
-      <w:r>
-        <w:rPr>
-          <w:rFonts w:ascii="Arial" w:eastAsia="Arial" w:hAnsi="Arial" w:cs="Arial"/>
-        </w:rPr>
-        <w:t xml:space="preserve"> </w:t>
-      </w:r>
-      <w:proofErr w:type="spellStart"/>
-      <w:r>
-        <w:rPr>
-          <w:rFonts w:ascii="Arial" w:eastAsia="Arial" w:hAnsi="Arial" w:cs="Arial"/>
-        </w:rPr>
-        <w:t>these</w:t>
-      </w:r>
-      <w:proofErr w:type="spellEnd"/>
-      <w:r>
-        <w:rPr>
-          <w:rFonts w:ascii="Arial" w:eastAsia="Arial" w:hAnsi="Arial" w:cs="Arial"/>
-        </w:rPr>
-        <w:t xml:space="preserve"> </w:t>
-      </w:r>
-      <w:proofErr w:type="spellStart"/>
-      <w:r>
-        <w:rPr>
-          <w:rFonts w:ascii="Arial" w:eastAsia="Arial" w:hAnsi="Arial" w:cs="Arial"/>
-        </w:rPr>
-        <w:t>students</w:t>
-      </w:r>
-      <w:proofErr w:type="spellEnd"/>
-      <w:r>
-        <w:rPr>
-          <w:rFonts w:ascii="Arial" w:eastAsia="Arial" w:hAnsi="Arial" w:cs="Arial"/>
-        </w:rPr>
-        <w:t xml:space="preserve">' </w:t>
-      </w:r>
-      <w:proofErr w:type="spellStart"/>
-      <w:r>
-        <w:rPr>
-          <w:rFonts w:ascii="Arial" w:eastAsia="Arial" w:hAnsi="Arial" w:cs="Arial"/>
-        </w:rPr>
-        <w:t>comprehension</w:t>
-      </w:r>
-      <w:proofErr w:type="spellEnd"/>
-      <w:r>
-        <w:rPr>
-          <w:rFonts w:ascii="Arial" w:eastAsia="Arial" w:hAnsi="Arial" w:cs="Arial"/>
-        </w:rPr>
-        <w:t xml:space="preserve"> </w:t>
-      </w:r>
-      <w:proofErr w:type="spellStart"/>
-      <w:r>
-        <w:rPr>
-          <w:rFonts w:ascii="Arial" w:eastAsia="Arial" w:hAnsi="Arial" w:cs="Arial"/>
-        </w:rPr>
-        <w:t>of</w:t>
-      </w:r>
-      <w:proofErr w:type="spellEnd"/>
-      <w:r>
-        <w:rPr>
-          <w:rFonts w:ascii="Arial" w:eastAsia="Arial" w:hAnsi="Arial" w:cs="Arial"/>
-        </w:rPr>
-        <w:t xml:space="preserve"> </w:t>
-      </w:r>
-      <w:proofErr w:type="spellStart"/>
-      <w:r>
-        <w:rPr>
-          <w:rFonts w:ascii="Arial" w:eastAsia="Arial" w:hAnsi="Arial" w:cs="Arial"/>
-        </w:rPr>
-        <w:t>the</w:t>
-      </w:r>
-      <w:proofErr w:type="spellEnd"/>
-      <w:r>
-        <w:rPr>
-          <w:rFonts w:ascii="Arial" w:eastAsia="Arial" w:hAnsi="Arial" w:cs="Arial"/>
-        </w:rPr>
-        <w:t xml:space="preserve"> </w:t>
-      </w:r>
-      <w:proofErr w:type="spellStart"/>
-      <w:r>
-        <w:rPr>
-          <w:rFonts w:ascii="Arial" w:eastAsia="Arial" w:hAnsi="Arial" w:cs="Arial"/>
-        </w:rPr>
-        <w:t>content</w:t>
-      </w:r>
-      <w:proofErr w:type="spellEnd"/>
-      <w:r>
-        <w:rPr>
-          <w:rFonts w:ascii="Arial" w:eastAsia="Arial" w:hAnsi="Arial" w:cs="Arial"/>
-        </w:rPr>
-        <w:t xml:space="preserve">. In response </w:t>
-      </w:r>
-      <w:proofErr w:type="spellStart"/>
-      <w:r>
-        <w:rPr>
-          <w:rFonts w:ascii="Arial" w:eastAsia="Arial" w:hAnsi="Arial" w:cs="Arial"/>
-        </w:rPr>
-        <w:t>to</w:t>
-      </w:r>
-      <w:proofErr w:type="spellEnd"/>
-      <w:r>
-        <w:rPr>
-          <w:rFonts w:ascii="Arial" w:eastAsia="Arial" w:hAnsi="Arial" w:cs="Arial"/>
-        </w:rPr>
-        <w:t xml:space="preserve"> </w:t>
-      </w:r>
-      <w:proofErr w:type="spellStart"/>
-      <w:r>
-        <w:rPr>
-          <w:rFonts w:ascii="Arial" w:eastAsia="Arial" w:hAnsi="Arial" w:cs="Arial"/>
-        </w:rPr>
-        <w:t>these</w:t>
-      </w:r>
-      <w:proofErr w:type="spellEnd"/>
-      <w:r>
-        <w:rPr>
-          <w:rFonts w:ascii="Arial" w:eastAsia="Arial" w:hAnsi="Arial" w:cs="Arial"/>
-        </w:rPr>
-        <w:t xml:space="preserve"> </w:t>
-      </w:r>
-      <w:proofErr w:type="spellStart"/>
-      <w:r>
-        <w:rPr>
-          <w:rFonts w:ascii="Arial" w:eastAsia="Arial" w:hAnsi="Arial" w:cs="Arial"/>
-        </w:rPr>
-        <w:t>challenges</w:t>
-      </w:r>
-      <w:proofErr w:type="spellEnd"/>
-      <w:r>
-        <w:rPr>
-          <w:rFonts w:ascii="Arial" w:eastAsia="Arial" w:hAnsi="Arial" w:cs="Arial"/>
-        </w:rPr>
-        <w:t xml:space="preserve">, TEA </w:t>
-      </w:r>
-      <w:proofErr w:type="spellStart"/>
-      <w:r>
-        <w:rPr>
-          <w:rFonts w:ascii="Arial" w:eastAsia="Arial" w:hAnsi="Arial" w:cs="Arial"/>
-        </w:rPr>
-        <w:t>Learn</w:t>
-      </w:r>
-      <w:proofErr w:type="spellEnd"/>
-      <w:r>
-        <w:rPr>
-          <w:rFonts w:ascii="Arial" w:eastAsia="Arial" w:hAnsi="Arial" w:cs="Arial"/>
-        </w:rPr>
-        <w:t xml:space="preserve"> </w:t>
-      </w:r>
-      <w:proofErr w:type="spellStart"/>
-      <w:r>
-        <w:rPr>
-          <w:rFonts w:ascii="Arial" w:eastAsia="Arial" w:hAnsi="Arial" w:cs="Arial"/>
-        </w:rPr>
-        <w:t>was</w:t>
-      </w:r>
-      <w:proofErr w:type="spellEnd"/>
-      <w:r>
-        <w:rPr>
-          <w:rFonts w:ascii="Arial" w:eastAsia="Arial" w:hAnsi="Arial" w:cs="Arial"/>
-        </w:rPr>
-        <w:t xml:space="preserve"> </w:t>
-      </w:r>
-      <w:proofErr w:type="spellStart"/>
-      <w:r>
-        <w:rPr>
-          <w:rFonts w:ascii="Arial" w:eastAsia="Arial" w:hAnsi="Arial" w:cs="Arial"/>
-        </w:rPr>
-        <w:t>developed</w:t>
-      </w:r>
-      <w:proofErr w:type="spellEnd"/>
-      <w:r>
-        <w:rPr>
-          <w:rFonts w:ascii="Arial" w:eastAsia="Arial" w:hAnsi="Arial" w:cs="Arial"/>
-        </w:rPr>
-        <w:t xml:space="preserve"> </w:t>
-      </w:r>
-      <w:proofErr w:type="spellStart"/>
-      <w:r>
-        <w:rPr>
-          <w:rFonts w:ascii="Arial" w:eastAsia="Arial" w:hAnsi="Arial" w:cs="Arial"/>
-        </w:rPr>
-        <w:t>with</w:t>
-      </w:r>
-      <w:proofErr w:type="spellEnd"/>
-      <w:r>
-        <w:rPr>
-          <w:rFonts w:ascii="Arial" w:eastAsia="Arial" w:hAnsi="Arial" w:cs="Arial"/>
-        </w:rPr>
-        <w:t xml:space="preserve"> </w:t>
-      </w:r>
-      <w:proofErr w:type="spellStart"/>
-      <w:r>
-        <w:rPr>
-          <w:rFonts w:ascii="Arial" w:eastAsia="Arial" w:hAnsi="Arial" w:cs="Arial"/>
-        </w:rPr>
-        <w:t>the</w:t>
-      </w:r>
-      <w:proofErr w:type="spellEnd"/>
-      <w:r>
-        <w:rPr>
-          <w:rFonts w:ascii="Arial" w:eastAsia="Arial" w:hAnsi="Arial" w:cs="Arial"/>
-        </w:rPr>
-        <w:t xml:space="preserve"> </w:t>
-      </w:r>
-      <w:proofErr w:type="spellStart"/>
-      <w:r>
-        <w:rPr>
-          <w:rFonts w:ascii="Arial" w:eastAsia="Arial" w:hAnsi="Arial" w:cs="Arial"/>
-        </w:rPr>
-        <w:t>objective</w:t>
-      </w:r>
-      <w:proofErr w:type="spellEnd"/>
-      <w:r>
-        <w:rPr>
-          <w:rFonts w:ascii="Arial" w:eastAsia="Arial" w:hAnsi="Arial" w:cs="Arial"/>
-        </w:rPr>
-        <w:t xml:space="preserve"> </w:t>
-      </w:r>
-      <w:proofErr w:type="spellStart"/>
-      <w:r>
-        <w:rPr>
-          <w:rFonts w:ascii="Arial" w:eastAsia="Arial" w:hAnsi="Arial" w:cs="Arial"/>
-        </w:rPr>
-        <w:t>of</w:t>
-      </w:r>
-      <w:proofErr w:type="spellEnd"/>
-      <w:r>
-        <w:rPr>
-          <w:rFonts w:ascii="Arial" w:eastAsia="Arial" w:hAnsi="Arial" w:cs="Arial"/>
-        </w:rPr>
-        <w:t xml:space="preserve"> </w:t>
-      </w:r>
-      <w:proofErr w:type="spellStart"/>
-      <w:r>
-        <w:rPr>
-          <w:rFonts w:ascii="Arial" w:eastAsia="Arial" w:hAnsi="Arial" w:cs="Arial"/>
-        </w:rPr>
-        <w:t>mitigating</w:t>
-      </w:r>
-      <w:proofErr w:type="spellEnd"/>
-      <w:r>
-        <w:rPr>
-          <w:rFonts w:ascii="Arial" w:eastAsia="Arial" w:hAnsi="Arial" w:cs="Arial"/>
-        </w:rPr>
-        <w:t xml:space="preserve"> </w:t>
-      </w:r>
-      <w:proofErr w:type="spellStart"/>
-      <w:r>
-        <w:rPr>
-          <w:rFonts w:ascii="Arial" w:eastAsia="Arial" w:hAnsi="Arial" w:cs="Arial"/>
-        </w:rPr>
-        <w:t>these</w:t>
-      </w:r>
-      <w:proofErr w:type="spellEnd"/>
-      <w:r>
-        <w:rPr>
-          <w:rFonts w:ascii="Arial" w:eastAsia="Arial" w:hAnsi="Arial" w:cs="Arial"/>
-        </w:rPr>
-        <w:t xml:space="preserve"> </w:t>
-      </w:r>
-      <w:proofErr w:type="spellStart"/>
-      <w:r>
-        <w:rPr>
-          <w:rFonts w:ascii="Arial" w:eastAsia="Arial" w:hAnsi="Arial" w:cs="Arial"/>
-        </w:rPr>
-        <w:t>barriers</w:t>
-      </w:r>
-      <w:proofErr w:type="spellEnd"/>
-      <w:r>
-        <w:rPr>
-          <w:rFonts w:ascii="Arial" w:eastAsia="Arial" w:hAnsi="Arial" w:cs="Arial"/>
-        </w:rPr>
-        <w:t xml:space="preserve"> </w:t>
-      </w:r>
-      <w:proofErr w:type="spellStart"/>
-      <w:r>
-        <w:rPr>
-          <w:rFonts w:ascii="Arial" w:eastAsia="Arial" w:hAnsi="Arial" w:cs="Arial"/>
-        </w:rPr>
-        <w:t>and</w:t>
-      </w:r>
-      <w:proofErr w:type="spellEnd"/>
-      <w:r>
-        <w:rPr>
-          <w:rFonts w:ascii="Arial" w:eastAsia="Arial" w:hAnsi="Arial" w:cs="Arial"/>
-        </w:rPr>
-        <w:t xml:space="preserve"> </w:t>
-      </w:r>
-      <w:proofErr w:type="spellStart"/>
-      <w:r>
-        <w:rPr>
-          <w:rFonts w:ascii="Arial" w:eastAsia="Arial" w:hAnsi="Arial" w:cs="Arial"/>
-        </w:rPr>
-        <w:t>assisting</w:t>
-      </w:r>
-      <w:proofErr w:type="spellEnd"/>
-      <w:r>
-        <w:rPr>
-          <w:rFonts w:ascii="Arial" w:eastAsia="Arial" w:hAnsi="Arial" w:cs="Arial"/>
-        </w:rPr>
-        <w:t xml:space="preserve"> </w:t>
-      </w:r>
-      <w:proofErr w:type="spellStart"/>
-      <w:r>
-        <w:rPr>
-          <w:rFonts w:ascii="Arial" w:eastAsia="Arial" w:hAnsi="Arial" w:cs="Arial"/>
-        </w:rPr>
-        <w:t>educators</w:t>
-      </w:r>
-      <w:proofErr w:type="spellEnd"/>
-      <w:r>
-        <w:rPr>
-          <w:rFonts w:ascii="Arial" w:eastAsia="Arial" w:hAnsi="Arial" w:cs="Arial"/>
-        </w:rPr>
-        <w:t xml:space="preserve"> </w:t>
-      </w:r>
-      <w:proofErr w:type="spellStart"/>
-      <w:r>
-        <w:rPr>
-          <w:rFonts w:ascii="Arial" w:eastAsia="Arial" w:hAnsi="Arial" w:cs="Arial"/>
-        </w:rPr>
-        <w:t>through</w:t>
-      </w:r>
-      <w:proofErr w:type="spellEnd"/>
-      <w:r>
-        <w:rPr>
-          <w:rFonts w:ascii="Arial" w:eastAsia="Arial" w:hAnsi="Arial" w:cs="Arial"/>
-        </w:rPr>
-        <w:t xml:space="preserve"> </w:t>
-      </w:r>
-      <w:proofErr w:type="spellStart"/>
-      <w:r>
-        <w:rPr>
-          <w:rFonts w:ascii="Arial" w:eastAsia="Arial" w:hAnsi="Arial" w:cs="Arial"/>
-        </w:rPr>
-        <w:t>the</w:t>
-      </w:r>
-      <w:proofErr w:type="spellEnd"/>
-      <w:r>
-        <w:rPr>
-          <w:rFonts w:ascii="Arial" w:eastAsia="Arial" w:hAnsi="Arial" w:cs="Arial"/>
-        </w:rPr>
-        <w:t xml:space="preserve"> </w:t>
-      </w:r>
-      <w:proofErr w:type="spellStart"/>
-      <w:r>
-        <w:rPr>
-          <w:rFonts w:ascii="Arial" w:eastAsia="Arial" w:hAnsi="Arial" w:cs="Arial"/>
-        </w:rPr>
-        <w:t>application</w:t>
-      </w:r>
-      <w:proofErr w:type="spellEnd"/>
-      <w:r>
-        <w:rPr>
-          <w:rFonts w:ascii="Arial" w:eastAsia="Arial" w:hAnsi="Arial" w:cs="Arial"/>
-        </w:rPr>
-        <w:t xml:space="preserve"> </w:t>
-      </w:r>
-      <w:proofErr w:type="spellStart"/>
-      <w:r>
-        <w:rPr>
-          <w:rFonts w:ascii="Arial" w:eastAsia="Arial" w:hAnsi="Arial" w:cs="Arial"/>
-        </w:rPr>
-        <w:t>of</w:t>
-      </w:r>
-      <w:proofErr w:type="spellEnd"/>
-      <w:r>
-        <w:rPr>
-          <w:rFonts w:ascii="Arial" w:eastAsia="Arial" w:hAnsi="Arial" w:cs="Arial"/>
-        </w:rPr>
-        <w:t xml:space="preserve"> Artificial </w:t>
-      </w:r>
-      <w:proofErr w:type="spellStart"/>
-      <w:r>
-        <w:rPr>
-          <w:rFonts w:ascii="Arial" w:eastAsia="Arial" w:hAnsi="Arial" w:cs="Arial"/>
-        </w:rPr>
-        <w:t>Intelligence</w:t>
-      </w:r>
-      <w:proofErr w:type="spellEnd"/>
-      <w:r>
-        <w:rPr>
-          <w:rFonts w:ascii="Arial" w:eastAsia="Arial" w:hAnsi="Arial" w:cs="Arial"/>
-        </w:rPr>
-        <w:t>.</w:t>
-      </w:r>
-    </w:p>
-    <w:p>
-      <w:pPr>
-        <w:spacing w:after="0" w:line="360" w:lineRule="auto"/>
-        <w:rPr>
-          <w:rFonts w:ascii="Arial" w:eastAsia="Arial" w:hAnsi="Arial" w:cs="Arial"/>
-        </w:rPr>
-      </w:pPr>
-      <w:r>
-        <w:rPr>
-          <w:rFonts w:ascii="Arial" w:eastAsia="Arial" w:hAnsi="Arial" w:cs="Arial"/>
-          <w:b/>
-        </w:rPr>
-        <w:t>Keywords</w:t>
-      </w:r>
-      <w:r>
-        <w:rPr>
-          <w:rFonts w:ascii="Arial" w:eastAsia="Arial" w:hAnsi="Arial" w:cs="Arial"/>
-        </w:rPr>
-        <w:t xml:space="preserve">: </w:t>
-      </w:r>
-      <w:proofErr w:type="spellStart"/>
-      <w:r>
-        <w:rPr>
-          <w:rFonts w:ascii="Arial" w:eastAsia="Arial" w:hAnsi="Arial" w:cs="Arial"/>
-        </w:rPr>
-        <w:t>Adapted</w:t>
-      </w:r>
-      <w:proofErr w:type="spellEnd"/>
-      <w:r>
-        <w:rPr>
-          <w:rFonts w:ascii="Arial" w:eastAsia="Arial" w:hAnsi="Arial" w:cs="Arial"/>
-        </w:rPr>
-        <w:t xml:space="preserve"> </w:t>
-      </w:r>
-      <w:proofErr w:type="spellStart"/>
-      <w:r>
-        <w:rPr>
-          <w:rFonts w:ascii="Arial" w:eastAsia="Arial" w:hAnsi="Arial" w:cs="Arial"/>
-        </w:rPr>
-        <w:t>materials</w:t>
-      </w:r>
-      <w:proofErr w:type="spellEnd"/>
-      <w:r>
-        <w:rPr>
-          <w:rFonts w:ascii="Arial" w:eastAsia="Arial" w:hAnsi="Arial" w:cs="Arial"/>
-        </w:rPr>
-        <w:t xml:space="preserve">. Artificial </w:t>
-      </w:r>
-      <w:proofErr w:type="spellStart"/>
-      <w:r>
-        <w:rPr>
-          <w:rFonts w:ascii="Arial" w:eastAsia="Arial" w:hAnsi="Arial" w:cs="Arial"/>
-        </w:rPr>
-        <w:t>Intelligence</w:t>
-      </w:r>
-      <w:proofErr w:type="spellEnd"/>
-      <w:r>
-        <w:rPr>
-          <w:rFonts w:ascii="Arial" w:eastAsia="Arial" w:hAnsi="Arial" w:cs="Arial"/>
-        </w:rPr>
-        <w:t xml:space="preserve">. </w:t>
-      </w:r>
-      <w:proofErr w:type="spellStart"/>
-      <w:r>
-        <w:rPr>
-          <w:rFonts w:ascii="Arial" w:eastAsia="Arial" w:hAnsi="Arial" w:cs="Arial"/>
-        </w:rPr>
-        <w:t>Inclusion</w:t>
-      </w:r>
-      <w:proofErr w:type="spellEnd"/>
-      <w:r>
-        <w:rPr>
-          <w:rFonts w:ascii="Arial" w:eastAsia="Arial" w:hAnsi="Arial" w:cs="Arial"/>
-        </w:rPr>
-        <w:t>.</w:t>
-      </w:r>
-    </w:p>
-    <w:p>
-      <w:pPr>
-        <w:spacing w:after="0" w:line="360" w:lineRule="auto"/>
-        <w:jc w:val="center"/>
-        <w:rPr>
-          <w:rFonts w:ascii="Arial" w:eastAsia="Arial" w:hAnsi="Arial" w:cs="Arial"/>
-        </w:rPr>
-      </w:pPr>
-    </w:p>
-    <w:p>
-      <w:pPr>
-        <w:spacing w:after="0" w:line="360" w:lineRule="auto"/>
-        <w:jc w:val="center"/>
-        <w:rPr>
-          <w:rFonts w:ascii="Arial" w:eastAsia="Arial" w:hAnsi="Arial" w:cs="Arial"/>
-        </w:rPr>
-      </w:pPr>
-    </w:p>
-    <w:p>
-      <w:pPr>
-        <w:spacing w:after="0" w:line="360" w:lineRule="auto"/>
-        <w:jc w:val="center"/>
-        <w:rPr>
-          <w:rFonts w:ascii="Arial" w:eastAsia="Arial" w:hAnsi="Arial" w:cs="Arial"/>
-        </w:rPr>
-      </w:pPr>
-    </w:p>
-    <w:p>
-      <w:pPr>
-        <w:spacing w:after="0" w:line="360" w:lineRule="auto"/>
-        <w:jc w:val="center"/>
-        <w:rPr>
-          <w:rFonts w:ascii="Arial" w:eastAsia="Arial" w:hAnsi="Arial" w:cs="Arial"/>
-        </w:rPr>
-      </w:pPr>
-    </w:p>
-    <w:p>
-      <w:pPr>
-        <w:spacing w:after="0" w:line="360" w:lineRule="auto"/>
-        <w:jc w:val="center"/>
-        <w:rPr>
-          <w:rFonts w:ascii="Arial" w:eastAsia="Arial" w:hAnsi="Arial" w:cs="Arial"/>
-        </w:rPr>
-      </w:pPr>
-    </w:p>
-    <w:p>
-      <w:pPr>
-        <w:spacing w:after="0" w:line="360" w:lineRule="auto"/>
-        <w:jc w:val="center"/>
-        <w:rPr>
-          <w:rFonts w:ascii="Arial" w:eastAsia="Arial" w:hAnsi="Arial" w:cs="Arial"/>
-        </w:rPr>
-      </w:pPr>
-    </w:p>
-    <w:p>
-      <w:pPr>
-        <w:spacing w:after="0" w:line="360" w:lineRule="auto"/>
-        <w:jc w:val="center"/>
-        <w:rPr>
-          <w:rFonts w:ascii="Arial" w:eastAsia="Arial" w:hAnsi="Arial" w:cs="Arial"/>
-        </w:rPr>
-      </w:pPr>
-    </w:p>
-    <w:p>
-      <w:pPr>
-        <w:spacing w:after="0" w:line="360" w:lineRule="auto"/>
-        <w:jc w:val="center"/>
-        <w:rPr>
-          <w:rFonts w:ascii="Arial" w:eastAsia="Arial" w:hAnsi="Arial" w:cs="Arial"/>
-        </w:rPr>
-      </w:pPr>
-    </w:p>
-    <w:p>
-      <w:pPr>
-        <w:spacing w:after="0" w:line="360" w:lineRule="auto"/>
-        <w:jc w:val="center"/>
-        <w:rPr>
-          <w:rFonts w:ascii="Arial" w:eastAsia="Arial" w:hAnsi="Arial" w:cs="Arial"/>
-        </w:rPr>
-      </w:pPr>
-    </w:p>
-    <w:p>
-      <w:pPr>
-        <w:spacing w:after="0" w:line="360" w:lineRule="auto"/>
-        <w:jc w:val="center"/>
-        <w:rPr>
-          <w:rFonts w:ascii="Arial" w:eastAsia="Arial" w:hAnsi="Arial" w:cs="Arial"/>
-        </w:rPr>
-      </w:pPr>
-    </w:p>
-    <w:p>
-      <w:pPr>
-        <w:spacing w:after="0" w:line="360" w:lineRule="auto"/>
-        <w:jc w:val="center"/>
-        <w:rPr>
-          <w:rFonts w:ascii="Arial" w:eastAsia="Arial" w:hAnsi="Arial" w:cs="Arial"/>
-        </w:rPr>
-      </w:pPr>
-    </w:p>
-    <w:p>
-      <w:pPr>
-        <w:spacing w:after="0" w:line="360" w:lineRule="auto"/>
-        <w:jc w:val="center"/>
-        <w:rPr>
-          <w:rFonts w:ascii="Arial" w:eastAsia="Arial" w:hAnsi="Arial" w:cs="Arial"/>
-        </w:rPr>
-      </w:pPr>
-    </w:p>
-    <w:p>
-      <w:pPr>
-        <w:spacing w:after="0" w:line="360" w:lineRule="auto"/>
-        <w:jc w:val="center"/>
-        <w:rPr>
-          <w:rFonts w:ascii="Arial" w:eastAsia="Arial" w:hAnsi="Arial" w:cs="Arial"/>
-        </w:rPr>
-      </w:pPr>
-    </w:p>
-    <w:p>
-      <w:pPr>
-        <w:spacing w:after="0" w:line="360" w:lineRule="auto"/>
-        <w:jc w:val="center"/>
-        <w:rPr>
-          <w:rFonts w:ascii="Arial" w:eastAsia="Arial" w:hAnsi="Arial" w:cs="Arial"/>
-        </w:rPr>
-      </w:pPr>
-    </w:p>
-    <w:p>
-      <w:pPr>
-        <w:spacing w:after="0" w:line="360" w:lineRule="auto"/>
-        <w:jc w:val="center"/>
-        <w:rPr>
-          <w:rFonts w:ascii="Arial" w:eastAsia="Arial" w:hAnsi="Arial" w:cs="Arial"/>
-        </w:rPr>
-      </w:pPr>
-    </w:p>
-    <w:p>
-      <w:pPr>
-        <w:spacing w:after="0" w:line="360" w:lineRule="auto"/>
-        <w:jc w:val="center"/>
-        <w:rPr>
-          <w:rFonts w:ascii="Arial" w:eastAsia="Arial" w:hAnsi="Arial" w:cs="Arial"/>
-        </w:rPr>
-      </w:pPr>
-    </w:p>
-    <w:p>
-      <w:pPr>
-        <w:spacing w:after="0" w:line="360" w:lineRule="auto"/>
-        <w:jc w:val="center"/>
-        <w:rPr>
-          <w:rFonts w:ascii="Arial" w:eastAsia="Arial" w:hAnsi="Arial" w:cs="Arial"/>
-        </w:rPr>
-      </w:pPr>
-    </w:p>
-    <w:p>
-      <w:pPr>
-        <w:spacing w:after="0" w:line="360" w:lineRule="auto"/>
-        <w:jc w:val="center"/>
-        <w:rPr>
-          <w:rFonts w:ascii="Arial" w:eastAsia="Arial" w:hAnsi="Arial" w:cs="Arial"/>
-        </w:rPr>
-      </w:pPr>
-    </w:p>
-    <w:p>
-      <w:pPr>
-        <w:spacing w:after="0" w:line="360" w:lineRule="auto"/>
-        <w:jc w:val="center"/>
-        <w:rPr>
-          <w:rFonts w:ascii="Arial" w:eastAsia="Arial" w:hAnsi="Arial" w:cs="Arial"/>
-        </w:rPr>
-      </w:pPr>
-    </w:p>
-    <w:p>
-      <w:pPr>
-        <w:spacing w:after="0" w:line="360" w:lineRule="auto"/>
-        <w:jc w:val="center"/>
-        <w:rPr>
-          <w:rFonts w:ascii="Arial" w:eastAsia="Arial" w:hAnsi="Arial" w:cs="Arial"/>
-        </w:rPr>
-      </w:pPr>
-    </w:p>
-    <w:p>
-      <w:pPr>
-        <w:spacing w:after="0" w:line="360" w:lineRule="auto"/>
-        <w:jc w:val="center"/>
-        <w:rPr>
-          <w:rFonts w:ascii="Arial" w:eastAsia="Arial" w:hAnsi="Arial" w:cs="Arial"/>
-        </w:rPr>
-      </w:pPr>
-    </w:p>
-    <w:p>
-      <w:pPr>
-        <w:spacing w:after="0" w:line="360" w:lineRule="auto"/>
-        <w:jc w:val="center"/>
-        <w:rPr>
-          <w:rFonts w:ascii="Arial" w:eastAsia="Arial" w:hAnsi="Arial" w:cs="Arial"/>
-        </w:rPr>
-      </w:pPr>
-    </w:p>
-    <w:p>
-      <w:pPr>
-        <w:spacing w:after="0" w:line="360" w:lineRule="auto"/>
-        <w:jc w:val="center"/>
-        <w:rPr>
-          <w:rFonts w:ascii="Arial" w:eastAsia="Arial" w:hAnsi="Arial" w:cs="Arial"/>
-        </w:rPr>
-      </w:pPr>
-    </w:p>
-    <w:p>
-      <w:pPr>
-        <w:spacing w:after="0" w:line="360" w:lineRule="auto"/>
-        <w:jc w:val="center"/>
-        <w:rPr>
-          <w:rFonts w:ascii="Arial" w:eastAsia="Arial" w:hAnsi="Arial" w:cs="Arial"/>
-        </w:rPr>
-      </w:pPr>
-    </w:p>
-    <w:p>
-      <w:pPr>
-        <w:spacing w:after="0" w:line="360" w:lineRule="auto"/>
-        <w:jc w:val="center"/>
-        <w:rPr>
-          <w:rFonts w:ascii="Arial" w:eastAsia="Arial" w:hAnsi="Arial" w:cs="Arial"/>
-        </w:rPr>
-      </w:pPr>
-      <w:r>
-        <w:rPr>
-          <w:rFonts w:ascii="Arial" w:eastAsia="Arial" w:hAnsi="Arial" w:cs="Arial"/>
-        </w:rPr>
-        <w:t>SUMÁRIO</w:t>
-      </w:r>
-    </w:p>
-    <w:p>
-      <w:pPr>
-        <w:spacing w:after="0" w:line="360" w:lineRule="auto"/>
-        <w:jc w:val="center"/>
-        <w:rPr>
-          <w:rFonts w:ascii="Arial" w:eastAsia="Arial" w:hAnsi="Arial" w:cs="Arial"/>
-        </w:rPr>
-      </w:pPr>
-    </w:p>
-    <w:p>
-      <w:pPr>
-        <w:spacing w:after="0" w:line="360" w:lineRule="auto"/>
-        <w:jc w:val="center"/>
-        <w:rPr>
-          <w:rFonts w:ascii="Arial" w:eastAsia="Arial" w:hAnsi="Arial" w:cs="Arial"/>
-        </w:rPr>
-      </w:pPr>
-    </w:p>
-    <w:p>
-      <w:pPr>
-        <w:spacing w:after="0" w:line="360" w:lineRule="auto"/>
-        <w:jc w:val="center"/>
-        <w:rPr>
-          <w:rFonts w:ascii="Arial" w:eastAsia="Arial" w:hAnsi="Arial" w:cs="Arial"/>
-        </w:rPr>
-      </w:pPr>
-    </w:p>
-    <w:p>
-      <w:pPr>
-        <w:spacing w:after="0" w:line="360" w:lineRule="auto"/>
-        <w:jc w:val="center"/>
-        <w:rPr>
-          <w:rFonts w:ascii="Arial" w:eastAsia="Arial" w:hAnsi="Arial" w:cs="Arial"/>
-        </w:rPr>
-      </w:pPr>
-    </w:p>
-    <w:p>
-      <w:pPr>
-        <w:spacing w:after="0" w:line="360" w:lineRule="auto"/>
-        <w:jc w:val="center"/>
-        <w:rPr>
-          <w:rFonts w:ascii="Arial" w:eastAsia="Arial" w:hAnsi="Arial" w:cs="Arial"/>
-        </w:rPr>
-      </w:pPr>
-    </w:p>
-    <w:p>
-      <w:pPr>
-        <w:spacing w:after="0" w:line="360" w:lineRule="auto"/>
-        <w:jc w:val="center"/>
-        <w:rPr>
-          <w:rFonts w:ascii="Arial" w:eastAsia="Arial" w:hAnsi="Arial" w:cs="Arial"/>
-        </w:rPr>
-      </w:pPr>
-    </w:p>
-    <w:p>
-      <w:pPr>
-        <w:spacing w:after="0" w:line="360" w:lineRule="auto"/>
-        <w:jc w:val="center"/>
-        <w:rPr>
-          <w:rFonts w:ascii="Arial" w:eastAsia="Arial" w:hAnsi="Arial" w:cs="Arial"/>
-        </w:rPr>
-      </w:pPr>
-    </w:p>
-    <w:p>
-      <w:pPr>
-        <w:spacing w:after="0" w:line="360" w:lineRule="auto"/>
-        <w:jc w:val="center"/>
-        <w:rPr>
-          <w:rFonts w:ascii="Arial" w:eastAsia="Arial" w:hAnsi="Arial" w:cs="Arial"/>
-        </w:rPr>
-      </w:pPr>
-    </w:p>
-    <w:p>
-      <w:pPr>
-        <w:spacing w:after="0" w:line="360" w:lineRule="auto"/>
-        <w:jc w:val="center"/>
-        <w:rPr>
-          <w:rFonts w:ascii="Arial" w:eastAsia="Arial" w:hAnsi="Arial" w:cs="Arial"/>
-        </w:rPr>
-      </w:pPr>
-    </w:p>
-    <w:p>
-      <w:pPr>
-        <w:spacing w:after="0" w:line="360" w:lineRule="auto"/>
-        <w:jc w:val="center"/>
-        <w:rPr>
-          <w:rFonts w:ascii="Arial" w:eastAsia="Arial" w:hAnsi="Arial" w:cs="Arial"/>
-        </w:rPr>
-      </w:pPr>
-    </w:p>
-    <w:p>
-      <w:pPr>
-        <w:spacing w:after="0" w:line="360" w:lineRule="auto"/>
-        <w:jc w:val="center"/>
-        <w:rPr>
-          <w:rFonts w:ascii="Arial" w:eastAsia="Arial" w:hAnsi="Arial" w:cs="Arial"/>
-        </w:rPr>
-      </w:pPr>
-    </w:p>
-    <w:p>
-      <w:pPr>
-        <w:spacing w:after="0" w:line="360" w:lineRule="auto"/>
-        <w:jc w:val="center"/>
-        <w:rPr>
-          <w:rFonts w:ascii="Arial" w:eastAsia="Arial" w:hAnsi="Arial" w:cs="Arial"/>
-        </w:rPr>
-      </w:pPr>
-    </w:p>
-    <w:p>
-      <w:pPr>
-        <w:spacing w:after="0" w:line="360" w:lineRule="auto"/>
-        <w:jc w:val="center"/>
-        <w:rPr>
-          <w:rFonts w:ascii="Arial" w:eastAsia="Arial" w:hAnsi="Arial" w:cs="Arial"/>
-        </w:rPr>
-      </w:pPr>
-    </w:p>
-    <w:p>
-      <w:pPr>
-        <w:spacing w:after="0" w:line="360" w:lineRule="auto"/>
-        <w:jc w:val="center"/>
-        <w:rPr>
-          <w:rFonts w:ascii="Arial" w:eastAsia="Arial" w:hAnsi="Arial" w:cs="Arial"/>
-        </w:rPr>
-      </w:pPr>
-    </w:p>
-    <w:p>
-      <w:pPr>
-        <w:spacing w:after="0" w:line="360" w:lineRule="auto"/>
-        <w:jc w:val="center"/>
-        <w:rPr>
-          <w:rFonts w:ascii="Arial" w:eastAsia="Arial" w:hAnsi="Arial" w:cs="Arial"/>
-        </w:rPr>
-      </w:pPr>
-    </w:p>
-    <w:p>
-      <w:pPr>
-        <w:spacing w:after="0" w:line="360" w:lineRule="auto"/>
-        <w:jc w:val="center"/>
-        <w:rPr>
-          <w:rFonts w:ascii="Arial" w:eastAsia="Arial" w:hAnsi="Arial" w:cs="Arial"/>
-        </w:rPr>
-      </w:pPr>
-    </w:p>
-    <w:p>
-      <w:pPr>
-        <w:spacing w:after="0" w:line="360" w:lineRule="auto"/>
-        <w:jc w:val="center"/>
-        <w:rPr>
-          <w:rFonts w:ascii="Arial" w:eastAsia="Arial" w:hAnsi="Arial" w:cs="Arial"/>
-        </w:rPr>
-      </w:pPr>
-    </w:p>
-    <w:p>
-      <w:pPr>
-        <w:spacing w:after="0" w:line="360" w:lineRule="auto"/>
-        <w:jc w:val="center"/>
-        <w:rPr>
-          <w:rFonts w:ascii="Arial" w:eastAsia="Arial" w:hAnsi="Arial" w:cs="Arial"/>
-        </w:rPr>
-      </w:pPr>
-    </w:p>
-    <w:p>
-      <w:pPr>
-        <w:spacing w:after="0" w:line="360" w:lineRule="auto"/>
-        <w:jc w:val="center"/>
-        <w:rPr>
-          <w:rFonts w:ascii="Arial" w:eastAsia="Arial" w:hAnsi="Arial" w:cs="Arial"/>
-        </w:rPr>
-      </w:pPr>
-    </w:p>
-    <w:p>
-      <w:pPr>
-        <w:spacing w:after="0" w:line="360" w:lineRule="auto"/>
-        <w:jc w:val="center"/>
-        <w:rPr>
-          <w:rFonts w:ascii="Arial" w:eastAsia="Arial" w:hAnsi="Arial" w:cs="Arial"/>
-        </w:rPr>
-      </w:pPr>
-    </w:p>
-    <w:p>
-      <w:pPr>
-        <w:spacing w:after="0" w:line="360" w:lineRule="auto"/>
-        <w:jc w:val="center"/>
-        <w:rPr>
-          <w:rFonts w:ascii="Arial" w:eastAsia="Arial" w:hAnsi="Arial" w:cs="Arial"/>
-        </w:rPr>
-      </w:pPr>
-    </w:p>
-    <w:p>
-      <w:pPr>
-        <w:spacing w:after="0" w:line="360" w:lineRule="auto"/>
-        <w:jc w:val="center"/>
-        <w:rPr>
-          <w:rFonts w:ascii="Arial" w:eastAsia="Arial" w:hAnsi="Arial" w:cs="Arial"/>
-        </w:rPr>
-      </w:pPr>
-    </w:p>
-    <w:p>
-      <w:pPr>
-        <w:spacing w:after="0" w:line="360" w:lineRule="auto"/>
-        <w:jc w:val="center"/>
-        <w:rPr>
-          <w:rFonts w:ascii="Arial" w:eastAsia="Arial" w:hAnsi="Arial" w:cs="Arial"/>
-        </w:rPr>
-      </w:pPr>
-    </w:p>
-    <w:p>
-      <w:pPr>
-        <w:spacing w:after="0" w:line="360" w:lineRule="auto"/>
-        <w:jc w:val="center"/>
-        <w:rPr>
-          <w:rFonts w:ascii="Arial" w:eastAsia="Arial" w:hAnsi="Arial" w:cs="Arial"/>
-        </w:rPr>
-      </w:pPr>
-    </w:p>
-    <w:p>
-      <w:pPr>
-        <w:spacing w:after="0" w:line="360" w:lineRule="auto"/>
-        <w:jc w:val="center"/>
-        <w:rPr>
-          <w:rFonts w:ascii="Arial" w:eastAsia="Arial" w:hAnsi="Arial" w:cs="Arial"/>
-        </w:rPr>
-      </w:pPr>
-    </w:p>
-    <w:p>
-      <w:pPr>
-        <w:spacing w:after="0" w:line="360" w:lineRule="auto"/>
-        <w:jc w:val="center"/>
-        <w:rPr>
-          <w:rFonts w:ascii="Arial" w:eastAsia="Arial" w:hAnsi="Arial" w:cs="Arial"/>
-        </w:rPr>
-      </w:pPr>
-    </w:p>
-    <w:p>
-      <w:pPr>
-        <w:spacing w:after="0" w:line="360" w:lineRule="auto"/>
-        <w:jc w:val="center"/>
-        <w:rPr>
-          <w:rFonts w:ascii="Arial" w:eastAsia="Arial" w:hAnsi="Arial" w:cs="Arial"/>
-        </w:rPr>
-      </w:pPr>
-    </w:p>
-    <w:p>
-      <w:pPr>
-        <w:spacing w:after="0" w:line="360" w:lineRule="auto"/>
-        <w:rPr>
-          <w:rFonts w:ascii="Arial" w:eastAsia="Arial" w:hAnsi="Arial" w:cs="Arial"/>
-        </w:rPr>
-      </w:pPr>
-    </w:p>
-    <w:p>
-      <w:pPr>
-        <w:spacing w:after="0" w:line="360" w:lineRule="auto"/>
-        <w:rPr>
-          <w:rFonts w:ascii="Arial" w:eastAsia="Arial" w:hAnsi="Arial" w:cs="Arial"/>
-          <w:b/>
-        </w:rPr>
-      </w:pPr>
-      <w:r>
-        <w:rPr>
-          <w:rFonts w:ascii="Arial" w:eastAsia="Arial" w:hAnsi="Arial" w:cs="Arial"/>
-          <w:b/>
-        </w:rPr>
-        <w:t>1. INTRODUÇÃO</w:t>
-      </w:r>
-    </w:p>
-    <w:p>
-      <w:pPr>
-        <w:spacing w:after="0" w:line="360" w:lineRule="auto"/>
-        <w:rPr>
-          <w:rFonts w:ascii="Arial" w:eastAsia="Arial" w:hAnsi="Arial" w:cs="Arial"/>
-          <w:b/>
-        </w:rPr>
-      </w:pPr>
-      <w:r>
-        <w:rPr>
-          <w:rFonts w:ascii="Arial" w:eastAsia="Arial" w:hAnsi="Arial" w:cs="Arial"/>
-          <w:b/>
-        </w:rPr>
-        <w:t>1.1 PROBLEMA E CONTEXTUALIZAÇÃO</w:t>
-      </w:r>
-    </w:p>
-    <w:p>
-      <w:pPr>
-        <w:spacing w:after="0" w:line="360" w:lineRule="auto"/>
-        <w:jc w:val="both"/>
-        <w:rPr>
-          <w:rFonts w:ascii="Arial" w:eastAsia="Arial" w:hAnsi="Arial" w:cs="Arial"/>
-        </w:rPr>
-      </w:pPr>
-      <w:r>
-        <w:rPr>
-          <w:rFonts w:ascii="Arial" w:eastAsia="Arial" w:hAnsi="Arial" w:cs="Arial"/>
-        </w:rPr>
-        <w:t xml:space="preserve">Com base em pesquisas de campo realizadas com o corpo docente da ETEC Professor Camargo Aranha e com especialistas da Clínica </w:t>
-      </w:r>
-      <w:proofErr w:type="spellStart"/>
-      <w:r>
-        <w:rPr>
-          <w:rFonts w:ascii="Arial" w:eastAsia="Arial" w:hAnsi="Arial" w:cs="Arial"/>
-        </w:rPr>
-        <w:t>Movthera</w:t>
-      </w:r>
-      <w:proofErr w:type="spellEnd"/>
-      <w:r>
-        <w:rPr>
-          <w:rFonts w:ascii="Arial" w:eastAsia="Arial" w:hAnsi="Arial" w:cs="Arial"/>
-        </w:rPr>
-        <w:t>, identificou-se que, embora as diretrizes educacionais busquem a inclusão, estudantes com Transtorno do Espectro Autista (TEA) nível 1 enfrentam barreiras severas no uso de materiais didáticos tradicionais. Esta realidade tornou-se ainda mais evidente com a abertura de vagas afirmativas para alunos com TEA no processo seletivo (Vestibulinho) da instituição para o ano letivo de 2026. Os principais desafios pedagógicos identificados compreendem:</w:t>
+        <w:t xml:space="preserve"> adaptaram suas normas de acessibilidade para garantir que </w:t>
+      </w:r>
+      <w:r>
+        <w:rPr>
+          <w:rStyle w:val="Forte"/>
+          <w:rFonts w:ascii="Arial" w:hAnsi="Arial" w:cs="Arial"/>
+        </w:rPr>
+        <w:t>candidatos com TEA concorram formalmente às vagas de PCD sem a exigência de um laudo médico recente (menor de 2 anos)</w:t>
+      </w:r>
+      <w:r>
+        <w:t>, assegurando o direito de permanência no sistema afirmativo."</w:t>
+      </w:r>
+      <w:r>
+        <w:rPr>
+          <w:rFonts w:ascii="Arial" w:eastAsia="Arial" w:hAnsi="Arial" w:cs="Arial"/>
+        </w:rPr>
+        <w:t>. Os principais desafios pedagógicos identificados compreendem:</w:t>
       </w:r>
     </w:p>
     <w:p>
@@ -2795,7 +1872,13 @@
         <w:rPr>
           <w:rFonts w:ascii="Arial" w:eastAsia="Arial" w:hAnsi="Arial" w:cs="Arial"/>
         </w:rPr>
-        <w:t xml:space="preserve"> Excesso de informações simultâneas e baixa estruturação visual.</w:t>
+        <w:t xml:space="preserve"> Excesso de informaçõ</w:t>
+      </w:r>
+      <w:r>
+        <w:rPr>
+          <w:rFonts w:ascii="Arial" w:eastAsia="Arial" w:hAnsi="Arial" w:cs="Arial"/>
+        </w:rPr>
+        <w:t>es simultâneas e baixa estruturação visual.</w:t>
       </w:r>
     </w:p>
     <w:p>
@@ -2878,7 +1961,13 @@
         <w:rPr>
           <w:rFonts w:ascii="Arial" w:eastAsia="Arial" w:hAnsi="Arial" w:cs="Arial"/>
         </w:rPr>
-        <w:t>Após uma série de pesquisas, alguns modelos e métodos foram adotados e aprendidos por nós durante o desenvolvimento desse projeto. Além disso, realizamos resumos para estudo e facilitação da implementação no projeto, como:</w:t>
+        <w:t>Após uma série de pesquisas, alguns modelos e métodos foram ad</w:t>
+      </w:r>
+      <w:r>
+        <w:rPr>
+          <w:rFonts w:ascii="Arial" w:eastAsia="Arial" w:hAnsi="Arial" w:cs="Arial"/>
+        </w:rPr>
+        <w:t>otados e aprendidos por nós durante o desenvolvimento desse projeto. Além disso, realizamos resumos para estudo e facilitação da implementação no projeto, como:</w:t>
       </w:r>
     </w:p>
     <w:p>
@@ -2917,6 +2006,7 @@
         <w:rPr>
           <w:rFonts w:ascii="Arial" w:eastAsia="Arial" w:hAnsi="Arial" w:cs="Arial"/>
         </w:rPr>
+        <w:lastRenderedPageBreak/>
         <w:t xml:space="preserve">Desenvolver a plataforma </w:t>
       </w:r>
       <w:r>
@@ -2939,14 +2029,13 @@
         <w:rPr>
           <w:rFonts w:ascii="Arial" w:eastAsia="Arial" w:hAnsi="Arial" w:cs="Arial"/>
         </w:rPr>
-        <w:t xml:space="preserve">, uma ferramenta baseada no auxílio aos professores da ETEC Professor Camargo Aranha em relação à adaptação </w:t>
-      </w:r>
-      <w:r>
-        <w:rPr>
-          <w:rFonts w:ascii="Arial" w:eastAsia="Arial" w:hAnsi="Arial" w:cs="Arial"/>
-        </w:rPr>
-        <w:lastRenderedPageBreak/>
-        <w:t>rápida e automatizada de materiais pedagógicos (</w:t>
+        <w:t>, uma ferramenta baseada no auxílio aos p</w:t>
+      </w:r>
+      <w:r>
+        <w:rPr>
+          <w:rFonts w:ascii="Arial" w:eastAsia="Arial" w:hAnsi="Arial" w:cs="Arial"/>
+        </w:rPr>
+        <w:t>rofessores da ETEC Professor Camargo Aranha em relação à adaptação rápida e automatizada de materiais pedagógicos (</w:t>
       </w:r>
       <w:proofErr w:type="spellStart"/>
       <w:r>
@@ -3170,7 +2259,13 @@
         <w:rPr>
           <w:rFonts w:ascii="Arial" w:eastAsia="Arial" w:hAnsi="Arial" w:cs="Arial"/>
         </w:rPr>
-        <w:t>, especificando as funcionalidades que compõem o produto final entregue neste Trabalho de Conclusão de Curso, bem como as delimitações técnicas que definem o que não faz parte do escopo atual do desenvolvimento.</w:t>
+        <w:t>, especificando as funcionalidades que compõem o produto final entregue neste Trabalho de Conclusão de Curs</w:t>
+      </w:r>
+      <w:r>
+        <w:rPr>
+          <w:rFonts w:ascii="Arial" w:eastAsia="Arial" w:hAnsi="Arial" w:cs="Arial"/>
+        </w:rPr>
+        <w:t>o, bem como as delimitações técnicas que definem o que não faz parte do escopo atual do desenvolvimento.</w:t>
       </w:r>
     </w:p>
     <w:p>
@@ -3263,7 +2358,13 @@
         <w:rPr>
           <w:rFonts w:ascii="Arial" w:eastAsia="Arial" w:hAnsi="Arial" w:cs="Arial"/>
         </w:rPr>
-        <w:t xml:space="preserve">, onde o motor pedagógico da IA estará calibrado para lidar com textos discursivos, interpretação e organização lógica de </w:t>
+        <w:t>, onde o motor pedagógico da IA e</w:t>
+      </w:r>
+      <w:r>
+        <w:rPr>
+          <w:rFonts w:ascii="Arial" w:eastAsia="Arial" w:hAnsi="Arial" w:cs="Arial"/>
+        </w:rPr>
+        <w:t xml:space="preserve">stará calibrado para lidar com textos discursivos, interpretação e organização lógica de </w:t>
       </w:r>
       <w:proofErr w:type="spellStart"/>
       <w:r>
@@ -3344,7 +2445,13 @@
         <w:rPr>
           <w:rFonts w:ascii="Arial" w:eastAsia="Arial" w:hAnsi="Arial" w:cs="Arial"/>
         </w:rPr>
-        <w:t xml:space="preserve">: O material didático original será examinado para identificar problemas de acessibilidade, como linguagem complexa, </w:t>
+        <w:t>: O material didático or</w:t>
+      </w:r>
+      <w:r>
+        <w:rPr>
+          <w:rFonts w:ascii="Arial" w:eastAsia="Arial" w:hAnsi="Arial" w:cs="Arial"/>
+        </w:rPr>
+        <w:t xml:space="preserve">iginal será examinado para identificar problemas de acessibilidade, como linguagem complexa, </w:t>
       </w:r>
       <w:r>
         <w:rPr>
@@ -3357,7 +2464,14 @@
         <w:rPr>
           <w:rFonts w:ascii="Arial" w:eastAsia="Arial" w:hAnsi="Arial" w:cs="Arial"/>
         </w:rPr>
-        <w:t xml:space="preserve"> ou abstração. Também serão consideradas características do TEA nível 1, como a preferência por clareza, dificuldade com </w:t>
+        <w:t xml:space="preserve"> ou abstração. Também serão consideradas características do TEA nível 1, como a preferência </w:t>
+      </w:r>
+      <w:r>
+        <w:rPr>
+          <w:rFonts w:ascii="Arial" w:eastAsia="Arial" w:hAnsi="Arial" w:cs="Arial"/>
+        </w:rPr>
+        <w:lastRenderedPageBreak/>
+        <w:t xml:space="preserve">por clareza, dificuldade com </w:t>
       </w:r>
       <w:r>
         <w:rPr>
@@ -3370,7 +2484,13 @@
         <w:rPr>
           <w:rFonts w:ascii="Arial" w:eastAsia="Arial" w:hAnsi="Arial" w:cs="Arial"/>
         </w:rPr>
-        <w:t xml:space="preserve"> e necessidade de estrutura. Essa fase resultará em uma lista de requisitos de adaptação. </w:t>
+        <w:t xml:space="preserve"> e necessi</w:t>
+      </w:r>
+      <w:r>
+        <w:rPr>
+          <w:rFonts w:ascii="Arial" w:eastAsia="Arial" w:hAnsi="Arial" w:cs="Arial"/>
+        </w:rPr>
+        <w:t xml:space="preserve">dade de estrutura. Essa fase resultará em uma lista de requisitos de adaptação. </w:t>
       </w:r>
     </w:p>
     <w:p>
@@ -3391,7 +2511,6 @@
           <w:rFonts w:ascii="Arial" w:eastAsia="Arial" w:hAnsi="Arial" w:cs="Arial"/>
           <w:b/>
         </w:rPr>
-        <w:lastRenderedPageBreak/>
         <w:t>Etapa de Design (Design)</w:t>
       </w:r>
       <w:r>
@@ -3418,7 +2537,14 @@
           <w:rFonts w:ascii="Arial" w:eastAsia="Arial" w:hAnsi="Arial" w:cs="Arial"/>
           <w:b/>
         </w:rPr>
-        <w:t>textos simplificados e exemplos concretos</w:t>
+        <w:t>textos simplifica</w:t>
+      </w:r>
+      <w:r>
+        <w:rPr>
+          <w:rFonts w:ascii="Arial" w:eastAsia="Arial" w:hAnsi="Arial" w:cs="Arial"/>
+          <w:b/>
+        </w:rPr>
+        <w:t>dos e exemplos concretos</w:t>
       </w:r>
       <w:r>
         <w:rPr>
@@ -3445,7 +2571,14 @@
           <w:rFonts w:ascii="Arial" w:eastAsia="Arial" w:hAnsi="Arial" w:cs="Arial"/>
           <w:b/>
         </w:rPr>
-        <w:t>Etapa de Desenvolvimento (</w:t>
+        <w:t>Etapa de Des</w:t>
+      </w:r>
+      <w:r>
+        <w:rPr>
+          <w:rFonts w:ascii="Arial" w:eastAsia="Arial" w:hAnsi="Arial" w:cs="Arial"/>
+          <w:b/>
+        </w:rPr>
+        <w:t>envolvimento (</w:t>
       </w:r>
       <w:proofErr w:type="spellStart"/>
       <w:r>
@@ -3467,7 +2600,13 @@
         <w:rPr>
           <w:rFonts w:ascii="Arial" w:eastAsia="Arial" w:hAnsi="Arial" w:cs="Arial"/>
         </w:rPr>
-        <w:t xml:space="preserve">: A inteligência artificial aplicaria essas regras ao material original. O processamento envolveria simplificação de texto, segmentação do conteúdo, reorganização lógica, geração de exemplos e destaque de conceitos-chave. O resultado seria o material adaptado. </w:t>
+        <w:t>: A inteligência artificial aplicaria essas regras ao material original. O processamento envolveria simplificação de texto, segmentação do conteúdo, reorganização lógica, geração de exemplos e destaque de conceitos-chave. O result</w:t>
+      </w:r>
+      <w:r>
+        <w:rPr>
+          <w:rFonts w:ascii="Arial" w:eastAsia="Arial" w:hAnsi="Arial" w:cs="Arial"/>
+        </w:rPr>
+        <w:t xml:space="preserve">ado seria o material adaptado. </w:t>
       </w:r>
     </w:p>
     <w:p>
@@ -3534,7 +2673,13 @@
         <w:rPr>
           <w:rFonts w:ascii="Arial" w:eastAsia="Arial" w:hAnsi="Arial" w:cs="Arial"/>
         </w:rPr>
-        <w:t>Além desse fluxo, o escopo do projeto busca abranger as seguintes funcionalidades técnicas:</w:t>
+        <w:t>Al</w:t>
+      </w:r>
+      <w:r>
+        <w:rPr>
+          <w:rFonts w:ascii="Arial" w:eastAsia="Arial" w:hAnsi="Arial" w:cs="Arial"/>
+        </w:rPr>
+        <w:t>ém desse fluxo, o escopo do projeto busca abranger as seguintes funcionalidades técnicas:</w:t>
       </w:r>
     </w:p>
     <w:p>
@@ -3680,7 +2825,14 @@
           <w:rFonts w:ascii="Arial" w:eastAsia="Arial" w:hAnsi="Arial" w:cs="Arial"/>
           <w:b/>
         </w:rPr>
-        <w:t>Demonstração prática:</w:t>
+        <w:t>D</w:t>
+      </w:r>
+      <w:r>
+        <w:rPr>
+          <w:rFonts w:ascii="Arial" w:eastAsia="Arial" w:hAnsi="Arial" w:cs="Arial"/>
+          <w:b/>
+        </w:rPr>
+        <w:t>emonstração prática:</w:t>
       </w:r>
     </w:p>
     <w:p>
@@ -3720,7 +2872,7 @@
           <v:rect id="rectole0000000000" o:spid="_x0000_i1025" style="width:441pt;height:210.75pt" o:ole="" o:preferrelative="t" stroked="f">
             <v:imagedata r:id="rId5" o:title=""/>
           </v:rect>
-          <o:OLEObject Type="Embed" ProgID="StaticMetafile" ShapeID="rectole0000000000" DrawAspect="Content" ObjectID="_1849667195" r:id="rId6"/>
+          <o:OLEObject Type="Embed" ProgID="StaticMetafile" ShapeID="rectole0000000000" DrawAspect="Content" ObjectID="_1849891370" r:id="rId6"/>
         </w:object>
       </w:r>
     </w:p>
@@ -3737,7 +2889,7 @@
           <v:rect id="rectole0000000001" o:spid="_x0000_i1026" style="width:441pt;height:209.25pt" o:ole="" o:preferrelative="t" stroked="f">
             <v:imagedata r:id="rId7" o:title=""/>
           </v:rect>
-          <o:OLEObject Type="Embed" ProgID="StaticMetafile" ShapeID="rectole0000000001" DrawAspect="Content" ObjectID="_1849667196" r:id="rId8"/>
+          <o:OLEObject Type="Embed" ProgID="StaticMetafile" ShapeID="rectole0000000001" DrawAspect="Content" ObjectID="_1849891371" r:id="rId8"/>
         </w:object>
       </w:r>
     </w:p>
@@ -3754,7 +2906,7 @@
           <v:rect id="rectole0000000002" o:spid="_x0000_i1027" style="width:441pt;height:208.5pt" o:ole="" o:preferrelative="t" stroked="f">
             <v:imagedata r:id="rId9" o:title=""/>
           </v:rect>
-          <o:OLEObject Type="Embed" ProgID="StaticMetafile" ShapeID="rectole0000000002" DrawAspect="Content" ObjectID="_1849667197" r:id="rId10"/>
+          <o:OLEObject Type="Embed" ProgID="StaticMetafile" ShapeID="rectole0000000002" DrawAspect="Content" ObjectID="_1849891372" r:id="rId10"/>
         </w:object>
       </w:r>
     </w:p>
@@ -3871,7 +3023,7 @@
           <v:rect id="rectole0000000003" o:spid="_x0000_i1028" style="width:427.5pt;height:611.25pt" o:ole="" o:preferrelative="t" stroked="f">
             <v:imagedata r:id="rId11" o:title=""/>
           </v:rect>
-          <o:OLEObject Type="Embed" ProgID="StaticMetafile" ShapeID="rectole0000000003" DrawAspect="Content" ObjectID="_1849667198" r:id="rId12"/>
+          <o:OLEObject Type="Embed" ProgID="StaticMetafile" ShapeID="rectole0000000003" DrawAspect="Content" ObjectID="_1849891373" r:id="rId12"/>
         </w:object>
       </w:r>
     </w:p>
@@ -3888,7 +3040,7 @@
           <v:rect id="rectole0000000004" o:spid="_x0000_i1029" style="width:427.5pt;height:605.25pt" o:ole="" o:preferrelative="t" stroked="f">
             <v:imagedata r:id="rId13" o:title=""/>
           </v:rect>
-          <o:OLEObject Type="Embed" ProgID="StaticMetafile" ShapeID="rectole0000000004" DrawAspect="Content" ObjectID="_1849667199" r:id="rId14"/>
+          <o:OLEObject Type="Embed" ProgID="StaticMetafile" ShapeID="rectole0000000004" DrawAspect="Content" ObjectID="_1849891374" r:id="rId14"/>
         </w:object>
       </w:r>
     </w:p>
@@ -3905,7 +3057,7 @@
           <v:rect id="rectole0000000005" o:spid="_x0000_i1030" style="width:428.25pt;height:606.75pt" o:ole="" o:preferrelative="t" stroked="f">
             <v:imagedata r:id="rId15" o:title=""/>
           </v:rect>
-          <o:OLEObject Type="Embed" ProgID="StaticMetafile" ShapeID="rectole0000000005" DrawAspect="Content" ObjectID="_1849667200" r:id="rId16"/>
+          <o:OLEObject Type="Embed" ProgID="StaticMetafile" ShapeID="rectole0000000005" DrawAspect="Content" ObjectID="_1849891375" r:id="rId16"/>
         </w:object>
       </w:r>
     </w:p>
@@ -4023,7 +3175,13 @@
         <w:rPr>
           <w:rFonts w:ascii="Arial" w:eastAsia="Arial" w:hAnsi="Arial" w:cs="Arial"/>
         </w:rPr>
-        <w:t xml:space="preserve">Embora o presente trabalho de conclusão de curso busque desenvolver um Produto Mínimo Viável (MVP), delimitado pela adaptação de textos em formato PDF para alunos com TEA Nível 1, o escopo global do projeto TEA </w:t>
+        <w:t>Embora o presente trabalho de conclusão de curso busque desenvolver um Produto Mínimo Viável (MVP), delimitado pela adap</w:t>
+      </w:r>
+      <w:r>
+        <w:rPr>
+          <w:rFonts w:ascii="Arial" w:eastAsia="Arial" w:hAnsi="Arial" w:cs="Arial"/>
+        </w:rPr>
+        <w:t xml:space="preserve">tação de textos em formato PDF para alunos com TEA Nível 1, o escopo global do projeto TEA </w:t>
       </w:r>
       <w:proofErr w:type="spellStart"/>
       <w:r>
@@ -4037,7 +3195,13 @@
         <w:rPr>
           <w:rFonts w:ascii="Arial" w:eastAsia="Arial" w:hAnsi="Arial" w:cs="Arial"/>
         </w:rPr>
-        <w:t xml:space="preserve"> espera alcançar a maturação e a escalabilidade da plataforma, tornando-se assim um ecossistema educacional inclusivo. A visão de longo prazo contempla as seguintes frentes de evolução:</w:t>
+        <w:t xml:space="preserve"> espera alcançar a maturação e a escalabilidade da plataforma, tornando-se assim um ecossistema educacional inclusivo. A visão de longo prazo contempla as segui</w:t>
+      </w:r>
+      <w:r>
+        <w:rPr>
+          <w:rFonts w:ascii="Arial" w:eastAsia="Arial" w:hAnsi="Arial" w:cs="Arial"/>
+        </w:rPr>
+        <w:t>ntes frentes de evolução:</w:t>
       </w:r>
     </w:p>
     <w:p>
@@ -4071,7 +3235,13 @@
         <w:rPr>
           <w:rFonts w:ascii="Arial" w:eastAsia="Arial" w:hAnsi="Arial" w:cs="Arial"/>
         </w:rPr>
-        <w:t>: a evolução do sistema visa à superação da limitação atual de formatos de arquivo. O escopo global integra a capacidade de processamento de imagens, vídeos e áudios. O objetivo é que qualquer material didático, independentemente da sua fonte ou formato original, possa ser adaptado para o público-alvo.</w:t>
+        <w:t xml:space="preserve">: a evolução do sistema visa à superação da limitação atual de formatos de arquivo. O escopo global integra a capacidade de processamento de imagens, vídeos e áudios. O objetivo </w:t>
+      </w:r>
+      <w:r>
+        <w:rPr>
+          <w:rFonts w:ascii="Arial" w:eastAsia="Arial" w:hAnsi="Arial" w:cs="Arial"/>
+        </w:rPr>
+        <w:t>é que qualquer material didático, independentemente da sua fonte ou formato original, possa ser adaptado para o público-alvo.</w:t>
       </w:r>
     </w:p>
     <w:p>
@@ -4120,7 +3290,13 @@
         <w:rPr>
           <w:rFonts w:ascii="Arial" w:eastAsia="Arial" w:hAnsi="Arial" w:cs="Arial"/>
         </w:rPr>
-        <w:t xml:space="preserve"> projeta o aprimoramento de seus algoritmos para contemplar os níveis 2 e 3 de suporte do espectro autista, bem como alunos não-verbais. Isso incluirá a adaptação do motor pedagógico para suportes mais substanciais e estruturados, respeitando as singularidades de cada perfil.</w:t>
+        <w:t xml:space="preserve"> projeta o aprimoramento de seus algoritmos para contemplar os níveis 2 e 3 de suporte do espectro autista, bem como alunos não-verbais. Isso incluirá a adaptação do motor pedagógico para suportes mais substanciais e estruturados, respeitando as singularid</w:t>
+      </w:r>
+      <w:r>
+        <w:rPr>
+          <w:rFonts w:ascii="Arial" w:eastAsia="Arial" w:hAnsi="Arial" w:cs="Arial"/>
+        </w:rPr>
+        <w:t>ades de cada perfil.</w:t>
       </w:r>
     </w:p>
     <w:p>
@@ -4154,7 +3330,13 @@
         <w:rPr>
           <w:rFonts w:ascii="Arial" w:eastAsia="Arial" w:hAnsi="Arial" w:cs="Arial"/>
         </w:rPr>
-        <w:t>: para além do formato PDF, o escopo global espera que a plataforma automatize a criação de outros recursos didáticos essenciais para a inclusão, como a geração de mapas mentais, apresentações de slides (PPT), documentos editáveis (.</w:t>
+        <w:t xml:space="preserve">: para além do formato PDF, o escopo global espera que a plataforma automatize a criação de outros recursos didáticos essenciais para a inclusão, como a geração de mapas mentais, </w:t>
+      </w:r>
+      <w:r>
+        <w:rPr>
+          <w:rFonts w:ascii="Arial" w:eastAsia="Arial" w:hAnsi="Arial" w:cs="Arial"/>
+        </w:rPr>
+        <w:t>apresentações de slides (PPT), documentos editáveis (.</w:t>
       </w:r>
       <w:proofErr w:type="spellStart"/>
       <w:r>
@@ -4202,7 +3384,13 @@
         <w:rPr>
           <w:rFonts w:ascii="Arial" w:eastAsia="Arial" w:hAnsi="Arial" w:cs="Arial"/>
         </w:rPr>
-        <w:t xml:space="preserve">: enquanto o escopo atual concentra-se nas fases de Análise, Design, Desenvolvimento e </w:t>
+        <w:t xml:space="preserve">: enquanto o escopo atual concentra-se nas fases de </w:t>
+      </w:r>
+      <w:r>
+        <w:rPr>
+          <w:rFonts w:ascii="Arial" w:eastAsia="Arial" w:hAnsi="Arial" w:cs="Arial"/>
+        </w:rPr>
+        <w:t xml:space="preserve">Análise, Design, Desenvolvimento e </w:t>
       </w:r>
       <w:r>
         <w:rPr>
@@ -4237,7 +3425,13 @@
         <w:rPr>
           <w:rFonts w:ascii="Arial" w:eastAsia="Arial" w:hAnsi="Arial" w:cs="Arial"/>
         </w:rPr>
-        <w:t xml:space="preserve"> para medir, de forma quantitativa e qualitativa, a eficácia das adaptações no desempenho escolar dos alunos, de forma que permita uma retroalimentação constante do “motor pedagógico” da IA.</w:t>
+        <w:t xml:space="preserve"> para medir, de forma quantitativa e qualitativa, a eficácia das a</w:t>
+      </w:r>
+      <w:r>
+        <w:rPr>
+          <w:rFonts w:ascii="Arial" w:eastAsia="Arial" w:hAnsi="Arial" w:cs="Arial"/>
+        </w:rPr>
+        <w:t>daptações no desempenho escolar dos alunos, de forma que permita uma retroalimentação constante do “motor pedagógico” da IA.</w:t>
       </w:r>
     </w:p>
     <w:p>
@@ -4275,27 +3469,34 @@
           <w:rFonts w:ascii="Arial" w:eastAsia="Arial" w:hAnsi="Arial" w:cs="Arial"/>
           <w:b/>
         </w:rPr>
-        <w:t>Interdisciplinaridade e Expansão para Exatas</w:t>
-      </w:r>
-      <w:r>
-        <w:rPr>
-          <w:rFonts w:ascii="Arial" w:eastAsia="Arial" w:hAnsi="Arial" w:cs="Arial"/>
-        </w:rPr>
-        <w:t xml:space="preserve">: o projeto prevê, em futuras versões, a expansão do motor pedagógico para suportar disciplinas </w:t>
+        <w:t xml:space="preserve">Interdisciplinaridade e Expansão </w:t>
       </w:r>
       <w:proofErr w:type="gramStart"/>
       <w:r>
         <w:rPr>
           <w:rFonts w:ascii="Arial" w:eastAsia="Arial" w:hAnsi="Arial" w:cs="Arial"/>
-        </w:rPr>
-        <w:t>de Exatas</w:t>
+          <w:b/>
+        </w:rPr>
+        <w:t>para Exatas</w:t>
       </w:r>
       <w:proofErr w:type="gramEnd"/>
       <w:r>
         <w:rPr>
           <w:rFonts w:ascii="Arial" w:eastAsia="Arial" w:hAnsi="Arial" w:cs="Arial"/>
         </w:rPr>
-        <w:t xml:space="preserve"> (Matemática, Física e Química). Isso envolverá o desenvolvimento de algoritmos capazes de realizar a adaptação de notações matemáticas, simplificação de fórmulas e acessibilidade para gráficos e equações, visando garantir que o suporte do TEA </w:t>
+        <w:t>: o projeto prevê, em futuras versões, a expansão do motor pedagógico para suportar d</w:t>
+      </w:r>
+      <w:r>
+        <w:rPr>
+          <w:rFonts w:ascii="Arial" w:eastAsia="Arial" w:hAnsi="Arial" w:cs="Arial"/>
+        </w:rPr>
+        <w:t>isciplinas de Exatas (Matemática, Física e Química). Isso envolverá o desenvolvimento de algoritmos capazes de realizar a adaptação de notações matemáticas, simplificação de fórmulas e acessibilidade para gráficos e equações, visando garantir que o suporte</w:t>
+      </w:r>
+      <w:r>
+        <w:rPr>
+          <w:rFonts w:ascii="Arial" w:eastAsia="Arial" w:hAnsi="Arial" w:cs="Arial"/>
+        </w:rPr>
+        <w:t xml:space="preserve"> do TEA </w:t>
       </w:r>
       <w:proofErr w:type="spellStart"/>
       <w:r>
@@ -4344,7 +3545,13 @@
         <w:rPr>
           <w:rFonts w:ascii="Arial" w:eastAsia="Arial" w:hAnsi="Arial" w:cs="Arial"/>
         </w:rPr>
-        <w:t>: planeja-se a implementação de um módulo de gestão de perfis, no qual o professor poderá selecionar um aluno específico. O sistema permitiria a configuração de parâmetros de adaptação únicos para cada estudante, baseando-se em suas facilidades de aprendizado, preferências visuais e necessidades pedagógicas específicas.</w:t>
+        <w:t>: planeja-se a implementação de um módulo de gestão de perfis, no qual o professor poderá selecionar um aluno específico. O sistema permitiria a configuração de pa</w:t>
+      </w:r>
+      <w:r>
+        <w:rPr>
+          <w:rFonts w:ascii="Arial" w:eastAsia="Arial" w:hAnsi="Arial" w:cs="Arial"/>
+        </w:rPr>
+        <w:t>râmetros de adaptação únicos para cada estudante, baseando-se em suas facilidades de aprendizado, preferências visuais e necessidades pedagógicas específicas.</w:t>
       </w:r>
     </w:p>
     <w:p>
@@ -4379,7 +3586,19 @@
         <w:rPr>
           <w:rFonts w:ascii="Arial" w:eastAsia="Arial" w:hAnsi="Arial" w:cs="Arial"/>
         </w:rPr>
-        <w:t>: a plataforma evoluiria para registrar o histórico de adaptações e o desempenho do aluno em materiais anteriores. Com base nestes dados e nas indicações pedagógicas (oriundas de laudos e observação docente), a IA sugeriria automaticamente ao professor quais parâmetros de adaptação seriam mais eficazes para aquele aluno, refinando o “motor pedagógico” continuamente.</w:t>
+        <w:t>: a plataforma evoluiria para registrar o histórico de ada</w:t>
+      </w:r>
+      <w:r>
+        <w:rPr>
+          <w:rFonts w:ascii="Arial" w:eastAsia="Arial" w:hAnsi="Arial" w:cs="Arial"/>
+        </w:rPr>
+        <w:t>ptações e o desempenho do aluno em materiais anteriores. Com base nestes dados e nas indicações pedagógicas (oriundas de laudos e observação docente), a IA sugeriria automaticamente ao professor quais parâmetros de adaptação seriam mais eficazes para aquel</w:t>
+      </w:r>
+      <w:r>
+        <w:rPr>
+          <w:rFonts w:ascii="Arial" w:eastAsia="Arial" w:hAnsi="Arial" w:cs="Arial"/>
+        </w:rPr>
+        <w:t>e aluno, refinando o “motor pedagógico” continuamente.</w:t>
       </w:r>
     </w:p>
     <w:p>
@@ -4446,7 +3665,13 @@
         <w:rPr>
           <w:rFonts w:ascii="Arial" w:eastAsia="Arial" w:hAnsi="Arial" w:cs="Arial"/>
         </w:rPr>
-        <w:t>: O escopo do projeto tem como foco, apenas os arquivos do tipo PDF e não permite a entrada ou qualquer relação com imagens, vídeos, áudios e arquivos (</w:t>
+        <w:t xml:space="preserve">: O escopo do projeto tem como foco, apenas os arquivos do </w:t>
+      </w:r>
+      <w:r>
+        <w:rPr>
+          <w:rFonts w:ascii="Arial" w:eastAsia="Arial" w:hAnsi="Arial" w:cs="Arial"/>
+        </w:rPr>
+        <w:t>tipo PDF e não permite a entrada ou qualquer relação com imagens, vídeos, áudios e arquivos (</w:t>
       </w:r>
       <w:proofErr w:type="spellStart"/>
       <w:r>
@@ -4501,7 +3726,13 @@
         <w:rPr>
           <w:rFonts w:ascii="Arial" w:eastAsia="Arial" w:hAnsi="Arial" w:cs="Arial"/>
         </w:rPr>
-        <w:t>: O foco atual não engloba os níveis 2 e 3 do TEA (Transtorno do Espectro Autista) nesta versão, focando apenas no nível 1.</w:t>
+        <w:t>: O foco atual não engloba os níveis 2 e 3 do TEA (Transtorno do Espectro Autista) nesta versão, focando apenas n</w:t>
+      </w:r>
+      <w:r>
+        <w:rPr>
+          <w:rFonts w:ascii="Arial" w:eastAsia="Arial" w:hAnsi="Arial" w:cs="Arial"/>
+        </w:rPr>
+        <w:t>o nível 1.</w:t>
       </w:r>
       <w:r>
         <w:rPr>
@@ -4583,7 +3814,13 @@
         <w:rPr>
           <w:rFonts w:ascii="Arial" w:eastAsia="Arial" w:hAnsi="Arial" w:cs="Arial"/>
         </w:rPr>
-        <w:t xml:space="preserve">O suporte da plataforma é apenas para as matérias da parte de Humanas, deixando de fora a parte </w:t>
+        <w:t>O suporte da plataforma é apenas para as matérias da parte de Humanas, dei</w:t>
+      </w:r>
+      <w:r>
+        <w:rPr>
+          <w:rFonts w:ascii="Arial" w:eastAsia="Arial" w:hAnsi="Arial" w:cs="Arial"/>
+        </w:rPr>
+        <w:t xml:space="preserve">xando de fora a parte </w:t>
       </w:r>
       <w:proofErr w:type="gramStart"/>
       <w:r>
@@ -4645,7 +3882,13 @@
         <w:rPr>
           <w:rFonts w:ascii="Arial" w:eastAsia="Arial" w:hAnsi="Arial" w:cs="Arial"/>
         </w:rPr>
-        <w:t>, não havendo personalização específica por estudante, suas facilidades, preferências ou histórico de aprendizado.</w:t>
+        <w:t>, não have</w:t>
+      </w:r>
+      <w:r>
+        <w:rPr>
+          <w:rFonts w:ascii="Arial" w:eastAsia="Arial" w:hAnsi="Arial" w:cs="Arial"/>
+        </w:rPr>
+        <w:t>ndo personalização específica por estudante, suas facilidades, preferências ou histórico de aprendizado.</w:t>
       </w:r>
     </w:p>
     <w:p>
@@ -4722,160 +3965,120 @@
         <w:ind w:hanging="360"/>
         <w:rPr>
           <w:rFonts w:ascii="Arial" w:eastAsia="Arial" w:hAnsi="Arial" w:cs="Arial"/>
-        </w:rPr>
-      </w:pPr>
-      <w:r>
-        <w:rPr>
-          <w:rFonts w:ascii="Arial" w:eastAsia="Arial" w:hAnsi="Arial" w:cs="Arial"/>
-          <w:b/>
-        </w:rPr>
-        <w:t>Tecnologias Utilizadas:</w:t>
-      </w:r>
-      <w:r>
-        <w:rPr>
-          <w:rFonts w:ascii="Arial" w:eastAsia="Arial" w:hAnsi="Arial" w:cs="Arial"/>
-        </w:rPr>
-        <w:t xml:space="preserve"> Java, Spring Boot, Spring Security, JWT </w:t>
+          <w:lang w:val="en-US"/>
+        </w:rPr>
+      </w:pPr>
+      <w:r>
+        <w:rPr>
+          <w:rFonts w:ascii="Arial" w:eastAsia="Arial" w:hAnsi="Arial" w:cs="Arial"/>
+          <w:b/>
+          <w:lang w:val="en-US"/>
+        </w:rPr>
+        <w:t>Tecnologias</w:t>
+      </w:r>
+      <w:r>
+        <w:rPr>
+          <w:rFonts w:ascii="Arial" w:eastAsia="Arial" w:hAnsi="Arial" w:cs="Arial"/>
+          <w:b/>
+          <w:lang w:val="en-US"/>
+        </w:rPr>
+        <w:t xml:space="preserve"> </w:t>
       </w:r>
       <w:proofErr w:type="spellStart"/>
       <w:r>
         <w:rPr>
           <w:rFonts w:ascii="Arial" w:eastAsia="Arial" w:hAnsi="Arial" w:cs="Arial"/>
-        </w:rPr>
-        <w:t>Authentication</w:t>
+          <w:b/>
+          <w:lang w:val="en-US"/>
+        </w:rPr>
+        <w:t>Utilizadas</w:t>
       </w:r>
       <w:proofErr w:type="spellEnd"/>
       <w:r>
         <w:rPr>
           <w:rFonts w:ascii="Arial" w:eastAsia="Arial" w:hAnsi="Arial" w:cs="Arial"/>
-        </w:rPr>
-        <w:t xml:space="preserve">, Spring Data JPA, </w:t>
+          <w:b/>
+          <w:lang w:val="en-US"/>
+        </w:rPr>
+        <w:t>:</w:t>
+      </w:r>
+      <w:r>
+        <w:rPr>
+          <w:rFonts w:ascii="Arial" w:eastAsia="Arial" w:hAnsi="Arial" w:cs="Arial"/>
+          <w:lang w:val="en-US"/>
+        </w:rPr>
+        <w:t xml:space="preserve"> Java, Spring Boot, Spring Security, JWT Authentication, Spring Data JPA, Maven, Lombok, Flyway, REST API, PostgreSQL, Spring AI, </w:t>
       </w:r>
       <w:proofErr w:type="spellStart"/>
       <w:r>
         <w:rPr>
           <w:rFonts w:ascii="Arial" w:eastAsia="Arial" w:hAnsi="Arial" w:cs="Arial"/>
-        </w:rPr>
-        <w:t>Maven</w:t>
+          <w:lang w:val="en-US"/>
+        </w:rPr>
+        <w:t>OpenAI</w:t>
       </w:r>
       <w:proofErr w:type="spellEnd"/>
       <w:r>
         <w:rPr>
           <w:rFonts w:ascii="Arial" w:eastAsia="Arial" w:hAnsi="Arial" w:cs="Arial"/>
-        </w:rPr>
-        <w:t xml:space="preserve">, </w:t>
+          <w:lang w:val="en-US"/>
+        </w:rPr>
+        <w:t xml:space="preserve"> API, Docker, React, CSS, </w:t>
       </w:r>
       <w:proofErr w:type="spellStart"/>
       <w:r>
         <w:rPr>
           <w:rFonts w:ascii="Arial" w:eastAsia="Arial" w:hAnsi="Arial" w:cs="Arial"/>
-        </w:rPr>
-        <w:t>Lombok</w:t>
+          <w:lang w:val="en-US"/>
+        </w:rPr>
+        <w:t>TypeScript</w:t>
       </w:r>
       <w:proofErr w:type="spellEnd"/>
       <w:r>
         <w:rPr>
           <w:rFonts w:ascii="Arial" w:eastAsia="Arial" w:hAnsi="Arial" w:cs="Arial"/>
-        </w:rPr>
-        <w:t xml:space="preserve">, </w:t>
+          <w:lang w:val="en-US"/>
+        </w:rPr>
+        <w:t xml:space="preserve">, HTML, </w:t>
       </w:r>
       <w:proofErr w:type="spellStart"/>
       <w:r>
         <w:rPr>
           <w:rFonts w:ascii="Arial" w:eastAsia="Arial" w:hAnsi="Arial" w:cs="Arial"/>
-        </w:rPr>
-        <w:t>Flyway</w:t>
+          <w:lang w:val="en-US"/>
+        </w:rPr>
+        <w:t>Taillwind</w:t>
       </w:r>
       <w:proofErr w:type="spellEnd"/>
       <w:r>
         <w:rPr>
           <w:rFonts w:ascii="Arial" w:eastAsia="Arial" w:hAnsi="Arial" w:cs="Arial"/>
-        </w:rPr>
-        <w:t xml:space="preserve">, REST API, PostgreSQL, Spring AI, OpenAI API, Docker, </w:t>
+          <w:lang w:val="en-US"/>
+        </w:rPr>
+        <w:t xml:space="preserve">, Swagger, JUnit, Apache </w:t>
       </w:r>
       <w:proofErr w:type="spellStart"/>
       <w:r>
         <w:rPr>
           <w:rFonts w:ascii="Arial" w:eastAsia="Arial" w:hAnsi="Arial" w:cs="Arial"/>
-        </w:rPr>
-        <w:t>React</w:t>
+          <w:lang w:val="en-US"/>
+        </w:rPr>
+        <w:t>PDFbox</w:t>
       </w:r>
       <w:proofErr w:type="spellEnd"/>
       <w:r>
         <w:rPr>
           <w:rFonts w:ascii="Arial" w:eastAsia="Arial" w:hAnsi="Arial" w:cs="Arial"/>
-        </w:rPr>
-        <w:t xml:space="preserve">, CSS, </w:t>
-      </w:r>
-      <w:proofErr w:type="spellStart"/>
-      <w:r>
-        <w:rPr>
-          <w:rFonts w:ascii="Arial" w:eastAsia="Arial" w:hAnsi="Arial" w:cs="Arial"/>
-        </w:rPr>
-        <w:t>TypeScript</w:t>
-      </w:r>
-      <w:proofErr w:type="spellEnd"/>
-      <w:r>
-        <w:rPr>
-          <w:rFonts w:ascii="Arial" w:eastAsia="Arial" w:hAnsi="Arial" w:cs="Arial"/>
-        </w:rPr>
-        <w:t xml:space="preserve">, HTML, </w:t>
-      </w:r>
-      <w:proofErr w:type="spellStart"/>
-      <w:r>
-        <w:rPr>
-          <w:rFonts w:ascii="Arial" w:eastAsia="Arial" w:hAnsi="Arial" w:cs="Arial"/>
-        </w:rPr>
-        <w:t>Taillwind</w:t>
-      </w:r>
-      <w:proofErr w:type="spellEnd"/>
-      <w:r>
-        <w:rPr>
-          <w:rFonts w:ascii="Arial" w:eastAsia="Arial" w:hAnsi="Arial" w:cs="Arial"/>
-        </w:rPr>
-        <w:t xml:space="preserve">, Swagger, </w:t>
-      </w:r>
-      <w:proofErr w:type="spellStart"/>
-      <w:r>
-        <w:rPr>
-          <w:rFonts w:ascii="Arial" w:eastAsia="Arial" w:hAnsi="Arial" w:cs="Arial"/>
-        </w:rPr>
-        <w:t>JUnit</w:t>
-      </w:r>
-      <w:proofErr w:type="spellEnd"/>
-      <w:r>
-        <w:rPr>
-          <w:rFonts w:ascii="Arial" w:eastAsia="Arial" w:hAnsi="Arial" w:cs="Arial"/>
-        </w:rPr>
-        <w:t xml:space="preserve">, Apache </w:t>
-      </w:r>
-      <w:proofErr w:type="spellStart"/>
-      <w:r>
-        <w:rPr>
-          <w:rFonts w:ascii="Arial" w:eastAsia="Arial" w:hAnsi="Arial" w:cs="Arial"/>
-        </w:rPr>
-        <w:t>PDFbox</w:t>
-      </w:r>
-      <w:proofErr w:type="spellEnd"/>
-      <w:r>
-        <w:rPr>
-          <w:rFonts w:ascii="Arial" w:eastAsia="Arial" w:hAnsi="Arial" w:cs="Arial"/>
-        </w:rPr>
-        <w:t xml:space="preserve">, Bucket4j e Spring </w:t>
-      </w:r>
-      <w:proofErr w:type="spellStart"/>
-      <w:r>
-        <w:rPr>
-          <w:rFonts w:ascii="Arial" w:eastAsia="Arial" w:hAnsi="Arial" w:cs="Arial"/>
-        </w:rPr>
-        <w:t>Validation</w:t>
-      </w:r>
-      <w:proofErr w:type="spellEnd"/>
-      <w:r>
-        <w:rPr>
-          <w:rFonts w:ascii="Arial" w:eastAsia="Arial" w:hAnsi="Arial" w:cs="Arial"/>
-        </w:rPr>
-        <w:t>.</w:t>
+          <w:lang w:val="en-US"/>
+        </w:rPr>
+        <w:t>, Bucket4j e Spring Vali</w:t>
+      </w:r>
+      <w:r>
+        <w:rPr>
+          <w:rFonts w:ascii="Arial" w:eastAsia="Arial" w:hAnsi="Arial" w:cs="Arial"/>
+          <w:lang w:val="en-US"/>
+        </w:rPr>
+        <w:t>dation.</w:t>
       </w:r>
     </w:p>
     <w:p>
@@ -4972,21 +4175,13 @@
         <w:rPr>
           <w:rFonts w:ascii="Arial" w:eastAsia="Arial" w:hAnsi="Arial" w:cs="Arial"/>
         </w:rPr>
-        <w:t xml:space="preserve"> </w:t>
-      </w:r>
-      <w:proofErr w:type="gramStart"/>
-      <w:r>
-        <w:rPr>
-          <w:rFonts w:ascii="Arial" w:eastAsia="Arial" w:hAnsi="Arial" w:cs="Arial"/>
-        </w:rPr>
-        <w:t>Entrevistas e levantamentos realizado</w:t>
-      </w:r>
-      <w:proofErr w:type="gramEnd"/>
-      <w:r>
-        <w:rPr>
-          <w:rFonts w:ascii="Arial" w:eastAsia="Arial" w:hAnsi="Arial" w:cs="Arial"/>
-        </w:rPr>
-        <w:t xml:space="preserve"> com profissionais da clínica de intervenção comportamental </w:t>
+        <w:t xml:space="preserve"> Entrevistas e levantamentos realizado c</w:t>
+      </w:r>
+      <w:r>
+        <w:rPr>
+          <w:rFonts w:ascii="Arial" w:eastAsia="Arial" w:hAnsi="Arial" w:cs="Arial"/>
+        </w:rPr>
+        <w:t xml:space="preserve">om profissionais da clínica de intervenção comportamental </w:t>
       </w:r>
       <w:proofErr w:type="spellStart"/>
       <w:r>
@@ -5044,7 +4239,13 @@
         <w:rPr>
           <w:rFonts w:ascii="Arial" w:eastAsia="Arial" w:hAnsi="Arial" w:cs="Arial"/>
         </w:rPr>
-        <w:t xml:space="preserve"> (Análise, Design, Desenvolvimento, Implementação e Avaliação) para o fluxo geral do sistema metodologia ágil </w:t>
+        <w:t xml:space="preserve"> (Anális</w:t>
+      </w:r>
+      <w:r>
+        <w:rPr>
+          <w:rFonts w:ascii="Arial" w:eastAsia="Arial" w:hAnsi="Arial" w:cs="Arial"/>
+        </w:rPr>
+        <w:t xml:space="preserve">e, Design, Desenvolvimento, Implementação e Avaliação) para o fluxo geral do sistema metodologia ágil </w:t>
       </w:r>
       <w:r>
         <w:rPr>
@@ -5125,7 +4326,15 @@
           <w:color w:val="0A0A0A"/>
           <w:shd w:val="clear" w:color="auto" w:fill="FFFFFF"/>
         </w:rPr>
-        <w:t xml:space="preserve">Tratamento e Educação para Autistas e Crianças com Déficits Relacionados à Comunicação, é uma abordagem </w:t>
+        <w:t>Tratamento e Educação para Autistas e Crianças com Déficits Relacionados à Comunicação, é uma a</w:t>
+      </w:r>
+      <w:r>
+        <w:rPr>
+          <w:rFonts w:ascii="Arial" w:eastAsia="Arial" w:hAnsi="Arial" w:cs="Arial"/>
+          <w:color w:val="0A0A0A"/>
+          <w:shd w:val="clear" w:color="auto" w:fill="FFFFFF"/>
+        </w:rPr>
+        <w:t xml:space="preserve">bordagem </w:t>
       </w:r>
       <w:proofErr w:type="spellStart"/>
       <w:r>
@@ -5198,7 +4407,13 @@
         <w:rPr>
           <w:rFonts w:ascii="Arial" w:eastAsia="Arial" w:hAnsi="Arial" w:cs="Arial"/>
         </w:rPr>
-        <w:t>: Organização do espaço para minimizar distrações e destacar o que é importante.</w:t>
+        <w:t xml:space="preserve">: Organização do espaço para minimizar distrações e destacar o que é </w:t>
+      </w:r>
+      <w:r>
+        <w:rPr>
+          <w:rFonts w:ascii="Arial" w:eastAsia="Arial" w:hAnsi="Arial" w:cs="Arial"/>
+        </w:rPr>
+        <w:t>importante.</w:t>
       </w:r>
     </w:p>
     <w:p>
@@ -5266,7 +4481,13 @@
         <w:rPr>
           <w:rFonts w:ascii="Arial" w:eastAsia="Arial" w:hAnsi="Arial" w:cs="Arial"/>
         </w:rPr>
-        <w:t>: Clareza sobre o que fazer, quanto fazer, como saber se terminou e o que acontece depois.</w:t>
+        <w:t>: Clareza sobre o que fazer, quanto fazer, como saber se terminou e o que acontece</w:t>
+      </w:r>
+      <w:r>
+        <w:rPr>
+          <w:rFonts w:ascii="Arial" w:eastAsia="Arial" w:hAnsi="Arial" w:cs="Arial"/>
+        </w:rPr>
+        <w:t xml:space="preserve"> depois.</w:t>
       </w:r>
     </w:p>
     <w:p>
@@ -5373,7 +4594,13 @@
         <w:rPr>
           <w:rFonts w:ascii="Arial" w:eastAsia="Arial" w:hAnsi="Arial" w:cs="Arial"/>
         </w:rPr>
-        <w:t>: Facilita a expressão e compreensão através de suporte visual, frequentemente usando PECS ou pranchas de comunicação.</w:t>
+        <w:t>: Facilita a express</w:t>
+      </w:r>
+      <w:r>
+        <w:rPr>
+          <w:rFonts w:ascii="Arial" w:eastAsia="Arial" w:hAnsi="Arial" w:cs="Arial"/>
+        </w:rPr>
+        <w:t>ão e compreensão através de suporte visual, frequentemente usando PECS ou pranchas de comunicação.</w:t>
       </w:r>
     </w:p>
     <w:p>
@@ -5427,7 +4654,13 @@
         <w:rPr>
           <w:rFonts w:ascii="Arial" w:eastAsia="Arial" w:hAnsi="Arial" w:cs="Arial"/>
         </w:rPr>
-        <w:t xml:space="preserve">: Adapta-se ao nível de suporte de cada indivíduo. </w:t>
+        <w:t xml:space="preserve">: Adapta-se ao nível de </w:t>
+      </w:r>
+      <w:r>
+        <w:rPr>
+          <w:rFonts w:ascii="Arial" w:eastAsia="Arial" w:hAnsi="Arial" w:cs="Arial"/>
+        </w:rPr>
+        <w:t xml:space="preserve">suporte de cada indivíduo. </w:t>
       </w:r>
     </w:p>
     <w:p>
@@ -5541,7 +4774,13 @@
         <w:rPr>
           <w:rFonts w:ascii="Arial" w:eastAsia="Arial" w:hAnsi="Arial" w:cs="Arial"/>
         </w:rPr>
-        <w:t>Análise do Comportamento Aplicada, é uma intervenção científica baseada no reforço positivo para desenvolver habilidades sociais, acadêmicas e de autonomia em autistas</w:t>
+        <w:t>Análise do Comportamento Aplicada, é uma intervenção científ</w:t>
+      </w:r>
+      <w:r>
+        <w:rPr>
+          <w:rFonts w:ascii="Arial" w:eastAsia="Arial" w:hAnsi="Arial" w:cs="Arial"/>
+        </w:rPr>
+        <w:t>ica baseada no reforço positivo para desenvolver habilidades sociais, acadêmicas e de autonomia em autistas</w:t>
       </w:r>
     </w:p>
     <w:p>
@@ -5616,7 +4855,15 @@
           <w:color w:val="0A0A0A"/>
           <w:shd w:val="clear" w:color="auto" w:fill="FFFFFF"/>
         </w:rPr>
-        <w:t> Aumenta a probabilidade de um comportamento se repetir ao oferecer uma recompensa (reforçador) imediata após o comportamento desejado.</w:t>
+        <w:t xml:space="preserve"> Aumenta a probabilidade de um comportamento se repetir ao oferecer uma recompensa </w:t>
+      </w:r>
+      <w:r>
+        <w:rPr>
+          <w:rFonts w:ascii="Arial" w:eastAsia="Arial" w:hAnsi="Arial" w:cs="Arial"/>
+          <w:color w:val="0A0A0A"/>
+          <w:shd w:val="clear" w:color="auto" w:fill="FFFFFF"/>
+        </w:rPr>
+        <w:t>(reforçador) imediata após o comportamento desejado.</w:t>
       </w:r>
     </w:p>
     <w:p>
@@ -5857,7 +5104,15 @@
           <w:color w:val="0A0A0A"/>
           <w:shd w:val="clear" w:color="auto" w:fill="FFFFFF"/>
         </w:rPr>
-        <w:t> Treino de atividades de vida diária (autocuidado, higiene, alimentação).</w:t>
+        <w:t> Treino d</w:t>
+      </w:r>
+      <w:r>
+        <w:rPr>
+          <w:rFonts w:ascii="Arial" w:eastAsia="Arial" w:hAnsi="Arial" w:cs="Arial"/>
+          <w:color w:val="0A0A0A"/>
+          <w:shd w:val="clear" w:color="auto" w:fill="FFFFFF"/>
+        </w:rPr>
+        <w:t>e atividades de vida diária (autocuidado, higiene, alimentação).</w:t>
       </w:r>
     </w:p>
     <w:p>
@@ -5970,13 +5225,26 @@
           <w:rFonts w:ascii="Arial" w:eastAsia="Arial" w:hAnsi="Arial" w:cs="Arial"/>
           <w:b/>
         </w:rPr>
-        <w:t>Transtorno do Espectro Autista (TEA)</w:t>
-      </w:r>
-      <w:r>
-        <w:rPr>
-          <w:rFonts w:ascii="Arial" w:eastAsia="Arial" w:hAnsi="Arial" w:cs="Arial"/>
-        </w:rPr>
-        <w:t xml:space="preserve"> é uma condição do desenvolvimento que afeta principalmente a forma como a pessoa se comunica, interage socialmente e organiza seu comportamento. Ele é chamado de “espectro” porque pode se manifestar de maneiras muito diferentes em cada indivíduo — alguns têm mais autonomia, outros precisam de apoio constante.</w:t>
+        <w:t xml:space="preserve">Transtorno do </w:t>
+      </w:r>
+      <w:r>
+        <w:rPr>
+          <w:rFonts w:ascii="Arial" w:eastAsia="Arial" w:hAnsi="Arial" w:cs="Arial"/>
+          <w:b/>
+        </w:rPr>
+        <w:t>Espectro Autista (TEA)</w:t>
+      </w:r>
+      <w:r>
+        <w:rPr>
+          <w:rFonts w:ascii="Arial" w:eastAsia="Arial" w:hAnsi="Arial" w:cs="Arial"/>
+        </w:rPr>
+        <w:t xml:space="preserve"> é uma condição do desenvolvimento que afeta principalmente a forma como a pessoa se comunica, interage socialmente e organiza seu comportamento. Ele é chamado de “espectro” porque pode se manifestar de maneiras muito diferentes em ca</w:t>
+      </w:r>
+      <w:r>
+        <w:rPr>
+          <w:rFonts w:ascii="Arial" w:eastAsia="Arial" w:hAnsi="Arial" w:cs="Arial"/>
+        </w:rPr>
+        <w:t>da indivíduo — alguns têm mais autonomia, outros precisam de apoio constante.</w:t>
       </w:r>
     </w:p>
     <w:p>
@@ -6053,7 +5321,13 @@
         <w:rPr>
           <w:rFonts w:ascii="Arial" w:eastAsia="Arial" w:hAnsi="Arial" w:cs="Arial"/>
         </w:rPr>
-        <w:t>: apoio moderado. As dificuldades de comunicação e os comportamentos repetitivos são mais visíveis e interferem mais no dia a dia.</w:t>
+        <w:t xml:space="preserve">: </w:t>
+      </w:r>
+      <w:r>
+        <w:rPr>
+          <w:rFonts w:ascii="Arial" w:eastAsia="Arial" w:hAnsi="Arial" w:cs="Arial"/>
+        </w:rPr>
+        <w:t>apoio moderado. As dificuldades de comunicação e os comportamentos repetitivos são mais visíveis e interferem mais no dia a dia.</w:t>
       </w:r>
     </w:p>
     <w:p>
@@ -6083,7 +5357,13 @@
         <w:rPr>
           <w:rFonts w:ascii="Arial" w:eastAsia="Arial" w:hAnsi="Arial" w:cs="Arial"/>
         </w:rPr>
-        <w:t>: apoio muito substancial. A pessoa precisa de ajuda constante, tem grandes dificuldades de comunicação (às vezes não verbal) e pouca autonomia.</w:t>
+        <w:t>: apoio muito substancial. A pessoa precisa de ajuda constante, tem grandes dificuldades de comunicação (às vezes não ve</w:t>
+      </w:r>
+      <w:r>
+        <w:rPr>
+          <w:rFonts w:ascii="Arial" w:eastAsia="Arial" w:hAnsi="Arial" w:cs="Arial"/>
+        </w:rPr>
+        <w:t>rbal) e pouca autonomia.</w:t>
       </w:r>
     </w:p>
     <w:p>
@@ -6158,7 +5438,13 @@
         <w:rPr>
           <w:rFonts w:ascii="Arial" w:eastAsia="Arial" w:hAnsi="Arial" w:cs="Arial"/>
         </w:rPr>
-        <w:t>. Isso significa que a capacidade de aprendizado e raciocínio lógico pode estar afetada.</w:t>
+        <w:t>. I</w:t>
+      </w:r>
+      <w:r>
+        <w:rPr>
+          <w:rFonts w:ascii="Arial" w:eastAsia="Arial" w:hAnsi="Arial" w:cs="Arial"/>
+        </w:rPr>
+        <w:t>sso significa que a capacidade de aprendizado e raciocínio lógico pode estar afetada.</w:t>
       </w:r>
     </w:p>
     <w:p>
@@ -6183,6 +5469,32 @@
         </w:rPr>
         <w:t>Um autista de nível 1 pode ter DI.</w:t>
       </w:r>
+      <w:r>
+        <w:rPr>
+          <w:rFonts w:ascii="Arial" w:eastAsia="Arial" w:hAnsi="Arial" w:cs="Arial"/>
+        </w:rPr>
+        <w:t xml:space="preserve"> </w:t>
+      </w:r>
+      <w:r>
+        <w:rPr>
+          <w:rFonts w:ascii="Arial" w:eastAsia="Arial" w:hAnsi="Arial" w:cs="Arial"/>
+        </w:rPr>
+        <w:t>(</w:t>
+      </w:r>
+      <w:proofErr w:type="gramStart"/>
+      <w:r>
+        <w:rPr>
+          <w:rFonts w:ascii="Arial" w:eastAsia="Arial" w:hAnsi="Arial" w:cs="Arial"/>
+        </w:rPr>
+        <w:t>pode</w:t>
+      </w:r>
+      <w:proofErr w:type="gramEnd"/>
+      <w:r>
+        <w:rPr>
+          <w:rFonts w:ascii="Arial" w:eastAsia="Arial" w:hAnsi="Arial" w:cs="Arial"/>
+        </w:rPr>
+        <w:t xml:space="preserve"> ser muito inteligente, mas ter dificuldade em se organizar ou se comunicar).</w:t>
+      </w:r>
     </w:p>
     <w:p>
       <w:pPr>
@@ -6204,7 +5516,7 @@
         <w:rPr>
           <w:rFonts w:ascii="Arial" w:eastAsia="Arial" w:hAnsi="Arial" w:cs="Arial"/>
         </w:rPr>
-        <w:t>Um autista de nível 3 pode não ter DI (pode ser muito inteligente, mas ter dificuldade em se organizar ou se comunicar).</w:t>
+        <w:t xml:space="preserve">Um autista de nível 3 pode não ter DI </w:t>
       </w:r>
     </w:p>
     <w:p>
@@ -6221,7 +5533,13 @@
           <w:rFonts w:ascii="Arial" w:eastAsia="Arial" w:hAnsi="Arial" w:cs="Arial"/>
         </w:rPr>
         <w:lastRenderedPageBreak/>
-        <w:t>A DI também é classificada em graus: leve, moderada, grave ou profunda, dependendo do quanto a pessoa consegue aplicar o que sabe na prática (como cuidar da higiene, usar dinheiro ou se locomover com segurança).</w:t>
+        <w:t xml:space="preserve">A DI também é </w:t>
+      </w:r>
+      <w:r>
+        <w:rPr>
+          <w:rFonts w:ascii="Arial" w:eastAsia="Arial" w:hAnsi="Arial" w:cs="Arial"/>
+        </w:rPr>
+        <w:t>classificada em graus: leve, moderada, grave ou profunda, dependendo do quanto a pessoa consegue aplicar o que sabe na prática (como cuidar da higiene, usar dinheiro ou se locomover com segurança).</w:t>
       </w:r>
     </w:p>
     <w:p>
@@ -6253,7 +5571,13 @@
         <w:rPr>
           <w:rFonts w:ascii="Arial" w:eastAsia="Arial" w:hAnsi="Arial" w:cs="Arial"/>
         </w:rPr>
-        <w:t>O diagnóstico é feito por uma equipe multidisciplinar e considera duas “réguas”:</w:t>
+        <w:t>O diagnóstico é feito por um</w:t>
+      </w:r>
+      <w:r>
+        <w:rPr>
+          <w:rFonts w:ascii="Arial" w:eastAsia="Arial" w:hAnsi="Arial" w:cs="Arial"/>
+        </w:rPr>
+        <w:t>a equipe multidisciplinar e considera duas “réguas”:</w:t>
       </w:r>
     </w:p>
     <w:p>
@@ -6329,7 +5653,13 @@
         <w:rPr>
           <w:rFonts w:ascii="Arial" w:eastAsia="Arial" w:hAnsi="Arial" w:cs="Arial"/>
         </w:rPr>
-        <w:t>Em resumo, o TEA mostra como cada pessoa se relaciona com o mundo em termos de comunicação e comportamento, enquanto a DI mostra como ela aprende e aplica o que sabe. Juntas, essas informações ajudam médicos e terapeutas a definir o tipo de apoio necessário para que o indivíduo tenha mais qualidade de vida e autonomia.</w:t>
+        <w:t>Em resumo, o TEA mostra como cada pessoa se relaciona com o mundo em termos de comunicação e comportamento, enquanto a DI mostra como ela aprende e aplica o que sabe. Juntas, essas informações ajudam médicos e terapeutas a definir o tipo de apoio necessári</w:t>
+      </w:r>
+      <w:r>
+        <w:rPr>
+          <w:rFonts w:ascii="Arial" w:eastAsia="Arial" w:hAnsi="Arial" w:cs="Arial"/>
+        </w:rPr>
+        <w:t>o para que o indivíduo tenha mais qualidade de vida e autonomia.</w:t>
       </w:r>
     </w:p>
     <w:p>
@@ -6386,7 +5716,19 @@
         <w:rPr>
           <w:rFonts w:ascii="Arial" w:eastAsia="Arial" w:hAnsi="Arial" w:cs="Arial"/>
         </w:rPr>
-        <w:t>, o material didático original é examinado para identificar problemas de acessibilidade, como linguagem complexa, excesso de informação ou abstração. Também são consideradas características do TEA nível 1, como a preferência por clareza, dificuldade com ambiguidade e necessidade de estrutura. O resultado dessa fase é uma lista de requisitos de adaptação.</w:t>
+        <w:t xml:space="preserve">, o material didático original é examinado para identificar </w:t>
+      </w:r>
+      <w:r>
+        <w:rPr>
+          <w:rFonts w:ascii="Arial" w:eastAsia="Arial" w:hAnsi="Arial" w:cs="Arial"/>
+        </w:rPr>
+        <w:t>problemas de acessibilidade, como linguagem complexa, excesso de informação ou abstração. Também são consideradas características do TEA nível 1, como a preferência por clareza, dificuldade com ambiguidade e necessidade de estrutura. O resultado dessa fase</w:t>
+      </w:r>
+      <w:r>
+        <w:rPr>
+          <w:rFonts w:ascii="Arial" w:eastAsia="Arial" w:hAnsi="Arial" w:cs="Arial"/>
+        </w:rPr>
+        <w:t xml:space="preserve"> é uma lista de requisitos de adaptação.</w:t>
       </w:r>
     </w:p>
     <w:p>
@@ -6416,7 +5758,13 @@
         <w:rPr>
           <w:rFonts w:ascii="Arial" w:eastAsia="Arial" w:hAnsi="Arial" w:cs="Arial"/>
         </w:rPr>
-        <w:t>, esses requisitos são transformados em regras pedagógicas baseadas no DUA. Isso inclui múltiplas formas de representação, como textos simplificados e exemplos concretos, organização do conteúdo em etapas e tópicos, além da eliminação de ambiguidades e destaque de palavras-chave. O resultado é um conjunto de regras de adaptação que funciona como o “motor pedagógico” do sistema.</w:t>
+        <w:t>, esses requisitos são transformados em regras pedagógicas baseadas no DUA. Isso inclui múltiplas formas de representação, como textos simplificados e exemplos concretos, organização do conteúdo em</w:t>
+      </w:r>
+      <w:r>
+        <w:rPr>
+          <w:rFonts w:ascii="Arial" w:eastAsia="Arial" w:hAnsi="Arial" w:cs="Arial"/>
+        </w:rPr>
+        <w:t xml:space="preserve"> etapas e tópicos, além da eliminação de ambiguidades e destaque de palavras-chave. O resultado é um conjunto de regras de adaptação que funciona como o “motor pedagógico” do sistema.</w:t>
       </w:r>
     </w:p>
     <w:p>
@@ -6448,7 +5796,13 @@
         <w:rPr>
           <w:rFonts w:ascii="Arial" w:eastAsia="Arial" w:hAnsi="Arial" w:cs="Arial"/>
         </w:rPr>
-        <w:t xml:space="preserve">, a inteligência artificial aplica essas regras ao material original. O processamento envolve simplificação de </w:t>
+        <w:t>, a inteligência artificial aplica ess</w:t>
+      </w:r>
+      <w:r>
+        <w:rPr>
+          <w:rFonts w:ascii="Arial" w:eastAsia="Arial" w:hAnsi="Arial" w:cs="Arial"/>
+        </w:rPr>
+        <w:t xml:space="preserve">as regras ao material original. O processamento envolve simplificação de </w:t>
       </w:r>
       <w:r>
         <w:rPr>
@@ -6487,7 +5841,13 @@
         <w:rPr>
           <w:rFonts w:ascii="Arial" w:eastAsia="Arial" w:hAnsi="Arial" w:cs="Arial"/>
         </w:rPr>
-        <w:t>, esse material adaptado é disponibilizado na plataforma para uso por professores e alunos, garantindo que o conteúdo seja acessível e aplicado de forma inclusiva.</w:t>
+        <w:t>, ess</w:t>
+      </w:r>
+      <w:r>
+        <w:rPr>
+          <w:rFonts w:ascii="Arial" w:eastAsia="Arial" w:hAnsi="Arial" w:cs="Arial"/>
+        </w:rPr>
+        <w:t>e material adaptado é disponibilizado na plataforma para uso por professores e alunos, garantindo que o conteúdo seja acessível e aplicado de forma inclusiva.</w:t>
       </w:r>
     </w:p>
     <w:p>
@@ -6527,7 +5887,13 @@
         <w:rPr>
           <w:rFonts w:ascii="Arial" w:eastAsia="Arial" w:hAnsi="Arial" w:cs="Arial"/>
         </w:rPr>
-        <w:t>o professor e os alunos poderão avaliar a qualidade do material e se o conteúdo está coerente e sem ausência de alguma informação</w:t>
+        <w:t>o professor e os alunos poderão avaliar a qualidade do material e se</w:t>
+      </w:r>
+      <w:r>
+        <w:rPr>
+          <w:rFonts w:ascii="Arial" w:eastAsia="Arial" w:hAnsi="Arial" w:cs="Arial"/>
+        </w:rPr>
+        <w:t xml:space="preserve"> o conteúdo está coerente e sem ausência de alguma informação</w:t>
       </w:r>
     </w:p>
     <w:p>
@@ -6591,7 +5957,13 @@
         <w:rPr>
           <w:rFonts w:ascii="Arial" w:eastAsia="Arial" w:hAnsi="Arial" w:cs="Arial"/>
         </w:rPr>
-        <w:t>O Desenho Universal da Aprendizagem (DUA) é uma proposta que ajuda a tornar a escola mais acessível e inclusiva, especialmente para estudantes com Transtorno do Espectro Autista (TEA). Ele busca reduzir barreiras na aprendizagem oferecendo diferentes formas de ensinar, aprender e se expressar.</w:t>
+        <w:t>O Desenho Universal da Aprendizagem (DUA) é uma proposta que ajuda a tornar a escola mais acessível e inclusiva, especialmente para estudantes com Transtorno do Espectro Autista (TEA). E</w:t>
+      </w:r>
+      <w:r>
+        <w:rPr>
+          <w:rFonts w:ascii="Arial" w:eastAsia="Arial" w:hAnsi="Arial" w:cs="Arial"/>
+        </w:rPr>
+        <w:t>le busca reduzir barreiras na aprendizagem oferecendo diferentes formas de ensinar, aprender e se expressar.</w:t>
       </w:r>
     </w:p>
     <w:p>
@@ -6668,7 +6040,14 @@
           <w:rFonts w:ascii="Arial" w:eastAsia="Arial" w:hAnsi="Arial" w:cs="Arial"/>
           <w:b/>
         </w:rPr>
-        <w:t>criar ambientes e práticas pedagógicas que funcionem para o maior número possível de alunos</w:t>
+        <w:t>criar ambientes e práticas pedagógicas que funcionem para o maior núm</w:t>
+      </w:r>
+      <w:r>
+        <w:rPr>
+          <w:rFonts w:ascii="Arial" w:eastAsia="Arial" w:hAnsi="Arial" w:cs="Arial"/>
+          <w:b/>
+        </w:rPr>
+        <w:t>ero possível de alunos</w:t>
       </w:r>
       <w:r>
         <w:rPr>
@@ -6757,8 +6136,16 @@
         <w:rPr>
           <w:rFonts w:ascii="Arial" w:eastAsia="Arial" w:hAnsi="Arial" w:cs="Arial"/>
         </w:rPr>
-        <w:t>: apresentar os conteúdos de várias maneiras (texto, imagem, áudio, prática).</w:t>
-      </w:r>
+        <w:t xml:space="preserve">: apresentar os conteúdos de </w:t>
+      </w:r>
+      <w:r>
+        <w:rPr>
+          <w:rFonts w:ascii="Arial" w:eastAsia="Arial" w:hAnsi="Arial" w:cs="Arial"/>
+        </w:rPr>
+        <w:t>várias maneiras (texto, imagem, áudio, prática).</w:t>
+      </w:r>
+      <w:bookmarkStart w:id="0" w:name="_GoBack"/>
+      <w:bookmarkEnd w:id="0"/>
     </w:p>
     <w:p>
       <w:pPr>
@@ -6900,7 +6287,13 @@
         <w:rPr>
           <w:rFonts w:ascii="Arial" w:eastAsia="Arial" w:hAnsi="Arial" w:cs="Arial"/>
         </w:rPr>
-        <w:t>: se um aluno tem dificuldade em se comunicar verbalmente, pode usar imagens ou tecnologia; se não consegue se concentrar em uma atividade longa, pode ter opções mais curtas ou práticas.</w:t>
+        <w:t>: se um aluno tem dificuldade em se comunicar</w:t>
+      </w:r>
+      <w:r>
+        <w:rPr>
+          <w:rFonts w:ascii="Arial" w:eastAsia="Arial" w:hAnsi="Arial" w:cs="Arial"/>
+        </w:rPr>
+        <w:t xml:space="preserve"> verbalmente, pode usar imagens ou tecnologia; se não consegue se concentrar em uma atividade longa, pode ter opções mais curtas ou práticas.</w:t>
       </w:r>
     </w:p>
     <w:p>
@@ -6971,7 +6364,14 @@
           <w:rFonts w:ascii="Arial" w:eastAsia="Arial" w:hAnsi="Arial" w:cs="Arial"/>
           <w:b/>
         </w:rPr>
-        <w:t>Acessibilidade pedagógica</w:t>
+        <w:t>Acessi</w:t>
+      </w:r>
+      <w:r>
+        <w:rPr>
+          <w:rFonts w:ascii="Arial" w:eastAsia="Arial" w:hAnsi="Arial" w:cs="Arial"/>
+          <w:b/>
+        </w:rPr>
+        <w:t>bilidade pedagógica</w:t>
       </w:r>
       <w:r>
         <w:rPr>
@@ -7088,7 +6488,13 @@
         <w:rPr>
           <w:rFonts w:ascii="Arial" w:eastAsia="Arial" w:hAnsi="Arial" w:cs="Arial"/>
         </w:rPr>
-        <w:t xml:space="preserve">O DUA é uma forma de pensar a educação que </w:t>
+        <w:t xml:space="preserve">O DUA é uma </w:t>
+      </w:r>
+      <w:r>
+        <w:rPr>
+          <w:rFonts w:ascii="Arial" w:eastAsia="Arial" w:hAnsi="Arial" w:cs="Arial"/>
+        </w:rPr>
+        <w:t xml:space="preserve">forma de pensar a educação que </w:t>
       </w:r>
       <w:r>
         <w:rPr>
@@ -7114,7 +6520,13 @@
         <w:rPr>
           <w:rFonts w:ascii="Arial" w:eastAsia="Arial" w:hAnsi="Arial" w:cs="Arial"/>
         </w:rPr>
-        <w:t>, onde cada estudante pode aprender e se expressar de acordo com suas possibilidades.</w:t>
+        <w:t>, onde cada estudante pode aprender e se expressar de acordo com suas possibilidad</w:t>
+      </w:r>
+      <w:r>
+        <w:rPr>
+          <w:rFonts w:ascii="Arial" w:eastAsia="Arial" w:hAnsi="Arial" w:cs="Arial"/>
+        </w:rPr>
+        <w:t>es.</w:t>
       </w:r>
     </w:p>
     <w:p>
@@ -7168,7 +6580,13 @@
         <w:rPr>
           <w:rFonts w:ascii="Arial" w:eastAsia="Arial" w:hAnsi="Arial" w:cs="Arial"/>
         </w:rPr>
-        <w:t xml:space="preserve"> (2021) indica que o design de interfaces para pessoas com TEA deve priorizar a redução da sobrecarga sensorial através de layouts limpos, previsíveis e com uso de cores suaves ou tons pastéis. A pesquisa enfatiza a necessidade de evitar contrastes agressivos e animações excessivas, optando por padronização visual para facilitar o foco e a navegação.</w:t>
+        <w:t xml:space="preserve"> (2021) indica que o design de interfaces para pessoas com TEA deve priorizar a redução da sobrecarga sensorial através de layouts limpos, previsíveis e com uso de cores suaves ou tons pastéis. A pesquisa</w:t>
+      </w:r>
+      <w:r>
+        <w:rPr>
+          <w:rFonts w:ascii="Arial" w:eastAsia="Arial" w:hAnsi="Arial" w:cs="Arial"/>
+        </w:rPr>
+        <w:t xml:space="preserve"> enfatiza a necessidade de evitar contrastes agressivos e animações excessivas, optando por padronização visual para facilitar o foco e a navegação.</w:t>
       </w:r>
     </w:p>
     <w:p>
@@ -7216,7 +6634,13 @@
         <w:rPr>
           <w:rFonts w:ascii="Arial" w:eastAsia="Arial" w:hAnsi="Arial" w:cs="Arial"/>
         </w:rPr>
-        <w:t>O que é: Um modelo conceitual que representa de forma abstrata os dados do sistema e como eles se relacionam.</w:t>
+        <w:t xml:space="preserve">O que é: Um modelo conceitual que representa de forma abstrata os </w:t>
+      </w:r>
+      <w:r>
+        <w:rPr>
+          <w:rFonts w:ascii="Arial" w:eastAsia="Arial" w:hAnsi="Arial" w:cs="Arial"/>
+        </w:rPr>
+        <w:t>dados do sistema e como eles se relacionam.</w:t>
       </w:r>
     </w:p>
     <w:p>
@@ -7285,7 +6709,13 @@
         <w:rPr>
           <w:rFonts w:ascii="Arial" w:eastAsia="Arial" w:hAnsi="Arial" w:cs="Arial"/>
         </w:rPr>
-        <w:t>O que é: A representação gráfica e estruturada do MER, detalhando as tabelas, colunas, chaves primárias/estrangeiras e os tipos de relacionamentos.</w:t>
+        <w:t>O que é: A representaç</w:t>
+      </w:r>
+      <w:r>
+        <w:rPr>
+          <w:rFonts w:ascii="Arial" w:eastAsia="Arial" w:hAnsi="Arial" w:cs="Arial"/>
+        </w:rPr>
+        <w:t>ão gráfica e estruturada do MER, detalhando as tabelas, colunas, chaves primárias/estrangeiras e os tipos de relacionamentos.</w:t>
       </w:r>
     </w:p>
     <w:p>
@@ -7305,7 +6735,13 @@
         <w:rPr>
           <w:rFonts w:ascii="Arial" w:eastAsia="Arial" w:hAnsi="Arial" w:cs="Arial"/>
         </w:rPr>
-        <w:t xml:space="preserve">Para que serve: É utilizado para representar e projetar a estrutura de um banco de dados relacional, servindo como base para sua implementação em </w:t>
+        <w:t>Para que serve: É utilizado para representar e projetar a estrutura de um banco de dados relacional, servindo como base para sua i</w:t>
+      </w:r>
+      <w:r>
+        <w:rPr>
+          <w:rFonts w:ascii="Arial" w:eastAsia="Arial" w:hAnsi="Arial" w:cs="Arial"/>
+        </w:rPr>
+        <w:t xml:space="preserve">mplementação em </w:t>
       </w:r>
       <w:proofErr w:type="spellStart"/>
       <w:r>
@@ -7319,7 +6755,21 @@
         <w:rPr>
           <w:rFonts w:ascii="Arial" w:eastAsia="Arial" w:hAnsi="Arial" w:cs="Arial"/>
         </w:rPr>
-        <w:t xml:space="preserve"> como PostgreSQL ou MySQL.</w:t>
+        <w:t xml:space="preserve"> como </w:t>
+      </w:r>
+      <w:proofErr w:type="spellStart"/>
+      <w:r>
+        <w:rPr>
+          <w:rFonts w:ascii="Arial" w:eastAsia="Arial" w:hAnsi="Arial" w:cs="Arial"/>
+        </w:rPr>
+        <w:t>PostgreSQL</w:t>
+      </w:r>
+      <w:proofErr w:type="spellEnd"/>
+      <w:r>
+        <w:rPr>
+          <w:rFonts w:ascii="Arial" w:eastAsia="Arial" w:hAnsi="Arial" w:cs="Arial"/>
+        </w:rPr>
+        <w:t xml:space="preserve"> ou MySQL.</w:t>
       </w:r>
     </w:p>
     <w:p>
@@ -7387,7 +6837,13 @@
         <w:rPr>
           <w:rFonts w:ascii="Arial" w:eastAsia="Arial" w:hAnsi="Arial" w:cs="Arial"/>
         </w:rPr>
-        <w:t>Para que serve: Define o escopo funcional da aplicação, deixando claro o que o sistema faz e quem interage com cada funcionalidade.</w:t>
+        <w:t>Para que serve: Define o escop</w:t>
+      </w:r>
+      <w:r>
+        <w:rPr>
+          <w:rFonts w:ascii="Arial" w:eastAsia="Arial" w:hAnsi="Arial" w:cs="Arial"/>
+        </w:rPr>
+        <w:t>o funcional da aplicação, deixando claro o que o sistema faz e quem interage com cada funcionalidade.</w:t>
       </w:r>
     </w:p>
     <w:p>
@@ -7434,7 +6890,13 @@
         <w:rPr>
           <w:rFonts w:ascii="Arial" w:eastAsia="Arial" w:hAnsi="Arial" w:cs="Arial"/>
         </w:rPr>
-        <w:t>O que é: Uma representação sequencial e lógica de um processo ou tomada de decisão utilizando símbolos padronizados (como retângulos e losangos).</w:t>
+        <w:t xml:space="preserve">O que é: Uma representação sequencial e lógica de um processo ou tomada de decisão utilizando símbolos padronizados (como </w:t>
+      </w:r>
+      <w:r>
+        <w:rPr>
+          <w:rFonts w:ascii="Arial" w:eastAsia="Arial" w:hAnsi="Arial" w:cs="Arial"/>
+        </w:rPr>
+        <w:t>retângulos e losangos).</w:t>
       </w:r>
     </w:p>
     <w:p>
@@ -7515,7 +6977,13 @@
         <w:rPr>
           <w:rFonts w:ascii="Arial" w:eastAsia="Arial" w:hAnsi="Arial" w:cs="Arial"/>
         </w:rPr>
-        <w:t>O que é: Um diagrama que mostra a ordem cronológica das mensagens trocadas entre os componentes do sistema ao longo de uma linha do tempo.</w:t>
+        <w:t xml:space="preserve">O que é: Um </w:t>
+      </w:r>
+      <w:r>
+        <w:rPr>
+          <w:rFonts w:ascii="Arial" w:eastAsia="Arial" w:hAnsi="Arial" w:cs="Arial"/>
+        </w:rPr>
+        <w:t>diagrama que mostra a ordem cronológica das mensagens trocadas entre os componentes do sistema ao longo de uma linha do tempo.</w:t>
       </w:r>
     </w:p>
     <w:p>
@@ -7563,7 +7031,13 @@
         <w:rPr>
           <w:rFonts w:ascii="Arial" w:eastAsia="Arial" w:hAnsi="Arial" w:cs="Arial"/>
         </w:rPr>
-        <w:t xml:space="preserve"> e serviços externos (como a API de Inteligência Artificial) conversam entre si para executar uma tarefa.</w:t>
+        <w:t xml:space="preserve"> e serviços externos (como a API de Inteligência Artificial) conve</w:t>
+      </w:r>
+      <w:r>
+        <w:rPr>
+          <w:rFonts w:ascii="Arial" w:eastAsia="Arial" w:hAnsi="Arial" w:cs="Arial"/>
+        </w:rPr>
+        <w:t>rsam entre si para executar uma tarefa.</w:t>
       </w:r>
     </w:p>
     <w:p>
@@ -7631,7 +7105,13 @@
         <w:rPr>
           <w:rFonts w:ascii="Arial" w:eastAsia="Arial" w:hAnsi="Arial" w:cs="Arial"/>
         </w:rPr>
-        <w:t>Para que serve: Auxilia no desenvolvimento orientado a objetos, servindo como referência para estruturar as classes, responsabilidades e relacionamentos que serão implementados no código do sistema.</w:t>
+        <w:t xml:space="preserve">Para que serve: Auxilia no desenvolvimento orientado a </w:t>
+      </w:r>
+      <w:r>
+        <w:rPr>
+          <w:rFonts w:ascii="Arial" w:eastAsia="Arial" w:hAnsi="Arial" w:cs="Arial"/>
+        </w:rPr>
+        <w:t>objetos, servindo como referência para estruturar as classes, responsabilidades e relacionamentos que serão implementados no código do sistema.</w:t>
       </w:r>
     </w:p>
     <w:p>
@@ -7695,7 +7175,13 @@
         <w:rPr>
           <w:rFonts w:ascii="Arial" w:eastAsia="Arial" w:hAnsi="Arial" w:cs="Arial"/>
         </w:rPr>
-        <w:t>O que é: Uma ferramenta visual de gerenciamento que distribui as tarefas do projeto ao longo de um eixo temporal (meses/semanas).</w:t>
+        <w:t>O que é: Uma ferramenta visual de gerenciamento que distribui as tare</w:t>
+      </w:r>
+      <w:r>
+        <w:rPr>
+          <w:rFonts w:ascii="Arial" w:eastAsia="Arial" w:hAnsi="Arial" w:cs="Arial"/>
+        </w:rPr>
+        <w:t>fas do projeto ao longo de um eixo temporal (meses/semanas).</w:t>
       </w:r>
     </w:p>
     <w:p>
@@ -7755,7 +7241,13 @@
         <w:rPr>
           <w:rFonts w:ascii="Arial" w:eastAsia="Arial" w:hAnsi="Arial" w:cs="Arial"/>
         </w:rPr>
-        <w:t>TEXTO CONCLUSIVO SOBRE O NOSSO PROJETO (Após a identificação dos problemas, com o objetivo de ajudar os professores e através da conversão utilizando o ADDIE, concluímos que funciona ou não)</w:t>
+        <w:t>TEXTO CONC</w:t>
+      </w:r>
+      <w:r>
+        <w:rPr>
+          <w:rFonts w:ascii="Arial" w:eastAsia="Arial" w:hAnsi="Arial" w:cs="Arial"/>
+        </w:rPr>
+        <w:t>LUSIVO SOBRE O NOSSO PROJETO (Após a identificação dos problemas, com o objetivo de ajudar os professores e através da conversão utilizando o ADDIE, concluímos que funciona ou não)</w:t>
       </w:r>
     </w:p>
     <w:p>
@@ -7792,7 +7284,7 @@
           <v:rect id="rectole0000000006" o:spid="_x0000_i1031" style="width:441pt;height:100.5pt" o:ole="" o:preferrelative="t" stroked="f">
             <v:imagedata r:id="rId17" o:title=""/>
           </v:rect>
-          <o:OLEObject Type="Embed" ProgID="StaticMetafile" ShapeID="rectole0000000006" DrawAspect="Content" ObjectID="_1849667201" r:id="rId18"/>
+          <o:OLEObject Type="Embed" ProgID="StaticMetafile" ShapeID="rectole0000000006" DrawAspect="Content" ObjectID="_1849891376" r:id="rId18"/>
         </w:object>
       </w:r>
     </w:p>
@@ -7807,7 +7299,13 @@
         <w:rPr>
           <w:rFonts w:ascii="Arial" w:eastAsia="Arial" w:hAnsi="Arial" w:cs="Arial"/>
         </w:rPr>
-        <w:t xml:space="preserve">Diagrama de Modelo Entidade-Relacionamento utilizado como modelo conceitual para mostrar a lógica do projeto. </w:t>
+        <w:t xml:space="preserve">Diagrama de Modelo Entidade-Relacionamento </w:t>
+      </w:r>
+      <w:r>
+        <w:rPr>
+          <w:rFonts w:ascii="Arial" w:eastAsia="Arial" w:hAnsi="Arial" w:cs="Arial"/>
+        </w:rPr>
+        <w:t xml:space="preserve">utilizado como modelo conceitual para mostrar a lógica do projeto. </w:t>
       </w:r>
     </w:p>
     <w:p>
@@ -7852,7 +7350,7 @@
           <v:rect id="rectole0000000007" o:spid="_x0000_i1032" style="width:441pt;height:87pt" o:ole="" o:preferrelative="t" stroked="f">
             <v:imagedata r:id="rId19" o:title=""/>
           </v:rect>
-          <o:OLEObject Type="Embed" ProgID="StaticMetafile" ShapeID="rectole0000000007" DrawAspect="Content" ObjectID="_1849667202" r:id="rId20"/>
+          <o:OLEObject Type="Embed" ProgID="StaticMetafile" ShapeID="rectole0000000007" DrawAspect="Content" ObjectID="_1849891377" r:id="rId20"/>
         </w:object>
       </w:r>
     </w:p>
@@ -7911,7 +7409,7 @@
           <v:rect id="rectole0000000008" o:spid="_x0000_i1033" style="width:441pt;height:330.75pt" o:ole="" o:preferrelative="t" stroked="f">
             <v:imagedata r:id="rId21" o:title=""/>
           </v:rect>
-          <o:OLEObject Type="Embed" ProgID="StaticMetafile" ShapeID="rectole0000000008" DrawAspect="Content" ObjectID="_1849667203" r:id="rId22"/>
+          <o:OLEObject Type="Embed" ProgID="StaticMetafile" ShapeID="rectole0000000008" DrawAspect="Content" ObjectID="_1849891378" r:id="rId22"/>
         </w:object>
       </w:r>
     </w:p>
@@ -7926,7 +7424,13 @@
         <w:rPr>
           <w:rFonts w:ascii="Arial" w:eastAsia="Arial" w:hAnsi="Arial" w:cs="Arial"/>
         </w:rPr>
-        <w:t>O Diagrama de Caso de Uso foi utilizado no projeto para representar as principais funcionalidades disponibilizadas pelo sistema e demonstrar como os atores interagem com a plataforma. Ele permite visualizar, de forma simples, quais ações podem ser realizadas pelo professor e quais processos dependem da integração com a API de Inteligência Artificial.</w:t>
+        <w:t>O Diagrama de Caso de Uso foi utilizado no projeto para representar as principais funcionalidades disponibilizadas pelo sistema e demonstrar como os atores interagem com a plataforma. Ele permite visualizar, de forma simples, quai</w:t>
+      </w:r>
+      <w:r>
+        <w:rPr>
+          <w:rFonts w:ascii="Arial" w:eastAsia="Arial" w:hAnsi="Arial" w:cs="Arial"/>
+        </w:rPr>
+        <w:t>s ações podem ser realizadas pelo professor e quais processos dependem da integração com a API de Inteligência Artificial.</w:t>
       </w:r>
     </w:p>
     <w:p>
@@ -7954,7 +7458,13 @@
           <w:rFonts w:ascii="Arial" w:eastAsia="Arial" w:hAnsi="Arial" w:cs="Arial"/>
         </w:rPr>
         <w:lastRenderedPageBreak/>
-        <w:t>Fazer Login: o professor acessa a plataforma e realiza seu login. O sistema verifica a senha e, caso esteja incorreta, apresenta um erro de login.</w:t>
+        <w:t xml:space="preserve">Fazer Login: o professor acessa a plataforma e realiza seu login. O sistema verifica a senha e, caso esteja incorreta, apresenta um </w:t>
+      </w:r>
+      <w:r>
+        <w:rPr>
+          <w:rFonts w:ascii="Arial" w:eastAsia="Arial" w:hAnsi="Arial" w:cs="Arial"/>
+        </w:rPr>
+        <w:t>erro de login.</w:t>
       </w:r>
     </w:p>
     <w:p>
@@ -7992,7 +7502,13 @@
         <w:rPr>
           <w:rFonts w:ascii="Arial" w:eastAsia="Arial" w:hAnsi="Arial" w:cs="Arial"/>
         </w:rPr>
-        <w:t>Fazer Conversão: após validar o arquivo, o sistema processa o material e utiliza a API de Inteligência Artificial para adaptar o conteúdo, tornando-o mais acessível aos estudantes com TEA.</w:t>
+        <w:t>Fazer Conversão: após validar o arquivo, o sistema processa o material e utili</w:t>
+      </w:r>
+      <w:r>
+        <w:rPr>
+          <w:rFonts w:ascii="Arial" w:eastAsia="Arial" w:hAnsi="Arial" w:cs="Arial"/>
+        </w:rPr>
+        <w:t>za a API de Inteligência Artificial para adaptar o conteúdo, tornando-o mais acessível aos estudantes com TEA.</w:t>
       </w:r>
     </w:p>
     <w:p>
@@ -8030,7 +7546,13 @@
         <w:rPr>
           <w:rFonts w:ascii="Arial" w:eastAsia="Arial" w:hAnsi="Arial" w:cs="Arial"/>
         </w:rPr>
-        <w:t>Fazer Download: após conferir o material, o professor pode realizar o download do conteúdo adaptado para utilizá-lo em suas atividades pedagógicas.</w:t>
+        <w:t>Fazer Download: a</w:t>
+      </w:r>
+      <w:r>
+        <w:rPr>
+          <w:rFonts w:ascii="Arial" w:eastAsia="Arial" w:hAnsi="Arial" w:cs="Arial"/>
+        </w:rPr>
+        <w:t>pós conferir o material, o professor pode realizar o download do conteúdo adaptado para utilizá-lo em suas atividades pedagógicas.</w:t>
       </w:r>
     </w:p>
     <w:p>
@@ -8107,7 +7629,7 @@
           <v:rect id="rectole0000000009" o:spid="_x0000_i1034" style="width:365.25pt;height:217.5pt" o:ole="" o:preferrelative="t" stroked="f">
             <v:imagedata r:id="rId23" o:title=""/>
           </v:rect>
-          <o:OLEObject Type="Embed" ProgID="StaticMetafile" ShapeID="rectole0000000009" DrawAspect="Content" ObjectID="_1849667204" r:id="rId24"/>
+          <o:OLEObject Type="Embed" ProgID="StaticMetafile" ShapeID="rectole0000000009" DrawAspect="Content" ObjectID="_1849891379" r:id="rId24"/>
         </w:object>
       </w:r>
     </w:p>
@@ -8122,7 +7644,13 @@
         <w:rPr>
           <w:rFonts w:ascii="Arial" w:eastAsia="Arial" w:hAnsi="Arial" w:cs="Arial"/>
         </w:rPr>
-        <w:t>Fluxograma utilizado para melhor compreensão do caminho do sistema facilitando a forma como enxerga erros.</w:t>
+        <w:t>Fluxograma utilizado para melhor compreensão do caminho do sistema faci</w:t>
+      </w:r>
+      <w:r>
+        <w:rPr>
+          <w:rFonts w:ascii="Arial" w:eastAsia="Arial" w:hAnsi="Arial" w:cs="Arial"/>
+        </w:rPr>
+        <w:t>litando a forma como enxerga erros.</w:t>
       </w:r>
     </w:p>
     <w:p>
@@ -8159,7 +7687,7 @@
           <v:rect id="rectole0000000010" o:spid="_x0000_i1035" style="width:413.25pt;height:365.25pt" o:ole="" o:preferrelative="t" stroked="f">
             <v:imagedata r:id="rId25" o:title=""/>
           </v:rect>
-          <o:OLEObject Type="Embed" ProgID="StaticMetafile" ShapeID="rectole0000000010" DrawAspect="Content" ObjectID="_1849667205" r:id="rId26"/>
+          <o:OLEObject Type="Embed" ProgID="StaticMetafile" ShapeID="rectole0000000010" DrawAspect="Content" ObjectID="_1849891380" r:id="rId26"/>
         </w:object>
       </w:r>
     </w:p>
@@ -8247,7 +7775,7 @@
           <v:rect id="rectole0000000011" o:spid="_x0000_i1036" style="width:441pt;height:122.25pt" o:ole="" o:preferrelative="t" stroked="f">
             <v:imagedata r:id="rId27" o:title=""/>
           </v:rect>
-          <o:OLEObject Type="Embed" ProgID="StaticMetafile" ShapeID="rectole0000000011" DrawAspect="Content" ObjectID="_1849667206" r:id="rId28"/>
+          <o:OLEObject Type="Embed" ProgID="StaticMetafile" ShapeID="rectole0000000011" DrawAspect="Content" ObjectID="_1849891381" r:id="rId28"/>
         </w:object>
       </w:r>
     </w:p>
@@ -8314,7 +7842,7 @@
           <v:rect id="rectole0000000012" o:spid="_x0000_i1037" style="width:441pt;height:69pt" o:ole="" o:preferrelative="t" stroked="f">
             <v:imagedata r:id="rId29" o:title=""/>
           </v:rect>
-          <o:OLEObject Type="Embed" ProgID="StaticMetafile" ShapeID="rectole0000000012" DrawAspect="Content" ObjectID="_1849667207" r:id="rId30"/>
+          <o:OLEObject Type="Embed" ProgID="StaticMetafile" ShapeID="rectole0000000012" DrawAspect="Content" ObjectID="_1849891382" r:id="rId30"/>
         </w:object>
       </w:r>
     </w:p>
@@ -8365,7 +7893,13 @@
         <w:rPr>
           <w:rFonts w:ascii="Arial" w:eastAsia="Arial" w:hAnsi="Arial" w:cs="Arial"/>
         </w:rPr>
-        <w:t>ESTRUTURA DO PROTÓTIPO EM TELAS E EXPLICADO</w:t>
+        <w:t>ESTRUT</w:t>
+      </w:r>
+      <w:r>
+        <w:rPr>
+          <w:rFonts w:ascii="Arial" w:eastAsia="Arial" w:hAnsi="Arial" w:cs="Arial"/>
+        </w:rPr>
+        <w:t>URA DO PROTÓTIPO EM TELAS E EXPLICADO</w:t>
       </w:r>
     </w:p>
     <w:p>
@@ -8453,10 +7987,10 @@
             <v:path o:extrusionok="f" gradientshapeok="t" o:connecttype="rect"/>
             <o:lock v:ext="edit" aspectratio="t"/>
           </v:shapetype>
-          <v:shape id="_x0000_i1079" type="#_x0000_t75" style="width:502.5pt;height:748.5pt" o:ole="">
+          <v:shape id="_x0000_i1038" type="#_x0000_t75" style="width:502.5pt;height:748.5pt" o:ole="">
             <v:imagedata r:id="rId31" o:title=""/>
           </v:shape>
-          <o:OLEObject Type="Embed" ProgID="Excel.Sheet.12" ShapeID="_x0000_i1079" DrawAspect="Content" ObjectID="_1849667208" r:id="rId32"/>
+          <o:OLEObject Type="Embed" ProgID="Excel.Sheet.12" ShapeID="_x0000_i1038" DrawAspect="Content" ObjectID="_1849891383" r:id="rId32"/>
         </w:object>
       </w:r>
     </w:p>
@@ -8472,7 +8006,7 @@
           <v:rect id="rectole0000000014" o:spid="_x0000_i1039" style="width:408pt;height:163.5pt" o:ole="" o:preferrelative="t" stroked="f">
             <v:imagedata r:id="rId33" o:title=""/>
           </v:rect>
-          <o:OLEObject Type="Embed" ProgID="StaticMetafile" ShapeID="rectole0000000014" DrawAspect="Content" ObjectID="_1849667209" r:id="rId34"/>
+          <o:OLEObject Type="Embed" ProgID="StaticMetafile" ShapeID="rectole0000000014" DrawAspect="Content" ObjectID="_1849891384" r:id="rId34"/>
         </w:object>
       </w:r>
     </w:p>
@@ -8527,7 +8061,7 @@
           <v:rect id="rectole0000000015" o:spid="_x0000_i1040" style="width:408pt;height:163.5pt" o:ole="" o:preferrelative="t" stroked="f">
             <v:imagedata r:id="rId35" o:title=""/>
           </v:rect>
-          <o:OLEObject Type="Embed" ProgID="StaticMetafile" ShapeID="rectole0000000015" DrawAspect="Content" ObjectID="_1849667210" r:id="rId36"/>
+          <o:OLEObject Type="Embed" ProgID="StaticMetafile" ShapeID="rectole0000000015" DrawAspect="Content" ObjectID="_1849891385" r:id="rId36"/>
         </w:object>
       </w:r>
     </w:p>
@@ -8549,7 +8083,7 @@
           <v:rect id="rectole0000000016" o:spid="_x0000_i1041" style="width:408pt;height:163.5pt" o:ole="" o:preferrelative="t" stroked="f">
             <v:imagedata r:id="rId37" o:title=""/>
           </v:rect>
-          <o:OLEObject Type="Embed" ProgID="StaticMetafile" ShapeID="rectole0000000016" DrawAspect="Content" ObjectID="_1849667211" r:id="rId38"/>
+          <o:OLEObject Type="Embed" ProgID="StaticMetafile" ShapeID="rectole0000000016" DrawAspect="Content" ObjectID="_1849891386" r:id="rId38"/>
         </w:object>
       </w:r>
     </w:p>
@@ -8580,7 +8114,13 @@
         <w:rPr>
           <w:rFonts w:ascii="Arial" w:eastAsia="Arial" w:hAnsi="Arial" w:cs="Arial"/>
         </w:rPr>
-        <w:t>O prompt estabelece as regras e diretrizes que orientam o comportamento da IA durante a adaptação dos conteúdos.</w:t>
+        <w:t xml:space="preserve">O prompt estabelece as regras e diretrizes que orientam o </w:t>
+      </w:r>
+      <w:r>
+        <w:rPr>
+          <w:rFonts w:ascii="Arial" w:eastAsia="Arial" w:hAnsi="Arial" w:cs="Arial"/>
+        </w:rPr>
+        <w:t>comportamento da IA durante a adaptação dos conteúdos.</w:t>
       </w:r>
     </w:p>
     <w:p>
@@ -8685,7 +8225,13 @@
         <w:rPr>
           <w:rFonts w:ascii="Arial" w:eastAsia="Arial" w:hAnsi="Arial" w:cs="Arial"/>
         </w:rPr>
-        <w:t xml:space="preserve"> não pode inventar informações, criar exemplos ou adicionar conhecimentos externos. </w:t>
+        <w:t xml:space="preserve"> não pode inventar informações, criar exemplos ou adicionar con</w:t>
+      </w:r>
+      <w:r>
+        <w:rPr>
+          <w:rFonts w:ascii="Arial" w:eastAsia="Arial" w:hAnsi="Arial" w:cs="Arial"/>
+        </w:rPr>
+        <w:t xml:space="preserve">hecimentos externos. </w:t>
       </w:r>
     </w:p>
     <w:p>
@@ -8789,7 +8335,13 @@
         <w:rPr>
           <w:rFonts w:ascii="Arial" w:eastAsia="Arial" w:hAnsi="Arial" w:cs="Arial"/>
         </w:rPr>
-        <w:t xml:space="preserve"> transforma relações complexas em etapas mais fáceis de acompanhar, principalmente causa e consequência. </w:t>
+        <w:t xml:space="preserve"> transforma relações complexas em etapas mais fác</w:t>
+      </w:r>
+      <w:r>
+        <w:rPr>
+          <w:rFonts w:ascii="Arial" w:eastAsia="Arial" w:hAnsi="Arial" w:cs="Arial"/>
+        </w:rPr>
+        <w:t xml:space="preserve">eis de acompanhar, principalmente causa e consequência. </w:t>
       </w:r>
     </w:p>
     <w:p>
@@ -8902,7 +8454,6 @@
         </w:rPr>
         <w:br/>
       </w:r>
-      <w:proofErr w:type="gramStart"/>
       <w:r>
         <w:rPr>
           <w:rFonts w:ascii="Arial" w:eastAsia="Arial" w:hAnsi="Arial" w:cs="Arial"/>
@@ -8917,7 +8468,6 @@
         </w:rPr>
         <w:t>→</w:t>
       </w:r>
-      <w:proofErr w:type="gramEnd"/>
       <w:r>
         <w:rPr>
           <w:rFonts w:ascii="Arial" w:eastAsia="Arial" w:hAnsi="Arial" w:cs="Arial"/>
@@ -9009,7 +8559,13 @@
         <w:rPr>
           <w:rFonts w:ascii="Arial" w:eastAsia="Arial" w:hAnsi="Arial" w:cs="Arial"/>
         </w:rPr>
-        <w:t xml:space="preserve"> o resultado deve ser preparado para virar um material visualmente limpo e acessível.</w:t>
+        <w:t xml:space="preserve"> o resultado deve ser prep</w:t>
+      </w:r>
+      <w:r>
+        <w:rPr>
+          <w:rFonts w:ascii="Arial" w:eastAsia="Arial" w:hAnsi="Arial" w:cs="Arial"/>
+        </w:rPr>
+        <w:t>arado para virar um material visualmente limpo e acessível.</w:t>
       </w:r>
     </w:p>
     <w:p>
@@ -9466,7 +9022,15 @@
             <w:color w:val="0000FF"/>
             <w:u w:val="single"/>
           </w:rPr>
-          <w:t>https://institutoneurosaber.com.br/artigos/o-que-e-aba-e-quais-sao-as-caracteristicas/</w:t>
+          <w:t>https://in</w:t>
+        </w:r>
+        <w:r>
+          <w:rPr>
+            <w:rFonts w:ascii="Arial" w:eastAsia="Arial" w:hAnsi="Arial" w:cs="Arial"/>
+            <w:color w:val="0000FF"/>
+            <w:u w:val="single"/>
+          </w:rPr>
+          <w:t>stitutoneurosaber.com.br/artigos/o-que-e-aba-e-quais-sao-as-caracteristicas/</w:t>
         </w:r>
       </w:hyperlink>
       <w:r>
@@ -9524,11 +9088,13 @@
         <w:spacing w:after="0" w:line="360" w:lineRule="auto"/>
         <w:rPr>
           <w:rFonts w:ascii="Arial" w:eastAsia="Arial" w:hAnsi="Arial" w:cs="Arial"/>
-        </w:rPr>
-      </w:pPr>
-      <w:r>
-        <w:rPr>
-          <w:rFonts w:ascii="Arial" w:eastAsia="Arial" w:hAnsi="Arial" w:cs="Arial"/>
+          <w:lang w:val="en-US"/>
+        </w:rPr>
+      </w:pPr>
+      <w:r>
+        <w:rPr>
+          <w:rFonts w:ascii="Arial" w:eastAsia="Arial" w:hAnsi="Arial" w:cs="Arial"/>
+          <w:lang w:val="en-US"/>
         </w:rPr>
         <w:t xml:space="preserve">ADDIE: </w:t>
       </w:r>
@@ -9538,11 +9104,13 @@
         <w:spacing w:after="0" w:line="360" w:lineRule="auto"/>
         <w:rPr>
           <w:rFonts w:ascii="Arial" w:eastAsia="Arial" w:hAnsi="Arial" w:cs="Arial"/>
-        </w:rPr>
-      </w:pPr>
-      <w:r>
-        <w:rPr>
-          <w:rFonts w:ascii="Arial" w:eastAsia="Arial" w:hAnsi="Arial" w:cs="Arial"/>
+          <w:lang w:val="en-US"/>
+        </w:rPr>
+      </w:pPr>
+      <w:r>
+        <w:rPr>
+          <w:rFonts w:ascii="Arial" w:eastAsia="Arial" w:hAnsi="Arial" w:cs="Arial"/>
+          <w:lang w:val="en-US"/>
         </w:rPr>
         <w:tab/>
       </w:r>
@@ -9552,6 +9120,7 @@
             <w:rFonts w:ascii="Arial" w:eastAsia="Arial" w:hAnsi="Arial" w:cs="Arial"/>
             <w:color w:val="0000FF"/>
             <w:u w:val="single"/>
+            <w:lang w:val="en-US"/>
           </w:rPr>
           <w:t>https://repositorio.unip.br/psicologia-dissertacoes-e-teses/guia-para-adaptar-materiais-didaticos-para-alunos-com-tea-no-ensino-fundamental-ii-aplicacao-do-modelo-addie/</w:t>
         </w:r>
@@ -9559,6 +9128,7 @@
       <w:r>
         <w:rPr>
           <w:rFonts w:ascii="Arial" w:eastAsia="Arial" w:hAnsi="Arial" w:cs="Arial"/>
+          <w:lang w:val="en-US"/>
         </w:rPr>
         <w:t xml:space="preserve"> </w:t>
       </w:r>
@@ -9568,6 +9138,7 @@
         <w:spacing w:after="0" w:line="360" w:lineRule="auto"/>
         <w:rPr>
           <w:rFonts w:ascii="Arial" w:eastAsia="Arial" w:hAnsi="Arial" w:cs="Arial"/>
+          <w:lang w:val="en-US"/>
         </w:rPr>
       </w:pPr>
     </w:p>
@@ -9643,7 +9214,15 @@
             <w:color w:val="0000FF"/>
             <w:u w:val="single"/>
           </w:rPr>
-          <w:t>https://repositorio.unesp.br/entities/publication/5a725262-2506-4f1c-bd0f-b5428eec3699</w:t>
+          <w:t>https://repos</w:t>
+        </w:r>
+        <w:r>
+          <w:rPr>
+            <w:rFonts w:ascii="Arial" w:eastAsia="Arial" w:hAnsi="Arial" w:cs="Arial"/>
+            <w:color w:val="0000FF"/>
+            <w:u w:val="single"/>
+          </w:rPr>
+          <w:t>itorio.unesp.br/entities/publication/5a725262-2506-4f1c-bd0f-b5428eec3699</w:t>
         </w:r>
       </w:hyperlink>
       <w:r>
@@ -9709,7 +9288,15 @@
             <w:color w:val="0000FF"/>
             <w:u w:val="single"/>
           </w:rPr>
-          <w:t>https://ric.cps.sp.gov.br/bitstream/123456789/6940/1/1S2021_Gabriel%20Dutra%20Val%C3%A9rio_OD0902.pdf</w:t>
+          <w:t>https://ric.cps.sp.gov.br/bitstream/12</w:t>
+        </w:r>
+        <w:r>
+          <w:rPr>
+            <w:rFonts w:ascii="Arial" w:eastAsia="Arial" w:hAnsi="Arial" w:cs="Arial"/>
+            <w:color w:val="0000FF"/>
+            <w:u w:val="single"/>
+          </w:rPr>
+          <w:t>3456789/6940/1/1S2021_Gabriel%20Dutra%20Val%C3%A9rio_OD0902.pdf</w:t>
         </w:r>
       </w:hyperlink>
       <w:r>
@@ -9717,6 +9304,85 @@
           <w:rFonts w:ascii="Arial" w:eastAsia="Arial" w:hAnsi="Arial" w:cs="Arial"/>
         </w:rPr>
         <w:t xml:space="preserve"> </w:t>
+      </w:r>
+    </w:p>
+    <w:p>
+      <w:pPr>
+        <w:spacing w:after="0" w:line="360" w:lineRule="auto"/>
+        <w:rPr>
+          <w:rFonts w:ascii="Arial" w:eastAsia="Arial" w:hAnsi="Arial" w:cs="Arial"/>
+        </w:rPr>
+      </w:pPr>
+    </w:p>
+    <w:p>
+      <w:pPr>
+        <w:spacing w:after="0" w:line="360" w:lineRule="auto"/>
+        <w:rPr>
+          <w:rFonts w:ascii="Arial" w:eastAsia="Arial" w:hAnsi="Arial" w:cs="Arial"/>
+        </w:rPr>
+      </w:pPr>
+      <w:r>
+        <w:rPr>
+          <w:rFonts w:ascii="Arial" w:eastAsia="Arial" w:hAnsi="Arial" w:cs="Arial"/>
+        </w:rPr>
+        <w:t xml:space="preserve">Vagas para alunos </w:t>
+      </w:r>
+      <w:proofErr w:type="spellStart"/>
+      <w:r>
+        <w:rPr>
+          <w:rFonts w:ascii="Arial" w:eastAsia="Arial" w:hAnsi="Arial" w:cs="Arial"/>
+        </w:rPr>
+        <w:t>PCDs</w:t>
+      </w:r>
+      <w:proofErr w:type="spellEnd"/>
+      <w:r>
+        <w:rPr>
+          <w:rFonts w:ascii="Arial" w:eastAsia="Arial" w:hAnsi="Arial" w:cs="Arial"/>
+        </w:rPr>
+        <w:t>:</w:t>
+      </w:r>
+    </w:p>
+    <w:p>
+      <w:pPr>
+        <w:spacing w:after="0" w:line="360" w:lineRule="auto"/>
+      </w:pPr>
+      <w:r>
+        <w:rPr>
+          <w:rFonts w:ascii="Arial" w:eastAsia="Arial" w:hAnsi="Arial" w:cs="Arial"/>
+        </w:rPr>
+        <w:tab/>
+      </w:r>
+      <w:r>
+        <w:t xml:space="preserve">SÃO PAULO (Estado). Centro Paula Souza. </w:t>
+      </w:r>
+      <w:r>
+        <w:rPr>
+          <w:rStyle w:val="Forte"/>
+          <w:rFonts w:ascii="Arial" w:hAnsi="Arial" w:cs="Arial"/>
+        </w:rPr>
+        <w:t xml:space="preserve">Manual do Candidato: Vestibulinho </w:t>
+      </w:r>
+      <w:proofErr w:type="spellStart"/>
+      <w:r>
+        <w:rPr>
+          <w:rStyle w:val="Forte"/>
+          <w:rFonts w:ascii="Arial" w:hAnsi="Arial" w:cs="Arial"/>
+        </w:rPr>
+        <w:t>Etec</w:t>
+      </w:r>
+      <w:proofErr w:type="spellEnd"/>
+      <w:r>
+        <w:t xml:space="preserve">. São Paulo: CPS/Fundação de Apoio à Tecnologia, 2025. Disponível em: </w:t>
+      </w:r>
+      <w:r>
+        <w:rPr>
+          <w:rStyle w:val="inqyif"/>
+          <w:rFonts w:ascii="Arial" w:hAnsi="Arial" w:cs="Arial"/>
+        </w:rPr>
+        <w:t>vestibulinhoetec.com.br</w:t>
+      </w:r>
+      <w:r>
+        <w:t>. Acesso em: 2 set. 2026.</w:t>
       </w:r>
     </w:p>
     <w:sectPr>
@@ -9730,7 +9396,7 @@
 </file>
 
 <file path=word/numbering.xml><?xml version="1.0" encoding="utf-8"?>
-<w:numbering xmlns:wpc="http://schemas.microsoft.com/office/word/2010/wordprocessingCanvas" xmlns:cx="http://schemas.microsoft.com/office/drawing/2014/chartex" xmlns:cx1="http://schemas.microsoft.com/office/drawing/2015/9/8/chartex" xmlns:cx2="http://schemas.microsoft.com/office/drawing/2015/10/21/chartex" xmlns:cx3="http://schemas.microsoft.com/office/drawing/2016/5/9/chartex" xmlns:cx4="http://schemas.microsoft.com/office/drawing/2016/5/10/chartex" xmlns:cx5="http://schemas.microsoft.com/office/drawing/2016/5/11/chartex" xmlns:cx6="http://schemas.microsoft.com/office/drawing/2016/5/12/chartex" xmlns:cx7="http://schemas.microsoft.com/office/drawing/2016/5/13/chartex" xmlns:cx8="http://schemas.microsoft.com/office/drawing/2016/5/14/chartex" xmlns:mc="http://schemas.openxmlformats.org/markup-compatibility/2006" xmlns:aink="http://schemas.microsoft.com/office/drawing/2016/ink" xmlns:am3d="http://schemas.microsoft.com/office/drawing/2017/model3d" xmlns:o="urn:schemas-microsoft-com:office:office" xmlns:oel="http://schemas.microsoft.com/office/2019/extlst" xmlns:r="http://schemas.openxmlformats.org/officeDocument/2006/relationships" xmlns:m="http://schemas.openxmlformats.org/officeDocument/2006/math" xmlns:v="urn:schemas-microsoft-com:vml" xmlns:wp14="http://schemas.microsoft.com/office/word/2010/wordprocessingDrawing" xmlns:wp="http://schemas.openxmlformats.org/drawingml/2006/wordprocessingDrawing" xmlns:w10="urn:schemas-microsoft-com:office:word" xmlns:w="http://schemas.openxmlformats.org/wordprocessingml/2006/main" xmlns:w14="http://schemas.microsoft.com/office/word/2010/wordml" xmlns:w15="http://schemas.microsoft.com/office/word/2012/wordml" xmlns:w16cex="http://schemas.microsoft.com/office/word/2018/wordml/cex" xmlns:w16cid="http://schemas.microsoft.com/office/word/2016/wordml/cid" xmlns:w16="http://schemas.microsoft.com/office/word/2018/wordml" xmlns:w16sdtdh="http://schemas.microsoft.com/office/word/2020/wordml/sdtdatahash" xmlns:w16se="http://schemas.microsoft.com/office/word/2015/wordml/symex" xmlns:wpg="http://schemas.microsoft.com/office/word/2010/wordprocessingGroup" xmlns:wpi="http://schemas.microsoft.com/office/word/2010/wordprocessingInk" xmlns:wne="http://schemas.microsoft.com/office/word/2006/wordml" xmlns:wps="http://schemas.microsoft.com/office/word/2010/wordprocessingShape" mc:Ignorable="w14 w15 w16se w16cid w16 w16cex w16sdtdh wp14">
+<w:numbering xmlns:wpc="http://schemas.microsoft.com/office/word/2010/wordprocessingCanvas" xmlns:cx="http://schemas.microsoft.com/office/drawing/2014/chartex" xmlns:mc="http://schemas.openxmlformats.org/markup-compatibility/2006" xmlns:o="urn:schemas-microsoft-com:office:office" xmlns:r="http://schemas.openxmlformats.org/officeDocument/2006/relationships" xmlns:m="http://schemas.openxmlformats.org/officeDocument/2006/math" xmlns:v="urn:schemas-microsoft-com:vml" xmlns:wp14="http://schemas.microsoft.com/office/word/2010/wordprocessingDrawing" xmlns:wp="http://schemas.openxmlformats.org/drawingml/2006/wordprocessingDrawing" xmlns:w10="urn:schemas-microsoft-com:office:word" xmlns:w="http://schemas.openxmlformats.org/wordprocessingml/2006/main" xmlns:w14="http://schemas.microsoft.com/office/word/2010/wordml" xmlns:w15="http://schemas.microsoft.com/office/word/2012/wordml" xmlns:w16se="http://schemas.microsoft.com/office/word/2015/wordml/symex" xmlns:wpg="http://schemas.microsoft.com/office/word/2010/wordprocessingGroup" xmlns:wpi="http://schemas.microsoft.com/office/word/2010/wordprocessingInk" xmlns:wne="http://schemas.microsoft.com/office/word/2006/wordml" xmlns:wps="http://schemas.microsoft.com/office/word/2010/wordprocessingShape" mc:Ignorable="w14 w15 w16se wp14">
   <w:abstractNum w:abstractNumId="0" w15:restartNumberingAfterBreak="0">
     <w:nsid w:val="0AA5201D"/>
     <w:multiLevelType w:val="multilevel"/>
@@ -11618,122 +11284,122 @@
       <w:lvlJc w:val="left"/>
     </w:lvl>
   </w:abstractNum>
-  <w:num w:numId="1" w16cid:durableId="2115468829">
+  <w:num w:numId="1">
     <w:abstractNumId w:val="4"/>
   </w:num>
-  <w:num w:numId="2" w16cid:durableId="546835653">
+  <w:num w:numId="2">
     <w:abstractNumId w:val="14"/>
   </w:num>
-  <w:num w:numId="3" w16cid:durableId="1544948925">
+  <w:num w:numId="3">
     <w:abstractNumId w:val="34"/>
   </w:num>
-  <w:num w:numId="4" w16cid:durableId="856236779">
+  <w:num w:numId="4">
     <w:abstractNumId w:val="26"/>
   </w:num>
-  <w:num w:numId="5" w16cid:durableId="797071791">
+  <w:num w:numId="5">
     <w:abstractNumId w:val="13"/>
   </w:num>
-  <w:num w:numId="6" w16cid:durableId="1479033640">
+  <w:num w:numId="6">
     <w:abstractNumId w:val="12"/>
   </w:num>
-  <w:num w:numId="7" w16cid:durableId="1091580369">
+  <w:num w:numId="7">
     <w:abstractNumId w:val="19"/>
   </w:num>
-  <w:num w:numId="8" w16cid:durableId="1777943784">
+  <w:num w:numId="8">
     <w:abstractNumId w:val="25"/>
   </w:num>
-  <w:num w:numId="9" w16cid:durableId="744498459">
+  <w:num w:numId="9">
     <w:abstractNumId w:val="30"/>
   </w:num>
-  <w:num w:numId="10" w16cid:durableId="400180631">
+  <w:num w:numId="10">
     <w:abstractNumId w:val="21"/>
   </w:num>
-  <w:num w:numId="11" w16cid:durableId="1959333347">
+  <w:num w:numId="11">
     <w:abstractNumId w:val="8"/>
   </w:num>
-  <w:num w:numId="12" w16cid:durableId="1952740131">
+  <w:num w:numId="12">
     <w:abstractNumId w:val="23"/>
   </w:num>
-  <w:num w:numId="13" w16cid:durableId="685525719">
+  <w:num w:numId="13">
     <w:abstractNumId w:val="22"/>
   </w:num>
-  <w:num w:numId="14" w16cid:durableId="1031028921">
+  <w:num w:numId="14">
     <w:abstractNumId w:val="2"/>
   </w:num>
-  <w:num w:numId="15" w16cid:durableId="858279438">
+  <w:num w:numId="15">
     <w:abstractNumId w:val="5"/>
   </w:num>
-  <w:num w:numId="16" w16cid:durableId="50008382">
+  <w:num w:numId="16">
     <w:abstractNumId w:val="27"/>
   </w:num>
-  <w:num w:numId="17" w16cid:durableId="1286421346">
+  <w:num w:numId="17">
     <w:abstractNumId w:val="28"/>
   </w:num>
-  <w:num w:numId="18" w16cid:durableId="1507673000">
+  <w:num w:numId="18">
     <w:abstractNumId w:val="7"/>
   </w:num>
-  <w:num w:numId="19" w16cid:durableId="1914313124">
+  <w:num w:numId="19">
     <w:abstractNumId w:val="24"/>
   </w:num>
-  <w:num w:numId="20" w16cid:durableId="1876887383">
+  <w:num w:numId="20">
     <w:abstractNumId w:val="33"/>
   </w:num>
-  <w:num w:numId="21" w16cid:durableId="2025788963">
+  <w:num w:numId="21">
     <w:abstractNumId w:val="9"/>
   </w:num>
-  <w:num w:numId="22" w16cid:durableId="1069496467">
+  <w:num w:numId="22">
     <w:abstractNumId w:val="16"/>
   </w:num>
-  <w:num w:numId="23" w16cid:durableId="1564681107">
+  <w:num w:numId="23">
     <w:abstractNumId w:val="1"/>
   </w:num>
-  <w:num w:numId="24" w16cid:durableId="1297832526">
+  <w:num w:numId="24">
     <w:abstractNumId w:val="3"/>
   </w:num>
-  <w:num w:numId="25" w16cid:durableId="17434239">
+  <w:num w:numId="25">
     <w:abstractNumId w:val="18"/>
   </w:num>
-  <w:num w:numId="26" w16cid:durableId="474181174">
+  <w:num w:numId="26">
     <w:abstractNumId w:val="0"/>
   </w:num>
-  <w:num w:numId="27" w16cid:durableId="2075661125">
+  <w:num w:numId="27">
     <w:abstractNumId w:val="20"/>
   </w:num>
-  <w:num w:numId="28" w16cid:durableId="1363628554">
+  <w:num w:numId="28">
     <w:abstractNumId w:val="32"/>
   </w:num>
-  <w:num w:numId="29" w16cid:durableId="1287925587">
+  <w:num w:numId="29">
     <w:abstractNumId w:val="35"/>
   </w:num>
-  <w:num w:numId="30" w16cid:durableId="413550055">
+  <w:num w:numId="30">
     <w:abstractNumId w:val="31"/>
   </w:num>
-  <w:num w:numId="31" w16cid:durableId="1646155243">
+  <w:num w:numId="31">
     <w:abstractNumId w:val="29"/>
   </w:num>
-  <w:num w:numId="32" w16cid:durableId="1763338809">
+  <w:num w:numId="32">
     <w:abstractNumId w:val="15"/>
   </w:num>
-  <w:num w:numId="33" w16cid:durableId="1754008632">
+  <w:num w:numId="33">
     <w:abstractNumId w:val="6"/>
   </w:num>
-  <w:num w:numId="34" w16cid:durableId="967322515">
+  <w:num w:numId="34">
     <w:abstractNumId w:val="10"/>
   </w:num>
-  <w:num w:numId="35" w16cid:durableId="1347827245">
+  <w:num w:numId="35">
     <w:abstractNumId w:val="11"/>
   </w:num>
-  <w:num w:numId="36" w16cid:durableId="1498183121">
+  <w:num w:numId="36">
     <w:abstractNumId w:val="17"/>
   </w:num>
-  <w:num w:numId="37" w16cid:durableId="1837459622">
+  <w:num w:numId="37">
     <w:abstractNumId w:val="36"/>
   </w:num>
 </w:numbering>
 </file>
 
 <file path=word/styles.xml><?xml version="1.0" encoding="utf-8"?>
-<w:styles xmlns:mc="http://schemas.openxmlformats.org/markup-compatibility/2006" xmlns:r="http://schemas.openxmlformats.org/officeDocument/2006/relationships" xmlns:w="http://schemas.openxmlformats.org/wordprocessingml/2006/main" xmlns:w14="http://schemas.microsoft.com/office/word/2010/wordml" xmlns:w15="http://schemas.microsoft.com/office/word/2012/wordml" xmlns:w16cex="http://schemas.microsoft.com/office/word/2018/wordml/cex" xmlns:w16cid="http://schemas.microsoft.com/office/word/2016/wordml/cid" xmlns:w16="http://schemas.microsoft.com/office/word/2018/wordml" xmlns:w16sdtdh="http://schemas.microsoft.com/office/word/2020/wordml/sdtdatahash" xmlns:w16se="http://schemas.microsoft.com/office/word/2015/wordml/symex" mc:Ignorable="w14 w15 w16se w16cid w16 w16cex w16sdtdh">
+<w:styles xmlns:mc="http://schemas.openxmlformats.org/markup-compatibility/2006" xmlns:r="http://schemas.openxmlformats.org/officeDocument/2006/relationships" xmlns:w="http://schemas.openxmlformats.org/wordprocessingml/2006/main" xmlns:w14="http://schemas.microsoft.com/office/word/2010/wordml" xmlns:w15="http://schemas.microsoft.com/office/word/2012/wordml" xmlns:w16se="http://schemas.microsoft.com/office/word/2015/wordml/symex" mc:Ignorable="w14 w15 w16se">
   <w:docDefaults>
     <w:rPrDefault>
       <w:rPr>
@@ -11751,7 +11417,7 @@
       </w:pPr>
     </w:pPrDefault>
   </w:docDefaults>
-  <w:latentStyles w:defLockedState="0" w:defUIPriority="99" w:defSemiHidden="0" w:defUnhideWhenUsed="0" w:defQFormat="0" w:count="376">
+  <w:latentStyles w:defLockedState="0" w:defUIPriority="99" w:defSemiHidden="0" w:defUnhideWhenUsed="0" w:defQFormat="0" w:count="371">
     <w:lsdException w:name="Normal" w:uiPriority="0" w:qFormat="1"/>
     <w:lsdException w:name="heading 1" w:uiPriority="9" w:qFormat="1"/>
     <w:lsdException w:name="heading 2" w:semiHidden="1" w:uiPriority="9" w:unhideWhenUsed="1" w:qFormat="1"/>
@@ -12123,11 +11789,6 @@
     <w:lsdException w:name="List Table 5 Dark Accent 6" w:uiPriority="50"/>
     <w:lsdException w:name="List Table 6 Colorful Accent 6" w:uiPriority="51"/>
     <w:lsdException w:name="List Table 7 Colorful Accent 6" w:uiPriority="52"/>
-    <w:lsdException w:name="Mention" w:semiHidden="1" w:unhideWhenUsed="1"/>
-    <w:lsdException w:name="Smart Hyperlink" w:semiHidden="1" w:unhideWhenUsed="1"/>
-    <w:lsdException w:name="Hashtag" w:semiHidden="1" w:unhideWhenUsed="1"/>
-    <w:lsdException w:name="Unresolved Mention" w:semiHidden="1" w:unhideWhenUsed="1"/>
-    <w:lsdException w:name="Smart Link" w:semiHidden="1" w:unhideWhenUsed="1"/>
   </w:latentStyles>
   <w:style w:type="paragraph" w:default="1" w:styleId="Normal">
     <w:name w:val="Normal"/>
@@ -12159,6 +11820,22 @@
     <w:uiPriority w:val="99"/>
     <w:semiHidden/>
     <w:unhideWhenUsed/>
+  </w:style>
+  <w:style w:type="character" w:styleId="Forte">
+    <w:name w:val="Strong"/>
+    <w:basedOn w:val="Fontepargpadro"/>
+    <w:uiPriority w:val="22"/>
+    <w:qFormat/>
+    <w:rsid w:val="006C2C46"/>
+    <w:rPr>
+      <w:b/>
+      <w:bCs/>
+    </w:rPr>
+  </w:style>
+  <w:style w:type="character" w:customStyle="1" w:styleId="inqyif">
+    <w:name w:val="inqyif"/>
+    <w:basedOn w:val="Fontepargpadro"/>
+    <w:rsid w:val="006C2C46"/>
   </w:style>
 </w:styles>
 </file>
